--- a/documentos/Documento_Diseno_Iteracion_1_Grupo_4.docx
+++ b/documentos/Documento_Diseno_Iteracion_1_Grupo_4.docx
@@ -14,12 +14,12 @@
           <wp:inline distB="0" distT="0" distL="0" distR="0">
             <wp:extent cx="1809750" cy="876300"/>
             <wp:effectExtent b="0" l="0" r="0" t="0"/>
-            <wp:docPr descr="Logo Universidad CENFOTEC" id="11" name="image1.png"/>
+            <wp:docPr descr="Logo Universidad CENFOTEC" id="11" name="image12.png"/>
             <a:graphic>
               <a:graphicData uri="http://schemas.openxmlformats.org/drawingml/2006/picture">
                 <pic:pic>
                   <pic:nvPicPr>
-                    <pic:cNvPr descr="Logo Universidad CENFOTEC" id="0" name="image1.png"/>
+                    <pic:cNvPr descr="Logo Universidad CENFOTEC" id="0" name="image12.png"/>
                     <pic:cNvPicPr preferRelativeResize="0"/>
                   </pic:nvPicPr>
                   <pic:blipFill>
@@ -265,7 +265,7 @@
       <w:pPr>
         <w:pageBreakBefore w:val="1"/>
         <w:spacing w:after="360" w:line="240" w:lineRule="auto"/>
-        <w:jc w:val="center"/>
+        <w:jc w:val="both"/>
         <w:rPr/>
       </w:pPr>
       <w:r>
@@ -286,7 +286,7 @@
     </w:p>
     <w:sdt>
       <w:sdtPr>
-        <w:id w:val="335845089"/>
+        <w:id w:val="1169833062"/>
         <w:docPartObj>
           <w:docPartGallery w:val="Table of Contents"/>
           <w:docPartUnique w:val="1"/>
@@ -295,13 +295,25 @@
       <w:sdtContent>
         <w:p>
           <w:pPr>
+            <w:widowControl w:val="0"/>
             <w:tabs>
-              <w:tab w:val="right" w:leader="none" w:pos="9026"/>
+              <w:tab w:val="right" w:leader="none" w:pos="12000"/>
             </w:tabs>
-            <w:spacing w:after="40" w:before="120" w:line="240" w:lineRule="auto"/>
+            <w:spacing w:before="60" w:line="240" w:lineRule="auto"/>
             <w:rPr>
+              <w:rFonts w:ascii="Arial" w:cs="Arial" w:eastAsia="Arial" w:hAnsi="Arial"/>
               <w:b w:val="1"/>
               <w:bCs w:val="1"/>
+              <w:i w:val="0"/>
+              <w:iCs w:val="0"/>
+              <w:smallCaps w:val="0"/>
+              <w:strike w:val="0"/>
+              <w:color w:val="000000"/>
+              <w:sz w:val="22"/>
+              <w:szCs w:val="22"/>
+              <w:u w:val="none"/>
+              <w:shd w:fill="auto" w:val="clear"/>
+              <w:vertAlign w:val="baseline"/>
             </w:rPr>
           </w:pPr>
           <w:r>
@@ -309,491 +321,1242 @@
             <w:instrText xml:space="preserve"> TOC \h \u \z \t "Heading 1,1,Heading 2,2,"</w:instrText>
             <w:fldChar w:fldCharType="separate"/>
           </w:r>
+          <w:hyperlink w:anchor="">
+            <w:r>
+              <w:rPr>
+                <w:rFonts w:ascii="Arial" w:cs="Arial" w:eastAsia="Arial" w:hAnsi="Arial"/>
+                <w:b w:val="1"/>
+                <w:bCs w:val="1"/>
+                <w:i w:val="0"/>
+                <w:iCs w:val="0"/>
+                <w:smallCaps w:val="0"/>
+                <w:strike w:val="0"/>
+                <w:color w:val="000000"/>
+                <w:sz w:val="22"/>
+                <w:szCs w:val="22"/>
+                <w:u w:val="none"/>
+                <w:shd w:fill="auto" w:val="clear"/>
+                <w:vertAlign w:val="baseline"/>
+                <w:rtl w:val="0"/>
+              </w:rPr>
+              <w:t xml:space="preserve">1. Introducción</w:t>
+              <w:tab/>
+              <w:t xml:space="preserve">3</w:t>
+            </w:r>
+          </w:hyperlink>
           <w:r>
             <w:rPr>
-              <w:b w:val="1"/>
-              <w:bCs w:val="1"/>
               <w:rtl w:val="0"/>
             </w:rPr>
-            <w:t xml:space="preserve">Tabla de contenidos</w:t>
-            <w:tab/>
-            <w:t xml:space="preserve">2</w:t>
           </w:r>
         </w:p>
         <w:p>
           <w:pPr>
+            <w:widowControl w:val="0"/>
             <w:tabs>
-              <w:tab w:val="right" w:leader="none" w:pos="9026"/>
+              <w:tab w:val="right" w:leader="none" w:pos="12000"/>
             </w:tabs>
-            <w:spacing w:after="40" w:before="120" w:line="240" w:lineRule="auto"/>
+            <w:spacing w:before="60" w:line="240" w:lineRule="auto"/>
+            <w:ind w:left="360" w:firstLine="0"/>
             <w:rPr>
-              <w:b w:val="1"/>
-              <w:bCs w:val="1"/>
+              <w:rFonts w:ascii="Arial" w:cs="Arial" w:eastAsia="Arial" w:hAnsi="Arial"/>
+              <w:b w:val="0"/>
+              <w:bCs w:val="0"/>
+              <w:i w:val="0"/>
+              <w:iCs w:val="0"/>
+              <w:smallCaps w:val="0"/>
+              <w:strike w:val="0"/>
+              <w:color w:val="000000"/>
+              <w:sz w:val="22"/>
+              <w:szCs w:val="22"/>
+              <w:u w:val="none"/>
+              <w:shd w:fill="auto" w:val="clear"/>
+              <w:vertAlign w:val="baseline"/>
             </w:rPr>
           </w:pPr>
+          <w:hyperlink w:anchor="">
+            <w:r>
+              <w:rPr>
+                <w:rFonts w:ascii="Arial" w:cs="Arial" w:eastAsia="Arial" w:hAnsi="Arial"/>
+                <w:b w:val="0"/>
+                <w:bCs w:val="0"/>
+                <w:i w:val="0"/>
+                <w:iCs w:val="0"/>
+                <w:smallCaps w:val="0"/>
+                <w:strike w:val="0"/>
+                <w:color w:val="000000"/>
+                <w:sz w:val="22"/>
+                <w:szCs w:val="22"/>
+                <w:u w:val="none"/>
+                <w:shd w:fill="auto" w:val="clear"/>
+                <w:vertAlign w:val="baseline"/>
+                <w:rtl w:val="0"/>
+              </w:rPr>
+              <w:t xml:space="preserve">1.1 Propósito</w:t>
+              <w:tab/>
+              <w:t xml:space="preserve">3</w:t>
+            </w:r>
+          </w:hyperlink>
           <w:r>
             <w:rPr>
-              <w:b w:val="1"/>
-              <w:bCs w:val="1"/>
               <w:rtl w:val="0"/>
             </w:rPr>
-            <w:t xml:space="preserve">1. Introducción</w:t>
-            <w:tab/>
-            <w:t xml:space="preserve">3</w:t>
           </w:r>
         </w:p>
         <w:p>
           <w:pPr>
+            <w:widowControl w:val="0"/>
             <w:tabs>
-              <w:tab w:val="right" w:leader="none" w:pos="9026"/>
+              <w:tab w:val="right" w:leader="none" w:pos="12000"/>
             </w:tabs>
-            <w:spacing w:after="40" w:line="240" w:lineRule="auto"/>
-            <w:ind w:left="440" w:firstLine="0"/>
-            <w:rPr/>
+            <w:spacing w:before="60" w:line="240" w:lineRule="auto"/>
+            <w:ind w:left="360" w:firstLine="0"/>
+            <w:rPr>
+              <w:rFonts w:ascii="Arial" w:cs="Arial" w:eastAsia="Arial" w:hAnsi="Arial"/>
+              <w:b w:val="0"/>
+              <w:bCs w:val="0"/>
+              <w:i w:val="0"/>
+              <w:iCs w:val="0"/>
+              <w:smallCaps w:val="0"/>
+              <w:strike w:val="0"/>
+              <w:color w:val="000000"/>
+              <w:sz w:val="22"/>
+              <w:szCs w:val="22"/>
+              <w:u w:val="none"/>
+              <w:shd w:fill="auto" w:val="clear"/>
+              <w:vertAlign w:val="baseline"/>
+            </w:rPr>
           </w:pPr>
+          <w:hyperlink w:anchor="">
+            <w:r>
+              <w:rPr>
+                <w:rFonts w:ascii="Arial" w:cs="Arial" w:eastAsia="Arial" w:hAnsi="Arial"/>
+                <w:b w:val="0"/>
+                <w:bCs w:val="0"/>
+                <w:i w:val="0"/>
+                <w:iCs w:val="0"/>
+                <w:smallCaps w:val="0"/>
+                <w:strike w:val="0"/>
+                <w:color w:val="000000"/>
+                <w:sz w:val="22"/>
+                <w:szCs w:val="22"/>
+                <w:u w:val="none"/>
+                <w:shd w:fill="auto" w:val="clear"/>
+                <w:vertAlign w:val="baseline"/>
+                <w:rtl w:val="0"/>
+              </w:rPr>
+              <w:t xml:space="preserve">1.2 Alcance</w:t>
+              <w:tab/>
+              <w:t xml:space="preserve">3</w:t>
+            </w:r>
+          </w:hyperlink>
           <w:r>
             <w:rPr>
               <w:rtl w:val="0"/>
             </w:rPr>
-            <w:t xml:space="preserve">1.1 Propósito</w:t>
-            <w:tab/>
-            <w:t xml:space="preserve">3</w:t>
           </w:r>
         </w:p>
         <w:p>
           <w:pPr>
+            <w:widowControl w:val="0"/>
             <w:tabs>
-              <w:tab w:val="right" w:leader="none" w:pos="9026"/>
+              <w:tab w:val="right" w:leader="none" w:pos="12000"/>
             </w:tabs>
-            <w:spacing w:after="40" w:line="240" w:lineRule="auto"/>
-            <w:ind w:left="440" w:firstLine="0"/>
-            <w:rPr/>
+            <w:spacing w:before="60" w:line="240" w:lineRule="auto"/>
+            <w:ind w:left="360" w:firstLine="0"/>
+            <w:rPr>
+              <w:rFonts w:ascii="Arial" w:cs="Arial" w:eastAsia="Arial" w:hAnsi="Arial"/>
+              <w:b w:val="0"/>
+              <w:bCs w:val="0"/>
+              <w:i w:val="0"/>
+              <w:iCs w:val="0"/>
+              <w:smallCaps w:val="0"/>
+              <w:strike w:val="0"/>
+              <w:color w:val="000000"/>
+              <w:sz w:val="22"/>
+              <w:szCs w:val="22"/>
+              <w:u w:val="none"/>
+              <w:shd w:fill="auto" w:val="clear"/>
+              <w:vertAlign w:val="baseline"/>
+            </w:rPr>
           </w:pPr>
+          <w:hyperlink w:anchor="">
+            <w:r>
+              <w:rPr>
+                <w:rFonts w:ascii="Arial" w:cs="Arial" w:eastAsia="Arial" w:hAnsi="Arial"/>
+                <w:b w:val="0"/>
+                <w:bCs w:val="0"/>
+                <w:i w:val="0"/>
+                <w:iCs w:val="0"/>
+                <w:smallCaps w:val="0"/>
+                <w:strike w:val="0"/>
+                <w:color w:val="000000"/>
+                <w:sz w:val="22"/>
+                <w:szCs w:val="22"/>
+                <w:u w:val="none"/>
+                <w:shd w:fill="auto" w:val="clear"/>
+                <w:vertAlign w:val="baseline"/>
+                <w:rtl w:val="0"/>
+              </w:rPr>
+              <w:t xml:space="preserve">1.3 Definiciones, acrónimos y abreviaturas</w:t>
+              <w:tab/>
+              <w:t xml:space="preserve">3</w:t>
+            </w:r>
+          </w:hyperlink>
           <w:r>
             <w:rPr>
               <w:rtl w:val="0"/>
             </w:rPr>
-            <w:t xml:space="preserve">1.2 Alcance</w:t>
-            <w:tab/>
-            <w:t xml:space="preserve">3</w:t>
           </w:r>
         </w:p>
         <w:p>
           <w:pPr>
+            <w:widowControl w:val="0"/>
             <w:tabs>
-              <w:tab w:val="right" w:leader="none" w:pos="9026"/>
+              <w:tab w:val="right" w:leader="none" w:pos="12000"/>
             </w:tabs>
-            <w:spacing w:after="40" w:line="240" w:lineRule="auto"/>
-            <w:ind w:left="440" w:firstLine="0"/>
-            <w:rPr/>
+            <w:spacing w:before="60" w:line="240" w:lineRule="auto"/>
+            <w:rPr>
+              <w:rFonts w:ascii="Arial" w:cs="Arial" w:eastAsia="Arial" w:hAnsi="Arial"/>
+              <w:b w:val="1"/>
+              <w:bCs w:val="1"/>
+              <w:i w:val="0"/>
+              <w:iCs w:val="0"/>
+              <w:smallCaps w:val="0"/>
+              <w:strike w:val="0"/>
+              <w:color w:val="000000"/>
+              <w:sz w:val="22"/>
+              <w:szCs w:val="22"/>
+              <w:u w:val="none"/>
+              <w:shd w:fill="auto" w:val="clear"/>
+              <w:vertAlign w:val="baseline"/>
+            </w:rPr>
           </w:pPr>
+          <w:hyperlink w:anchor="">
+            <w:r>
+              <w:rPr>
+                <w:rFonts w:ascii="Arial" w:cs="Arial" w:eastAsia="Arial" w:hAnsi="Arial"/>
+                <w:b w:val="1"/>
+                <w:bCs w:val="1"/>
+                <w:i w:val="0"/>
+                <w:iCs w:val="0"/>
+                <w:smallCaps w:val="0"/>
+                <w:strike w:val="0"/>
+                <w:color w:val="000000"/>
+                <w:sz w:val="22"/>
+                <w:szCs w:val="22"/>
+                <w:u w:val="none"/>
+                <w:shd w:fill="auto" w:val="clear"/>
+                <w:vertAlign w:val="baseline"/>
+                <w:rtl w:val="0"/>
+              </w:rPr>
+              <w:t xml:space="preserve">2. Descripción General del Diseño</w:t>
+              <w:tab/>
+              <w:t xml:space="preserve">5</w:t>
+            </w:r>
+          </w:hyperlink>
           <w:r>
             <w:rPr>
               <w:rtl w:val="0"/>
             </w:rPr>
-            <w:t xml:space="preserve">1.3 Definiciones, acrónimos y abreviaturas</w:t>
-            <w:tab/>
-            <w:t xml:space="preserve">3</w:t>
           </w:r>
         </w:p>
         <w:p>
           <w:pPr>
+            <w:widowControl w:val="0"/>
             <w:tabs>
-              <w:tab w:val="right" w:leader="none" w:pos="9026"/>
+              <w:tab w:val="right" w:leader="none" w:pos="12000"/>
             </w:tabs>
-            <w:spacing w:after="40" w:before="120" w:line="240" w:lineRule="auto"/>
+            <w:spacing w:before="60" w:line="240" w:lineRule="auto"/>
+            <w:ind w:left="360" w:firstLine="0"/>
             <w:rPr>
-              <w:b w:val="1"/>
-              <w:bCs w:val="1"/>
+              <w:rFonts w:ascii="Arial" w:cs="Arial" w:eastAsia="Arial" w:hAnsi="Arial"/>
+              <w:b w:val="0"/>
+              <w:bCs w:val="0"/>
+              <w:i w:val="0"/>
+              <w:iCs w:val="0"/>
+              <w:smallCaps w:val="0"/>
+              <w:strike w:val="0"/>
+              <w:color w:val="000000"/>
+              <w:sz w:val="22"/>
+              <w:szCs w:val="22"/>
+              <w:u w:val="none"/>
+              <w:shd w:fill="auto" w:val="clear"/>
+              <w:vertAlign w:val="baseline"/>
             </w:rPr>
           </w:pPr>
+          <w:hyperlink w:anchor="">
+            <w:r>
+              <w:rPr>
+                <w:rFonts w:ascii="Arial" w:cs="Arial" w:eastAsia="Arial" w:hAnsi="Arial"/>
+                <w:b w:val="0"/>
+                <w:bCs w:val="0"/>
+                <w:i w:val="0"/>
+                <w:iCs w:val="0"/>
+                <w:smallCaps w:val="0"/>
+                <w:strike w:val="0"/>
+                <w:color w:val="000000"/>
+                <w:sz w:val="22"/>
+                <w:szCs w:val="22"/>
+                <w:u w:val="none"/>
+                <w:shd w:fill="auto" w:val="clear"/>
+                <w:vertAlign w:val="baseline"/>
+                <w:rtl w:val="0"/>
+              </w:rPr>
+              <w:t xml:space="preserve">2.1 Visión del producto</w:t>
+              <w:tab/>
+              <w:t xml:space="preserve">5</w:t>
+            </w:r>
+          </w:hyperlink>
           <w:r>
             <w:rPr>
-              <w:b w:val="1"/>
-              <w:bCs w:val="1"/>
               <w:rtl w:val="0"/>
             </w:rPr>
-            <w:t xml:space="preserve">2. Descripción General del Diseño</w:t>
-            <w:tab/>
-            <w:t xml:space="preserve">4</w:t>
           </w:r>
         </w:p>
         <w:p>
           <w:pPr>
+            <w:widowControl w:val="0"/>
             <w:tabs>
-              <w:tab w:val="right" w:leader="none" w:pos="9026"/>
+              <w:tab w:val="right" w:leader="none" w:pos="12000"/>
             </w:tabs>
-            <w:spacing w:after="40" w:line="240" w:lineRule="auto"/>
-            <w:ind w:left="440" w:firstLine="0"/>
-            <w:rPr/>
+            <w:spacing w:before="60" w:line="240" w:lineRule="auto"/>
+            <w:ind w:left="360" w:firstLine="0"/>
+            <w:rPr>
+              <w:rFonts w:ascii="Arial" w:cs="Arial" w:eastAsia="Arial" w:hAnsi="Arial"/>
+              <w:b w:val="0"/>
+              <w:bCs w:val="0"/>
+              <w:i w:val="0"/>
+              <w:iCs w:val="0"/>
+              <w:smallCaps w:val="0"/>
+              <w:strike w:val="0"/>
+              <w:color w:val="000000"/>
+              <w:sz w:val="22"/>
+              <w:szCs w:val="22"/>
+              <w:u w:val="none"/>
+              <w:shd w:fill="auto" w:val="clear"/>
+              <w:vertAlign w:val="baseline"/>
+            </w:rPr>
           </w:pPr>
+          <w:hyperlink w:anchor="">
+            <w:r>
+              <w:rPr>
+                <w:rFonts w:ascii="Arial" w:cs="Arial" w:eastAsia="Arial" w:hAnsi="Arial"/>
+                <w:b w:val="0"/>
+                <w:bCs w:val="0"/>
+                <w:i w:val="0"/>
+                <w:iCs w:val="0"/>
+                <w:smallCaps w:val="0"/>
+                <w:strike w:val="0"/>
+                <w:color w:val="000000"/>
+                <w:sz w:val="22"/>
+                <w:szCs w:val="22"/>
+                <w:u w:val="none"/>
+                <w:shd w:fill="auto" w:val="clear"/>
+                <w:vertAlign w:val="baseline"/>
+                <w:rtl w:val="0"/>
+              </w:rPr>
+              <w:t xml:space="preserve">2.2 Objetivos del diseño</w:t>
+              <w:tab/>
+              <w:t xml:space="preserve">5</w:t>
+            </w:r>
+          </w:hyperlink>
           <w:r>
             <w:rPr>
               <w:rtl w:val="0"/>
             </w:rPr>
-            <w:t xml:space="preserve">2.1 Visión del producto</w:t>
-            <w:tab/>
-            <w:t xml:space="preserve">4</w:t>
           </w:r>
         </w:p>
         <w:p>
           <w:pPr>
+            <w:widowControl w:val="0"/>
             <w:tabs>
-              <w:tab w:val="right" w:leader="none" w:pos="9026"/>
+              <w:tab w:val="right" w:leader="none" w:pos="12000"/>
             </w:tabs>
-            <w:spacing w:after="40" w:line="240" w:lineRule="auto"/>
-            <w:ind w:left="440" w:firstLine="0"/>
-            <w:rPr/>
+            <w:spacing w:before="60" w:line="240" w:lineRule="auto"/>
+            <w:ind w:left="360" w:firstLine="0"/>
+            <w:rPr>
+              <w:rFonts w:ascii="Arial" w:cs="Arial" w:eastAsia="Arial" w:hAnsi="Arial"/>
+              <w:b w:val="0"/>
+              <w:bCs w:val="0"/>
+              <w:i w:val="0"/>
+              <w:iCs w:val="0"/>
+              <w:smallCaps w:val="0"/>
+              <w:strike w:val="0"/>
+              <w:color w:val="000000"/>
+              <w:sz w:val="22"/>
+              <w:szCs w:val="22"/>
+              <w:u w:val="none"/>
+              <w:shd w:fill="auto" w:val="clear"/>
+              <w:vertAlign w:val="baseline"/>
+            </w:rPr>
           </w:pPr>
+          <w:hyperlink w:anchor="">
+            <w:r>
+              <w:rPr>
+                <w:rFonts w:ascii="Arial" w:cs="Arial" w:eastAsia="Arial" w:hAnsi="Arial"/>
+                <w:b w:val="0"/>
+                <w:bCs w:val="0"/>
+                <w:i w:val="0"/>
+                <w:iCs w:val="0"/>
+                <w:smallCaps w:val="0"/>
+                <w:strike w:val="0"/>
+                <w:color w:val="000000"/>
+                <w:sz w:val="22"/>
+                <w:szCs w:val="22"/>
+                <w:u w:val="none"/>
+                <w:shd w:fill="auto" w:val="clear"/>
+                <w:vertAlign w:val="baseline"/>
+                <w:rtl w:val="0"/>
+              </w:rPr>
+              <w:t xml:space="preserve">2.3 Supuestos y dependencias</w:t>
+              <w:tab/>
+              <w:t xml:space="preserve">5</w:t>
+            </w:r>
+          </w:hyperlink>
           <w:r>
             <w:rPr>
               <w:rtl w:val="0"/>
             </w:rPr>
-            <w:t xml:space="preserve">2.2 Objetivos del diseño</w:t>
-            <w:tab/>
-            <w:t xml:space="preserve">4</w:t>
           </w:r>
         </w:p>
         <w:p>
           <w:pPr>
+            <w:widowControl w:val="0"/>
             <w:tabs>
-              <w:tab w:val="right" w:leader="none" w:pos="9026"/>
+              <w:tab w:val="right" w:leader="none" w:pos="12000"/>
             </w:tabs>
-            <w:spacing w:after="40" w:line="240" w:lineRule="auto"/>
-            <w:ind w:left="440" w:firstLine="0"/>
-            <w:rPr/>
+            <w:spacing w:before="60" w:line="240" w:lineRule="auto"/>
+            <w:rPr>
+              <w:rFonts w:ascii="Arial" w:cs="Arial" w:eastAsia="Arial" w:hAnsi="Arial"/>
+              <w:b w:val="1"/>
+              <w:bCs w:val="1"/>
+              <w:i w:val="0"/>
+              <w:iCs w:val="0"/>
+              <w:smallCaps w:val="0"/>
+              <w:strike w:val="0"/>
+              <w:color w:val="000000"/>
+              <w:sz w:val="22"/>
+              <w:szCs w:val="22"/>
+              <w:u w:val="none"/>
+              <w:shd w:fill="auto" w:val="clear"/>
+              <w:vertAlign w:val="baseline"/>
+            </w:rPr>
           </w:pPr>
+          <w:hyperlink w:anchor="">
+            <w:r>
+              <w:rPr>
+                <w:rFonts w:ascii="Arial" w:cs="Arial" w:eastAsia="Arial" w:hAnsi="Arial"/>
+                <w:b w:val="1"/>
+                <w:bCs w:val="1"/>
+                <w:i w:val="0"/>
+                <w:iCs w:val="0"/>
+                <w:smallCaps w:val="0"/>
+                <w:strike w:val="0"/>
+                <w:color w:val="000000"/>
+                <w:sz w:val="22"/>
+                <w:szCs w:val="22"/>
+                <w:u w:val="none"/>
+                <w:shd w:fill="auto" w:val="clear"/>
+                <w:vertAlign w:val="baseline"/>
+                <w:rtl w:val="0"/>
+              </w:rPr>
+              <w:t xml:space="preserve">3. Arquitectura y Estructura del Proyecto</w:t>
+              <w:tab/>
+              <w:t xml:space="preserve">6</w:t>
+            </w:r>
+          </w:hyperlink>
           <w:r>
             <w:rPr>
               <w:rtl w:val="0"/>
             </w:rPr>
-            <w:t xml:space="preserve">2.3 Supuestos y dependencias</w:t>
-            <w:tab/>
-            <w:t xml:space="preserve">4</w:t>
           </w:r>
         </w:p>
         <w:p>
           <w:pPr>
+            <w:widowControl w:val="0"/>
             <w:tabs>
-              <w:tab w:val="right" w:leader="none" w:pos="9026"/>
+              <w:tab w:val="right" w:leader="none" w:pos="12000"/>
             </w:tabs>
-            <w:spacing w:after="40" w:before="120" w:line="240" w:lineRule="auto"/>
+            <w:spacing w:before="60" w:line="240" w:lineRule="auto"/>
+            <w:ind w:left="360" w:firstLine="0"/>
             <w:rPr>
-              <w:b w:val="1"/>
-              <w:bCs w:val="1"/>
+              <w:rFonts w:ascii="Arial" w:cs="Arial" w:eastAsia="Arial" w:hAnsi="Arial"/>
+              <w:b w:val="0"/>
+              <w:bCs w:val="0"/>
+              <w:i w:val="0"/>
+              <w:iCs w:val="0"/>
+              <w:smallCaps w:val="0"/>
+              <w:strike w:val="0"/>
+              <w:color w:val="000000"/>
+              <w:sz w:val="22"/>
+              <w:szCs w:val="22"/>
+              <w:u w:val="none"/>
+              <w:shd w:fill="auto" w:val="clear"/>
+              <w:vertAlign w:val="baseline"/>
             </w:rPr>
           </w:pPr>
+          <w:hyperlink w:anchor="">
+            <w:r>
+              <w:rPr>
+                <w:rFonts w:ascii="Arial" w:cs="Arial" w:eastAsia="Arial" w:hAnsi="Arial"/>
+                <w:b w:val="0"/>
+                <w:bCs w:val="0"/>
+                <w:i w:val="0"/>
+                <w:iCs w:val="0"/>
+                <w:smallCaps w:val="0"/>
+                <w:strike w:val="0"/>
+                <w:color w:val="000000"/>
+                <w:sz w:val="22"/>
+                <w:szCs w:val="22"/>
+                <w:u w:val="none"/>
+                <w:shd w:fill="auto" w:val="clear"/>
+                <w:vertAlign w:val="baseline"/>
+                <w:rtl w:val="0"/>
+              </w:rPr>
+              <w:t xml:space="preserve">3.1 Estructura de carpetas y archivos</w:t>
+              <w:tab/>
+              <w:t xml:space="preserve">6</w:t>
+            </w:r>
+          </w:hyperlink>
           <w:r>
             <w:rPr>
-              <w:b w:val="1"/>
-              <w:bCs w:val="1"/>
               <w:rtl w:val="0"/>
             </w:rPr>
-            <w:t xml:space="preserve">3. Arquitectura y Estructura del Proyecto</w:t>
-            <w:tab/>
-            <w:t xml:space="preserve">5</w:t>
           </w:r>
         </w:p>
         <w:p>
           <w:pPr>
+            <w:widowControl w:val="0"/>
             <w:tabs>
-              <w:tab w:val="right" w:leader="none" w:pos="9026"/>
+              <w:tab w:val="right" w:leader="none" w:pos="12000"/>
             </w:tabs>
-            <w:spacing w:after="40" w:line="240" w:lineRule="auto"/>
-            <w:ind w:left="440" w:firstLine="0"/>
-            <w:rPr/>
+            <w:spacing w:before="60" w:line="240" w:lineRule="auto"/>
+            <w:ind w:left="360" w:firstLine="0"/>
+            <w:rPr>
+              <w:rFonts w:ascii="Arial" w:cs="Arial" w:eastAsia="Arial" w:hAnsi="Arial"/>
+              <w:b w:val="0"/>
+              <w:bCs w:val="0"/>
+              <w:i w:val="0"/>
+              <w:iCs w:val="0"/>
+              <w:smallCaps w:val="0"/>
+              <w:strike w:val="0"/>
+              <w:color w:val="000000"/>
+              <w:sz w:val="22"/>
+              <w:szCs w:val="22"/>
+              <w:u w:val="none"/>
+              <w:shd w:fill="auto" w:val="clear"/>
+              <w:vertAlign w:val="baseline"/>
+            </w:rPr>
           </w:pPr>
+          <w:hyperlink w:anchor="">
+            <w:r>
+              <w:rPr>
+                <w:rFonts w:ascii="Arial" w:cs="Arial" w:eastAsia="Arial" w:hAnsi="Arial"/>
+                <w:b w:val="0"/>
+                <w:bCs w:val="0"/>
+                <w:i w:val="0"/>
+                <w:iCs w:val="0"/>
+                <w:smallCaps w:val="0"/>
+                <w:strike w:val="0"/>
+                <w:color w:val="000000"/>
+                <w:sz w:val="22"/>
+                <w:szCs w:val="22"/>
+                <w:u w:val="none"/>
+                <w:shd w:fill="auto" w:val="clear"/>
+                <w:vertAlign w:val="baseline"/>
+                <w:rtl w:val="0"/>
+              </w:rPr>
+              <w:t xml:space="preserve">3.2 Páginas / vistas</w:t>
+              <w:tab/>
+              <w:t xml:space="preserve">6</w:t>
+            </w:r>
+          </w:hyperlink>
           <w:r>
             <w:rPr>
               <w:rtl w:val="0"/>
             </w:rPr>
-            <w:t xml:space="preserve">3.1 Estructura de carpetas y archivos</w:t>
-            <w:tab/>
-            <w:t xml:space="preserve">5</w:t>
           </w:r>
         </w:p>
         <w:p>
           <w:pPr>
+            <w:widowControl w:val="0"/>
             <w:tabs>
-              <w:tab w:val="right" w:leader="none" w:pos="9026"/>
+              <w:tab w:val="right" w:leader="none" w:pos="12000"/>
             </w:tabs>
-            <w:spacing w:after="40" w:line="240" w:lineRule="auto"/>
-            <w:ind w:left="440" w:firstLine="0"/>
-            <w:rPr/>
+            <w:spacing w:before="60" w:line="240" w:lineRule="auto"/>
+            <w:rPr>
+              <w:rFonts w:ascii="Arial" w:cs="Arial" w:eastAsia="Arial" w:hAnsi="Arial"/>
+              <w:b w:val="1"/>
+              <w:bCs w:val="1"/>
+              <w:i w:val="0"/>
+              <w:iCs w:val="0"/>
+              <w:smallCaps w:val="0"/>
+              <w:strike w:val="0"/>
+              <w:color w:val="000000"/>
+              <w:sz w:val="22"/>
+              <w:szCs w:val="22"/>
+              <w:u w:val="none"/>
+              <w:shd w:fill="auto" w:val="clear"/>
+              <w:vertAlign w:val="baseline"/>
+            </w:rPr>
           </w:pPr>
+          <w:hyperlink w:anchor="">
+            <w:r>
+              <w:rPr>
+                <w:rFonts w:ascii="Arial" w:cs="Arial" w:eastAsia="Arial" w:hAnsi="Arial"/>
+                <w:b w:val="1"/>
+                <w:bCs w:val="1"/>
+                <w:i w:val="0"/>
+                <w:iCs w:val="0"/>
+                <w:smallCaps w:val="0"/>
+                <w:strike w:val="0"/>
+                <w:color w:val="000000"/>
+                <w:sz w:val="22"/>
+                <w:szCs w:val="22"/>
+                <w:u w:val="none"/>
+                <w:shd w:fill="auto" w:val="clear"/>
+                <w:vertAlign w:val="baseline"/>
+                <w:rtl w:val="0"/>
+              </w:rPr>
+              <w:t xml:space="preserve">4. Diseño de la Interfaz</w:t>
+              <w:tab/>
+              <w:t xml:space="preserve">7</w:t>
+            </w:r>
+          </w:hyperlink>
           <w:r>
             <w:rPr>
               <w:rtl w:val="0"/>
             </w:rPr>
-            <w:t xml:space="preserve">3.2 Páginas / vistas</w:t>
-            <w:tab/>
-            <w:t xml:space="preserve">5</w:t>
           </w:r>
         </w:p>
         <w:p>
           <w:pPr>
+            <w:widowControl w:val="0"/>
             <w:tabs>
-              <w:tab w:val="right" w:leader="none" w:pos="9026"/>
+              <w:tab w:val="right" w:leader="none" w:pos="12000"/>
             </w:tabs>
-            <w:spacing w:after="40" w:before="120" w:line="240" w:lineRule="auto"/>
+            <w:spacing w:before="60" w:line="240" w:lineRule="auto"/>
+            <w:ind w:left="360" w:firstLine="0"/>
             <w:rPr>
-              <w:b w:val="1"/>
-              <w:bCs w:val="1"/>
+              <w:rFonts w:ascii="Arial" w:cs="Arial" w:eastAsia="Arial" w:hAnsi="Arial"/>
+              <w:b w:val="0"/>
+              <w:bCs w:val="0"/>
+              <w:i w:val="0"/>
+              <w:iCs w:val="0"/>
+              <w:smallCaps w:val="0"/>
+              <w:strike w:val="0"/>
+              <w:color w:val="000000"/>
+              <w:sz w:val="22"/>
+              <w:szCs w:val="22"/>
+              <w:u w:val="none"/>
+              <w:shd w:fill="auto" w:val="clear"/>
+              <w:vertAlign w:val="baseline"/>
             </w:rPr>
           </w:pPr>
+          <w:hyperlink w:anchor="">
+            <w:r>
+              <w:rPr>
+                <w:rFonts w:ascii="Arial" w:cs="Arial" w:eastAsia="Arial" w:hAnsi="Arial"/>
+                <w:b w:val="0"/>
+                <w:bCs w:val="0"/>
+                <w:i w:val="0"/>
+                <w:iCs w:val="0"/>
+                <w:smallCaps w:val="0"/>
+                <w:strike w:val="0"/>
+                <w:color w:val="000000"/>
+                <w:sz w:val="22"/>
+                <w:szCs w:val="22"/>
+                <w:u w:val="none"/>
+                <w:shd w:fill="auto" w:val="clear"/>
+                <w:vertAlign w:val="baseline"/>
+                <w:rtl w:val="0"/>
+              </w:rPr>
+              <w:t xml:space="preserve">4.1 Wireframes / bocetos</w:t>
+              <w:tab/>
+              <w:t xml:space="preserve">7</w:t>
+            </w:r>
+          </w:hyperlink>
           <w:r>
             <w:rPr>
-              <w:b w:val="1"/>
-              <w:bCs w:val="1"/>
               <w:rtl w:val="0"/>
             </w:rPr>
-            <w:t xml:space="preserve">4. Diseño de la Interfaz</w:t>
-            <w:tab/>
-            <w:t xml:space="preserve">6</w:t>
           </w:r>
         </w:p>
         <w:p>
           <w:pPr>
+            <w:widowControl w:val="0"/>
             <w:tabs>
-              <w:tab w:val="right" w:leader="none" w:pos="9026"/>
+              <w:tab w:val="right" w:leader="none" w:pos="12000"/>
             </w:tabs>
-            <w:spacing w:after="40" w:line="240" w:lineRule="auto"/>
-            <w:ind w:left="440" w:firstLine="0"/>
-            <w:rPr/>
+            <w:spacing w:before="60" w:line="240" w:lineRule="auto"/>
+            <w:ind w:left="360" w:firstLine="0"/>
+            <w:rPr>
+              <w:rFonts w:ascii="Arial" w:cs="Arial" w:eastAsia="Arial" w:hAnsi="Arial"/>
+              <w:b w:val="0"/>
+              <w:bCs w:val="0"/>
+              <w:i w:val="0"/>
+              <w:iCs w:val="0"/>
+              <w:smallCaps w:val="0"/>
+              <w:strike w:val="0"/>
+              <w:color w:val="000000"/>
+              <w:sz w:val="22"/>
+              <w:szCs w:val="22"/>
+              <w:u w:val="none"/>
+              <w:shd w:fill="auto" w:val="clear"/>
+              <w:vertAlign w:val="baseline"/>
+            </w:rPr>
           </w:pPr>
+          <w:hyperlink w:anchor="">
+            <w:r>
+              <w:rPr>
+                <w:rFonts w:ascii="Arial" w:cs="Arial" w:eastAsia="Arial" w:hAnsi="Arial"/>
+                <w:b w:val="0"/>
+                <w:bCs w:val="0"/>
+                <w:i w:val="0"/>
+                <w:iCs w:val="0"/>
+                <w:smallCaps w:val="0"/>
+                <w:strike w:val="0"/>
+                <w:color w:val="000000"/>
+                <w:sz w:val="22"/>
+                <w:szCs w:val="22"/>
+                <w:u w:val="none"/>
+                <w:shd w:fill="auto" w:val="clear"/>
+                <w:vertAlign w:val="baseline"/>
+                <w:rtl w:val="0"/>
+              </w:rPr>
+              <w:t xml:space="preserve">4.2 Guía de estilo</w:t>
+              <w:tab/>
+              <w:t xml:space="preserve">18</w:t>
+            </w:r>
+          </w:hyperlink>
           <w:r>
             <w:rPr>
               <w:rtl w:val="0"/>
             </w:rPr>
-            <w:t xml:space="preserve">4.1 Wireframes / bocetos</w:t>
-            <w:tab/>
-            <w:t xml:space="preserve">6</w:t>
           </w:r>
         </w:p>
         <w:p>
           <w:pPr>
+            <w:widowControl w:val="0"/>
             <w:tabs>
-              <w:tab w:val="right" w:leader="none" w:pos="9026"/>
+              <w:tab w:val="right" w:leader="none" w:pos="12000"/>
             </w:tabs>
-            <w:spacing w:after="40" w:line="240" w:lineRule="auto"/>
-            <w:ind w:left="440" w:firstLine="0"/>
-            <w:rPr/>
+            <w:spacing w:before="60" w:line="240" w:lineRule="auto"/>
+            <w:rPr>
+              <w:rFonts w:ascii="Arial" w:cs="Arial" w:eastAsia="Arial" w:hAnsi="Arial"/>
+              <w:b w:val="1"/>
+              <w:bCs w:val="1"/>
+              <w:i w:val="0"/>
+              <w:iCs w:val="0"/>
+              <w:smallCaps w:val="0"/>
+              <w:strike w:val="0"/>
+              <w:color w:val="000000"/>
+              <w:sz w:val="22"/>
+              <w:szCs w:val="22"/>
+              <w:u w:val="none"/>
+              <w:shd w:fill="auto" w:val="clear"/>
+              <w:vertAlign w:val="baseline"/>
+            </w:rPr>
           </w:pPr>
+          <w:hyperlink w:anchor="">
+            <w:r>
+              <w:rPr>
+                <w:rFonts w:ascii="Arial" w:cs="Arial" w:eastAsia="Arial" w:hAnsi="Arial"/>
+                <w:b w:val="1"/>
+                <w:bCs w:val="1"/>
+                <w:i w:val="0"/>
+                <w:iCs w:val="0"/>
+                <w:smallCaps w:val="0"/>
+                <w:strike w:val="0"/>
+                <w:color w:val="000000"/>
+                <w:sz w:val="22"/>
+                <w:szCs w:val="22"/>
+                <w:u w:val="none"/>
+                <w:shd w:fill="auto" w:val="clear"/>
+                <w:vertAlign w:val="baseline"/>
+                <w:rtl w:val="0"/>
+              </w:rPr>
+              <w:t xml:space="preserve">5. Diseño de la Maquetación (HTML)</w:t>
+              <w:tab/>
+              <w:t xml:space="preserve">20</w:t>
+            </w:r>
+          </w:hyperlink>
           <w:r>
             <w:rPr>
               <w:rtl w:val="0"/>
             </w:rPr>
-            <w:t xml:space="preserve">4.2 Guía de estilo</w:t>
-            <w:tab/>
-            <w:t xml:space="preserve">17</w:t>
           </w:r>
         </w:p>
         <w:p>
           <w:pPr>
+            <w:widowControl w:val="0"/>
             <w:tabs>
-              <w:tab w:val="right" w:leader="none" w:pos="9026"/>
+              <w:tab w:val="right" w:leader="none" w:pos="12000"/>
             </w:tabs>
-            <w:spacing w:after="40" w:before="120" w:line="240" w:lineRule="auto"/>
+            <w:spacing w:before="60" w:line="240" w:lineRule="auto"/>
             <w:rPr>
+              <w:rFonts w:ascii="Arial" w:cs="Arial" w:eastAsia="Arial" w:hAnsi="Arial"/>
               <w:b w:val="1"/>
               <w:bCs w:val="1"/>
+              <w:i w:val="0"/>
+              <w:iCs w:val="0"/>
+              <w:smallCaps w:val="0"/>
+              <w:strike w:val="0"/>
+              <w:color w:val="000000"/>
+              <w:sz w:val="22"/>
+              <w:szCs w:val="22"/>
+              <w:u w:val="none"/>
+              <w:shd w:fill="auto" w:val="clear"/>
+              <w:vertAlign w:val="baseline"/>
             </w:rPr>
           </w:pPr>
+          <w:hyperlink w:anchor="">
+            <w:r>
+              <w:rPr>
+                <w:rFonts w:ascii="Arial" w:cs="Arial" w:eastAsia="Arial" w:hAnsi="Arial"/>
+                <w:b w:val="1"/>
+                <w:bCs w:val="1"/>
+                <w:i w:val="0"/>
+                <w:iCs w:val="0"/>
+                <w:smallCaps w:val="0"/>
+                <w:strike w:val="0"/>
+                <w:color w:val="000000"/>
+                <w:sz w:val="22"/>
+                <w:szCs w:val="22"/>
+                <w:u w:val="none"/>
+                <w:shd w:fill="auto" w:val="clear"/>
+                <w:vertAlign w:val="baseline"/>
+                <w:rtl w:val="0"/>
+              </w:rPr>
+              <w:t xml:space="preserve">6. Diseño de los Estilos (CSS)</w:t>
+              <w:tab/>
+              <w:t xml:space="preserve">25</w:t>
+            </w:r>
+          </w:hyperlink>
           <w:r>
             <w:rPr>
-              <w:b w:val="1"/>
-              <w:bCs w:val="1"/>
               <w:rtl w:val="0"/>
             </w:rPr>
-            <w:t xml:space="preserve">5. Diseño de la Maquetación (HTML)</w:t>
-            <w:tab/>
-            <w:t xml:space="preserve">19</w:t>
           </w:r>
         </w:p>
         <w:p>
           <w:pPr>
+            <w:widowControl w:val="0"/>
             <w:tabs>
-              <w:tab w:val="right" w:leader="none" w:pos="9026"/>
+              <w:tab w:val="right" w:leader="none" w:pos="12000"/>
             </w:tabs>
-            <w:spacing w:after="40" w:before="120" w:line="240" w:lineRule="auto"/>
+            <w:spacing w:before="60" w:line="240" w:lineRule="auto"/>
             <w:rPr>
+              <w:rFonts w:ascii="Arial" w:cs="Arial" w:eastAsia="Arial" w:hAnsi="Arial"/>
               <w:b w:val="1"/>
               <w:bCs w:val="1"/>
+              <w:i w:val="0"/>
+              <w:iCs w:val="0"/>
+              <w:smallCaps w:val="0"/>
+              <w:strike w:val="0"/>
+              <w:color w:val="000000"/>
+              <w:sz w:val="22"/>
+              <w:szCs w:val="22"/>
+              <w:u w:val="none"/>
+              <w:shd w:fill="auto" w:val="clear"/>
+              <w:vertAlign w:val="baseline"/>
             </w:rPr>
           </w:pPr>
+          <w:hyperlink w:anchor="">
+            <w:r>
+              <w:rPr>
+                <w:rFonts w:ascii="Arial" w:cs="Arial" w:eastAsia="Arial" w:hAnsi="Arial"/>
+                <w:b w:val="1"/>
+                <w:bCs w:val="1"/>
+                <w:i w:val="0"/>
+                <w:iCs w:val="0"/>
+                <w:smallCaps w:val="0"/>
+                <w:strike w:val="0"/>
+                <w:color w:val="000000"/>
+                <w:sz w:val="22"/>
+                <w:szCs w:val="22"/>
+                <w:u w:val="none"/>
+                <w:shd w:fill="auto" w:val="clear"/>
+                <w:vertAlign w:val="baseline"/>
+                <w:rtl w:val="0"/>
+              </w:rPr>
+              <w:t xml:space="preserve">7. Diseño de la Validación (JavaScript)</w:t>
+              <w:tab/>
+              <w:t xml:space="preserve">28</w:t>
+            </w:r>
+          </w:hyperlink>
           <w:r>
             <w:rPr>
-              <w:b w:val="1"/>
-              <w:bCs w:val="1"/>
               <w:rtl w:val="0"/>
             </w:rPr>
-            <w:t xml:space="preserve">6. Diseño de los Estilos (CSS)</w:t>
-            <w:tab/>
-            <w:t xml:space="preserve">24</w:t>
           </w:r>
         </w:p>
         <w:p>
           <w:pPr>
+            <w:widowControl w:val="0"/>
             <w:tabs>
-              <w:tab w:val="right" w:leader="none" w:pos="9026"/>
+              <w:tab w:val="right" w:leader="none" w:pos="12000"/>
             </w:tabs>
-            <w:spacing w:after="40" w:before="120" w:line="240" w:lineRule="auto"/>
+            <w:spacing w:before="60" w:line="240" w:lineRule="auto"/>
+            <w:ind w:left="360" w:firstLine="0"/>
             <w:rPr>
-              <w:b w:val="1"/>
-              <w:bCs w:val="1"/>
+              <w:rFonts w:ascii="Arial" w:cs="Arial" w:eastAsia="Arial" w:hAnsi="Arial"/>
+              <w:b w:val="0"/>
+              <w:bCs w:val="0"/>
+              <w:i w:val="0"/>
+              <w:iCs w:val="0"/>
+              <w:smallCaps w:val="0"/>
+              <w:strike w:val="0"/>
+              <w:color w:val="000000"/>
+              <w:sz w:val="22"/>
+              <w:szCs w:val="22"/>
+              <w:u w:val="none"/>
+              <w:shd w:fill="auto" w:val="clear"/>
+              <w:vertAlign w:val="baseline"/>
             </w:rPr>
           </w:pPr>
+          <w:hyperlink w:anchor="">
+            <w:r>
+              <w:rPr>
+                <w:rFonts w:ascii="Arial" w:cs="Arial" w:eastAsia="Arial" w:hAnsi="Arial"/>
+                <w:b w:val="0"/>
+                <w:bCs w:val="0"/>
+                <w:i w:val="0"/>
+                <w:iCs w:val="0"/>
+                <w:smallCaps w:val="0"/>
+                <w:strike w:val="0"/>
+                <w:color w:val="000000"/>
+                <w:sz w:val="22"/>
+                <w:szCs w:val="22"/>
+                <w:u w:val="none"/>
+                <w:shd w:fill="auto" w:val="clear"/>
+                <w:vertAlign w:val="baseline"/>
+                <w:rtl w:val="0"/>
+              </w:rPr>
+              <w:t xml:space="preserve">7.1 Estrategia general</w:t>
+              <w:tab/>
+              <w:t xml:space="preserve">28</w:t>
+            </w:r>
+          </w:hyperlink>
           <w:r>
             <w:rPr>
-              <w:b w:val="1"/>
-              <w:bCs w:val="1"/>
               <w:rtl w:val="0"/>
             </w:rPr>
-            <w:t xml:space="preserve">7. Diseño de la Validación (JavaScript)</w:t>
-            <w:tab/>
-            <w:t xml:space="preserve">27</w:t>
           </w:r>
         </w:p>
         <w:p>
           <w:pPr>
+            <w:widowControl w:val="0"/>
             <w:tabs>
-              <w:tab w:val="right" w:leader="none" w:pos="9026"/>
+              <w:tab w:val="right" w:leader="none" w:pos="12000"/>
             </w:tabs>
-            <w:spacing w:after="40" w:line="240" w:lineRule="auto"/>
-            <w:ind w:left="440" w:firstLine="0"/>
-            <w:rPr/>
+            <w:spacing w:before="60" w:line="240" w:lineRule="auto"/>
+            <w:ind w:left="360" w:firstLine="0"/>
+            <w:rPr>
+              <w:rFonts w:ascii="Arial" w:cs="Arial" w:eastAsia="Arial" w:hAnsi="Arial"/>
+              <w:b w:val="0"/>
+              <w:bCs w:val="0"/>
+              <w:i w:val="0"/>
+              <w:iCs w:val="0"/>
+              <w:smallCaps w:val="0"/>
+              <w:strike w:val="0"/>
+              <w:color w:val="000000"/>
+              <w:sz w:val="22"/>
+              <w:szCs w:val="22"/>
+              <w:u w:val="none"/>
+              <w:shd w:fill="auto" w:val="clear"/>
+              <w:vertAlign w:val="baseline"/>
+            </w:rPr>
           </w:pPr>
+          <w:hyperlink w:anchor="">
+            <w:r>
+              <w:rPr>
+                <w:rFonts w:ascii="Arial" w:cs="Arial" w:eastAsia="Arial" w:hAnsi="Arial"/>
+                <w:b w:val="0"/>
+                <w:bCs w:val="0"/>
+                <w:i w:val="0"/>
+                <w:iCs w:val="0"/>
+                <w:smallCaps w:val="0"/>
+                <w:strike w:val="0"/>
+                <w:color w:val="000000"/>
+                <w:sz w:val="22"/>
+                <w:szCs w:val="22"/>
+                <w:u w:val="none"/>
+                <w:shd w:fill="auto" w:val="clear"/>
+                <w:vertAlign w:val="baseline"/>
+                <w:rtl w:val="0"/>
+              </w:rPr>
+              <w:t xml:space="preserve">7.2 Reglas de validación por campo</w:t>
+              <w:tab/>
+              <w:t xml:space="preserve">28</w:t>
+            </w:r>
+          </w:hyperlink>
           <w:r>
             <w:rPr>
               <w:rtl w:val="0"/>
             </w:rPr>
-            <w:t xml:space="preserve">7.1 Estrategia general</w:t>
-            <w:tab/>
-            <w:t xml:space="preserve">27</w:t>
           </w:r>
         </w:p>
         <w:p>
           <w:pPr>
+            <w:widowControl w:val="0"/>
             <w:tabs>
-              <w:tab w:val="right" w:leader="none" w:pos="9026"/>
+              <w:tab w:val="right" w:leader="none" w:pos="12000"/>
             </w:tabs>
-            <w:spacing w:after="40" w:line="240" w:lineRule="auto"/>
-            <w:ind w:left="440" w:firstLine="0"/>
-            <w:rPr/>
+            <w:spacing w:before="60" w:line="240" w:lineRule="auto"/>
+            <w:ind w:left="360" w:firstLine="0"/>
+            <w:rPr>
+              <w:rFonts w:ascii="Arial" w:cs="Arial" w:eastAsia="Arial" w:hAnsi="Arial"/>
+              <w:b w:val="0"/>
+              <w:bCs w:val="0"/>
+              <w:i w:val="0"/>
+              <w:iCs w:val="0"/>
+              <w:smallCaps w:val="0"/>
+              <w:strike w:val="0"/>
+              <w:color w:val="000000"/>
+              <w:sz w:val="22"/>
+              <w:szCs w:val="22"/>
+              <w:u w:val="none"/>
+              <w:shd w:fill="auto" w:val="clear"/>
+              <w:vertAlign w:val="baseline"/>
+            </w:rPr>
           </w:pPr>
+          <w:hyperlink w:anchor="">
+            <w:r>
+              <w:rPr>
+                <w:rFonts w:ascii="Arial" w:cs="Arial" w:eastAsia="Arial" w:hAnsi="Arial"/>
+                <w:b w:val="0"/>
+                <w:bCs w:val="0"/>
+                <w:i w:val="0"/>
+                <w:iCs w:val="0"/>
+                <w:smallCaps w:val="0"/>
+                <w:strike w:val="0"/>
+                <w:color w:val="000000"/>
+                <w:sz w:val="22"/>
+                <w:szCs w:val="22"/>
+                <w:u w:val="none"/>
+                <w:shd w:fill="auto" w:val="clear"/>
+                <w:vertAlign w:val="baseline"/>
+                <w:rtl w:val="0"/>
+              </w:rPr>
+              <w:t xml:space="preserve">7.3 Lógica / pseudocódigo</w:t>
+              <w:tab/>
+              <w:t xml:space="preserve">28</w:t>
+            </w:r>
+          </w:hyperlink>
           <w:r>
             <w:rPr>
               <w:rtl w:val="0"/>
             </w:rPr>
-            <w:t xml:space="preserve">7.2 Reglas de validación por campo</w:t>
-            <w:tab/>
-            <w:t xml:space="preserve">27</w:t>
           </w:r>
         </w:p>
         <w:p>
           <w:pPr>
+            <w:widowControl w:val="0"/>
             <w:tabs>
-              <w:tab w:val="right" w:leader="none" w:pos="9026"/>
+              <w:tab w:val="right" w:leader="none" w:pos="12000"/>
             </w:tabs>
-            <w:spacing w:after="40" w:line="240" w:lineRule="auto"/>
-            <w:ind w:left="440" w:firstLine="0"/>
-            <w:rPr/>
+            <w:spacing w:before="60" w:line="240" w:lineRule="auto"/>
+            <w:rPr>
+              <w:rFonts w:ascii="Arial" w:cs="Arial" w:eastAsia="Arial" w:hAnsi="Arial"/>
+              <w:b w:val="1"/>
+              <w:bCs w:val="1"/>
+              <w:i w:val="0"/>
+              <w:iCs w:val="0"/>
+              <w:smallCaps w:val="0"/>
+              <w:strike w:val="0"/>
+              <w:color w:val="000000"/>
+              <w:sz w:val="22"/>
+              <w:szCs w:val="22"/>
+              <w:u w:val="none"/>
+              <w:shd w:fill="auto" w:val="clear"/>
+              <w:vertAlign w:val="baseline"/>
+            </w:rPr>
           </w:pPr>
+          <w:hyperlink w:anchor="">
+            <w:r>
+              <w:rPr>
+                <w:rFonts w:ascii="Arial" w:cs="Arial" w:eastAsia="Arial" w:hAnsi="Arial"/>
+                <w:b w:val="1"/>
+                <w:bCs w:val="1"/>
+                <w:i w:val="0"/>
+                <w:iCs w:val="0"/>
+                <w:smallCaps w:val="0"/>
+                <w:strike w:val="0"/>
+                <w:color w:val="000000"/>
+                <w:sz w:val="22"/>
+                <w:szCs w:val="22"/>
+                <w:u w:val="none"/>
+                <w:shd w:fill="auto" w:val="clear"/>
+                <w:vertAlign w:val="baseline"/>
+                <w:rtl w:val="0"/>
+              </w:rPr>
+              <w:t xml:space="preserve">8. Casos de Prueba</w:t>
+              <w:tab/>
+              <w:t xml:space="preserve">29</w:t>
+            </w:r>
+          </w:hyperlink>
           <w:r>
             <w:rPr>
               <w:rtl w:val="0"/>
             </w:rPr>
-            <w:t xml:space="preserve">7.3 Lógica / pseudocódigo</w:t>
-            <w:tab/>
-            <w:t xml:space="preserve">27</w:t>
           </w:r>
         </w:p>
         <w:p>
           <w:pPr>
+            <w:widowControl w:val="0"/>
             <w:tabs>
-              <w:tab w:val="right" w:leader="none" w:pos="9026"/>
+              <w:tab w:val="right" w:leader="none" w:pos="12000"/>
             </w:tabs>
-            <w:spacing w:after="40" w:before="120" w:line="240" w:lineRule="auto"/>
+            <w:spacing w:before="60" w:line="240" w:lineRule="auto"/>
             <w:rPr>
+              <w:rFonts w:ascii="Arial" w:cs="Arial" w:eastAsia="Arial" w:hAnsi="Arial"/>
               <w:b w:val="1"/>
               <w:bCs w:val="1"/>
+              <w:i w:val="0"/>
+              <w:iCs w:val="0"/>
+              <w:smallCaps w:val="0"/>
+              <w:strike w:val="0"/>
+              <w:color w:val="000000"/>
+              <w:sz w:val="22"/>
+              <w:szCs w:val="22"/>
+              <w:u w:val="none"/>
+              <w:shd w:fill="auto" w:val="clear"/>
+              <w:vertAlign w:val="baseline"/>
             </w:rPr>
           </w:pPr>
+          <w:hyperlink w:anchor="">
+            <w:r>
+              <w:rPr>
+                <w:rFonts w:ascii="Arial" w:cs="Arial" w:eastAsia="Arial" w:hAnsi="Arial"/>
+                <w:b w:val="1"/>
+                <w:bCs w:val="1"/>
+                <w:i w:val="0"/>
+                <w:iCs w:val="0"/>
+                <w:smallCaps w:val="0"/>
+                <w:strike w:val="0"/>
+                <w:color w:val="000000"/>
+                <w:sz w:val="22"/>
+                <w:szCs w:val="22"/>
+                <w:u w:val="none"/>
+                <w:shd w:fill="auto" w:val="clear"/>
+                <w:vertAlign w:val="baseline"/>
+                <w:rtl w:val="0"/>
+              </w:rPr>
+              <w:t xml:space="preserve">9. Plan de Trabajo y Responsabilidades</w:t>
+              <w:tab/>
+              <w:t xml:space="preserve">30</w:t>
+            </w:r>
+          </w:hyperlink>
           <w:r>
             <w:rPr>
-              <w:b w:val="1"/>
-              <w:bCs w:val="1"/>
               <w:rtl w:val="0"/>
             </w:rPr>
-            <w:t xml:space="preserve">8. Casos de Prueba</w:t>
-            <w:tab/>
-            <w:t xml:space="preserve">28</w:t>
           </w:r>
         </w:p>
         <w:p>
           <w:pPr>
+            <w:widowControl w:val="0"/>
             <w:tabs>
-              <w:tab w:val="right" w:leader="none" w:pos="9026"/>
+              <w:tab w:val="right" w:leader="none" w:pos="12000"/>
             </w:tabs>
-            <w:spacing w:after="40" w:before="120" w:line="240" w:lineRule="auto"/>
+            <w:spacing w:before="60" w:line="240" w:lineRule="auto"/>
             <w:rPr>
+              <w:rFonts w:ascii="Arial" w:cs="Arial" w:eastAsia="Arial" w:hAnsi="Arial"/>
               <w:b w:val="1"/>
               <w:bCs w:val="1"/>
+              <w:i w:val="0"/>
+              <w:iCs w:val="0"/>
+              <w:smallCaps w:val="0"/>
+              <w:strike w:val="0"/>
+              <w:color w:val="000000"/>
+              <w:sz w:val="22"/>
+              <w:szCs w:val="22"/>
+              <w:u w:val="none"/>
+              <w:shd w:fill="auto" w:val="clear"/>
+              <w:vertAlign w:val="baseline"/>
             </w:rPr>
           </w:pPr>
+          <w:hyperlink w:anchor="">
+            <w:r>
+              <w:rPr>
+                <w:rFonts w:ascii="Arial" w:cs="Arial" w:eastAsia="Arial" w:hAnsi="Arial"/>
+                <w:b w:val="1"/>
+                <w:bCs w:val="1"/>
+                <w:i w:val="0"/>
+                <w:iCs w:val="0"/>
+                <w:smallCaps w:val="0"/>
+                <w:strike w:val="0"/>
+                <w:color w:val="000000"/>
+                <w:sz w:val="22"/>
+                <w:szCs w:val="22"/>
+                <w:u w:val="none"/>
+                <w:shd w:fill="auto" w:val="clear"/>
+                <w:vertAlign w:val="baseline"/>
+                <w:rtl w:val="0"/>
+              </w:rPr>
+              <w:t xml:space="preserve">10. Referencias</w:t>
+              <w:tab/>
+              <w:t xml:space="preserve">31</w:t>
+            </w:r>
+          </w:hyperlink>
           <w:r>
             <w:rPr>
-              <w:b w:val="1"/>
-              <w:bCs w:val="1"/>
               <w:rtl w:val="0"/>
             </w:rPr>
-            <w:t xml:space="preserve">9. Plan de Trabajo y Responsabilidades</w:t>
-            <w:tab/>
-            <w:t xml:space="preserve">29</w:t>
           </w:r>
         </w:p>
         <w:p>
           <w:pPr>
+            <w:widowControl w:val="0"/>
             <w:tabs>
-              <w:tab w:val="right" w:leader="none" w:pos="9026"/>
+              <w:tab w:val="right" w:leader="none" w:pos="12000"/>
             </w:tabs>
-            <w:spacing w:after="40" w:before="120" w:line="240" w:lineRule="auto"/>
+            <w:spacing w:before="60" w:line="240" w:lineRule="auto"/>
             <w:rPr>
+              <w:rFonts w:ascii="Arial" w:cs="Arial" w:eastAsia="Arial" w:hAnsi="Arial"/>
               <w:b w:val="1"/>
               <w:bCs w:val="1"/>
+              <w:i w:val="0"/>
+              <w:iCs w:val="0"/>
+              <w:smallCaps w:val="0"/>
+              <w:strike w:val="0"/>
+              <w:color w:val="000000"/>
+              <w:sz w:val="22"/>
+              <w:szCs w:val="22"/>
+              <w:u w:val="none"/>
+              <w:shd w:fill="auto" w:val="clear"/>
+              <w:vertAlign w:val="baseline"/>
             </w:rPr>
           </w:pPr>
+          <w:hyperlink w:anchor="">
+            <w:r>
+              <w:rPr>
+                <w:rFonts w:ascii="Arial" w:cs="Arial" w:eastAsia="Arial" w:hAnsi="Arial"/>
+                <w:b w:val="1"/>
+                <w:bCs w:val="1"/>
+                <w:i w:val="0"/>
+                <w:iCs w:val="0"/>
+                <w:smallCaps w:val="0"/>
+                <w:strike w:val="0"/>
+                <w:color w:val="000000"/>
+                <w:sz w:val="22"/>
+                <w:szCs w:val="22"/>
+                <w:u w:val="none"/>
+                <w:shd w:fill="auto" w:val="clear"/>
+                <w:vertAlign w:val="baseline"/>
+                <w:rtl w:val="0"/>
+              </w:rPr>
+              <w:t xml:space="preserve">11. Apéndices</w:t>
+              <w:tab/>
+              <w:t xml:space="preserve">32</w:t>
+            </w:r>
+          </w:hyperlink>
           <w:r>
             <w:rPr>
-              <w:b w:val="1"/>
-              <w:bCs w:val="1"/>
               <w:rtl w:val="0"/>
             </w:rPr>
-            <w:t xml:space="preserve">10. Referencias</w:t>
-            <w:tab/>
-            <w:t xml:space="preserve">30</w:t>
-          </w:r>
-        </w:p>
-        <w:p>
-          <w:pPr>
-            <w:tabs>
-              <w:tab w:val="right" w:leader="none" w:pos="9026"/>
-            </w:tabs>
-            <w:spacing w:after="40" w:before="120" w:line="240" w:lineRule="auto"/>
-            <w:rPr>
-              <w:b w:val="1"/>
-              <w:bCs w:val="1"/>
-            </w:rPr>
-          </w:pPr>
-          <w:r>
-            <w:rPr>
-              <w:b w:val="1"/>
-              <w:bCs w:val="1"/>
-              <w:rtl w:val="0"/>
-            </w:rPr>
-            <w:t xml:space="preserve">11. Apéndices</w:t>
-            <w:tab/>
-            <w:t xml:space="preserve">31</w:t>
           </w:r>
           <w:r>
             <w:fldChar w:fldCharType="end"/>
@@ -807,6 +1570,7 @@
         <w:keepLines w:val="0"/>
         <w:pageBreakBefore w:val="1"/>
         <w:spacing w:after="240" w:before="0" w:line="240" w:lineRule="auto"/>
+        <w:jc w:val="both"/>
         <w:rPr>
           <w:b w:val="1"/>
           <w:bCs w:val="1"/>
@@ -830,6 +1594,7 @@
         <w:pStyle w:val="Heading2"/>
         <w:keepLines w:val="0"/>
         <w:spacing w:after="140" w:before="280" w:line="240" w:lineRule="auto"/>
+        <w:jc w:val="both"/>
         <w:rPr>
           <w:b w:val="1"/>
           <w:bCs w:val="1"/>
@@ -850,9 +1615,21 @@
     </w:p>
     <w:p>
       <w:pPr>
-        <w:spacing w:after="160" w:line="360" w:lineRule="auto"/>
+        <w:jc w:val="both"/>
         <w:rPr/>
       </w:pPr>
+      <w:r>
+        <w:rPr>
+          <w:rtl w:val="0"/>
+        </w:rPr>
+        <w:t xml:space="preserve">Este documento presenta el diseño de la primera iteración del Sistema de Gestión de Cursos y Desarrollo Curricular de la Universidad CENFOTEC. Su propósito es establecer una guía común para la construcción de la interfaz web, la organización de las páginas, la estructura de los formularios, los estilos y la validación del lado del cliente. El documento está dirigido al equipo de desarrollo y a las personas responsables de revisar el diseño antes de su implementación, tomando como base la Especificación de Requerimientos de Software (ERS) del proyecto IntegraCode.</w:t>
+      </w:r>
+      <w:r>
+        <w:rPr>
+          <w:rtl w:val="0"/>
+        </w:rPr>
+        <w:t xml:space="preserve"> </w:t>
+      </w:r>
       <w:r>
         <w:rPr>
           <w:rtl w:val="0"/>
@@ -864,6 +1641,7 @@
         <w:pStyle w:val="Heading2"/>
         <w:keepLines w:val="0"/>
         <w:spacing w:after="140" w:before="280" w:line="240" w:lineRule="auto"/>
+        <w:jc w:val="both"/>
         <w:rPr>
           <w:b w:val="1"/>
           <w:bCs w:val="1"/>
@@ -908,7 +1686,15 @@
           <w:ilvl w:val="0"/>
           <w:numId w:val="1"/>
         </w:numPr>
-        <w:spacing w:after="80" w:line="336" w:lineRule="auto"/>
+        <w:pBdr>
+          <w:top w:color="auto" w:space="0" w:sz="0" w:val="none"/>
+          <w:left w:color="auto" w:space="-18" w:sz="0" w:val="none"/>
+          <w:bottom w:color="auto" w:space="0" w:sz="0" w:val="none"/>
+          <w:right w:color="auto" w:space="0" w:sz="0" w:val="none"/>
+          <w:between w:color="auto" w:space="0" w:sz="0" w:val="none"/>
+        </w:pBdr>
+        <w:shd w:fill="ffffff" w:val="clear"/>
+        <w:spacing w:after="80" w:line="335.99999999999994" w:lineRule="auto"/>
         <w:ind w:left="720" w:hanging="360"/>
         <w:jc w:val="both"/>
       </w:pPr>
@@ -916,6 +1702,7 @@
         <w:rPr>
           <w:rtl w:val="0"/>
         </w:rPr>
+        <w:t xml:space="preserve">El diseño de las nueve vistas definidas para esta iteración: inicio de sesión, inicio, usuarios, perfil, catálogos, formulario de curso, lista de cursos, detalle del curso y bandeja de revisión.</w:t>
       </w:r>
     </w:p>
     <w:p>
@@ -924,7 +1711,15 @@
           <w:ilvl w:val="0"/>
           <w:numId w:val="1"/>
         </w:numPr>
-        <w:spacing w:after="80" w:line="336" w:lineRule="auto"/>
+        <w:pBdr>
+          <w:top w:color="auto" w:space="0" w:sz="0" w:val="none"/>
+          <w:left w:color="auto" w:space="-18" w:sz="0" w:val="none"/>
+          <w:bottom w:color="auto" w:space="0" w:sz="0" w:val="none"/>
+          <w:right w:color="auto" w:space="0" w:sz="0" w:val="none"/>
+          <w:between w:color="auto" w:space="0" w:sz="0" w:val="none"/>
+        </w:pBdr>
+        <w:shd w:fill="ffffff" w:val="clear"/>
+        <w:spacing w:after="80" w:line="335.99999999999994" w:lineRule="auto"/>
         <w:ind w:left="720" w:hanging="360"/>
         <w:jc w:val="both"/>
       </w:pPr>
@@ -932,6 +1727,7 @@
         <w:rPr>
           <w:rtl w:val="0"/>
         </w:rPr>
+        <w:t xml:space="preserve">La definición de la estructura HTML, la guía visual y responsive, la organización de carpetas y archivos, y las reglas de validación de formularios mediante JavaScript nativo, de acuerdo con los requerimientos funcionales y no funcionales aplicables.</w:t>
       </w:r>
     </w:p>
     <w:p>
@@ -960,14 +1756,24 @@
           <w:ilvl w:val="0"/>
           <w:numId w:val="1"/>
         </w:numPr>
-        <w:spacing w:after="80" w:line="336" w:lineRule="auto"/>
+        <w:pBdr>
+          <w:top w:color="auto" w:space="0" w:sz="0" w:val="none"/>
+          <w:left w:color="auto" w:space="-18" w:sz="0" w:val="none"/>
+          <w:bottom w:color="auto" w:space="0" w:sz="0" w:val="none"/>
+          <w:right w:color="auto" w:space="0" w:sz="0" w:val="none"/>
+          <w:between w:color="auto" w:space="0" w:sz="0" w:val="none"/>
+        </w:pBdr>
+        <w:shd w:fill="ffffff" w:val="clear"/>
+        <w:spacing w:after="80" w:line="335.99999999999994" w:lineRule="auto"/>
         <w:ind w:left="720" w:hanging="360"/>
         <w:jc w:val="both"/>
+        <w:rPr/>
       </w:pPr>
       <w:r>
         <w:rPr>
           <w:rtl w:val="0"/>
         </w:rPr>
+        <w:t xml:space="preserve">La implementación de servicios de servidor, base de datos y persistencia de información.</w:t>
       </w:r>
     </w:p>
     <w:p>
@@ -976,14 +1782,24 @@
           <w:ilvl w:val="0"/>
           <w:numId w:val="1"/>
         </w:numPr>
-        <w:spacing w:after="80" w:line="336" w:lineRule="auto"/>
+        <w:pBdr>
+          <w:top w:color="auto" w:space="0" w:sz="0" w:val="none"/>
+          <w:left w:color="auto" w:space="-18" w:sz="0" w:val="none"/>
+          <w:bottom w:color="auto" w:space="0" w:sz="0" w:val="none"/>
+          <w:right w:color="auto" w:space="0" w:sz="0" w:val="none"/>
+          <w:between w:color="auto" w:space="0" w:sz="0" w:val="none"/>
+        </w:pBdr>
+        <w:shd w:fill="ffffff" w:val="clear"/>
+        <w:spacing w:after="80" w:line="335.99999999999994" w:lineRule="auto"/>
         <w:ind w:left="720" w:hanging="360"/>
         <w:jc w:val="both"/>
+        <w:rPr/>
       </w:pPr>
       <w:r>
         <w:rPr>
           <w:rtl w:val="0"/>
         </w:rPr>
+        <w:t xml:space="preserve">Las integraciones automáticas con Google, Gemini, Power Campus y Moodle, así como los reportes completos y otras funcionalidades previstas para iteraciones posteriores. La asistencia con IA se representa en la interfaz, pero su funcionamiento real queda sujeto a la confirmación de los aspectos pendientes indicados en la ERS.</w:t>
       </w:r>
     </w:p>
     <w:p>
@@ -991,6 +1807,7 @@
         <w:pStyle w:val="Heading2"/>
         <w:keepLines w:val="0"/>
         <w:spacing w:after="140" w:before="280" w:line="240" w:lineRule="auto"/>
+        <w:jc w:val="both"/>
         <w:rPr>
           <w:b w:val="1"/>
           <w:bCs w:val="1"/>
@@ -1060,6 +1877,7 @@
           <w:p>
             <w:pPr>
               <w:spacing w:after="20" w:line="240" w:lineRule="auto"/>
+              <w:jc w:val="both"/>
               <w:rPr/>
             </w:pPr>
             <w:r>
@@ -1099,6 +1917,7 @@
           <w:p>
             <w:pPr>
               <w:spacing w:after="20" w:line="240" w:lineRule="auto"/>
+              <w:jc w:val="both"/>
               <w:rPr/>
             </w:pPr>
             <w:r>
@@ -1143,6 +1962,7 @@
           <w:p>
             <w:pPr>
               <w:spacing w:after="20" w:line="240" w:lineRule="auto"/>
+              <w:jc w:val="both"/>
               <w:rPr/>
             </w:pPr>
             <w:r>
@@ -1179,6 +1999,7 @@
           <w:p>
             <w:pPr>
               <w:spacing w:after="20" w:line="240" w:lineRule="auto"/>
+              <w:jc w:val="both"/>
               <w:rPr/>
             </w:pPr>
             <w:r>
@@ -1193,6 +2014,7 @@
               <w:rPr>
                 <w:rtl w:val="0"/>
               </w:rPr>
+              <w:t xml:space="preserve"> </w:t>
             </w:r>
           </w:p>
         </w:tc>
@@ -1221,6 +2043,7 @@
           <w:p>
             <w:pPr>
               <w:spacing w:after="20" w:line="240" w:lineRule="auto"/>
+              <w:jc w:val="both"/>
               <w:rPr/>
             </w:pPr>
             <w:r>
@@ -1257,6 +2080,7 @@
           <w:p>
             <w:pPr>
               <w:spacing w:after="20" w:line="240" w:lineRule="auto"/>
+              <w:jc w:val="both"/>
               <w:rPr/>
             </w:pPr>
             <w:r>
@@ -1271,6 +2095,7 @@
               <w:rPr>
                 <w:rtl w:val="0"/>
               </w:rPr>
+              <w:t xml:space="preserve"> </w:t>
             </w:r>
           </w:p>
         </w:tc>
@@ -1299,6 +2124,7 @@
           <w:p>
             <w:pPr>
               <w:spacing w:after="20" w:line="240" w:lineRule="auto"/>
+              <w:jc w:val="both"/>
               <w:rPr/>
             </w:pPr>
             <w:r>
@@ -1335,6 +2161,7 @@
           <w:p>
             <w:pPr>
               <w:spacing w:after="20" w:line="240" w:lineRule="auto"/>
+              <w:jc w:val="both"/>
               <w:rPr/>
             </w:pPr>
             <w:r>
@@ -1349,6 +2176,7 @@
               <w:rPr>
                 <w:rtl w:val="0"/>
               </w:rPr>
+              <w:t xml:space="preserve"> </w:t>
             </w:r>
           </w:p>
         </w:tc>
@@ -1377,6 +2205,7 @@
           <w:p>
             <w:pPr>
               <w:spacing w:after="20" w:line="240" w:lineRule="auto"/>
+              <w:jc w:val="both"/>
               <w:rPr/>
             </w:pPr>
             <w:r>
@@ -1413,6 +2242,7 @@
           <w:p>
             <w:pPr>
               <w:spacing w:after="20" w:line="240" w:lineRule="auto"/>
+              <w:jc w:val="both"/>
               <w:rPr/>
             </w:pPr>
             <w:r>
@@ -1427,6 +2257,7 @@
               <w:rPr>
                 <w:rtl w:val="0"/>
               </w:rPr>
+              <w:t xml:space="preserve"> </w:t>
             </w:r>
           </w:p>
         </w:tc>
@@ -1455,6 +2286,7 @@
           <w:p>
             <w:pPr>
               <w:spacing w:after="20" w:line="240" w:lineRule="auto"/>
+              <w:jc w:val="both"/>
               <w:rPr/>
             </w:pPr>
             <w:r>
@@ -1491,6 +2323,7 @@
           <w:p>
             <w:pPr>
               <w:spacing w:after="20" w:line="240" w:lineRule="auto"/>
+              <w:jc w:val="both"/>
               <w:rPr/>
             </w:pPr>
             <w:r>
@@ -1505,6 +2338,7 @@
               <w:rPr>
                 <w:rtl w:val="0"/>
               </w:rPr>
+              <w:t xml:space="preserve"> </w:t>
             </w:r>
           </w:p>
         </w:tc>
@@ -1533,7 +2367,11 @@
           <w:p>
             <w:pPr>
               <w:spacing w:after="20" w:line="240" w:lineRule="auto"/>
-              <w:rPr/>
+              <w:jc w:val="both"/>
+              <w:rPr>
+                <w:sz w:val="20"/>
+                <w:szCs w:val="20"/>
+              </w:rPr>
             </w:pPr>
             <w:r>
               <w:rPr>
@@ -1543,33 +2381,32 @@
               </w:rPr>
               <w:t xml:space="preserve">WCAG</w:t>
             </w:r>
-            <w:r>
-              <w:rPr>
-                <w:rtl w:val="0"/>
-              </w:rPr>
-            </w:r>
-          </w:p>
-        </w:tc>
-        <w:tc>
-          <w:tcPr>
-            <w:tcBorders>
-              <w:top w:color="000000" w:space="0" w:sz="4" w:val="single"/>
-              <w:left w:color="000000" w:space="0" w:sz="4" w:val="single"/>
-              <w:bottom w:color="000000" w:space="0" w:sz="4" w:val="single"/>
-              <w:right w:color="000000" w:space="0" w:sz="4" w:val="single"/>
-            </w:tcBorders>
-            <w:tcMar>
-              <w:top w:w="60.0" w:type="dxa"/>
-              <w:left w:w="100.0" w:type="dxa"/>
-              <w:bottom w:w="60.0" w:type="dxa"/>
-              <w:right w:w="100.0" w:type="dxa"/>
-            </w:tcMar>
-            <w:vAlign w:val="top"/>
-          </w:tcPr>
-          <w:p>
-            <w:pPr>
-              <w:spacing w:after="20" w:line="240" w:lineRule="auto"/>
-              <w:rPr/>
+          </w:p>
+        </w:tc>
+        <w:tc>
+          <w:tcPr>
+            <w:tcBorders>
+              <w:top w:color="000000" w:space="0" w:sz="4" w:val="single"/>
+              <w:left w:color="000000" w:space="0" w:sz="4" w:val="single"/>
+              <w:bottom w:color="000000" w:space="0" w:sz="4" w:val="single"/>
+              <w:right w:color="000000" w:space="0" w:sz="4" w:val="single"/>
+            </w:tcBorders>
+            <w:tcMar>
+              <w:top w:w="60.0" w:type="dxa"/>
+              <w:left w:w="100.0" w:type="dxa"/>
+              <w:bottom w:w="60.0" w:type="dxa"/>
+              <w:right w:w="100.0" w:type="dxa"/>
+            </w:tcMar>
+            <w:vAlign w:val="top"/>
+          </w:tcPr>
+          <w:p>
+            <w:pPr>
+              <w:spacing w:after="20" w:line="240" w:lineRule="auto"/>
+              <w:jc w:val="both"/>
+              <w:rPr>
+                <w:sz w:val="20"/>
+                <w:szCs w:val="20"/>
+              </w:rPr>
             </w:pPr>
             <w:r>
               <w:rPr>
@@ -1581,8 +2418,11 @@
             </w:r>
             <w:r>
               <w:rPr>
-                <w:rtl w:val="0"/>
-              </w:rPr>
+                <w:sz w:val="20"/>
+                <w:szCs w:val="20"/>
+                <w:rtl w:val="0"/>
+              </w:rPr>
+              <w:t xml:space="preserve"> </w:t>
             </w:r>
           </w:p>
         </w:tc>
@@ -1611,40 +2451,62 @@
           <w:p>
             <w:pPr>
               <w:spacing w:after="20" w:line="240" w:lineRule="auto"/>
-              <w:rPr/>
-            </w:pPr>
-            <w:r>
-              <w:rPr>
-                <w:rtl w:val="0"/>
-              </w:rPr>
-            </w:r>
-          </w:p>
-        </w:tc>
-        <w:tc>
-          <w:tcPr>
-            <w:tcBorders>
-              <w:top w:color="000000" w:space="0" w:sz="4" w:val="single"/>
-              <w:left w:color="000000" w:space="0" w:sz="4" w:val="single"/>
-              <w:bottom w:color="000000" w:space="0" w:sz="4" w:val="single"/>
-              <w:right w:color="000000" w:space="0" w:sz="4" w:val="single"/>
-            </w:tcBorders>
-            <w:tcMar>
-              <w:top w:w="60.0" w:type="dxa"/>
-              <w:left w:w="100.0" w:type="dxa"/>
-              <w:bottom w:w="60.0" w:type="dxa"/>
-              <w:right w:w="100.0" w:type="dxa"/>
-            </w:tcMar>
-            <w:vAlign w:val="top"/>
-          </w:tcPr>
-          <w:p>
-            <w:pPr>
-              <w:spacing w:after="20" w:line="240" w:lineRule="auto"/>
-              <w:rPr/>
-            </w:pPr>
-            <w:r>
-              <w:rPr>
-                <w:rtl w:val="0"/>
-              </w:rPr>
+              <w:jc w:val="both"/>
+              <w:rPr>
+                <w:sz w:val="20"/>
+                <w:szCs w:val="20"/>
+              </w:rPr>
+            </w:pPr>
+            <w:r>
+              <w:rPr>
+                <w:sz w:val="20"/>
+                <w:szCs w:val="20"/>
+                <w:rtl w:val="0"/>
+              </w:rPr>
+              <w:t xml:space="preserve">RF</w:t>
+            </w:r>
+          </w:p>
+        </w:tc>
+        <w:tc>
+          <w:tcPr>
+            <w:tcBorders>
+              <w:top w:color="000000" w:space="0" w:sz="4" w:val="single"/>
+              <w:left w:color="000000" w:space="0" w:sz="4" w:val="single"/>
+              <w:bottom w:color="000000" w:space="0" w:sz="4" w:val="single"/>
+              <w:right w:color="000000" w:space="0" w:sz="4" w:val="single"/>
+            </w:tcBorders>
+            <w:tcMar>
+              <w:top w:w="60.0" w:type="dxa"/>
+              <w:left w:w="100.0" w:type="dxa"/>
+              <w:bottom w:w="60.0" w:type="dxa"/>
+              <w:right w:w="100.0" w:type="dxa"/>
+            </w:tcMar>
+            <w:vAlign w:val="top"/>
+          </w:tcPr>
+          <w:p>
+            <w:pPr>
+              <w:spacing w:after="20" w:line="240" w:lineRule="auto"/>
+              <w:jc w:val="both"/>
+              <w:rPr>
+                <w:sz w:val="20"/>
+                <w:szCs w:val="20"/>
+              </w:rPr>
+            </w:pPr>
+            <w:r>
+              <w:rPr>
+                <w:sz w:val="20"/>
+                <w:szCs w:val="20"/>
+                <w:rtl w:val="0"/>
+              </w:rPr>
+              <w:t xml:space="preserve">Requerimiento funcional: comportamiento o servicio que el sistema debe proporcionar.</w:t>
+            </w:r>
+            <w:r>
+              <w:rPr>
+                <w:sz w:val="20"/>
+                <w:szCs w:val="20"/>
+                <w:rtl w:val="0"/>
+              </w:rPr>
+              <w:t xml:space="preserve"> </w:t>
             </w:r>
           </w:p>
         </w:tc>
@@ -1673,40 +2535,374 @@
           <w:p>
             <w:pPr>
               <w:spacing w:after="20" w:line="240" w:lineRule="auto"/>
-              <w:rPr/>
-            </w:pPr>
-            <w:r>
-              <w:rPr>
-                <w:rtl w:val="0"/>
-              </w:rPr>
-            </w:r>
-          </w:p>
-        </w:tc>
-        <w:tc>
-          <w:tcPr>
-            <w:tcBorders>
-              <w:top w:color="000000" w:space="0" w:sz="4" w:val="single"/>
-              <w:left w:color="000000" w:space="0" w:sz="4" w:val="single"/>
-              <w:bottom w:color="000000" w:space="0" w:sz="4" w:val="single"/>
-              <w:right w:color="000000" w:space="0" w:sz="4" w:val="single"/>
-            </w:tcBorders>
-            <w:tcMar>
-              <w:top w:w="60.0" w:type="dxa"/>
-              <w:left w:w="100.0" w:type="dxa"/>
-              <w:bottom w:w="60.0" w:type="dxa"/>
-              <w:right w:w="100.0" w:type="dxa"/>
-            </w:tcMar>
-            <w:vAlign w:val="top"/>
-          </w:tcPr>
-          <w:p>
-            <w:pPr>
-              <w:spacing w:after="20" w:line="240" w:lineRule="auto"/>
-              <w:rPr/>
-            </w:pPr>
-            <w:r>
-              <w:rPr>
-                <w:rtl w:val="0"/>
-              </w:rPr>
+              <w:jc w:val="both"/>
+              <w:rPr>
+                <w:sz w:val="20"/>
+                <w:szCs w:val="20"/>
+              </w:rPr>
+            </w:pPr>
+            <w:r>
+              <w:rPr>
+                <w:sz w:val="20"/>
+                <w:szCs w:val="20"/>
+                <w:rtl w:val="0"/>
+              </w:rPr>
+              <w:t xml:space="preserve">RNF</w:t>
+            </w:r>
+          </w:p>
+        </w:tc>
+        <w:tc>
+          <w:tcPr>
+            <w:tcBorders>
+              <w:top w:color="000000" w:space="0" w:sz="4" w:val="single"/>
+              <w:left w:color="000000" w:space="0" w:sz="4" w:val="single"/>
+              <w:bottom w:color="000000" w:space="0" w:sz="4" w:val="single"/>
+              <w:right w:color="000000" w:space="0" w:sz="4" w:val="single"/>
+            </w:tcBorders>
+            <w:tcMar>
+              <w:top w:w="60.0" w:type="dxa"/>
+              <w:left w:w="100.0" w:type="dxa"/>
+              <w:bottom w:w="60.0" w:type="dxa"/>
+              <w:right w:w="100.0" w:type="dxa"/>
+            </w:tcMar>
+            <w:vAlign w:val="top"/>
+          </w:tcPr>
+          <w:p>
+            <w:pPr>
+              <w:spacing w:after="20" w:line="240" w:lineRule="auto"/>
+              <w:jc w:val="both"/>
+              <w:rPr>
+                <w:sz w:val="20"/>
+                <w:szCs w:val="20"/>
+              </w:rPr>
+            </w:pPr>
+            <w:r>
+              <w:rPr>
+                <w:sz w:val="20"/>
+                <w:szCs w:val="20"/>
+                <w:rtl w:val="0"/>
+              </w:rPr>
+              <w:t xml:space="preserve">Requerimiento no funcional: condición de calidad, restricción o característica que debe cumplir el sistema.</w:t>
+            </w:r>
+            <w:r>
+              <w:rPr>
+                <w:sz w:val="20"/>
+                <w:szCs w:val="20"/>
+                <w:rtl w:val="0"/>
+              </w:rPr>
+              <w:t xml:space="preserve"> </w:t>
+            </w:r>
+          </w:p>
+        </w:tc>
+      </w:tr>
+      <w:tr>
+        <w:trPr>
+          <w:cantSplit w:val="1"/>
+          <w:tblHeader w:val="0"/>
+        </w:trPr>
+        <w:tc>
+          <w:tcPr>
+            <w:tcBorders>
+              <w:top w:color="000000" w:space="0" w:sz="4" w:val="single"/>
+              <w:left w:color="000000" w:space="0" w:sz="4" w:val="single"/>
+              <w:bottom w:color="000000" w:space="0" w:sz="4" w:val="single"/>
+              <w:right w:color="000000" w:space="0" w:sz="4" w:val="single"/>
+            </w:tcBorders>
+            <w:tcMar>
+              <w:top w:w="60.0" w:type="dxa"/>
+              <w:left w:w="100.0" w:type="dxa"/>
+              <w:bottom w:w="60.0" w:type="dxa"/>
+              <w:right w:w="100.0" w:type="dxa"/>
+            </w:tcMar>
+            <w:vAlign w:val="top"/>
+          </w:tcPr>
+          <w:p>
+            <w:pPr>
+              <w:spacing w:after="20" w:line="240" w:lineRule="auto"/>
+              <w:jc w:val="both"/>
+              <w:rPr>
+                <w:sz w:val="20"/>
+                <w:szCs w:val="20"/>
+              </w:rPr>
+            </w:pPr>
+            <w:r>
+              <w:rPr>
+                <w:sz w:val="20"/>
+                <w:szCs w:val="20"/>
+                <w:rtl w:val="0"/>
+              </w:rPr>
+              <w:t xml:space="preserve">PowerCampus</w:t>
+            </w:r>
+            <w:r>
+              <w:rPr>
+                <w:sz w:val="20"/>
+                <w:szCs w:val="20"/>
+                <w:rtl w:val="0"/>
+              </w:rPr>
+              <w:t xml:space="preserve"> </w:t>
+            </w:r>
+          </w:p>
+        </w:tc>
+        <w:tc>
+          <w:tcPr>
+            <w:tcBorders>
+              <w:top w:color="000000" w:space="0" w:sz="4" w:val="single"/>
+              <w:left w:color="000000" w:space="0" w:sz="4" w:val="single"/>
+              <w:bottom w:color="000000" w:space="0" w:sz="4" w:val="single"/>
+              <w:right w:color="000000" w:space="0" w:sz="4" w:val="single"/>
+            </w:tcBorders>
+            <w:tcMar>
+              <w:top w:w="60.0" w:type="dxa"/>
+              <w:left w:w="100.0" w:type="dxa"/>
+              <w:bottom w:w="60.0" w:type="dxa"/>
+              <w:right w:w="100.0" w:type="dxa"/>
+            </w:tcMar>
+            <w:vAlign w:val="top"/>
+          </w:tcPr>
+          <w:p>
+            <w:pPr>
+              <w:spacing w:after="20" w:line="240" w:lineRule="auto"/>
+              <w:jc w:val="both"/>
+              <w:rPr>
+                <w:sz w:val="20"/>
+                <w:szCs w:val="20"/>
+              </w:rPr>
+            </w:pPr>
+            <w:r>
+              <w:rPr>
+                <w:sz w:val="20"/>
+                <w:szCs w:val="20"/>
+                <w:rtl w:val="0"/>
+              </w:rPr>
+              <w:t xml:space="preserve">Sistema institucional donde se registra la información académica oficial; su integración automática queda fuera del alcance de esta iteración. </w:t>
+            </w:r>
+          </w:p>
+        </w:tc>
+      </w:tr>
+      <w:tr>
+        <w:trPr>
+          <w:cantSplit w:val="1"/>
+          <w:tblHeader w:val="0"/>
+        </w:trPr>
+        <w:tc>
+          <w:tcPr>
+            <w:tcBorders>
+              <w:top w:color="000000" w:space="0" w:sz="4" w:val="single"/>
+              <w:left w:color="000000" w:space="0" w:sz="4" w:val="single"/>
+              <w:bottom w:color="000000" w:space="0" w:sz="4" w:val="single"/>
+              <w:right w:color="000000" w:space="0" w:sz="4" w:val="single"/>
+            </w:tcBorders>
+            <w:tcMar>
+              <w:top w:w="60.0" w:type="dxa"/>
+              <w:left w:w="100.0" w:type="dxa"/>
+              <w:bottom w:w="60.0" w:type="dxa"/>
+              <w:right w:w="100.0" w:type="dxa"/>
+            </w:tcMar>
+            <w:vAlign w:val="top"/>
+          </w:tcPr>
+          <w:p>
+            <w:pPr>
+              <w:spacing w:after="20" w:line="240" w:lineRule="auto"/>
+              <w:jc w:val="both"/>
+              <w:rPr>
+                <w:sz w:val="20"/>
+                <w:szCs w:val="20"/>
+              </w:rPr>
+            </w:pPr>
+            <w:r>
+              <w:rPr>
+                <w:sz w:val="20"/>
+                <w:szCs w:val="20"/>
+                <w:rtl w:val="0"/>
+              </w:rPr>
+              <w:t xml:space="preserve">Moodle / Autoservicio </w:t>
+            </w:r>
+          </w:p>
+        </w:tc>
+        <w:tc>
+          <w:tcPr>
+            <w:tcBorders>
+              <w:top w:color="000000" w:space="0" w:sz="4" w:val="single"/>
+              <w:left w:color="000000" w:space="0" w:sz="4" w:val="single"/>
+              <w:bottom w:color="000000" w:space="0" w:sz="4" w:val="single"/>
+              <w:right w:color="000000" w:space="0" w:sz="4" w:val="single"/>
+            </w:tcBorders>
+            <w:tcMar>
+              <w:top w:w="60.0" w:type="dxa"/>
+              <w:left w:w="100.0" w:type="dxa"/>
+              <w:bottom w:w="60.0" w:type="dxa"/>
+              <w:right w:w="100.0" w:type="dxa"/>
+            </w:tcMar>
+            <w:vAlign w:val="top"/>
+          </w:tcPr>
+          <w:p>
+            <w:pPr>
+              <w:spacing w:after="20" w:line="240" w:lineRule="auto"/>
+              <w:jc w:val="both"/>
+              <w:rPr>
+                <w:sz w:val="20"/>
+                <w:szCs w:val="20"/>
+              </w:rPr>
+            </w:pPr>
+            <w:r>
+              <w:rPr>
+                <w:sz w:val="20"/>
+                <w:szCs w:val="20"/>
+                <w:rtl w:val="0"/>
+              </w:rPr>
+              <w:t xml:space="preserve">Plataformas institucionales cuyo esquema de inicio de sesión con Google sirve como referencia para el acceso al sistema. </w:t>
+            </w:r>
+          </w:p>
+        </w:tc>
+      </w:tr>
+      <w:tr>
+        <w:trPr>
+          <w:cantSplit w:val="1"/>
+          <w:tblHeader w:val="0"/>
+        </w:trPr>
+        <w:tc>
+          <w:tcPr>
+            <w:tcBorders>
+              <w:top w:color="000000" w:space="0" w:sz="4" w:val="single"/>
+              <w:left w:color="000000" w:space="0" w:sz="4" w:val="single"/>
+              <w:bottom w:color="000000" w:space="0" w:sz="4" w:val="single"/>
+              <w:right w:color="000000" w:space="0" w:sz="4" w:val="single"/>
+            </w:tcBorders>
+            <w:tcMar>
+              <w:top w:w="60.0" w:type="dxa"/>
+              <w:left w:w="100.0" w:type="dxa"/>
+              <w:bottom w:w="60.0" w:type="dxa"/>
+              <w:right w:w="100.0" w:type="dxa"/>
+            </w:tcMar>
+            <w:vAlign w:val="top"/>
+          </w:tcPr>
+          <w:p>
+            <w:pPr>
+              <w:spacing w:after="20" w:line="240" w:lineRule="auto"/>
+              <w:jc w:val="both"/>
+              <w:rPr>
+                <w:sz w:val="20"/>
+                <w:szCs w:val="20"/>
+              </w:rPr>
+            </w:pPr>
+            <w:r>
+              <w:rPr>
+                <w:sz w:val="20"/>
+                <w:szCs w:val="20"/>
+                <w:rtl w:val="0"/>
+              </w:rPr>
+              <w:t xml:space="preserve">Curso en borrador </w:t>
+            </w:r>
+          </w:p>
+        </w:tc>
+        <w:tc>
+          <w:tcPr>
+            <w:tcBorders>
+              <w:top w:color="000000" w:space="0" w:sz="4" w:val="single"/>
+              <w:left w:color="000000" w:space="0" w:sz="4" w:val="single"/>
+              <w:bottom w:color="000000" w:space="0" w:sz="4" w:val="single"/>
+              <w:right w:color="000000" w:space="0" w:sz="4" w:val="single"/>
+            </w:tcBorders>
+            <w:tcMar>
+              <w:top w:w="60.0" w:type="dxa"/>
+              <w:left w:w="100.0" w:type="dxa"/>
+              <w:bottom w:w="60.0" w:type="dxa"/>
+              <w:right w:w="100.0" w:type="dxa"/>
+            </w:tcMar>
+            <w:vAlign w:val="top"/>
+          </w:tcPr>
+          <w:p>
+            <w:pPr>
+              <w:spacing w:after="20" w:line="240" w:lineRule="auto"/>
+              <w:jc w:val="both"/>
+              <w:rPr>
+                <w:sz w:val="20"/>
+                <w:szCs w:val="20"/>
+              </w:rPr>
+            </w:pPr>
+            <w:r>
+              <w:rPr>
+                <w:sz w:val="20"/>
+                <w:szCs w:val="20"/>
+                <w:rtl w:val="0"/>
+              </w:rPr>
+              <w:t xml:space="preserve">Estado en el que un curso puede conservarse con los datos mínimos mientras continúa su elaboración. </w:t>
+            </w:r>
+          </w:p>
+        </w:tc>
+      </w:tr>
+      <w:tr>
+        <w:trPr>
+          <w:cantSplit w:val="1"/>
+          <w:tblHeader w:val="0"/>
+        </w:trPr>
+        <w:tc>
+          <w:tcPr>
+            <w:tcBorders>
+              <w:top w:color="000000" w:space="0" w:sz="4" w:val="single"/>
+              <w:left w:color="000000" w:space="0" w:sz="4" w:val="single"/>
+              <w:bottom w:color="000000" w:space="0" w:sz="4" w:val="single"/>
+              <w:right w:color="000000" w:space="0" w:sz="4" w:val="single"/>
+            </w:tcBorders>
+            <w:tcMar>
+              <w:top w:w="60.0" w:type="dxa"/>
+              <w:left w:w="100.0" w:type="dxa"/>
+              <w:bottom w:w="60.0" w:type="dxa"/>
+              <w:right w:w="100.0" w:type="dxa"/>
+            </w:tcMar>
+            <w:vAlign w:val="top"/>
+          </w:tcPr>
+          <w:p>
+            <w:pPr>
+              <w:spacing w:after="20" w:line="240" w:lineRule="auto"/>
+              <w:jc w:val="both"/>
+              <w:rPr>
+                <w:sz w:val="20"/>
+                <w:szCs w:val="20"/>
+              </w:rPr>
+            </w:pPr>
+            <w:r>
+              <w:rPr>
+                <w:sz w:val="20"/>
+                <w:szCs w:val="20"/>
+                <w:rtl w:val="0"/>
+              </w:rPr>
+              <w:t xml:space="preserve">Desarrollo Curricular </w:t>
+            </w:r>
+          </w:p>
+        </w:tc>
+        <w:tc>
+          <w:tcPr>
+            <w:tcBorders>
+              <w:top w:color="000000" w:space="0" w:sz="4" w:val="single"/>
+              <w:left w:color="000000" w:space="0" w:sz="4" w:val="single"/>
+              <w:bottom w:color="000000" w:space="0" w:sz="4" w:val="single"/>
+              <w:right w:color="000000" w:space="0" w:sz="4" w:val="single"/>
+            </w:tcBorders>
+            <w:tcMar>
+              <w:top w:w="60.0" w:type="dxa"/>
+              <w:left w:w="100.0" w:type="dxa"/>
+              <w:bottom w:w="60.0" w:type="dxa"/>
+              <w:right w:w="100.0" w:type="dxa"/>
+            </w:tcMar>
+            <w:vAlign w:val="top"/>
+          </w:tcPr>
+          <w:p>
+            <w:pPr>
+              <w:spacing w:after="20" w:line="240" w:lineRule="auto"/>
+              <w:jc w:val="both"/>
+              <w:rPr>
+                <w:sz w:val="20"/>
+                <w:szCs w:val="20"/>
+              </w:rPr>
+            </w:pPr>
+            <w:r>
+              <w:rPr>
+                <w:sz w:val="20"/>
+                <w:szCs w:val="20"/>
+                <w:rtl w:val="0"/>
+              </w:rPr>
+              <w:t xml:space="preserve">Unidad responsable de revisar los cursos, corregir o asignar su código y aprobarlos antes de su publicación. </w:t>
             </w:r>
           </w:p>
         </w:tc>
@@ -1718,6 +2914,7 @@
         <w:keepLines w:val="0"/>
         <w:pageBreakBefore w:val="1"/>
         <w:spacing w:after="240" w:before="0" w:line="240" w:lineRule="auto"/>
+        <w:jc w:val="both"/>
         <w:rPr>
           <w:b w:val="1"/>
           <w:bCs w:val="1"/>
@@ -1741,6 +2938,7 @@
         <w:pStyle w:val="Heading2"/>
         <w:keepLines w:val="0"/>
         <w:spacing w:after="140" w:before="280" w:line="240" w:lineRule="auto"/>
+        <w:jc w:val="both"/>
         <w:rPr>
           <w:b w:val="1"/>
           <w:bCs w:val="1"/>
@@ -1761,9 +2959,15 @@
     </w:p>
     <w:p>
       <w:pPr>
-        <w:spacing w:after="160" w:line="360" w:lineRule="auto"/>
+        <w:jc w:val="both"/>
         <w:rPr/>
       </w:pPr>
+      <w:r>
+        <w:rPr>
+          <w:rtl w:val="0"/>
+        </w:rPr>
+        <w:t xml:space="preserve">Para el personal de Desarrollo Curricular y los funcionarios académicos de la Universidad CENFOTEC que necesitan registrar, consultar, revisar y aprobar cursos, el Sistema de Gestión de Cursos y Desarrollo Curricular es una aplicación web que organiza las vistas, formularios y controles necesarios para gestionar la información curricular de manera uniforme y con acceso según el rol. </w:t>
+      </w:r>
       <w:r>
         <w:rPr>
           <w:rtl w:val="0"/>
@@ -1775,6 +2979,7 @@
         <w:pStyle w:val="Heading2"/>
         <w:keepLines w:val="0"/>
         <w:spacing w:after="140" w:before="280" w:line="240" w:lineRule="auto"/>
+        <w:jc w:val="both"/>
         <w:rPr>
           <w:b w:val="1"/>
           <w:bCs w:val="1"/>
@@ -1844,6 +3049,7 @@
           <w:p>
             <w:pPr>
               <w:spacing w:after="20" w:line="240" w:lineRule="auto"/>
+              <w:jc w:val="both"/>
               <w:rPr/>
             </w:pPr>
             <w:r>
@@ -1883,6 +3089,7 @@
           <w:p>
             <w:pPr>
               <w:spacing w:after="20" w:line="240" w:lineRule="auto"/>
+              <w:jc w:val="both"/>
               <w:rPr/>
             </w:pPr>
             <w:r>
@@ -1927,6 +3134,7 @@
           <w:p>
             <w:pPr>
               <w:spacing w:after="20" w:line="240" w:lineRule="auto"/>
+              <w:jc w:val="both"/>
               <w:rPr/>
             </w:pPr>
             <w:r>
@@ -1963,12 +3171,20 @@
           <w:p>
             <w:pPr>
               <w:spacing w:after="20" w:line="240" w:lineRule="auto"/>
-              <w:rPr/>
-            </w:pPr>
-            <w:r>
-              <w:rPr>
-                <w:rtl w:val="0"/>
-              </w:rPr>
+              <w:jc w:val="both"/>
+              <w:rPr/>
+            </w:pPr>
+            <w:r>
+              <w:rPr>
+                <w:rtl w:val="0"/>
+              </w:rPr>
+              <w:t xml:space="preserve">Diseñar una estructura web clara y consistente que permita representar el flujo de registro, consulta, revisión y aprobación de cursos definido para la primera iteración.</w:t>
+            </w:r>
+            <w:r>
+              <w:rPr>
+                <w:rtl w:val="0"/>
+              </w:rPr>
+              <w:t xml:space="preserve"> </w:t>
             </w:r>
           </w:p>
         </w:tc>
@@ -1997,6 +3213,7 @@
           <w:p>
             <w:pPr>
               <w:spacing w:after="20" w:line="240" w:lineRule="auto"/>
+              <w:jc w:val="both"/>
               <w:rPr/>
             </w:pPr>
             <w:r>
@@ -2033,12 +3250,20 @@
           <w:p>
             <w:pPr>
               <w:spacing w:after="20" w:line="240" w:lineRule="auto"/>
-              <w:rPr/>
-            </w:pPr>
-            <w:r>
-              <w:rPr>
-                <w:rtl w:val="0"/>
-              </w:rPr>
+              <w:jc w:val="both"/>
+              <w:rPr/>
+            </w:pPr>
+            <w:r>
+              <w:rPr>
+                <w:rtl w:val="0"/>
+              </w:rPr>
+              <w:t xml:space="preserve">Definir las vistas y componentes HTML necesarios para representar las funciones principales del sistema, manteniendo una estructura semántica y reutilizable.</w:t>
+            </w:r>
+            <w:r>
+              <w:rPr>
+                <w:rtl w:val="0"/>
+              </w:rPr>
+              <w:t xml:space="preserve"> </w:t>
             </w:r>
           </w:p>
         </w:tc>
@@ -2067,6 +3292,7 @@
           <w:p>
             <w:pPr>
               <w:spacing w:after="20" w:line="240" w:lineRule="auto"/>
+              <w:jc w:val="both"/>
               <w:rPr/>
             </w:pPr>
             <w:r>
@@ -2103,12 +3329,20 @@
           <w:p>
             <w:pPr>
               <w:spacing w:after="20" w:line="240" w:lineRule="auto"/>
-              <w:rPr/>
-            </w:pPr>
-            <w:r>
-              <w:rPr>
-                <w:rtl w:val="0"/>
-              </w:rPr>
+              <w:jc w:val="both"/>
+              <w:rPr/>
+            </w:pPr>
+            <w:r>
+              <w:rPr>
+                <w:rtl w:val="0"/>
+              </w:rPr>
+              <w:t xml:space="preserve">Establecer una guía de estilos CSS responsive y accesible que mantenga una presentación coherente en escritorio, tableta y móvil, sin utilizar frameworks externos.</w:t>
+            </w:r>
+            <w:r>
+              <w:rPr>
+                <w:rtl w:val="0"/>
+              </w:rPr>
+              <w:t xml:space="preserve"> </w:t>
             </w:r>
           </w:p>
         </w:tc>
@@ -2137,6 +3371,7 @@
           <w:p>
             <w:pPr>
               <w:spacing w:after="20" w:line="240" w:lineRule="auto"/>
+              <w:jc w:val="both"/>
               <w:rPr/>
             </w:pPr>
             <w:r>
@@ -2173,12 +3408,20 @@
           <w:p>
             <w:pPr>
               <w:spacing w:after="20" w:line="240" w:lineRule="auto"/>
-              <w:rPr/>
-            </w:pPr>
-            <w:r>
-              <w:rPr>
-                <w:rtl w:val="0"/>
-              </w:rPr>
+              <w:jc w:val="both"/>
+              <w:rPr/>
+            </w:pPr>
+            <w:r>
+              <w:rPr>
+                <w:rtl w:val="0"/>
+              </w:rPr>
+              <w:t xml:space="preserve">Diseñar la validación del lado del cliente para que los formularios identifiquen errores, muestren mensajes comprensibles y bloqueen el envío cuando los datos no cumplen las reglas definidas.</w:t>
+            </w:r>
+            <w:r>
+              <w:rPr>
+                <w:rtl w:val="0"/>
+              </w:rPr>
+              <w:t xml:space="preserve"> </w:t>
             </w:r>
           </w:p>
         </w:tc>
@@ -2189,6 +3432,7 @@
         <w:pStyle w:val="Heading2"/>
         <w:keepLines w:val="0"/>
         <w:spacing w:after="140" w:before="280" w:line="240" w:lineRule="auto"/>
+        <w:jc w:val="both"/>
         <w:rPr>
           <w:b w:val="1"/>
           <w:bCs w:val="1"/>
@@ -2209,7 +3453,51 @@
     </w:p>
     <w:p>
       <w:pPr>
+        <w:jc w:val="both"/>
+        <w:rPr/>
+      </w:pPr>
+      <w:r>
+        <w:rPr>
+          <w:u w:val="single"/>
+          <w:rtl w:val="0"/>
+        </w:rPr>
+        <w:t xml:space="preserve">Supuestos:</w:t>
+      </w:r>
+      <w:r>
+        <w:rPr>
+          <w:rtl w:val="0"/>
+        </w:rPr>
+        <w:t xml:space="preserve"> se asume que la Universidad CENFOTEC proporcionará posteriormente el libro de marca y la lógica institucional para validar el código de los cursos; que existe una cuenta de Administrador inicial; que los funcionarios cuentan con cuentas institucionales de Google; que el acceso principal se realiza mediante un navegador web; y que los avatares disponibles pueden ser definidos por el equipo de desarrollo. </w:t>
+      </w:r>
+    </w:p>
+    <w:p>
+      <w:pPr>
+        <w:jc w:val="both"/>
+        <w:rPr/>
+      </w:pPr>
+      <w:r>
+        <w:rPr>
+          <w:u w:val="single"/>
+          <w:rtl w:val="0"/>
+        </w:rPr>
+        <w:t xml:space="preserve">Dependencias:</w:t>
+      </w:r>
+      <w:r>
+        <w:rPr>
+          <w:rtl w:val="0"/>
+        </w:rPr>
+        <w:t xml:space="preserve"> servicio de autenticación de Google, API de Gemini y su llave de acceso para la asistencia con IA, servicio de correo electrónico para notificaciones y permisos de notificación del navegador. Power Campus y Moodle no se integran automáticamente en esta aplicación, y los reportes completos se desarrollarán en otra iteración. </w:t>
+      </w:r>
+      <w:r>
+        <w:rPr>
+          <w:rtl w:val="0"/>
+        </w:rPr>
+      </w:r>
+    </w:p>
+    <w:p>
+      <w:pPr>
         <w:spacing w:after="160" w:line="360" w:lineRule="auto"/>
+        <w:jc w:val="both"/>
         <w:rPr/>
       </w:pPr>
       <w:r>
@@ -2224,6 +3512,7 @@
         <w:keepLines w:val="0"/>
         <w:pageBreakBefore w:val="1"/>
         <w:spacing w:after="240" w:before="0" w:line="240" w:lineRule="auto"/>
+        <w:jc w:val="both"/>
         <w:rPr>
           <w:b w:val="1"/>
           <w:bCs w:val="1"/>
@@ -2247,6 +3536,7 @@
         <w:pStyle w:val="Heading2"/>
         <w:keepLines w:val="0"/>
         <w:spacing w:after="140" w:before="280" w:line="240" w:lineRule="auto"/>
+        <w:jc w:val="both"/>
         <w:rPr>
           <w:b w:val="1"/>
           <w:bCs w:val="1"/>
@@ -2315,6 +3605,7 @@
               <w:keepNext w:val="1"/>
               <w:keepLines w:val="1"/>
               <w:spacing w:line="240" w:lineRule="auto"/>
+              <w:jc w:val="both"/>
               <w:rPr/>
             </w:pPr>
             <w:r>
@@ -2337,6 +3628,7 @@
               <w:keepNext w:val="1"/>
               <w:keepLines w:val="1"/>
               <w:spacing w:line="240" w:lineRule="auto"/>
+              <w:jc w:val="both"/>
               <w:rPr/>
             </w:pPr>
             <w:r>
@@ -2359,6 +3651,7 @@
               <w:keepNext w:val="1"/>
               <w:keepLines w:val="1"/>
               <w:spacing w:line="240" w:lineRule="auto"/>
+              <w:jc w:val="both"/>
               <w:rPr/>
             </w:pPr>
             <w:r>
@@ -2381,6 +3674,7 @@
               <w:keepNext w:val="1"/>
               <w:keepLines w:val="1"/>
               <w:spacing w:line="240" w:lineRule="auto"/>
+              <w:jc w:val="both"/>
               <w:rPr/>
             </w:pPr>
             <w:r>
@@ -2403,6 +3697,7 @@
               <w:keepNext w:val="1"/>
               <w:keepLines w:val="1"/>
               <w:spacing w:line="240" w:lineRule="auto"/>
+              <w:jc w:val="both"/>
               <w:rPr/>
             </w:pPr>
             <w:r>
@@ -2425,6 +3720,7 @@
               <w:keepNext w:val="1"/>
               <w:keepLines w:val="1"/>
               <w:spacing w:line="240" w:lineRule="auto"/>
+              <w:jc w:val="both"/>
               <w:rPr/>
             </w:pPr>
             <w:r>
@@ -2447,6 +3743,7 @@
               <w:keepNext w:val="1"/>
               <w:keepLines w:val="1"/>
               <w:spacing w:line="240" w:lineRule="auto"/>
+              <w:jc w:val="both"/>
               <w:rPr/>
             </w:pPr>
             <w:r>
@@ -2470,6 +3767,7 @@
     <w:p>
       <w:pPr>
         <w:spacing w:after="120" w:line="240" w:lineRule="auto"/>
+        <w:jc w:val="both"/>
         <w:rPr/>
       </w:pPr>
       <w:r>
@@ -2483,6 +3781,7 @@
         <w:pStyle w:val="Heading2"/>
         <w:keepLines w:val="0"/>
         <w:spacing w:after="140" w:before="280" w:line="240" w:lineRule="auto"/>
+        <w:jc w:val="both"/>
         <w:rPr>
           <w:b w:val="1"/>
           <w:bCs w:val="1"/>
@@ -2554,6 +3853,7 @@
           <w:p>
             <w:pPr>
               <w:spacing w:after="20" w:line="240" w:lineRule="auto"/>
+              <w:jc w:val="both"/>
               <w:rPr/>
             </w:pPr>
             <w:r>
@@ -2593,6 +3893,7 @@
           <w:p>
             <w:pPr>
               <w:spacing w:after="20" w:line="240" w:lineRule="auto"/>
+              <w:jc w:val="both"/>
               <w:rPr/>
             </w:pPr>
             <w:r>
@@ -2632,6 +3933,7 @@
           <w:p>
             <w:pPr>
               <w:spacing w:after="20" w:line="240" w:lineRule="auto"/>
+              <w:jc w:val="both"/>
               <w:rPr/>
             </w:pPr>
             <w:r>
@@ -2676,6 +3978,7 @@
           <w:p>
             <w:pPr>
               <w:spacing w:after="20" w:line="240" w:lineRule="auto"/>
+              <w:jc w:val="both"/>
               <w:rPr/>
             </w:pPr>
             <w:r>
@@ -2712,34 +4015,36 @@
           <w:p>
             <w:pPr>
               <w:spacing w:after="20" w:line="240" w:lineRule="auto"/>
-              <w:rPr/>
-            </w:pPr>
-            <w:r>
-              <w:rPr>
-                <w:rtl w:val="0"/>
-              </w:rPr>
-            </w:r>
-          </w:p>
-        </w:tc>
-        <w:tc>
-          <w:tcPr>
-            <w:tcBorders>
-              <w:top w:color="000000" w:space="0" w:sz="4" w:val="single"/>
-              <w:left w:color="000000" w:space="0" w:sz="4" w:val="single"/>
-              <w:bottom w:color="000000" w:space="0" w:sz="4" w:val="single"/>
-              <w:right w:color="000000" w:space="0" w:sz="4" w:val="single"/>
-            </w:tcBorders>
-            <w:tcMar>
-              <w:top w:w="60.0" w:type="dxa"/>
-              <w:left w:w="100.0" w:type="dxa"/>
-              <w:bottom w:w="60.0" w:type="dxa"/>
-              <w:right w:w="100.0" w:type="dxa"/>
-            </w:tcMar>
-            <w:vAlign w:val="top"/>
-          </w:tcPr>
-          <w:p>
-            <w:pPr>
-              <w:spacing w:after="20" w:line="240" w:lineRule="auto"/>
+              <w:jc w:val="both"/>
+              <w:rPr/>
+            </w:pPr>
+            <w:r>
+              <w:rPr>
+                <w:rtl w:val="0"/>
+              </w:rPr>
+            </w:r>
+          </w:p>
+        </w:tc>
+        <w:tc>
+          <w:tcPr>
+            <w:tcBorders>
+              <w:top w:color="000000" w:space="0" w:sz="4" w:val="single"/>
+              <w:left w:color="000000" w:space="0" w:sz="4" w:val="single"/>
+              <w:bottom w:color="000000" w:space="0" w:sz="4" w:val="single"/>
+              <w:right w:color="000000" w:space="0" w:sz="4" w:val="single"/>
+            </w:tcBorders>
+            <w:tcMar>
+              <w:top w:w="60.0" w:type="dxa"/>
+              <w:left w:w="100.0" w:type="dxa"/>
+              <w:bottom w:w="60.0" w:type="dxa"/>
+              <w:right w:w="100.0" w:type="dxa"/>
+            </w:tcMar>
+            <w:vAlign w:val="top"/>
+          </w:tcPr>
+          <w:p>
+            <w:pPr>
+              <w:spacing w:after="20" w:line="240" w:lineRule="auto"/>
+              <w:jc w:val="both"/>
               <w:rPr/>
             </w:pPr>
             <w:r>
@@ -2774,6 +4079,7 @@
           <w:p>
             <w:pPr>
               <w:spacing w:after="20" w:line="240" w:lineRule="auto"/>
+              <w:jc w:val="both"/>
               <w:rPr/>
             </w:pPr>
             <w:r>
@@ -2810,34 +4116,36 @@
           <w:p>
             <w:pPr>
               <w:spacing w:after="20" w:line="240" w:lineRule="auto"/>
-              <w:rPr/>
-            </w:pPr>
-            <w:r>
-              <w:rPr>
-                <w:rtl w:val="0"/>
-              </w:rPr>
-            </w:r>
-          </w:p>
-        </w:tc>
-        <w:tc>
-          <w:tcPr>
-            <w:tcBorders>
-              <w:top w:color="000000" w:space="0" w:sz="4" w:val="single"/>
-              <w:left w:color="000000" w:space="0" w:sz="4" w:val="single"/>
-              <w:bottom w:color="000000" w:space="0" w:sz="4" w:val="single"/>
-              <w:right w:color="000000" w:space="0" w:sz="4" w:val="single"/>
-            </w:tcBorders>
-            <w:tcMar>
-              <w:top w:w="60.0" w:type="dxa"/>
-              <w:left w:w="100.0" w:type="dxa"/>
-              <w:bottom w:w="60.0" w:type="dxa"/>
-              <w:right w:w="100.0" w:type="dxa"/>
-            </w:tcMar>
-            <w:vAlign w:val="top"/>
-          </w:tcPr>
-          <w:p>
-            <w:pPr>
-              <w:spacing w:after="20" w:line="240" w:lineRule="auto"/>
+              <w:jc w:val="both"/>
+              <w:rPr/>
+            </w:pPr>
+            <w:r>
+              <w:rPr>
+                <w:rtl w:val="0"/>
+              </w:rPr>
+            </w:r>
+          </w:p>
+        </w:tc>
+        <w:tc>
+          <w:tcPr>
+            <w:tcBorders>
+              <w:top w:color="000000" w:space="0" w:sz="4" w:val="single"/>
+              <w:left w:color="000000" w:space="0" w:sz="4" w:val="single"/>
+              <w:bottom w:color="000000" w:space="0" w:sz="4" w:val="single"/>
+              <w:right w:color="000000" w:space="0" w:sz="4" w:val="single"/>
+            </w:tcBorders>
+            <w:tcMar>
+              <w:top w:w="60.0" w:type="dxa"/>
+              <w:left w:w="100.0" w:type="dxa"/>
+              <w:bottom w:w="60.0" w:type="dxa"/>
+              <w:right w:w="100.0" w:type="dxa"/>
+            </w:tcMar>
+            <w:vAlign w:val="top"/>
+          </w:tcPr>
+          <w:p>
+            <w:pPr>
+              <w:spacing w:after="20" w:line="240" w:lineRule="auto"/>
+              <w:jc w:val="both"/>
               <w:rPr/>
             </w:pPr>
             <w:r>
@@ -2872,6 +4180,7 @@
           <w:p>
             <w:pPr>
               <w:spacing w:after="20" w:line="240" w:lineRule="auto"/>
+              <w:jc w:val="both"/>
               <w:rPr/>
             </w:pPr>
             <w:r>
@@ -2908,34 +4217,36 @@
           <w:p>
             <w:pPr>
               <w:spacing w:after="20" w:line="240" w:lineRule="auto"/>
-              <w:rPr/>
-            </w:pPr>
-            <w:r>
-              <w:rPr>
-                <w:rtl w:val="0"/>
-              </w:rPr>
-            </w:r>
-          </w:p>
-        </w:tc>
-        <w:tc>
-          <w:tcPr>
-            <w:tcBorders>
-              <w:top w:color="000000" w:space="0" w:sz="4" w:val="single"/>
-              <w:left w:color="000000" w:space="0" w:sz="4" w:val="single"/>
-              <w:bottom w:color="000000" w:space="0" w:sz="4" w:val="single"/>
-              <w:right w:color="000000" w:space="0" w:sz="4" w:val="single"/>
-            </w:tcBorders>
-            <w:tcMar>
-              <w:top w:w="60.0" w:type="dxa"/>
-              <w:left w:w="100.0" w:type="dxa"/>
-              <w:bottom w:w="60.0" w:type="dxa"/>
-              <w:right w:w="100.0" w:type="dxa"/>
-            </w:tcMar>
-            <w:vAlign w:val="top"/>
-          </w:tcPr>
-          <w:p>
-            <w:pPr>
-              <w:spacing w:after="20" w:line="240" w:lineRule="auto"/>
+              <w:jc w:val="both"/>
+              <w:rPr/>
+            </w:pPr>
+            <w:r>
+              <w:rPr>
+                <w:rtl w:val="0"/>
+              </w:rPr>
+            </w:r>
+          </w:p>
+        </w:tc>
+        <w:tc>
+          <w:tcPr>
+            <w:tcBorders>
+              <w:top w:color="000000" w:space="0" w:sz="4" w:val="single"/>
+              <w:left w:color="000000" w:space="0" w:sz="4" w:val="single"/>
+              <w:bottom w:color="000000" w:space="0" w:sz="4" w:val="single"/>
+              <w:right w:color="000000" w:space="0" w:sz="4" w:val="single"/>
+            </w:tcBorders>
+            <w:tcMar>
+              <w:top w:w="60.0" w:type="dxa"/>
+              <w:left w:w="100.0" w:type="dxa"/>
+              <w:bottom w:w="60.0" w:type="dxa"/>
+              <w:right w:w="100.0" w:type="dxa"/>
+            </w:tcMar>
+            <w:vAlign w:val="top"/>
+          </w:tcPr>
+          <w:p>
+            <w:pPr>
+              <w:spacing w:after="20" w:line="240" w:lineRule="auto"/>
+              <w:jc w:val="both"/>
               <w:rPr/>
             </w:pPr>
             <w:r>
@@ -2970,6 +4281,7 @@
           <w:p>
             <w:pPr>
               <w:spacing w:after="20" w:line="240" w:lineRule="auto"/>
+              <w:jc w:val="both"/>
               <w:rPr/>
             </w:pPr>
             <w:r>
@@ -3006,34 +4318,36 @@
           <w:p>
             <w:pPr>
               <w:spacing w:after="20" w:line="240" w:lineRule="auto"/>
-              <w:rPr/>
-            </w:pPr>
-            <w:r>
-              <w:rPr>
-                <w:rtl w:val="0"/>
-              </w:rPr>
-            </w:r>
-          </w:p>
-        </w:tc>
-        <w:tc>
-          <w:tcPr>
-            <w:tcBorders>
-              <w:top w:color="000000" w:space="0" w:sz="4" w:val="single"/>
-              <w:left w:color="000000" w:space="0" w:sz="4" w:val="single"/>
-              <w:bottom w:color="000000" w:space="0" w:sz="4" w:val="single"/>
-              <w:right w:color="000000" w:space="0" w:sz="4" w:val="single"/>
-            </w:tcBorders>
-            <w:tcMar>
-              <w:top w:w="60.0" w:type="dxa"/>
-              <w:left w:w="100.0" w:type="dxa"/>
-              <w:bottom w:w="60.0" w:type="dxa"/>
-              <w:right w:w="100.0" w:type="dxa"/>
-            </w:tcMar>
-            <w:vAlign w:val="top"/>
-          </w:tcPr>
-          <w:p>
-            <w:pPr>
-              <w:spacing w:after="20" w:line="240" w:lineRule="auto"/>
+              <w:jc w:val="both"/>
+              <w:rPr/>
+            </w:pPr>
+            <w:r>
+              <w:rPr>
+                <w:rtl w:val="0"/>
+              </w:rPr>
+            </w:r>
+          </w:p>
+        </w:tc>
+        <w:tc>
+          <w:tcPr>
+            <w:tcBorders>
+              <w:top w:color="000000" w:space="0" w:sz="4" w:val="single"/>
+              <w:left w:color="000000" w:space="0" w:sz="4" w:val="single"/>
+              <w:bottom w:color="000000" w:space="0" w:sz="4" w:val="single"/>
+              <w:right w:color="000000" w:space="0" w:sz="4" w:val="single"/>
+            </w:tcBorders>
+            <w:tcMar>
+              <w:top w:w="60.0" w:type="dxa"/>
+              <w:left w:w="100.0" w:type="dxa"/>
+              <w:bottom w:w="60.0" w:type="dxa"/>
+              <w:right w:w="100.0" w:type="dxa"/>
+            </w:tcMar>
+            <w:vAlign w:val="top"/>
+          </w:tcPr>
+          <w:p>
+            <w:pPr>
+              <w:spacing w:after="20" w:line="240" w:lineRule="auto"/>
+              <w:jc w:val="both"/>
               <w:rPr/>
             </w:pPr>
             <w:r>
@@ -3068,6 +4382,7 @@
           <w:p>
             <w:pPr>
               <w:spacing w:after="20" w:line="240" w:lineRule="auto"/>
+              <w:jc w:val="both"/>
               <w:rPr/>
             </w:pPr>
             <w:r>
@@ -3104,34 +4419,36 @@
           <w:p>
             <w:pPr>
               <w:spacing w:after="20" w:line="240" w:lineRule="auto"/>
-              <w:rPr/>
-            </w:pPr>
-            <w:r>
-              <w:rPr>
-                <w:rtl w:val="0"/>
-              </w:rPr>
-            </w:r>
-          </w:p>
-        </w:tc>
-        <w:tc>
-          <w:tcPr>
-            <w:tcBorders>
-              <w:top w:color="000000" w:space="0" w:sz="4" w:val="single"/>
-              <w:left w:color="000000" w:space="0" w:sz="4" w:val="single"/>
-              <w:bottom w:color="000000" w:space="0" w:sz="4" w:val="single"/>
-              <w:right w:color="000000" w:space="0" w:sz="4" w:val="single"/>
-            </w:tcBorders>
-            <w:tcMar>
-              <w:top w:w="60.0" w:type="dxa"/>
-              <w:left w:w="100.0" w:type="dxa"/>
-              <w:bottom w:w="60.0" w:type="dxa"/>
-              <w:right w:w="100.0" w:type="dxa"/>
-            </w:tcMar>
-            <w:vAlign w:val="top"/>
-          </w:tcPr>
-          <w:p>
-            <w:pPr>
-              <w:spacing w:after="20" w:line="240" w:lineRule="auto"/>
+              <w:jc w:val="both"/>
+              <w:rPr/>
+            </w:pPr>
+            <w:r>
+              <w:rPr>
+                <w:rtl w:val="0"/>
+              </w:rPr>
+            </w:r>
+          </w:p>
+        </w:tc>
+        <w:tc>
+          <w:tcPr>
+            <w:tcBorders>
+              <w:top w:color="000000" w:space="0" w:sz="4" w:val="single"/>
+              <w:left w:color="000000" w:space="0" w:sz="4" w:val="single"/>
+              <w:bottom w:color="000000" w:space="0" w:sz="4" w:val="single"/>
+              <w:right w:color="000000" w:space="0" w:sz="4" w:val="single"/>
+            </w:tcBorders>
+            <w:tcMar>
+              <w:top w:w="60.0" w:type="dxa"/>
+              <w:left w:w="100.0" w:type="dxa"/>
+              <w:bottom w:w="60.0" w:type="dxa"/>
+              <w:right w:w="100.0" w:type="dxa"/>
+            </w:tcMar>
+            <w:vAlign w:val="top"/>
+          </w:tcPr>
+          <w:p>
+            <w:pPr>
+              <w:spacing w:after="20" w:line="240" w:lineRule="auto"/>
+              <w:jc w:val="both"/>
               <w:rPr/>
             </w:pPr>
             <w:r>
@@ -3166,6 +4483,7 @@
           <w:p>
             <w:pPr>
               <w:spacing w:after="20" w:line="240" w:lineRule="auto"/>
+              <w:jc w:val="both"/>
               <w:rPr/>
             </w:pPr>
             <w:r>
@@ -3202,34 +4520,36 @@
           <w:p>
             <w:pPr>
               <w:spacing w:after="20" w:line="240" w:lineRule="auto"/>
-              <w:rPr/>
-            </w:pPr>
-            <w:r>
-              <w:rPr>
-                <w:rtl w:val="0"/>
-              </w:rPr>
-            </w:r>
-          </w:p>
-        </w:tc>
-        <w:tc>
-          <w:tcPr>
-            <w:tcBorders>
-              <w:top w:color="000000" w:space="0" w:sz="4" w:val="single"/>
-              <w:left w:color="000000" w:space="0" w:sz="4" w:val="single"/>
-              <w:bottom w:color="000000" w:space="0" w:sz="4" w:val="single"/>
-              <w:right w:color="000000" w:space="0" w:sz="4" w:val="single"/>
-            </w:tcBorders>
-            <w:tcMar>
-              <w:top w:w="60.0" w:type="dxa"/>
-              <w:left w:w="100.0" w:type="dxa"/>
-              <w:bottom w:w="60.0" w:type="dxa"/>
-              <w:right w:w="100.0" w:type="dxa"/>
-            </w:tcMar>
-            <w:vAlign w:val="top"/>
-          </w:tcPr>
-          <w:p>
-            <w:pPr>
-              <w:spacing w:after="20" w:line="240" w:lineRule="auto"/>
+              <w:jc w:val="both"/>
+              <w:rPr/>
+            </w:pPr>
+            <w:r>
+              <w:rPr>
+                <w:rtl w:val="0"/>
+              </w:rPr>
+            </w:r>
+          </w:p>
+        </w:tc>
+        <w:tc>
+          <w:tcPr>
+            <w:tcBorders>
+              <w:top w:color="000000" w:space="0" w:sz="4" w:val="single"/>
+              <w:left w:color="000000" w:space="0" w:sz="4" w:val="single"/>
+              <w:bottom w:color="000000" w:space="0" w:sz="4" w:val="single"/>
+              <w:right w:color="000000" w:space="0" w:sz="4" w:val="single"/>
+            </w:tcBorders>
+            <w:tcMar>
+              <w:top w:w="60.0" w:type="dxa"/>
+              <w:left w:w="100.0" w:type="dxa"/>
+              <w:bottom w:w="60.0" w:type="dxa"/>
+              <w:right w:w="100.0" w:type="dxa"/>
+            </w:tcMar>
+            <w:vAlign w:val="top"/>
+          </w:tcPr>
+          <w:p>
+            <w:pPr>
+              <w:spacing w:after="20" w:line="240" w:lineRule="auto"/>
+              <w:jc w:val="both"/>
               <w:rPr/>
             </w:pPr>
             <w:r>
@@ -3264,6 +4584,7 @@
           <w:p>
             <w:pPr>
               <w:spacing w:after="20" w:line="240" w:lineRule="auto"/>
+              <w:jc w:val="both"/>
               <w:rPr/>
             </w:pPr>
             <w:r>
@@ -3300,34 +4621,36 @@
           <w:p>
             <w:pPr>
               <w:spacing w:after="20" w:line="240" w:lineRule="auto"/>
-              <w:rPr/>
-            </w:pPr>
-            <w:r>
-              <w:rPr>
-                <w:rtl w:val="0"/>
-              </w:rPr>
-            </w:r>
-          </w:p>
-        </w:tc>
-        <w:tc>
-          <w:tcPr>
-            <w:tcBorders>
-              <w:top w:color="000000" w:space="0" w:sz="4" w:val="single"/>
-              <w:left w:color="000000" w:space="0" w:sz="4" w:val="single"/>
-              <w:bottom w:color="000000" w:space="0" w:sz="4" w:val="single"/>
-              <w:right w:color="000000" w:space="0" w:sz="4" w:val="single"/>
-            </w:tcBorders>
-            <w:tcMar>
-              <w:top w:w="60.0" w:type="dxa"/>
-              <w:left w:w="100.0" w:type="dxa"/>
-              <w:bottom w:w="60.0" w:type="dxa"/>
-              <w:right w:w="100.0" w:type="dxa"/>
-            </w:tcMar>
-            <w:vAlign w:val="top"/>
-          </w:tcPr>
-          <w:p>
-            <w:pPr>
-              <w:spacing w:after="20" w:line="240" w:lineRule="auto"/>
+              <w:jc w:val="both"/>
+              <w:rPr/>
+            </w:pPr>
+            <w:r>
+              <w:rPr>
+                <w:rtl w:val="0"/>
+              </w:rPr>
+            </w:r>
+          </w:p>
+        </w:tc>
+        <w:tc>
+          <w:tcPr>
+            <w:tcBorders>
+              <w:top w:color="000000" w:space="0" w:sz="4" w:val="single"/>
+              <w:left w:color="000000" w:space="0" w:sz="4" w:val="single"/>
+              <w:bottom w:color="000000" w:space="0" w:sz="4" w:val="single"/>
+              <w:right w:color="000000" w:space="0" w:sz="4" w:val="single"/>
+            </w:tcBorders>
+            <w:tcMar>
+              <w:top w:w="60.0" w:type="dxa"/>
+              <w:left w:w="100.0" w:type="dxa"/>
+              <w:bottom w:w="60.0" w:type="dxa"/>
+              <w:right w:w="100.0" w:type="dxa"/>
+            </w:tcMar>
+            <w:vAlign w:val="top"/>
+          </w:tcPr>
+          <w:p>
+            <w:pPr>
+              <w:spacing w:after="20" w:line="240" w:lineRule="auto"/>
+              <w:jc w:val="both"/>
               <w:rPr/>
             </w:pPr>
             <w:r>
@@ -3362,6 +4685,7 @@
           <w:p>
             <w:pPr>
               <w:spacing w:after="20" w:line="240" w:lineRule="auto"/>
+              <w:jc w:val="both"/>
               <w:rPr/>
             </w:pPr>
             <w:r>
@@ -3398,34 +4722,36 @@
           <w:p>
             <w:pPr>
               <w:spacing w:after="20" w:line="240" w:lineRule="auto"/>
-              <w:rPr/>
-            </w:pPr>
-            <w:r>
-              <w:rPr>
-                <w:rtl w:val="0"/>
-              </w:rPr>
-            </w:r>
-          </w:p>
-        </w:tc>
-        <w:tc>
-          <w:tcPr>
-            <w:tcBorders>
-              <w:top w:color="000000" w:space="0" w:sz="4" w:val="single"/>
-              <w:left w:color="000000" w:space="0" w:sz="4" w:val="single"/>
-              <w:bottom w:color="000000" w:space="0" w:sz="4" w:val="single"/>
-              <w:right w:color="000000" w:space="0" w:sz="4" w:val="single"/>
-            </w:tcBorders>
-            <w:tcMar>
-              <w:top w:w="60.0" w:type="dxa"/>
-              <w:left w:w="100.0" w:type="dxa"/>
-              <w:bottom w:w="60.0" w:type="dxa"/>
-              <w:right w:w="100.0" w:type="dxa"/>
-            </w:tcMar>
-            <w:vAlign w:val="top"/>
-          </w:tcPr>
-          <w:p>
-            <w:pPr>
-              <w:spacing w:after="20" w:line="240" w:lineRule="auto"/>
+              <w:jc w:val="both"/>
+              <w:rPr/>
+            </w:pPr>
+            <w:r>
+              <w:rPr>
+                <w:rtl w:val="0"/>
+              </w:rPr>
+            </w:r>
+          </w:p>
+        </w:tc>
+        <w:tc>
+          <w:tcPr>
+            <w:tcBorders>
+              <w:top w:color="000000" w:space="0" w:sz="4" w:val="single"/>
+              <w:left w:color="000000" w:space="0" w:sz="4" w:val="single"/>
+              <w:bottom w:color="000000" w:space="0" w:sz="4" w:val="single"/>
+              <w:right w:color="000000" w:space="0" w:sz="4" w:val="single"/>
+            </w:tcBorders>
+            <w:tcMar>
+              <w:top w:w="60.0" w:type="dxa"/>
+              <w:left w:w="100.0" w:type="dxa"/>
+              <w:bottom w:w="60.0" w:type="dxa"/>
+              <w:right w:w="100.0" w:type="dxa"/>
+            </w:tcMar>
+            <w:vAlign w:val="top"/>
+          </w:tcPr>
+          <w:p>
+            <w:pPr>
+              <w:spacing w:after="20" w:line="240" w:lineRule="auto"/>
+              <w:jc w:val="both"/>
               <w:rPr/>
             </w:pPr>
             <w:r>
@@ -3460,6 +4786,7 @@
           <w:p>
             <w:pPr>
               <w:spacing w:after="20" w:line="240" w:lineRule="auto"/>
+              <w:jc w:val="both"/>
               <w:rPr/>
             </w:pPr>
             <w:r>
@@ -3496,34 +4823,36 @@
           <w:p>
             <w:pPr>
               <w:spacing w:after="20" w:line="240" w:lineRule="auto"/>
-              <w:rPr/>
-            </w:pPr>
-            <w:r>
-              <w:rPr>
-                <w:rtl w:val="0"/>
-              </w:rPr>
-            </w:r>
-          </w:p>
-        </w:tc>
-        <w:tc>
-          <w:tcPr>
-            <w:tcBorders>
-              <w:top w:color="000000" w:space="0" w:sz="4" w:val="single"/>
-              <w:left w:color="000000" w:space="0" w:sz="4" w:val="single"/>
-              <w:bottom w:color="000000" w:space="0" w:sz="4" w:val="single"/>
-              <w:right w:color="000000" w:space="0" w:sz="4" w:val="single"/>
-            </w:tcBorders>
-            <w:tcMar>
-              <w:top w:w="60.0" w:type="dxa"/>
-              <w:left w:w="100.0" w:type="dxa"/>
-              <w:bottom w:w="60.0" w:type="dxa"/>
-              <w:right w:w="100.0" w:type="dxa"/>
-            </w:tcMar>
-            <w:vAlign w:val="top"/>
-          </w:tcPr>
-          <w:p>
-            <w:pPr>
-              <w:spacing w:after="20" w:line="240" w:lineRule="auto"/>
+              <w:jc w:val="both"/>
+              <w:rPr/>
+            </w:pPr>
+            <w:r>
+              <w:rPr>
+                <w:rtl w:val="0"/>
+              </w:rPr>
+            </w:r>
+          </w:p>
+        </w:tc>
+        <w:tc>
+          <w:tcPr>
+            <w:tcBorders>
+              <w:top w:color="000000" w:space="0" w:sz="4" w:val="single"/>
+              <w:left w:color="000000" w:space="0" w:sz="4" w:val="single"/>
+              <w:bottom w:color="000000" w:space="0" w:sz="4" w:val="single"/>
+              <w:right w:color="000000" w:space="0" w:sz="4" w:val="single"/>
+            </w:tcBorders>
+            <w:tcMar>
+              <w:top w:w="60.0" w:type="dxa"/>
+              <w:left w:w="100.0" w:type="dxa"/>
+              <w:bottom w:w="60.0" w:type="dxa"/>
+              <w:right w:w="100.0" w:type="dxa"/>
+            </w:tcMar>
+            <w:vAlign w:val="top"/>
+          </w:tcPr>
+          <w:p>
+            <w:pPr>
+              <w:spacing w:after="20" w:line="240" w:lineRule="auto"/>
+              <w:jc w:val="both"/>
               <w:rPr/>
             </w:pPr>
             <w:r>
@@ -3541,6 +4870,7 @@
         <w:keepLines w:val="0"/>
         <w:pageBreakBefore w:val="1"/>
         <w:spacing w:after="240" w:before="0" w:line="240" w:lineRule="auto"/>
+        <w:jc w:val="both"/>
         <w:rPr>
           <w:b w:val="1"/>
           <w:bCs w:val="1"/>
@@ -3577,6 +4907,7 @@
         <w:pStyle w:val="Heading2"/>
         <w:keepLines w:val="0"/>
         <w:spacing w:after="140" w:before="280" w:line="240" w:lineRule="auto"/>
+        <w:jc w:val="both"/>
         <w:rPr>
           <w:b w:val="1"/>
           <w:bCs w:val="1"/>
@@ -3685,6 +5016,7 @@
           <w:p>
             <w:pPr>
               <w:spacing w:after="20" w:line="240" w:lineRule="auto"/>
+              <w:jc w:val="both"/>
               <w:rPr/>
             </w:pPr>
             <w:r>
@@ -3724,6 +5056,7 @@
           <w:p>
             <w:pPr>
               <w:spacing w:after="20" w:line="240" w:lineRule="auto"/>
+              <w:jc w:val="both"/>
               <w:rPr/>
             </w:pPr>
             <w:r>
@@ -3768,6 +5101,7 @@
           <w:p>
             <w:pPr>
               <w:spacing w:after="20" w:line="240" w:lineRule="auto"/>
+              <w:jc w:val="both"/>
               <w:rPr/>
             </w:pPr>
             <w:r>
@@ -3804,6 +5138,7 @@
           <w:p>
             <w:pPr>
               <w:spacing w:after="20" w:line="240" w:lineRule="auto"/>
+              <w:jc w:val="both"/>
               <w:rPr/>
             </w:pPr>
             <w:r>
@@ -3846,6 +5181,7 @@
           <w:p>
             <w:pPr>
               <w:spacing w:after="20" w:line="240" w:lineRule="auto"/>
+              <w:jc w:val="both"/>
               <w:rPr/>
             </w:pPr>
             <w:r>
@@ -3882,6 +5218,7 @@
           <w:p>
             <w:pPr>
               <w:spacing w:after="20" w:line="240" w:lineRule="auto"/>
+              <w:jc w:val="both"/>
               <w:rPr/>
             </w:pPr>
             <w:r>
@@ -3924,6 +5261,7 @@
           <w:p>
             <w:pPr>
               <w:spacing w:after="20" w:line="240" w:lineRule="auto"/>
+              <w:jc w:val="both"/>
               <w:rPr/>
             </w:pPr>
             <w:r>
@@ -3960,6 +5298,7 @@
           <w:p>
             <w:pPr>
               <w:spacing w:after="20" w:line="240" w:lineRule="auto"/>
+              <w:jc w:val="both"/>
               <w:rPr/>
             </w:pPr>
             <w:r>
@@ -4002,6 +5341,7 @@
           <w:p>
             <w:pPr>
               <w:spacing w:after="20" w:line="240" w:lineRule="auto"/>
+              <w:jc w:val="both"/>
               <w:rPr/>
             </w:pPr>
             <w:r>
@@ -4038,6 +5378,7 @@
           <w:p>
             <w:pPr>
               <w:spacing w:after="20" w:line="240" w:lineRule="auto"/>
+              <w:jc w:val="both"/>
               <w:rPr/>
             </w:pPr>
             <w:r>
@@ -4074,6 +5415,7 @@
       <w:pPr>
         <w:keepNext w:val="1"/>
         <w:spacing w:after="40" w:before="240" w:line="240" w:lineRule="auto"/>
+        <w:jc w:val="both"/>
         <w:rPr/>
       </w:pPr>
       <w:r>
@@ -4094,6 +5436,7 @@
       <w:pPr>
         <w:keepNext w:val="1"/>
         <w:spacing w:after="120" w:line="240" w:lineRule="auto"/>
+        <w:jc w:val="both"/>
         <w:rPr/>
       </w:pPr>
       <w:r>
@@ -4114,7 +5457,7 @@
       <w:pPr>
         <w:keepNext w:val="1"/>
         <w:spacing w:line="240" w:lineRule="auto"/>
-        <w:jc w:val="center"/>
+        <w:jc w:val="both"/>
         <w:rPr/>
       </w:pPr>
       <w:r>
@@ -4123,12 +5466,12 @@
           <wp:inline distB="0" distT="0" distL="0" distR="0">
             <wp:extent cx="5619750" cy="3467100"/>
             <wp:effectExtent b="0" l="0" r="0" t="0"/>
-            <wp:docPr descr="Página de inicio de sesión (index.html)" id="7" name="image4.png"/>
+            <wp:docPr descr="Página de inicio de sesión (index.html)" id="7" name="image1.png"/>
             <a:graphic>
               <a:graphicData uri="http://schemas.openxmlformats.org/drawingml/2006/picture">
                 <pic:pic>
                   <pic:nvPicPr>
-                    <pic:cNvPr descr="Página de inicio de sesión (index.html)" id="0" name="image4.png"/>
+                    <pic:cNvPr descr="Página de inicio de sesión (index.html)" id="0" name="image1.png"/>
                     <pic:cNvPicPr preferRelativeResize="0"/>
                   </pic:nvPicPr>
                   <pic:blipFill>
@@ -4192,6 +5535,7 @@
       <w:pPr>
         <w:keepNext w:val="1"/>
         <w:spacing w:after="40" w:before="240" w:line="240" w:lineRule="auto"/>
+        <w:jc w:val="both"/>
         <w:rPr/>
       </w:pPr>
       <w:r>
@@ -4212,6 +5556,7 @@
       <w:pPr>
         <w:keepNext w:val="1"/>
         <w:spacing w:after="120" w:line="240" w:lineRule="auto"/>
+        <w:jc w:val="both"/>
         <w:rPr/>
       </w:pPr>
       <w:r>
@@ -4232,7 +5577,7 @@
       <w:pPr>
         <w:keepNext w:val="1"/>
         <w:spacing w:line="240" w:lineRule="auto"/>
-        <w:jc w:val="center"/>
+        <w:jc w:val="both"/>
         <w:rPr/>
       </w:pPr>
       <w:r>
@@ -4241,12 +5586,12 @@
           <wp:inline distB="0" distT="0" distL="0" distR="0">
             <wp:extent cx="5619750" cy="3286125"/>
             <wp:effectExtent b="0" l="0" r="0" t="0"/>
-            <wp:docPr descr="Panel de inicio (inicio.html)" id="1" name="image3.png"/>
+            <wp:docPr descr="Panel de inicio (inicio.html)" id="1" name="image4.png"/>
             <a:graphic>
               <a:graphicData uri="http://schemas.openxmlformats.org/drawingml/2006/picture">
                 <pic:pic>
                   <pic:nvPicPr>
-                    <pic:cNvPr descr="Panel de inicio (inicio.html)" id="0" name="image3.png"/>
+                    <pic:cNvPr descr="Panel de inicio (inicio.html)" id="0" name="image4.png"/>
                     <pic:cNvPicPr preferRelativeResize="0"/>
                   </pic:nvPicPr>
                   <pic:blipFill>
@@ -4310,6 +5655,7 @@
       <w:pPr>
         <w:keepNext w:val="1"/>
         <w:spacing w:after="40" w:before="240" w:line="240" w:lineRule="auto"/>
+        <w:jc w:val="both"/>
         <w:rPr/>
       </w:pPr>
       <w:r>
@@ -4330,6 +5676,7 @@
       <w:pPr>
         <w:keepNext w:val="1"/>
         <w:spacing w:after="120" w:line="240" w:lineRule="auto"/>
+        <w:jc w:val="both"/>
         <w:rPr/>
       </w:pPr>
       <w:r>
@@ -4350,7 +5697,7 @@
       <w:pPr>
         <w:keepNext w:val="1"/>
         <w:spacing w:line="240" w:lineRule="auto"/>
-        <w:jc w:val="center"/>
+        <w:jc w:val="both"/>
         <w:rPr/>
       </w:pPr>
       <w:r>
@@ -4428,6 +5775,7 @@
       <w:pPr>
         <w:keepNext w:val="1"/>
         <w:spacing w:after="40" w:before="240" w:line="240" w:lineRule="auto"/>
+        <w:jc w:val="both"/>
         <w:rPr/>
       </w:pPr>
       <w:r>
@@ -4448,6 +5796,7 @@
       <w:pPr>
         <w:keepNext w:val="1"/>
         <w:spacing w:after="120" w:line="240" w:lineRule="auto"/>
+        <w:jc w:val="both"/>
         <w:rPr/>
       </w:pPr>
       <w:r>
@@ -4468,7 +5817,7 @@
       <w:pPr>
         <w:keepNext w:val="1"/>
         <w:spacing w:line="240" w:lineRule="auto"/>
-        <w:jc w:val="center"/>
+        <w:jc w:val="both"/>
         <w:rPr/>
       </w:pPr>
       <w:r>
@@ -4477,12 +5826,12 @@
           <wp:inline distB="0" distT="0" distL="0" distR="0">
             <wp:extent cx="5619750" cy="3552825"/>
             <wp:effectExtent b="0" l="0" r="0" t="0"/>
-            <wp:docPr descr="Perfil del usuario (perfil.html)" id="2" name="image2.png"/>
+            <wp:docPr descr="Perfil del usuario (perfil.html)" id="2" name="image6.png"/>
             <a:graphic>
               <a:graphicData uri="http://schemas.openxmlformats.org/drawingml/2006/picture">
                 <pic:pic>
                   <pic:nvPicPr>
-                    <pic:cNvPr descr="Perfil del usuario (perfil.html)" id="0" name="image2.png"/>
+                    <pic:cNvPr descr="Perfil del usuario (perfil.html)" id="0" name="image6.png"/>
                     <pic:cNvPicPr preferRelativeResize="0"/>
                   </pic:nvPicPr>
                   <pic:blipFill>
@@ -4546,6 +5895,7 @@
       <w:pPr>
         <w:keepNext w:val="1"/>
         <w:spacing w:after="40" w:before="240" w:line="240" w:lineRule="auto"/>
+        <w:jc w:val="both"/>
         <w:rPr/>
       </w:pPr>
       <w:r>
@@ -4566,6 +5916,7 @@
       <w:pPr>
         <w:keepNext w:val="1"/>
         <w:spacing w:after="120" w:line="240" w:lineRule="auto"/>
+        <w:jc w:val="both"/>
         <w:rPr/>
       </w:pPr>
       <w:r>
@@ -4586,7 +5937,7 @@
       <w:pPr>
         <w:keepNext w:val="1"/>
         <w:spacing w:line="240" w:lineRule="auto"/>
-        <w:jc w:val="center"/>
+        <w:jc w:val="both"/>
         <w:rPr/>
       </w:pPr>
       <w:r>
@@ -4595,12 +5946,12 @@
           <wp:inline distB="0" distT="0" distL="0" distR="0">
             <wp:extent cx="5619750" cy="3638550"/>
             <wp:effectExtent b="0" l="0" r="0" t="0"/>
-            <wp:docPr descr="Gestión de catálogos (catalogos.html)" id="10" name="image7.png"/>
+            <wp:docPr descr="Gestión de catálogos (catalogos.html)" id="10" name="image3.png"/>
             <a:graphic>
               <a:graphicData uri="http://schemas.openxmlformats.org/drawingml/2006/picture">
                 <pic:pic>
                   <pic:nvPicPr>
-                    <pic:cNvPr descr="Gestión de catálogos (catalogos.html)" id="0" name="image7.png"/>
+                    <pic:cNvPr descr="Gestión de catálogos (catalogos.html)" id="0" name="image3.png"/>
                     <pic:cNvPicPr preferRelativeResize="0"/>
                   </pic:nvPicPr>
                   <pic:blipFill>
@@ -4664,6 +6015,7 @@
       <w:pPr>
         <w:keepNext w:val="1"/>
         <w:spacing w:after="40" w:before="240" w:line="240" w:lineRule="auto"/>
+        <w:jc w:val="both"/>
         <w:rPr/>
       </w:pPr>
       <w:r>
@@ -4684,6 +6036,7 @@
       <w:pPr>
         <w:keepNext w:val="1"/>
         <w:spacing w:after="120" w:line="240" w:lineRule="auto"/>
+        <w:jc w:val="both"/>
         <w:rPr/>
       </w:pPr>
       <w:r>
@@ -4704,7 +6057,7 @@
       <w:pPr>
         <w:keepNext w:val="1"/>
         <w:spacing w:line="240" w:lineRule="auto"/>
-        <w:jc w:val="center"/>
+        <w:jc w:val="both"/>
         <w:rPr/>
       </w:pPr>
       <w:r>
@@ -4782,6 +6135,7 @@
       <w:pPr>
         <w:keepNext w:val="1"/>
         <w:spacing w:after="40" w:before="240" w:line="240" w:lineRule="auto"/>
+        <w:jc w:val="both"/>
         <w:rPr/>
       </w:pPr>
       <w:r>
@@ -4802,6 +6156,7 @@
       <w:pPr>
         <w:keepNext w:val="1"/>
         <w:spacing w:after="120" w:line="240" w:lineRule="auto"/>
+        <w:jc w:val="both"/>
         <w:rPr/>
       </w:pPr>
       <w:r>
@@ -4822,7 +6177,7 @@
       <w:pPr>
         <w:keepNext w:val="1"/>
         <w:spacing w:line="240" w:lineRule="auto"/>
-        <w:jc w:val="center"/>
+        <w:jc w:val="both"/>
         <w:rPr/>
       </w:pPr>
       <w:r>
@@ -4831,12 +6186,12 @@
           <wp:inline distB="0" distT="0" distL="0" distR="0">
             <wp:extent cx="5619750" cy="6200775"/>
             <wp:effectExtent b="0" l="0" r="0" t="0"/>
-            <wp:docPr descr="Formulario del curso, parte 2 de 2 (curso-formulario.html)" id="3" name="image6.png"/>
+            <wp:docPr descr="Formulario del curso, parte 2 de 2 (curso-formulario.html)" id="3" name="image2.png"/>
             <a:graphic>
               <a:graphicData uri="http://schemas.openxmlformats.org/drawingml/2006/picture">
                 <pic:pic>
                   <pic:nvPicPr>
-                    <pic:cNvPr descr="Formulario del curso, parte 2 de 2 (curso-formulario.html)" id="0" name="image6.png"/>
+                    <pic:cNvPr descr="Formulario del curso, parte 2 de 2 (curso-formulario.html)" id="0" name="image2.png"/>
                     <pic:cNvPicPr preferRelativeResize="0"/>
                   </pic:nvPicPr>
                   <pic:blipFill>
@@ -4900,6 +6255,7 @@
       <w:pPr>
         <w:keepNext w:val="1"/>
         <w:spacing w:after="40" w:before="240" w:line="240" w:lineRule="auto"/>
+        <w:jc w:val="both"/>
         <w:rPr/>
       </w:pPr>
       <w:r>
@@ -4920,6 +6276,7 @@
       <w:pPr>
         <w:keepNext w:val="1"/>
         <w:spacing w:after="120" w:line="240" w:lineRule="auto"/>
+        <w:jc w:val="both"/>
         <w:rPr/>
       </w:pPr>
       <w:r>
@@ -4940,7 +6297,7 @@
       <w:pPr>
         <w:keepNext w:val="1"/>
         <w:spacing w:line="240" w:lineRule="auto"/>
-        <w:jc w:val="center"/>
+        <w:jc w:val="both"/>
         <w:rPr/>
       </w:pPr>
       <w:r>
@@ -4949,12 +6306,12 @@
           <wp:inline distB="0" distT="0" distL="0" distR="0">
             <wp:extent cx="5619750" cy="2933700"/>
             <wp:effectExtent b="0" l="0" r="0" t="0"/>
-            <wp:docPr descr="Lista de cursos con filtros (cursos.html)" id="8" name="image12.png"/>
+            <wp:docPr descr="Lista de cursos con filtros (cursos.html)" id="8" name="image5.png"/>
             <a:graphic>
               <a:graphicData uri="http://schemas.openxmlformats.org/drawingml/2006/picture">
                 <pic:pic>
                   <pic:nvPicPr>
-                    <pic:cNvPr descr="Lista de cursos con filtros (cursos.html)" id="0" name="image12.png"/>
+                    <pic:cNvPr descr="Lista de cursos con filtros (cursos.html)" id="0" name="image5.png"/>
                     <pic:cNvPicPr preferRelativeResize="0"/>
                   </pic:nvPicPr>
                   <pic:blipFill>
@@ -5018,6 +6375,7 @@
       <w:pPr>
         <w:keepNext w:val="1"/>
         <w:spacing w:after="40" w:before="240" w:line="240" w:lineRule="auto"/>
+        <w:jc w:val="both"/>
         <w:rPr/>
       </w:pPr>
       <w:r>
@@ -5038,6 +6396,7 @@
       <w:pPr>
         <w:keepNext w:val="1"/>
         <w:spacing w:after="120" w:line="240" w:lineRule="auto"/>
+        <w:jc w:val="both"/>
         <w:rPr/>
       </w:pPr>
       <w:r>
@@ -5058,7 +6417,7 @@
       <w:pPr>
         <w:keepNext w:val="1"/>
         <w:spacing w:line="240" w:lineRule="auto"/>
-        <w:jc w:val="center"/>
+        <w:jc w:val="both"/>
         <w:rPr/>
       </w:pPr>
       <w:r>
@@ -5136,6 +6495,7 @@
       <w:pPr>
         <w:keepNext w:val="1"/>
         <w:spacing w:after="40" w:before="240" w:line="240" w:lineRule="auto"/>
+        <w:jc w:val="both"/>
         <w:rPr/>
       </w:pPr>
       <w:r>
@@ -5156,6 +6516,7 @@
       <w:pPr>
         <w:keepNext w:val="1"/>
         <w:spacing w:after="120" w:line="240" w:lineRule="auto"/>
+        <w:jc w:val="both"/>
         <w:rPr/>
       </w:pPr>
       <w:r>
@@ -5176,7 +6537,7 @@
       <w:pPr>
         <w:keepNext w:val="1"/>
         <w:spacing w:line="240" w:lineRule="auto"/>
-        <w:jc w:val="center"/>
+        <w:jc w:val="both"/>
         <w:rPr/>
       </w:pPr>
       <w:r>
@@ -5185,12 +6546,12 @@
           <wp:inline distB="0" distT="0" distL="0" distR="0">
             <wp:extent cx="5619750" cy="4248150"/>
             <wp:effectExtent b="0" l="0" r="0" t="0"/>
-            <wp:docPr descr="Bandeja de revisión (revision.html)" id="6" name="image5.png"/>
+            <wp:docPr descr="Bandeja de revisión (revision.html)" id="6" name="image10.png"/>
             <a:graphic>
               <a:graphicData uri="http://schemas.openxmlformats.org/drawingml/2006/picture">
                 <pic:pic>
                   <pic:nvPicPr>
-                    <pic:cNvPr descr="Bandeja de revisión (revision.html)" id="0" name="image5.png"/>
+                    <pic:cNvPr descr="Bandeja de revisión (revision.html)" id="0" name="image10.png"/>
                     <pic:cNvPicPr preferRelativeResize="0"/>
                   </pic:nvPicPr>
                   <pic:blipFill>
@@ -5254,6 +6615,7 @@
       <w:pPr>
         <w:keepNext w:val="1"/>
         <w:spacing w:after="40" w:before="240" w:line="240" w:lineRule="auto"/>
+        <w:jc w:val="both"/>
         <w:rPr/>
       </w:pPr>
       <w:r>
@@ -5274,6 +6636,7 @@
       <w:pPr>
         <w:keepNext w:val="1"/>
         <w:spacing w:after="120" w:line="240" w:lineRule="auto"/>
+        <w:jc w:val="both"/>
         <w:rPr/>
       </w:pPr>
       <w:r>
@@ -5294,7 +6657,7 @@
       <w:pPr>
         <w:keepNext w:val="1"/>
         <w:spacing w:line="240" w:lineRule="auto"/>
-        <w:jc w:val="center"/>
+        <w:jc w:val="both"/>
         <w:rPr/>
       </w:pPr>
       <w:r>
@@ -5303,12 +6666,12 @@
           <wp:inline distB="0" distT="0" distL="0" distR="0">
             <wp:extent cx="4476750" cy="4295775"/>
             <wp:effectExtent b="0" l="0" r="0" t="0"/>
-            <wp:docPr descr="Vista en dispositivo móvil (inicio.html y curso-formulario.html)" id="5" name="image10.png"/>
+            <wp:docPr descr="Vista en dispositivo móvil (inicio.html y curso-formulario.html)" id="5" name="image7.png"/>
             <a:graphic>
               <a:graphicData uri="http://schemas.openxmlformats.org/drawingml/2006/picture">
                 <pic:pic>
                   <pic:nvPicPr>
-                    <pic:cNvPr descr="Vista en dispositivo móvil (inicio.html y curso-formulario.html)" id="0" name="image10.png"/>
+                    <pic:cNvPr descr="Vista en dispositivo móvil (inicio.html y curso-formulario.html)" id="0" name="image7.png"/>
                     <pic:cNvPicPr preferRelativeResize="0"/>
                   </pic:nvPicPr>
                   <pic:blipFill>
@@ -5373,6 +6736,7 @@
         <w:pStyle w:val="Heading2"/>
         <w:keepLines w:val="0"/>
         <w:spacing w:after="140" w:before="280" w:line="240" w:lineRule="auto"/>
+        <w:jc w:val="both"/>
         <w:rPr>
           <w:b w:val="1"/>
           <w:bCs w:val="1"/>
@@ -5455,6 +6819,7 @@
           <w:p>
             <w:pPr>
               <w:spacing w:after="20" w:line="240" w:lineRule="auto"/>
+              <w:jc w:val="both"/>
               <w:rPr/>
             </w:pPr>
             <w:r>
@@ -5493,6 +6858,7 @@
           <w:p>
             <w:pPr>
               <w:spacing w:after="20" w:line="240" w:lineRule="auto"/>
+              <w:jc w:val="both"/>
               <w:rPr/>
             </w:pPr>
             <w:r>
@@ -5536,6 +6902,7 @@
           <w:p>
             <w:pPr>
               <w:spacing w:after="20" w:line="240" w:lineRule="auto"/>
+              <w:jc w:val="both"/>
               <w:rPr/>
             </w:pPr>
             <w:r>
@@ -5574,6 +6941,7 @@
           <w:p>
             <w:pPr>
               <w:spacing w:after="20" w:line="240" w:lineRule="auto"/>
+              <w:jc w:val="both"/>
               <w:rPr/>
             </w:pPr>
             <w:r>
@@ -5617,6 +6985,7 @@
           <w:p>
             <w:pPr>
               <w:spacing w:after="20" w:line="240" w:lineRule="auto"/>
+              <w:jc w:val="both"/>
               <w:rPr/>
             </w:pPr>
             <w:r>
@@ -5655,6 +7024,7 @@
           <w:p>
             <w:pPr>
               <w:spacing w:after="20" w:line="240" w:lineRule="auto"/>
+              <w:jc w:val="both"/>
               <w:rPr/>
             </w:pPr>
             <w:r>
@@ -5698,6 +7068,7 @@
           <w:p>
             <w:pPr>
               <w:spacing w:after="20" w:line="240" w:lineRule="auto"/>
+              <w:jc w:val="both"/>
               <w:rPr/>
             </w:pPr>
             <w:r>
@@ -5736,6 +7107,7 @@
           <w:p>
             <w:pPr>
               <w:spacing w:after="20" w:line="240" w:lineRule="auto"/>
+              <w:jc w:val="both"/>
               <w:rPr/>
             </w:pPr>
             <w:r>
@@ -5779,6 +7151,7 @@
           <w:p>
             <w:pPr>
               <w:spacing w:after="20" w:line="240" w:lineRule="auto"/>
+              <w:jc w:val="both"/>
               <w:rPr/>
             </w:pPr>
             <w:r>
@@ -5817,6 +7190,7 @@
           <w:p>
             <w:pPr>
               <w:spacing w:after="20" w:line="240" w:lineRule="auto"/>
+              <w:jc w:val="both"/>
               <w:rPr/>
             </w:pPr>
             <w:r>
@@ -5860,6 +7234,7 @@
           <w:p>
             <w:pPr>
               <w:spacing w:after="20" w:line="240" w:lineRule="auto"/>
+              <w:jc w:val="both"/>
               <w:rPr/>
             </w:pPr>
             <w:r>
@@ -5898,6 +7273,7 @@
           <w:p>
             <w:pPr>
               <w:spacing w:after="20" w:line="240" w:lineRule="auto"/>
+              <w:jc w:val="both"/>
               <w:rPr/>
             </w:pPr>
             <w:r>
@@ -5920,6 +7296,7 @@
     <w:p>
       <w:pPr>
         <w:spacing w:after="120" w:line="240" w:lineRule="auto"/>
+        <w:jc w:val="both"/>
         <w:rPr/>
       </w:pPr>
       <w:r>
@@ -5983,6 +7360,7 @@
           <w:p>
             <w:pPr>
               <w:spacing w:after="20" w:line="240" w:lineRule="auto"/>
+              <w:jc w:val="both"/>
               <w:rPr/>
             </w:pPr>
             <w:r>
@@ -6022,6 +7400,7 @@
           <w:p>
             <w:pPr>
               <w:spacing w:after="20" w:line="240" w:lineRule="auto"/>
+              <w:jc w:val="both"/>
               <w:rPr/>
             </w:pPr>
             <w:r>
@@ -6061,6 +7440,7 @@
           <w:p>
             <w:pPr>
               <w:spacing w:after="20" w:line="240" w:lineRule="auto"/>
+              <w:jc w:val="both"/>
               <w:rPr/>
             </w:pPr>
             <w:r>
@@ -6100,6 +7480,7 @@
           <w:p>
             <w:pPr>
               <w:spacing w:after="20" w:line="240" w:lineRule="auto"/>
+              <w:jc w:val="both"/>
               <w:rPr/>
             </w:pPr>
             <w:r>
@@ -6145,6 +7526,7 @@
           <w:p>
             <w:pPr>
               <w:spacing w:after="20" w:line="240" w:lineRule="auto"/>
+              <w:jc w:val="both"/>
               <w:rPr/>
             </w:pPr>
             <w:r>
@@ -6181,6 +7563,7 @@
           <w:p>
             <w:pPr>
               <w:spacing w:after="20" w:line="240" w:lineRule="auto"/>
+              <w:jc w:val="both"/>
               <w:rPr/>
             </w:pPr>
             <w:r>
@@ -6217,6 +7600,7 @@
           <w:p>
             <w:pPr>
               <w:spacing w:after="20" w:line="240" w:lineRule="auto"/>
+              <w:jc w:val="both"/>
               <w:rPr/>
             </w:pPr>
             <w:r>
@@ -6253,6 +7637,7 @@
           <w:p>
             <w:pPr>
               <w:spacing w:after="20" w:line="240" w:lineRule="auto"/>
+              <w:jc w:val="both"/>
               <w:rPr/>
             </w:pPr>
             <w:r>
@@ -6296,6 +7681,7 @@
           <w:p>
             <w:pPr>
               <w:spacing w:after="20" w:line="240" w:lineRule="auto"/>
+              <w:jc w:val="both"/>
               <w:rPr/>
             </w:pPr>
             <w:r>
@@ -6332,6 +7718,7 @@
           <w:p>
             <w:pPr>
               <w:spacing w:after="20" w:line="240" w:lineRule="auto"/>
+              <w:jc w:val="both"/>
               <w:rPr/>
             </w:pPr>
             <w:r>
@@ -6368,6 +7755,7 @@
           <w:p>
             <w:pPr>
               <w:spacing w:after="20" w:line="240" w:lineRule="auto"/>
+              <w:jc w:val="both"/>
               <w:rPr/>
             </w:pPr>
             <w:r>
@@ -6404,6 +7792,7 @@
           <w:p>
             <w:pPr>
               <w:spacing w:after="20" w:line="240" w:lineRule="auto"/>
+              <w:jc w:val="both"/>
               <w:rPr/>
             </w:pPr>
             <w:r>
@@ -6447,6 +7836,7 @@
           <w:p>
             <w:pPr>
               <w:spacing w:after="20" w:line="240" w:lineRule="auto"/>
+              <w:jc w:val="both"/>
               <w:rPr/>
             </w:pPr>
             <w:r>
@@ -6483,6 +7873,7 @@
           <w:p>
             <w:pPr>
               <w:spacing w:after="20" w:line="240" w:lineRule="auto"/>
+              <w:jc w:val="both"/>
               <w:rPr/>
             </w:pPr>
             <w:r>
@@ -6519,6 +7910,7 @@
           <w:p>
             <w:pPr>
               <w:spacing w:after="20" w:line="240" w:lineRule="auto"/>
+              <w:jc w:val="both"/>
               <w:rPr/>
             </w:pPr>
             <w:r>
@@ -6555,6 +7947,7 @@
           <w:p>
             <w:pPr>
               <w:spacing w:after="20" w:line="240" w:lineRule="auto"/>
+              <w:jc w:val="both"/>
               <w:rPr/>
             </w:pPr>
             <w:r>
@@ -6598,6 +7991,7 @@
           <w:p>
             <w:pPr>
               <w:spacing w:after="20" w:line="240" w:lineRule="auto"/>
+              <w:jc w:val="both"/>
               <w:rPr/>
             </w:pPr>
             <w:r>
@@ -6634,6 +8028,7 @@
           <w:p>
             <w:pPr>
               <w:spacing w:after="20" w:line="240" w:lineRule="auto"/>
+              <w:jc w:val="both"/>
               <w:rPr/>
             </w:pPr>
             <w:r>
@@ -6670,6 +8065,7 @@
           <w:p>
             <w:pPr>
               <w:spacing w:after="20" w:line="240" w:lineRule="auto"/>
+              <w:jc w:val="both"/>
               <w:rPr/>
             </w:pPr>
             <w:r>
@@ -6706,6 +8102,7 @@
           <w:p>
             <w:pPr>
               <w:spacing w:after="20" w:line="240" w:lineRule="auto"/>
+              <w:jc w:val="both"/>
               <w:rPr/>
             </w:pPr>
             <w:r>
@@ -6749,6 +8146,7 @@
           <w:p>
             <w:pPr>
               <w:spacing w:after="20" w:line="240" w:lineRule="auto"/>
+              <w:jc w:val="both"/>
               <w:rPr/>
             </w:pPr>
             <w:r>
@@ -6785,6 +8183,7 @@
           <w:p>
             <w:pPr>
               <w:spacing w:after="20" w:line="240" w:lineRule="auto"/>
+              <w:jc w:val="both"/>
               <w:rPr/>
             </w:pPr>
             <w:r>
@@ -6821,6 +8220,7 @@
           <w:p>
             <w:pPr>
               <w:spacing w:after="20" w:line="240" w:lineRule="auto"/>
+              <w:jc w:val="both"/>
               <w:rPr/>
             </w:pPr>
             <w:r>
@@ -6857,6 +8257,7 @@
           <w:p>
             <w:pPr>
               <w:spacing w:after="20" w:line="240" w:lineRule="auto"/>
+              <w:jc w:val="both"/>
               <w:rPr/>
             </w:pPr>
             <w:r>
@@ -6900,6 +8301,7 @@
           <w:p>
             <w:pPr>
               <w:spacing w:after="20" w:line="240" w:lineRule="auto"/>
+              <w:jc w:val="both"/>
               <w:rPr/>
             </w:pPr>
             <w:r>
@@ -6936,6 +8338,7 @@
           <w:p>
             <w:pPr>
               <w:spacing w:after="20" w:line="240" w:lineRule="auto"/>
+              <w:jc w:val="both"/>
               <w:rPr/>
             </w:pPr>
             <w:r>
@@ -6972,6 +8375,7 @@
           <w:p>
             <w:pPr>
               <w:spacing w:after="20" w:line="240" w:lineRule="auto"/>
+              <w:jc w:val="both"/>
               <w:rPr/>
             </w:pPr>
             <w:r>
@@ -7008,6 +8412,7 @@
           <w:p>
             <w:pPr>
               <w:spacing w:after="20" w:line="240" w:lineRule="auto"/>
+              <w:jc w:val="both"/>
               <w:rPr/>
             </w:pPr>
             <w:r>
@@ -7051,6 +8456,7 @@
           <w:p>
             <w:pPr>
               <w:spacing w:after="20" w:line="240" w:lineRule="auto"/>
+              <w:jc w:val="both"/>
               <w:rPr/>
             </w:pPr>
             <w:r>
@@ -7087,6 +8493,7 @@
           <w:p>
             <w:pPr>
               <w:spacing w:after="20" w:line="240" w:lineRule="auto"/>
+              <w:jc w:val="both"/>
               <w:rPr/>
             </w:pPr>
             <w:r>
@@ -7123,6 +8530,7 @@
           <w:p>
             <w:pPr>
               <w:spacing w:after="20" w:line="240" w:lineRule="auto"/>
+              <w:jc w:val="both"/>
               <w:rPr/>
             </w:pPr>
             <w:r>
@@ -7159,6 +8567,7 @@
           <w:p>
             <w:pPr>
               <w:spacing w:after="20" w:line="240" w:lineRule="auto"/>
+              <w:jc w:val="both"/>
               <w:rPr/>
             </w:pPr>
             <w:r>
@@ -7202,6 +8611,7 @@
           <w:p>
             <w:pPr>
               <w:spacing w:after="20" w:line="240" w:lineRule="auto"/>
+              <w:jc w:val="both"/>
               <w:rPr/>
             </w:pPr>
             <w:r>
@@ -7238,6 +8648,7 @@
           <w:p>
             <w:pPr>
               <w:spacing w:after="20" w:line="240" w:lineRule="auto"/>
+              <w:jc w:val="both"/>
               <w:rPr/>
             </w:pPr>
             <w:r>
@@ -7274,6 +8685,7 @@
           <w:p>
             <w:pPr>
               <w:spacing w:after="20" w:line="240" w:lineRule="auto"/>
+              <w:jc w:val="both"/>
               <w:rPr/>
             </w:pPr>
             <w:r>
@@ -7310,6 +8722,7 @@
           <w:p>
             <w:pPr>
               <w:spacing w:after="20" w:line="240" w:lineRule="auto"/>
+              <w:jc w:val="both"/>
               <w:rPr/>
             </w:pPr>
             <w:r>
@@ -7353,6 +8766,7 @@
           <w:p>
             <w:pPr>
               <w:spacing w:after="20" w:line="240" w:lineRule="auto"/>
+              <w:jc w:val="both"/>
               <w:rPr/>
             </w:pPr>
             <w:r>
@@ -7389,6 +8803,7 @@
           <w:p>
             <w:pPr>
               <w:spacing w:after="20" w:line="240" w:lineRule="auto"/>
+              <w:jc w:val="both"/>
               <w:rPr/>
             </w:pPr>
             <w:r>
@@ -7425,6 +8840,7 @@
           <w:p>
             <w:pPr>
               <w:spacing w:after="20" w:line="240" w:lineRule="auto"/>
+              <w:jc w:val="both"/>
               <w:rPr/>
             </w:pPr>
             <w:r>
@@ -7461,6 +8877,7 @@
           <w:p>
             <w:pPr>
               <w:spacing w:after="20" w:line="240" w:lineRule="auto"/>
+              <w:jc w:val="both"/>
               <w:rPr/>
             </w:pPr>
             <w:r>
@@ -7486,6 +8903,7 @@
         <w:keepLines w:val="0"/>
         <w:pageBreakBefore w:val="1"/>
         <w:spacing w:after="240" w:before="0" w:line="240" w:lineRule="auto"/>
+        <w:jc w:val="both"/>
         <w:rPr>
           <w:b w:val="1"/>
           <w:bCs w:val="1"/>
@@ -7521,6 +8939,7 @@
       <w:pPr>
         <w:keepNext w:val="1"/>
         <w:spacing w:after="100" w:before="200" w:line="240" w:lineRule="auto"/>
+        <w:jc w:val="both"/>
         <w:rPr/>
       </w:pPr>
       <w:r>
@@ -7907,6 +9326,7 @@
               <w:keepNext w:val="1"/>
               <w:keepLines w:val="1"/>
               <w:spacing w:line="240" w:lineRule="auto"/>
+              <w:jc w:val="both"/>
               <w:rPr/>
             </w:pPr>
             <w:r>
@@ -7929,6 +9349,7 @@
               <w:keepNext w:val="1"/>
               <w:keepLines w:val="1"/>
               <w:spacing w:line="240" w:lineRule="auto"/>
+              <w:jc w:val="both"/>
               <w:rPr/>
             </w:pPr>
             <w:r>
@@ -7951,6 +9372,7 @@
               <w:keepNext w:val="1"/>
               <w:keepLines w:val="1"/>
               <w:spacing w:line="240" w:lineRule="auto"/>
+              <w:jc w:val="both"/>
               <w:rPr/>
             </w:pPr>
             <w:r>
@@ -7973,6 +9395,7 @@
               <w:keepNext w:val="1"/>
               <w:keepLines w:val="1"/>
               <w:spacing w:line="240" w:lineRule="auto"/>
+              <w:jc w:val="both"/>
               <w:rPr/>
             </w:pPr>
             <w:r>
@@ -7995,6 +9418,7 @@
               <w:keepNext w:val="1"/>
               <w:keepLines w:val="1"/>
               <w:spacing w:line="240" w:lineRule="auto"/>
+              <w:jc w:val="both"/>
               <w:rPr/>
             </w:pPr>
             <w:r>
@@ -8017,6 +9441,7 @@
               <w:keepNext w:val="1"/>
               <w:keepLines w:val="1"/>
               <w:spacing w:line="240" w:lineRule="auto"/>
+              <w:jc w:val="both"/>
               <w:rPr/>
             </w:pPr>
             <w:r>
@@ -8039,6 +9464,7 @@
               <w:keepNext w:val="1"/>
               <w:keepLines w:val="1"/>
               <w:spacing w:line="240" w:lineRule="auto"/>
+              <w:jc w:val="both"/>
               <w:rPr/>
             </w:pPr>
             <w:r>
@@ -8061,6 +9487,7 @@
               <w:keepNext w:val="1"/>
               <w:keepLines w:val="1"/>
               <w:spacing w:line="240" w:lineRule="auto"/>
+              <w:jc w:val="both"/>
               <w:rPr/>
             </w:pPr>
             <w:r>
@@ -8083,6 +9510,7 @@
               <w:keepNext w:val="1"/>
               <w:keepLines w:val="1"/>
               <w:spacing w:line="240" w:lineRule="auto"/>
+              <w:jc w:val="both"/>
               <w:rPr/>
             </w:pPr>
             <w:r>
@@ -8105,6 +9533,7 @@
               <w:keepNext w:val="1"/>
               <w:keepLines w:val="1"/>
               <w:spacing w:line="240" w:lineRule="auto"/>
+              <w:jc w:val="both"/>
               <w:rPr/>
             </w:pPr>
             <w:r>
@@ -8127,6 +9556,7 @@
               <w:keepNext w:val="1"/>
               <w:keepLines w:val="1"/>
               <w:spacing w:line="240" w:lineRule="auto"/>
+              <w:jc w:val="both"/>
               <w:rPr/>
             </w:pPr>
             <w:r>
@@ -8149,6 +9579,7 @@
               <w:keepNext w:val="1"/>
               <w:keepLines w:val="1"/>
               <w:spacing w:line="240" w:lineRule="auto"/>
+              <w:jc w:val="both"/>
               <w:rPr/>
             </w:pPr>
             <w:r>
@@ -8171,6 +9602,7 @@
               <w:keepNext w:val="1"/>
               <w:keepLines w:val="1"/>
               <w:spacing w:line="240" w:lineRule="auto"/>
+              <w:jc w:val="both"/>
               <w:rPr/>
             </w:pPr>
             <w:r>
@@ -8193,6 +9625,7 @@
               <w:keepNext w:val="1"/>
               <w:keepLines w:val="1"/>
               <w:spacing w:line="240" w:lineRule="auto"/>
+              <w:jc w:val="both"/>
               <w:rPr/>
             </w:pPr>
             <w:r>
@@ -8215,6 +9648,7 @@
               <w:keepNext w:val="1"/>
               <w:keepLines w:val="1"/>
               <w:spacing w:line="240" w:lineRule="auto"/>
+              <w:jc w:val="both"/>
               <w:rPr/>
             </w:pPr>
             <w:r>
@@ -8237,6 +9671,7 @@
               <w:keepNext w:val="1"/>
               <w:keepLines w:val="1"/>
               <w:spacing w:line="240" w:lineRule="auto"/>
+              <w:jc w:val="both"/>
               <w:rPr/>
             </w:pPr>
             <w:r>
@@ -8259,6 +9694,7 @@
               <w:keepNext w:val="1"/>
               <w:keepLines w:val="1"/>
               <w:spacing w:line="240" w:lineRule="auto"/>
+              <w:jc w:val="both"/>
               <w:rPr/>
             </w:pPr>
             <w:r>
@@ -8281,6 +9717,7 @@
               <w:keepNext w:val="1"/>
               <w:keepLines w:val="1"/>
               <w:spacing w:line="240" w:lineRule="auto"/>
+              <w:jc w:val="both"/>
               <w:rPr/>
             </w:pPr>
             <w:r>
@@ -8303,6 +9740,7 @@
               <w:keepNext w:val="1"/>
               <w:keepLines w:val="1"/>
               <w:spacing w:line="240" w:lineRule="auto"/>
+              <w:jc w:val="both"/>
               <w:rPr/>
             </w:pPr>
             <w:r>
@@ -8325,21 +9763,21 @@
               <w:keepNext w:val="1"/>
               <w:keepLines w:val="1"/>
               <w:spacing w:line="240" w:lineRule="auto"/>
-              <w:rPr/>
-            </w:pPr>
-            <w:r>
+              <w:jc w:val="both"/>
               <w:rPr>
                 <w:rFonts w:ascii="Consolas" w:cs="Consolas" w:eastAsia="Consolas" w:hAnsi="Consolas"/>
                 <w:sz w:val="17"/>
                 <w:szCs w:val="17"/>
+              </w:rPr>
+            </w:pPr>
+            <w:r>
+              <w:rPr>
+                <w:rFonts w:ascii="Consolas" w:cs="Consolas" w:eastAsia="Consolas" w:hAnsi="Consolas"/>
+                <w:sz w:val="17"/>
+                <w:szCs w:val="17"/>
                 <w:rtl w:val="0"/>
               </w:rPr>
               <w:t xml:space="preserve">&lt;/html&gt;</w:t>
-            </w:r>
-            <w:r>
-              <w:rPr>
-                <w:rtl w:val="0"/>
-              </w:rPr>
             </w:r>
           </w:p>
         </w:tc>
@@ -8348,6 +9786,7 @@
     <w:p>
       <w:pPr>
         <w:spacing w:after="120" w:line="240" w:lineRule="auto"/>
+        <w:jc w:val="both"/>
         <w:rPr/>
       </w:pPr>
       <w:r>
@@ -8360,6 +9799,7 @@
       <w:pPr>
         <w:keepNext w:val="1"/>
         <w:spacing w:after="100" w:before="200" w:line="240" w:lineRule="auto"/>
+        <w:jc w:val="both"/>
         <w:rPr/>
       </w:pPr>
       <w:r>
@@ -8629,6 +10069,7 @@
     <w:p>
       <w:pPr>
         <w:spacing w:after="120" w:line="240" w:lineRule="auto"/>
+        <w:jc w:val="both"/>
         <w:rPr/>
       </w:pPr>
       <w:r>
@@ -8690,6 +10131,7 @@
           <w:p>
             <w:pPr>
               <w:spacing w:after="20" w:line="240" w:lineRule="auto"/>
+              <w:jc w:val="both"/>
               <w:rPr/>
             </w:pPr>
             <w:r>
@@ -8729,6 +10171,7 @@
           <w:p>
             <w:pPr>
               <w:spacing w:after="20" w:line="240" w:lineRule="auto"/>
+              <w:jc w:val="both"/>
               <w:rPr/>
             </w:pPr>
             <w:r>
@@ -8768,6 +10211,7 @@
           <w:p>
             <w:pPr>
               <w:spacing w:after="20" w:line="240" w:lineRule="auto"/>
+              <w:jc w:val="both"/>
               <w:rPr/>
             </w:pPr>
             <w:r>
@@ -8812,6 +10256,7 @@
           <w:p>
             <w:pPr>
               <w:spacing w:after="20" w:line="240" w:lineRule="auto"/>
+              <w:jc w:val="both"/>
               <w:rPr/>
             </w:pPr>
             <w:r>
@@ -8849,6 +10294,7 @@
           <w:p>
             <w:pPr>
               <w:spacing w:after="20" w:line="240" w:lineRule="auto"/>
+              <w:jc w:val="both"/>
               <w:rPr/>
             </w:pPr>
             <w:r>
@@ -8885,6 +10331,7 @@
           <w:p>
             <w:pPr>
               <w:spacing w:after="20" w:line="240" w:lineRule="auto"/>
+              <w:jc w:val="both"/>
               <w:rPr/>
             </w:pPr>
             <w:r>
@@ -8927,6 +10374,7 @@
           <w:p>
             <w:pPr>
               <w:spacing w:after="20" w:line="240" w:lineRule="auto"/>
+              <w:jc w:val="both"/>
               <w:rPr/>
             </w:pPr>
             <w:r>
@@ -8964,6 +10412,7 @@
           <w:p>
             <w:pPr>
               <w:spacing w:after="20" w:line="240" w:lineRule="auto"/>
+              <w:jc w:val="both"/>
               <w:rPr/>
             </w:pPr>
             <w:r>
@@ -9000,6 +10449,7 @@
           <w:p>
             <w:pPr>
               <w:spacing w:after="20" w:line="240" w:lineRule="auto"/>
+              <w:jc w:val="both"/>
               <w:rPr/>
             </w:pPr>
             <w:r>
@@ -9042,6 +10492,7 @@
           <w:p>
             <w:pPr>
               <w:spacing w:after="20" w:line="240" w:lineRule="auto"/>
+              <w:jc w:val="both"/>
               <w:rPr/>
             </w:pPr>
             <w:r>
@@ -9079,6 +10530,7 @@
           <w:p>
             <w:pPr>
               <w:spacing w:after="20" w:line="240" w:lineRule="auto"/>
+              <w:jc w:val="both"/>
               <w:rPr/>
             </w:pPr>
             <w:r>
@@ -9115,6 +10567,7 @@
           <w:p>
             <w:pPr>
               <w:spacing w:after="20" w:line="240" w:lineRule="auto"/>
+              <w:jc w:val="both"/>
               <w:rPr/>
             </w:pPr>
             <w:r>
@@ -9157,6 +10610,7 @@
           <w:p>
             <w:pPr>
               <w:spacing w:after="20" w:line="240" w:lineRule="auto"/>
+              <w:jc w:val="both"/>
               <w:rPr/>
             </w:pPr>
             <w:r>
@@ -9296,6 +10750,7 @@
           <w:p>
             <w:pPr>
               <w:spacing w:after="20" w:line="240" w:lineRule="auto"/>
+              <w:jc w:val="both"/>
               <w:rPr/>
             </w:pPr>
             <w:r>
@@ -9332,6 +10787,7 @@
           <w:p>
             <w:pPr>
               <w:spacing w:after="20" w:line="240" w:lineRule="auto"/>
+              <w:jc w:val="both"/>
               <w:rPr/>
             </w:pPr>
             <w:r>
@@ -9374,6 +10830,7 @@
           <w:p>
             <w:pPr>
               <w:spacing w:after="20" w:line="240" w:lineRule="auto"/>
+              <w:jc w:val="both"/>
               <w:rPr/>
             </w:pPr>
             <w:r>
@@ -9411,6 +10868,7 @@
           <w:p>
             <w:pPr>
               <w:spacing w:after="20" w:line="240" w:lineRule="auto"/>
+              <w:jc w:val="both"/>
               <w:rPr/>
             </w:pPr>
             <w:r>
@@ -9447,6 +10905,7 @@
           <w:p>
             <w:pPr>
               <w:spacing w:after="20" w:line="240" w:lineRule="auto"/>
+              <w:jc w:val="both"/>
               <w:rPr/>
             </w:pPr>
             <w:r>
@@ -9489,6 +10948,7 @@
           <w:p>
             <w:pPr>
               <w:spacing w:after="20" w:line="240" w:lineRule="auto"/>
+              <w:jc w:val="both"/>
               <w:rPr/>
             </w:pPr>
             <w:r>
@@ -9526,6 +10986,7 @@
           <w:p>
             <w:pPr>
               <w:spacing w:after="20" w:line="240" w:lineRule="auto"/>
+              <w:jc w:val="both"/>
               <w:rPr/>
             </w:pPr>
             <w:r>
@@ -9562,6 +11023,7 @@
           <w:p>
             <w:pPr>
               <w:spacing w:after="20" w:line="240" w:lineRule="auto"/>
+              <w:jc w:val="both"/>
               <w:rPr/>
             </w:pPr>
             <w:r>
@@ -9621,6 +11083,7 @@
           <w:p>
             <w:pPr>
               <w:spacing w:after="20" w:line="240" w:lineRule="auto"/>
+              <w:jc w:val="both"/>
               <w:rPr/>
             </w:pPr>
             <w:r>
@@ -9658,6 +11121,7 @@
           <w:p>
             <w:pPr>
               <w:spacing w:after="20" w:line="240" w:lineRule="auto"/>
+              <w:jc w:val="both"/>
               <w:rPr/>
             </w:pPr>
             <w:r>
@@ -9694,6 +11158,7 @@
           <w:p>
             <w:pPr>
               <w:spacing w:after="20" w:line="240" w:lineRule="auto"/>
+              <w:jc w:val="both"/>
               <w:rPr/>
             </w:pPr>
             <w:r>
@@ -9736,6 +11201,7 @@
           <w:p>
             <w:pPr>
               <w:spacing w:after="20" w:line="240" w:lineRule="auto"/>
+              <w:jc w:val="both"/>
               <w:rPr/>
             </w:pPr>
             <w:r>
@@ -9773,6 +11239,7 @@
           <w:p>
             <w:pPr>
               <w:spacing w:after="20" w:line="240" w:lineRule="auto"/>
+              <w:jc w:val="both"/>
               <w:rPr/>
             </w:pPr>
             <w:r>
@@ -9809,6 +11276,7 @@
           <w:p>
             <w:pPr>
               <w:spacing w:after="20" w:line="240" w:lineRule="auto"/>
+              <w:jc w:val="both"/>
               <w:rPr/>
             </w:pPr>
             <w:r>
@@ -9832,6 +11300,7 @@
       <w:pPr>
         <w:keepNext w:val="1"/>
         <w:spacing w:after="100" w:before="200" w:line="240" w:lineRule="auto"/>
+        <w:jc w:val="both"/>
         <w:rPr/>
       </w:pPr>
       <w:r>
@@ -9918,6 +11387,7 @@
           <w:p>
             <w:pPr>
               <w:spacing w:after="20" w:line="240" w:lineRule="auto"/>
+              <w:jc w:val="both"/>
               <w:rPr/>
             </w:pPr>
             <w:r>
@@ -9957,6 +11427,7 @@
           <w:p>
             <w:pPr>
               <w:spacing w:after="20" w:line="240" w:lineRule="auto"/>
+              <w:jc w:val="both"/>
               <w:rPr/>
             </w:pPr>
             <w:r>
@@ -9996,6 +11467,7 @@
           <w:p>
             <w:pPr>
               <w:spacing w:after="20" w:line="240" w:lineRule="auto"/>
+              <w:jc w:val="both"/>
               <w:rPr/>
             </w:pPr>
             <w:r>
@@ -10035,6 +11507,7 @@
           <w:p>
             <w:pPr>
               <w:spacing w:after="20" w:line="240" w:lineRule="auto"/>
+              <w:jc w:val="both"/>
               <w:rPr/>
             </w:pPr>
             <w:r>
@@ -10074,6 +11547,7 @@
           <w:p>
             <w:pPr>
               <w:spacing w:after="20" w:line="240" w:lineRule="auto"/>
+              <w:jc w:val="both"/>
               <w:rPr/>
             </w:pPr>
             <w:r>
@@ -10120,6 +11594,7 @@
           <w:p>
             <w:pPr>
               <w:spacing w:after="20" w:line="240" w:lineRule="auto"/>
+              <w:jc w:val="both"/>
               <w:rPr/>
             </w:pPr>
             <w:r>
@@ -10164,6 +11639,7 @@
           <w:p>
             <w:pPr>
               <w:spacing w:after="20" w:line="240" w:lineRule="auto"/>
+              <w:jc w:val="both"/>
               <w:rPr/>
             </w:pPr>
             <w:r>
@@ -10200,6 +11676,7 @@
           <w:p>
             <w:pPr>
               <w:spacing w:after="20" w:line="240" w:lineRule="auto"/>
+              <w:jc w:val="both"/>
               <w:rPr/>
             </w:pPr>
             <w:r>
@@ -10237,6 +11714,7 @@
           <w:p>
             <w:pPr>
               <w:spacing w:after="20" w:line="240" w:lineRule="auto"/>
+              <w:jc w:val="both"/>
               <w:rPr/>
             </w:pPr>
             <w:r>
@@ -10273,6 +11751,7 @@
           <w:p>
             <w:pPr>
               <w:spacing w:after="20" w:line="240" w:lineRule="auto"/>
+              <w:jc w:val="both"/>
               <w:rPr/>
             </w:pPr>
             <w:r>
@@ -10310,6 +11789,7 @@
           <w:p>
             <w:pPr>
               <w:spacing w:after="20" w:line="240" w:lineRule="auto"/>
+              <w:jc w:val="both"/>
               <w:rPr/>
             </w:pPr>
             <w:r>
@@ -10352,6 +11832,7 @@
           <w:p>
             <w:pPr>
               <w:spacing w:after="20" w:line="240" w:lineRule="auto"/>
+              <w:jc w:val="both"/>
               <w:rPr/>
             </w:pPr>
             <w:r>
@@ -10388,6 +11869,7 @@
           <w:p>
             <w:pPr>
               <w:spacing w:after="20" w:line="240" w:lineRule="auto"/>
+              <w:jc w:val="both"/>
               <w:rPr/>
             </w:pPr>
             <w:r>
@@ -10425,6 +11907,7 @@
           <w:p>
             <w:pPr>
               <w:spacing w:after="20" w:line="240" w:lineRule="auto"/>
+              <w:jc w:val="both"/>
               <w:rPr/>
             </w:pPr>
             <w:r>
@@ -10461,6 +11944,7 @@
           <w:p>
             <w:pPr>
               <w:spacing w:after="20" w:line="240" w:lineRule="auto"/>
+              <w:jc w:val="both"/>
               <w:rPr/>
             </w:pPr>
             <w:r>
@@ -10498,6 +11982,7 @@
           <w:p>
             <w:pPr>
               <w:spacing w:after="20" w:line="240" w:lineRule="auto"/>
+              <w:jc w:val="both"/>
               <w:rPr/>
             </w:pPr>
             <w:r>
@@ -10542,6 +12027,7 @@
           <w:p>
             <w:pPr>
               <w:spacing w:after="20" w:line="240" w:lineRule="auto"/>
+              <w:jc w:val="both"/>
               <w:rPr/>
             </w:pPr>
             <w:r>
@@ -10586,6 +12072,7 @@
           <w:p>
             <w:pPr>
               <w:spacing w:after="20" w:line="240" w:lineRule="auto"/>
+              <w:jc w:val="both"/>
               <w:rPr/>
             </w:pPr>
             <w:r>
@@ -10622,6 +12109,7 @@
           <w:p>
             <w:pPr>
               <w:spacing w:after="20" w:line="240" w:lineRule="auto"/>
+              <w:jc w:val="both"/>
               <w:rPr/>
             </w:pPr>
             <w:r>
@@ -10659,6 +12147,7 @@
           <w:p>
             <w:pPr>
               <w:spacing w:after="20" w:line="240" w:lineRule="auto"/>
+              <w:jc w:val="both"/>
               <w:rPr/>
             </w:pPr>
             <w:r>
@@ -10695,6 +12184,7 @@
           <w:p>
             <w:pPr>
               <w:spacing w:after="20" w:line="240" w:lineRule="auto"/>
+              <w:jc w:val="both"/>
               <w:rPr/>
             </w:pPr>
             <w:r>
@@ -10732,6 +12222,7 @@
           <w:p>
             <w:pPr>
               <w:spacing w:after="20" w:line="240" w:lineRule="auto"/>
+              <w:jc w:val="both"/>
               <w:rPr/>
             </w:pPr>
             <w:r>
@@ -10774,6 +12265,7 @@
           <w:p>
             <w:pPr>
               <w:spacing w:after="20" w:line="240" w:lineRule="auto"/>
+              <w:jc w:val="both"/>
               <w:rPr/>
             </w:pPr>
             <w:r>
@@ -10810,6 +12302,7 @@
           <w:p>
             <w:pPr>
               <w:spacing w:after="20" w:line="240" w:lineRule="auto"/>
+              <w:jc w:val="both"/>
               <w:rPr/>
             </w:pPr>
             <w:r>
@@ -10847,6 +12340,7 @@
           <w:p>
             <w:pPr>
               <w:spacing w:after="20" w:line="240" w:lineRule="auto"/>
+              <w:jc w:val="both"/>
               <w:rPr/>
             </w:pPr>
             <w:r>
@@ -10883,6 +12377,7 @@
           <w:p>
             <w:pPr>
               <w:spacing w:after="20" w:line="240" w:lineRule="auto"/>
+              <w:jc w:val="both"/>
               <w:rPr/>
             </w:pPr>
             <w:r>
@@ -10920,6 +12415,7 @@
           <w:p>
             <w:pPr>
               <w:spacing w:after="20" w:line="240" w:lineRule="auto"/>
+              <w:jc w:val="both"/>
               <w:rPr/>
             </w:pPr>
             <w:r>
@@ -10962,6 +12458,7 @@
           <w:p>
             <w:pPr>
               <w:spacing w:after="20" w:line="240" w:lineRule="auto"/>
+              <w:jc w:val="both"/>
               <w:rPr/>
             </w:pPr>
             <w:r>
@@ -10998,6 +12495,7 @@
           <w:p>
             <w:pPr>
               <w:spacing w:after="20" w:line="240" w:lineRule="auto"/>
+              <w:jc w:val="both"/>
               <w:rPr/>
             </w:pPr>
             <w:r>
@@ -11035,6 +12533,7 @@
           <w:p>
             <w:pPr>
               <w:spacing w:after="20" w:line="240" w:lineRule="auto"/>
+              <w:jc w:val="both"/>
               <w:rPr/>
             </w:pPr>
             <w:r>
@@ -11071,6 +12570,7 @@
           <w:p>
             <w:pPr>
               <w:spacing w:after="20" w:line="240" w:lineRule="auto"/>
+              <w:jc w:val="both"/>
               <w:rPr/>
             </w:pPr>
             <w:r>
@@ -11108,6 +12608,7 @@
           <w:p>
             <w:pPr>
               <w:spacing w:after="20" w:line="240" w:lineRule="auto"/>
+              <w:jc w:val="both"/>
               <w:rPr/>
             </w:pPr>
             <w:r>
@@ -11150,6 +12651,7 @@
           <w:p>
             <w:pPr>
               <w:spacing w:after="20" w:line="240" w:lineRule="auto"/>
+              <w:jc w:val="both"/>
               <w:rPr/>
             </w:pPr>
             <w:r>
@@ -11186,6 +12688,7 @@
           <w:p>
             <w:pPr>
               <w:spacing w:after="20" w:line="240" w:lineRule="auto"/>
+              <w:jc w:val="both"/>
               <w:rPr/>
             </w:pPr>
             <w:r>
@@ -11223,6 +12726,7 @@
           <w:p>
             <w:pPr>
               <w:spacing w:after="20" w:line="240" w:lineRule="auto"/>
+              <w:jc w:val="both"/>
               <w:rPr/>
             </w:pPr>
             <w:r>
@@ -11259,6 +12763,7 @@
           <w:p>
             <w:pPr>
               <w:spacing w:after="20" w:line="240" w:lineRule="auto"/>
+              <w:jc w:val="both"/>
               <w:rPr/>
             </w:pPr>
             <w:r>
@@ -11296,6 +12801,7 @@
           <w:p>
             <w:pPr>
               <w:spacing w:after="20" w:line="240" w:lineRule="auto"/>
+              <w:jc w:val="both"/>
               <w:rPr/>
             </w:pPr>
             <w:r>
@@ -11338,6 +12844,7 @@
           <w:p>
             <w:pPr>
               <w:spacing w:after="20" w:line="240" w:lineRule="auto"/>
+              <w:jc w:val="both"/>
               <w:rPr/>
             </w:pPr>
             <w:r>
@@ -11374,6 +12881,7 @@
           <w:p>
             <w:pPr>
               <w:spacing w:after="20" w:line="240" w:lineRule="auto"/>
+              <w:jc w:val="both"/>
               <w:rPr/>
             </w:pPr>
             <w:r>
@@ -11411,6 +12919,7 @@
           <w:p>
             <w:pPr>
               <w:spacing w:after="20" w:line="240" w:lineRule="auto"/>
+              <w:jc w:val="both"/>
               <w:rPr/>
             </w:pPr>
             <w:r>
@@ -11447,6 +12956,7 @@
           <w:p>
             <w:pPr>
               <w:spacing w:after="20" w:line="240" w:lineRule="auto"/>
+              <w:jc w:val="both"/>
               <w:rPr/>
             </w:pPr>
             <w:r>
@@ -11501,6 +13011,7 @@
           <w:p>
             <w:pPr>
               <w:spacing w:after="20" w:line="240" w:lineRule="auto"/>
+              <w:jc w:val="both"/>
               <w:rPr/>
             </w:pPr>
             <w:r>
@@ -11543,6 +13054,7 @@
           <w:p>
             <w:pPr>
               <w:spacing w:after="20" w:line="240" w:lineRule="auto"/>
+              <w:jc w:val="both"/>
               <w:rPr/>
             </w:pPr>
             <w:r>
@@ -11579,6 +13091,7 @@
           <w:p>
             <w:pPr>
               <w:spacing w:after="20" w:line="240" w:lineRule="auto"/>
+              <w:jc w:val="both"/>
               <w:rPr/>
             </w:pPr>
             <w:r>
@@ -11616,6 +13129,7 @@
           <w:p>
             <w:pPr>
               <w:spacing w:after="20" w:line="240" w:lineRule="auto"/>
+              <w:jc w:val="both"/>
               <w:rPr/>
             </w:pPr>
             <w:r>
@@ -11652,6 +13166,7 @@
           <w:p>
             <w:pPr>
               <w:spacing w:after="20" w:line="240" w:lineRule="auto"/>
+              <w:jc w:val="both"/>
               <w:rPr/>
             </w:pPr>
             <w:r>
@@ -11689,6 +13204,7 @@
           <w:p>
             <w:pPr>
               <w:spacing w:after="20" w:line="240" w:lineRule="auto"/>
+              <w:jc w:val="both"/>
               <w:rPr/>
             </w:pPr>
             <w:r>
@@ -11731,6 +13247,7 @@
           <w:p>
             <w:pPr>
               <w:spacing w:after="20" w:line="240" w:lineRule="auto"/>
+              <w:jc w:val="both"/>
               <w:rPr/>
             </w:pPr>
             <w:r>
@@ -11767,6 +13284,7 @@
           <w:p>
             <w:pPr>
               <w:spacing w:after="20" w:line="240" w:lineRule="auto"/>
+              <w:jc w:val="both"/>
               <w:rPr/>
             </w:pPr>
             <w:r>
@@ -11804,6 +13322,7 @@
           <w:p>
             <w:pPr>
               <w:spacing w:after="20" w:line="240" w:lineRule="auto"/>
+              <w:jc w:val="both"/>
               <w:rPr/>
             </w:pPr>
             <w:r>
@@ -11840,6 +13359,7 @@
           <w:p>
             <w:pPr>
               <w:spacing w:after="20" w:line="240" w:lineRule="auto"/>
+              <w:jc w:val="both"/>
               <w:rPr/>
             </w:pPr>
             <w:r>
@@ -11902,6 +13422,7 @@
           <w:p>
             <w:pPr>
               <w:spacing w:after="20" w:line="240" w:lineRule="auto"/>
+              <w:jc w:val="both"/>
               <w:rPr/>
             </w:pPr>
             <w:r>
@@ -11944,6 +13465,7 @@
           <w:p>
             <w:pPr>
               <w:spacing w:after="20" w:line="240" w:lineRule="auto"/>
+              <w:jc w:val="both"/>
               <w:rPr/>
             </w:pPr>
             <w:r>
@@ -11980,6 +13502,7 @@
           <w:p>
             <w:pPr>
               <w:spacing w:after="20" w:line="240" w:lineRule="auto"/>
+              <w:jc w:val="both"/>
               <w:rPr/>
             </w:pPr>
             <w:r>
@@ -12017,6 +13540,7 @@
           <w:p>
             <w:pPr>
               <w:spacing w:after="20" w:line="240" w:lineRule="auto"/>
+              <w:jc w:val="both"/>
               <w:rPr/>
             </w:pPr>
             <w:r>
@@ -12053,6 +13577,7 @@
           <w:p>
             <w:pPr>
               <w:spacing w:after="20" w:line="240" w:lineRule="auto"/>
+              <w:jc w:val="both"/>
               <w:rPr/>
             </w:pPr>
             <w:r>
@@ -12098,6 +13623,7 @@
           <w:p>
             <w:pPr>
               <w:spacing w:after="20" w:line="240" w:lineRule="auto"/>
+              <w:jc w:val="both"/>
               <w:rPr/>
             </w:pPr>
             <w:r>
@@ -12140,6 +13666,7 @@
           <w:p>
             <w:pPr>
               <w:spacing w:after="20" w:line="240" w:lineRule="auto"/>
+              <w:jc w:val="both"/>
               <w:rPr/>
             </w:pPr>
             <w:r>
@@ -12176,6 +13703,7 @@
           <w:p>
             <w:pPr>
               <w:spacing w:after="20" w:line="240" w:lineRule="auto"/>
+              <w:jc w:val="both"/>
               <w:rPr/>
             </w:pPr>
             <w:r>
@@ -12213,6 +13741,7 @@
           <w:p>
             <w:pPr>
               <w:spacing w:after="20" w:line="240" w:lineRule="auto"/>
+              <w:jc w:val="both"/>
               <w:rPr/>
             </w:pPr>
             <w:r>
@@ -12249,6 +13778,7 @@
           <w:p>
             <w:pPr>
               <w:spacing w:after="20" w:line="240" w:lineRule="auto"/>
+              <w:jc w:val="both"/>
               <w:rPr/>
             </w:pPr>
             <w:r>
@@ -12286,6 +13816,7 @@
           <w:p>
             <w:pPr>
               <w:spacing w:after="20" w:line="240" w:lineRule="auto"/>
+              <w:jc w:val="both"/>
               <w:rPr/>
             </w:pPr>
             <w:r>
@@ -12328,6 +13859,7 @@
           <w:p>
             <w:pPr>
               <w:spacing w:after="20" w:line="240" w:lineRule="auto"/>
+              <w:jc w:val="both"/>
               <w:rPr/>
             </w:pPr>
             <w:r>
@@ -12364,6 +13896,7 @@
           <w:p>
             <w:pPr>
               <w:spacing w:after="20" w:line="240" w:lineRule="auto"/>
+              <w:jc w:val="both"/>
               <w:rPr/>
             </w:pPr>
             <w:r>
@@ -12401,6 +13934,7 @@
           <w:p>
             <w:pPr>
               <w:spacing w:after="20" w:line="240" w:lineRule="auto"/>
+              <w:jc w:val="both"/>
               <w:rPr/>
             </w:pPr>
             <w:r>
@@ -12437,6 +13971,7 @@
           <w:p>
             <w:pPr>
               <w:spacing w:after="20" w:line="240" w:lineRule="auto"/>
+              <w:jc w:val="both"/>
               <w:rPr/>
             </w:pPr>
             <w:r>
@@ -12474,6 +14009,7 @@
           <w:p>
             <w:pPr>
               <w:spacing w:after="20" w:line="240" w:lineRule="auto"/>
+              <w:jc w:val="both"/>
               <w:rPr/>
             </w:pPr>
             <w:r>
@@ -12516,6 +14052,7 @@
           <w:p>
             <w:pPr>
               <w:spacing w:after="20" w:line="240" w:lineRule="auto"/>
+              <w:jc w:val="both"/>
               <w:rPr/>
             </w:pPr>
             <w:r>
@@ -12552,6 +14089,7 @@
           <w:p>
             <w:pPr>
               <w:spacing w:after="20" w:line="240" w:lineRule="auto"/>
+              <w:jc w:val="both"/>
               <w:rPr/>
             </w:pPr>
             <w:r>
@@ -12589,6 +14127,7 @@
           <w:p>
             <w:pPr>
               <w:spacing w:after="20" w:line="240" w:lineRule="auto"/>
+              <w:jc w:val="both"/>
               <w:rPr/>
             </w:pPr>
             <w:r>
@@ -12625,6 +14164,7 @@
           <w:p>
             <w:pPr>
               <w:spacing w:after="20" w:line="240" w:lineRule="auto"/>
+              <w:jc w:val="both"/>
               <w:rPr/>
             </w:pPr>
             <w:r>
@@ -12713,6 +14253,7 @@
           <w:p>
             <w:pPr>
               <w:spacing w:after="20" w:line="240" w:lineRule="auto"/>
+              <w:jc w:val="both"/>
               <w:rPr/>
             </w:pPr>
             <w:r>
@@ -12755,6 +14296,7 @@
           <w:p>
             <w:pPr>
               <w:spacing w:after="20" w:line="240" w:lineRule="auto"/>
+              <w:jc w:val="both"/>
               <w:rPr/>
             </w:pPr>
             <w:r>
@@ -12791,6 +14333,7 @@
           <w:p>
             <w:pPr>
               <w:spacing w:after="20" w:line="240" w:lineRule="auto"/>
+              <w:jc w:val="both"/>
               <w:rPr/>
             </w:pPr>
             <w:r>
@@ -12828,6 +14371,7 @@
           <w:p>
             <w:pPr>
               <w:spacing w:after="20" w:line="240" w:lineRule="auto"/>
+              <w:jc w:val="both"/>
               <w:rPr/>
             </w:pPr>
             <w:r>
@@ -12864,6 +14408,7 @@
           <w:p>
             <w:pPr>
               <w:spacing w:after="20" w:line="240" w:lineRule="auto"/>
+              <w:jc w:val="both"/>
               <w:rPr/>
             </w:pPr>
             <w:r>
@@ -12909,6 +14454,7 @@
           <w:p>
             <w:pPr>
               <w:spacing w:after="20" w:line="240" w:lineRule="auto"/>
+              <w:jc w:val="both"/>
               <w:rPr/>
             </w:pPr>
             <w:r>
@@ -12953,6 +14499,7 @@
           <w:p>
             <w:pPr>
               <w:spacing w:after="20" w:line="240" w:lineRule="auto"/>
+              <w:jc w:val="both"/>
               <w:rPr/>
             </w:pPr>
             <w:r>
@@ -12997,6 +14544,7 @@
           <w:p>
             <w:pPr>
               <w:spacing w:after="20" w:line="240" w:lineRule="auto"/>
+              <w:jc w:val="both"/>
               <w:rPr/>
             </w:pPr>
             <w:r>
@@ -13033,6 +14581,7 @@
           <w:p>
             <w:pPr>
               <w:spacing w:after="20" w:line="240" w:lineRule="auto"/>
+              <w:jc w:val="both"/>
               <w:rPr/>
             </w:pPr>
             <w:r>
@@ -13070,6 +14619,7 @@
           <w:p>
             <w:pPr>
               <w:spacing w:after="20" w:line="240" w:lineRule="auto"/>
+              <w:jc w:val="both"/>
               <w:rPr/>
             </w:pPr>
             <w:r>
@@ -13106,6 +14656,7 @@
           <w:p>
             <w:pPr>
               <w:spacing w:after="20" w:line="240" w:lineRule="auto"/>
+              <w:jc w:val="both"/>
               <w:rPr/>
             </w:pPr>
             <w:r>
@@ -13143,6 +14694,7 @@
           <w:p>
             <w:pPr>
               <w:spacing w:after="20" w:line="240" w:lineRule="auto"/>
+              <w:jc w:val="both"/>
               <w:rPr/>
             </w:pPr>
             <w:r>
@@ -13185,6 +14737,7 @@
           <w:p>
             <w:pPr>
               <w:spacing w:after="20" w:line="240" w:lineRule="auto"/>
+              <w:jc w:val="both"/>
               <w:rPr/>
             </w:pPr>
             <w:r>
@@ -13221,6 +14774,7 @@
           <w:p>
             <w:pPr>
               <w:spacing w:after="20" w:line="240" w:lineRule="auto"/>
+              <w:jc w:val="both"/>
               <w:rPr/>
             </w:pPr>
             <w:r>
@@ -13258,6 +14812,7 @@
           <w:p>
             <w:pPr>
               <w:spacing w:after="20" w:line="240" w:lineRule="auto"/>
+              <w:jc w:val="both"/>
               <w:rPr/>
             </w:pPr>
             <w:r>
@@ -13294,6 +14849,7 @@
           <w:p>
             <w:pPr>
               <w:spacing w:after="20" w:line="240" w:lineRule="auto"/>
+              <w:jc w:val="both"/>
               <w:rPr/>
             </w:pPr>
             <w:r>
@@ -13331,6 +14887,7 @@
           <w:p>
             <w:pPr>
               <w:spacing w:after="20" w:line="240" w:lineRule="auto"/>
+              <w:jc w:val="both"/>
               <w:rPr/>
             </w:pPr>
             <w:r>
@@ -13373,6 +14930,7 @@
           <w:p>
             <w:pPr>
               <w:spacing w:after="20" w:line="240" w:lineRule="auto"/>
+              <w:jc w:val="both"/>
               <w:rPr/>
             </w:pPr>
             <w:r>
@@ -13409,6 +14967,7 @@
           <w:p>
             <w:pPr>
               <w:spacing w:after="20" w:line="240" w:lineRule="auto"/>
+              <w:jc w:val="both"/>
               <w:rPr/>
             </w:pPr>
             <w:r>
@@ -13446,6 +15005,7 @@
           <w:p>
             <w:pPr>
               <w:spacing w:after="20" w:line="240" w:lineRule="auto"/>
+              <w:jc w:val="both"/>
               <w:rPr/>
             </w:pPr>
             <w:r>
@@ -13482,6 +15042,7 @@
           <w:p>
             <w:pPr>
               <w:spacing w:after="20" w:line="240" w:lineRule="auto"/>
+              <w:jc w:val="both"/>
               <w:rPr/>
             </w:pPr>
             <w:r>
@@ -13519,6 +15080,7 @@
           <w:p>
             <w:pPr>
               <w:spacing w:after="20" w:line="240" w:lineRule="auto"/>
+              <w:jc w:val="both"/>
               <w:rPr/>
             </w:pPr>
             <w:r>
@@ -13561,6 +15123,7 @@
           <w:p>
             <w:pPr>
               <w:spacing w:after="20" w:line="240" w:lineRule="auto"/>
+              <w:jc w:val="both"/>
               <w:rPr/>
             </w:pPr>
             <w:r>
@@ -13597,6 +15160,7 @@
           <w:p>
             <w:pPr>
               <w:spacing w:after="20" w:line="240" w:lineRule="auto"/>
+              <w:jc w:val="both"/>
               <w:rPr/>
             </w:pPr>
             <w:r>
@@ -13634,6 +15198,7 @@
           <w:p>
             <w:pPr>
               <w:spacing w:after="20" w:line="240" w:lineRule="auto"/>
+              <w:jc w:val="both"/>
               <w:rPr/>
             </w:pPr>
             <w:r>
@@ -13670,6 +15235,7 @@
           <w:p>
             <w:pPr>
               <w:spacing w:after="20" w:line="240" w:lineRule="auto"/>
+              <w:jc w:val="both"/>
               <w:rPr/>
             </w:pPr>
             <w:r>
@@ -13707,6 +15273,7 @@
           <w:p>
             <w:pPr>
               <w:spacing w:after="20" w:line="240" w:lineRule="auto"/>
+              <w:jc w:val="both"/>
               <w:rPr/>
             </w:pPr>
             <w:r>
@@ -13749,6 +15316,7 @@
           <w:p>
             <w:pPr>
               <w:spacing w:after="20" w:line="240" w:lineRule="auto"/>
+              <w:jc w:val="both"/>
               <w:rPr/>
             </w:pPr>
             <w:r>
@@ -13785,6 +15353,7 @@
           <w:p>
             <w:pPr>
               <w:spacing w:after="20" w:line="240" w:lineRule="auto"/>
+              <w:jc w:val="both"/>
               <w:rPr/>
             </w:pPr>
             <w:r>
@@ -13822,6 +15391,7 @@
           <w:p>
             <w:pPr>
               <w:spacing w:after="20" w:line="240" w:lineRule="auto"/>
+              <w:jc w:val="both"/>
               <w:rPr/>
             </w:pPr>
             <w:r>
@@ -13858,6 +15428,7 @@
           <w:p>
             <w:pPr>
               <w:spacing w:after="20" w:line="240" w:lineRule="auto"/>
+              <w:jc w:val="both"/>
               <w:rPr/>
             </w:pPr>
             <w:r>
@@ -13911,6 +15482,7 @@
           <w:p>
             <w:pPr>
               <w:spacing w:after="20" w:line="240" w:lineRule="auto"/>
+              <w:jc w:val="both"/>
               <w:rPr/>
             </w:pPr>
             <w:r>
@@ -13953,6 +15525,7 @@
           <w:p>
             <w:pPr>
               <w:spacing w:after="20" w:line="240" w:lineRule="auto"/>
+              <w:jc w:val="both"/>
               <w:rPr/>
             </w:pPr>
             <w:r>
@@ -13989,6 +15562,7 @@
           <w:p>
             <w:pPr>
               <w:spacing w:after="20" w:line="240" w:lineRule="auto"/>
+              <w:jc w:val="both"/>
               <w:rPr/>
             </w:pPr>
             <w:r>
@@ -14026,6 +15600,7 @@
           <w:p>
             <w:pPr>
               <w:spacing w:after="20" w:line="240" w:lineRule="auto"/>
+              <w:jc w:val="both"/>
               <w:rPr/>
             </w:pPr>
             <w:r>
@@ -14062,6 +15637,7 @@
           <w:p>
             <w:pPr>
               <w:spacing w:after="20" w:line="240" w:lineRule="auto"/>
+              <w:jc w:val="both"/>
               <w:rPr/>
             </w:pPr>
             <w:r>
@@ -14099,6 +15675,7 @@
           <w:p>
             <w:pPr>
               <w:spacing w:after="20" w:line="240" w:lineRule="auto"/>
+              <w:jc w:val="both"/>
               <w:rPr/>
             </w:pPr>
             <w:r>
@@ -14141,6 +15718,7 @@
           <w:p>
             <w:pPr>
               <w:spacing w:after="20" w:line="240" w:lineRule="auto"/>
+              <w:jc w:val="both"/>
               <w:rPr/>
             </w:pPr>
             <w:r>
@@ -14177,6 +15755,7 @@
           <w:p>
             <w:pPr>
               <w:spacing w:after="20" w:line="240" w:lineRule="auto"/>
+              <w:jc w:val="both"/>
               <w:rPr/>
             </w:pPr>
             <w:r>
@@ -14214,6 +15793,7 @@
           <w:p>
             <w:pPr>
               <w:spacing w:after="20" w:line="240" w:lineRule="auto"/>
+              <w:jc w:val="both"/>
               <w:rPr/>
             </w:pPr>
             <w:r>
@@ -14250,6 +15830,7 @@
           <w:p>
             <w:pPr>
               <w:spacing w:after="20" w:line="240" w:lineRule="auto"/>
+              <w:jc w:val="both"/>
               <w:rPr/>
             </w:pPr>
             <w:r>
@@ -14304,6 +15885,7 @@
           <w:p>
             <w:pPr>
               <w:spacing w:after="20" w:line="240" w:lineRule="auto"/>
+              <w:jc w:val="both"/>
               <w:rPr/>
             </w:pPr>
             <w:r>
@@ -14348,6 +15930,7 @@
           <w:p>
             <w:pPr>
               <w:spacing w:after="20" w:line="240" w:lineRule="auto"/>
+              <w:jc w:val="both"/>
               <w:rPr/>
             </w:pPr>
             <w:r>
@@ -14392,6 +15975,7 @@
           <w:p>
             <w:pPr>
               <w:spacing w:after="20" w:line="240" w:lineRule="auto"/>
+              <w:jc w:val="both"/>
               <w:rPr/>
             </w:pPr>
             <w:r>
@@ -14428,6 +16012,7 @@
           <w:p>
             <w:pPr>
               <w:spacing w:after="20" w:line="240" w:lineRule="auto"/>
+              <w:jc w:val="both"/>
               <w:rPr/>
             </w:pPr>
             <w:r>
@@ -14465,6 +16050,7 @@
           <w:p>
             <w:pPr>
               <w:spacing w:after="20" w:line="240" w:lineRule="auto"/>
+              <w:jc w:val="both"/>
               <w:rPr/>
             </w:pPr>
             <w:r>
@@ -14501,6 +16087,7 @@
           <w:p>
             <w:pPr>
               <w:spacing w:after="20" w:line="240" w:lineRule="auto"/>
+              <w:jc w:val="both"/>
               <w:rPr/>
             </w:pPr>
             <w:r>
@@ -14538,6 +16125,7 @@
           <w:p>
             <w:pPr>
               <w:spacing w:after="20" w:line="240" w:lineRule="auto"/>
+              <w:jc w:val="both"/>
               <w:rPr/>
             </w:pPr>
             <w:r>
@@ -14580,6 +16168,7 @@
           <w:p>
             <w:pPr>
               <w:spacing w:after="20" w:line="240" w:lineRule="auto"/>
+              <w:jc w:val="both"/>
               <w:rPr/>
             </w:pPr>
             <w:r>
@@ -14616,6 +16205,7 @@
           <w:p>
             <w:pPr>
               <w:spacing w:after="20" w:line="240" w:lineRule="auto"/>
+              <w:jc w:val="both"/>
               <w:rPr/>
             </w:pPr>
             <w:r>
@@ -14653,6 +16243,7 @@
           <w:p>
             <w:pPr>
               <w:spacing w:after="20" w:line="240" w:lineRule="auto"/>
+              <w:jc w:val="both"/>
               <w:rPr/>
             </w:pPr>
             <w:r>
@@ -14689,6 +16280,7 @@
           <w:p>
             <w:pPr>
               <w:spacing w:after="20" w:line="240" w:lineRule="auto"/>
+              <w:jc w:val="both"/>
               <w:rPr/>
             </w:pPr>
             <w:r>
@@ -14734,6 +16326,7 @@
           <w:p>
             <w:pPr>
               <w:spacing w:after="20" w:line="240" w:lineRule="auto"/>
+              <w:jc w:val="both"/>
               <w:rPr/>
             </w:pPr>
             <w:r>
@@ -14776,6 +16369,7 @@
           <w:p>
             <w:pPr>
               <w:spacing w:after="20" w:line="240" w:lineRule="auto"/>
+              <w:jc w:val="both"/>
               <w:rPr/>
             </w:pPr>
             <w:r>
@@ -14812,6 +16406,7 @@
           <w:p>
             <w:pPr>
               <w:spacing w:after="20" w:line="240" w:lineRule="auto"/>
+              <w:jc w:val="both"/>
               <w:rPr/>
             </w:pPr>
             <w:r>
@@ -14849,6 +16444,7 @@
           <w:p>
             <w:pPr>
               <w:spacing w:after="20" w:line="240" w:lineRule="auto"/>
+              <w:jc w:val="both"/>
               <w:rPr/>
             </w:pPr>
             <w:r>
@@ -14885,6 +16481,7 @@
           <w:p>
             <w:pPr>
               <w:spacing w:after="20" w:line="240" w:lineRule="auto"/>
+              <w:jc w:val="both"/>
               <w:rPr/>
             </w:pPr>
             <w:r>
@@ -14921,6 +16518,7 @@
           <w:p>
             <w:pPr>
               <w:spacing w:after="20" w:line="240" w:lineRule="auto"/>
+              <w:jc w:val="both"/>
               <w:rPr/>
             </w:pPr>
             <w:r>
@@ -14963,6 +16561,7 @@
           <w:p>
             <w:pPr>
               <w:spacing w:after="20" w:line="240" w:lineRule="auto"/>
+              <w:jc w:val="both"/>
               <w:rPr/>
             </w:pPr>
             <w:r>
@@ -14999,6 +16598,7 @@
           <w:p>
             <w:pPr>
               <w:spacing w:after="20" w:line="240" w:lineRule="auto"/>
+              <w:jc w:val="both"/>
               <w:rPr/>
             </w:pPr>
             <w:r>
@@ -15036,6 +16636,7 @@
           <w:p>
             <w:pPr>
               <w:spacing w:after="20" w:line="240" w:lineRule="auto"/>
+              <w:jc w:val="both"/>
               <w:rPr/>
             </w:pPr>
             <w:r>
@@ -15072,6 +16673,7 @@
           <w:p>
             <w:pPr>
               <w:spacing w:after="20" w:line="240" w:lineRule="auto"/>
+              <w:jc w:val="both"/>
               <w:rPr/>
             </w:pPr>
             <w:r>
@@ -15109,6 +16711,7 @@
           <w:p>
             <w:pPr>
               <w:spacing w:after="20" w:line="240" w:lineRule="auto"/>
+              <w:jc w:val="both"/>
               <w:rPr/>
             </w:pPr>
             <w:r>
@@ -15151,6 +16754,7 @@
           <w:p>
             <w:pPr>
               <w:spacing w:after="20" w:line="240" w:lineRule="auto"/>
+              <w:jc w:val="both"/>
               <w:rPr/>
             </w:pPr>
             <w:r>
@@ -15187,6 +16791,7 @@
           <w:p>
             <w:pPr>
               <w:spacing w:after="20" w:line="240" w:lineRule="auto"/>
+              <w:jc w:val="both"/>
               <w:rPr/>
             </w:pPr>
             <w:r>
@@ -15224,6 +16829,7 @@
           <w:p>
             <w:pPr>
               <w:spacing w:after="20" w:line="240" w:lineRule="auto"/>
+              <w:jc w:val="both"/>
               <w:rPr/>
             </w:pPr>
             <w:r>
@@ -15260,6 +16866,7 @@
           <w:p>
             <w:pPr>
               <w:spacing w:after="20" w:line="240" w:lineRule="auto"/>
+              <w:jc w:val="both"/>
               <w:rPr/>
             </w:pPr>
             <w:r>
@@ -15314,6 +16921,7 @@
           <w:p>
             <w:pPr>
               <w:spacing w:after="20" w:line="240" w:lineRule="auto"/>
+              <w:jc w:val="both"/>
               <w:rPr/>
             </w:pPr>
             <w:r>
@@ -15356,6 +16964,7 @@
           <w:p>
             <w:pPr>
               <w:spacing w:after="20" w:line="240" w:lineRule="auto"/>
+              <w:jc w:val="both"/>
               <w:rPr/>
             </w:pPr>
             <w:r>
@@ -15392,6 +17001,7 @@
           <w:p>
             <w:pPr>
               <w:spacing w:after="20" w:line="240" w:lineRule="auto"/>
+              <w:jc w:val="both"/>
               <w:rPr/>
             </w:pPr>
             <w:r>
@@ -15429,6 +17039,7 @@
           <w:p>
             <w:pPr>
               <w:spacing w:after="20" w:line="240" w:lineRule="auto"/>
+              <w:jc w:val="both"/>
               <w:rPr/>
             </w:pPr>
             <w:r>
@@ -15465,6 +17076,7 @@
           <w:p>
             <w:pPr>
               <w:spacing w:after="20" w:line="240" w:lineRule="auto"/>
+              <w:jc w:val="both"/>
               <w:rPr/>
             </w:pPr>
             <w:r>
@@ -15502,6 +17114,7 @@
           <w:p>
             <w:pPr>
               <w:spacing w:after="20" w:line="240" w:lineRule="auto"/>
+              <w:jc w:val="both"/>
               <w:rPr/>
             </w:pPr>
             <w:r>
@@ -15544,6 +17157,7 @@
           <w:p>
             <w:pPr>
               <w:spacing w:after="20" w:line="240" w:lineRule="auto"/>
+              <w:jc w:val="both"/>
               <w:rPr/>
             </w:pPr>
             <w:r>
@@ -15580,6 +17194,7 @@
           <w:p>
             <w:pPr>
               <w:spacing w:after="20" w:line="240" w:lineRule="auto"/>
+              <w:jc w:val="both"/>
               <w:rPr/>
             </w:pPr>
             <w:r>
@@ -15617,6 +17232,7 @@
           <w:p>
             <w:pPr>
               <w:spacing w:after="20" w:line="240" w:lineRule="auto"/>
+              <w:jc w:val="both"/>
               <w:rPr/>
             </w:pPr>
             <w:r>
@@ -15653,6 +17269,7 @@
           <w:p>
             <w:pPr>
               <w:spacing w:after="20" w:line="240" w:lineRule="auto"/>
+              <w:jc w:val="both"/>
               <w:rPr/>
             </w:pPr>
             <w:r>
@@ -15690,6 +17307,7 @@
           <w:p>
             <w:pPr>
               <w:spacing w:after="20" w:line="240" w:lineRule="auto"/>
+              <w:jc w:val="both"/>
               <w:rPr/>
             </w:pPr>
             <w:r>
@@ -15732,6 +17350,7 @@
           <w:p>
             <w:pPr>
               <w:spacing w:after="20" w:line="240" w:lineRule="auto"/>
+              <w:jc w:val="both"/>
               <w:rPr/>
             </w:pPr>
             <w:r>
@@ -15768,6 +17387,7 @@
           <w:p>
             <w:pPr>
               <w:spacing w:after="20" w:line="240" w:lineRule="auto"/>
+              <w:jc w:val="both"/>
               <w:rPr/>
             </w:pPr>
             <w:r>
@@ -15805,6 +17425,7 @@
           <w:p>
             <w:pPr>
               <w:spacing w:after="20" w:line="240" w:lineRule="auto"/>
+              <w:jc w:val="both"/>
               <w:rPr/>
             </w:pPr>
             <w:r>
@@ -15841,6 +17462,7 @@
           <w:p>
             <w:pPr>
               <w:spacing w:after="20" w:line="240" w:lineRule="auto"/>
+              <w:jc w:val="both"/>
               <w:rPr/>
             </w:pPr>
             <w:r>
@@ -15878,6 +17500,7 @@
           <w:p>
             <w:pPr>
               <w:spacing w:after="20" w:line="240" w:lineRule="auto"/>
+              <w:jc w:val="both"/>
               <w:rPr/>
             </w:pPr>
             <w:r>
@@ -15920,6 +17543,7 @@
           <w:p>
             <w:pPr>
               <w:spacing w:after="20" w:line="240" w:lineRule="auto"/>
+              <w:jc w:val="both"/>
               <w:rPr/>
             </w:pPr>
             <w:r>
@@ -15956,6 +17580,7 @@
           <w:p>
             <w:pPr>
               <w:spacing w:after="20" w:line="240" w:lineRule="auto"/>
+              <w:jc w:val="both"/>
               <w:rPr/>
             </w:pPr>
             <w:r>
@@ -15993,6 +17618,7 @@
           <w:p>
             <w:pPr>
               <w:spacing w:after="20" w:line="240" w:lineRule="auto"/>
+              <w:jc w:val="both"/>
               <w:rPr/>
             </w:pPr>
             <w:r>
@@ -16029,6 +17655,7 @@
           <w:p>
             <w:pPr>
               <w:spacing w:after="20" w:line="240" w:lineRule="auto"/>
+              <w:jc w:val="both"/>
               <w:rPr/>
             </w:pPr>
             <w:r>
@@ -16082,6 +17709,7 @@
           <w:p>
             <w:pPr>
               <w:spacing w:after="20" w:line="240" w:lineRule="auto"/>
+              <w:jc w:val="both"/>
               <w:rPr/>
             </w:pPr>
             <w:r>
@@ -16124,6 +17752,7 @@
           <w:p>
             <w:pPr>
               <w:spacing w:after="20" w:line="240" w:lineRule="auto"/>
+              <w:jc w:val="both"/>
               <w:rPr/>
             </w:pPr>
             <w:r>
@@ -16160,6 +17789,7 @@
           <w:p>
             <w:pPr>
               <w:spacing w:after="20" w:line="240" w:lineRule="auto"/>
+              <w:jc w:val="both"/>
               <w:rPr/>
             </w:pPr>
             <w:r>
@@ -16197,6 +17827,7 @@
           <w:p>
             <w:pPr>
               <w:spacing w:after="20" w:line="240" w:lineRule="auto"/>
+              <w:jc w:val="both"/>
               <w:rPr/>
             </w:pPr>
             <w:r>
@@ -16233,6 +17864,7 @@
           <w:p>
             <w:pPr>
               <w:spacing w:after="20" w:line="240" w:lineRule="auto"/>
+              <w:jc w:val="both"/>
               <w:rPr/>
             </w:pPr>
             <w:r>
@@ -16270,6 +17902,7 @@
           <w:p>
             <w:pPr>
               <w:spacing w:after="20" w:line="240" w:lineRule="auto"/>
+              <w:jc w:val="both"/>
               <w:rPr/>
             </w:pPr>
             <w:r>
@@ -16312,6 +17945,7 @@
           <w:p>
             <w:pPr>
               <w:spacing w:after="20" w:line="240" w:lineRule="auto"/>
+              <w:jc w:val="both"/>
               <w:rPr/>
             </w:pPr>
             <w:r>
@@ -16348,6 +17982,7 @@
           <w:p>
             <w:pPr>
               <w:spacing w:after="20" w:line="240" w:lineRule="auto"/>
+              <w:jc w:val="both"/>
               <w:rPr/>
             </w:pPr>
             <w:r>
@@ -16385,6 +18020,7 @@
           <w:p>
             <w:pPr>
               <w:spacing w:after="20" w:line="240" w:lineRule="auto"/>
+              <w:jc w:val="both"/>
               <w:rPr/>
             </w:pPr>
             <w:r>
@@ -16421,6 +18057,7 @@
           <w:p>
             <w:pPr>
               <w:spacing w:after="20" w:line="240" w:lineRule="auto"/>
+              <w:jc w:val="both"/>
               <w:rPr/>
             </w:pPr>
             <w:r>
@@ -16466,6 +18103,7 @@
           <w:p>
             <w:pPr>
               <w:spacing w:after="20" w:line="240" w:lineRule="auto"/>
+              <w:jc w:val="both"/>
               <w:rPr/>
             </w:pPr>
             <w:r>
@@ -16508,6 +18146,7 @@
           <w:p>
             <w:pPr>
               <w:spacing w:after="20" w:line="240" w:lineRule="auto"/>
+              <w:jc w:val="both"/>
               <w:rPr/>
             </w:pPr>
             <w:r>
@@ -16544,6 +18183,7 @@
           <w:p>
             <w:pPr>
               <w:spacing w:after="20" w:line="240" w:lineRule="auto"/>
+              <w:jc w:val="both"/>
               <w:rPr/>
             </w:pPr>
             <w:r>
@@ -16581,6 +18221,7 @@
           <w:p>
             <w:pPr>
               <w:spacing w:after="20" w:line="240" w:lineRule="auto"/>
+              <w:jc w:val="both"/>
               <w:rPr/>
             </w:pPr>
             <w:r>
@@ -16617,6 +18258,7 @@
           <w:p>
             <w:pPr>
               <w:spacing w:after="20" w:line="240" w:lineRule="auto"/>
+              <w:jc w:val="both"/>
               <w:rPr/>
             </w:pPr>
             <w:r>
@@ -16688,6 +18330,7 @@
           <w:p>
             <w:pPr>
               <w:spacing w:after="20" w:line="240" w:lineRule="auto"/>
+              <w:jc w:val="both"/>
               <w:rPr/>
             </w:pPr>
             <w:r>
@@ -16730,6 +18373,7 @@
           <w:p>
             <w:pPr>
               <w:spacing w:after="20" w:line="240" w:lineRule="auto"/>
+              <w:jc w:val="both"/>
               <w:rPr/>
             </w:pPr>
             <w:r>
@@ -16766,6 +18410,7 @@
           <w:p>
             <w:pPr>
               <w:spacing w:after="20" w:line="240" w:lineRule="auto"/>
+              <w:jc w:val="both"/>
               <w:rPr/>
             </w:pPr>
             <w:r>
@@ -16803,6 +18448,7 @@
           <w:p>
             <w:pPr>
               <w:spacing w:after="20" w:line="240" w:lineRule="auto"/>
+              <w:jc w:val="both"/>
               <w:rPr/>
             </w:pPr>
             <w:r>
@@ -16839,6 +18485,7 @@
           <w:p>
             <w:pPr>
               <w:spacing w:after="20" w:line="240" w:lineRule="auto"/>
+              <w:jc w:val="both"/>
               <w:rPr/>
             </w:pPr>
             <w:r>
@@ -16910,6 +18557,7 @@
           <w:p>
             <w:pPr>
               <w:spacing w:after="20" w:line="240" w:lineRule="auto"/>
+              <w:jc w:val="both"/>
               <w:rPr/>
             </w:pPr>
             <w:r>
@@ -16952,6 +18600,7 @@
           <w:p>
             <w:pPr>
               <w:spacing w:after="20" w:line="240" w:lineRule="auto"/>
+              <w:jc w:val="both"/>
               <w:rPr/>
             </w:pPr>
             <w:r>
@@ -16988,6 +18637,7 @@
           <w:p>
             <w:pPr>
               <w:spacing w:after="20" w:line="240" w:lineRule="auto"/>
+              <w:jc w:val="both"/>
               <w:rPr/>
             </w:pPr>
             <w:r>
@@ -17025,6 +18675,7 @@
           <w:p>
             <w:pPr>
               <w:spacing w:after="20" w:line="240" w:lineRule="auto"/>
+              <w:jc w:val="both"/>
               <w:rPr/>
             </w:pPr>
             <w:r>
@@ -17061,6 +18712,7 @@
           <w:p>
             <w:pPr>
               <w:spacing w:after="20" w:line="240" w:lineRule="auto"/>
+              <w:jc w:val="both"/>
               <w:rPr/>
             </w:pPr>
             <w:r>
@@ -17132,6 +18784,7 @@
           <w:p>
             <w:pPr>
               <w:spacing w:after="20" w:line="240" w:lineRule="auto"/>
+              <w:jc w:val="both"/>
               <w:rPr/>
             </w:pPr>
             <w:r>
@@ -17174,6 +18827,7 @@
           <w:p>
             <w:pPr>
               <w:spacing w:after="20" w:line="240" w:lineRule="auto"/>
+              <w:jc w:val="both"/>
               <w:rPr/>
             </w:pPr>
             <w:r>
@@ -17210,6 +18864,7 @@
           <w:p>
             <w:pPr>
               <w:spacing w:after="20" w:line="240" w:lineRule="auto"/>
+              <w:jc w:val="both"/>
               <w:rPr/>
             </w:pPr>
             <w:r>
@@ -17247,6 +18902,7 @@
           <w:p>
             <w:pPr>
               <w:spacing w:after="20" w:line="240" w:lineRule="auto"/>
+              <w:jc w:val="both"/>
               <w:rPr/>
             </w:pPr>
             <w:r>
@@ -17283,6 +18939,7 @@
           <w:p>
             <w:pPr>
               <w:spacing w:after="20" w:line="240" w:lineRule="auto"/>
+              <w:jc w:val="both"/>
               <w:rPr/>
             </w:pPr>
             <w:r>
@@ -17328,6 +18985,7 @@
           <w:p>
             <w:pPr>
               <w:spacing w:after="20" w:line="240" w:lineRule="auto"/>
+              <w:jc w:val="both"/>
               <w:rPr/>
             </w:pPr>
             <w:r>
@@ -17370,6 +19028,7 @@
           <w:p>
             <w:pPr>
               <w:spacing w:after="20" w:line="240" w:lineRule="auto"/>
+              <w:jc w:val="both"/>
               <w:rPr/>
             </w:pPr>
             <w:r>
@@ -17406,6 +19065,7 @@
           <w:p>
             <w:pPr>
               <w:spacing w:after="20" w:line="240" w:lineRule="auto"/>
+              <w:jc w:val="both"/>
               <w:rPr/>
             </w:pPr>
             <w:r>
@@ -17443,6 +19103,7 @@
           <w:p>
             <w:pPr>
               <w:spacing w:after="20" w:line="240" w:lineRule="auto"/>
+              <w:jc w:val="both"/>
               <w:rPr/>
             </w:pPr>
             <w:r>
@@ -17479,6 +19140,7 @@
           <w:p>
             <w:pPr>
               <w:spacing w:after="20" w:line="240" w:lineRule="auto"/>
+              <w:jc w:val="both"/>
               <w:rPr/>
             </w:pPr>
             <w:r>
@@ -17516,6 +19178,7 @@
           <w:p>
             <w:pPr>
               <w:spacing w:after="20" w:line="240" w:lineRule="auto"/>
+              <w:jc w:val="both"/>
               <w:rPr/>
             </w:pPr>
             <w:r>
@@ -17558,6 +19221,7 @@
           <w:p>
             <w:pPr>
               <w:spacing w:after="20" w:line="240" w:lineRule="auto"/>
+              <w:jc w:val="both"/>
               <w:rPr/>
             </w:pPr>
             <w:r>
@@ -17594,6 +19258,7 @@
           <w:p>
             <w:pPr>
               <w:spacing w:after="20" w:line="240" w:lineRule="auto"/>
+              <w:jc w:val="both"/>
               <w:rPr/>
             </w:pPr>
             <w:r>
@@ -17631,6 +19296,7 @@
           <w:p>
             <w:pPr>
               <w:spacing w:after="20" w:line="240" w:lineRule="auto"/>
+              <w:jc w:val="both"/>
               <w:rPr/>
             </w:pPr>
             <w:r>
@@ -17667,6 +19333,7 @@
           <w:p>
             <w:pPr>
               <w:spacing w:after="20" w:line="240" w:lineRule="auto"/>
+              <w:jc w:val="both"/>
               <w:rPr/>
             </w:pPr>
             <w:r>
@@ -17704,6 +19371,7 @@
           <w:p>
             <w:pPr>
               <w:spacing w:after="20" w:line="240" w:lineRule="auto"/>
+              <w:jc w:val="both"/>
               <w:rPr/>
             </w:pPr>
             <w:r>
@@ -17746,6 +19414,7 @@
           <w:p>
             <w:pPr>
               <w:spacing w:after="20" w:line="240" w:lineRule="auto"/>
+              <w:jc w:val="both"/>
               <w:rPr/>
             </w:pPr>
             <w:r>
@@ -17782,6 +19451,7 @@
           <w:p>
             <w:pPr>
               <w:spacing w:after="20" w:line="240" w:lineRule="auto"/>
+              <w:jc w:val="both"/>
               <w:rPr/>
             </w:pPr>
             <w:r>
@@ -17819,6 +19489,7 @@
           <w:p>
             <w:pPr>
               <w:spacing w:after="20" w:line="240" w:lineRule="auto"/>
+              <w:jc w:val="both"/>
               <w:rPr/>
             </w:pPr>
             <w:r>
@@ -17855,6 +19526,7 @@
           <w:p>
             <w:pPr>
               <w:spacing w:after="20" w:line="240" w:lineRule="auto"/>
+              <w:jc w:val="both"/>
               <w:rPr/>
             </w:pPr>
             <w:r>
@@ -17892,6 +19564,7 @@
           <w:p>
             <w:pPr>
               <w:spacing w:after="20" w:line="240" w:lineRule="auto"/>
+              <w:jc w:val="both"/>
               <w:rPr/>
             </w:pPr>
             <w:r>
@@ -17934,6 +19607,7 @@
           <w:p>
             <w:pPr>
               <w:spacing w:after="20" w:line="240" w:lineRule="auto"/>
+              <w:jc w:val="both"/>
               <w:rPr/>
             </w:pPr>
             <w:r>
@@ -17970,6 +19644,7 @@
           <w:p>
             <w:pPr>
               <w:spacing w:after="20" w:line="240" w:lineRule="auto"/>
+              <w:jc w:val="both"/>
               <w:rPr/>
             </w:pPr>
             <w:r>
@@ -18007,6 +19682,7 @@
           <w:p>
             <w:pPr>
               <w:spacing w:after="20" w:line="240" w:lineRule="auto"/>
+              <w:jc w:val="both"/>
               <w:rPr/>
             </w:pPr>
             <w:r>
@@ -18043,6 +19719,7 @@
           <w:p>
             <w:pPr>
               <w:spacing w:after="20" w:line="240" w:lineRule="auto"/>
+              <w:jc w:val="both"/>
               <w:rPr/>
             </w:pPr>
             <w:r>
@@ -18080,6 +19757,7 @@
           <w:p>
             <w:pPr>
               <w:spacing w:after="20" w:line="240" w:lineRule="auto"/>
+              <w:jc w:val="both"/>
               <w:rPr/>
             </w:pPr>
             <w:r>
@@ -18122,6 +19800,7 @@
           <w:p>
             <w:pPr>
               <w:spacing w:after="20" w:line="240" w:lineRule="auto"/>
+              <w:jc w:val="both"/>
               <w:rPr/>
             </w:pPr>
             <w:r>
@@ -18158,6 +19837,7 @@
           <w:p>
             <w:pPr>
               <w:spacing w:after="20" w:line="240" w:lineRule="auto"/>
+              <w:jc w:val="both"/>
               <w:rPr/>
             </w:pPr>
             <w:r>
@@ -18195,6 +19875,7 @@
           <w:p>
             <w:pPr>
               <w:spacing w:after="20" w:line="240" w:lineRule="auto"/>
+              <w:jc w:val="both"/>
               <w:rPr/>
             </w:pPr>
             <w:r>
@@ -18231,6 +19912,7 @@
           <w:p>
             <w:pPr>
               <w:spacing w:after="20" w:line="240" w:lineRule="auto"/>
+              <w:jc w:val="both"/>
               <w:rPr/>
             </w:pPr>
             <w:r>
@@ -18284,6 +19966,7 @@
           <w:p>
             <w:pPr>
               <w:spacing w:after="20" w:line="240" w:lineRule="auto"/>
+              <w:jc w:val="both"/>
               <w:rPr/>
             </w:pPr>
             <w:r>
@@ -18326,6 +20009,7 @@
           <w:p>
             <w:pPr>
               <w:spacing w:after="20" w:line="240" w:lineRule="auto"/>
+              <w:jc w:val="both"/>
               <w:rPr/>
             </w:pPr>
             <w:r>
@@ -18362,6 +20046,7 @@
           <w:p>
             <w:pPr>
               <w:spacing w:after="20" w:line="240" w:lineRule="auto"/>
+              <w:jc w:val="both"/>
               <w:rPr/>
             </w:pPr>
             <w:r>
@@ -18399,6 +20084,7 @@
           <w:p>
             <w:pPr>
               <w:spacing w:after="20" w:line="240" w:lineRule="auto"/>
+              <w:jc w:val="both"/>
               <w:rPr/>
             </w:pPr>
             <w:r>
@@ -18435,6 +20121,7 @@
           <w:p>
             <w:pPr>
               <w:spacing w:after="20" w:line="240" w:lineRule="auto"/>
+              <w:jc w:val="both"/>
               <w:rPr/>
             </w:pPr>
             <w:r>
@@ -18472,6 +20159,7 @@
           <w:p>
             <w:pPr>
               <w:spacing w:after="20" w:line="240" w:lineRule="auto"/>
+              <w:jc w:val="both"/>
               <w:rPr/>
             </w:pPr>
             <w:r>
@@ -18514,6 +20202,7 @@
           <w:p>
             <w:pPr>
               <w:spacing w:after="20" w:line="240" w:lineRule="auto"/>
+              <w:jc w:val="both"/>
               <w:rPr/>
             </w:pPr>
             <w:r>
@@ -18550,6 +20239,7 @@
           <w:p>
             <w:pPr>
               <w:spacing w:after="20" w:line="240" w:lineRule="auto"/>
+              <w:jc w:val="both"/>
               <w:rPr/>
             </w:pPr>
             <w:r>
@@ -18587,6 +20277,7 @@
           <w:p>
             <w:pPr>
               <w:spacing w:after="20" w:line="240" w:lineRule="auto"/>
+              <w:jc w:val="both"/>
               <w:rPr/>
             </w:pPr>
             <w:r>
@@ -18623,6 +20314,7 @@
           <w:p>
             <w:pPr>
               <w:spacing w:after="20" w:line="240" w:lineRule="auto"/>
+              <w:jc w:val="both"/>
               <w:rPr/>
             </w:pPr>
             <w:r>
@@ -18660,6 +20352,7 @@
           <w:p>
             <w:pPr>
               <w:spacing w:after="20" w:line="240" w:lineRule="auto"/>
+              <w:jc w:val="both"/>
               <w:rPr/>
             </w:pPr>
             <w:r>
@@ -18702,6 +20395,7 @@
           <w:p>
             <w:pPr>
               <w:spacing w:after="20" w:line="240" w:lineRule="auto"/>
+              <w:jc w:val="both"/>
               <w:rPr/>
             </w:pPr>
             <w:r>
@@ -18738,6 +20432,7 @@
           <w:p>
             <w:pPr>
               <w:spacing w:after="20" w:line="240" w:lineRule="auto"/>
+              <w:jc w:val="both"/>
               <w:rPr/>
             </w:pPr>
             <w:r>
@@ -18775,6 +20470,7 @@
           <w:p>
             <w:pPr>
               <w:spacing w:after="20" w:line="240" w:lineRule="auto"/>
+              <w:jc w:val="both"/>
               <w:rPr/>
             </w:pPr>
             <w:r>
@@ -18811,6 +20507,7 @@
           <w:p>
             <w:pPr>
               <w:spacing w:after="20" w:line="240" w:lineRule="auto"/>
+              <w:jc w:val="both"/>
               <w:rPr/>
             </w:pPr>
             <w:r>
@@ -18848,6 +20545,7 @@
           <w:p>
             <w:pPr>
               <w:spacing w:after="20" w:line="240" w:lineRule="auto"/>
+              <w:jc w:val="both"/>
               <w:rPr/>
             </w:pPr>
             <w:r>
@@ -18890,6 +20588,7 @@
           <w:p>
             <w:pPr>
               <w:spacing w:after="20" w:line="240" w:lineRule="auto"/>
+              <w:jc w:val="both"/>
               <w:rPr/>
             </w:pPr>
             <w:r>
@@ -18926,6 +20625,7 @@
           <w:p>
             <w:pPr>
               <w:spacing w:after="20" w:line="240" w:lineRule="auto"/>
+              <w:jc w:val="both"/>
               <w:rPr/>
             </w:pPr>
             <w:r>
@@ -18963,6 +20663,7 @@
           <w:p>
             <w:pPr>
               <w:spacing w:after="20" w:line="240" w:lineRule="auto"/>
+              <w:jc w:val="both"/>
               <w:rPr/>
             </w:pPr>
             <w:r>
@@ -18999,6 +20700,7 @@
           <w:p>
             <w:pPr>
               <w:spacing w:after="20" w:line="240" w:lineRule="auto"/>
+              <w:jc w:val="both"/>
               <w:rPr/>
             </w:pPr>
             <w:r>
@@ -19052,6 +20754,7 @@
           <w:p>
             <w:pPr>
               <w:spacing w:after="20" w:line="240" w:lineRule="auto"/>
+              <w:jc w:val="both"/>
               <w:rPr/>
             </w:pPr>
             <w:r>
@@ -19094,6 +20797,7 @@
           <w:p>
             <w:pPr>
               <w:spacing w:after="20" w:line="240" w:lineRule="auto"/>
+              <w:jc w:val="both"/>
               <w:rPr/>
             </w:pPr>
             <w:r>
@@ -19130,6 +20834,7 @@
           <w:p>
             <w:pPr>
               <w:spacing w:after="20" w:line="240" w:lineRule="auto"/>
+              <w:jc w:val="both"/>
               <w:rPr/>
             </w:pPr>
             <w:r>
@@ -19167,6 +20872,7 @@
           <w:p>
             <w:pPr>
               <w:spacing w:after="20" w:line="240" w:lineRule="auto"/>
+              <w:jc w:val="both"/>
               <w:rPr/>
             </w:pPr>
             <w:r>
@@ -19203,6 +20909,7 @@
           <w:p>
             <w:pPr>
               <w:spacing w:after="20" w:line="240" w:lineRule="auto"/>
+              <w:jc w:val="both"/>
               <w:rPr/>
             </w:pPr>
             <w:r>
@@ -19240,6 +20947,7 @@
           <w:p>
             <w:pPr>
               <w:spacing w:after="20" w:line="240" w:lineRule="auto"/>
+              <w:jc w:val="both"/>
               <w:rPr/>
             </w:pPr>
             <w:r>
@@ -19282,6 +20990,7 @@
           <w:p>
             <w:pPr>
               <w:spacing w:after="20" w:line="240" w:lineRule="auto"/>
+              <w:jc w:val="both"/>
               <w:rPr/>
             </w:pPr>
             <w:r>
@@ -19318,6 +21027,7 @@
           <w:p>
             <w:pPr>
               <w:spacing w:after="20" w:line="240" w:lineRule="auto"/>
+              <w:jc w:val="both"/>
               <w:rPr/>
             </w:pPr>
             <w:r>
@@ -19355,6 +21065,7 @@
           <w:p>
             <w:pPr>
               <w:spacing w:after="20" w:line="240" w:lineRule="auto"/>
+              <w:jc w:val="both"/>
               <w:rPr/>
             </w:pPr>
             <w:r>
@@ -19391,6 +21102,7 @@
           <w:p>
             <w:pPr>
               <w:spacing w:after="20" w:line="240" w:lineRule="auto"/>
+              <w:jc w:val="both"/>
               <w:rPr/>
             </w:pPr>
             <w:r>
@@ -19428,6 +21140,7 @@
           <w:p>
             <w:pPr>
               <w:spacing w:after="20" w:line="240" w:lineRule="auto"/>
+              <w:jc w:val="both"/>
               <w:rPr/>
             </w:pPr>
             <w:r>
@@ -19470,6 +21183,7 @@
           <w:p>
             <w:pPr>
               <w:spacing w:after="20" w:line="240" w:lineRule="auto"/>
+              <w:jc w:val="both"/>
               <w:rPr/>
             </w:pPr>
             <w:r>
@@ -19506,6 +21220,7 @@
           <w:p>
             <w:pPr>
               <w:spacing w:after="20" w:line="240" w:lineRule="auto"/>
+              <w:jc w:val="both"/>
               <w:rPr/>
             </w:pPr>
             <w:r>
@@ -19543,6 +21258,7 @@
           <w:p>
             <w:pPr>
               <w:spacing w:after="20" w:line="240" w:lineRule="auto"/>
+              <w:jc w:val="both"/>
               <w:rPr/>
             </w:pPr>
             <w:r>
@@ -19579,6 +21295,7 @@
           <w:p>
             <w:pPr>
               <w:spacing w:after="20" w:line="240" w:lineRule="auto"/>
+              <w:jc w:val="both"/>
               <w:rPr/>
             </w:pPr>
             <w:r>
@@ -19624,6 +21341,7 @@
           <w:p>
             <w:pPr>
               <w:spacing w:after="20" w:line="240" w:lineRule="auto"/>
+              <w:jc w:val="both"/>
               <w:rPr/>
             </w:pPr>
             <w:r>
@@ -19666,6 +21384,7 @@
           <w:p>
             <w:pPr>
               <w:spacing w:after="20" w:line="240" w:lineRule="auto"/>
+              <w:jc w:val="both"/>
               <w:rPr/>
             </w:pPr>
             <w:r>
@@ -19702,6 +21421,7 @@
           <w:p>
             <w:pPr>
               <w:spacing w:after="20" w:line="240" w:lineRule="auto"/>
+              <w:jc w:val="both"/>
               <w:rPr/>
             </w:pPr>
             <w:r>
@@ -19739,6 +21459,7 @@
           <w:p>
             <w:pPr>
               <w:spacing w:after="20" w:line="240" w:lineRule="auto"/>
+              <w:jc w:val="both"/>
               <w:rPr/>
             </w:pPr>
             <w:r>
@@ -19775,6 +21496,7 @@
           <w:p>
             <w:pPr>
               <w:spacing w:after="20" w:line="240" w:lineRule="auto"/>
+              <w:jc w:val="both"/>
               <w:rPr/>
             </w:pPr>
             <w:r>
@@ -19820,6 +21542,7 @@
           <w:p>
             <w:pPr>
               <w:spacing w:after="20" w:line="240" w:lineRule="auto"/>
+              <w:jc w:val="both"/>
               <w:rPr/>
             </w:pPr>
             <w:r>
@@ -19862,6 +21585,7 @@
           <w:p>
             <w:pPr>
               <w:spacing w:after="20" w:line="240" w:lineRule="auto"/>
+              <w:jc w:val="both"/>
               <w:rPr/>
             </w:pPr>
             <w:r>
@@ -19898,6 +21622,7 @@
           <w:p>
             <w:pPr>
               <w:spacing w:after="20" w:line="240" w:lineRule="auto"/>
+              <w:jc w:val="both"/>
               <w:rPr/>
             </w:pPr>
             <w:r>
@@ -19935,6 +21660,7 @@
           <w:p>
             <w:pPr>
               <w:spacing w:after="20" w:line="240" w:lineRule="auto"/>
+              <w:jc w:val="both"/>
               <w:rPr/>
             </w:pPr>
             <w:r>
@@ -19971,6 +21697,7 @@
           <w:p>
             <w:pPr>
               <w:spacing w:after="20" w:line="240" w:lineRule="auto"/>
+              <w:jc w:val="both"/>
               <w:rPr/>
             </w:pPr>
             <w:r>
@@ -20008,6 +21735,7 @@
           <w:p>
             <w:pPr>
               <w:spacing w:after="20" w:line="240" w:lineRule="auto"/>
+              <w:jc w:val="both"/>
               <w:rPr/>
             </w:pPr>
             <w:r>
@@ -20050,6 +21778,7 @@
           <w:p>
             <w:pPr>
               <w:spacing w:after="20" w:line="240" w:lineRule="auto"/>
+              <w:jc w:val="both"/>
               <w:rPr/>
             </w:pPr>
             <w:r>
@@ -20086,6 +21815,7 @@
           <w:p>
             <w:pPr>
               <w:spacing w:after="20" w:line="240" w:lineRule="auto"/>
+              <w:jc w:val="both"/>
               <w:rPr/>
             </w:pPr>
             <w:r>
@@ -20123,6 +21853,7 @@
           <w:p>
             <w:pPr>
               <w:spacing w:after="20" w:line="240" w:lineRule="auto"/>
+              <w:jc w:val="both"/>
               <w:rPr/>
             </w:pPr>
             <w:r>
@@ -20159,6 +21890,7 @@
           <w:p>
             <w:pPr>
               <w:spacing w:after="20" w:line="240" w:lineRule="auto"/>
+              <w:jc w:val="both"/>
               <w:rPr/>
             </w:pPr>
             <w:r>
@@ -20196,6 +21928,7 @@
           <w:p>
             <w:pPr>
               <w:spacing w:after="20" w:line="240" w:lineRule="auto"/>
+              <w:jc w:val="both"/>
               <w:rPr/>
             </w:pPr>
             <w:r>
@@ -20238,6 +21971,7 @@
           <w:p>
             <w:pPr>
               <w:spacing w:after="20" w:line="240" w:lineRule="auto"/>
+              <w:jc w:val="both"/>
               <w:rPr/>
             </w:pPr>
             <w:r>
@@ -20274,6 +22008,7 @@
           <w:p>
             <w:pPr>
               <w:spacing w:after="20" w:line="240" w:lineRule="auto"/>
+              <w:jc w:val="both"/>
               <w:rPr/>
             </w:pPr>
             <w:r>
@@ -20311,6 +22046,7 @@
           <w:p>
             <w:pPr>
               <w:spacing w:after="20" w:line="240" w:lineRule="auto"/>
+              <w:jc w:val="both"/>
               <w:rPr/>
             </w:pPr>
             <w:r>
@@ -20347,6 +22083,7 @@
           <w:p>
             <w:pPr>
               <w:spacing w:after="20" w:line="240" w:lineRule="auto"/>
+              <w:jc w:val="both"/>
               <w:rPr/>
             </w:pPr>
             <w:r>
@@ -20384,6 +22121,7 @@
           <w:p>
             <w:pPr>
               <w:spacing w:after="20" w:line="240" w:lineRule="auto"/>
+              <w:jc w:val="both"/>
               <w:rPr/>
             </w:pPr>
             <w:r>
@@ -20426,6 +22164,7 @@
           <w:p>
             <w:pPr>
               <w:spacing w:after="20" w:line="240" w:lineRule="auto"/>
+              <w:jc w:val="both"/>
               <w:rPr/>
             </w:pPr>
             <w:r>
@@ -20462,6 +22201,7 @@
           <w:p>
             <w:pPr>
               <w:spacing w:after="20" w:line="240" w:lineRule="auto"/>
+              <w:jc w:val="both"/>
               <w:rPr/>
             </w:pPr>
             <w:r>
@@ -20499,6 +22239,7 @@
           <w:p>
             <w:pPr>
               <w:spacing w:after="20" w:line="240" w:lineRule="auto"/>
+              <w:jc w:val="both"/>
               <w:rPr/>
             </w:pPr>
             <w:r>
@@ -20535,6 +22276,7 @@
           <w:p>
             <w:pPr>
               <w:spacing w:after="20" w:line="240" w:lineRule="auto"/>
+              <w:jc w:val="both"/>
               <w:rPr/>
             </w:pPr>
             <w:r>
@@ -20572,6 +22314,7 @@
           <w:p>
             <w:pPr>
               <w:spacing w:after="20" w:line="240" w:lineRule="auto"/>
+              <w:jc w:val="both"/>
               <w:rPr/>
             </w:pPr>
             <w:r>
@@ -20614,6 +22357,7 @@
           <w:p>
             <w:pPr>
               <w:spacing w:after="20" w:line="240" w:lineRule="auto"/>
+              <w:jc w:val="both"/>
               <w:rPr/>
             </w:pPr>
             <w:r>
@@ -20650,6 +22394,7 @@
           <w:p>
             <w:pPr>
               <w:spacing w:after="20" w:line="240" w:lineRule="auto"/>
+              <w:jc w:val="both"/>
               <w:rPr/>
             </w:pPr>
             <w:r>
@@ -20687,6 +22432,7 @@
           <w:p>
             <w:pPr>
               <w:spacing w:after="20" w:line="240" w:lineRule="auto"/>
+              <w:jc w:val="both"/>
               <w:rPr/>
             </w:pPr>
             <w:r>
@@ -20723,6 +22469,7 @@
           <w:p>
             <w:pPr>
               <w:spacing w:after="20" w:line="240" w:lineRule="auto"/>
+              <w:jc w:val="both"/>
               <w:rPr/>
             </w:pPr>
             <w:r>
@@ -20760,6 +22507,7 @@
           <w:p>
             <w:pPr>
               <w:spacing w:after="20" w:line="240" w:lineRule="auto"/>
+              <w:jc w:val="both"/>
               <w:rPr/>
             </w:pPr>
             <w:r>
@@ -20802,6 +22550,7 @@
           <w:p>
             <w:pPr>
               <w:spacing w:after="20" w:line="240" w:lineRule="auto"/>
+              <w:jc w:val="both"/>
               <w:rPr/>
             </w:pPr>
             <w:r>
@@ -20838,6 +22587,7 @@
           <w:p>
             <w:pPr>
               <w:spacing w:after="20" w:line="240" w:lineRule="auto"/>
+              <w:jc w:val="both"/>
               <w:rPr/>
             </w:pPr>
             <w:r>
@@ -20875,6 +22625,7 @@
           <w:p>
             <w:pPr>
               <w:spacing w:after="20" w:line="240" w:lineRule="auto"/>
+              <w:jc w:val="both"/>
               <w:rPr/>
             </w:pPr>
             <w:r>
@@ -20911,6 +22662,7 @@
           <w:p>
             <w:pPr>
               <w:spacing w:after="20" w:line="240" w:lineRule="auto"/>
+              <w:jc w:val="both"/>
               <w:rPr/>
             </w:pPr>
             <w:r>
@@ -20965,6 +22717,7 @@
           <w:p>
             <w:pPr>
               <w:spacing w:after="20" w:line="240" w:lineRule="auto"/>
+              <w:jc w:val="both"/>
               <w:rPr/>
             </w:pPr>
             <w:r>
@@ -21007,6 +22760,7 @@
           <w:p>
             <w:pPr>
               <w:spacing w:after="20" w:line="240" w:lineRule="auto"/>
+              <w:jc w:val="both"/>
               <w:rPr/>
             </w:pPr>
             <w:r>
@@ -21043,6 +22797,7 @@
           <w:p>
             <w:pPr>
               <w:spacing w:after="20" w:line="240" w:lineRule="auto"/>
+              <w:jc w:val="both"/>
               <w:rPr/>
             </w:pPr>
             <w:r>
@@ -21080,6 +22835,7 @@
           <w:p>
             <w:pPr>
               <w:spacing w:after="20" w:line="240" w:lineRule="auto"/>
+              <w:jc w:val="both"/>
               <w:rPr/>
             </w:pPr>
             <w:r>
@@ -21116,6 +22872,7 @@
           <w:p>
             <w:pPr>
               <w:spacing w:after="20" w:line="240" w:lineRule="auto"/>
+              <w:jc w:val="both"/>
               <w:rPr/>
             </w:pPr>
             <w:r>
@@ -21170,6 +22927,7 @@
           <w:p>
             <w:pPr>
               <w:spacing w:after="20" w:line="240" w:lineRule="auto"/>
+              <w:jc w:val="both"/>
               <w:rPr/>
             </w:pPr>
             <w:r>
@@ -21214,6 +22972,7 @@
           <w:p>
             <w:pPr>
               <w:spacing w:after="20" w:line="240" w:lineRule="auto"/>
+              <w:jc w:val="both"/>
               <w:rPr/>
             </w:pPr>
             <w:r>
@@ -21258,6 +23017,7 @@
           <w:p>
             <w:pPr>
               <w:spacing w:after="20" w:line="240" w:lineRule="auto"/>
+              <w:jc w:val="both"/>
               <w:rPr/>
             </w:pPr>
             <w:r>
@@ -21294,6 +23054,7 @@
           <w:p>
             <w:pPr>
               <w:spacing w:after="20" w:line="240" w:lineRule="auto"/>
+              <w:jc w:val="both"/>
               <w:rPr/>
             </w:pPr>
             <w:r>
@@ -21331,6 +23092,7 @@
           <w:p>
             <w:pPr>
               <w:spacing w:after="20" w:line="240" w:lineRule="auto"/>
+              <w:jc w:val="both"/>
               <w:rPr/>
             </w:pPr>
             <w:r>
@@ -21367,6 +23129,7 @@
           <w:p>
             <w:pPr>
               <w:spacing w:after="20" w:line="240" w:lineRule="auto"/>
+              <w:jc w:val="both"/>
               <w:rPr/>
             </w:pPr>
             <w:r>
@@ -21404,6 +23167,7 @@
           <w:p>
             <w:pPr>
               <w:spacing w:after="20" w:line="240" w:lineRule="auto"/>
+              <w:jc w:val="both"/>
               <w:rPr/>
             </w:pPr>
             <w:r>
@@ -21585,6 +23349,7 @@
         <w:keepLines w:val="0"/>
         <w:pageBreakBefore w:val="1"/>
         <w:spacing w:after="240" w:before="0" w:line="240" w:lineRule="auto"/>
+        <w:jc w:val="both"/>
         <w:rPr>
           <w:b w:val="1"/>
           <w:bCs w:val="1"/>
@@ -21620,6 +23385,7 @@
       <w:pPr>
         <w:keepNext w:val="1"/>
         <w:spacing w:after="100" w:before="200" w:line="240" w:lineRule="auto"/>
+        <w:jc w:val="both"/>
         <w:rPr/>
       </w:pPr>
       <w:r>
@@ -21893,6 +23659,7 @@
       <w:pPr>
         <w:keepNext w:val="1"/>
         <w:spacing w:after="100" w:before="200" w:line="240" w:lineRule="auto"/>
+        <w:jc w:val="both"/>
         <w:rPr/>
       </w:pPr>
       <w:r>
@@ -21988,6 +23755,7 @@
           <w:p>
             <w:pPr>
               <w:spacing w:after="20" w:line="240" w:lineRule="auto"/>
+              <w:jc w:val="both"/>
               <w:rPr/>
             </w:pPr>
             <w:r>
@@ -22027,6 +23795,7 @@
           <w:p>
             <w:pPr>
               <w:spacing w:after="20" w:line="240" w:lineRule="auto"/>
+              <w:jc w:val="both"/>
               <w:rPr/>
             </w:pPr>
             <w:r>
@@ -22071,6 +23840,7 @@
           <w:p>
             <w:pPr>
               <w:spacing w:after="20" w:line="240" w:lineRule="auto"/>
+              <w:jc w:val="both"/>
               <w:rPr/>
             </w:pPr>
             <w:r>
@@ -22107,6 +23877,7 @@
           <w:p>
             <w:pPr>
               <w:spacing w:after="20" w:line="240" w:lineRule="auto"/>
+              <w:jc w:val="both"/>
               <w:rPr/>
             </w:pPr>
             <w:r>
@@ -22218,6 +23989,7 @@
           <w:p>
             <w:pPr>
               <w:spacing w:after="20" w:line="240" w:lineRule="auto"/>
+              <w:jc w:val="both"/>
               <w:rPr/>
             </w:pPr>
             <w:r>
@@ -22254,6 +24026,7 @@
           <w:p>
             <w:pPr>
               <w:spacing w:after="20" w:line="240" w:lineRule="auto"/>
+              <w:jc w:val="both"/>
               <w:rPr/>
             </w:pPr>
             <w:r>
@@ -22373,6 +24146,7 @@
           <w:p>
             <w:pPr>
               <w:spacing w:after="20" w:line="240" w:lineRule="auto"/>
+              <w:jc w:val="both"/>
               <w:rPr/>
             </w:pPr>
             <w:r>
@@ -22409,6 +24183,7 @@
           <w:p>
             <w:pPr>
               <w:spacing w:after="20" w:line="240" w:lineRule="auto"/>
+              <w:jc w:val="both"/>
               <w:rPr/>
             </w:pPr>
             <w:r>
@@ -22503,6 +24278,7 @@
           <w:p>
             <w:pPr>
               <w:spacing w:after="20" w:line="240" w:lineRule="auto"/>
+              <w:jc w:val="both"/>
               <w:rPr/>
             </w:pPr>
             <w:r>
@@ -22539,6 +24315,7 @@
           <w:p>
             <w:pPr>
               <w:spacing w:after="20" w:line="240" w:lineRule="auto"/>
+              <w:jc w:val="both"/>
               <w:rPr/>
             </w:pPr>
             <w:r>
@@ -22599,6 +24376,7 @@
           <w:p>
             <w:pPr>
               <w:spacing w:after="20" w:line="240" w:lineRule="auto"/>
+              <w:jc w:val="both"/>
               <w:rPr/>
             </w:pPr>
             <w:r>
@@ -22635,6 +24413,7 @@
           <w:p>
             <w:pPr>
               <w:spacing w:after="20" w:line="240" w:lineRule="auto"/>
+              <w:jc w:val="both"/>
               <w:rPr/>
             </w:pPr>
             <w:r>
@@ -22763,6 +24542,7 @@
           <w:p>
             <w:pPr>
               <w:spacing w:after="20" w:line="240" w:lineRule="auto"/>
+              <w:jc w:val="both"/>
               <w:rPr/>
             </w:pPr>
             <w:r>
@@ -22799,6 +24579,7 @@
           <w:p>
             <w:pPr>
               <w:spacing w:after="20" w:line="240" w:lineRule="auto"/>
+              <w:jc w:val="both"/>
               <w:rPr/>
             </w:pPr>
             <w:r>
@@ -22840,6 +24621,7 @@
       <w:pPr>
         <w:keepNext w:val="1"/>
         <w:spacing w:after="100" w:before="200" w:line="240" w:lineRule="auto"/>
+        <w:jc w:val="both"/>
         <w:rPr/>
       </w:pPr>
       <w:r>
@@ -23093,6 +24875,7 @@
       <w:pPr>
         <w:keepNext w:val="1"/>
         <w:spacing w:after="100" w:before="200" w:line="240" w:lineRule="auto"/>
+        <w:jc w:val="both"/>
         <w:rPr/>
       </w:pPr>
       <w:r>
@@ -23346,6 +25129,7 @@
               <w:keepNext w:val="1"/>
               <w:keepLines w:val="1"/>
               <w:spacing w:line="240" w:lineRule="auto"/>
+              <w:jc w:val="both"/>
               <w:rPr/>
             </w:pPr>
             <w:r>
@@ -23368,6 +25152,7 @@
               <w:keepNext w:val="1"/>
               <w:keepLines w:val="1"/>
               <w:spacing w:line="240" w:lineRule="auto"/>
+              <w:jc w:val="both"/>
               <w:rPr/>
             </w:pPr>
             <w:r>
@@ -23390,6 +25175,7 @@
               <w:keepNext w:val="1"/>
               <w:keepLines w:val="1"/>
               <w:spacing w:line="240" w:lineRule="auto"/>
+              <w:jc w:val="both"/>
               <w:rPr/>
             </w:pPr>
             <w:r>
@@ -23412,6 +25198,7 @@
               <w:keepNext w:val="1"/>
               <w:keepLines w:val="1"/>
               <w:spacing w:line="240" w:lineRule="auto"/>
+              <w:jc w:val="both"/>
               <w:rPr/>
             </w:pPr>
             <w:r>
@@ -23434,6 +25221,7 @@
               <w:keepNext w:val="1"/>
               <w:keepLines w:val="1"/>
               <w:spacing w:line="240" w:lineRule="auto"/>
+              <w:jc w:val="both"/>
               <w:rPr/>
             </w:pPr>
             <w:r>
@@ -23456,6 +25244,7 @@
               <w:keepNext w:val="1"/>
               <w:keepLines w:val="1"/>
               <w:spacing w:line="240" w:lineRule="auto"/>
+              <w:jc w:val="both"/>
               <w:rPr/>
             </w:pPr>
             <w:r>
@@ -23478,6 +25267,7 @@
               <w:keepNext w:val="1"/>
               <w:keepLines w:val="1"/>
               <w:spacing w:line="240" w:lineRule="auto"/>
+              <w:jc w:val="both"/>
               <w:rPr/>
             </w:pPr>
             <w:r>
@@ -23500,6 +25290,7 @@
               <w:keepNext w:val="1"/>
               <w:keepLines w:val="1"/>
               <w:spacing w:line="240" w:lineRule="auto"/>
+              <w:jc w:val="both"/>
               <w:rPr/>
             </w:pPr>
             <w:r>
@@ -23522,6 +25313,7 @@
               <w:keepNext w:val="1"/>
               <w:keepLines w:val="1"/>
               <w:spacing w:line="240" w:lineRule="auto"/>
+              <w:jc w:val="both"/>
               <w:rPr/>
             </w:pPr>
             <w:r>
@@ -23544,6 +25336,7 @@
               <w:keepNext w:val="1"/>
               <w:keepLines w:val="1"/>
               <w:spacing w:line="240" w:lineRule="auto"/>
+              <w:jc w:val="both"/>
               <w:rPr/>
             </w:pPr>
             <w:r>
@@ -23566,6 +25359,7 @@
               <w:keepNext w:val="1"/>
               <w:keepLines w:val="1"/>
               <w:spacing w:line="240" w:lineRule="auto"/>
+              <w:jc w:val="both"/>
               <w:rPr/>
             </w:pPr>
             <w:r>
@@ -23588,6 +25382,7 @@
               <w:keepNext w:val="1"/>
               <w:keepLines w:val="1"/>
               <w:spacing w:line="240" w:lineRule="auto"/>
+              <w:jc w:val="both"/>
               <w:rPr/>
             </w:pPr>
             <w:r>
@@ -23610,6 +25405,7 @@
               <w:keepNext w:val="1"/>
               <w:keepLines w:val="1"/>
               <w:spacing w:line="240" w:lineRule="auto"/>
+              <w:jc w:val="both"/>
               <w:rPr/>
             </w:pPr>
             <w:r>
@@ -23632,6 +25428,7 @@
               <w:keepNext w:val="1"/>
               <w:keepLines w:val="1"/>
               <w:spacing w:line="240" w:lineRule="auto"/>
+              <w:jc w:val="both"/>
               <w:rPr/>
             </w:pPr>
             <w:r>
@@ -23654,6 +25451,7 @@
               <w:keepNext w:val="1"/>
               <w:keepLines w:val="1"/>
               <w:spacing w:line="240" w:lineRule="auto"/>
+              <w:jc w:val="both"/>
               <w:rPr/>
             </w:pPr>
             <w:r>
@@ -23676,6 +25474,7 @@
               <w:keepNext w:val="1"/>
               <w:keepLines w:val="1"/>
               <w:spacing w:line="240" w:lineRule="auto"/>
+              <w:jc w:val="both"/>
               <w:rPr/>
             </w:pPr>
             <w:r>
@@ -23698,6 +25497,7 @@
               <w:keepNext w:val="1"/>
               <w:keepLines w:val="1"/>
               <w:spacing w:line="240" w:lineRule="auto"/>
+              <w:jc w:val="both"/>
               <w:rPr/>
             </w:pPr>
             <w:r>
@@ -23720,6 +25520,7 @@
               <w:keepNext w:val="1"/>
               <w:keepLines w:val="1"/>
               <w:spacing w:line="240" w:lineRule="auto"/>
+              <w:jc w:val="both"/>
               <w:rPr/>
             </w:pPr>
             <w:r>
@@ -23742,6 +25543,7 @@
               <w:keepNext w:val="1"/>
               <w:keepLines w:val="1"/>
               <w:spacing w:line="240" w:lineRule="auto"/>
+              <w:jc w:val="both"/>
               <w:rPr/>
             </w:pPr>
             <w:r>
@@ -23764,6 +25566,7 @@
               <w:keepNext w:val="1"/>
               <w:keepLines w:val="1"/>
               <w:spacing w:line="240" w:lineRule="auto"/>
+              <w:jc w:val="both"/>
               <w:rPr/>
             </w:pPr>
             <w:r>
@@ -23786,6 +25589,7 @@
               <w:keepNext w:val="1"/>
               <w:keepLines w:val="1"/>
               <w:spacing w:line="240" w:lineRule="auto"/>
+              <w:jc w:val="both"/>
               <w:rPr/>
             </w:pPr>
             <w:r>
@@ -23808,6 +25612,7 @@
               <w:keepNext w:val="1"/>
               <w:keepLines w:val="1"/>
               <w:spacing w:line="240" w:lineRule="auto"/>
+              <w:jc w:val="both"/>
               <w:rPr/>
             </w:pPr>
             <w:r>
@@ -23830,6 +25635,7 @@
               <w:keepNext w:val="1"/>
               <w:keepLines w:val="1"/>
               <w:spacing w:line="240" w:lineRule="auto"/>
+              <w:jc w:val="both"/>
               <w:rPr/>
             </w:pPr>
             <w:r>
@@ -23852,6 +25658,7 @@
               <w:keepNext w:val="1"/>
               <w:keepLines w:val="1"/>
               <w:spacing w:line="240" w:lineRule="auto"/>
+              <w:jc w:val="both"/>
               <w:rPr/>
             </w:pPr>
             <w:r>
@@ -23874,6 +25681,7 @@
               <w:keepNext w:val="1"/>
               <w:keepLines w:val="1"/>
               <w:spacing w:line="240" w:lineRule="auto"/>
+              <w:jc w:val="both"/>
               <w:rPr/>
             </w:pPr>
             <w:r>
@@ -23896,6 +25704,7 @@
               <w:keepNext w:val="1"/>
               <w:keepLines w:val="1"/>
               <w:spacing w:line="240" w:lineRule="auto"/>
+              <w:jc w:val="both"/>
               <w:rPr/>
             </w:pPr>
             <w:r>
@@ -23918,6 +25727,7 @@
               <w:keepNext w:val="1"/>
               <w:keepLines w:val="1"/>
               <w:spacing w:line="240" w:lineRule="auto"/>
+              <w:jc w:val="both"/>
               <w:rPr/>
             </w:pPr>
             <w:r>
@@ -23940,6 +25750,7 @@
               <w:keepNext w:val="1"/>
               <w:keepLines w:val="1"/>
               <w:spacing w:line="240" w:lineRule="auto"/>
+              <w:jc w:val="both"/>
               <w:rPr/>
             </w:pPr>
             <w:r>
@@ -23962,6 +25773,7 @@
               <w:keepNext w:val="1"/>
               <w:keepLines w:val="1"/>
               <w:spacing w:line="240" w:lineRule="auto"/>
+              <w:jc w:val="both"/>
               <w:rPr/>
             </w:pPr>
             <w:r>
@@ -23984,6 +25796,7 @@
               <w:keepNext w:val="1"/>
               <w:keepLines w:val="1"/>
               <w:spacing w:line="240" w:lineRule="auto"/>
+              <w:jc w:val="both"/>
               <w:rPr/>
             </w:pPr>
             <w:r>
@@ -24006,6 +25819,7 @@
               <w:keepNext w:val="1"/>
               <w:keepLines w:val="1"/>
               <w:spacing w:line="240" w:lineRule="auto"/>
+              <w:jc w:val="both"/>
               <w:rPr/>
             </w:pPr>
             <w:r>
@@ -24028,6 +25842,7 @@
               <w:keepNext w:val="1"/>
               <w:keepLines w:val="1"/>
               <w:spacing w:line="240" w:lineRule="auto"/>
+              <w:jc w:val="both"/>
               <w:rPr/>
             </w:pPr>
             <w:r>
@@ -24050,6 +25865,7 @@
               <w:keepNext w:val="1"/>
               <w:keepLines w:val="1"/>
               <w:spacing w:line="240" w:lineRule="auto"/>
+              <w:jc w:val="both"/>
               <w:rPr/>
             </w:pPr>
             <w:r>
@@ -24072,6 +25888,7 @@
               <w:keepNext w:val="1"/>
               <w:keepLines w:val="1"/>
               <w:spacing w:line="240" w:lineRule="auto"/>
+              <w:jc w:val="both"/>
               <w:rPr/>
             </w:pPr>
             <w:r>
@@ -24094,6 +25911,7 @@
               <w:keepNext w:val="1"/>
               <w:keepLines w:val="1"/>
               <w:spacing w:line="240" w:lineRule="auto"/>
+              <w:jc w:val="both"/>
               <w:rPr/>
             </w:pPr>
             <w:r>
@@ -24116,6 +25934,7 @@
               <w:keepNext w:val="1"/>
               <w:keepLines w:val="1"/>
               <w:spacing w:line="240" w:lineRule="auto"/>
+              <w:jc w:val="both"/>
               <w:rPr/>
             </w:pPr>
             <w:r>
@@ -24138,6 +25957,7 @@
               <w:keepNext w:val="1"/>
               <w:keepLines w:val="1"/>
               <w:spacing w:line="240" w:lineRule="auto"/>
+              <w:jc w:val="both"/>
               <w:rPr/>
             </w:pPr>
             <w:r>
@@ -24161,6 +25981,7 @@
     <w:p>
       <w:pPr>
         <w:spacing w:after="120" w:line="240" w:lineRule="auto"/>
+        <w:jc w:val="both"/>
         <w:rPr/>
       </w:pPr>
       <w:r>
@@ -24175,6 +25996,7 @@
         <w:keepLines w:val="0"/>
         <w:pageBreakBefore w:val="1"/>
         <w:spacing w:after="240" w:before="0" w:line="240" w:lineRule="auto"/>
+        <w:jc w:val="both"/>
         <w:rPr>
           <w:b w:val="1"/>
           <w:bCs w:val="1"/>
@@ -24198,6 +26020,7 @@
         <w:pStyle w:val="Heading2"/>
         <w:keepLines w:val="0"/>
         <w:spacing w:after="140" w:before="280" w:line="240" w:lineRule="auto"/>
+        <w:jc w:val="both"/>
         <w:rPr>
           <w:b w:val="1"/>
           <w:bCs w:val="1"/>
@@ -24296,6 +26119,7 @@
         <w:pStyle w:val="Heading2"/>
         <w:keepLines w:val="0"/>
         <w:spacing w:after="140" w:before="280" w:line="240" w:lineRule="auto"/>
+        <w:jc w:val="both"/>
         <w:rPr>
           <w:b w:val="1"/>
           <w:bCs w:val="1"/>
@@ -24369,6 +26193,7 @@
           <w:p>
             <w:pPr>
               <w:spacing w:after="20" w:line="240" w:lineRule="auto"/>
+              <w:jc w:val="both"/>
               <w:rPr/>
             </w:pPr>
             <w:r>
@@ -24408,6 +26233,7 @@
           <w:p>
             <w:pPr>
               <w:spacing w:after="20" w:line="240" w:lineRule="auto"/>
+              <w:jc w:val="both"/>
               <w:rPr/>
             </w:pPr>
             <w:r>
@@ -24447,6 +26273,7 @@
           <w:p>
             <w:pPr>
               <w:spacing w:after="20" w:line="240" w:lineRule="auto"/>
+              <w:jc w:val="both"/>
               <w:rPr/>
             </w:pPr>
             <w:r>
@@ -24486,6 +26313,7 @@
           <w:p>
             <w:pPr>
               <w:spacing w:after="20" w:line="240" w:lineRule="auto"/>
+              <w:jc w:val="both"/>
               <w:rPr/>
             </w:pPr>
             <w:r>
@@ -24530,90 +26358,94 @@
           <w:p>
             <w:pPr>
               <w:spacing w:after="20" w:line="240" w:lineRule="auto"/>
-              <w:rPr/>
-            </w:pPr>
-            <w:r>
-              <w:rPr>
-                <w:rtl w:val="0"/>
-              </w:rPr>
-            </w:r>
-          </w:p>
-        </w:tc>
-        <w:tc>
-          <w:tcPr>
-            <w:tcBorders>
-              <w:top w:color="000000" w:space="0" w:sz="4" w:val="single"/>
-              <w:left w:color="000000" w:space="0" w:sz="4" w:val="single"/>
-              <w:bottom w:color="000000" w:space="0" w:sz="4" w:val="single"/>
-              <w:right w:color="000000" w:space="0" w:sz="4" w:val="single"/>
-            </w:tcBorders>
-            <w:tcMar>
-              <w:top w:w="60.0" w:type="dxa"/>
-              <w:left w:w="100.0" w:type="dxa"/>
-              <w:bottom w:w="60.0" w:type="dxa"/>
-              <w:right w:w="100.0" w:type="dxa"/>
-            </w:tcMar>
-            <w:vAlign w:val="top"/>
-          </w:tcPr>
-          <w:p>
-            <w:pPr>
-              <w:spacing w:after="20" w:line="240" w:lineRule="auto"/>
-              <w:rPr/>
-            </w:pPr>
-            <w:r>
-              <w:rPr>
-                <w:rtl w:val="0"/>
-              </w:rPr>
-            </w:r>
-          </w:p>
-        </w:tc>
-        <w:tc>
-          <w:tcPr>
-            <w:tcBorders>
-              <w:top w:color="000000" w:space="0" w:sz="4" w:val="single"/>
-              <w:left w:color="000000" w:space="0" w:sz="4" w:val="single"/>
-              <w:bottom w:color="000000" w:space="0" w:sz="4" w:val="single"/>
-              <w:right w:color="000000" w:space="0" w:sz="4" w:val="single"/>
-            </w:tcBorders>
-            <w:tcMar>
-              <w:top w:w="60.0" w:type="dxa"/>
-              <w:left w:w="100.0" w:type="dxa"/>
-              <w:bottom w:w="60.0" w:type="dxa"/>
-              <w:right w:w="100.0" w:type="dxa"/>
-            </w:tcMar>
-            <w:vAlign w:val="top"/>
-          </w:tcPr>
-          <w:p>
-            <w:pPr>
-              <w:spacing w:after="20" w:line="240" w:lineRule="auto"/>
-              <w:rPr/>
-            </w:pPr>
-            <w:r>
-              <w:rPr>
-                <w:rtl w:val="0"/>
-              </w:rPr>
-            </w:r>
-          </w:p>
-        </w:tc>
-        <w:tc>
-          <w:tcPr>
-            <w:tcBorders>
-              <w:top w:color="000000" w:space="0" w:sz="4" w:val="single"/>
-              <w:left w:color="000000" w:space="0" w:sz="4" w:val="single"/>
-              <w:bottom w:color="000000" w:space="0" w:sz="4" w:val="single"/>
-              <w:right w:color="000000" w:space="0" w:sz="4" w:val="single"/>
-            </w:tcBorders>
-            <w:tcMar>
-              <w:top w:w="60.0" w:type="dxa"/>
-              <w:left w:w="100.0" w:type="dxa"/>
-              <w:bottom w:w="60.0" w:type="dxa"/>
-              <w:right w:w="100.0" w:type="dxa"/>
-            </w:tcMar>
-            <w:vAlign w:val="top"/>
-          </w:tcPr>
-          <w:p>
-            <w:pPr>
-              <w:spacing w:after="20" w:line="240" w:lineRule="auto"/>
+              <w:jc w:val="both"/>
+              <w:rPr/>
+            </w:pPr>
+            <w:r>
+              <w:rPr>
+                <w:rtl w:val="0"/>
+              </w:rPr>
+            </w:r>
+          </w:p>
+        </w:tc>
+        <w:tc>
+          <w:tcPr>
+            <w:tcBorders>
+              <w:top w:color="000000" w:space="0" w:sz="4" w:val="single"/>
+              <w:left w:color="000000" w:space="0" w:sz="4" w:val="single"/>
+              <w:bottom w:color="000000" w:space="0" w:sz="4" w:val="single"/>
+              <w:right w:color="000000" w:space="0" w:sz="4" w:val="single"/>
+            </w:tcBorders>
+            <w:tcMar>
+              <w:top w:w="60.0" w:type="dxa"/>
+              <w:left w:w="100.0" w:type="dxa"/>
+              <w:bottom w:w="60.0" w:type="dxa"/>
+              <w:right w:w="100.0" w:type="dxa"/>
+            </w:tcMar>
+            <w:vAlign w:val="top"/>
+          </w:tcPr>
+          <w:p>
+            <w:pPr>
+              <w:spacing w:after="20" w:line="240" w:lineRule="auto"/>
+              <w:jc w:val="both"/>
+              <w:rPr/>
+            </w:pPr>
+            <w:r>
+              <w:rPr>
+                <w:rtl w:val="0"/>
+              </w:rPr>
+            </w:r>
+          </w:p>
+        </w:tc>
+        <w:tc>
+          <w:tcPr>
+            <w:tcBorders>
+              <w:top w:color="000000" w:space="0" w:sz="4" w:val="single"/>
+              <w:left w:color="000000" w:space="0" w:sz="4" w:val="single"/>
+              <w:bottom w:color="000000" w:space="0" w:sz="4" w:val="single"/>
+              <w:right w:color="000000" w:space="0" w:sz="4" w:val="single"/>
+            </w:tcBorders>
+            <w:tcMar>
+              <w:top w:w="60.0" w:type="dxa"/>
+              <w:left w:w="100.0" w:type="dxa"/>
+              <w:bottom w:w="60.0" w:type="dxa"/>
+              <w:right w:w="100.0" w:type="dxa"/>
+            </w:tcMar>
+            <w:vAlign w:val="top"/>
+          </w:tcPr>
+          <w:p>
+            <w:pPr>
+              <w:spacing w:after="20" w:line="240" w:lineRule="auto"/>
+              <w:jc w:val="both"/>
+              <w:rPr/>
+            </w:pPr>
+            <w:r>
+              <w:rPr>
+                <w:rtl w:val="0"/>
+              </w:rPr>
+            </w:r>
+          </w:p>
+        </w:tc>
+        <w:tc>
+          <w:tcPr>
+            <w:tcBorders>
+              <w:top w:color="000000" w:space="0" w:sz="4" w:val="single"/>
+              <w:left w:color="000000" w:space="0" w:sz="4" w:val="single"/>
+              <w:bottom w:color="000000" w:space="0" w:sz="4" w:val="single"/>
+              <w:right w:color="000000" w:space="0" w:sz="4" w:val="single"/>
+            </w:tcBorders>
+            <w:tcMar>
+              <w:top w:w="60.0" w:type="dxa"/>
+              <w:left w:w="100.0" w:type="dxa"/>
+              <w:bottom w:w="60.0" w:type="dxa"/>
+              <w:right w:w="100.0" w:type="dxa"/>
+            </w:tcMar>
+            <w:vAlign w:val="top"/>
+          </w:tcPr>
+          <w:p>
+            <w:pPr>
+              <w:spacing w:after="20" w:line="240" w:lineRule="auto"/>
+              <w:jc w:val="both"/>
               <w:rPr/>
             </w:pPr>
             <w:r>
@@ -24648,90 +26480,94 @@
           <w:p>
             <w:pPr>
               <w:spacing w:after="20" w:line="240" w:lineRule="auto"/>
-              <w:rPr/>
-            </w:pPr>
-            <w:r>
-              <w:rPr>
-                <w:rtl w:val="0"/>
-              </w:rPr>
-            </w:r>
-          </w:p>
-        </w:tc>
-        <w:tc>
-          <w:tcPr>
-            <w:tcBorders>
-              <w:top w:color="000000" w:space="0" w:sz="4" w:val="single"/>
-              <w:left w:color="000000" w:space="0" w:sz="4" w:val="single"/>
-              <w:bottom w:color="000000" w:space="0" w:sz="4" w:val="single"/>
-              <w:right w:color="000000" w:space="0" w:sz="4" w:val="single"/>
-            </w:tcBorders>
-            <w:tcMar>
-              <w:top w:w="60.0" w:type="dxa"/>
-              <w:left w:w="100.0" w:type="dxa"/>
-              <w:bottom w:w="60.0" w:type="dxa"/>
-              <w:right w:w="100.0" w:type="dxa"/>
-            </w:tcMar>
-            <w:vAlign w:val="top"/>
-          </w:tcPr>
-          <w:p>
-            <w:pPr>
-              <w:spacing w:after="20" w:line="240" w:lineRule="auto"/>
-              <w:rPr/>
-            </w:pPr>
-            <w:r>
-              <w:rPr>
-                <w:rtl w:val="0"/>
-              </w:rPr>
-            </w:r>
-          </w:p>
-        </w:tc>
-        <w:tc>
-          <w:tcPr>
-            <w:tcBorders>
-              <w:top w:color="000000" w:space="0" w:sz="4" w:val="single"/>
-              <w:left w:color="000000" w:space="0" w:sz="4" w:val="single"/>
-              <w:bottom w:color="000000" w:space="0" w:sz="4" w:val="single"/>
-              <w:right w:color="000000" w:space="0" w:sz="4" w:val="single"/>
-            </w:tcBorders>
-            <w:tcMar>
-              <w:top w:w="60.0" w:type="dxa"/>
-              <w:left w:w="100.0" w:type="dxa"/>
-              <w:bottom w:w="60.0" w:type="dxa"/>
-              <w:right w:w="100.0" w:type="dxa"/>
-            </w:tcMar>
-            <w:vAlign w:val="top"/>
-          </w:tcPr>
-          <w:p>
-            <w:pPr>
-              <w:spacing w:after="20" w:line="240" w:lineRule="auto"/>
-              <w:rPr/>
-            </w:pPr>
-            <w:r>
-              <w:rPr>
-                <w:rtl w:val="0"/>
-              </w:rPr>
-            </w:r>
-          </w:p>
-        </w:tc>
-        <w:tc>
-          <w:tcPr>
-            <w:tcBorders>
-              <w:top w:color="000000" w:space="0" w:sz="4" w:val="single"/>
-              <w:left w:color="000000" w:space="0" w:sz="4" w:val="single"/>
-              <w:bottom w:color="000000" w:space="0" w:sz="4" w:val="single"/>
-              <w:right w:color="000000" w:space="0" w:sz="4" w:val="single"/>
-            </w:tcBorders>
-            <w:tcMar>
-              <w:top w:w="60.0" w:type="dxa"/>
-              <w:left w:w="100.0" w:type="dxa"/>
-              <w:bottom w:w="60.0" w:type="dxa"/>
-              <w:right w:w="100.0" w:type="dxa"/>
-            </w:tcMar>
-            <w:vAlign w:val="top"/>
-          </w:tcPr>
-          <w:p>
-            <w:pPr>
-              <w:spacing w:after="20" w:line="240" w:lineRule="auto"/>
+              <w:jc w:val="both"/>
+              <w:rPr/>
+            </w:pPr>
+            <w:r>
+              <w:rPr>
+                <w:rtl w:val="0"/>
+              </w:rPr>
+            </w:r>
+          </w:p>
+        </w:tc>
+        <w:tc>
+          <w:tcPr>
+            <w:tcBorders>
+              <w:top w:color="000000" w:space="0" w:sz="4" w:val="single"/>
+              <w:left w:color="000000" w:space="0" w:sz="4" w:val="single"/>
+              <w:bottom w:color="000000" w:space="0" w:sz="4" w:val="single"/>
+              <w:right w:color="000000" w:space="0" w:sz="4" w:val="single"/>
+            </w:tcBorders>
+            <w:tcMar>
+              <w:top w:w="60.0" w:type="dxa"/>
+              <w:left w:w="100.0" w:type="dxa"/>
+              <w:bottom w:w="60.0" w:type="dxa"/>
+              <w:right w:w="100.0" w:type="dxa"/>
+            </w:tcMar>
+            <w:vAlign w:val="top"/>
+          </w:tcPr>
+          <w:p>
+            <w:pPr>
+              <w:spacing w:after="20" w:line="240" w:lineRule="auto"/>
+              <w:jc w:val="both"/>
+              <w:rPr/>
+            </w:pPr>
+            <w:r>
+              <w:rPr>
+                <w:rtl w:val="0"/>
+              </w:rPr>
+            </w:r>
+          </w:p>
+        </w:tc>
+        <w:tc>
+          <w:tcPr>
+            <w:tcBorders>
+              <w:top w:color="000000" w:space="0" w:sz="4" w:val="single"/>
+              <w:left w:color="000000" w:space="0" w:sz="4" w:val="single"/>
+              <w:bottom w:color="000000" w:space="0" w:sz="4" w:val="single"/>
+              <w:right w:color="000000" w:space="0" w:sz="4" w:val="single"/>
+            </w:tcBorders>
+            <w:tcMar>
+              <w:top w:w="60.0" w:type="dxa"/>
+              <w:left w:w="100.0" w:type="dxa"/>
+              <w:bottom w:w="60.0" w:type="dxa"/>
+              <w:right w:w="100.0" w:type="dxa"/>
+            </w:tcMar>
+            <w:vAlign w:val="top"/>
+          </w:tcPr>
+          <w:p>
+            <w:pPr>
+              <w:spacing w:after="20" w:line="240" w:lineRule="auto"/>
+              <w:jc w:val="both"/>
+              <w:rPr/>
+            </w:pPr>
+            <w:r>
+              <w:rPr>
+                <w:rtl w:val="0"/>
+              </w:rPr>
+            </w:r>
+          </w:p>
+        </w:tc>
+        <w:tc>
+          <w:tcPr>
+            <w:tcBorders>
+              <w:top w:color="000000" w:space="0" w:sz="4" w:val="single"/>
+              <w:left w:color="000000" w:space="0" w:sz="4" w:val="single"/>
+              <w:bottom w:color="000000" w:space="0" w:sz="4" w:val="single"/>
+              <w:right w:color="000000" w:space="0" w:sz="4" w:val="single"/>
+            </w:tcBorders>
+            <w:tcMar>
+              <w:top w:w="60.0" w:type="dxa"/>
+              <w:left w:w="100.0" w:type="dxa"/>
+              <w:bottom w:w="60.0" w:type="dxa"/>
+              <w:right w:w="100.0" w:type="dxa"/>
+            </w:tcMar>
+            <w:vAlign w:val="top"/>
+          </w:tcPr>
+          <w:p>
+            <w:pPr>
+              <w:spacing w:after="20" w:line="240" w:lineRule="auto"/>
+              <w:jc w:val="both"/>
               <w:rPr/>
             </w:pPr>
             <w:r>
@@ -24766,90 +26602,94 @@
           <w:p>
             <w:pPr>
               <w:spacing w:after="20" w:line="240" w:lineRule="auto"/>
-              <w:rPr/>
-            </w:pPr>
-            <w:r>
-              <w:rPr>
-                <w:rtl w:val="0"/>
-              </w:rPr>
-            </w:r>
-          </w:p>
-        </w:tc>
-        <w:tc>
-          <w:tcPr>
-            <w:tcBorders>
-              <w:top w:color="000000" w:space="0" w:sz="4" w:val="single"/>
-              <w:left w:color="000000" w:space="0" w:sz="4" w:val="single"/>
-              <w:bottom w:color="000000" w:space="0" w:sz="4" w:val="single"/>
-              <w:right w:color="000000" w:space="0" w:sz="4" w:val="single"/>
-            </w:tcBorders>
-            <w:tcMar>
-              <w:top w:w="60.0" w:type="dxa"/>
-              <w:left w:w="100.0" w:type="dxa"/>
-              <w:bottom w:w="60.0" w:type="dxa"/>
-              <w:right w:w="100.0" w:type="dxa"/>
-            </w:tcMar>
-            <w:vAlign w:val="top"/>
-          </w:tcPr>
-          <w:p>
-            <w:pPr>
-              <w:spacing w:after="20" w:line="240" w:lineRule="auto"/>
-              <w:rPr/>
-            </w:pPr>
-            <w:r>
-              <w:rPr>
-                <w:rtl w:val="0"/>
-              </w:rPr>
-            </w:r>
-          </w:p>
-        </w:tc>
-        <w:tc>
-          <w:tcPr>
-            <w:tcBorders>
-              <w:top w:color="000000" w:space="0" w:sz="4" w:val="single"/>
-              <w:left w:color="000000" w:space="0" w:sz="4" w:val="single"/>
-              <w:bottom w:color="000000" w:space="0" w:sz="4" w:val="single"/>
-              <w:right w:color="000000" w:space="0" w:sz="4" w:val="single"/>
-            </w:tcBorders>
-            <w:tcMar>
-              <w:top w:w="60.0" w:type="dxa"/>
-              <w:left w:w="100.0" w:type="dxa"/>
-              <w:bottom w:w="60.0" w:type="dxa"/>
-              <w:right w:w="100.0" w:type="dxa"/>
-            </w:tcMar>
-            <w:vAlign w:val="top"/>
-          </w:tcPr>
-          <w:p>
-            <w:pPr>
-              <w:spacing w:after="20" w:line="240" w:lineRule="auto"/>
-              <w:rPr/>
-            </w:pPr>
-            <w:r>
-              <w:rPr>
-                <w:rtl w:val="0"/>
-              </w:rPr>
-            </w:r>
-          </w:p>
-        </w:tc>
-        <w:tc>
-          <w:tcPr>
-            <w:tcBorders>
-              <w:top w:color="000000" w:space="0" w:sz="4" w:val="single"/>
-              <w:left w:color="000000" w:space="0" w:sz="4" w:val="single"/>
-              <w:bottom w:color="000000" w:space="0" w:sz="4" w:val="single"/>
-              <w:right w:color="000000" w:space="0" w:sz="4" w:val="single"/>
-            </w:tcBorders>
-            <w:tcMar>
-              <w:top w:w="60.0" w:type="dxa"/>
-              <w:left w:w="100.0" w:type="dxa"/>
-              <w:bottom w:w="60.0" w:type="dxa"/>
-              <w:right w:w="100.0" w:type="dxa"/>
-            </w:tcMar>
-            <w:vAlign w:val="top"/>
-          </w:tcPr>
-          <w:p>
-            <w:pPr>
-              <w:spacing w:after="20" w:line="240" w:lineRule="auto"/>
+              <w:jc w:val="both"/>
+              <w:rPr/>
+            </w:pPr>
+            <w:r>
+              <w:rPr>
+                <w:rtl w:val="0"/>
+              </w:rPr>
+            </w:r>
+          </w:p>
+        </w:tc>
+        <w:tc>
+          <w:tcPr>
+            <w:tcBorders>
+              <w:top w:color="000000" w:space="0" w:sz="4" w:val="single"/>
+              <w:left w:color="000000" w:space="0" w:sz="4" w:val="single"/>
+              <w:bottom w:color="000000" w:space="0" w:sz="4" w:val="single"/>
+              <w:right w:color="000000" w:space="0" w:sz="4" w:val="single"/>
+            </w:tcBorders>
+            <w:tcMar>
+              <w:top w:w="60.0" w:type="dxa"/>
+              <w:left w:w="100.0" w:type="dxa"/>
+              <w:bottom w:w="60.0" w:type="dxa"/>
+              <w:right w:w="100.0" w:type="dxa"/>
+            </w:tcMar>
+            <w:vAlign w:val="top"/>
+          </w:tcPr>
+          <w:p>
+            <w:pPr>
+              <w:spacing w:after="20" w:line="240" w:lineRule="auto"/>
+              <w:jc w:val="both"/>
+              <w:rPr/>
+            </w:pPr>
+            <w:r>
+              <w:rPr>
+                <w:rtl w:val="0"/>
+              </w:rPr>
+            </w:r>
+          </w:p>
+        </w:tc>
+        <w:tc>
+          <w:tcPr>
+            <w:tcBorders>
+              <w:top w:color="000000" w:space="0" w:sz="4" w:val="single"/>
+              <w:left w:color="000000" w:space="0" w:sz="4" w:val="single"/>
+              <w:bottom w:color="000000" w:space="0" w:sz="4" w:val="single"/>
+              <w:right w:color="000000" w:space="0" w:sz="4" w:val="single"/>
+            </w:tcBorders>
+            <w:tcMar>
+              <w:top w:w="60.0" w:type="dxa"/>
+              <w:left w:w="100.0" w:type="dxa"/>
+              <w:bottom w:w="60.0" w:type="dxa"/>
+              <w:right w:w="100.0" w:type="dxa"/>
+            </w:tcMar>
+            <w:vAlign w:val="top"/>
+          </w:tcPr>
+          <w:p>
+            <w:pPr>
+              <w:spacing w:after="20" w:line="240" w:lineRule="auto"/>
+              <w:jc w:val="both"/>
+              <w:rPr/>
+            </w:pPr>
+            <w:r>
+              <w:rPr>
+                <w:rtl w:val="0"/>
+              </w:rPr>
+            </w:r>
+          </w:p>
+        </w:tc>
+        <w:tc>
+          <w:tcPr>
+            <w:tcBorders>
+              <w:top w:color="000000" w:space="0" w:sz="4" w:val="single"/>
+              <w:left w:color="000000" w:space="0" w:sz="4" w:val="single"/>
+              <w:bottom w:color="000000" w:space="0" w:sz="4" w:val="single"/>
+              <w:right w:color="000000" w:space="0" w:sz="4" w:val="single"/>
+            </w:tcBorders>
+            <w:tcMar>
+              <w:top w:w="60.0" w:type="dxa"/>
+              <w:left w:w="100.0" w:type="dxa"/>
+              <w:bottom w:w="60.0" w:type="dxa"/>
+              <w:right w:w="100.0" w:type="dxa"/>
+            </w:tcMar>
+            <w:vAlign w:val="top"/>
+          </w:tcPr>
+          <w:p>
+            <w:pPr>
+              <w:spacing w:after="20" w:line="240" w:lineRule="auto"/>
+              <w:jc w:val="both"/>
               <w:rPr/>
             </w:pPr>
             <w:r>
@@ -24884,90 +26724,94 @@
           <w:p>
             <w:pPr>
               <w:spacing w:after="20" w:line="240" w:lineRule="auto"/>
-              <w:rPr/>
-            </w:pPr>
-            <w:r>
-              <w:rPr>
-                <w:rtl w:val="0"/>
-              </w:rPr>
-            </w:r>
-          </w:p>
-        </w:tc>
-        <w:tc>
-          <w:tcPr>
-            <w:tcBorders>
-              <w:top w:color="000000" w:space="0" w:sz="4" w:val="single"/>
-              <w:left w:color="000000" w:space="0" w:sz="4" w:val="single"/>
-              <w:bottom w:color="000000" w:space="0" w:sz="4" w:val="single"/>
-              <w:right w:color="000000" w:space="0" w:sz="4" w:val="single"/>
-            </w:tcBorders>
-            <w:tcMar>
-              <w:top w:w="60.0" w:type="dxa"/>
-              <w:left w:w="100.0" w:type="dxa"/>
-              <w:bottom w:w="60.0" w:type="dxa"/>
-              <w:right w:w="100.0" w:type="dxa"/>
-            </w:tcMar>
-            <w:vAlign w:val="top"/>
-          </w:tcPr>
-          <w:p>
-            <w:pPr>
-              <w:spacing w:after="20" w:line="240" w:lineRule="auto"/>
-              <w:rPr/>
-            </w:pPr>
-            <w:r>
-              <w:rPr>
-                <w:rtl w:val="0"/>
-              </w:rPr>
-            </w:r>
-          </w:p>
-        </w:tc>
-        <w:tc>
-          <w:tcPr>
-            <w:tcBorders>
-              <w:top w:color="000000" w:space="0" w:sz="4" w:val="single"/>
-              <w:left w:color="000000" w:space="0" w:sz="4" w:val="single"/>
-              <w:bottom w:color="000000" w:space="0" w:sz="4" w:val="single"/>
-              <w:right w:color="000000" w:space="0" w:sz="4" w:val="single"/>
-            </w:tcBorders>
-            <w:tcMar>
-              <w:top w:w="60.0" w:type="dxa"/>
-              <w:left w:w="100.0" w:type="dxa"/>
-              <w:bottom w:w="60.0" w:type="dxa"/>
-              <w:right w:w="100.0" w:type="dxa"/>
-            </w:tcMar>
-            <w:vAlign w:val="top"/>
-          </w:tcPr>
-          <w:p>
-            <w:pPr>
-              <w:spacing w:after="20" w:line="240" w:lineRule="auto"/>
-              <w:rPr/>
-            </w:pPr>
-            <w:r>
-              <w:rPr>
-                <w:rtl w:val="0"/>
-              </w:rPr>
-            </w:r>
-          </w:p>
-        </w:tc>
-        <w:tc>
-          <w:tcPr>
-            <w:tcBorders>
-              <w:top w:color="000000" w:space="0" w:sz="4" w:val="single"/>
-              <w:left w:color="000000" w:space="0" w:sz="4" w:val="single"/>
-              <w:bottom w:color="000000" w:space="0" w:sz="4" w:val="single"/>
-              <w:right w:color="000000" w:space="0" w:sz="4" w:val="single"/>
-            </w:tcBorders>
-            <w:tcMar>
-              <w:top w:w="60.0" w:type="dxa"/>
-              <w:left w:w="100.0" w:type="dxa"/>
-              <w:bottom w:w="60.0" w:type="dxa"/>
-              <w:right w:w="100.0" w:type="dxa"/>
-            </w:tcMar>
-            <w:vAlign w:val="top"/>
-          </w:tcPr>
-          <w:p>
-            <w:pPr>
-              <w:spacing w:after="20" w:line="240" w:lineRule="auto"/>
+              <w:jc w:val="both"/>
+              <w:rPr/>
+            </w:pPr>
+            <w:r>
+              <w:rPr>
+                <w:rtl w:val="0"/>
+              </w:rPr>
+            </w:r>
+          </w:p>
+        </w:tc>
+        <w:tc>
+          <w:tcPr>
+            <w:tcBorders>
+              <w:top w:color="000000" w:space="0" w:sz="4" w:val="single"/>
+              <w:left w:color="000000" w:space="0" w:sz="4" w:val="single"/>
+              <w:bottom w:color="000000" w:space="0" w:sz="4" w:val="single"/>
+              <w:right w:color="000000" w:space="0" w:sz="4" w:val="single"/>
+            </w:tcBorders>
+            <w:tcMar>
+              <w:top w:w="60.0" w:type="dxa"/>
+              <w:left w:w="100.0" w:type="dxa"/>
+              <w:bottom w:w="60.0" w:type="dxa"/>
+              <w:right w:w="100.0" w:type="dxa"/>
+            </w:tcMar>
+            <w:vAlign w:val="top"/>
+          </w:tcPr>
+          <w:p>
+            <w:pPr>
+              <w:spacing w:after="20" w:line="240" w:lineRule="auto"/>
+              <w:jc w:val="both"/>
+              <w:rPr/>
+            </w:pPr>
+            <w:r>
+              <w:rPr>
+                <w:rtl w:val="0"/>
+              </w:rPr>
+            </w:r>
+          </w:p>
+        </w:tc>
+        <w:tc>
+          <w:tcPr>
+            <w:tcBorders>
+              <w:top w:color="000000" w:space="0" w:sz="4" w:val="single"/>
+              <w:left w:color="000000" w:space="0" w:sz="4" w:val="single"/>
+              <w:bottom w:color="000000" w:space="0" w:sz="4" w:val="single"/>
+              <w:right w:color="000000" w:space="0" w:sz="4" w:val="single"/>
+            </w:tcBorders>
+            <w:tcMar>
+              <w:top w:w="60.0" w:type="dxa"/>
+              <w:left w:w="100.0" w:type="dxa"/>
+              <w:bottom w:w="60.0" w:type="dxa"/>
+              <w:right w:w="100.0" w:type="dxa"/>
+            </w:tcMar>
+            <w:vAlign w:val="top"/>
+          </w:tcPr>
+          <w:p>
+            <w:pPr>
+              <w:spacing w:after="20" w:line="240" w:lineRule="auto"/>
+              <w:jc w:val="both"/>
+              <w:rPr/>
+            </w:pPr>
+            <w:r>
+              <w:rPr>
+                <w:rtl w:val="0"/>
+              </w:rPr>
+            </w:r>
+          </w:p>
+        </w:tc>
+        <w:tc>
+          <w:tcPr>
+            <w:tcBorders>
+              <w:top w:color="000000" w:space="0" w:sz="4" w:val="single"/>
+              <w:left w:color="000000" w:space="0" w:sz="4" w:val="single"/>
+              <w:bottom w:color="000000" w:space="0" w:sz="4" w:val="single"/>
+              <w:right w:color="000000" w:space="0" w:sz="4" w:val="single"/>
+            </w:tcBorders>
+            <w:tcMar>
+              <w:top w:w="60.0" w:type="dxa"/>
+              <w:left w:w="100.0" w:type="dxa"/>
+              <w:bottom w:w="60.0" w:type="dxa"/>
+              <w:right w:w="100.0" w:type="dxa"/>
+            </w:tcMar>
+            <w:vAlign w:val="top"/>
+          </w:tcPr>
+          <w:p>
+            <w:pPr>
+              <w:spacing w:after="20" w:line="240" w:lineRule="auto"/>
+              <w:jc w:val="both"/>
               <w:rPr/>
             </w:pPr>
             <w:r>
@@ -24984,6 +26828,7 @@
         <w:pStyle w:val="Heading2"/>
         <w:keepLines w:val="0"/>
         <w:spacing w:after="140" w:before="280" w:line="240" w:lineRule="auto"/>
+        <w:jc w:val="both"/>
         <w:rPr>
           <w:b w:val="1"/>
           <w:bCs w:val="1"/>
@@ -25005,6 +26850,7 @@
     <w:p>
       <w:pPr>
         <w:spacing w:after="160" w:line="360" w:lineRule="auto"/>
+        <w:jc w:val="both"/>
         <w:rPr/>
       </w:pPr>
       <w:r>
@@ -25019,6 +26865,7 @@
         <w:keepLines w:val="0"/>
         <w:pageBreakBefore w:val="1"/>
         <w:spacing w:after="240" w:before="0" w:line="240" w:lineRule="auto"/>
+        <w:jc w:val="both"/>
         <w:rPr>
           <w:b w:val="1"/>
           <w:bCs w:val="1"/>
@@ -25092,6 +26939,7 @@
           <w:p>
             <w:pPr>
               <w:spacing w:after="20" w:line="240" w:lineRule="auto"/>
+              <w:jc w:val="both"/>
               <w:rPr/>
             </w:pPr>
             <w:r>
@@ -25131,6 +26979,7 @@
           <w:p>
             <w:pPr>
               <w:spacing w:after="20" w:line="240" w:lineRule="auto"/>
+              <w:jc w:val="both"/>
               <w:rPr/>
             </w:pPr>
             <w:r>
@@ -25170,6 +27019,7 @@
           <w:p>
             <w:pPr>
               <w:spacing w:after="20" w:line="240" w:lineRule="auto"/>
+              <w:jc w:val="both"/>
               <w:rPr/>
             </w:pPr>
             <w:r>
@@ -25209,6 +27059,7 @@
           <w:p>
             <w:pPr>
               <w:spacing w:after="20" w:line="240" w:lineRule="auto"/>
+              <w:jc w:val="both"/>
               <w:rPr/>
             </w:pPr>
             <w:r>
@@ -25253,6 +27104,7 @@
           <w:p>
             <w:pPr>
               <w:spacing w:after="20" w:line="240" w:lineRule="auto"/>
+              <w:jc w:val="both"/>
               <w:rPr/>
             </w:pPr>
             <w:r>
@@ -25289,62 +27141,65 @@
           <w:p>
             <w:pPr>
               <w:spacing w:after="20" w:line="240" w:lineRule="auto"/>
-              <w:rPr/>
-            </w:pPr>
-            <w:r>
-              <w:rPr>
-                <w:rtl w:val="0"/>
-              </w:rPr>
-            </w:r>
-          </w:p>
-        </w:tc>
-        <w:tc>
-          <w:tcPr>
-            <w:tcBorders>
-              <w:top w:color="000000" w:space="0" w:sz="4" w:val="single"/>
-              <w:left w:color="000000" w:space="0" w:sz="4" w:val="single"/>
-              <w:bottom w:color="000000" w:space="0" w:sz="4" w:val="single"/>
-              <w:right w:color="000000" w:space="0" w:sz="4" w:val="single"/>
-            </w:tcBorders>
-            <w:tcMar>
-              <w:top w:w="60.0" w:type="dxa"/>
-              <w:left w:w="100.0" w:type="dxa"/>
-              <w:bottom w:w="60.0" w:type="dxa"/>
-              <w:right w:w="100.0" w:type="dxa"/>
-            </w:tcMar>
-            <w:vAlign w:val="top"/>
-          </w:tcPr>
-          <w:p>
-            <w:pPr>
-              <w:spacing w:after="20" w:line="240" w:lineRule="auto"/>
-              <w:rPr/>
-            </w:pPr>
-            <w:r>
-              <w:rPr>
-                <w:rtl w:val="0"/>
-              </w:rPr>
-            </w:r>
-          </w:p>
-        </w:tc>
-        <w:tc>
-          <w:tcPr>
-            <w:tcBorders>
-              <w:top w:color="000000" w:space="0" w:sz="4" w:val="single"/>
-              <w:left w:color="000000" w:space="0" w:sz="4" w:val="single"/>
-              <w:bottom w:color="000000" w:space="0" w:sz="4" w:val="single"/>
-              <w:right w:color="000000" w:space="0" w:sz="4" w:val="single"/>
-            </w:tcBorders>
-            <w:tcMar>
-              <w:top w:w="60.0" w:type="dxa"/>
-              <w:left w:w="100.0" w:type="dxa"/>
-              <w:bottom w:w="60.0" w:type="dxa"/>
-              <w:right w:w="100.0" w:type="dxa"/>
-            </w:tcMar>
-            <w:vAlign w:val="top"/>
-          </w:tcPr>
-          <w:p>
-            <w:pPr>
-              <w:spacing w:after="20" w:line="240" w:lineRule="auto"/>
+              <w:jc w:val="both"/>
+              <w:rPr/>
+            </w:pPr>
+            <w:r>
+              <w:rPr>
+                <w:rtl w:val="0"/>
+              </w:rPr>
+            </w:r>
+          </w:p>
+        </w:tc>
+        <w:tc>
+          <w:tcPr>
+            <w:tcBorders>
+              <w:top w:color="000000" w:space="0" w:sz="4" w:val="single"/>
+              <w:left w:color="000000" w:space="0" w:sz="4" w:val="single"/>
+              <w:bottom w:color="000000" w:space="0" w:sz="4" w:val="single"/>
+              <w:right w:color="000000" w:space="0" w:sz="4" w:val="single"/>
+            </w:tcBorders>
+            <w:tcMar>
+              <w:top w:w="60.0" w:type="dxa"/>
+              <w:left w:w="100.0" w:type="dxa"/>
+              <w:bottom w:w="60.0" w:type="dxa"/>
+              <w:right w:w="100.0" w:type="dxa"/>
+            </w:tcMar>
+            <w:vAlign w:val="top"/>
+          </w:tcPr>
+          <w:p>
+            <w:pPr>
+              <w:spacing w:after="20" w:line="240" w:lineRule="auto"/>
+              <w:jc w:val="both"/>
+              <w:rPr/>
+            </w:pPr>
+            <w:r>
+              <w:rPr>
+                <w:rtl w:val="0"/>
+              </w:rPr>
+            </w:r>
+          </w:p>
+        </w:tc>
+        <w:tc>
+          <w:tcPr>
+            <w:tcBorders>
+              <w:top w:color="000000" w:space="0" w:sz="4" w:val="single"/>
+              <w:left w:color="000000" w:space="0" w:sz="4" w:val="single"/>
+              <w:bottom w:color="000000" w:space="0" w:sz="4" w:val="single"/>
+              <w:right w:color="000000" w:space="0" w:sz="4" w:val="single"/>
+            </w:tcBorders>
+            <w:tcMar>
+              <w:top w:w="60.0" w:type="dxa"/>
+              <w:left w:w="100.0" w:type="dxa"/>
+              <w:bottom w:w="60.0" w:type="dxa"/>
+              <w:right w:w="100.0" w:type="dxa"/>
+            </w:tcMar>
+            <w:vAlign w:val="top"/>
+          </w:tcPr>
+          <w:p>
+            <w:pPr>
+              <w:spacing w:after="20" w:line="240" w:lineRule="auto"/>
+              <w:jc w:val="both"/>
               <w:rPr/>
             </w:pPr>
             <w:r>
@@ -25379,6 +27234,7 @@
           <w:p>
             <w:pPr>
               <w:spacing w:after="20" w:line="240" w:lineRule="auto"/>
+              <w:jc w:val="both"/>
               <w:rPr/>
             </w:pPr>
             <w:r>
@@ -25415,62 +27271,65 @@
           <w:p>
             <w:pPr>
               <w:spacing w:after="20" w:line="240" w:lineRule="auto"/>
-              <w:rPr/>
-            </w:pPr>
-            <w:r>
-              <w:rPr>
-                <w:rtl w:val="0"/>
-              </w:rPr>
-            </w:r>
-          </w:p>
-        </w:tc>
-        <w:tc>
-          <w:tcPr>
-            <w:tcBorders>
-              <w:top w:color="000000" w:space="0" w:sz="4" w:val="single"/>
-              <w:left w:color="000000" w:space="0" w:sz="4" w:val="single"/>
-              <w:bottom w:color="000000" w:space="0" w:sz="4" w:val="single"/>
-              <w:right w:color="000000" w:space="0" w:sz="4" w:val="single"/>
-            </w:tcBorders>
-            <w:tcMar>
-              <w:top w:w="60.0" w:type="dxa"/>
-              <w:left w:w="100.0" w:type="dxa"/>
-              <w:bottom w:w="60.0" w:type="dxa"/>
-              <w:right w:w="100.0" w:type="dxa"/>
-            </w:tcMar>
-            <w:vAlign w:val="top"/>
-          </w:tcPr>
-          <w:p>
-            <w:pPr>
-              <w:spacing w:after="20" w:line="240" w:lineRule="auto"/>
-              <w:rPr/>
-            </w:pPr>
-            <w:r>
-              <w:rPr>
-                <w:rtl w:val="0"/>
-              </w:rPr>
-            </w:r>
-          </w:p>
-        </w:tc>
-        <w:tc>
-          <w:tcPr>
-            <w:tcBorders>
-              <w:top w:color="000000" w:space="0" w:sz="4" w:val="single"/>
-              <w:left w:color="000000" w:space="0" w:sz="4" w:val="single"/>
-              <w:bottom w:color="000000" w:space="0" w:sz="4" w:val="single"/>
-              <w:right w:color="000000" w:space="0" w:sz="4" w:val="single"/>
-            </w:tcBorders>
-            <w:tcMar>
-              <w:top w:w="60.0" w:type="dxa"/>
-              <w:left w:w="100.0" w:type="dxa"/>
-              <w:bottom w:w="60.0" w:type="dxa"/>
-              <w:right w:w="100.0" w:type="dxa"/>
-            </w:tcMar>
-            <w:vAlign w:val="top"/>
-          </w:tcPr>
-          <w:p>
-            <w:pPr>
-              <w:spacing w:after="20" w:line="240" w:lineRule="auto"/>
+              <w:jc w:val="both"/>
+              <w:rPr/>
+            </w:pPr>
+            <w:r>
+              <w:rPr>
+                <w:rtl w:val="0"/>
+              </w:rPr>
+            </w:r>
+          </w:p>
+        </w:tc>
+        <w:tc>
+          <w:tcPr>
+            <w:tcBorders>
+              <w:top w:color="000000" w:space="0" w:sz="4" w:val="single"/>
+              <w:left w:color="000000" w:space="0" w:sz="4" w:val="single"/>
+              <w:bottom w:color="000000" w:space="0" w:sz="4" w:val="single"/>
+              <w:right w:color="000000" w:space="0" w:sz="4" w:val="single"/>
+            </w:tcBorders>
+            <w:tcMar>
+              <w:top w:w="60.0" w:type="dxa"/>
+              <w:left w:w="100.0" w:type="dxa"/>
+              <w:bottom w:w="60.0" w:type="dxa"/>
+              <w:right w:w="100.0" w:type="dxa"/>
+            </w:tcMar>
+            <w:vAlign w:val="top"/>
+          </w:tcPr>
+          <w:p>
+            <w:pPr>
+              <w:spacing w:after="20" w:line="240" w:lineRule="auto"/>
+              <w:jc w:val="both"/>
+              <w:rPr/>
+            </w:pPr>
+            <w:r>
+              <w:rPr>
+                <w:rtl w:val="0"/>
+              </w:rPr>
+            </w:r>
+          </w:p>
+        </w:tc>
+        <w:tc>
+          <w:tcPr>
+            <w:tcBorders>
+              <w:top w:color="000000" w:space="0" w:sz="4" w:val="single"/>
+              <w:left w:color="000000" w:space="0" w:sz="4" w:val="single"/>
+              <w:bottom w:color="000000" w:space="0" w:sz="4" w:val="single"/>
+              <w:right w:color="000000" w:space="0" w:sz="4" w:val="single"/>
+            </w:tcBorders>
+            <w:tcMar>
+              <w:top w:w="60.0" w:type="dxa"/>
+              <w:left w:w="100.0" w:type="dxa"/>
+              <w:bottom w:w="60.0" w:type="dxa"/>
+              <w:right w:w="100.0" w:type="dxa"/>
+            </w:tcMar>
+            <w:vAlign w:val="top"/>
+          </w:tcPr>
+          <w:p>
+            <w:pPr>
+              <w:spacing w:after="20" w:line="240" w:lineRule="auto"/>
+              <w:jc w:val="both"/>
               <w:rPr/>
             </w:pPr>
             <w:r>
@@ -25505,6 +27364,7 @@
           <w:p>
             <w:pPr>
               <w:spacing w:after="20" w:line="240" w:lineRule="auto"/>
+              <w:jc w:val="both"/>
               <w:rPr/>
             </w:pPr>
             <w:r>
@@ -25541,62 +27401,65 @@
           <w:p>
             <w:pPr>
               <w:spacing w:after="20" w:line="240" w:lineRule="auto"/>
-              <w:rPr/>
-            </w:pPr>
-            <w:r>
-              <w:rPr>
-                <w:rtl w:val="0"/>
-              </w:rPr>
-            </w:r>
-          </w:p>
-        </w:tc>
-        <w:tc>
-          <w:tcPr>
-            <w:tcBorders>
-              <w:top w:color="000000" w:space="0" w:sz="4" w:val="single"/>
-              <w:left w:color="000000" w:space="0" w:sz="4" w:val="single"/>
-              <w:bottom w:color="000000" w:space="0" w:sz="4" w:val="single"/>
-              <w:right w:color="000000" w:space="0" w:sz="4" w:val="single"/>
-            </w:tcBorders>
-            <w:tcMar>
-              <w:top w:w="60.0" w:type="dxa"/>
-              <w:left w:w="100.0" w:type="dxa"/>
-              <w:bottom w:w="60.0" w:type="dxa"/>
-              <w:right w:w="100.0" w:type="dxa"/>
-            </w:tcMar>
-            <w:vAlign w:val="top"/>
-          </w:tcPr>
-          <w:p>
-            <w:pPr>
-              <w:spacing w:after="20" w:line="240" w:lineRule="auto"/>
-              <w:rPr/>
-            </w:pPr>
-            <w:r>
-              <w:rPr>
-                <w:rtl w:val="0"/>
-              </w:rPr>
-            </w:r>
-          </w:p>
-        </w:tc>
-        <w:tc>
-          <w:tcPr>
-            <w:tcBorders>
-              <w:top w:color="000000" w:space="0" w:sz="4" w:val="single"/>
-              <w:left w:color="000000" w:space="0" w:sz="4" w:val="single"/>
-              <w:bottom w:color="000000" w:space="0" w:sz="4" w:val="single"/>
-              <w:right w:color="000000" w:space="0" w:sz="4" w:val="single"/>
-            </w:tcBorders>
-            <w:tcMar>
-              <w:top w:w="60.0" w:type="dxa"/>
-              <w:left w:w="100.0" w:type="dxa"/>
-              <w:bottom w:w="60.0" w:type="dxa"/>
-              <w:right w:w="100.0" w:type="dxa"/>
-            </w:tcMar>
-            <w:vAlign w:val="top"/>
-          </w:tcPr>
-          <w:p>
-            <w:pPr>
-              <w:spacing w:after="20" w:line="240" w:lineRule="auto"/>
+              <w:jc w:val="both"/>
+              <w:rPr/>
+            </w:pPr>
+            <w:r>
+              <w:rPr>
+                <w:rtl w:val="0"/>
+              </w:rPr>
+            </w:r>
+          </w:p>
+        </w:tc>
+        <w:tc>
+          <w:tcPr>
+            <w:tcBorders>
+              <w:top w:color="000000" w:space="0" w:sz="4" w:val="single"/>
+              <w:left w:color="000000" w:space="0" w:sz="4" w:val="single"/>
+              <w:bottom w:color="000000" w:space="0" w:sz="4" w:val="single"/>
+              <w:right w:color="000000" w:space="0" w:sz="4" w:val="single"/>
+            </w:tcBorders>
+            <w:tcMar>
+              <w:top w:w="60.0" w:type="dxa"/>
+              <w:left w:w="100.0" w:type="dxa"/>
+              <w:bottom w:w="60.0" w:type="dxa"/>
+              <w:right w:w="100.0" w:type="dxa"/>
+            </w:tcMar>
+            <w:vAlign w:val="top"/>
+          </w:tcPr>
+          <w:p>
+            <w:pPr>
+              <w:spacing w:after="20" w:line="240" w:lineRule="auto"/>
+              <w:jc w:val="both"/>
+              <w:rPr/>
+            </w:pPr>
+            <w:r>
+              <w:rPr>
+                <w:rtl w:val="0"/>
+              </w:rPr>
+            </w:r>
+          </w:p>
+        </w:tc>
+        <w:tc>
+          <w:tcPr>
+            <w:tcBorders>
+              <w:top w:color="000000" w:space="0" w:sz="4" w:val="single"/>
+              <w:left w:color="000000" w:space="0" w:sz="4" w:val="single"/>
+              <w:bottom w:color="000000" w:space="0" w:sz="4" w:val="single"/>
+              <w:right w:color="000000" w:space="0" w:sz="4" w:val="single"/>
+            </w:tcBorders>
+            <w:tcMar>
+              <w:top w:w="60.0" w:type="dxa"/>
+              <w:left w:w="100.0" w:type="dxa"/>
+              <w:bottom w:w="60.0" w:type="dxa"/>
+              <w:right w:w="100.0" w:type="dxa"/>
+            </w:tcMar>
+            <w:vAlign w:val="top"/>
+          </w:tcPr>
+          <w:p>
+            <w:pPr>
+              <w:spacing w:after="20" w:line="240" w:lineRule="auto"/>
+              <w:jc w:val="both"/>
               <w:rPr/>
             </w:pPr>
             <w:r>
@@ -25614,6 +27477,7 @@
         <w:keepLines w:val="0"/>
         <w:pageBreakBefore w:val="1"/>
         <w:spacing w:after="240" w:before="0" w:line="240" w:lineRule="auto"/>
+        <w:jc w:val="both"/>
         <w:rPr>
           <w:b w:val="1"/>
           <w:bCs w:val="1"/>
@@ -25685,6 +27549,7 @@
           <w:p>
             <w:pPr>
               <w:spacing w:after="20" w:line="240" w:lineRule="auto"/>
+              <w:jc w:val="both"/>
               <w:rPr/>
             </w:pPr>
             <w:r>
@@ -25724,6 +27589,7 @@
           <w:p>
             <w:pPr>
               <w:spacing w:after="20" w:line="240" w:lineRule="auto"/>
+              <w:jc w:val="both"/>
               <w:rPr/>
             </w:pPr>
             <w:r>
@@ -25763,6 +27629,7 @@
           <w:p>
             <w:pPr>
               <w:spacing w:after="20" w:line="240" w:lineRule="auto"/>
+              <w:jc w:val="both"/>
               <w:rPr/>
             </w:pPr>
             <w:r>
@@ -25807,6 +27674,7 @@
           <w:p>
             <w:pPr>
               <w:spacing w:after="20" w:line="240" w:lineRule="auto"/>
+              <w:jc w:val="both"/>
               <w:rPr/>
             </w:pPr>
             <w:r>
@@ -25843,34 +27711,36 @@
           <w:p>
             <w:pPr>
               <w:spacing w:after="20" w:line="240" w:lineRule="auto"/>
-              <w:rPr/>
-            </w:pPr>
-            <w:r>
-              <w:rPr>
-                <w:rtl w:val="0"/>
-              </w:rPr>
-            </w:r>
-          </w:p>
-        </w:tc>
-        <w:tc>
-          <w:tcPr>
-            <w:tcBorders>
-              <w:top w:color="000000" w:space="0" w:sz="4" w:val="single"/>
-              <w:left w:color="000000" w:space="0" w:sz="4" w:val="single"/>
-              <w:bottom w:color="000000" w:space="0" w:sz="4" w:val="single"/>
-              <w:right w:color="000000" w:space="0" w:sz="4" w:val="single"/>
-            </w:tcBorders>
-            <w:tcMar>
-              <w:top w:w="60.0" w:type="dxa"/>
-              <w:left w:w="100.0" w:type="dxa"/>
-              <w:bottom w:w="60.0" w:type="dxa"/>
-              <w:right w:w="100.0" w:type="dxa"/>
-            </w:tcMar>
-            <w:vAlign w:val="top"/>
-          </w:tcPr>
-          <w:p>
-            <w:pPr>
-              <w:spacing w:after="20" w:line="240" w:lineRule="auto"/>
+              <w:jc w:val="both"/>
+              <w:rPr/>
+            </w:pPr>
+            <w:r>
+              <w:rPr>
+                <w:rtl w:val="0"/>
+              </w:rPr>
+            </w:r>
+          </w:p>
+        </w:tc>
+        <w:tc>
+          <w:tcPr>
+            <w:tcBorders>
+              <w:top w:color="000000" w:space="0" w:sz="4" w:val="single"/>
+              <w:left w:color="000000" w:space="0" w:sz="4" w:val="single"/>
+              <w:bottom w:color="000000" w:space="0" w:sz="4" w:val="single"/>
+              <w:right w:color="000000" w:space="0" w:sz="4" w:val="single"/>
+            </w:tcBorders>
+            <w:tcMar>
+              <w:top w:w="60.0" w:type="dxa"/>
+              <w:left w:w="100.0" w:type="dxa"/>
+              <w:bottom w:w="60.0" w:type="dxa"/>
+              <w:right w:w="100.0" w:type="dxa"/>
+            </w:tcMar>
+            <w:vAlign w:val="top"/>
+          </w:tcPr>
+          <w:p>
+            <w:pPr>
+              <w:spacing w:after="20" w:line="240" w:lineRule="auto"/>
+              <w:jc w:val="both"/>
               <w:rPr/>
             </w:pPr>
             <w:r>
@@ -25905,6 +27775,7 @@
           <w:p>
             <w:pPr>
               <w:spacing w:after="20" w:line="240" w:lineRule="auto"/>
+              <w:jc w:val="both"/>
               <w:rPr/>
             </w:pPr>
             <w:r>
@@ -25941,34 +27812,36 @@
           <w:p>
             <w:pPr>
               <w:spacing w:after="20" w:line="240" w:lineRule="auto"/>
-              <w:rPr/>
-            </w:pPr>
-            <w:r>
-              <w:rPr>
-                <w:rtl w:val="0"/>
-              </w:rPr>
-            </w:r>
-          </w:p>
-        </w:tc>
-        <w:tc>
-          <w:tcPr>
-            <w:tcBorders>
-              <w:top w:color="000000" w:space="0" w:sz="4" w:val="single"/>
-              <w:left w:color="000000" w:space="0" w:sz="4" w:val="single"/>
-              <w:bottom w:color="000000" w:space="0" w:sz="4" w:val="single"/>
-              <w:right w:color="000000" w:space="0" w:sz="4" w:val="single"/>
-            </w:tcBorders>
-            <w:tcMar>
-              <w:top w:w="60.0" w:type="dxa"/>
-              <w:left w:w="100.0" w:type="dxa"/>
-              <w:bottom w:w="60.0" w:type="dxa"/>
-              <w:right w:w="100.0" w:type="dxa"/>
-            </w:tcMar>
-            <w:vAlign w:val="top"/>
-          </w:tcPr>
-          <w:p>
-            <w:pPr>
-              <w:spacing w:after="20" w:line="240" w:lineRule="auto"/>
+              <w:jc w:val="both"/>
+              <w:rPr/>
+            </w:pPr>
+            <w:r>
+              <w:rPr>
+                <w:rtl w:val="0"/>
+              </w:rPr>
+            </w:r>
+          </w:p>
+        </w:tc>
+        <w:tc>
+          <w:tcPr>
+            <w:tcBorders>
+              <w:top w:color="000000" w:space="0" w:sz="4" w:val="single"/>
+              <w:left w:color="000000" w:space="0" w:sz="4" w:val="single"/>
+              <w:bottom w:color="000000" w:space="0" w:sz="4" w:val="single"/>
+              <w:right w:color="000000" w:space="0" w:sz="4" w:val="single"/>
+            </w:tcBorders>
+            <w:tcMar>
+              <w:top w:w="60.0" w:type="dxa"/>
+              <w:left w:w="100.0" w:type="dxa"/>
+              <w:bottom w:w="60.0" w:type="dxa"/>
+              <w:right w:w="100.0" w:type="dxa"/>
+            </w:tcMar>
+            <w:vAlign w:val="top"/>
+          </w:tcPr>
+          <w:p>
+            <w:pPr>
+              <w:spacing w:after="20" w:line="240" w:lineRule="auto"/>
+              <w:jc w:val="both"/>
               <w:rPr/>
             </w:pPr>
             <w:r>
@@ -26003,6 +27876,7 @@
           <w:p>
             <w:pPr>
               <w:spacing w:after="20" w:line="240" w:lineRule="auto"/>
+              <w:jc w:val="both"/>
               <w:rPr/>
             </w:pPr>
             <w:r>
@@ -26039,34 +27913,36 @@
           <w:p>
             <w:pPr>
               <w:spacing w:after="20" w:line="240" w:lineRule="auto"/>
-              <w:rPr/>
-            </w:pPr>
-            <w:r>
-              <w:rPr>
-                <w:rtl w:val="0"/>
-              </w:rPr>
-            </w:r>
-          </w:p>
-        </w:tc>
-        <w:tc>
-          <w:tcPr>
-            <w:tcBorders>
-              <w:top w:color="000000" w:space="0" w:sz="4" w:val="single"/>
-              <w:left w:color="000000" w:space="0" w:sz="4" w:val="single"/>
-              <w:bottom w:color="000000" w:space="0" w:sz="4" w:val="single"/>
-              <w:right w:color="000000" w:space="0" w:sz="4" w:val="single"/>
-            </w:tcBorders>
-            <w:tcMar>
-              <w:top w:w="60.0" w:type="dxa"/>
-              <w:left w:w="100.0" w:type="dxa"/>
-              <w:bottom w:w="60.0" w:type="dxa"/>
-              <w:right w:w="100.0" w:type="dxa"/>
-            </w:tcMar>
-            <w:vAlign w:val="top"/>
-          </w:tcPr>
-          <w:p>
-            <w:pPr>
-              <w:spacing w:after="20" w:line="240" w:lineRule="auto"/>
+              <w:jc w:val="both"/>
+              <w:rPr/>
+            </w:pPr>
+            <w:r>
+              <w:rPr>
+                <w:rtl w:val="0"/>
+              </w:rPr>
+            </w:r>
+          </w:p>
+        </w:tc>
+        <w:tc>
+          <w:tcPr>
+            <w:tcBorders>
+              <w:top w:color="000000" w:space="0" w:sz="4" w:val="single"/>
+              <w:left w:color="000000" w:space="0" w:sz="4" w:val="single"/>
+              <w:bottom w:color="000000" w:space="0" w:sz="4" w:val="single"/>
+              <w:right w:color="000000" w:space="0" w:sz="4" w:val="single"/>
+            </w:tcBorders>
+            <w:tcMar>
+              <w:top w:w="60.0" w:type="dxa"/>
+              <w:left w:w="100.0" w:type="dxa"/>
+              <w:bottom w:w="60.0" w:type="dxa"/>
+              <w:right w:w="100.0" w:type="dxa"/>
+            </w:tcMar>
+            <w:vAlign w:val="top"/>
+          </w:tcPr>
+          <w:p>
+            <w:pPr>
+              <w:spacing w:after="20" w:line="240" w:lineRule="auto"/>
+              <w:jc w:val="both"/>
               <w:rPr/>
             </w:pPr>
             <w:r>
@@ -26101,6 +27977,7 @@
           <w:p>
             <w:pPr>
               <w:spacing w:after="20" w:line="240" w:lineRule="auto"/>
+              <w:jc w:val="both"/>
               <w:rPr/>
             </w:pPr>
             <w:r>
@@ -26137,34 +28014,36 @@
           <w:p>
             <w:pPr>
               <w:spacing w:after="20" w:line="240" w:lineRule="auto"/>
-              <w:rPr/>
-            </w:pPr>
-            <w:r>
-              <w:rPr>
-                <w:rtl w:val="0"/>
-              </w:rPr>
-            </w:r>
-          </w:p>
-        </w:tc>
-        <w:tc>
-          <w:tcPr>
-            <w:tcBorders>
-              <w:top w:color="000000" w:space="0" w:sz="4" w:val="single"/>
-              <w:left w:color="000000" w:space="0" w:sz="4" w:val="single"/>
-              <w:bottom w:color="000000" w:space="0" w:sz="4" w:val="single"/>
-              <w:right w:color="000000" w:space="0" w:sz="4" w:val="single"/>
-            </w:tcBorders>
-            <w:tcMar>
-              <w:top w:w="60.0" w:type="dxa"/>
-              <w:left w:w="100.0" w:type="dxa"/>
-              <w:bottom w:w="60.0" w:type="dxa"/>
-              <w:right w:w="100.0" w:type="dxa"/>
-            </w:tcMar>
-            <w:vAlign w:val="top"/>
-          </w:tcPr>
-          <w:p>
-            <w:pPr>
-              <w:spacing w:after="20" w:line="240" w:lineRule="auto"/>
+              <w:jc w:val="both"/>
+              <w:rPr/>
+            </w:pPr>
+            <w:r>
+              <w:rPr>
+                <w:rtl w:val="0"/>
+              </w:rPr>
+            </w:r>
+          </w:p>
+        </w:tc>
+        <w:tc>
+          <w:tcPr>
+            <w:tcBorders>
+              <w:top w:color="000000" w:space="0" w:sz="4" w:val="single"/>
+              <w:left w:color="000000" w:space="0" w:sz="4" w:val="single"/>
+              <w:bottom w:color="000000" w:space="0" w:sz="4" w:val="single"/>
+              <w:right w:color="000000" w:space="0" w:sz="4" w:val="single"/>
+            </w:tcBorders>
+            <w:tcMar>
+              <w:top w:w="60.0" w:type="dxa"/>
+              <w:left w:w="100.0" w:type="dxa"/>
+              <w:bottom w:w="60.0" w:type="dxa"/>
+              <w:right w:w="100.0" w:type="dxa"/>
+            </w:tcMar>
+            <w:vAlign w:val="top"/>
+          </w:tcPr>
+          <w:p>
+            <w:pPr>
+              <w:spacing w:after="20" w:line="240" w:lineRule="auto"/>
+              <w:jc w:val="both"/>
               <w:rPr/>
             </w:pPr>
             <w:r>
@@ -26182,6 +28061,7 @@
         <w:keepLines w:val="0"/>
         <w:pageBreakBefore w:val="1"/>
         <w:spacing w:after="240" w:before="0" w:line="240" w:lineRule="auto"/>
+        <w:jc w:val="both"/>
         <w:rPr>
           <w:b w:val="1"/>
           <w:bCs w:val="1"/>
@@ -26204,6 +28084,7 @@
       <w:pPr>
         <w:spacing w:after="200" w:line="360" w:lineRule="auto"/>
         <w:ind w:left="720"/>
+        <w:jc w:val="both"/>
         <w:rPr/>
       </w:pPr>
       <w:r>
@@ -26224,13 +28105,29 @@
         <w:rPr>
           <w:rtl w:val="0"/>
         </w:rPr>
-        <w:t xml:space="preserve">. MDN Web Docs. https://developer.mozilla.org/es/docs/Learn_web_development/Extensions/Forms/Form_validation</w:t>
+        <w:t xml:space="preserve">. MDN Web Docs. </w:t>
+      </w:r>
+      <w:hyperlink r:id="rId18">
+        <w:r>
+          <w:rPr>
+            <w:color w:val="1155cc"/>
+            <w:u w:val="single"/>
+            <w:rtl w:val="0"/>
+          </w:rPr>
+          <w:t xml:space="preserve">https://developer.mozilla.org/es/docs/Learn_web_development/Extensions/Forms/Form_validation</w:t>
+        </w:r>
+      </w:hyperlink>
+      <w:r>
+        <w:rPr>
+          <w:rtl w:val="0"/>
+        </w:rPr>
       </w:r>
     </w:p>
     <w:p>
       <w:pPr>
         <w:spacing w:after="200" w:line="360" w:lineRule="auto"/>
         <w:ind w:left="720"/>
+        <w:jc w:val="both"/>
         <w:rPr/>
       </w:pPr>
       <w:r>
@@ -26251,7 +28148,35 @@
         <w:rPr>
           <w:rtl w:val="0"/>
         </w:rPr>
-        <w:t xml:space="preserve">. https://www.w3.org/TR/WCAG22/</w:t>
+        <w:t xml:space="preserve">. </w:t>
+      </w:r>
+      <w:hyperlink r:id="rId19">
+        <w:r>
+          <w:rPr>
+            <w:color w:val="1155cc"/>
+            <w:u w:val="single"/>
+            <w:rtl w:val="0"/>
+          </w:rPr>
+          <w:t xml:space="preserve">https://www.w3.org/TR/WCAG22/</w:t>
+        </w:r>
+      </w:hyperlink>
+      <w:r>
+        <w:rPr>
+          <w:rtl w:val="0"/>
+        </w:rPr>
+      </w:r>
+    </w:p>
+    <w:p>
+      <w:pPr>
+        <w:spacing w:after="200" w:line="360" w:lineRule="auto"/>
+        <w:ind w:left="720"/>
+        <w:jc w:val="both"/>
+        <w:rPr/>
+      </w:pPr>
+      <w:r>
+        <w:rPr>
+          <w:rtl w:val="0"/>
+        </w:rPr>
       </w:r>
     </w:p>
     <w:p>
@@ -26260,6 +28185,7 @@
         <w:keepLines w:val="0"/>
         <w:pageBreakBefore w:val="1"/>
         <w:spacing w:after="240" w:before="0" w:line="240" w:lineRule="auto"/>
+        <w:jc w:val="both"/>
         <w:rPr>
           <w:b w:val="1"/>
           <w:bCs w:val="1"/>
@@ -26281,6 +28207,7 @@
     <w:p>
       <w:pPr>
         <w:spacing w:after="160" w:line="360" w:lineRule="auto"/>
+        <w:jc w:val="both"/>
         <w:rPr/>
       </w:pPr>
       <w:r>
@@ -26292,7 +28219,7 @@
     <w:p>
       <w:pPr>
         <w:spacing w:after="80" w:line="240" w:lineRule="auto"/>
-        <w:jc w:val="center"/>
+        <w:jc w:val="both"/>
         <w:rPr>
           <w:sz w:val="20"/>
           <w:szCs w:val="20"/>
@@ -26305,12 +28232,185 @@
       </w:r>
     </w:p>
     <w:sectPr>
+      <w:headerReference r:id="rId20" w:type="default"/>
+      <w:headerReference r:id="rId21" w:type="first"/>
+      <w:footerReference r:id="rId22" w:type="default"/>
+      <w:footerReference r:id="rId23" w:type="first"/>
       <w:pgSz w:h="16834" w:w="11909" w:orient="portrait"/>
       <w:pgMar w:bottom="1440" w:top="1440" w:left="1440" w:right="1440" w:header="720" w:footer="720"/>
       <w:pgNumType w:start="1"/>
+      <w:titlePg w:val="1"/>
     </w:sectPr>
   </w:body>
 </w:document>
+</file>
+
+<file path=word/footer1.xml><?xml version="1.0" encoding="utf-8"?>
+<w:ftr xmlns:mc="http://schemas.openxmlformats.org/markup-compatibility/2006" xmlns:o="urn:schemas-microsoft-com:office:office" xmlns:r="http://schemas.openxmlformats.org/officeDocument/2006/relationships" xmlns:m="http://schemas.openxmlformats.org/officeDocument/2006/math" xmlns:v="urn:schemas-microsoft-com:vml" xmlns:wp="http://schemas.openxmlformats.org/drawingml/2006/wordprocessingDrawing" xmlns:w10="urn:schemas-microsoft-com:office:word" xmlns:w="http://schemas.openxmlformats.org/wordprocessingml/2006/main" xmlns:wne="http://schemas.microsoft.com/office/word/2006/wordml" xmlns:sl="http://schemas.openxmlformats.org/schemaLibrary/2006/main" xmlns:a="http://schemas.openxmlformats.org/drawingml/2006/main" xmlns:pic="http://schemas.openxmlformats.org/drawingml/2006/picture" xmlns:c="http://schemas.openxmlformats.org/drawingml/2006/chart" xmlns:lc="http://schemas.openxmlformats.org/drawingml/2006/lockedCanvas" xmlns:dgm="http://schemas.openxmlformats.org/drawingml/2006/diagram" xmlns:wps="http://schemas.microsoft.com/office/word/2010/wordprocessingShape" xmlns:wpg="http://schemas.microsoft.com/office/word/2010/wordprocessingGroup" xmlns:w14="http://schemas.microsoft.com/office/word/2010/wordml" xmlns:w15="http://schemas.microsoft.com/office/word/2012/wordml" xmlns:w16="http://schemas.microsoft.com/office/word/2018/wordml" xmlns:w16cex="http://schemas.microsoft.com/office/word/2018/wordml/cex" xmlns:w16cid="http://schemas.microsoft.com/office/word/2016/wordml/cid" xmlns="http://schemas.microsoft.com/office/tasks/2019/documenttasks" xmlns:cr="http://schemas.microsoft.com/office/comments/2020/reactions">
+  <w:p>
+    <w:pPr>
+      <w:pBdr>
+        <w:top w:color="bfbfbf" w:space="6" w:sz="4" w:val="single"/>
+      </w:pBdr>
+      <w:spacing w:line="240" w:lineRule="auto"/>
+      <w:jc w:val="center"/>
+      <w:rPr>
+        <w:rFonts w:ascii="Calibri" w:cs="Calibri" w:eastAsia="Calibri" w:hAnsi="Calibri"/>
+      </w:rPr>
+    </w:pPr>
+    <w:r>
+      <w:rPr>
+        <w:rFonts w:ascii="Calibri" w:cs="Calibri" w:eastAsia="Calibri" w:hAnsi="Calibri"/>
+        <w:color w:val="808080"/>
+        <w:sz w:val="17"/>
+        <w:szCs w:val="17"/>
+        <w:rtl w:val="0"/>
+      </w:rPr>
+      <w:t xml:space="preserve">Universidad CENFOTEC   |   Página </w:t>
+    </w:r>
+    <w:r>
+      <w:rPr>
+        <w:rFonts w:ascii="Calibri" w:cs="Calibri" w:eastAsia="Calibri" w:hAnsi="Calibri"/>
+        <w:color w:val="808080"/>
+        <w:sz w:val="17"/>
+        <w:szCs w:val="17"/>
+      </w:rPr>
+      <w:fldChar w:fldCharType="begin"/>
+      <w:instrText xml:space="preserve">PAGE</w:instrText>
+      <w:fldChar w:fldCharType="separate"/>
+      <w:fldChar w:fldCharType="end"/>
+    </w:r>
+    <w:r>
+      <w:rPr>
+        <w:rFonts w:ascii="Calibri" w:cs="Calibri" w:eastAsia="Calibri" w:hAnsi="Calibri"/>
+        <w:color w:val="808080"/>
+        <w:sz w:val="17"/>
+        <w:szCs w:val="17"/>
+        <w:rtl w:val="0"/>
+      </w:rPr>
+      <w:t xml:space="preserve"> de </w:t>
+    </w:r>
+    <w:r>
+      <w:rPr>
+        <w:rFonts w:ascii="Calibri" w:cs="Calibri" w:eastAsia="Calibri" w:hAnsi="Calibri"/>
+        <w:color w:val="808080"/>
+        <w:sz w:val="17"/>
+        <w:szCs w:val="17"/>
+      </w:rPr>
+      <w:fldChar w:fldCharType="begin"/>
+      <w:instrText xml:space="preserve">NUMPAGES</w:instrText>
+      <w:fldChar w:fldCharType="separate"/>
+      <w:fldChar w:fldCharType="end"/>
+    </w:r>
+    <w:r>
+      <w:rPr>
+        <w:rtl w:val="0"/>
+      </w:rPr>
+    </w:r>
+  </w:p>
+  <w:p>
+    <w:pPr>
+      <w:rPr/>
+    </w:pPr>
+    <w:r>
+      <w:rPr>
+        <w:rtl w:val="0"/>
+      </w:rPr>
+    </w:r>
+  </w:p>
+  <w:p>
+    <w:pPr>
+      <w:rPr/>
+    </w:pPr>
+    <w:r>
+      <w:rPr>
+        <w:rtl w:val="0"/>
+      </w:rPr>
+    </w:r>
+  </w:p>
+</w:ftr>
+</file>
+
+<file path=word/footer2.xml><?xml version="1.0" encoding="utf-8"?>
+<w:ftr xmlns:mc="http://schemas.openxmlformats.org/markup-compatibility/2006" xmlns:o="urn:schemas-microsoft-com:office:office" xmlns:r="http://schemas.openxmlformats.org/officeDocument/2006/relationships" xmlns:m="http://schemas.openxmlformats.org/officeDocument/2006/math" xmlns:v="urn:schemas-microsoft-com:vml" xmlns:wp="http://schemas.openxmlformats.org/drawingml/2006/wordprocessingDrawing" xmlns:w10="urn:schemas-microsoft-com:office:word" xmlns:w="http://schemas.openxmlformats.org/wordprocessingml/2006/main" xmlns:wne="http://schemas.microsoft.com/office/word/2006/wordml" xmlns:sl="http://schemas.openxmlformats.org/schemaLibrary/2006/main" xmlns:a="http://schemas.openxmlformats.org/drawingml/2006/main" xmlns:pic="http://schemas.openxmlformats.org/drawingml/2006/picture" xmlns:c="http://schemas.openxmlformats.org/drawingml/2006/chart" xmlns:lc="http://schemas.openxmlformats.org/drawingml/2006/lockedCanvas" xmlns:dgm="http://schemas.openxmlformats.org/drawingml/2006/diagram" xmlns:wps="http://schemas.microsoft.com/office/word/2010/wordprocessingShape" xmlns:wpg="http://schemas.microsoft.com/office/word/2010/wordprocessingGroup" xmlns:w14="http://schemas.microsoft.com/office/word/2010/wordml" xmlns:w15="http://schemas.microsoft.com/office/word/2012/wordml" xmlns:w16="http://schemas.microsoft.com/office/word/2018/wordml" xmlns:w16cex="http://schemas.microsoft.com/office/word/2018/wordml/cex" xmlns:w16cid="http://schemas.microsoft.com/office/word/2016/wordml/cid" xmlns="http://schemas.microsoft.com/office/tasks/2019/documenttasks" xmlns:cr="http://schemas.microsoft.com/office/comments/2020/reactions">
+  <w:p>
+    <w:pPr>
+      <w:rPr/>
+    </w:pPr>
+    <w:r>
+      <w:rPr>
+        <w:rtl w:val="0"/>
+      </w:rPr>
+    </w:r>
+  </w:p>
+</w:ftr>
+</file>
+
+<file path=word/header1.xml><?xml version="1.0" encoding="utf-8"?>
+<w:hdr xmlns:mc="http://schemas.openxmlformats.org/markup-compatibility/2006" xmlns:o="urn:schemas-microsoft-com:office:office" xmlns:r="http://schemas.openxmlformats.org/officeDocument/2006/relationships" xmlns:m="http://schemas.openxmlformats.org/officeDocument/2006/math" xmlns:v="urn:schemas-microsoft-com:vml" xmlns:wp="http://schemas.openxmlformats.org/drawingml/2006/wordprocessingDrawing" xmlns:w10="urn:schemas-microsoft-com:office:word" xmlns:w="http://schemas.openxmlformats.org/wordprocessingml/2006/main" xmlns:wne="http://schemas.microsoft.com/office/word/2006/wordml" xmlns:sl="http://schemas.openxmlformats.org/schemaLibrary/2006/main" xmlns:a="http://schemas.openxmlformats.org/drawingml/2006/main" xmlns:pic="http://schemas.openxmlformats.org/drawingml/2006/picture" xmlns:c="http://schemas.openxmlformats.org/drawingml/2006/chart" xmlns:lc="http://schemas.openxmlformats.org/drawingml/2006/lockedCanvas" xmlns:dgm="http://schemas.openxmlformats.org/drawingml/2006/diagram" xmlns:wps="http://schemas.microsoft.com/office/word/2010/wordprocessingShape" xmlns:wpg="http://schemas.microsoft.com/office/word/2010/wordprocessingGroup" xmlns:w14="http://schemas.microsoft.com/office/word/2010/wordml" xmlns:w15="http://schemas.microsoft.com/office/word/2012/wordml" xmlns:w16="http://schemas.microsoft.com/office/word/2018/wordml" xmlns:w16cex="http://schemas.microsoft.com/office/word/2018/wordml/cex" xmlns:w16cid="http://schemas.microsoft.com/office/word/2016/wordml/cid" xmlns="http://schemas.microsoft.com/office/tasks/2019/documenttasks" xmlns:cr="http://schemas.microsoft.com/office/comments/2020/reactions">
+  <w:p>
+    <w:pPr>
+      <w:pBdr>
+        <w:bottom w:color="bfbfbf" w:space="4" w:sz="4" w:val="single"/>
+      </w:pBdr>
+      <w:spacing w:line="240" w:lineRule="auto"/>
+      <w:jc w:val="right"/>
+      <w:rPr>
+        <w:rFonts w:ascii="Calibri" w:cs="Calibri" w:eastAsia="Calibri" w:hAnsi="Calibri"/>
+      </w:rPr>
+    </w:pPr>
+    <w:r>
+      <w:rPr>
+        <w:rFonts w:ascii="Calibri" w:cs="Calibri" w:eastAsia="Calibri" w:hAnsi="Calibri"/>
+        <w:color w:val="808080"/>
+        <w:sz w:val="17"/>
+        <w:szCs w:val="17"/>
+        <w:rtl w:val="0"/>
+      </w:rPr>
+      <w:t xml:space="preserve">Documento de Diseño — Primera Iteración</w:t>
+    </w:r>
+    <w:r>
+      <w:rPr>
+        <w:rtl w:val="0"/>
+      </w:rPr>
+    </w:r>
+  </w:p>
+  <w:p>
+    <w:pPr>
+      <w:rPr/>
+    </w:pPr>
+    <w:r>
+      <w:rPr>
+        <w:rtl w:val="0"/>
+      </w:rPr>
+    </w:r>
+  </w:p>
+  <w:p>
+    <w:pPr>
+      <w:rPr/>
+    </w:pPr>
+    <w:r>
+      <w:rPr>
+        <w:rtl w:val="0"/>
+      </w:rPr>
+    </w:r>
+  </w:p>
+</w:hdr>
+</file>
+
+<file path=word/header2.xml><?xml version="1.0" encoding="utf-8"?>
+<w:hdr xmlns:mc="http://schemas.openxmlformats.org/markup-compatibility/2006" xmlns:o="urn:schemas-microsoft-com:office:office" xmlns:r="http://schemas.openxmlformats.org/officeDocument/2006/relationships" xmlns:m="http://schemas.openxmlformats.org/officeDocument/2006/math" xmlns:v="urn:schemas-microsoft-com:vml" xmlns:wp="http://schemas.openxmlformats.org/drawingml/2006/wordprocessingDrawing" xmlns:w10="urn:schemas-microsoft-com:office:word" xmlns:w="http://schemas.openxmlformats.org/wordprocessingml/2006/main" xmlns:wne="http://schemas.microsoft.com/office/word/2006/wordml" xmlns:sl="http://schemas.openxmlformats.org/schemaLibrary/2006/main" xmlns:a="http://schemas.openxmlformats.org/drawingml/2006/main" xmlns:pic="http://schemas.openxmlformats.org/drawingml/2006/picture" xmlns:c="http://schemas.openxmlformats.org/drawingml/2006/chart" xmlns:lc="http://schemas.openxmlformats.org/drawingml/2006/lockedCanvas" xmlns:dgm="http://schemas.openxmlformats.org/drawingml/2006/diagram" xmlns:wps="http://schemas.microsoft.com/office/word/2010/wordprocessingShape" xmlns:wpg="http://schemas.microsoft.com/office/word/2010/wordprocessingGroup" xmlns:w14="http://schemas.microsoft.com/office/word/2010/wordml" xmlns:w15="http://schemas.microsoft.com/office/word/2012/wordml" xmlns:w16="http://schemas.microsoft.com/office/word/2018/wordml" xmlns:w16cex="http://schemas.microsoft.com/office/word/2018/wordml/cex" xmlns:w16cid="http://schemas.microsoft.com/office/word/2016/wordml/cid" xmlns="http://schemas.microsoft.com/office/tasks/2019/documenttasks" xmlns:cr="http://schemas.microsoft.com/office/comments/2020/reactions">
+  <w:p>
+    <w:pPr>
+      <w:rPr/>
+    </w:pPr>
+    <w:r>
+      <w:rPr>
+        <w:rtl w:val="0"/>
+      </w:rPr>
+    </w:r>
+  </w:p>
+</w:hdr>
 </file>
 
 <file path=word/numbering.xml><?xml version="1.0" encoding="utf-8"?>

--- a/documentos/Documento_Diseno_Iteracion_1_Grupo_4.docx
+++ b/documentos/Documento_Diseno_Iteracion_1_Grupo_4.docx
@@ -14,12 +14,12 @@
           <wp:inline distB="0" distT="0" distL="0" distR="0">
             <wp:extent cx="1809750" cy="876300"/>
             <wp:effectExtent b="0" l="0" r="0" t="0"/>
-            <wp:docPr descr="Logo Universidad CENFOTEC" id="11" name="image12.png"/>
+            <wp:docPr descr="Logo Universidad CENFOTEC" id="11" name="image4.png"/>
             <a:graphic>
               <a:graphicData uri="http://schemas.openxmlformats.org/drawingml/2006/picture">
                 <pic:pic>
                   <pic:nvPicPr>
-                    <pic:cNvPr descr="Logo Universidad CENFOTEC" id="0" name="image12.png"/>
+                    <pic:cNvPr descr="Logo Universidad CENFOTEC" id="0" name="image4.png"/>
                     <pic:cNvPicPr preferRelativeResize="0"/>
                   </pic:nvPicPr>
                   <pic:blipFill>
@@ -286,7 +286,7 @@
     </w:p>
     <w:sdt>
       <w:sdtPr>
-        <w:id w:val="1169833062"/>
+        <w:id w:val="-1591681282"/>
         <w:docPartObj>
           <w:docPartGallery w:val="Table of Contents"/>
           <w:docPartUnique w:val="1"/>
@@ -378,8 +378,8 @@
             <w:r>
               <w:rPr>
                 <w:rFonts w:ascii="Arial" w:cs="Arial" w:eastAsia="Arial" w:hAnsi="Arial"/>
-                <w:b w:val="0"/>
-                <w:bCs w:val="0"/>
+                <w:b w:val="1"/>
+                <w:bCs w:val="1"/>
                 <w:i w:val="0"/>
                 <w:iCs w:val="0"/>
                 <w:smallCaps w:val="0"/>
@@ -431,8 +431,8 @@
             <w:r>
               <w:rPr>
                 <w:rFonts w:ascii="Arial" w:cs="Arial" w:eastAsia="Arial" w:hAnsi="Arial"/>
-                <w:b w:val="0"/>
-                <w:bCs w:val="0"/>
+                <w:b w:val="1"/>
+                <w:bCs w:val="1"/>
                 <w:i w:val="0"/>
                 <w:iCs w:val="0"/>
                 <w:smallCaps w:val="0"/>
@@ -484,8 +484,8 @@
             <w:r>
               <w:rPr>
                 <w:rFonts w:ascii="Arial" w:cs="Arial" w:eastAsia="Arial" w:hAnsi="Arial"/>
-                <w:b w:val="0"/>
-                <w:bCs w:val="0"/>
+                <w:b w:val="1"/>
+                <w:bCs w:val="1"/>
                 <w:i w:val="0"/>
                 <w:iCs w:val="0"/>
                 <w:smallCaps w:val="0"/>
@@ -589,8 +589,8 @@
             <w:r>
               <w:rPr>
                 <w:rFonts w:ascii="Arial" w:cs="Arial" w:eastAsia="Arial" w:hAnsi="Arial"/>
-                <w:b w:val="0"/>
-                <w:bCs w:val="0"/>
+                <w:b w:val="1"/>
+                <w:bCs w:val="1"/>
                 <w:i w:val="0"/>
                 <w:iCs w:val="0"/>
                 <w:smallCaps w:val="0"/>
@@ -642,8 +642,8 @@
             <w:r>
               <w:rPr>
                 <w:rFonts w:ascii="Arial" w:cs="Arial" w:eastAsia="Arial" w:hAnsi="Arial"/>
-                <w:b w:val="0"/>
-                <w:bCs w:val="0"/>
+                <w:b w:val="1"/>
+                <w:bCs w:val="1"/>
                 <w:i w:val="0"/>
                 <w:iCs w:val="0"/>
                 <w:smallCaps w:val="0"/>
@@ -695,8 +695,8 @@
             <w:r>
               <w:rPr>
                 <w:rFonts w:ascii="Arial" w:cs="Arial" w:eastAsia="Arial" w:hAnsi="Arial"/>
-                <w:b w:val="0"/>
-                <w:bCs w:val="0"/>
+                <w:b w:val="1"/>
+                <w:bCs w:val="1"/>
                 <w:i w:val="0"/>
                 <w:iCs w:val="0"/>
                 <w:smallCaps w:val="0"/>
@@ -800,8 +800,8 @@
             <w:r>
               <w:rPr>
                 <w:rFonts w:ascii="Arial" w:cs="Arial" w:eastAsia="Arial" w:hAnsi="Arial"/>
-                <w:b w:val="0"/>
-                <w:bCs w:val="0"/>
+                <w:b w:val="1"/>
+                <w:bCs w:val="1"/>
                 <w:i w:val="0"/>
                 <w:iCs w:val="0"/>
                 <w:smallCaps w:val="0"/>
@@ -853,8 +853,8 @@
             <w:r>
               <w:rPr>
                 <w:rFonts w:ascii="Arial" w:cs="Arial" w:eastAsia="Arial" w:hAnsi="Arial"/>
-                <w:b w:val="0"/>
-                <w:bCs w:val="0"/>
+                <w:b w:val="1"/>
+                <w:bCs w:val="1"/>
                 <w:i w:val="0"/>
                 <w:iCs w:val="0"/>
                 <w:smallCaps w:val="0"/>
@@ -958,8 +958,8 @@
             <w:r>
               <w:rPr>
                 <w:rFonts w:ascii="Arial" w:cs="Arial" w:eastAsia="Arial" w:hAnsi="Arial"/>
-                <w:b w:val="0"/>
-                <w:bCs w:val="0"/>
+                <w:b w:val="1"/>
+                <w:bCs w:val="1"/>
                 <w:i w:val="0"/>
                 <w:iCs w:val="0"/>
                 <w:smallCaps w:val="0"/>
@@ -1011,8 +1011,8 @@
             <w:r>
               <w:rPr>
                 <w:rFonts w:ascii="Arial" w:cs="Arial" w:eastAsia="Arial" w:hAnsi="Arial"/>
-                <w:b w:val="0"/>
-                <w:bCs w:val="0"/>
+                <w:b w:val="1"/>
+                <w:bCs w:val="1"/>
                 <w:i w:val="0"/>
                 <w:iCs w:val="0"/>
                 <w:smallCaps w:val="0"/>
@@ -1220,8 +1220,8 @@
             <w:r>
               <w:rPr>
                 <w:rFonts w:ascii="Arial" w:cs="Arial" w:eastAsia="Arial" w:hAnsi="Arial"/>
-                <w:b w:val="0"/>
-                <w:bCs w:val="0"/>
+                <w:b w:val="1"/>
+                <w:bCs w:val="1"/>
                 <w:i w:val="0"/>
                 <w:iCs w:val="0"/>
                 <w:smallCaps w:val="0"/>
@@ -1273,8 +1273,8 @@
             <w:r>
               <w:rPr>
                 <w:rFonts w:ascii="Arial" w:cs="Arial" w:eastAsia="Arial" w:hAnsi="Arial"/>
-                <w:b w:val="0"/>
-                <w:bCs w:val="0"/>
+                <w:b w:val="1"/>
+                <w:bCs w:val="1"/>
                 <w:i w:val="0"/>
                 <w:iCs w:val="0"/>
                 <w:smallCaps w:val="0"/>
@@ -1326,8 +1326,8 @@
             <w:r>
               <w:rPr>
                 <w:rFonts w:ascii="Arial" w:cs="Arial" w:eastAsia="Arial" w:hAnsi="Arial"/>
-                <w:b w:val="0"/>
-                <w:bCs w:val="0"/>
+                <w:b w:val="1"/>
+                <w:bCs w:val="1"/>
                 <w:i w:val="0"/>
                 <w:iCs w:val="0"/>
                 <w:smallCaps w:val="0"/>
@@ -1684,7 +1684,7 @@
       <w:pPr>
         <w:numPr>
           <w:ilvl w:val="0"/>
-          <w:numId w:val="1"/>
+          <w:numId w:val="2"/>
         </w:numPr>
         <w:pBdr>
           <w:top w:color="auto" w:space="0" w:sz="0" w:val="none"/>
@@ -1709,7 +1709,7 @@
       <w:pPr>
         <w:numPr>
           <w:ilvl w:val="0"/>
-          <w:numId w:val="1"/>
+          <w:numId w:val="2"/>
         </w:numPr>
         <w:pBdr>
           <w:top w:color="auto" w:space="0" w:sz="0" w:val="none"/>
@@ -1754,7 +1754,7 @@
       <w:pPr>
         <w:numPr>
           <w:ilvl w:val="0"/>
-          <w:numId w:val="1"/>
+          <w:numId w:val="2"/>
         </w:numPr>
         <w:pBdr>
           <w:top w:color="auto" w:space="0" w:sz="0" w:val="none"/>
@@ -1780,7 +1780,7 @@
       <w:pPr>
         <w:numPr>
           <w:ilvl w:val="0"/>
-          <w:numId w:val="1"/>
+          <w:numId w:val="2"/>
         </w:numPr>
         <w:pBdr>
           <w:top w:color="auto" w:space="0" w:sz="0" w:val="none"/>
@@ -3638,7 +3638,7 @@
                 <w:szCs w:val="17"/>
                 <w:rtl w:val="0"/>
               </w:rPr>
-              <w:t xml:space="preserve"> ├── index.html</w:t>
+              <w:t xml:space="preserve"> ├── index.html  → inicio de sesión</w:t>
             </w:r>
             <w:r>
               <w:rPr>
@@ -3652,21 +3652,20 @@
               <w:keepLines w:val="1"/>
               <w:spacing w:line="240" w:lineRule="auto"/>
               <w:jc w:val="both"/>
-              <w:rPr/>
-            </w:pPr>
-            <w:r>
               <w:rPr>
                 <w:rFonts w:ascii="Consolas" w:cs="Consolas" w:eastAsia="Consolas" w:hAnsi="Consolas"/>
                 <w:sz w:val="17"/>
                 <w:szCs w:val="17"/>
-                <w:rtl w:val="0"/>
-              </w:rPr>
-              <w:t xml:space="preserve"> ├── pages/      → demás páginas .html</w:t>
-            </w:r>
-            <w:r>
-              <w:rPr>
-                <w:rtl w:val="0"/>
-              </w:rPr>
+              </w:rPr>
+            </w:pPr>
+            <w:r>
+              <w:rPr>
+                <w:rFonts w:ascii="Consolas" w:cs="Consolas" w:eastAsia="Consolas" w:hAnsi="Consolas"/>
+                <w:sz w:val="17"/>
+                <w:szCs w:val="17"/>
+                <w:rtl w:val="0"/>
+              </w:rPr>
+              <w:t xml:space="preserve"> ├── pages/      → demás páginas HTML</w:t>
             </w:r>
           </w:p>
           <w:p>
@@ -3675,21 +3674,20 @@
               <w:keepLines w:val="1"/>
               <w:spacing w:line="240" w:lineRule="auto"/>
               <w:jc w:val="both"/>
-              <w:rPr/>
-            </w:pPr>
-            <w:r>
               <w:rPr>
                 <w:rFonts w:ascii="Consolas" w:cs="Consolas" w:eastAsia="Consolas" w:hAnsi="Consolas"/>
                 <w:sz w:val="17"/>
                 <w:szCs w:val="17"/>
-                <w:rtl w:val="0"/>
-              </w:rPr>
-              <w:t xml:space="preserve"> ├── css/        → hojas de estilo (styles.css)</w:t>
-            </w:r>
-            <w:r>
-              <w:rPr>
-                <w:rtl w:val="0"/>
-              </w:rPr>
+              </w:rPr>
+            </w:pPr>
+            <w:r>
+              <w:rPr>
+                <w:rFonts w:ascii="Consolas" w:cs="Consolas" w:eastAsia="Consolas" w:hAnsi="Consolas"/>
+                <w:sz w:val="17"/>
+                <w:szCs w:val="17"/>
+                <w:rtl w:val="0"/>
+              </w:rPr>
+              <w:t xml:space="preserve"> │  ├──inicio.html</w:t>
             </w:r>
           </w:p>
           <w:p>
@@ -3698,21 +3696,20 @@
               <w:keepLines w:val="1"/>
               <w:spacing w:line="240" w:lineRule="auto"/>
               <w:jc w:val="both"/>
-              <w:rPr/>
-            </w:pPr>
-            <w:r>
               <w:rPr>
                 <w:rFonts w:ascii="Consolas" w:cs="Consolas" w:eastAsia="Consolas" w:hAnsi="Consolas"/>
                 <w:sz w:val="17"/>
                 <w:szCs w:val="17"/>
-                <w:rtl w:val="0"/>
-              </w:rPr>
-              <w:t xml:space="preserve"> ├── js/         → scripts de validación (validacion.js, …)</w:t>
-            </w:r>
-            <w:r>
-              <w:rPr>
-                <w:rtl w:val="0"/>
-              </w:rPr>
+              </w:rPr>
+            </w:pPr>
+            <w:r>
+              <w:rPr>
+                <w:rFonts w:ascii="Consolas" w:cs="Consolas" w:eastAsia="Consolas" w:hAnsi="Consolas"/>
+                <w:sz w:val="17"/>
+                <w:szCs w:val="17"/>
+                <w:rtl w:val="0"/>
+              </w:rPr>
+              <w:t xml:space="preserve"> │  ├──usuarios.html</w:t>
             </w:r>
           </w:p>
           <w:p>
@@ -3721,21 +3718,20 @@
               <w:keepLines w:val="1"/>
               <w:spacing w:line="240" w:lineRule="auto"/>
               <w:jc w:val="both"/>
-              <w:rPr/>
-            </w:pPr>
-            <w:r>
               <w:rPr>
                 <w:rFonts w:ascii="Consolas" w:cs="Consolas" w:eastAsia="Consolas" w:hAnsi="Consolas"/>
                 <w:sz w:val="17"/>
                 <w:szCs w:val="17"/>
-                <w:rtl w:val="0"/>
-              </w:rPr>
-              <w:t xml:space="preserve"> ├── img/        → imágenes y recursos</w:t>
-            </w:r>
-            <w:r>
-              <w:rPr>
-                <w:rtl w:val="0"/>
-              </w:rPr>
+              </w:rPr>
+            </w:pPr>
+            <w:r>
+              <w:rPr>
+                <w:rFonts w:ascii="Consolas" w:cs="Consolas" w:eastAsia="Consolas" w:hAnsi="Consolas"/>
+                <w:sz w:val="17"/>
+                <w:szCs w:val="17"/>
+                <w:rtl w:val="0"/>
+              </w:rPr>
+              <w:t xml:space="preserve"> │  ├──perfil.html</w:t>
             </w:r>
           </w:p>
           <w:p>
@@ -3744,16 +3740,291 @@
               <w:keepLines w:val="1"/>
               <w:spacing w:line="240" w:lineRule="auto"/>
               <w:jc w:val="both"/>
-              <w:rPr/>
-            </w:pPr>
-            <w:r>
               <w:rPr>
                 <w:rFonts w:ascii="Consolas" w:cs="Consolas" w:eastAsia="Consolas" w:hAnsi="Consolas"/>
                 <w:sz w:val="17"/>
                 <w:szCs w:val="17"/>
-                <w:rtl w:val="0"/>
-              </w:rPr>
-              <w:t xml:space="preserve"> └── README.md</w:t>
+              </w:rPr>
+            </w:pPr>
+            <w:r>
+              <w:rPr>
+                <w:rFonts w:ascii="Consolas" w:cs="Consolas" w:eastAsia="Consolas" w:hAnsi="Consolas"/>
+                <w:sz w:val="17"/>
+                <w:szCs w:val="17"/>
+                <w:rtl w:val="0"/>
+              </w:rPr>
+              <w:t xml:space="preserve"> │  ├──catalogos.html</w:t>
+            </w:r>
+          </w:p>
+          <w:p>
+            <w:pPr>
+              <w:keepNext w:val="1"/>
+              <w:keepLines w:val="1"/>
+              <w:spacing w:line="240" w:lineRule="auto"/>
+              <w:jc w:val="both"/>
+              <w:rPr>
+                <w:rFonts w:ascii="Consolas" w:cs="Consolas" w:eastAsia="Consolas" w:hAnsi="Consolas"/>
+                <w:sz w:val="17"/>
+                <w:szCs w:val="17"/>
+              </w:rPr>
+            </w:pPr>
+            <w:r>
+              <w:rPr>
+                <w:rFonts w:ascii="Consolas" w:cs="Consolas" w:eastAsia="Consolas" w:hAnsi="Consolas"/>
+                <w:sz w:val="17"/>
+                <w:szCs w:val="17"/>
+                <w:rtl w:val="0"/>
+              </w:rPr>
+              <w:t xml:space="preserve"> │  ├──curso-formulario.html</w:t>
+            </w:r>
+          </w:p>
+          <w:p>
+            <w:pPr>
+              <w:keepNext w:val="1"/>
+              <w:keepLines w:val="1"/>
+              <w:spacing w:line="240" w:lineRule="auto"/>
+              <w:jc w:val="both"/>
+              <w:rPr>
+                <w:rFonts w:ascii="Consolas" w:cs="Consolas" w:eastAsia="Consolas" w:hAnsi="Consolas"/>
+                <w:sz w:val="17"/>
+                <w:szCs w:val="17"/>
+              </w:rPr>
+            </w:pPr>
+            <w:r>
+              <w:rPr>
+                <w:rFonts w:ascii="Consolas" w:cs="Consolas" w:eastAsia="Consolas" w:hAnsi="Consolas"/>
+                <w:sz w:val="17"/>
+                <w:szCs w:val="17"/>
+                <w:rtl w:val="0"/>
+              </w:rPr>
+              <w:t xml:space="preserve"> │  ├──cursos.html</w:t>
+            </w:r>
+          </w:p>
+          <w:p>
+            <w:pPr>
+              <w:keepNext w:val="1"/>
+              <w:keepLines w:val="1"/>
+              <w:spacing w:line="240" w:lineRule="auto"/>
+              <w:jc w:val="both"/>
+              <w:rPr>
+                <w:rFonts w:ascii="Consolas" w:cs="Consolas" w:eastAsia="Consolas" w:hAnsi="Consolas"/>
+                <w:sz w:val="17"/>
+                <w:szCs w:val="17"/>
+              </w:rPr>
+            </w:pPr>
+            <w:r>
+              <w:rPr>
+                <w:rFonts w:ascii="Consolas" w:cs="Consolas" w:eastAsia="Consolas" w:hAnsi="Consolas"/>
+                <w:sz w:val="17"/>
+                <w:szCs w:val="17"/>
+                <w:rtl w:val="0"/>
+              </w:rPr>
+              <w:t xml:space="preserve"> │  ├──curso-detalle.html</w:t>
+            </w:r>
+          </w:p>
+          <w:p>
+            <w:pPr>
+              <w:keepNext w:val="1"/>
+              <w:keepLines w:val="1"/>
+              <w:spacing w:line="240" w:lineRule="auto"/>
+              <w:jc w:val="both"/>
+              <w:rPr>
+                <w:rFonts w:ascii="Consolas" w:cs="Consolas" w:eastAsia="Consolas" w:hAnsi="Consolas"/>
+                <w:sz w:val="17"/>
+                <w:szCs w:val="17"/>
+              </w:rPr>
+            </w:pPr>
+            <w:r>
+              <w:rPr>
+                <w:rFonts w:ascii="Consolas" w:cs="Consolas" w:eastAsia="Consolas" w:hAnsi="Consolas"/>
+                <w:sz w:val="17"/>
+                <w:szCs w:val="17"/>
+                <w:rtl w:val="0"/>
+              </w:rPr>
+              <w:t xml:space="preserve"> │  ├──revision.html</w:t>
+            </w:r>
+          </w:p>
+          <w:p>
+            <w:pPr>
+              <w:keepNext w:val="1"/>
+              <w:keepLines w:val="1"/>
+              <w:spacing w:line="240" w:lineRule="auto"/>
+              <w:jc w:val="both"/>
+              <w:rPr>
+                <w:rFonts w:ascii="Consolas" w:cs="Consolas" w:eastAsia="Consolas" w:hAnsi="Consolas"/>
+                <w:sz w:val="17"/>
+                <w:szCs w:val="17"/>
+              </w:rPr>
+            </w:pPr>
+            <w:r>
+              <w:rPr>
+                <w:rFonts w:ascii="Consolas" w:cs="Consolas" w:eastAsia="Consolas" w:hAnsi="Consolas"/>
+                <w:sz w:val="17"/>
+                <w:szCs w:val="17"/>
+                <w:rtl w:val="0"/>
+              </w:rPr>
+              <w:t xml:space="preserve"> ├── css/ </w:t>
+            </w:r>
+          </w:p>
+          <w:p>
+            <w:pPr>
+              <w:keepNext w:val="1"/>
+              <w:keepLines w:val="1"/>
+              <w:spacing w:line="240" w:lineRule="auto"/>
+              <w:jc w:val="both"/>
+              <w:rPr/>
+            </w:pPr>
+            <w:r>
+              <w:rPr>
+                <w:rFonts w:ascii="Consolas" w:cs="Consolas" w:eastAsia="Consolas" w:hAnsi="Consolas"/>
+                <w:sz w:val="17"/>
+                <w:szCs w:val="17"/>
+                <w:rtl w:val="0"/>
+              </w:rPr>
+              <w:t xml:space="preserve"> │  ├──styles.css  → estilos y diseño responsive   </w:t>
+            </w:r>
+            <w:r>
+              <w:rPr>
+                <w:rtl w:val="0"/>
+              </w:rPr>
+            </w:r>
+          </w:p>
+          <w:p>
+            <w:pPr>
+              <w:keepNext w:val="1"/>
+              <w:keepLines w:val="1"/>
+              <w:spacing w:line="240" w:lineRule="auto"/>
+              <w:jc w:val="both"/>
+              <w:rPr>
+                <w:rFonts w:ascii="Consolas" w:cs="Consolas" w:eastAsia="Consolas" w:hAnsi="Consolas"/>
+                <w:sz w:val="17"/>
+                <w:szCs w:val="17"/>
+              </w:rPr>
+            </w:pPr>
+            <w:r>
+              <w:rPr>
+                <w:rFonts w:ascii="Consolas" w:cs="Consolas" w:eastAsia="Consolas" w:hAnsi="Consolas"/>
+                <w:sz w:val="17"/>
+                <w:szCs w:val="17"/>
+                <w:rtl w:val="0"/>
+              </w:rPr>
+              <w:t xml:space="preserve"> ├── js/         </w:t>
+            </w:r>
+          </w:p>
+          <w:p>
+            <w:pPr>
+              <w:keepNext w:val="1"/>
+              <w:keepLines w:val="1"/>
+              <w:spacing w:line="240" w:lineRule="auto"/>
+              <w:jc w:val="both"/>
+              <w:rPr>
+                <w:rFonts w:ascii="Consolas" w:cs="Consolas" w:eastAsia="Consolas" w:hAnsi="Consolas"/>
+                <w:sz w:val="17"/>
+                <w:szCs w:val="17"/>
+              </w:rPr>
+            </w:pPr>
+            <w:r>
+              <w:rPr>
+                <w:rFonts w:ascii="Consolas" w:cs="Consolas" w:eastAsia="Consolas" w:hAnsi="Consolas"/>
+                <w:sz w:val="17"/>
+                <w:szCs w:val="17"/>
+                <w:rtl w:val="0"/>
+              </w:rPr>
+              <w:t xml:space="preserve"> │  ├──</w:t>
+            </w:r>
+            <w:hyperlink r:id="rId7">
+              <w:r>
+                <w:rPr>
+                  <w:rFonts w:ascii="Consolas" w:cs="Consolas" w:eastAsia="Consolas" w:hAnsi="Consolas"/>
+                  <w:color w:val="1155cc"/>
+                  <w:sz w:val="17"/>
+                  <w:szCs w:val="17"/>
+                  <w:u w:val="single"/>
+                  <w:rtl w:val="0"/>
+                </w:rPr>
+                <w:t xml:space="preserve">validacion.js</w:t>
+              </w:r>
+            </w:hyperlink>
+            <w:r>
+              <w:rPr>
+                <w:rFonts w:ascii="Consolas" w:cs="Consolas" w:eastAsia="Consolas" w:hAnsi="Consolas"/>
+                <w:sz w:val="17"/>
+                <w:szCs w:val="17"/>
+                <w:rtl w:val="0"/>
+              </w:rPr>
+              <w:t xml:space="preserve"> </w:t>
+            </w:r>
+            <w:r>
+              <w:rPr>
+                <w:rFonts w:ascii="Consolas" w:cs="Consolas" w:eastAsia="Consolas" w:hAnsi="Consolas"/>
+                <w:sz w:val="17"/>
+                <w:szCs w:val="17"/>
+                <w:rtl w:val="0"/>
+              </w:rPr>
+              <w:t xml:space="preserve">→ validación y comportamiento del cliente</w:t>
+            </w:r>
+          </w:p>
+          <w:p>
+            <w:pPr>
+              <w:keepNext w:val="1"/>
+              <w:keepLines w:val="1"/>
+              <w:spacing w:line="240" w:lineRule="auto"/>
+              <w:jc w:val="both"/>
+              <w:rPr/>
+            </w:pPr>
+            <w:r>
+              <w:rPr>
+                <w:rFonts w:ascii="Consolas" w:cs="Consolas" w:eastAsia="Consolas" w:hAnsi="Consolas"/>
+                <w:sz w:val="17"/>
+                <w:szCs w:val="17"/>
+                <w:rtl w:val="0"/>
+              </w:rPr>
+              <w:t xml:space="preserve"> ├── img/   → logo, avatares e imágenes        </w:t>
+            </w:r>
+            <w:r>
+              <w:rPr>
+                <w:rtl w:val="0"/>
+              </w:rPr>
+            </w:r>
+          </w:p>
+          <w:p>
+            <w:pPr>
+              <w:keepNext w:val="1"/>
+              <w:keepLines w:val="1"/>
+              <w:spacing w:line="240" w:lineRule="auto"/>
+              <w:jc w:val="both"/>
+              <w:rPr/>
+            </w:pPr>
+            <w:r>
+              <w:rPr>
+                <w:rFonts w:ascii="Consolas" w:cs="Consolas" w:eastAsia="Consolas" w:hAnsi="Consolas"/>
+                <w:sz w:val="17"/>
+                <w:szCs w:val="17"/>
+                <w:rtl w:val="0"/>
+              </w:rPr>
+              <w:t xml:space="preserve"> └── </w:t>
+            </w:r>
+            <w:hyperlink r:id="rId8">
+              <w:r>
+                <w:rPr>
+                  <w:rFonts w:ascii="Consolas" w:cs="Consolas" w:eastAsia="Consolas" w:hAnsi="Consolas"/>
+                  <w:color w:val="1155cc"/>
+                  <w:sz w:val="17"/>
+                  <w:szCs w:val="17"/>
+                  <w:u w:val="single"/>
+                  <w:rtl w:val="0"/>
+                </w:rPr>
+                <w:t xml:space="preserve">README.md</w:t>
+              </w:r>
+            </w:hyperlink>
+            <w:r>
+              <w:rPr>
+                <w:rFonts w:ascii="Consolas" w:cs="Consolas" w:eastAsia="Consolas" w:hAnsi="Consolas"/>
+                <w:sz w:val="17"/>
+                <w:szCs w:val="17"/>
+                <w:rtl w:val="0"/>
+              </w:rPr>
+              <w:t xml:space="preserve">  → información general del proyecto</w:t>
             </w:r>
             <w:r>
               <w:rPr>
@@ -3979,7 +4250,10 @@
             <w:pPr>
               <w:spacing w:after="20" w:line="240" w:lineRule="auto"/>
               <w:jc w:val="both"/>
-              <w:rPr/>
+              <w:rPr>
+                <w:sz w:val="20"/>
+                <w:szCs w:val="20"/>
+              </w:rPr>
             </w:pPr>
             <w:r>
               <w:rPr>
@@ -3989,68 +4263,75 @@
               </w:rPr>
               <w:t xml:space="preserve">index.html</w:t>
             </w:r>
-            <w:r>
-              <w:rPr>
-                <w:rtl w:val="0"/>
-              </w:rPr>
-            </w:r>
-          </w:p>
-        </w:tc>
-        <w:tc>
-          <w:tcPr>
-            <w:tcBorders>
-              <w:top w:color="000000" w:space="0" w:sz="4" w:val="single"/>
-              <w:left w:color="000000" w:space="0" w:sz="4" w:val="single"/>
-              <w:bottom w:color="000000" w:space="0" w:sz="4" w:val="single"/>
-              <w:right w:color="000000" w:space="0" w:sz="4" w:val="single"/>
-            </w:tcBorders>
-            <w:tcMar>
-              <w:top w:w="60.0" w:type="dxa"/>
-              <w:left w:w="100.0" w:type="dxa"/>
-              <w:bottom w:w="60.0" w:type="dxa"/>
-              <w:right w:w="100.0" w:type="dxa"/>
-            </w:tcMar>
-            <w:vAlign w:val="top"/>
-          </w:tcPr>
-          <w:p>
-            <w:pPr>
-              <w:spacing w:after="20" w:line="240" w:lineRule="auto"/>
-              <w:jc w:val="both"/>
-              <w:rPr/>
-            </w:pPr>
-            <w:r>
-              <w:rPr>
-                <w:rtl w:val="0"/>
-              </w:rPr>
-            </w:r>
-          </w:p>
-        </w:tc>
-        <w:tc>
-          <w:tcPr>
-            <w:tcBorders>
-              <w:top w:color="000000" w:space="0" w:sz="4" w:val="single"/>
-              <w:left w:color="000000" w:space="0" w:sz="4" w:val="single"/>
-              <w:bottom w:color="000000" w:space="0" w:sz="4" w:val="single"/>
-              <w:right w:color="000000" w:space="0" w:sz="4" w:val="single"/>
-            </w:tcBorders>
-            <w:tcMar>
-              <w:top w:w="60.0" w:type="dxa"/>
-              <w:left w:w="100.0" w:type="dxa"/>
-              <w:bottom w:w="60.0" w:type="dxa"/>
-              <w:right w:w="100.0" w:type="dxa"/>
-            </w:tcMar>
-            <w:vAlign w:val="top"/>
-          </w:tcPr>
-          <w:p>
-            <w:pPr>
-              <w:spacing w:after="20" w:line="240" w:lineRule="auto"/>
-              <w:jc w:val="both"/>
-              <w:rPr/>
-            </w:pPr>
-            <w:r>
-              <w:rPr>
-                <w:rtl w:val="0"/>
-              </w:rPr>
+          </w:p>
+        </w:tc>
+        <w:tc>
+          <w:tcPr>
+            <w:tcBorders>
+              <w:top w:color="000000" w:space="0" w:sz="4" w:val="single"/>
+              <w:left w:color="000000" w:space="0" w:sz="4" w:val="single"/>
+              <w:bottom w:color="000000" w:space="0" w:sz="4" w:val="single"/>
+              <w:right w:color="000000" w:space="0" w:sz="4" w:val="single"/>
+            </w:tcBorders>
+            <w:tcMar>
+              <w:top w:w="60.0" w:type="dxa"/>
+              <w:left w:w="100.0" w:type="dxa"/>
+              <w:bottom w:w="60.0" w:type="dxa"/>
+              <w:right w:w="100.0" w:type="dxa"/>
+            </w:tcMar>
+            <w:vAlign w:val="top"/>
+          </w:tcPr>
+          <w:p>
+            <w:pPr>
+              <w:spacing w:after="20" w:line="240" w:lineRule="auto"/>
+              <w:jc w:val="both"/>
+              <w:rPr>
+                <w:sz w:val="20"/>
+                <w:szCs w:val="20"/>
+              </w:rPr>
+            </w:pPr>
+            <w:r>
+              <w:rPr>
+                <w:sz w:val="20"/>
+                <w:szCs w:val="20"/>
+                <w:rtl w:val="0"/>
+              </w:rPr>
+              <w:t xml:space="preserve">Permitir el inicio de sesión mediante cuenta institucional de Google o correo y contraseña. </w:t>
+            </w:r>
+          </w:p>
+        </w:tc>
+        <w:tc>
+          <w:tcPr>
+            <w:tcBorders>
+              <w:top w:color="000000" w:space="0" w:sz="4" w:val="single"/>
+              <w:left w:color="000000" w:space="0" w:sz="4" w:val="single"/>
+              <w:bottom w:color="000000" w:space="0" w:sz="4" w:val="single"/>
+              <w:right w:color="000000" w:space="0" w:sz="4" w:val="single"/>
+            </w:tcBorders>
+            <w:tcMar>
+              <w:top w:w="60.0" w:type="dxa"/>
+              <w:left w:w="100.0" w:type="dxa"/>
+              <w:bottom w:w="60.0" w:type="dxa"/>
+              <w:right w:w="100.0" w:type="dxa"/>
+            </w:tcMar>
+            <w:vAlign w:val="top"/>
+          </w:tcPr>
+          <w:p>
+            <w:pPr>
+              <w:spacing w:after="20" w:line="240" w:lineRule="auto"/>
+              <w:jc w:val="both"/>
+              <w:rPr>
+                <w:sz w:val="20"/>
+                <w:szCs w:val="20"/>
+              </w:rPr>
+            </w:pPr>
+            <w:r>
+              <w:rPr>
+                <w:sz w:val="20"/>
+                <w:szCs w:val="20"/>
+                <w:rtl w:val="0"/>
+              </w:rPr>
+              <w:t xml:space="preserve">Formulario de acceso, botón de Google, mensajes de validación y credenciales. </w:t>
             </w:r>
           </w:p>
         </w:tc>
@@ -4080,7 +4361,10 @@
             <w:pPr>
               <w:spacing w:after="20" w:line="240" w:lineRule="auto"/>
               <w:jc w:val="both"/>
-              <w:rPr/>
+              <w:rPr>
+                <w:sz w:val="20"/>
+                <w:szCs w:val="20"/>
+              </w:rPr>
             </w:pPr>
             <w:r>
               <w:rPr>
@@ -4090,68 +4374,75 @@
               </w:rPr>
               <w:t xml:space="preserve">inicio.html</w:t>
             </w:r>
-            <w:r>
-              <w:rPr>
-                <w:rtl w:val="0"/>
-              </w:rPr>
-            </w:r>
-          </w:p>
-        </w:tc>
-        <w:tc>
-          <w:tcPr>
-            <w:tcBorders>
-              <w:top w:color="000000" w:space="0" w:sz="4" w:val="single"/>
-              <w:left w:color="000000" w:space="0" w:sz="4" w:val="single"/>
-              <w:bottom w:color="000000" w:space="0" w:sz="4" w:val="single"/>
-              <w:right w:color="000000" w:space="0" w:sz="4" w:val="single"/>
-            </w:tcBorders>
-            <w:tcMar>
-              <w:top w:w="60.0" w:type="dxa"/>
-              <w:left w:w="100.0" w:type="dxa"/>
-              <w:bottom w:w="60.0" w:type="dxa"/>
-              <w:right w:w="100.0" w:type="dxa"/>
-            </w:tcMar>
-            <w:vAlign w:val="top"/>
-          </w:tcPr>
-          <w:p>
-            <w:pPr>
-              <w:spacing w:after="20" w:line="240" w:lineRule="auto"/>
-              <w:jc w:val="both"/>
-              <w:rPr/>
-            </w:pPr>
-            <w:r>
-              <w:rPr>
-                <w:rtl w:val="0"/>
-              </w:rPr>
-            </w:r>
-          </w:p>
-        </w:tc>
-        <w:tc>
-          <w:tcPr>
-            <w:tcBorders>
-              <w:top w:color="000000" w:space="0" w:sz="4" w:val="single"/>
-              <w:left w:color="000000" w:space="0" w:sz="4" w:val="single"/>
-              <w:bottom w:color="000000" w:space="0" w:sz="4" w:val="single"/>
-              <w:right w:color="000000" w:space="0" w:sz="4" w:val="single"/>
-            </w:tcBorders>
-            <w:tcMar>
-              <w:top w:w="60.0" w:type="dxa"/>
-              <w:left w:w="100.0" w:type="dxa"/>
-              <w:bottom w:w="60.0" w:type="dxa"/>
-              <w:right w:w="100.0" w:type="dxa"/>
-            </w:tcMar>
-            <w:vAlign w:val="top"/>
-          </w:tcPr>
-          <w:p>
-            <w:pPr>
-              <w:spacing w:after="20" w:line="240" w:lineRule="auto"/>
-              <w:jc w:val="both"/>
-              <w:rPr/>
-            </w:pPr>
-            <w:r>
-              <w:rPr>
-                <w:rtl w:val="0"/>
-              </w:rPr>
+          </w:p>
+        </w:tc>
+        <w:tc>
+          <w:tcPr>
+            <w:tcBorders>
+              <w:top w:color="000000" w:space="0" w:sz="4" w:val="single"/>
+              <w:left w:color="000000" w:space="0" w:sz="4" w:val="single"/>
+              <w:bottom w:color="000000" w:space="0" w:sz="4" w:val="single"/>
+              <w:right w:color="000000" w:space="0" w:sz="4" w:val="single"/>
+            </w:tcBorders>
+            <w:tcMar>
+              <w:top w:w="60.0" w:type="dxa"/>
+              <w:left w:w="100.0" w:type="dxa"/>
+              <w:bottom w:w="60.0" w:type="dxa"/>
+              <w:right w:w="100.0" w:type="dxa"/>
+            </w:tcMar>
+            <w:vAlign w:val="top"/>
+          </w:tcPr>
+          <w:p>
+            <w:pPr>
+              <w:spacing w:after="20" w:line="240" w:lineRule="auto"/>
+              <w:jc w:val="both"/>
+              <w:rPr>
+                <w:sz w:val="20"/>
+                <w:szCs w:val="20"/>
+              </w:rPr>
+            </w:pPr>
+            <w:r>
+              <w:rPr>
+                <w:sz w:val="20"/>
+                <w:szCs w:val="20"/>
+                <w:rtl w:val="0"/>
+              </w:rPr>
+              <w:t xml:space="preserve">Presentar un resumen de la gestión curricular y accesos rápidos. </w:t>
+            </w:r>
+          </w:p>
+        </w:tc>
+        <w:tc>
+          <w:tcPr>
+            <w:tcBorders>
+              <w:top w:color="000000" w:space="0" w:sz="4" w:val="single"/>
+              <w:left w:color="000000" w:space="0" w:sz="4" w:val="single"/>
+              <w:bottom w:color="000000" w:space="0" w:sz="4" w:val="single"/>
+              <w:right w:color="000000" w:space="0" w:sz="4" w:val="single"/>
+            </w:tcBorders>
+            <w:tcMar>
+              <w:top w:w="60.0" w:type="dxa"/>
+              <w:left w:w="100.0" w:type="dxa"/>
+              <w:bottom w:w="60.0" w:type="dxa"/>
+              <w:right w:w="100.0" w:type="dxa"/>
+            </w:tcMar>
+            <w:vAlign w:val="top"/>
+          </w:tcPr>
+          <w:p>
+            <w:pPr>
+              <w:spacing w:after="20" w:line="240" w:lineRule="auto"/>
+              <w:jc w:val="both"/>
+              <w:rPr>
+                <w:sz w:val="20"/>
+                <w:szCs w:val="20"/>
+              </w:rPr>
+            </w:pPr>
+            <w:r>
+              <w:rPr>
+                <w:sz w:val="20"/>
+                <w:szCs w:val="20"/>
+                <w:rtl w:val="0"/>
+              </w:rPr>
+              <w:t xml:space="preserve">Resumen por estado, acceso a nuevo curso y aviso de reportes. </w:t>
             </w:r>
           </w:p>
         </w:tc>
@@ -4181,7 +4472,10 @@
             <w:pPr>
               <w:spacing w:after="20" w:line="240" w:lineRule="auto"/>
               <w:jc w:val="both"/>
-              <w:rPr/>
+              <w:rPr>
+                <w:sz w:val="20"/>
+                <w:szCs w:val="20"/>
+              </w:rPr>
             </w:pPr>
             <w:r>
               <w:rPr>
@@ -4191,68 +4485,75 @@
               </w:rPr>
               <w:t xml:space="preserve">usuarios.html</w:t>
             </w:r>
-            <w:r>
-              <w:rPr>
-                <w:rtl w:val="0"/>
-              </w:rPr>
-            </w:r>
-          </w:p>
-        </w:tc>
-        <w:tc>
-          <w:tcPr>
-            <w:tcBorders>
-              <w:top w:color="000000" w:space="0" w:sz="4" w:val="single"/>
-              <w:left w:color="000000" w:space="0" w:sz="4" w:val="single"/>
-              <w:bottom w:color="000000" w:space="0" w:sz="4" w:val="single"/>
-              <w:right w:color="000000" w:space="0" w:sz="4" w:val="single"/>
-            </w:tcBorders>
-            <w:tcMar>
-              <w:top w:w="60.0" w:type="dxa"/>
-              <w:left w:w="100.0" w:type="dxa"/>
-              <w:bottom w:w="60.0" w:type="dxa"/>
-              <w:right w:w="100.0" w:type="dxa"/>
-            </w:tcMar>
-            <w:vAlign w:val="top"/>
-          </w:tcPr>
-          <w:p>
-            <w:pPr>
-              <w:spacing w:after="20" w:line="240" w:lineRule="auto"/>
-              <w:jc w:val="both"/>
-              <w:rPr/>
-            </w:pPr>
-            <w:r>
-              <w:rPr>
-                <w:rtl w:val="0"/>
-              </w:rPr>
-            </w:r>
-          </w:p>
-        </w:tc>
-        <w:tc>
-          <w:tcPr>
-            <w:tcBorders>
-              <w:top w:color="000000" w:space="0" w:sz="4" w:val="single"/>
-              <w:left w:color="000000" w:space="0" w:sz="4" w:val="single"/>
-              <w:bottom w:color="000000" w:space="0" w:sz="4" w:val="single"/>
-              <w:right w:color="000000" w:space="0" w:sz="4" w:val="single"/>
-            </w:tcBorders>
-            <w:tcMar>
-              <w:top w:w="60.0" w:type="dxa"/>
-              <w:left w:w="100.0" w:type="dxa"/>
-              <w:bottom w:w="60.0" w:type="dxa"/>
-              <w:right w:w="100.0" w:type="dxa"/>
-            </w:tcMar>
-            <w:vAlign w:val="top"/>
-          </w:tcPr>
-          <w:p>
-            <w:pPr>
-              <w:spacing w:after="20" w:line="240" w:lineRule="auto"/>
-              <w:jc w:val="both"/>
-              <w:rPr/>
-            </w:pPr>
-            <w:r>
-              <w:rPr>
-                <w:rtl w:val="0"/>
-              </w:rPr>
+          </w:p>
+        </w:tc>
+        <w:tc>
+          <w:tcPr>
+            <w:tcBorders>
+              <w:top w:color="000000" w:space="0" w:sz="4" w:val="single"/>
+              <w:left w:color="000000" w:space="0" w:sz="4" w:val="single"/>
+              <w:bottom w:color="000000" w:space="0" w:sz="4" w:val="single"/>
+              <w:right w:color="000000" w:space="0" w:sz="4" w:val="single"/>
+            </w:tcBorders>
+            <w:tcMar>
+              <w:top w:w="60.0" w:type="dxa"/>
+              <w:left w:w="100.0" w:type="dxa"/>
+              <w:bottom w:w="60.0" w:type="dxa"/>
+              <w:right w:w="100.0" w:type="dxa"/>
+            </w:tcMar>
+            <w:vAlign w:val="top"/>
+          </w:tcPr>
+          <w:p>
+            <w:pPr>
+              <w:spacing w:after="20" w:line="240" w:lineRule="auto"/>
+              <w:jc w:val="both"/>
+              <w:rPr>
+                <w:sz w:val="20"/>
+                <w:szCs w:val="20"/>
+              </w:rPr>
+            </w:pPr>
+            <w:r>
+              <w:rPr>
+                <w:sz w:val="20"/>
+                <w:szCs w:val="20"/>
+                <w:rtl w:val="0"/>
+              </w:rPr>
+              <w:t xml:space="preserve">Permitir al Administrador registrar y gestionar usuarios. </w:t>
+            </w:r>
+          </w:p>
+        </w:tc>
+        <w:tc>
+          <w:tcPr>
+            <w:tcBorders>
+              <w:top w:color="000000" w:space="0" w:sz="4" w:val="single"/>
+              <w:left w:color="000000" w:space="0" w:sz="4" w:val="single"/>
+              <w:bottom w:color="000000" w:space="0" w:sz="4" w:val="single"/>
+              <w:right w:color="000000" w:space="0" w:sz="4" w:val="single"/>
+            </w:tcBorders>
+            <w:tcMar>
+              <w:top w:w="60.0" w:type="dxa"/>
+              <w:left w:w="100.0" w:type="dxa"/>
+              <w:bottom w:w="60.0" w:type="dxa"/>
+              <w:right w:w="100.0" w:type="dxa"/>
+            </w:tcMar>
+            <w:vAlign w:val="top"/>
+          </w:tcPr>
+          <w:p>
+            <w:pPr>
+              <w:spacing w:after="20" w:line="240" w:lineRule="auto"/>
+              <w:jc w:val="both"/>
+              <w:rPr>
+                <w:sz w:val="20"/>
+                <w:szCs w:val="20"/>
+              </w:rPr>
+            </w:pPr>
+            <w:r>
+              <w:rPr>
+                <w:sz w:val="20"/>
+                <w:szCs w:val="20"/>
+                <w:rtl w:val="0"/>
+              </w:rPr>
+              <w:t xml:space="preserve">Tabla de usuarios, formulario de datos, rol, contraseña y avatar. </w:t>
             </w:r>
           </w:p>
         </w:tc>
@@ -4282,7 +4583,10 @@
             <w:pPr>
               <w:spacing w:after="20" w:line="240" w:lineRule="auto"/>
               <w:jc w:val="both"/>
-              <w:rPr/>
+              <w:rPr>
+                <w:sz w:val="20"/>
+                <w:szCs w:val="20"/>
+              </w:rPr>
             </w:pPr>
             <w:r>
               <w:rPr>
@@ -4292,68 +4596,75 @@
               </w:rPr>
               <w:t xml:space="preserve">perfil.html</w:t>
             </w:r>
-            <w:r>
-              <w:rPr>
-                <w:rtl w:val="0"/>
-              </w:rPr>
-            </w:r>
-          </w:p>
-        </w:tc>
-        <w:tc>
-          <w:tcPr>
-            <w:tcBorders>
-              <w:top w:color="000000" w:space="0" w:sz="4" w:val="single"/>
-              <w:left w:color="000000" w:space="0" w:sz="4" w:val="single"/>
-              <w:bottom w:color="000000" w:space="0" w:sz="4" w:val="single"/>
-              <w:right w:color="000000" w:space="0" w:sz="4" w:val="single"/>
-            </w:tcBorders>
-            <w:tcMar>
-              <w:top w:w="60.0" w:type="dxa"/>
-              <w:left w:w="100.0" w:type="dxa"/>
-              <w:bottom w:w="60.0" w:type="dxa"/>
-              <w:right w:w="100.0" w:type="dxa"/>
-            </w:tcMar>
-            <w:vAlign w:val="top"/>
-          </w:tcPr>
-          <w:p>
-            <w:pPr>
-              <w:spacing w:after="20" w:line="240" w:lineRule="auto"/>
-              <w:jc w:val="both"/>
-              <w:rPr/>
-            </w:pPr>
-            <w:r>
-              <w:rPr>
-                <w:rtl w:val="0"/>
-              </w:rPr>
-            </w:r>
-          </w:p>
-        </w:tc>
-        <w:tc>
-          <w:tcPr>
-            <w:tcBorders>
-              <w:top w:color="000000" w:space="0" w:sz="4" w:val="single"/>
-              <w:left w:color="000000" w:space="0" w:sz="4" w:val="single"/>
-              <w:bottom w:color="000000" w:space="0" w:sz="4" w:val="single"/>
-              <w:right w:color="000000" w:space="0" w:sz="4" w:val="single"/>
-            </w:tcBorders>
-            <w:tcMar>
-              <w:top w:w="60.0" w:type="dxa"/>
-              <w:left w:w="100.0" w:type="dxa"/>
-              <w:bottom w:w="60.0" w:type="dxa"/>
-              <w:right w:w="100.0" w:type="dxa"/>
-            </w:tcMar>
-            <w:vAlign w:val="top"/>
-          </w:tcPr>
-          <w:p>
-            <w:pPr>
-              <w:spacing w:after="20" w:line="240" w:lineRule="auto"/>
-              <w:jc w:val="both"/>
-              <w:rPr/>
-            </w:pPr>
-            <w:r>
-              <w:rPr>
-                <w:rtl w:val="0"/>
-              </w:rPr>
+          </w:p>
+        </w:tc>
+        <w:tc>
+          <w:tcPr>
+            <w:tcBorders>
+              <w:top w:color="000000" w:space="0" w:sz="5" w:val="single"/>
+              <w:left w:color="000000" w:space="0" w:sz="5" w:val="single"/>
+              <w:bottom w:color="000000" w:space="0" w:sz="5" w:val="single"/>
+              <w:right w:color="000000" w:space="0" w:sz="5" w:val="single"/>
+            </w:tcBorders>
+            <w:tcMar>
+              <w:top w:w="60.0" w:type="dxa"/>
+              <w:left w:w="100.0" w:type="dxa"/>
+              <w:bottom w:w="60.0" w:type="dxa"/>
+              <w:right w:w="100.0" w:type="dxa"/>
+            </w:tcMar>
+            <w:vAlign w:val="top"/>
+          </w:tcPr>
+          <w:p>
+            <w:pPr>
+              <w:spacing w:line="240" w:lineRule="auto"/>
+              <w:jc w:val="both"/>
+              <w:rPr>
+                <w:sz w:val="20"/>
+                <w:szCs w:val="20"/>
+              </w:rPr>
+            </w:pPr>
+            <w:r>
+              <w:rPr>
+                <w:sz w:val="20"/>
+                <w:szCs w:val="20"/>
+                <w:rtl w:val="0"/>
+              </w:rPr>
+              <w:t xml:space="preserve">Mostrar la información del usuario y permitir el cambio de avatar.</w:t>
+            </w:r>
+          </w:p>
+        </w:tc>
+        <w:tc>
+          <w:tcPr>
+            <w:tcBorders>
+              <w:top w:color="000000" w:space="0" w:sz="4" w:val="single"/>
+              <w:left w:color="000000" w:space="0" w:sz="4" w:val="single"/>
+              <w:bottom w:color="000000" w:space="0" w:sz="4" w:val="single"/>
+              <w:right w:color="000000" w:space="0" w:sz="4" w:val="single"/>
+            </w:tcBorders>
+            <w:tcMar>
+              <w:top w:w="60.0" w:type="dxa"/>
+              <w:left w:w="100.0" w:type="dxa"/>
+              <w:bottom w:w="60.0" w:type="dxa"/>
+              <w:right w:w="100.0" w:type="dxa"/>
+            </w:tcMar>
+            <w:vAlign w:val="top"/>
+          </w:tcPr>
+          <w:p>
+            <w:pPr>
+              <w:spacing w:after="20" w:line="240" w:lineRule="auto"/>
+              <w:jc w:val="both"/>
+              <w:rPr>
+                <w:sz w:val="20"/>
+                <w:szCs w:val="20"/>
+              </w:rPr>
+            </w:pPr>
+            <w:r>
+              <w:rPr>
+                <w:sz w:val="20"/>
+                <w:szCs w:val="20"/>
+                <w:rtl w:val="0"/>
+              </w:rPr>
+              <w:t xml:space="preserve">Datos personales en lectura, selector de avatar y acciones del perfil. </w:t>
             </w:r>
           </w:p>
         </w:tc>
@@ -4383,7 +4694,10 @@
             <w:pPr>
               <w:spacing w:after="20" w:line="240" w:lineRule="auto"/>
               <w:jc w:val="both"/>
-              <w:rPr/>
+              <w:rPr>
+                <w:sz w:val="20"/>
+                <w:szCs w:val="20"/>
+              </w:rPr>
             </w:pPr>
             <w:r>
               <w:rPr>
@@ -4393,68 +4707,75 @@
               </w:rPr>
               <w:t xml:space="preserve">catalogos.html</w:t>
             </w:r>
-            <w:r>
-              <w:rPr>
-                <w:rtl w:val="0"/>
-              </w:rPr>
-            </w:r>
-          </w:p>
-        </w:tc>
-        <w:tc>
-          <w:tcPr>
-            <w:tcBorders>
-              <w:top w:color="000000" w:space="0" w:sz="4" w:val="single"/>
-              <w:left w:color="000000" w:space="0" w:sz="4" w:val="single"/>
-              <w:bottom w:color="000000" w:space="0" w:sz="4" w:val="single"/>
-              <w:right w:color="000000" w:space="0" w:sz="4" w:val="single"/>
-            </w:tcBorders>
-            <w:tcMar>
-              <w:top w:w="60.0" w:type="dxa"/>
-              <w:left w:w="100.0" w:type="dxa"/>
-              <w:bottom w:w="60.0" w:type="dxa"/>
-              <w:right w:w="100.0" w:type="dxa"/>
-            </w:tcMar>
-            <w:vAlign w:val="top"/>
-          </w:tcPr>
-          <w:p>
-            <w:pPr>
-              <w:spacing w:after="20" w:line="240" w:lineRule="auto"/>
-              <w:jc w:val="both"/>
-              <w:rPr/>
-            </w:pPr>
-            <w:r>
-              <w:rPr>
-                <w:rtl w:val="0"/>
-              </w:rPr>
-            </w:r>
-          </w:p>
-        </w:tc>
-        <w:tc>
-          <w:tcPr>
-            <w:tcBorders>
-              <w:top w:color="000000" w:space="0" w:sz="4" w:val="single"/>
-              <w:left w:color="000000" w:space="0" w:sz="4" w:val="single"/>
-              <w:bottom w:color="000000" w:space="0" w:sz="4" w:val="single"/>
-              <w:right w:color="000000" w:space="0" w:sz="4" w:val="single"/>
-            </w:tcBorders>
-            <w:tcMar>
-              <w:top w:w="60.0" w:type="dxa"/>
-              <w:left w:w="100.0" w:type="dxa"/>
-              <w:bottom w:w="60.0" w:type="dxa"/>
-              <w:right w:w="100.0" w:type="dxa"/>
-            </w:tcMar>
-            <w:vAlign w:val="top"/>
-          </w:tcPr>
-          <w:p>
-            <w:pPr>
-              <w:spacing w:after="20" w:line="240" w:lineRule="auto"/>
-              <w:jc w:val="both"/>
-              <w:rPr/>
-            </w:pPr>
-            <w:r>
-              <w:rPr>
-                <w:rtl w:val="0"/>
-              </w:rPr>
+          </w:p>
+        </w:tc>
+        <w:tc>
+          <w:tcPr>
+            <w:tcBorders>
+              <w:top w:color="000000" w:space="0" w:sz="4" w:val="single"/>
+              <w:left w:color="000000" w:space="0" w:sz="4" w:val="single"/>
+              <w:bottom w:color="000000" w:space="0" w:sz="4" w:val="single"/>
+              <w:right w:color="000000" w:space="0" w:sz="4" w:val="single"/>
+            </w:tcBorders>
+            <w:tcMar>
+              <w:top w:w="60.0" w:type="dxa"/>
+              <w:left w:w="100.0" w:type="dxa"/>
+              <w:bottom w:w="60.0" w:type="dxa"/>
+              <w:right w:w="100.0" w:type="dxa"/>
+            </w:tcMar>
+            <w:vAlign w:val="top"/>
+          </w:tcPr>
+          <w:p>
+            <w:pPr>
+              <w:spacing w:after="20" w:line="240" w:lineRule="auto"/>
+              <w:jc w:val="both"/>
+              <w:rPr>
+                <w:sz w:val="20"/>
+                <w:szCs w:val="20"/>
+              </w:rPr>
+            </w:pPr>
+            <w:r>
+              <w:rPr>
+                <w:sz w:val="20"/>
+                <w:szCs w:val="20"/>
+                <w:rtl w:val="0"/>
+              </w:rPr>
+              <w:t xml:space="preserve">Administrar los catálogos que alimentan los formularios de cursos. </w:t>
+            </w:r>
+          </w:p>
+        </w:tc>
+        <w:tc>
+          <w:tcPr>
+            <w:tcBorders>
+              <w:top w:color="000000" w:space="0" w:sz="4" w:val="single"/>
+              <w:left w:color="000000" w:space="0" w:sz="4" w:val="single"/>
+              <w:bottom w:color="000000" w:space="0" w:sz="4" w:val="single"/>
+              <w:right w:color="000000" w:space="0" w:sz="4" w:val="single"/>
+            </w:tcBorders>
+            <w:tcMar>
+              <w:top w:w="60.0" w:type="dxa"/>
+              <w:left w:w="100.0" w:type="dxa"/>
+              <w:bottom w:w="60.0" w:type="dxa"/>
+              <w:right w:w="100.0" w:type="dxa"/>
+            </w:tcMar>
+            <w:vAlign w:val="top"/>
+          </w:tcPr>
+          <w:p>
+            <w:pPr>
+              <w:spacing w:after="20" w:line="240" w:lineRule="auto"/>
+              <w:jc w:val="both"/>
+              <w:rPr>
+                <w:sz w:val="20"/>
+                <w:szCs w:val="20"/>
+              </w:rPr>
+            </w:pPr>
+            <w:r>
+              <w:rPr>
+                <w:sz w:val="20"/>
+                <w:szCs w:val="20"/>
+                <w:rtl w:val="0"/>
+              </w:rPr>
+              <w:t xml:space="preserve">Pestañas, formularios de catálogo, tablas e importación CSV. </w:t>
             </w:r>
           </w:p>
         </w:tc>
@@ -4484,7 +4805,10 @@
             <w:pPr>
               <w:spacing w:after="20" w:line="240" w:lineRule="auto"/>
               <w:jc w:val="both"/>
-              <w:rPr/>
+              <w:rPr>
+                <w:sz w:val="20"/>
+                <w:szCs w:val="20"/>
+              </w:rPr>
             </w:pPr>
             <w:r>
               <w:rPr>
@@ -4494,68 +4818,75 @@
               </w:rPr>
               <w:t xml:space="preserve">curso-formulario.html</w:t>
             </w:r>
-            <w:r>
-              <w:rPr>
-                <w:rtl w:val="0"/>
-              </w:rPr>
-            </w:r>
-          </w:p>
-        </w:tc>
-        <w:tc>
-          <w:tcPr>
-            <w:tcBorders>
-              <w:top w:color="000000" w:space="0" w:sz="4" w:val="single"/>
-              <w:left w:color="000000" w:space="0" w:sz="4" w:val="single"/>
-              <w:bottom w:color="000000" w:space="0" w:sz="4" w:val="single"/>
-              <w:right w:color="000000" w:space="0" w:sz="4" w:val="single"/>
-            </w:tcBorders>
-            <w:tcMar>
-              <w:top w:w="60.0" w:type="dxa"/>
-              <w:left w:w="100.0" w:type="dxa"/>
-              <w:bottom w:w="60.0" w:type="dxa"/>
-              <w:right w:w="100.0" w:type="dxa"/>
-            </w:tcMar>
-            <w:vAlign w:val="top"/>
-          </w:tcPr>
-          <w:p>
-            <w:pPr>
-              <w:spacing w:after="20" w:line="240" w:lineRule="auto"/>
-              <w:jc w:val="both"/>
-              <w:rPr/>
-            </w:pPr>
-            <w:r>
-              <w:rPr>
-                <w:rtl w:val="0"/>
-              </w:rPr>
-            </w:r>
-          </w:p>
-        </w:tc>
-        <w:tc>
-          <w:tcPr>
-            <w:tcBorders>
-              <w:top w:color="000000" w:space="0" w:sz="4" w:val="single"/>
-              <w:left w:color="000000" w:space="0" w:sz="4" w:val="single"/>
-              <w:bottom w:color="000000" w:space="0" w:sz="4" w:val="single"/>
-              <w:right w:color="000000" w:space="0" w:sz="4" w:val="single"/>
-            </w:tcBorders>
-            <w:tcMar>
-              <w:top w:w="60.0" w:type="dxa"/>
-              <w:left w:w="100.0" w:type="dxa"/>
-              <w:bottom w:w="60.0" w:type="dxa"/>
-              <w:right w:w="100.0" w:type="dxa"/>
-            </w:tcMar>
-            <w:vAlign w:val="top"/>
-          </w:tcPr>
-          <w:p>
-            <w:pPr>
-              <w:spacing w:after="20" w:line="240" w:lineRule="auto"/>
-              <w:jc w:val="both"/>
-              <w:rPr/>
-            </w:pPr>
-            <w:r>
-              <w:rPr>
-                <w:rtl w:val="0"/>
-              </w:rPr>
+          </w:p>
+        </w:tc>
+        <w:tc>
+          <w:tcPr>
+            <w:tcBorders>
+              <w:top w:color="000000" w:space="0" w:sz="5" w:val="single"/>
+              <w:left w:color="000000" w:space="0" w:sz="5" w:val="single"/>
+              <w:bottom w:color="000000" w:space="0" w:sz="5" w:val="single"/>
+              <w:right w:color="000000" w:space="0" w:sz="5" w:val="single"/>
+            </w:tcBorders>
+            <w:tcMar>
+              <w:top w:w="60.0" w:type="dxa"/>
+              <w:left w:w="100.0" w:type="dxa"/>
+              <w:bottom w:w="60.0" w:type="dxa"/>
+              <w:right w:w="100.0" w:type="dxa"/>
+            </w:tcMar>
+            <w:vAlign w:val="top"/>
+          </w:tcPr>
+          <w:p>
+            <w:pPr>
+              <w:spacing w:line="240" w:lineRule="auto"/>
+              <w:jc w:val="both"/>
+              <w:rPr>
+                <w:sz w:val="20"/>
+                <w:szCs w:val="20"/>
+              </w:rPr>
+            </w:pPr>
+            <w:r>
+              <w:rPr>
+                <w:sz w:val="20"/>
+                <w:szCs w:val="20"/>
+                <w:rtl w:val="0"/>
+              </w:rPr>
+              <w:t xml:space="preserve">Registrar y completar la información académica, comercial y descriptiva de un curso.</w:t>
+            </w:r>
+          </w:p>
+        </w:tc>
+        <w:tc>
+          <w:tcPr>
+            <w:tcBorders>
+              <w:top w:color="000000" w:space="0" w:sz="4" w:val="single"/>
+              <w:left w:color="000000" w:space="0" w:sz="4" w:val="single"/>
+              <w:bottom w:color="000000" w:space="0" w:sz="4" w:val="single"/>
+              <w:right w:color="000000" w:space="0" w:sz="4" w:val="single"/>
+            </w:tcBorders>
+            <w:tcMar>
+              <w:top w:w="60.0" w:type="dxa"/>
+              <w:left w:w="100.0" w:type="dxa"/>
+              <w:bottom w:w="60.0" w:type="dxa"/>
+              <w:right w:w="100.0" w:type="dxa"/>
+            </w:tcMar>
+            <w:vAlign w:val="top"/>
+          </w:tcPr>
+          <w:p>
+            <w:pPr>
+              <w:spacing w:after="20" w:line="240" w:lineRule="auto"/>
+              <w:jc w:val="both"/>
+              <w:rPr>
+                <w:sz w:val="20"/>
+                <w:szCs w:val="20"/>
+              </w:rPr>
+            </w:pPr>
+            <w:r>
+              <w:rPr>
+                <w:sz w:val="20"/>
+                <w:szCs w:val="20"/>
+                <w:rtl w:val="0"/>
+              </w:rPr>
+              <w:t xml:space="preserve">Formulario dividido en cinco bloques, campos calculados, documentos y controles de IA. </w:t>
             </w:r>
           </w:p>
         </w:tc>
@@ -4585,7 +4916,10 @@
             <w:pPr>
               <w:spacing w:after="20" w:line="240" w:lineRule="auto"/>
               <w:jc w:val="both"/>
-              <w:rPr/>
+              <w:rPr>
+                <w:sz w:val="20"/>
+                <w:szCs w:val="20"/>
+              </w:rPr>
             </w:pPr>
             <w:r>
               <w:rPr>
@@ -4595,68 +4929,75 @@
               </w:rPr>
               <w:t xml:space="preserve">cursos.html</w:t>
             </w:r>
-            <w:r>
-              <w:rPr>
-                <w:rtl w:val="0"/>
-              </w:rPr>
-            </w:r>
-          </w:p>
-        </w:tc>
-        <w:tc>
-          <w:tcPr>
-            <w:tcBorders>
-              <w:top w:color="000000" w:space="0" w:sz="4" w:val="single"/>
-              <w:left w:color="000000" w:space="0" w:sz="4" w:val="single"/>
-              <w:bottom w:color="000000" w:space="0" w:sz="4" w:val="single"/>
-              <w:right w:color="000000" w:space="0" w:sz="4" w:val="single"/>
-            </w:tcBorders>
-            <w:tcMar>
-              <w:top w:w="60.0" w:type="dxa"/>
-              <w:left w:w="100.0" w:type="dxa"/>
-              <w:bottom w:w="60.0" w:type="dxa"/>
-              <w:right w:w="100.0" w:type="dxa"/>
-            </w:tcMar>
-            <w:vAlign w:val="top"/>
-          </w:tcPr>
-          <w:p>
-            <w:pPr>
-              <w:spacing w:after="20" w:line="240" w:lineRule="auto"/>
-              <w:jc w:val="both"/>
-              <w:rPr/>
-            </w:pPr>
-            <w:r>
-              <w:rPr>
-                <w:rtl w:val="0"/>
-              </w:rPr>
-            </w:r>
-          </w:p>
-        </w:tc>
-        <w:tc>
-          <w:tcPr>
-            <w:tcBorders>
-              <w:top w:color="000000" w:space="0" w:sz="4" w:val="single"/>
-              <w:left w:color="000000" w:space="0" w:sz="4" w:val="single"/>
-              <w:bottom w:color="000000" w:space="0" w:sz="4" w:val="single"/>
-              <w:right w:color="000000" w:space="0" w:sz="4" w:val="single"/>
-            </w:tcBorders>
-            <w:tcMar>
-              <w:top w:w="60.0" w:type="dxa"/>
-              <w:left w:w="100.0" w:type="dxa"/>
-              <w:bottom w:w="60.0" w:type="dxa"/>
-              <w:right w:w="100.0" w:type="dxa"/>
-            </w:tcMar>
-            <w:vAlign w:val="top"/>
-          </w:tcPr>
-          <w:p>
-            <w:pPr>
-              <w:spacing w:after="20" w:line="240" w:lineRule="auto"/>
-              <w:jc w:val="both"/>
-              <w:rPr/>
-            </w:pPr>
-            <w:r>
-              <w:rPr>
-                <w:rtl w:val="0"/>
-              </w:rPr>
+          </w:p>
+        </w:tc>
+        <w:tc>
+          <w:tcPr>
+            <w:tcBorders>
+              <w:top w:color="000000" w:space="0" w:sz="4" w:val="single"/>
+              <w:left w:color="000000" w:space="0" w:sz="4" w:val="single"/>
+              <w:bottom w:color="000000" w:space="0" w:sz="4" w:val="single"/>
+              <w:right w:color="000000" w:space="0" w:sz="4" w:val="single"/>
+            </w:tcBorders>
+            <w:tcMar>
+              <w:top w:w="60.0" w:type="dxa"/>
+              <w:left w:w="100.0" w:type="dxa"/>
+              <w:bottom w:w="60.0" w:type="dxa"/>
+              <w:right w:w="100.0" w:type="dxa"/>
+            </w:tcMar>
+            <w:vAlign w:val="top"/>
+          </w:tcPr>
+          <w:p>
+            <w:pPr>
+              <w:spacing w:after="20" w:line="240" w:lineRule="auto"/>
+              <w:jc w:val="both"/>
+              <w:rPr>
+                <w:sz w:val="20"/>
+                <w:szCs w:val="20"/>
+              </w:rPr>
+            </w:pPr>
+            <w:r>
+              <w:rPr>
+                <w:sz w:val="20"/>
+                <w:szCs w:val="20"/>
+                <w:rtl w:val="0"/>
+              </w:rPr>
+              <w:t xml:space="preserve">Consultar y filtrar la lista de cursos según el rol y los criterios disponibles. </w:t>
+            </w:r>
+          </w:p>
+        </w:tc>
+        <w:tc>
+          <w:tcPr>
+            <w:tcBorders>
+              <w:top w:color="000000" w:space="0" w:sz="5" w:val="single"/>
+              <w:left w:color="000000" w:space="0" w:sz="5" w:val="single"/>
+              <w:bottom w:color="000000" w:space="0" w:sz="5" w:val="single"/>
+              <w:right w:color="000000" w:space="0" w:sz="5" w:val="single"/>
+            </w:tcBorders>
+            <w:tcMar>
+              <w:top w:w="60.0" w:type="dxa"/>
+              <w:left w:w="100.0" w:type="dxa"/>
+              <w:bottom w:w="60.0" w:type="dxa"/>
+              <w:right w:w="100.0" w:type="dxa"/>
+            </w:tcMar>
+            <w:vAlign w:val="top"/>
+          </w:tcPr>
+          <w:p>
+            <w:pPr>
+              <w:spacing w:line="240" w:lineRule="auto"/>
+              <w:jc w:val="both"/>
+              <w:rPr>
+                <w:sz w:val="20"/>
+                <w:szCs w:val="20"/>
+              </w:rPr>
+            </w:pPr>
+            <w:r>
+              <w:rPr>
+                <w:sz w:val="20"/>
+                <w:szCs w:val="20"/>
+                <w:rtl w:val="0"/>
+              </w:rPr>
+              <w:t xml:space="preserve">Filtros, tabla de cursos, estados y opción para restablecer filtros.</w:t>
             </w:r>
           </w:p>
         </w:tc>
@@ -4686,7 +5027,10 @@
             <w:pPr>
               <w:spacing w:after="20" w:line="240" w:lineRule="auto"/>
               <w:jc w:val="both"/>
-              <w:rPr/>
+              <w:rPr>
+                <w:sz w:val="20"/>
+                <w:szCs w:val="20"/>
+              </w:rPr>
             </w:pPr>
             <w:r>
               <w:rPr>
@@ -4696,68 +5040,75 @@
               </w:rPr>
               <w:t xml:space="preserve">curso-detalle.html</w:t>
             </w:r>
-            <w:r>
-              <w:rPr>
-                <w:rtl w:val="0"/>
-              </w:rPr>
-            </w:r>
-          </w:p>
-        </w:tc>
-        <w:tc>
-          <w:tcPr>
-            <w:tcBorders>
-              <w:top w:color="000000" w:space="0" w:sz="4" w:val="single"/>
-              <w:left w:color="000000" w:space="0" w:sz="4" w:val="single"/>
-              <w:bottom w:color="000000" w:space="0" w:sz="4" w:val="single"/>
-              <w:right w:color="000000" w:space="0" w:sz="4" w:val="single"/>
-            </w:tcBorders>
-            <w:tcMar>
-              <w:top w:w="60.0" w:type="dxa"/>
-              <w:left w:w="100.0" w:type="dxa"/>
-              <w:bottom w:w="60.0" w:type="dxa"/>
-              <w:right w:w="100.0" w:type="dxa"/>
-            </w:tcMar>
-            <w:vAlign w:val="top"/>
-          </w:tcPr>
-          <w:p>
-            <w:pPr>
-              <w:spacing w:after="20" w:line="240" w:lineRule="auto"/>
-              <w:jc w:val="both"/>
-              <w:rPr/>
-            </w:pPr>
-            <w:r>
-              <w:rPr>
-                <w:rtl w:val="0"/>
-              </w:rPr>
-            </w:r>
-          </w:p>
-        </w:tc>
-        <w:tc>
-          <w:tcPr>
-            <w:tcBorders>
-              <w:top w:color="000000" w:space="0" w:sz="4" w:val="single"/>
-              <w:left w:color="000000" w:space="0" w:sz="4" w:val="single"/>
-              <w:bottom w:color="000000" w:space="0" w:sz="4" w:val="single"/>
-              <w:right w:color="000000" w:space="0" w:sz="4" w:val="single"/>
-            </w:tcBorders>
-            <w:tcMar>
-              <w:top w:w="60.0" w:type="dxa"/>
-              <w:left w:w="100.0" w:type="dxa"/>
-              <w:bottom w:w="60.0" w:type="dxa"/>
-              <w:right w:w="100.0" w:type="dxa"/>
-            </w:tcMar>
-            <w:vAlign w:val="top"/>
-          </w:tcPr>
-          <w:p>
-            <w:pPr>
-              <w:spacing w:after="20" w:line="240" w:lineRule="auto"/>
-              <w:jc w:val="both"/>
-              <w:rPr/>
-            </w:pPr>
-            <w:r>
-              <w:rPr>
-                <w:rtl w:val="0"/>
-              </w:rPr>
+          </w:p>
+        </w:tc>
+        <w:tc>
+          <w:tcPr>
+            <w:tcBorders>
+              <w:top w:color="000000" w:space="0" w:sz="5" w:val="single"/>
+              <w:left w:color="000000" w:space="0" w:sz="5" w:val="single"/>
+              <w:bottom w:color="000000" w:space="0" w:sz="5" w:val="single"/>
+              <w:right w:color="000000" w:space="0" w:sz="5" w:val="single"/>
+            </w:tcBorders>
+            <w:tcMar>
+              <w:top w:w="60.0" w:type="dxa"/>
+              <w:left w:w="100.0" w:type="dxa"/>
+              <w:bottom w:w="60.0" w:type="dxa"/>
+              <w:right w:w="100.0" w:type="dxa"/>
+            </w:tcMar>
+            <w:vAlign w:val="top"/>
+          </w:tcPr>
+          <w:p>
+            <w:pPr>
+              <w:spacing w:line="240" w:lineRule="auto"/>
+              <w:jc w:val="both"/>
+              <w:rPr>
+                <w:sz w:val="20"/>
+                <w:szCs w:val="20"/>
+              </w:rPr>
+            </w:pPr>
+            <w:r>
+              <w:rPr>
+                <w:sz w:val="20"/>
+                <w:szCs w:val="20"/>
+                <w:rtl w:val="0"/>
+              </w:rPr>
+              <w:t xml:space="preserve">Consultar la información completa de un curso y sus documentos.</w:t>
+            </w:r>
+          </w:p>
+        </w:tc>
+        <w:tc>
+          <w:tcPr>
+            <w:tcBorders>
+              <w:top w:color="000000" w:space="0" w:sz="5" w:val="single"/>
+              <w:left w:color="000000" w:space="0" w:sz="5" w:val="single"/>
+              <w:bottom w:color="000000" w:space="0" w:sz="5" w:val="single"/>
+              <w:right w:color="000000" w:space="0" w:sz="5" w:val="single"/>
+            </w:tcBorders>
+            <w:tcMar>
+              <w:top w:w="60.0" w:type="dxa"/>
+              <w:left w:w="100.0" w:type="dxa"/>
+              <w:bottom w:w="60.0" w:type="dxa"/>
+              <w:right w:w="100.0" w:type="dxa"/>
+            </w:tcMar>
+            <w:vAlign w:val="top"/>
+          </w:tcPr>
+          <w:p>
+            <w:pPr>
+              <w:spacing w:line="240" w:lineRule="auto"/>
+              <w:jc w:val="both"/>
+              <w:rPr>
+                <w:sz w:val="20"/>
+                <w:szCs w:val="20"/>
+              </w:rPr>
+            </w:pPr>
+            <w:r>
+              <w:rPr>
+                <w:sz w:val="20"/>
+                <w:szCs w:val="20"/>
+                <w:rtl w:val="0"/>
+              </w:rPr>
+              <w:t xml:space="preserve">Datos del curso, documentos, información de aprobación y acción de baja.</w:t>
             </w:r>
           </w:p>
         </w:tc>
@@ -4787,7 +5138,10 @@
             <w:pPr>
               <w:spacing w:after="20" w:line="240" w:lineRule="auto"/>
               <w:jc w:val="both"/>
-              <w:rPr/>
+              <w:rPr>
+                <w:sz w:val="20"/>
+                <w:szCs w:val="20"/>
+              </w:rPr>
             </w:pPr>
             <w:r>
               <w:rPr>
@@ -4797,68 +5151,75 @@
               </w:rPr>
               <w:t xml:space="preserve">revision.html</w:t>
             </w:r>
-            <w:r>
-              <w:rPr>
-                <w:rtl w:val="0"/>
-              </w:rPr>
-            </w:r>
-          </w:p>
-        </w:tc>
-        <w:tc>
-          <w:tcPr>
-            <w:tcBorders>
-              <w:top w:color="000000" w:space="0" w:sz="4" w:val="single"/>
-              <w:left w:color="000000" w:space="0" w:sz="4" w:val="single"/>
-              <w:bottom w:color="000000" w:space="0" w:sz="4" w:val="single"/>
-              <w:right w:color="000000" w:space="0" w:sz="4" w:val="single"/>
-            </w:tcBorders>
-            <w:tcMar>
-              <w:top w:w="60.0" w:type="dxa"/>
-              <w:left w:w="100.0" w:type="dxa"/>
-              <w:bottom w:w="60.0" w:type="dxa"/>
-              <w:right w:w="100.0" w:type="dxa"/>
-            </w:tcMar>
-            <w:vAlign w:val="top"/>
-          </w:tcPr>
-          <w:p>
-            <w:pPr>
-              <w:spacing w:after="20" w:line="240" w:lineRule="auto"/>
-              <w:jc w:val="both"/>
-              <w:rPr/>
-            </w:pPr>
-            <w:r>
-              <w:rPr>
-                <w:rtl w:val="0"/>
-              </w:rPr>
-            </w:r>
-          </w:p>
-        </w:tc>
-        <w:tc>
-          <w:tcPr>
-            <w:tcBorders>
-              <w:top w:color="000000" w:space="0" w:sz="4" w:val="single"/>
-              <w:left w:color="000000" w:space="0" w:sz="4" w:val="single"/>
-              <w:bottom w:color="000000" w:space="0" w:sz="4" w:val="single"/>
-              <w:right w:color="000000" w:space="0" w:sz="4" w:val="single"/>
-            </w:tcBorders>
-            <w:tcMar>
-              <w:top w:w="60.0" w:type="dxa"/>
-              <w:left w:w="100.0" w:type="dxa"/>
-              <w:bottom w:w="60.0" w:type="dxa"/>
-              <w:right w:w="100.0" w:type="dxa"/>
-            </w:tcMar>
-            <w:vAlign w:val="top"/>
-          </w:tcPr>
-          <w:p>
-            <w:pPr>
-              <w:spacing w:after="20" w:line="240" w:lineRule="auto"/>
-              <w:jc w:val="both"/>
-              <w:rPr/>
-            </w:pPr>
-            <w:r>
-              <w:rPr>
-                <w:rtl w:val="0"/>
-              </w:rPr>
+          </w:p>
+        </w:tc>
+        <w:tc>
+          <w:tcPr>
+            <w:tcBorders>
+              <w:top w:color="000000" w:space="0" w:sz="5" w:val="single"/>
+              <w:left w:color="000000" w:space="0" w:sz="5" w:val="single"/>
+              <w:bottom w:color="000000" w:space="0" w:sz="5" w:val="single"/>
+              <w:right w:color="000000" w:space="0" w:sz="5" w:val="single"/>
+            </w:tcBorders>
+            <w:tcMar>
+              <w:top w:w="60.0" w:type="dxa"/>
+              <w:left w:w="100.0" w:type="dxa"/>
+              <w:bottom w:w="60.0" w:type="dxa"/>
+              <w:right w:w="100.0" w:type="dxa"/>
+            </w:tcMar>
+            <w:vAlign w:val="top"/>
+          </w:tcPr>
+          <w:p>
+            <w:pPr>
+              <w:spacing w:line="240" w:lineRule="auto"/>
+              <w:jc w:val="both"/>
+              <w:rPr>
+                <w:sz w:val="20"/>
+                <w:szCs w:val="20"/>
+              </w:rPr>
+            </w:pPr>
+            <w:r>
+              <w:rPr>
+                <w:sz w:val="20"/>
+                <w:szCs w:val="20"/>
+                <w:rtl w:val="0"/>
+              </w:rPr>
+              <w:t xml:space="preserve">Permitir a Desarrollo Curricular revisar y aprobar los cursos enviados.</w:t>
+            </w:r>
+          </w:p>
+        </w:tc>
+        <w:tc>
+          <w:tcPr>
+            <w:tcBorders>
+              <w:top w:color="000000" w:space="0" w:sz="5" w:val="single"/>
+              <w:left w:color="000000" w:space="0" w:sz="5" w:val="single"/>
+              <w:bottom w:color="000000" w:space="0" w:sz="5" w:val="single"/>
+              <w:right w:color="000000" w:space="0" w:sz="5" w:val="single"/>
+            </w:tcBorders>
+            <w:tcMar>
+              <w:top w:w="60.0" w:type="dxa"/>
+              <w:left w:w="100.0" w:type="dxa"/>
+              <w:bottom w:w="60.0" w:type="dxa"/>
+              <w:right w:w="100.0" w:type="dxa"/>
+            </w:tcMar>
+            <w:vAlign w:val="top"/>
+          </w:tcPr>
+          <w:p>
+            <w:pPr>
+              <w:spacing w:line="240" w:lineRule="auto"/>
+              <w:jc w:val="both"/>
+              <w:rPr>
+                <w:sz w:val="20"/>
+                <w:szCs w:val="20"/>
+              </w:rPr>
+            </w:pPr>
+            <w:r>
+              <w:rPr>
+                <w:sz w:val="20"/>
+                <w:szCs w:val="20"/>
+                <w:rtl w:val="0"/>
+              </w:rPr>
+              <w:t xml:space="preserve">Bandeja de pendientes, formulario editable, asignación/corrección de código y aprobación.</w:t>
             </w:r>
           </w:p>
         </w:tc>
@@ -5475,7 +5836,7 @@
                     <pic:cNvPicPr preferRelativeResize="0"/>
                   </pic:nvPicPr>
                   <pic:blipFill>
-                    <a:blip r:embed="rId7"/>
+                    <a:blip r:embed="rId9"/>
                     <a:srcRect b="0" l="0" r="0" t="0"/>
                     <a:stretch>
                       <a:fillRect/>
@@ -5586,16 +5947,16 @@
           <wp:inline distB="0" distT="0" distL="0" distR="0">
             <wp:extent cx="5619750" cy="3286125"/>
             <wp:effectExtent b="0" l="0" r="0" t="0"/>
-            <wp:docPr descr="Panel de inicio (inicio.html)" id="1" name="image4.png"/>
+            <wp:docPr descr="Panel de inicio (inicio.html)" id="1" name="image9.png"/>
             <a:graphic>
               <a:graphicData uri="http://schemas.openxmlformats.org/drawingml/2006/picture">
                 <pic:pic>
                   <pic:nvPicPr>
-                    <pic:cNvPr descr="Panel de inicio (inicio.html)" id="0" name="image4.png"/>
+                    <pic:cNvPr descr="Panel de inicio (inicio.html)" id="0" name="image9.png"/>
                     <pic:cNvPicPr preferRelativeResize="0"/>
                   </pic:nvPicPr>
                   <pic:blipFill>
-                    <a:blip r:embed="rId8"/>
+                    <a:blip r:embed="rId10"/>
                     <a:srcRect b="0" l="0" r="0" t="0"/>
                     <a:stretch>
                       <a:fillRect/>
@@ -5706,16 +6067,16 @@
           <wp:inline distB="0" distT="0" distL="0" distR="0">
             <wp:extent cx="5619750" cy="4781550"/>
             <wp:effectExtent b="0" l="0" r="0" t="0"/>
-            <wp:docPr descr="Gestión de usuarios (usuarios.html)" id="4" name="image9.png"/>
+            <wp:docPr descr="Gestión de usuarios (usuarios.html)" id="4" name="image8.png"/>
             <a:graphic>
               <a:graphicData uri="http://schemas.openxmlformats.org/drawingml/2006/picture">
                 <pic:pic>
                   <pic:nvPicPr>
-                    <pic:cNvPr descr="Gestión de usuarios (usuarios.html)" id="0" name="image9.png"/>
+                    <pic:cNvPr descr="Gestión de usuarios (usuarios.html)" id="0" name="image8.png"/>
                     <pic:cNvPicPr preferRelativeResize="0"/>
                   </pic:nvPicPr>
                   <pic:blipFill>
-                    <a:blip r:embed="rId9"/>
+                    <a:blip r:embed="rId11"/>
                     <a:srcRect b="0" l="0" r="0" t="0"/>
                     <a:stretch>
                       <a:fillRect/>
@@ -5826,16 +6187,16 @@
           <wp:inline distB="0" distT="0" distL="0" distR="0">
             <wp:extent cx="5619750" cy="3552825"/>
             <wp:effectExtent b="0" l="0" r="0" t="0"/>
-            <wp:docPr descr="Perfil del usuario (perfil.html)" id="2" name="image6.png"/>
+            <wp:docPr descr="Perfil del usuario (perfil.html)" id="2" name="image12.png"/>
             <a:graphic>
               <a:graphicData uri="http://schemas.openxmlformats.org/drawingml/2006/picture">
                 <pic:pic>
                   <pic:nvPicPr>
-                    <pic:cNvPr descr="Perfil del usuario (perfil.html)" id="0" name="image6.png"/>
+                    <pic:cNvPr descr="Perfil del usuario (perfil.html)" id="0" name="image12.png"/>
                     <pic:cNvPicPr preferRelativeResize="0"/>
                   </pic:nvPicPr>
                   <pic:blipFill>
-                    <a:blip r:embed="rId10"/>
+                    <a:blip r:embed="rId12"/>
                     <a:srcRect b="0" l="0" r="0" t="0"/>
                     <a:stretch>
                       <a:fillRect/>
@@ -5946,16 +6307,16 @@
           <wp:inline distB="0" distT="0" distL="0" distR="0">
             <wp:extent cx="5619750" cy="3638550"/>
             <wp:effectExtent b="0" l="0" r="0" t="0"/>
-            <wp:docPr descr="Gestión de catálogos (catalogos.html)" id="10" name="image3.png"/>
+            <wp:docPr descr="Gestión de catálogos (catalogos.html)" id="10" name="image2.png"/>
             <a:graphic>
               <a:graphicData uri="http://schemas.openxmlformats.org/drawingml/2006/picture">
                 <pic:pic>
                   <pic:nvPicPr>
-                    <pic:cNvPr descr="Gestión de catálogos (catalogos.html)" id="0" name="image3.png"/>
+                    <pic:cNvPr descr="Gestión de catálogos (catalogos.html)" id="0" name="image2.png"/>
                     <pic:cNvPicPr preferRelativeResize="0"/>
                   </pic:nvPicPr>
                   <pic:blipFill>
-                    <a:blip r:embed="rId11"/>
+                    <a:blip r:embed="rId13"/>
                     <a:srcRect b="0" l="0" r="0" t="0"/>
                     <a:stretch>
                       <a:fillRect/>
@@ -6066,16 +6427,16 @@
           <wp:inline distB="0" distT="0" distL="0" distR="0">
             <wp:extent cx="5619750" cy="5562600"/>
             <wp:effectExtent b="0" l="0" r="0" t="0"/>
-            <wp:docPr descr="Formulario del curso, parte 1 de 2 (curso-formulario.html)" id="9" name="image8.png"/>
+            <wp:docPr descr="Formulario del curso, parte 1 de 2 (curso-formulario.html)" id="9" name="image6.png"/>
             <a:graphic>
               <a:graphicData uri="http://schemas.openxmlformats.org/drawingml/2006/picture">
                 <pic:pic>
                   <pic:nvPicPr>
-                    <pic:cNvPr descr="Formulario del curso, parte 1 de 2 (curso-formulario.html)" id="0" name="image8.png"/>
+                    <pic:cNvPr descr="Formulario del curso, parte 1 de 2 (curso-formulario.html)" id="0" name="image6.png"/>
                     <pic:cNvPicPr preferRelativeResize="0"/>
                   </pic:nvPicPr>
                   <pic:blipFill>
-                    <a:blip r:embed="rId12"/>
+                    <a:blip r:embed="rId14"/>
                     <a:srcRect b="0" l="0" r="0" t="0"/>
                     <a:stretch>
                       <a:fillRect/>
@@ -6186,16 +6547,16 @@
           <wp:inline distB="0" distT="0" distL="0" distR="0">
             <wp:extent cx="5619750" cy="6200775"/>
             <wp:effectExtent b="0" l="0" r="0" t="0"/>
-            <wp:docPr descr="Formulario del curso, parte 2 de 2 (curso-formulario.html)" id="3" name="image2.png"/>
+            <wp:docPr descr="Formulario del curso, parte 2 de 2 (curso-formulario.html)" id="3" name="image5.png"/>
             <a:graphic>
               <a:graphicData uri="http://schemas.openxmlformats.org/drawingml/2006/picture">
                 <pic:pic>
                   <pic:nvPicPr>
-                    <pic:cNvPr descr="Formulario del curso, parte 2 de 2 (curso-formulario.html)" id="0" name="image2.png"/>
+                    <pic:cNvPr descr="Formulario del curso, parte 2 de 2 (curso-formulario.html)" id="0" name="image5.png"/>
                     <pic:cNvPicPr preferRelativeResize="0"/>
                   </pic:nvPicPr>
                   <pic:blipFill>
-                    <a:blip r:embed="rId13"/>
+                    <a:blip r:embed="rId15"/>
                     <a:srcRect b="0" l="0" r="0" t="0"/>
                     <a:stretch>
                       <a:fillRect/>
@@ -6306,16 +6667,16 @@
           <wp:inline distB="0" distT="0" distL="0" distR="0">
             <wp:extent cx="5619750" cy="2933700"/>
             <wp:effectExtent b="0" l="0" r="0" t="0"/>
-            <wp:docPr descr="Lista de cursos con filtros (cursos.html)" id="8" name="image5.png"/>
+            <wp:docPr descr="Lista de cursos con filtros (cursos.html)" id="8" name="image10.png"/>
             <a:graphic>
               <a:graphicData uri="http://schemas.openxmlformats.org/drawingml/2006/picture">
                 <pic:pic>
                   <pic:nvPicPr>
-                    <pic:cNvPr descr="Lista de cursos con filtros (cursos.html)" id="0" name="image5.png"/>
+                    <pic:cNvPr descr="Lista de cursos con filtros (cursos.html)" id="0" name="image10.png"/>
                     <pic:cNvPicPr preferRelativeResize="0"/>
                   </pic:nvPicPr>
                   <pic:blipFill>
-                    <a:blip r:embed="rId14"/>
+                    <a:blip r:embed="rId16"/>
                     <a:srcRect b="0" l="0" r="0" t="0"/>
                     <a:stretch>
                       <a:fillRect/>
@@ -6435,7 +6796,7 @@
                     <pic:cNvPicPr preferRelativeResize="0"/>
                   </pic:nvPicPr>
                   <pic:blipFill>
-                    <a:blip r:embed="rId15"/>
+                    <a:blip r:embed="rId17"/>
                     <a:srcRect b="0" l="0" r="0" t="0"/>
                     <a:stretch>
                       <a:fillRect/>
@@ -6546,16 +6907,16 @@
           <wp:inline distB="0" distT="0" distL="0" distR="0">
             <wp:extent cx="5619750" cy="4248150"/>
             <wp:effectExtent b="0" l="0" r="0" t="0"/>
-            <wp:docPr descr="Bandeja de revisión (revision.html)" id="6" name="image10.png"/>
+            <wp:docPr descr="Bandeja de revisión (revision.html)" id="6" name="image7.png"/>
             <a:graphic>
               <a:graphicData uri="http://schemas.openxmlformats.org/drawingml/2006/picture">
                 <pic:pic>
                   <pic:nvPicPr>
-                    <pic:cNvPr descr="Bandeja de revisión (revision.html)" id="0" name="image10.png"/>
+                    <pic:cNvPr descr="Bandeja de revisión (revision.html)" id="0" name="image7.png"/>
                     <pic:cNvPicPr preferRelativeResize="0"/>
                   </pic:nvPicPr>
                   <pic:blipFill>
-                    <a:blip r:embed="rId16"/>
+                    <a:blip r:embed="rId18"/>
                     <a:srcRect b="0" l="0" r="0" t="0"/>
                     <a:stretch>
                       <a:fillRect/>
@@ -6666,16 +7027,16 @@
           <wp:inline distB="0" distT="0" distL="0" distR="0">
             <wp:extent cx="4476750" cy="4295775"/>
             <wp:effectExtent b="0" l="0" r="0" t="0"/>
-            <wp:docPr descr="Vista en dispositivo móvil (inicio.html y curso-formulario.html)" id="5" name="image7.png"/>
+            <wp:docPr descr="Vista en dispositivo móvil (inicio.html y curso-formulario.html)" id="5" name="image3.png"/>
             <a:graphic>
               <a:graphicData uri="http://schemas.openxmlformats.org/drawingml/2006/picture">
                 <pic:pic>
                   <pic:nvPicPr>
-                    <pic:cNvPr descr="Vista en dispositivo móvil (inicio.html y curso-formulario.html)" id="0" name="image7.png"/>
+                    <pic:cNvPr descr="Vista en dispositivo móvil (inicio.html y curso-formulario.html)" id="0" name="image3.png"/>
                     <pic:cNvPicPr preferRelativeResize="0"/>
                   </pic:nvPicPr>
                   <pic:blipFill>
-                    <a:blip r:embed="rId17"/>
+                    <a:blip r:embed="rId19"/>
                     <a:srcRect b="0" l="0" r="0" t="0"/>
                     <a:stretch>
                       <a:fillRect/>
@@ -8960,7 +9321,7 @@
       <w:pPr>
         <w:numPr>
           <w:ilvl w:val="0"/>
-          <w:numId w:val="1"/>
+          <w:numId w:val="2"/>
         </w:numPr>
         <w:spacing w:after="80" w:line="336" w:lineRule="auto"/>
         <w:ind w:left="720" w:hanging="360"/>
@@ -8986,7 +9347,7 @@
       <w:pPr>
         <w:numPr>
           <w:ilvl w:val="0"/>
-          <w:numId w:val="1"/>
+          <w:numId w:val="2"/>
         </w:numPr>
         <w:spacing w:after="80" w:line="336" w:lineRule="auto"/>
         <w:ind w:left="720" w:hanging="360"/>
@@ -9027,7 +9388,7 @@
       <w:pPr>
         <w:numPr>
           <w:ilvl w:val="0"/>
-          <w:numId w:val="1"/>
+          <w:numId w:val="2"/>
         </w:numPr>
         <w:spacing w:after="80" w:line="336" w:lineRule="auto"/>
         <w:ind w:left="720" w:hanging="360"/>
@@ -9068,7 +9429,7 @@
       <w:pPr>
         <w:numPr>
           <w:ilvl w:val="0"/>
-          <w:numId w:val="1"/>
+          <w:numId w:val="2"/>
         </w:numPr>
         <w:spacing w:after="80" w:line="336" w:lineRule="auto"/>
         <w:ind w:left="720" w:hanging="360"/>
@@ -9124,7 +9485,7 @@
       <w:pPr>
         <w:numPr>
           <w:ilvl w:val="0"/>
-          <w:numId w:val="1"/>
+          <w:numId w:val="2"/>
         </w:numPr>
         <w:spacing w:after="80" w:line="336" w:lineRule="auto"/>
         <w:ind w:left="720" w:hanging="360"/>
@@ -9195,7 +9556,7 @@
       <w:pPr>
         <w:numPr>
           <w:ilvl w:val="0"/>
-          <w:numId w:val="1"/>
+          <w:numId w:val="2"/>
         </w:numPr>
         <w:spacing w:after="80" w:line="336" w:lineRule="auto"/>
         <w:ind w:left="720" w:hanging="360"/>
@@ -9820,7 +10181,7 @@
       <w:pPr>
         <w:numPr>
           <w:ilvl w:val="0"/>
-          <w:numId w:val="1"/>
+          <w:numId w:val="2"/>
         </w:numPr>
         <w:spacing w:after="80" w:line="336" w:lineRule="auto"/>
         <w:ind w:left="720" w:hanging="360"/>
@@ -9882,7 +10243,7 @@
       <w:pPr>
         <w:numPr>
           <w:ilvl w:val="0"/>
-          <w:numId w:val="1"/>
+          <w:numId w:val="2"/>
         </w:numPr>
         <w:spacing w:after="80" w:line="336" w:lineRule="auto"/>
         <w:ind w:left="720" w:hanging="360"/>
@@ -9914,7 +10275,7 @@
       <w:pPr>
         <w:numPr>
           <w:ilvl w:val="0"/>
-          <w:numId w:val="1"/>
+          <w:numId w:val="2"/>
         </w:numPr>
         <w:spacing w:after="80" w:line="336" w:lineRule="auto"/>
         <w:ind w:left="720" w:hanging="360"/>
@@ -9991,7 +10352,7 @@
       <w:pPr>
         <w:numPr>
           <w:ilvl w:val="0"/>
-          <w:numId w:val="1"/>
+          <w:numId w:val="2"/>
         </w:numPr>
         <w:spacing w:after="80" w:line="336" w:lineRule="auto"/>
         <w:ind w:left="720" w:hanging="360"/>
@@ -10038,7 +10399,7 @@
       <w:pPr>
         <w:numPr>
           <w:ilvl w:val="0"/>
-          <w:numId w:val="1"/>
+          <w:numId w:val="2"/>
         </w:numPr>
         <w:spacing w:after="80" w:line="336" w:lineRule="auto"/>
         <w:ind w:left="720" w:hanging="360"/>
@@ -23204,7 +23565,7 @@
       <w:pPr>
         <w:numPr>
           <w:ilvl w:val="0"/>
-          <w:numId w:val="1"/>
+          <w:numId w:val="2"/>
         </w:numPr>
         <w:spacing w:after="80" w:line="336" w:lineRule="auto"/>
         <w:ind w:left="720" w:hanging="360"/>
@@ -23251,7 +23612,7 @@
       <w:pPr>
         <w:numPr>
           <w:ilvl w:val="0"/>
-          <w:numId w:val="1"/>
+          <w:numId w:val="2"/>
         </w:numPr>
         <w:spacing w:after="80" w:line="336" w:lineRule="auto"/>
         <w:ind w:left="720" w:hanging="360"/>
@@ -23283,7 +23644,7 @@
       <w:pPr>
         <w:numPr>
           <w:ilvl w:val="0"/>
-          <w:numId w:val="1"/>
+          <w:numId w:val="2"/>
         </w:numPr>
         <w:spacing w:after="80" w:line="336" w:lineRule="auto"/>
         <w:ind w:left="720" w:hanging="360"/>
@@ -23315,7 +23676,7 @@
       <w:pPr>
         <w:numPr>
           <w:ilvl w:val="0"/>
-          <w:numId w:val="1"/>
+          <w:numId w:val="2"/>
         </w:numPr>
         <w:spacing w:after="80" w:line="336" w:lineRule="auto"/>
         <w:ind w:left="720" w:hanging="360"/>
@@ -23434,7 +23795,7 @@
       <w:pPr>
         <w:numPr>
           <w:ilvl w:val="0"/>
-          <w:numId w:val="1"/>
+          <w:numId w:val="2"/>
         </w:numPr>
         <w:spacing w:after="80" w:line="336" w:lineRule="auto"/>
         <w:ind w:left="720" w:hanging="360"/>
@@ -23474,7 +23835,7 @@
       <w:pPr>
         <w:numPr>
           <w:ilvl w:val="0"/>
-          <w:numId w:val="1"/>
+          <w:numId w:val="2"/>
         </w:numPr>
         <w:spacing w:after="80" w:line="336" w:lineRule="auto"/>
         <w:ind w:left="720" w:hanging="360"/>
@@ -23514,7 +23875,7 @@
       <w:pPr>
         <w:numPr>
           <w:ilvl w:val="0"/>
-          <w:numId w:val="1"/>
+          <w:numId w:val="2"/>
         </w:numPr>
         <w:spacing w:after="80" w:line="336" w:lineRule="auto"/>
         <w:ind w:left="720" w:hanging="360"/>
@@ -23539,7 +23900,7 @@
       <w:pPr>
         <w:numPr>
           <w:ilvl w:val="0"/>
-          <w:numId w:val="1"/>
+          <w:numId w:val="2"/>
         </w:numPr>
         <w:spacing w:after="80" w:line="336" w:lineRule="auto"/>
         <w:ind w:left="720" w:hanging="360"/>
@@ -23564,7 +23925,7 @@
       <w:pPr>
         <w:numPr>
           <w:ilvl w:val="0"/>
-          <w:numId w:val="1"/>
+          <w:numId w:val="2"/>
         </w:numPr>
         <w:spacing w:after="80" w:line="336" w:lineRule="auto"/>
         <w:ind w:left="720" w:hanging="360"/>
@@ -23634,7 +23995,7 @@
       <w:pPr>
         <w:numPr>
           <w:ilvl w:val="0"/>
-          <w:numId w:val="1"/>
+          <w:numId w:val="2"/>
         </w:numPr>
         <w:spacing w:after="80" w:line="336" w:lineRule="auto"/>
         <w:ind w:left="720" w:hanging="360"/>
@@ -24642,7 +25003,7 @@
       <w:pPr>
         <w:numPr>
           <w:ilvl w:val="0"/>
-          <w:numId w:val="1"/>
+          <w:numId w:val="2"/>
         </w:numPr>
         <w:spacing w:after="80" w:line="336" w:lineRule="auto"/>
         <w:ind w:left="720" w:hanging="360"/>
@@ -24674,7 +25035,7 @@
       <w:pPr>
         <w:numPr>
           <w:ilvl w:val="0"/>
-          <w:numId w:val="1"/>
+          <w:numId w:val="2"/>
         </w:numPr>
         <w:spacing w:after="80" w:line="336" w:lineRule="auto"/>
         <w:ind w:left="720" w:hanging="360"/>
@@ -24720,7 +25081,7 @@
       <w:pPr>
         <w:numPr>
           <w:ilvl w:val="0"/>
-          <w:numId w:val="1"/>
+          <w:numId w:val="2"/>
         </w:numPr>
         <w:spacing w:after="80" w:line="336" w:lineRule="auto"/>
         <w:ind w:left="720" w:hanging="360"/>
@@ -24766,7 +25127,7 @@
       <w:pPr>
         <w:numPr>
           <w:ilvl w:val="0"/>
-          <w:numId w:val="1"/>
+          <w:numId w:val="2"/>
         </w:numPr>
         <w:spacing w:after="80" w:line="336" w:lineRule="auto"/>
         <w:ind w:left="720" w:hanging="360"/>
@@ -24843,7 +25204,7 @@
       <w:pPr>
         <w:numPr>
           <w:ilvl w:val="0"/>
-          <w:numId w:val="1"/>
+          <w:numId w:val="2"/>
         </w:numPr>
         <w:spacing w:after="80" w:line="336" w:lineRule="auto"/>
         <w:ind w:left="720" w:hanging="360"/>
@@ -24896,7 +25257,7 @@
       <w:pPr>
         <w:numPr>
           <w:ilvl w:val="0"/>
-          <w:numId w:val="1"/>
+          <w:numId w:val="2"/>
         </w:numPr>
         <w:spacing w:after="80" w:line="336" w:lineRule="auto"/>
         <w:ind w:left="720" w:hanging="360"/>
@@ -24958,7 +25319,7 @@
       <w:pPr>
         <w:numPr>
           <w:ilvl w:val="0"/>
-          <w:numId w:val="1"/>
+          <w:numId w:val="2"/>
         </w:numPr>
         <w:spacing w:after="80" w:line="336" w:lineRule="auto"/>
         <w:ind w:left="720" w:hanging="360"/>
@@ -25020,7 +25381,7 @@
       <w:pPr>
         <w:numPr>
           <w:ilvl w:val="0"/>
-          <w:numId w:val="1"/>
+          <w:numId w:val="2"/>
         </w:numPr>
         <w:spacing w:after="80" w:line="336" w:lineRule="auto"/>
         <w:ind w:left="720" w:hanging="360"/>
@@ -25037,7 +25398,7 @@
       <w:pPr>
         <w:numPr>
           <w:ilvl w:val="0"/>
-          <w:numId w:val="1"/>
+          <w:numId w:val="2"/>
         </w:numPr>
         <w:spacing w:after="80" w:line="336" w:lineRule="auto"/>
         <w:ind w:left="720" w:hanging="360"/>
@@ -25082,7 +25443,7 @@
     <w:tbl>
       <w:tblPr>
         <w:tblStyle w:val="Table12"/>
-        <w:tblW w:w="9026.0" w:type="dxa"/>
+        <w:tblW w:w="9015.0" w:type="dxa"/>
         <w:jc w:val="left"/>
         <w:tblBorders>
           <w:top w:color="000000" w:space="0" w:sz="4" w:val="single"/>
@@ -25096,10 +25457,10 @@
         <w:tblLook w:val="0000"/>
       </w:tblPr>
       <w:tblGrid>
-        <w:gridCol w:w="9026"/>
+        <w:gridCol w:w="9015"/>
         <w:tblGridChange w:id="0">
           <w:tblGrid>
-            <w:gridCol w:w="9026"/>
+            <w:gridCol w:w="9015"/>
           </w:tblGrid>
         </w:tblGridChange>
       </w:tblGrid>
@@ -26043,7 +26404,7 @@
       <w:pPr>
         <w:numPr>
           <w:ilvl w:val="0"/>
-          <w:numId w:val="1"/>
+          <w:numId w:val="2"/>
         </w:numPr>
         <w:spacing w:after="80" w:line="336" w:lineRule="auto"/>
         <w:ind w:left="720" w:hanging="360"/>
@@ -26061,14 +26422,14 @@
         <w:rPr>
           <w:rtl w:val="0"/>
         </w:rPr>
-        <w:t xml:space="preserve"> </w:t>
+        <w:t xml:space="preserve"> cada campo se valida al perder el foco (evento blur), para dar retroalimentación inmediata sin interrumpir mientras el usuario escribe. Al intentar enviar el formulario (submit) se ejecuta una validación completa de todos los campos obligatorios antes de permitir el envío. </w:t>
       </w:r>
     </w:p>
     <w:p>
       <w:pPr>
         <w:numPr>
           <w:ilvl w:val="0"/>
-          <w:numId w:val="1"/>
+          <w:numId w:val="2"/>
         </w:numPr>
         <w:spacing w:after="80" w:line="336" w:lineRule="auto"/>
         <w:ind w:left="720" w:hanging="360"/>
@@ -26080,20 +26441,59 @@
           <w:bCs w:val="1"/>
           <w:rtl w:val="0"/>
         </w:rPr>
-        <w:t xml:space="preserve">Notificación al usuario:</w:t>
-      </w:r>
-      <w:r>
-        <w:rPr>
-          <w:rtl w:val="0"/>
-        </w:rPr>
-        <w:t xml:space="preserve"> </w:t>
+        <w:t xml:space="preserve">Notificación al usuario: </w:t>
+      </w:r>
+      <w:r>
+        <w:rPr>
+          <w:rtl w:val="0"/>
+        </w:rPr>
+        <w:t xml:space="preserve">Mensaje junto al campo (</w:t>
+      </w:r>
+      <w:r>
+        <w:rPr>
+          <w:rFonts w:ascii="Roboto Mono" w:cs="Roboto Mono" w:eastAsia="Roboto Mono" w:hAnsi="Roboto Mono"/>
+          <w:rtl w:val="0"/>
+        </w:rPr>
+        <w:t xml:space="preserve">&lt;Small Class="mensaje-error"&gt;</w:t>
+      </w:r>
+      <w:r>
+        <w:rPr>
+          <w:rtl w:val="0"/>
+        </w:rPr>
+        <w:t xml:space="preserve"> debajo del control) y cambio de estilo: borde rojo con la clase </w:t>
+      </w:r>
+      <w:r>
+        <w:rPr>
+          <w:rFonts w:ascii="Roboto Mono" w:cs="Roboto Mono" w:eastAsia="Roboto Mono" w:hAnsi="Roboto Mono"/>
+          <w:rtl w:val="0"/>
+        </w:rPr>
+        <w:t xml:space="preserve">.error</w:t>
+      </w:r>
+      <w:r>
+        <w:rPr>
+          <w:rtl w:val="0"/>
+        </w:rPr>
+        <w:t xml:space="preserve"> si está inválido, borde verde con la clase </w:t>
+      </w:r>
+      <w:r>
+        <w:rPr>
+          <w:rFonts w:ascii="Roboto Mono" w:cs="Roboto Mono" w:eastAsia="Roboto Mono" w:hAnsi="Roboto Mono"/>
+          <w:rtl w:val="0"/>
+        </w:rPr>
+        <w:t xml:space="preserve">.valido</w:t>
+      </w:r>
+      <w:r>
+        <w:rPr>
+          <w:rtl w:val="0"/>
+        </w:rPr>
+        <w:t xml:space="preserve"> si está correcto. </w:t>
       </w:r>
     </w:p>
     <w:p>
       <w:pPr>
         <w:numPr>
           <w:ilvl w:val="0"/>
-          <w:numId w:val="1"/>
+          <w:numId w:val="2"/>
         </w:numPr>
         <w:spacing w:after="80" w:line="336" w:lineRule="auto"/>
         <w:ind w:left="720" w:hanging="360"/>
@@ -26111,7 +26511,33 @@
         <w:rPr>
           <w:rtl w:val="0"/>
         </w:rPr>
-        <w:t xml:space="preserve"> </w:t>
+        <w:t xml:space="preserve"> El formulario lleva </w:t>
+      </w:r>
+      <w:r>
+        <w:rPr>
+          <w:rFonts w:ascii="Roboto Mono" w:cs="Roboto Mono" w:eastAsia="Roboto Mono" w:hAnsi="Roboto Mono"/>
+          <w:rtl w:val="0"/>
+        </w:rPr>
+        <w:t xml:space="preserve">novalidate</w:t>
+      </w:r>
+      <w:r>
+        <w:rPr>
+          <w:rtl w:val="0"/>
+        </w:rPr>
+        <w:t xml:space="preserve"> y el script cancela el envío (</w:t>
+      </w:r>
+      <w:r>
+        <w:rPr>
+          <w:rFonts w:ascii="Roboto Mono" w:cs="Roboto Mono" w:eastAsia="Roboto Mono" w:hAnsi="Roboto Mono"/>
+          <w:rtl w:val="0"/>
+        </w:rPr>
+        <w:t xml:space="preserve">preventDefault()</w:t>
+      </w:r>
+      <w:r>
+        <w:rPr>
+          <w:rtl w:val="0"/>
+        </w:rPr>
+        <w:t xml:space="preserve">) si queda algún campo obligatorio inválido, moviendo el foco al primero con error. </w:t>
       </w:r>
     </w:p>
     <w:p>
@@ -26141,8 +26567,9 @@
     <w:tbl>
       <w:tblPr>
         <w:tblStyle w:val="Table13"/>
-        <w:tblW w:w="9026.0" w:type="dxa"/>
+        <w:tblW w:w="9375.0" w:type="dxa"/>
         <w:jc w:val="left"/>
+        <w:tblInd w:w="15.0" w:type="dxa"/>
         <w:tblBorders>
           <w:top w:color="000000" w:space="0" w:sz="4" w:val="single"/>
           <w:left w:color="000000" w:space="0" w:sz="4" w:val="single"/>
@@ -26155,16 +26582,16 @@
         <w:tblLook w:val="0000"/>
       </w:tblPr>
       <w:tblGrid>
-        <w:gridCol w:w="1929"/>
-        <w:gridCol w:w="1350"/>
-        <w:gridCol w:w="2893"/>
-        <w:gridCol w:w="2854"/>
+        <w:gridCol w:w="1920"/>
+        <w:gridCol w:w="1365"/>
+        <w:gridCol w:w="2895"/>
+        <w:gridCol w:w="3195"/>
         <w:tblGridChange w:id="0">
           <w:tblGrid>
-            <w:gridCol w:w="1929"/>
-            <w:gridCol w:w="1350"/>
-            <w:gridCol w:w="2893"/>
-            <w:gridCol w:w="2854"/>
+            <w:gridCol w:w="1920"/>
+            <w:gridCol w:w="1365"/>
+            <w:gridCol w:w="2895"/>
+            <w:gridCol w:w="3195"/>
           </w:tblGrid>
         </w:tblGridChange>
       </w:tblGrid>
@@ -26365,93 +26792,97 @@
               <w:rPr>
                 <w:rtl w:val="0"/>
               </w:rPr>
-            </w:r>
-          </w:p>
-        </w:tc>
-        <w:tc>
-          <w:tcPr>
-            <w:tcBorders>
-              <w:top w:color="000000" w:space="0" w:sz="4" w:val="single"/>
-              <w:left w:color="000000" w:space="0" w:sz="4" w:val="single"/>
-              <w:bottom w:color="000000" w:space="0" w:sz="4" w:val="single"/>
-              <w:right w:color="000000" w:space="0" w:sz="4" w:val="single"/>
-            </w:tcBorders>
-            <w:tcMar>
-              <w:top w:w="60.0" w:type="dxa"/>
-              <w:left w:w="100.0" w:type="dxa"/>
-              <w:bottom w:w="60.0" w:type="dxa"/>
-              <w:right w:w="100.0" w:type="dxa"/>
-            </w:tcMar>
-            <w:vAlign w:val="top"/>
-          </w:tcPr>
-          <w:p>
-            <w:pPr>
-              <w:spacing w:after="20" w:line="240" w:lineRule="auto"/>
-              <w:jc w:val="both"/>
-              <w:rPr/>
-            </w:pPr>
-            <w:r>
-              <w:rPr>
-                <w:rtl w:val="0"/>
-              </w:rPr>
-            </w:r>
-          </w:p>
-        </w:tc>
-        <w:tc>
-          <w:tcPr>
-            <w:tcBorders>
-              <w:top w:color="000000" w:space="0" w:sz="4" w:val="single"/>
-              <w:left w:color="000000" w:space="0" w:sz="4" w:val="single"/>
-              <w:bottom w:color="000000" w:space="0" w:sz="4" w:val="single"/>
-              <w:right w:color="000000" w:space="0" w:sz="4" w:val="single"/>
-            </w:tcBorders>
-            <w:tcMar>
-              <w:top w:w="60.0" w:type="dxa"/>
-              <w:left w:w="100.0" w:type="dxa"/>
-              <w:bottom w:w="60.0" w:type="dxa"/>
-              <w:right w:w="100.0" w:type="dxa"/>
-            </w:tcMar>
-            <w:vAlign w:val="top"/>
-          </w:tcPr>
-          <w:p>
-            <w:pPr>
-              <w:spacing w:after="20" w:line="240" w:lineRule="auto"/>
-              <w:jc w:val="both"/>
-              <w:rPr/>
-            </w:pPr>
-            <w:r>
-              <w:rPr>
-                <w:rtl w:val="0"/>
-              </w:rPr>
-            </w:r>
-          </w:p>
-        </w:tc>
-        <w:tc>
-          <w:tcPr>
-            <w:tcBorders>
-              <w:top w:color="000000" w:space="0" w:sz="4" w:val="single"/>
-              <w:left w:color="000000" w:space="0" w:sz="4" w:val="single"/>
-              <w:bottom w:color="000000" w:space="0" w:sz="4" w:val="single"/>
-              <w:right w:color="000000" w:space="0" w:sz="4" w:val="single"/>
-            </w:tcBorders>
-            <w:tcMar>
-              <w:top w:w="60.0" w:type="dxa"/>
-              <w:left w:w="100.0" w:type="dxa"/>
-              <w:bottom w:w="60.0" w:type="dxa"/>
-              <w:right w:w="100.0" w:type="dxa"/>
-            </w:tcMar>
-            <w:vAlign w:val="top"/>
-          </w:tcPr>
-          <w:p>
-            <w:pPr>
-              <w:spacing w:after="20" w:line="240" w:lineRule="auto"/>
-              <w:jc w:val="both"/>
-              <w:rPr/>
-            </w:pPr>
-            <w:r>
-              <w:rPr>
-                <w:rtl w:val="0"/>
-              </w:rPr>
+              <w:t xml:space="preserve">correoLogin </w:t>
+            </w:r>
+          </w:p>
+        </w:tc>
+        <w:tc>
+          <w:tcPr>
+            <w:tcBorders>
+              <w:top w:color="000000" w:space="0" w:sz="4" w:val="single"/>
+              <w:left w:color="000000" w:space="0" w:sz="4" w:val="single"/>
+              <w:bottom w:color="000000" w:space="0" w:sz="4" w:val="single"/>
+              <w:right w:color="000000" w:space="0" w:sz="4" w:val="single"/>
+            </w:tcBorders>
+            <w:tcMar>
+              <w:top w:w="60.0" w:type="dxa"/>
+              <w:left w:w="100.0" w:type="dxa"/>
+              <w:bottom w:w="60.0" w:type="dxa"/>
+              <w:right w:w="100.0" w:type="dxa"/>
+            </w:tcMar>
+            <w:vAlign w:val="top"/>
+          </w:tcPr>
+          <w:p>
+            <w:pPr>
+              <w:spacing w:after="20" w:line="240" w:lineRule="auto"/>
+              <w:jc w:val="both"/>
+              <w:rPr/>
+            </w:pPr>
+            <w:r>
+              <w:rPr>
+                <w:rtl w:val="0"/>
+              </w:rPr>
+              <w:t xml:space="preserve">email </w:t>
+            </w:r>
+          </w:p>
+        </w:tc>
+        <w:tc>
+          <w:tcPr>
+            <w:tcBorders>
+              <w:top w:color="000000" w:space="0" w:sz="4" w:val="single"/>
+              <w:left w:color="000000" w:space="0" w:sz="4" w:val="single"/>
+              <w:bottom w:color="000000" w:space="0" w:sz="4" w:val="single"/>
+              <w:right w:color="000000" w:space="0" w:sz="4" w:val="single"/>
+            </w:tcBorders>
+            <w:tcMar>
+              <w:top w:w="60.0" w:type="dxa"/>
+              <w:left w:w="100.0" w:type="dxa"/>
+              <w:bottom w:w="60.0" w:type="dxa"/>
+              <w:right w:w="100.0" w:type="dxa"/>
+            </w:tcMar>
+            <w:vAlign w:val="top"/>
+          </w:tcPr>
+          <w:p>
+            <w:pPr>
+              <w:spacing w:after="20" w:line="240" w:lineRule="auto"/>
+              <w:jc w:val="both"/>
+              <w:rPr/>
+            </w:pPr>
+            <w:r>
+              <w:rPr>
+                <w:rtl w:val="0"/>
+              </w:rPr>
+              <w:t xml:space="preserve">No vacío, formato de correo válido </w:t>
+            </w:r>
+          </w:p>
+        </w:tc>
+        <w:tc>
+          <w:tcPr>
+            <w:tcBorders>
+              <w:top w:color="000000" w:space="0" w:sz="4" w:val="single"/>
+              <w:left w:color="000000" w:space="0" w:sz="4" w:val="single"/>
+              <w:bottom w:color="000000" w:space="0" w:sz="4" w:val="single"/>
+              <w:right w:color="000000" w:space="0" w:sz="4" w:val="single"/>
+            </w:tcBorders>
+            <w:tcMar>
+              <w:top w:w="60.0" w:type="dxa"/>
+              <w:left w:w="100.0" w:type="dxa"/>
+              <w:bottom w:w="60.0" w:type="dxa"/>
+              <w:right w:w="100.0" w:type="dxa"/>
+            </w:tcMar>
+            <w:vAlign w:val="top"/>
+          </w:tcPr>
+          <w:p>
+            <w:pPr>
+              <w:spacing w:after="20" w:line="240" w:lineRule="auto"/>
+              <w:jc w:val="both"/>
+              <w:rPr/>
+            </w:pPr>
+            <w:r>
+              <w:rPr>
+                <w:rtl w:val="0"/>
+              </w:rPr>
+              <w:t xml:space="preserve">Ingresá un correo válido. </w:t>
             </w:r>
           </w:p>
         </w:tc>
@@ -26487,93 +26918,93 @@
               <w:rPr>
                 <w:rtl w:val="0"/>
               </w:rPr>
-            </w:r>
-          </w:p>
-        </w:tc>
-        <w:tc>
-          <w:tcPr>
-            <w:tcBorders>
-              <w:top w:color="000000" w:space="0" w:sz="4" w:val="single"/>
-              <w:left w:color="000000" w:space="0" w:sz="4" w:val="single"/>
-              <w:bottom w:color="000000" w:space="0" w:sz="4" w:val="single"/>
-              <w:right w:color="000000" w:space="0" w:sz="4" w:val="single"/>
-            </w:tcBorders>
-            <w:tcMar>
-              <w:top w:w="60.0" w:type="dxa"/>
-              <w:left w:w="100.0" w:type="dxa"/>
-              <w:bottom w:w="60.0" w:type="dxa"/>
-              <w:right w:w="100.0" w:type="dxa"/>
-            </w:tcMar>
-            <w:vAlign w:val="top"/>
-          </w:tcPr>
-          <w:p>
-            <w:pPr>
-              <w:spacing w:after="20" w:line="240" w:lineRule="auto"/>
-              <w:jc w:val="both"/>
-              <w:rPr/>
-            </w:pPr>
-            <w:r>
-              <w:rPr>
-                <w:rtl w:val="0"/>
-              </w:rPr>
-            </w:r>
-          </w:p>
-        </w:tc>
-        <w:tc>
-          <w:tcPr>
-            <w:tcBorders>
-              <w:top w:color="000000" w:space="0" w:sz="4" w:val="single"/>
-              <w:left w:color="000000" w:space="0" w:sz="4" w:val="single"/>
-              <w:bottom w:color="000000" w:space="0" w:sz="4" w:val="single"/>
-              <w:right w:color="000000" w:space="0" w:sz="4" w:val="single"/>
-            </w:tcBorders>
-            <w:tcMar>
-              <w:top w:w="60.0" w:type="dxa"/>
-              <w:left w:w="100.0" w:type="dxa"/>
-              <w:bottom w:w="60.0" w:type="dxa"/>
-              <w:right w:w="100.0" w:type="dxa"/>
-            </w:tcMar>
-            <w:vAlign w:val="top"/>
-          </w:tcPr>
-          <w:p>
-            <w:pPr>
-              <w:spacing w:after="20" w:line="240" w:lineRule="auto"/>
-              <w:jc w:val="both"/>
-              <w:rPr/>
-            </w:pPr>
-            <w:r>
-              <w:rPr>
-                <w:rtl w:val="0"/>
-              </w:rPr>
-            </w:r>
-          </w:p>
-        </w:tc>
-        <w:tc>
-          <w:tcPr>
-            <w:tcBorders>
-              <w:top w:color="000000" w:space="0" w:sz="4" w:val="single"/>
-              <w:left w:color="000000" w:space="0" w:sz="4" w:val="single"/>
-              <w:bottom w:color="000000" w:space="0" w:sz="4" w:val="single"/>
-              <w:right w:color="000000" w:space="0" w:sz="4" w:val="single"/>
-            </w:tcBorders>
-            <w:tcMar>
-              <w:top w:w="60.0" w:type="dxa"/>
-              <w:left w:w="100.0" w:type="dxa"/>
-              <w:bottom w:w="60.0" w:type="dxa"/>
-              <w:right w:w="100.0" w:type="dxa"/>
-            </w:tcMar>
-            <w:vAlign w:val="top"/>
-          </w:tcPr>
-          <w:p>
-            <w:pPr>
-              <w:spacing w:after="20" w:line="240" w:lineRule="auto"/>
-              <w:jc w:val="both"/>
-              <w:rPr/>
-            </w:pPr>
-            <w:r>
-              <w:rPr>
-                <w:rtl w:val="0"/>
-              </w:rPr>
+              <w:t xml:space="preserve">contraseñaLogin </w:t>
+            </w:r>
+          </w:p>
+        </w:tc>
+        <w:tc>
+          <w:tcPr>
+            <w:tcBorders>
+              <w:top w:color="000000" w:space="0" w:sz="0" w:val="nil"/>
+              <w:left w:color="000000" w:space="0" w:sz="0" w:val="nil"/>
+            </w:tcBorders>
+            <w:tcMar>
+              <w:top w:w="100.0" w:type="dxa"/>
+              <w:left w:w="100.0" w:type="dxa"/>
+              <w:bottom w:w="100.0" w:type="dxa"/>
+              <w:right w:w="100.0" w:type="dxa"/>
+            </w:tcMar>
+            <w:vAlign w:val="top"/>
+          </w:tcPr>
+          <w:p>
+            <w:pPr>
+              <w:spacing w:after="20" w:line="240" w:lineRule="auto"/>
+              <w:jc w:val="both"/>
+              <w:rPr/>
+            </w:pPr>
+            <w:r>
+              <w:rPr>
+                <w:rtl w:val="0"/>
+              </w:rPr>
+              <w:t xml:space="preserve">password</w:t>
+            </w:r>
+          </w:p>
+        </w:tc>
+        <w:tc>
+          <w:tcPr>
+            <w:tcBorders>
+              <w:top w:color="000000" w:space="0" w:sz="0" w:val="nil"/>
+              <w:right w:color="000000" w:space="0" w:sz="0" w:val="nil"/>
+            </w:tcBorders>
+            <w:tcMar>
+              <w:top w:w="100.0" w:type="dxa"/>
+              <w:left w:w="100.0" w:type="dxa"/>
+              <w:bottom w:w="100.0" w:type="dxa"/>
+              <w:right w:w="100.0" w:type="dxa"/>
+            </w:tcMar>
+            <w:vAlign w:val="top"/>
+          </w:tcPr>
+          <w:p>
+            <w:pPr>
+              <w:spacing w:after="20" w:line="240" w:lineRule="auto"/>
+              <w:jc w:val="both"/>
+              <w:rPr/>
+            </w:pPr>
+            <w:r>
+              <w:rPr>
+                <w:rtl w:val="0"/>
+              </w:rPr>
+              <w:t xml:space="preserve">No vacío </w:t>
+            </w:r>
+          </w:p>
+        </w:tc>
+        <w:tc>
+          <w:tcPr>
+            <w:tcBorders>
+              <w:top w:color="000000" w:space="0" w:sz="4" w:val="single"/>
+              <w:left w:color="000000" w:space="0" w:sz="4" w:val="single"/>
+              <w:bottom w:color="000000" w:space="0" w:sz="4" w:val="single"/>
+              <w:right w:color="000000" w:space="0" w:sz="4" w:val="single"/>
+            </w:tcBorders>
+            <w:tcMar>
+              <w:top w:w="60.0" w:type="dxa"/>
+              <w:left w:w="100.0" w:type="dxa"/>
+              <w:bottom w:w="60.0" w:type="dxa"/>
+              <w:right w:w="100.0" w:type="dxa"/>
+            </w:tcMar>
+            <w:vAlign w:val="top"/>
+          </w:tcPr>
+          <w:p>
+            <w:pPr>
+              <w:spacing w:after="20" w:line="240" w:lineRule="auto"/>
+              <w:jc w:val="both"/>
+              <w:rPr/>
+            </w:pPr>
+            <w:r>
+              <w:rPr>
+                <w:rtl w:val="0"/>
+              </w:rPr>
+              <w:t xml:space="preserve">Ingresá tu contraseña. </w:t>
             </w:r>
           </w:p>
         </w:tc>
@@ -26609,93 +27040,93 @@
               <w:rPr>
                 <w:rtl w:val="0"/>
               </w:rPr>
-            </w:r>
-          </w:p>
-        </w:tc>
-        <w:tc>
-          <w:tcPr>
-            <w:tcBorders>
-              <w:top w:color="000000" w:space="0" w:sz="4" w:val="single"/>
-              <w:left w:color="000000" w:space="0" w:sz="4" w:val="single"/>
-              <w:bottom w:color="000000" w:space="0" w:sz="4" w:val="single"/>
-              <w:right w:color="000000" w:space="0" w:sz="4" w:val="single"/>
-            </w:tcBorders>
-            <w:tcMar>
-              <w:top w:w="60.0" w:type="dxa"/>
-              <w:left w:w="100.0" w:type="dxa"/>
-              <w:bottom w:w="60.0" w:type="dxa"/>
-              <w:right w:w="100.0" w:type="dxa"/>
-            </w:tcMar>
-            <w:vAlign w:val="top"/>
-          </w:tcPr>
-          <w:p>
-            <w:pPr>
-              <w:spacing w:after="20" w:line="240" w:lineRule="auto"/>
-              <w:jc w:val="both"/>
-              <w:rPr/>
-            </w:pPr>
-            <w:r>
-              <w:rPr>
-                <w:rtl w:val="0"/>
-              </w:rPr>
-            </w:r>
-          </w:p>
-        </w:tc>
-        <w:tc>
-          <w:tcPr>
-            <w:tcBorders>
-              <w:top w:color="000000" w:space="0" w:sz="4" w:val="single"/>
-              <w:left w:color="000000" w:space="0" w:sz="4" w:val="single"/>
-              <w:bottom w:color="000000" w:space="0" w:sz="4" w:val="single"/>
-              <w:right w:color="000000" w:space="0" w:sz="4" w:val="single"/>
-            </w:tcBorders>
-            <w:tcMar>
-              <w:top w:w="60.0" w:type="dxa"/>
-              <w:left w:w="100.0" w:type="dxa"/>
-              <w:bottom w:w="60.0" w:type="dxa"/>
-              <w:right w:w="100.0" w:type="dxa"/>
-            </w:tcMar>
-            <w:vAlign w:val="top"/>
-          </w:tcPr>
-          <w:p>
-            <w:pPr>
-              <w:spacing w:after="20" w:line="240" w:lineRule="auto"/>
-              <w:jc w:val="both"/>
-              <w:rPr/>
-            </w:pPr>
-            <w:r>
-              <w:rPr>
-                <w:rtl w:val="0"/>
-              </w:rPr>
-            </w:r>
-          </w:p>
-        </w:tc>
-        <w:tc>
-          <w:tcPr>
-            <w:tcBorders>
-              <w:top w:color="000000" w:space="0" w:sz="4" w:val="single"/>
-              <w:left w:color="000000" w:space="0" w:sz="4" w:val="single"/>
-              <w:bottom w:color="000000" w:space="0" w:sz="4" w:val="single"/>
-              <w:right w:color="000000" w:space="0" w:sz="4" w:val="single"/>
-            </w:tcBorders>
-            <w:tcMar>
-              <w:top w:w="60.0" w:type="dxa"/>
-              <w:left w:w="100.0" w:type="dxa"/>
-              <w:bottom w:w="60.0" w:type="dxa"/>
-              <w:right w:w="100.0" w:type="dxa"/>
-            </w:tcMar>
-            <w:vAlign w:val="top"/>
-          </w:tcPr>
-          <w:p>
-            <w:pPr>
-              <w:spacing w:after="20" w:line="240" w:lineRule="auto"/>
-              <w:jc w:val="both"/>
-              <w:rPr/>
-            </w:pPr>
-            <w:r>
-              <w:rPr>
-                <w:rtl w:val="0"/>
-              </w:rPr>
+              <w:t xml:space="preserve">nombre </w:t>
+            </w:r>
+          </w:p>
+        </w:tc>
+        <w:tc>
+          <w:tcPr>
+            <w:tcBorders>
+              <w:left w:color="000000" w:space="0" w:sz="0" w:val="nil"/>
+              <w:bottom w:color="000000" w:space="0" w:sz="0" w:val="nil"/>
+            </w:tcBorders>
+            <w:tcMar>
+              <w:top w:w="100.0" w:type="dxa"/>
+              <w:left w:w="100.0" w:type="dxa"/>
+              <w:bottom w:w="100.0" w:type="dxa"/>
+              <w:right w:w="100.0" w:type="dxa"/>
+            </w:tcMar>
+            <w:vAlign w:val="top"/>
+          </w:tcPr>
+          <w:p>
+            <w:pPr>
+              <w:spacing w:after="20" w:line="240" w:lineRule="auto"/>
+              <w:jc w:val="both"/>
+              <w:rPr/>
+            </w:pPr>
+            <w:r>
+              <w:rPr>
+                <w:rtl w:val="0"/>
+              </w:rPr>
+              <w:t xml:space="preserve">texto</w:t>
+            </w:r>
+          </w:p>
+        </w:tc>
+        <w:tc>
+          <w:tcPr>
+            <w:tcBorders>
+              <w:bottom w:color="000000" w:space="0" w:sz="0" w:val="nil"/>
+              <w:right w:color="000000" w:space="0" w:sz="0" w:val="nil"/>
+            </w:tcBorders>
+            <w:tcMar>
+              <w:top w:w="100.0" w:type="dxa"/>
+              <w:left w:w="100.0" w:type="dxa"/>
+              <w:bottom w:w="100.0" w:type="dxa"/>
+              <w:right w:w="100.0" w:type="dxa"/>
+            </w:tcMar>
+            <w:vAlign w:val="top"/>
+          </w:tcPr>
+          <w:p>
+            <w:pPr>
+              <w:spacing w:after="20" w:line="240" w:lineRule="auto"/>
+              <w:jc w:val="both"/>
+              <w:rPr/>
+            </w:pPr>
+            <w:r>
+              <w:rPr>
+                <w:rtl w:val="0"/>
+              </w:rPr>
+              <w:t xml:space="preserve">No vacío </w:t>
+            </w:r>
+          </w:p>
+        </w:tc>
+        <w:tc>
+          <w:tcPr>
+            <w:tcBorders>
+              <w:top w:color="000000" w:space="0" w:sz="4" w:val="single"/>
+              <w:left w:color="000000" w:space="0" w:sz="4" w:val="single"/>
+              <w:bottom w:color="000000" w:space="0" w:sz="4" w:val="single"/>
+              <w:right w:color="000000" w:space="0" w:sz="4" w:val="single"/>
+            </w:tcBorders>
+            <w:tcMar>
+              <w:top w:w="60.0" w:type="dxa"/>
+              <w:left w:w="100.0" w:type="dxa"/>
+              <w:bottom w:w="60.0" w:type="dxa"/>
+              <w:right w:w="100.0" w:type="dxa"/>
+            </w:tcMar>
+            <w:vAlign w:val="top"/>
+          </w:tcPr>
+          <w:p>
+            <w:pPr>
+              <w:spacing w:after="20" w:line="240" w:lineRule="auto"/>
+              <w:jc w:val="both"/>
+              <w:rPr/>
+            </w:pPr>
+            <w:r>
+              <w:rPr>
+                <w:rtl w:val="0"/>
+              </w:rPr>
+              <w:t xml:space="preserve">El nombre es obligatorio. </w:t>
             </w:r>
           </w:p>
         </w:tc>
@@ -26731,93 +27162,2614 @@
               <w:rPr>
                 <w:rtl w:val="0"/>
               </w:rPr>
-            </w:r>
-          </w:p>
-        </w:tc>
-        <w:tc>
-          <w:tcPr>
-            <w:tcBorders>
-              <w:top w:color="000000" w:space="0" w:sz="4" w:val="single"/>
-              <w:left w:color="000000" w:space="0" w:sz="4" w:val="single"/>
-              <w:bottom w:color="000000" w:space="0" w:sz="4" w:val="single"/>
-              <w:right w:color="000000" w:space="0" w:sz="4" w:val="single"/>
-            </w:tcBorders>
-            <w:tcMar>
-              <w:top w:w="60.0" w:type="dxa"/>
-              <w:left w:w="100.0" w:type="dxa"/>
-              <w:bottom w:w="60.0" w:type="dxa"/>
-              <w:right w:w="100.0" w:type="dxa"/>
-            </w:tcMar>
-            <w:vAlign w:val="top"/>
-          </w:tcPr>
-          <w:p>
-            <w:pPr>
-              <w:spacing w:after="20" w:line="240" w:lineRule="auto"/>
-              <w:jc w:val="both"/>
-              <w:rPr/>
-            </w:pPr>
-            <w:r>
-              <w:rPr>
-                <w:rtl w:val="0"/>
-              </w:rPr>
-            </w:r>
-          </w:p>
-        </w:tc>
-        <w:tc>
-          <w:tcPr>
-            <w:tcBorders>
-              <w:top w:color="000000" w:space="0" w:sz="4" w:val="single"/>
-              <w:left w:color="000000" w:space="0" w:sz="4" w:val="single"/>
-              <w:bottom w:color="000000" w:space="0" w:sz="4" w:val="single"/>
-              <w:right w:color="000000" w:space="0" w:sz="4" w:val="single"/>
-            </w:tcBorders>
-            <w:tcMar>
-              <w:top w:w="60.0" w:type="dxa"/>
-              <w:left w:w="100.0" w:type="dxa"/>
-              <w:bottom w:w="60.0" w:type="dxa"/>
-              <w:right w:w="100.0" w:type="dxa"/>
-            </w:tcMar>
-            <w:vAlign w:val="top"/>
-          </w:tcPr>
-          <w:p>
-            <w:pPr>
-              <w:spacing w:after="20" w:line="240" w:lineRule="auto"/>
-              <w:jc w:val="both"/>
-              <w:rPr/>
-            </w:pPr>
-            <w:r>
-              <w:rPr>
-                <w:rtl w:val="0"/>
-              </w:rPr>
-            </w:r>
-          </w:p>
-        </w:tc>
-        <w:tc>
-          <w:tcPr>
-            <w:tcBorders>
-              <w:top w:color="000000" w:space="0" w:sz="4" w:val="single"/>
-              <w:left w:color="000000" w:space="0" w:sz="4" w:val="single"/>
-              <w:bottom w:color="000000" w:space="0" w:sz="4" w:val="single"/>
-              <w:right w:color="000000" w:space="0" w:sz="4" w:val="single"/>
-            </w:tcBorders>
-            <w:tcMar>
-              <w:top w:w="60.0" w:type="dxa"/>
-              <w:left w:w="100.0" w:type="dxa"/>
-              <w:bottom w:w="60.0" w:type="dxa"/>
-              <w:right w:w="100.0" w:type="dxa"/>
-            </w:tcMar>
-            <w:vAlign w:val="top"/>
-          </w:tcPr>
-          <w:p>
-            <w:pPr>
-              <w:spacing w:after="20" w:line="240" w:lineRule="auto"/>
-              <w:jc w:val="both"/>
-              <w:rPr/>
-            </w:pPr>
-            <w:r>
-              <w:rPr>
-                <w:rtl w:val="0"/>
-              </w:rPr>
+              <w:t xml:space="preserve">apellidos </w:t>
+            </w:r>
+          </w:p>
+        </w:tc>
+        <w:tc>
+          <w:tcPr>
+            <w:tcBorders>
+              <w:top w:color="000000" w:space="0" w:sz="4" w:val="single"/>
+              <w:left w:color="000000" w:space="0" w:sz="4" w:val="single"/>
+              <w:bottom w:color="000000" w:space="0" w:sz="4" w:val="single"/>
+              <w:right w:color="000000" w:space="0" w:sz="4" w:val="single"/>
+            </w:tcBorders>
+            <w:tcMar>
+              <w:top w:w="60.0" w:type="dxa"/>
+              <w:left w:w="100.0" w:type="dxa"/>
+              <w:bottom w:w="60.0" w:type="dxa"/>
+              <w:right w:w="100.0" w:type="dxa"/>
+            </w:tcMar>
+            <w:vAlign w:val="top"/>
+          </w:tcPr>
+          <w:p>
+            <w:pPr>
+              <w:spacing w:after="20" w:line="240" w:lineRule="auto"/>
+              <w:jc w:val="both"/>
+              <w:rPr/>
+            </w:pPr>
+            <w:r>
+              <w:rPr>
+                <w:rtl w:val="0"/>
+              </w:rPr>
+              <w:t xml:space="preserve">texto</w:t>
+            </w:r>
+          </w:p>
+        </w:tc>
+        <w:tc>
+          <w:tcPr>
+            <w:tcBorders>
+              <w:top w:color="000000" w:space="0" w:sz="4" w:val="single"/>
+              <w:left w:color="000000" w:space="0" w:sz="4" w:val="single"/>
+              <w:bottom w:color="000000" w:space="0" w:sz="4" w:val="single"/>
+              <w:right w:color="000000" w:space="0" w:sz="4" w:val="single"/>
+            </w:tcBorders>
+            <w:tcMar>
+              <w:top w:w="60.0" w:type="dxa"/>
+              <w:left w:w="100.0" w:type="dxa"/>
+              <w:bottom w:w="60.0" w:type="dxa"/>
+              <w:right w:w="100.0" w:type="dxa"/>
+            </w:tcMar>
+            <w:vAlign w:val="top"/>
+          </w:tcPr>
+          <w:p>
+            <w:pPr>
+              <w:spacing w:after="20" w:line="240" w:lineRule="auto"/>
+              <w:jc w:val="both"/>
+              <w:rPr/>
+            </w:pPr>
+            <w:r>
+              <w:rPr>
+                <w:rtl w:val="0"/>
+              </w:rPr>
+              <w:t xml:space="preserve">No vacío </w:t>
+            </w:r>
+          </w:p>
+        </w:tc>
+        <w:tc>
+          <w:tcPr>
+            <w:tcBorders>
+              <w:top w:color="000000" w:space="0" w:sz="4" w:val="single"/>
+              <w:left w:color="000000" w:space="0" w:sz="4" w:val="single"/>
+              <w:bottom w:color="000000" w:space="0" w:sz="4" w:val="single"/>
+              <w:right w:color="000000" w:space="0" w:sz="4" w:val="single"/>
+            </w:tcBorders>
+            <w:tcMar>
+              <w:top w:w="60.0" w:type="dxa"/>
+              <w:left w:w="100.0" w:type="dxa"/>
+              <w:bottom w:w="60.0" w:type="dxa"/>
+              <w:right w:w="100.0" w:type="dxa"/>
+            </w:tcMar>
+            <w:vAlign w:val="top"/>
+          </w:tcPr>
+          <w:p>
+            <w:pPr>
+              <w:spacing w:after="20" w:line="240" w:lineRule="auto"/>
+              <w:jc w:val="both"/>
+              <w:rPr/>
+            </w:pPr>
+            <w:r>
+              <w:rPr>
+                <w:rtl w:val="0"/>
+              </w:rPr>
+              <w:t xml:space="preserve">Los apellidos son obligatorios. </w:t>
+            </w:r>
+          </w:p>
+        </w:tc>
+      </w:tr>
+      <w:tr>
+        <w:trPr>
+          <w:cantSplit w:val="1"/>
+          <w:tblHeader w:val="0"/>
+        </w:trPr>
+        <w:tc>
+          <w:tcPr>
+            <w:tcBorders>
+              <w:top w:color="000000" w:space="0" w:sz="4" w:val="single"/>
+              <w:left w:color="000000" w:space="0" w:sz="4" w:val="single"/>
+              <w:bottom w:color="000000" w:space="0" w:sz="4" w:val="single"/>
+              <w:right w:color="000000" w:space="0" w:sz="4" w:val="single"/>
+            </w:tcBorders>
+            <w:tcMar>
+              <w:top w:w="60.0" w:type="dxa"/>
+              <w:left w:w="100.0" w:type="dxa"/>
+              <w:bottom w:w="60.0" w:type="dxa"/>
+              <w:right w:w="100.0" w:type="dxa"/>
+            </w:tcMar>
+            <w:vAlign w:val="top"/>
+          </w:tcPr>
+          <w:p>
+            <w:pPr>
+              <w:spacing w:after="20" w:line="240" w:lineRule="auto"/>
+              <w:jc w:val="both"/>
+              <w:rPr/>
+            </w:pPr>
+            <w:r>
+              <w:rPr>
+                <w:rtl w:val="0"/>
+              </w:rPr>
+              <w:t xml:space="preserve">identificacion </w:t>
+            </w:r>
+          </w:p>
+        </w:tc>
+        <w:tc>
+          <w:tcPr>
+            <w:tcBorders>
+              <w:top w:color="000000" w:space="0" w:sz="4" w:val="single"/>
+              <w:left w:color="000000" w:space="0" w:sz="4" w:val="single"/>
+              <w:bottom w:color="000000" w:space="0" w:sz="4" w:val="single"/>
+              <w:right w:color="000000" w:space="0" w:sz="4" w:val="single"/>
+            </w:tcBorders>
+            <w:tcMar>
+              <w:top w:w="60.0" w:type="dxa"/>
+              <w:left w:w="100.0" w:type="dxa"/>
+              <w:bottom w:w="60.0" w:type="dxa"/>
+              <w:right w:w="100.0" w:type="dxa"/>
+            </w:tcMar>
+            <w:vAlign w:val="top"/>
+          </w:tcPr>
+          <w:p>
+            <w:pPr>
+              <w:spacing w:after="20" w:line="240" w:lineRule="auto"/>
+              <w:jc w:val="both"/>
+              <w:rPr/>
+            </w:pPr>
+            <w:r>
+              <w:rPr>
+                <w:rtl w:val="0"/>
+              </w:rPr>
+              <w:t xml:space="preserve">texto</w:t>
+            </w:r>
+          </w:p>
+        </w:tc>
+        <w:tc>
+          <w:tcPr>
+            <w:tcBorders>
+              <w:top w:color="000000" w:space="0" w:sz="4" w:val="single"/>
+              <w:left w:color="000000" w:space="0" w:sz="4" w:val="single"/>
+              <w:bottom w:color="000000" w:space="0" w:sz="4" w:val="single"/>
+              <w:right w:color="000000" w:space="0" w:sz="4" w:val="single"/>
+            </w:tcBorders>
+            <w:tcMar>
+              <w:top w:w="60.0" w:type="dxa"/>
+              <w:left w:w="100.0" w:type="dxa"/>
+              <w:bottom w:w="60.0" w:type="dxa"/>
+              <w:right w:w="100.0" w:type="dxa"/>
+            </w:tcMar>
+            <w:vAlign w:val="top"/>
+          </w:tcPr>
+          <w:p>
+            <w:pPr>
+              <w:spacing w:after="20" w:line="240" w:lineRule="auto"/>
+              <w:jc w:val="both"/>
+              <w:rPr/>
+            </w:pPr>
+            <w:r>
+              <w:rPr>
+                <w:rtl w:val="0"/>
+              </w:rPr>
+              <w:t xml:space="preserve">No vacío </w:t>
+            </w:r>
+          </w:p>
+        </w:tc>
+        <w:tc>
+          <w:tcPr>
+            <w:tcBorders>
+              <w:top w:color="000000" w:space="0" w:sz="4" w:val="single"/>
+              <w:left w:color="000000" w:space="0" w:sz="4" w:val="single"/>
+              <w:bottom w:color="000000" w:space="0" w:sz="4" w:val="single"/>
+              <w:right w:color="000000" w:space="0" w:sz="4" w:val="single"/>
+            </w:tcBorders>
+            <w:tcMar>
+              <w:top w:w="60.0" w:type="dxa"/>
+              <w:left w:w="100.0" w:type="dxa"/>
+              <w:bottom w:w="60.0" w:type="dxa"/>
+              <w:right w:w="100.0" w:type="dxa"/>
+            </w:tcMar>
+            <w:vAlign w:val="top"/>
+          </w:tcPr>
+          <w:p>
+            <w:pPr>
+              <w:spacing w:after="20" w:line="240" w:lineRule="auto"/>
+              <w:jc w:val="both"/>
+              <w:rPr/>
+            </w:pPr>
+            <w:r>
+              <w:rPr>
+                <w:rtl w:val="0"/>
+              </w:rPr>
+              <w:t xml:space="preserve">La identificación es obligatoria. </w:t>
+            </w:r>
+          </w:p>
+        </w:tc>
+      </w:tr>
+      <w:tr>
+        <w:trPr>
+          <w:cantSplit w:val="1"/>
+          <w:tblHeader w:val="0"/>
+        </w:trPr>
+        <w:tc>
+          <w:tcPr>
+            <w:tcBorders>
+              <w:top w:color="000000" w:space="0" w:sz="4" w:val="single"/>
+              <w:left w:color="000000" w:space="0" w:sz="4" w:val="single"/>
+              <w:bottom w:color="000000" w:space="0" w:sz="4" w:val="single"/>
+              <w:right w:color="000000" w:space="0" w:sz="4" w:val="single"/>
+            </w:tcBorders>
+            <w:tcMar>
+              <w:top w:w="60.0" w:type="dxa"/>
+              <w:left w:w="100.0" w:type="dxa"/>
+              <w:bottom w:w="60.0" w:type="dxa"/>
+              <w:right w:w="100.0" w:type="dxa"/>
+            </w:tcMar>
+            <w:vAlign w:val="top"/>
+          </w:tcPr>
+          <w:p>
+            <w:pPr>
+              <w:spacing w:after="20" w:line="240" w:lineRule="auto"/>
+              <w:jc w:val="both"/>
+              <w:rPr/>
+            </w:pPr>
+            <w:r>
+              <w:rPr>
+                <w:rtl w:val="0"/>
+              </w:rPr>
+              <w:t xml:space="preserve">correoInstitucional </w:t>
+            </w:r>
+          </w:p>
+        </w:tc>
+        <w:tc>
+          <w:tcPr>
+            <w:tcBorders>
+              <w:top w:color="000000" w:space="0" w:sz="4" w:val="single"/>
+              <w:left w:color="000000" w:space="0" w:sz="4" w:val="single"/>
+              <w:bottom w:color="000000" w:space="0" w:sz="4" w:val="single"/>
+              <w:right w:color="000000" w:space="0" w:sz="4" w:val="single"/>
+            </w:tcBorders>
+            <w:tcMar>
+              <w:top w:w="60.0" w:type="dxa"/>
+              <w:left w:w="100.0" w:type="dxa"/>
+              <w:bottom w:w="60.0" w:type="dxa"/>
+              <w:right w:w="100.0" w:type="dxa"/>
+            </w:tcMar>
+            <w:vAlign w:val="top"/>
+          </w:tcPr>
+          <w:p>
+            <w:pPr>
+              <w:spacing w:after="20" w:line="240" w:lineRule="auto"/>
+              <w:jc w:val="both"/>
+              <w:rPr/>
+            </w:pPr>
+            <w:r>
+              <w:rPr>
+                <w:rtl w:val="0"/>
+              </w:rPr>
+              <w:t xml:space="preserve">email</w:t>
+            </w:r>
+          </w:p>
+        </w:tc>
+        <w:tc>
+          <w:tcPr>
+            <w:tcBorders>
+              <w:top w:color="000000" w:space="0" w:sz="4" w:val="single"/>
+              <w:left w:color="000000" w:space="0" w:sz="4" w:val="single"/>
+              <w:bottom w:color="000000" w:space="0" w:sz="4" w:val="single"/>
+              <w:right w:color="000000" w:space="0" w:sz="4" w:val="single"/>
+            </w:tcBorders>
+            <w:tcMar>
+              <w:top w:w="60.0" w:type="dxa"/>
+              <w:left w:w="100.0" w:type="dxa"/>
+              <w:bottom w:w="60.0" w:type="dxa"/>
+              <w:right w:w="100.0" w:type="dxa"/>
+            </w:tcMar>
+            <w:vAlign w:val="top"/>
+          </w:tcPr>
+          <w:p>
+            <w:pPr>
+              <w:spacing w:after="20" w:line="240" w:lineRule="auto"/>
+              <w:jc w:val="both"/>
+              <w:rPr/>
+            </w:pPr>
+            <w:r>
+              <w:rPr>
+                <w:rtl w:val="0"/>
+              </w:rPr>
+              <w:t xml:space="preserve">No vacío, formato válido </w:t>
+            </w:r>
+          </w:p>
+        </w:tc>
+        <w:tc>
+          <w:tcPr>
+            <w:tcBorders>
+              <w:top w:color="000000" w:space="0" w:sz="4" w:val="single"/>
+              <w:left w:color="000000" w:space="0" w:sz="4" w:val="single"/>
+              <w:bottom w:color="000000" w:space="0" w:sz="4" w:val="single"/>
+              <w:right w:color="000000" w:space="0" w:sz="4" w:val="single"/>
+            </w:tcBorders>
+            <w:tcMar>
+              <w:top w:w="60.0" w:type="dxa"/>
+              <w:left w:w="100.0" w:type="dxa"/>
+              <w:bottom w:w="60.0" w:type="dxa"/>
+              <w:right w:w="100.0" w:type="dxa"/>
+            </w:tcMar>
+            <w:vAlign w:val="top"/>
+          </w:tcPr>
+          <w:p>
+            <w:pPr>
+              <w:spacing w:after="20" w:line="240" w:lineRule="auto"/>
+              <w:jc w:val="both"/>
+              <w:rPr/>
+            </w:pPr>
+            <w:r>
+              <w:rPr>
+                <w:rtl w:val="0"/>
+              </w:rPr>
+              <w:t xml:space="preserve">Ingresá un correo institucional válido. </w:t>
+            </w:r>
+          </w:p>
+        </w:tc>
+      </w:tr>
+      <w:tr>
+        <w:trPr>
+          <w:cantSplit w:val="1"/>
+          <w:tblHeader w:val="0"/>
+        </w:trPr>
+        <w:tc>
+          <w:tcPr>
+            <w:tcBorders>
+              <w:top w:color="000000" w:space="0" w:sz="4" w:val="single"/>
+              <w:left w:color="000000" w:space="0" w:sz="4" w:val="single"/>
+              <w:bottom w:color="000000" w:space="0" w:sz="4" w:val="single"/>
+              <w:right w:color="000000" w:space="0" w:sz="4" w:val="single"/>
+            </w:tcBorders>
+            <w:tcMar>
+              <w:top w:w="60.0" w:type="dxa"/>
+              <w:left w:w="100.0" w:type="dxa"/>
+              <w:bottom w:w="60.0" w:type="dxa"/>
+              <w:right w:w="100.0" w:type="dxa"/>
+            </w:tcMar>
+            <w:vAlign w:val="top"/>
+          </w:tcPr>
+          <w:p>
+            <w:pPr>
+              <w:spacing w:after="20" w:line="240" w:lineRule="auto"/>
+              <w:jc w:val="both"/>
+              <w:rPr/>
+            </w:pPr>
+            <w:r>
+              <w:rPr>
+                <w:rtl w:val="0"/>
+              </w:rPr>
+              <w:t xml:space="preserve">celular </w:t>
+            </w:r>
+          </w:p>
+        </w:tc>
+        <w:tc>
+          <w:tcPr>
+            <w:tcBorders>
+              <w:top w:color="000000" w:space="0" w:sz="4" w:val="single"/>
+              <w:left w:color="000000" w:space="0" w:sz="4" w:val="single"/>
+              <w:bottom w:color="000000" w:space="0" w:sz="4" w:val="single"/>
+              <w:right w:color="000000" w:space="0" w:sz="4" w:val="single"/>
+            </w:tcBorders>
+            <w:tcMar>
+              <w:top w:w="60.0" w:type="dxa"/>
+              <w:left w:w="100.0" w:type="dxa"/>
+              <w:bottom w:w="60.0" w:type="dxa"/>
+              <w:right w:w="100.0" w:type="dxa"/>
+            </w:tcMar>
+            <w:vAlign w:val="top"/>
+          </w:tcPr>
+          <w:p>
+            <w:pPr>
+              <w:spacing w:after="20" w:line="240" w:lineRule="auto"/>
+              <w:jc w:val="both"/>
+              <w:rPr/>
+            </w:pPr>
+            <w:r>
+              <w:rPr>
+                <w:rtl w:val="0"/>
+              </w:rPr>
+              <w:t xml:space="preserve">tel</w:t>
+            </w:r>
+          </w:p>
+        </w:tc>
+        <w:tc>
+          <w:tcPr>
+            <w:tcBorders>
+              <w:top w:color="000000" w:space="0" w:sz="4" w:val="single"/>
+              <w:left w:color="000000" w:space="0" w:sz="4" w:val="single"/>
+              <w:bottom w:color="000000" w:space="0" w:sz="4" w:val="single"/>
+              <w:right w:color="000000" w:space="0" w:sz="4" w:val="single"/>
+            </w:tcBorders>
+            <w:tcMar>
+              <w:top w:w="60.0" w:type="dxa"/>
+              <w:left w:w="100.0" w:type="dxa"/>
+              <w:bottom w:w="60.0" w:type="dxa"/>
+              <w:right w:w="100.0" w:type="dxa"/>
+            </w:tcMar>
+            <w:vAlign w:val="top"/>
+          </w:tcPr>
+          <w:p>
+            <w:pPr>
+              <w:spacing w:after="20" w:line="240" w:lineRule="auto"/>
+              <w:jc w:val="both"/>
+              <w:rPr/>
+            </w:pPr>
+            <w:r>
+              <w:rPr>
+                <w:rtl w:val="0"/>
+              </w:rPr>
+              <w:t xml:space="preserve">8 dígitos numéricos </w:t>
+            </w:r>
+          </w:p>
+        </w:tc>
+        <w:tc>
+          <w:tcPr>
+            <w:tcBorders>
+              <w:top w:color="000000" w:space="0" w:sz="4" w:val="single"/>
+              <w:left w:color="000000" w:space="0" w:sz="4" w:val="single"/>
+              <w:bottom w:color="000000" w:space="0" w:sz="4" w:val="single"/>
+              <w:right w:color="000000" w:space="0" w:sz="4" w:val="single"/>
+            </w:tcBorders>
+            <w:tcMar>
+              <w:top w:w="60.0" w:type="dxa"/>
+              <w:left w:w="100.0" w:type="dxa"/>
+              <w:bottom w:w="60.0" w:type="dxa"/>
+              <w:right w:w="100.0" w:type="dxa"/>
+            </w:tcMar>
+            <w:vAlign w:val="top"/>
+          </w:tcPr>
+          <w:p>
+            <w:pPr>
+              <w:spacing w:after="20" w:line="240" w:lineRule="auto"/>
+              <w:jc w:val="both"/>
+              <w:rPr/>
+            </w:pPr>
+            <w:r>
+              <w:rPr>
+                <w:rtl w:val="0"/>
+              </w:rPr>
+              <w:t xml:space="preserve">El celular debe tener 8 dígitos. </w:t>
+            </w:r>
+          </w:p>
+        </w:tc>
+      </w:tr>
+      <w:tr>
+        <w:trPr>
+          <w:cantSplit w:val="1"/>
+          <w:tblHeader w:val="0"/>
+        </w:trPr>
+        <w:tc>
+          <w:tcPr>
+            <w:tcBorders>
+              <w:top w:color="000000" w:space="0" w:sz="4" w:val="single"/>
+              <w:left w:color="000000" w:space="0" w:sz="4" w:val="single"/>
+              <w:bottom w:color="000000" w:space="0" w:sz="4" w:val="single"/>
+              <w:right w:color="000000" w:space="0" w:sz="4" w:val="single"/>
+            </w:tcBorders>
+            <w:tcMar>
+              <w:top w:w="60.0" w:type="dxa"/>
+              <w:left w:w="100.0" w:type="dxa"/>
+              <w:bottom w:w="60.0" w:type="dxa"/>
+              <w:right w:w="100.0" w:type="dxa"/>
+            </w:tcMar>
+            <w:vAlign w:val="top"/>
+          </w:tcPr>
+          <w:p>
+            <w:pPr>
+              <w:spacing w:after="20" w:line="240" w:lineRule="auto"/>
+              <w:jc w:val="both"/>
+              <w:rPr/>
+            </w:pPr>
+            <w:r>
+              <w:rPr>
+                <w:rtl w:val="0"/>
+              </w:rPr>
+              <w:t xml:space="preserve">correoPersonal </w:t>
+            </w:r>
+          </w:p>
+        </w:tc>
+        <w:tc>
+          <w:tcPr>
+            <w:tcBorders>
+              <w:top w:color="000000" w:space="0" w:sz="4" w:val="single"/>
+              <w:left w:color="000000" w:space="0" w:sz="4" w:val="single"/>
+              <w:bottom w:color="000000" w:space="0" w:sz="4" w:val="single"/>
+              <w:right w:color="000000" w:space="0" w:sz="4" w:val="single"/>
+            </w:tcBorders>
+            <w:tcMar>
+              <w:top w:w="60.0" w:type="dxa"/>
+              <w:left w:w="100.0" w:type="dxa"/>
+              <w:bottom w:w="60.0" w:type="dxa"/>
+              <w:right w:w="100.0" w:type="dxa"/>
+            </w:tcMar>
+            <w:vAlign w:val="top"/>
+          </w:tcPr>
+          <w:p>
+            <w:pPr>
+              <w:spacing w:after="20" w:line="240" w:lineRule="auto"/>
+              <w:jc w:val="both"/>
+              <w:rPr/>
+            </w:pPr>
+            <w:r>
+              <w:rPr>
+                <w:rtl w:val="0"/>
+              </w:rPr>
+              <w:t xml:space="preserve">email</w:t>
+            </w:r>
+          </w:p>
+        </w:tc>
+        <w:tc>
+          <w:tcPr>
+            <w:tcBorders>
+              <w:top w:color="000000" w:space="0" w:sz="4" w:val="single"/>
+              <w:left w:color="000000" w:space="0" w:sz="4" w:val="single"/>
+              <w:bottom w:color="000000" w:space="0" w:sz="4" w:val="single"/>
+              <w:right w:color="000000" w:space="0" w:sz="4" w:val="single"/>
+            </w:tcBorders>
+            <w:tcMar>
+              <w:top w:w="60.0" w:type="dxa"/>
+              <w:left w:w="100.0" w:type="dxa"/>
+              <w:bottom w:w="60.0" w:type="dxa"/>
+              <w:right w:w="100.0" w:type="dxa"/>
+            </w:tcMar>
+            <w:vAlign w:val="top"/>
+          </w:tcPr>
+          <w:p>
+            <w:pPr>
+              <w:spacing w:after="20" w:line="240" w:lineRule="auto"/>
+              <w:jc w:val="both"/>
+              <w:rPr/>
+            </w:pPr>
+            <w:r>
+              <w:rPr>
+                <w:rtl w:val="0"/>
+              </w:rPr>
+              <w:t xml:space="preserve">No vacío, formato válido </w:t>
+            </w:r>
+          </w:p>
+        </w:tc>
+        <w:tc>
+          <w:tcPr>
+            <w:tcBorders>
+              <w:top w:color="000000" w:space="0" w:sz="4" w:val="single"/>
+              <w:left w:color="000000" w:space="0" w:sz="4" w:val="single"/>
+              <w:bottom w:color="000000" w:space="0" w:sz="4" w:val="single"/>
+              <w:right w:color="000000" w:space="0" w:sz="4" w:val="single"/>
+            </w:tcBorders>
+            <w:tcMar>
+              <w:top w:w="60.0" w:type="dxa"/>
+              <w:left w:w="100.0" w:type="dxa"/>
+              <w:bottom w:w="60.0" w:type="dxa"/>
+              <w:right w:w="100.0" w:type="dxa"/>
+            </w:tcMar>
+            <w:vAlign w:val="top"/>
+          </w:tcPr>
+          <w:p>
+            <w:pPr>
+              <w:spacing w:after="20" w:line="240" w:lineRule="auto"/>
+              <w:jc w:val="both"/>
+              <w:rPr/>
+            </w:pPr>
+            <w:r>
+              <w:rPr>
+                <w:rtl w:val="0"/>
+              </w:rPr>
+              <w:t xml:space="preserve">Ingresá un correo personal válido. </w:t>
+            </w:r>
+          </w:p>
+        </w:tc>
+      </w:tr>
+      <w:tr>
+        <w:trPr>
+          <w:cantSplit w:val="1"/>
+          <w:tblHeader w:val="0"/>
+        </w:trPr>
+        <w:tc>
+          <w:tcPr>
+            <w:tcBorders>
+              <w:top w:color="000000" w:space="0" w:sz="4" w:val="single"/>
+              <w:left w:color="000000" w:space="0" w:sz="4" w:val="single"/>
+              <w:bottom w:color="000000" w:space="0" w:sz="4" w:val="single"/>
+              <w:right w:color="000000" w:space="0" w:sz="4" w:val="single"/>
+            </w:tcBorders>
+            <w:tcMar>
+              <w:top w:w="60.0" w:type="dxa"/>
+              <w:left w:w="100.0" w:type="dxa"/>
+              <w:bottom w:w="60.0" w:type="dxa"/>
+              <w:right w:w="100.0" w:type="dxa"/>
+            </w:tcMar>
+            <w:vAlign w:val="top"/>
+          </w:tcPr>
+          <w:p>
+            <w:pPr>
+              <w:spacing w:after="20" w:line="240" w:lineRule="auto"/>
+              <w:jc w:val="both"/>
+              <w:rPr/>
+            </w:pPr>
+            <w:r>
+              <w:rPr>
+                <w:rtl w:val="0"/>
+              </w:rPr>
+              <w:t xml:space="preserve">fechaNacimiento </w:t>
+            </w:r>
+          </w:p>
+        </w:tc>
+        <w:tc>
+          <w:tcPr>
+            <w:tcBorders>
+              <w:top w:color="000000" w:space="0" w:sz="4" w:val="single"/>
+              <w:left w:color="000000" w:space="0" w:sz="4" w:val="single"/>
+              <w:bottom w:color="000000" w:space="0" w:sz="4" w:val="single"/>
+              <w:right w:color="000000" w:space="0" w:sz="4" w:val="single"/>
+            </w:tcBorders>
+            <w:tcMar>
+              <w:top w:w="60.0" w:type="dxa"/>
+              <w:left w:w="100.0" w:type="dxa"/>
+              <w:bottom w:w="60.0" w:type="dxa"/>
+              <w:right w:w="100.0" w:type="dxa"/>
+            </w:tcMar>
+            <w:vAlign w:val="top"/>
+          </w:tcPr>
+          <w:p>
+            <w:pPr>
+              <w:spacing w:after="20" w:line="240" w:lineRule="auto"/>
+              <w:jc w:val="both"/>
+              <w:rPr/>
+            </w:pPr>
+            <w:r>
+              <w:rPr>
+                <w:rtl w:val="0"/>
+              </w:rPr>
+              <w:t xml:space="preserve">fecha</w:t>
+            </w:r>
+          </w:p>
+        </w:tc>
+        <w:tc>
+          <w:tcPr>
+            <w:tcBorders>
+              <w:top w:color="000000" w:space="0" w:sz="4" w:val="single"/>
+              <w:left w:color="000000" w:space="0" w:sz="4" w:val="single"/>
+              <w:bottom w:color="000000" w:space="0" w:sz="4" w:val="single"/>
+              <w:right w:color="000000" w:space="0" w:sz="4" w:val="single"/>
+            </w:tcBorders>
+            <w:tcMar>
+              <w:top w:w="60.0" w:type="dxa"/>
+              <w:left w:w="100.0" w:type="dxa"/>
+              <w:bottom w:w="60.0" w:type="dxa"/>
+              <w:right w:w="100.0" w:type="dxa"/>
+            </w:tcMar>
+            <w:vAlign w:val="top"/>
+          </w:tcPr>
+          <w:p>
+            <w:pPr>
+              <w:spacing w:after="20" w:line="240" w:lineRule="auto"/>
+              <w:jc w:val="both"/>
+              <w:rPr/>
+            </w:pPr>
+            <w:r>
+              <w:rPr>
+                <w:rtl w:val="0"/>
+              </w:rPr>
+              <w:t xml:space="preserve">No vacía, no puede ser posterior a hoy </w:t>
+            </w:r>
+          </w:p>
+        </w:tc>
+        <w:tc>
+          <w:tcPr>
+            <w:tcBorders>
+              <w:top w:color="000000" w:space="0" w:sz="4" w:val="single"/>
+              <w:left w:color="000000" w:space="0" w:sz="4" w:val="single"/>
+              <w:bottom w:color="000000" w:space="0" w:sz="4" w:val="single"/>
+              <w:right w:color="000000" w:space="0" w:sz="4" w:val="single"/>
+            </w:tcBorders>
+            <w:tcMar>
+              <w:top w:w="60.0" w:type="dxa"/>
+              <w:left w:w="100.0" w:type="dxa"/>
+              <w:bottom w:w="60.0" w:type="dxa"/>
+              <w:right w:w="100.0" w:type="dxa"/>
+            </w:tcMar>
+            <w:vAlign w:val="top"/>
+          </w:tcPr>
+          <w:p>
+            <w:pPr>
+              <w:spacing w:after="20" w:line="240" w:lineRule="auto"/>
+              <w:jc w:val="both"/>
+              <w:rPr/>
+            </w:pPr>
+            <w:r>
+              <w:rPr>
+                <w:rtl w:val="0"/>
+              </w:rPr>
+              <w:t xml:space="preserve">La fecha de nacimiento no es válida. </w:t>
+            </w:r>
+          </w:p>
+        </w:tc>
+      </w:tr>
+      <w:tr>
+        <w:trPr>
+          <w:cantSplit w:val="1"/>
+          <w:tblHeader w:val="0"/>
+        </w:trPr>
+        <w:tc>
+          <w:tcPr>
+            <w:tcBorders>
+              <w:top w:color="000000" w:space="0" w:sz="4" w:val="single"/>
+              <w:left w:color="000000" w:space="0" w:sz="4" w:val="single"/>
+              <w:bottom w:color="000000" w:space="0" w:sz="4" w:val="single"/>
+              <w:right w:color="000000" w:space="0" w:sz="4" w:val="single"/>
+            </w:tcBorders>
+            <w:tcMar>
+              <w:top w:w="60.0" w:type="dxa"/>
+              <w:left w:w="100.0" w:type="dxa"/>
+              <w:bottom w:w="60.0" w:type="dxa"/>
+              <w:right w:w="100.0" w:type="dxa"/>
+            </w:tcMar>
+            <w:vAlign w:val="top"/>
+          </w:tcPr>
+          <w:p>
+            <w:pPr>
+              <w:spacing w:after="20" w:line="240" w:lineRule="auto"/>
+              <w:jc w:val="both"/>
+              <w:rPr/>
+            </w:pPr>
+            <w:r>
+              <w:rPr>
+                <w:rtl w:val="0"/>
+              </w:rPr>
+              <w:t xml:space="preserve">sexo </w:t>
+            </w:r>
+          </w:p>
+        </w:tc>
+        <w:tc>
+          <w:tcPr>
+            <w:tcBorders>
+              <w:top w:color="000000" w:space="0" w:sz="4" w:val="single"/>
+              <w:left w:color="000000" w:space="0" w:sz="4" w:val="single"/>
+              <w:bottom w:color="000000" w:space="0" w:sz="4" w:val="single"/>
+              <w:right w:color="000000" w:space="0" w:sz="4" w:val="single"/>
+            </w:tcBorders>
+            <w:tcMar>
+              <w:top w:w="60.0" w:type="dxa"/>
+              <w:left w:w="100.0" w:type="dxa"/>
+              <w:bottom w:w="60.0" w:type="dxa"/>
+              <w:right w:w="100.0" w:type="dxa"/>
+            </w:tcMar>
+            <w:vAlign w:val="top"/>
+          </w:tcPr>
+          <w:p>
+            <w:pPr>
+              <w:spacing w:after="20" w:line="240" w:lineRule="auto"/>
+              <w:jc w:val="both"/>
+              <w:rPr/>
+            </w:pPr>
+            <w:r>
+              <w:rPr>
+                <w:rtl w:val="0"/>
+              </w:rPr>
+              <w:t xml:space="preserve">lista</w:t>
+            </w:r>
+          </w:p>
+        </w:tc>
+        <w:tc>
+          <w:tcPr>
+            <w:tcBorders>
+              <w:top w:color="000000" w:space="0" w:sz="4" w:val="single"/>
+              <w:left w:color="000000" w:space="0" w:sz="4" w:val="single"/>
+              <w:bottom w:color="000000" w:space="0" w:sz="4" w:val="single"/>
+              <w:right w:color="000000" w:space="0" w:sz="4" w:val="single"/>
+            </w:tcBorders>
+            <w:tcMar>
+              <w:top w:w="60.0" w:type="dxa"/>
+              <w:left w:w="100.0" w:type="dxa"/>
+              <w:bottom w:w="60.0" w:type="dxa"/>
+              <w:right w:w="100.0" w:type="dxa"/>
+            </w:tcMar>
+            <w:vAlign w:val="top"/>
+          </w:tcPr>
+          <w:p>
+            <w:pPr>
+              <w:spacing w:after="20" w:line="240" w:lineRule="auto"/>
+              <w:jc w:val="both"/>
+              <w:rPr/>
+            </w:pPr>
+            <w:r>
+              <w:rPr>
+                <w:rtl w:val="0"/>
+              </w:rPr>
+              <w:t xml:space="preserve">Debe elegir una opción </w:t>
+            </w:r>
+          </w:p>
+        </w:tc>
+        <w:tc>
+          <w:tcPr>
+            <w:tcBorders>
+              <w:top w:color="000000" w:space="0" w:sz="4" w:val="single"/>
+              <w:left w:color="000000" w:space="0" w:sz="4" w:val="single"/>
+              <w:bottom w:color="000000" w:space="0" w:sz="4" w:val="single"/>
+              <w:right w:color="000000" w:space="0" w:sz="4" w:val="single"/>
+            </w:tcBorders>
+            <w:tcMar>
+              <w:top w:w="60.0" w:type="dxa"/>
+              <w:left w:w="100.0" w:type="dxa"/>
+              <w:bottom w:w="60.0" w:type="dxa"/>
+              <w:right w:w="100.0" w:type="dxa"/>
+            </w:tcMar>
+            <w:vAlign w:val="top"/>
+          </w:tcPr>
+          <w:p>
+            <w:pPr>
+              <w:spacing w:after="20" w:line="240" w:lineRule="auto"/>
+              <w:jc w:val="both"/>
+              <w:rPr/>
+            </w:pPr>
+            <w:r>
+              <w:rPr>
+                <w:rtl w:val="0"/>
+              </w:rPr>
+              <w:t xml:space="preserve">Seleccioná una opción. </w:t>
+            </w:r>
+          </w:p>
+        </w:tc>
+      </w:tr>
+      <w:tr>
+        <w:trPr>
+          <w:cantSplit w:val="1"/>
+          <w:tblHeader w:val="0"/>
+        </w:trPr>
+        <w:tc>
+          <w:tcPr>
+            <w:tcBorders>
+              <w:top w:color="000000" w:space="0" w:sz="4" w:val="single"/>
+              <w:left w:color="000000" w:space="0" w:sz="4" w:val="single"/>
+              <w:bottom w:color="000000" w:space="0" w:sz="4" w:val="single"/>
+              <w:right w:color="000000" w:space="0" w:sz="4" w:val="single"/>
+            </w:tcBorders>
+            <w:tcMar>
+              <w:top w:w="60.0" w:type="dxa"/>
+              <w:left w:w="100.0" w:type="dxa"/>
+              <w:bottom w:w="60.0" w:type="dxa"/>
+              <w:right w:w="100.0" w:type="dxa"/>
+            </w:tcMar>
+            <w:vAlign w:val="top"/>
+          </w:tcPr>
+          <w:p>
+            <w:pPr>
+              <w:spacing w:after="20" w:line="240" w:lineRule="auto"/>
+              <w:jc w:val="both"/>
+              <w:rPr/>
+            </w:pPr>
+            <w:r>
+              <w:rPr>
+                <w:rtl w:val="0"/>
+              </w:rPr>
+              <w:t xml:space="preserve">rol</w:t>
+            </w:r>
+          </w:p>
+        </w:tc>
+        <w:tc>
+          <w:tcPr>
+            <w:tcBorders>
+              <w:top w:color="000000" w:space="0" w:sz="4" w:val="single"/>
+              <w:left w:color="000000" w:space="0" w:sz="4" w:val="single"/>
+              <w:bottom w:color="000000" w:space="0" w:sz="4" w:val="single"/>
+              <w:right w:color="000000" w:space="0" w:sz="4" w:val="single"/>
+            </w:tcBorders>
+            <w:tcMar>
+              <w:top w:w="60.0" w:type="dxa"/>
+              <w:left w:w="100.0" w:type="dxa"/>
+              <w:bottom w:w="60.0" w:type="dxa"/>
+              <w:right w:w="100.0" w:type="dxa"/>
+            </w:tcMar>
+            <w:vAlign w:val="top"/>
+          </w:tcPr>
+          <w:p>
+            <w:pPr>
+              <w:spacing w:after="20" w:line="240" w:lineRule="auto"/>
+              <w:jc w:val="both"/>
+              <w:rPr/>
+            </w:pPr>
+            <w:r>
+              <w:rPr>
+                <w:rtl w:val="0"/>
+              </w:rPr>
+              <w:t xml:space="preserve">lista </w:t>
+            </w:r>
+          </w:p>
+        </w:tc>
+        <w:tc>
+          <w:tcPr>
+            <w:tcBorders>
+              <w:top w:color="000000" w:space="0" w:sz="4" w:val="single"/>
+              <w:left w:color="000000" w:space="0" w:sz="4" w:val="single"/>
+              <w:bottom w:color="000000" w:space="0" w:sz="4" w:val="single"/>
+              <w:right w:color="000000" w:space="0" w:sz="4" w:val="single"/>
+            </w:tcBorders>
+            <w:tcMar>
+              <w:top w:w="60.0" w:type="dxa"/>
+              <w:left w:w="100.0" w:type="dxa"/>
+              <w:bottom w:w="60.0" w:type="dxa"/>
+              <w:right w:w="100.0" w:type="dxa"/>
+            </w:tcMar>
+            <w:vAlign w:val="top"/>
+          </w:tcPr>
+          <w:p>
+            <w:pPr>
+              <w:spacing w:after="20" w:line="240" w:lineRule="auto"/>
+              <w:jc w:val="both"/>
+              <w:rPr/>
+            </w:pPr>
+            <w:r>
+              <w:rPr>
+                <w:rtl w:val="0"/>
+              </w:rPr>
+              <w:t xml:space="preserve">Debe elegir una opción </w:t>
+            </w:r>
+          </w:p>
+        </w:tc>
+        <w:tc>
+          <w:tcPr>
+            <w:tcBorders>
+              <w:top w:color="000000" w:space="0" w:sz="4" w:val="single"/>
+              <w:left w:color="000000" w:space="0" w:sz="4" w:val="single"/>
+              <w:bottom w:color="000000" w:space="0" w:sz="4" w:val="single"/>
+              <w:right w:color="000000" w:space="0" w:sz="4" w:val="single"/>
+            </w:tcBorders>
+            <w:tcMar>
+              <w:top w:w="60.0" w:type="dxa"/>
+              <w:left w:w="100.0" w:type="dxa"/>
+              <w:bottom w:w="60.0" w:type="dxa"/>
+              <w:right w:w="100.0" w:type="dxa"/>
+            </w:tcMar>
+            <w:vAlign w:val="top"/>
+          </w:tcPr>
+          <w:p>
+            <w:pPr>
+              <w:spacing w:after="20" w:line="240" w:lineRule="auto"/>
+              <w:jc w:val="both"/>
+              <w:rPr/>
+            </w:pPr>
+            <w:r>
+              <w:rPr>
+                <w:rtl w:val="0"/>
+              </w:rPr>
+              <w:t xml:space="preserve">Seleccioná un rol. </w:t>
+            </w:r>
+          </w:p>
+        </w:tc>
+      </w:tr>
+      <w:tr>
+        <w:trPr>
+          <w:cantSplit w:val="1"/>
+          <w:tblHeader w:val="0"/>
+        </w:trPr>
+        <w:tc>
+          <w:tcPr>
+            <w:tcBorders>
+              <w:top w:color="000000" w:space="0" w:sz="4" w:val="single"/>
+              <w:left w:color="000000" w:space="0" w:sz="4" w:val="single"/>
+              <w:bottom w:color="000000" w:space="0" w:sz="4" w:val="single"/>
+              <w:right w:color="000000" w:space="0" w:sz="4" w:val="single"/>
+            </w:tcBorders>
+            <w:tcMar>
+              <w:top w:w="60.0" w:type="dxa"/>
+              <w:left w:w="100.0" w:type="dxa"/>
+              <w:bottom w:w="60.0" w:type="dxa"/>
+              <w:right w:w="100.0" w:type="dxa"/>
+            </w:tcMar>
+            <w:vAlign w:val="top"/>
+          </w:tcPr>
+          <w:p>
+            <w:pPr>
+              <w:spacing w:after="20" w:line="240" w:lineRule="auto"/>
+              <w:jc w:val="both"/>
+              <w:rPr/>
+            </w:pPr>
+            <w:r>
+              <w:rPr>
+                <w:rtl w:val="0"/>
+              </w:rPr>
+              <w:t xml:space="preserve">contraseña </w:t>
+            </w:r>
+          </w:p>
+        </w:tc>
+        <w:tc>
+          <w:tcPr>
+            <w:tcBorders>
+              <w:top w:color="000000" w:space="0" w:sz="4" w:val="single"/>
+              <w:left w:color="000000" w:space="0" w:sz="4" w:val="single"/>
+              <w:bottom w:color="000000" w:space="0" w:sz="4" w:val="single"/>
+              <w:right w:color="000000" w:space="0" w:sz="4" w:val="single"/>
+            </w:tcBorders>
+            <w:tcMar>
+              <w:top w:w="60.0" w:type="dxa"/>
+              <w:left w:w="100.0" w:type="dxa"/>
+              <w:bottom w:w="60.0" w:type="dxa"/>
+              <w:right w:w="100.0" w:type="dxa"/>
+            </w:tcMar>
+            <w:vAlign w:val="top"/>
+          </w:tcPr>
+          <w:p>
+            <w:pPr>
+              <w:spacing w:after="20" w:line="240" w:lineRule="auto"/>
+              <w:jc w:val="both"/>
+              <w:rPr/>
+            </w:pPr>
+            <w:r>
+              <w:rPr>
+                <w:rtl w:val="0"/>
+              </w:rPr>
+              <w:t xml:space="preserve">password</w:t>
+            </w:r>
+          </w:p>
+        </w:tc>
+        <w:tc>
+          <w:tcPr>
+            <w:tcBorders>
+              <w:top w:color="000000" w:space="0" w:sz="0" w:val="nil"/>
+              <w:left w:color="000000" w:space="0" w:sz="0" w:val="nil"/>
+              <w:bottom w:color="000000" w:space="0" w:sz="0" w:val="nil"/>
+            </w:tcBorders>
+            <w:tcMar>
+              <w:top w:w="100.0" w:type="dxa"/>
+              <w:left w:w="100.0" w:type="dxa"/>
+              <w:bottom w:w="100.0" w:type="dxa"/>
+              <w:right w:w="100.0" w:type="dxa"/>
+            </w:tcMar>
+            <w:vAlign w:val="top"/>
+          </w:tcPr>
+          <w:p>
+            <w:pPr>
+              <w:spacing w:after="20" w:line="240" w:lineRule="auto"/>
+              <w:jc w:val="both"/>
+              <w:rPr/>
+            </w:pPr>
+            <w:r>
+              <w:rPr>
+                <w:rtl w:val="0"/>
+              </w:rPr>
+              <w:t xml:space="preserve">8 a 15 caracteres con mayúsculas, minúsculas y números</w:t>
+            </w:r>
+          </w:p>
+        </w:tc>
+        <w:tc>
+          <w:tcPr>
+            <w:tcBorders>
+              <w:top w:color="000000" w:space="0" w:sz="0" w:val="nil"/>
+              <w:bottom w:color="000000" w:space="0" w:sz="0" w:val="nil"/>
+            </w:tcBorders>
+            <w:tcMar>
+              <w:top w:w="100.0" w:type="dxa"/>
+              <w:left w:w="100.0" w:type="dxa"/>
+              <w:bottom w:w="100.0" w:type="dxa"/>
+              <w:right w:w="100.0" w:type="dxa"/>
+            </w:tcMar>
+            <w:vAlign w:val="top"/>
+          </w:tcPr>
+          <w:p>
+            <w:pPr>
+              <w:spacing w:after="20" w:line="240" w:lineRule="auto"/>
+              <w:jc w:val="both"/>
+              <w:rPr/>
+            </w:pPr>
+            <w:r>
+              <w:rPr>
+                <w:rtl w:val="0"/>
+              </w:rPr>
+              <w:t xml:space="preserve">La contraseña debe tener entre 8 y 15 caracteres, con mayúscula, minúscula y número. </w:t>
+            </w:r>
+          </w:p>
+        </w:tc>
+      </w:tr>
+      <w:tr>
+        <w:trPr>
+          <w:cantSplit w:val="1"/>
+          <w:tblHeader w:val="0"/>
+        </w:trPr>
+        <w:tc>
+          <w:tcPr>
+            <w:tcBorders>
+              <w:top w:color="000000" w:space="0" w:sz="4" w:val="single"/>
+              <w:left w:color="000000" w:space="0" w:sz="4" w:val="single"/>
+              <w:bottom w:color="000000" w:space="0" w:sz="4" w:val="single"/>
+              <w:right w:color="000000" w:space="0" w:sz="4" w:val="single"/>
+            </w:tcBorders>
+            <w:tcMar>
+              <w:top w:w="60.0" w:type="dxa"/>
+              <w:left w:w="100.0" w:type="dxa"/>
+              <w:bottom w:w="60.0" w:type="dxa"/>
+              <w:right w:w="100.0" w:type="dxa"/>
+            </w:tcMar>
+            <w:vAlign w:val="top"/>
+          </w:tcPr>
+          <w:p>
+            <w:pPr>
+              <w:spacing w:after="20" w:line="240" w:lineRule="auto"/>
+              <w:jc w:val="both"/>
+              <w:rPr/>
+            </w:pPr>
+            <w:r>
+              <w:rPr>
+                <w:rtl w:val="0"/>
+              </w:rPr>
+              <w:t xml:space="preserve">código (catálogos) </w:t>
+            </w:r>
+          </w:p>
+        </w:tc>
+        <w:tc>
+          <w:tcPr>
+            <w:tcBorders>
+              <w:top w:color="000000" w:space="0" w:sz="4" w:val="single"/>
+              <w:left w:color="000000" w:space="0" w:sz="4" w:val="single"/>
+              <w:bottom w:color="000000" w:space="0" w:sz="4" w:val="single"/>
+              <w:right w:color="000000" w:space="0" w:sz="4" w:val="single"/>
+            </w:tcBorders>
+            <w:tcMar>
+              <w:top w:w="60.0" w:type="dxa"/>
+              <w:left w:w="100.0" w:type="dxa"/>
+              <w:bottom w:w="60.0" w:type="dxa"/>
+              <w:right w:w="100.0" w:type="dxa"/>
+            </w:tcMar>
+            <w:vAlign w:val="top"/>
+          </w:tcPr>
+          <w:p>
+            <w:pPr>
+              <w:spacing w:after="20" w:line="240" w:lineRule="auto"/>
+              <w:jc w:val="both"/>
+              <w:rPr/>
+            </w:pPr>
+            <w:r>
+              <w:rPr>
+                <w:rtl w:val="0"/>
+              </w:rPr>
+              <w:t xml:space="preserve">texto</w:t>
+            </w:r>
+          </w:p>
+        </w:tc>
+        <w:tc>
+          <w:tcPr>
+            <w:tcBorders>
+              <w:top w:color="000000" w:space="0" w:sz="4" w:val="single"/>
+              <w:left w:color="000000" w:space="0" w:sz="4" w:val="single"/>
+              <w:bottom w:color="000000" w:space="0" w:sz="4" w:val="single"/>
+              <w:right w:color="000000" w:space="0" w:sz="4" w:val="single"/>
+            </w:tcBorders>
+            <w:tcMar>
+              <w:top w:w="60.0" w:type="dxa"/>
+              <w:left w:w="100.0" w:type="dxa"/>
+              <w:bottom w:w="60.0" w:type="dxa"/>
+              <w:right w:w="100.0" w:type="dxa"/>
+            </w:tcMar>
+            <w:vAlign w:val="top"/>
+          </w:tcPr>
+          <w:p>
+            <w:pPr>
+              <w:spacing w:after="20" w:line="240" w:lineRule="auto"/>
+              <w:jc w:val="both"/>
+              <w:rPr/>
+            </w:pPr>
+            <w:r>
+              <w:rPr>
+                <w:rtl w:val="0"/>
+              </w:rPr>
+              <w:t xml:space="preserve">No vacío </w:t>
+            </w:r>
+          </w:p>
+        </w:tc>
+        <w:tc>
+          <w:tcPr>
+            <w:tcBorders>
+              <w:top w:color="000000" w:space="0" w:sz="4" w:val="single"/>
+              <w:left w:color="000000" w:space="0" w:sz="4" w:val="single"/>
+              <w:bottom w:color="000000" w:space="0" w:sz="4" w:val="single"/>
+              <w:right w:color="000000" w:space="0" w:sz="4" w:val="single"/>
+            </w:tcBorders>
+            <w:tcMar>
+              <w:top w:w="60.0" w:type="dxa"/>
+              <w:left w:w="100.0" w:type="dxa"/>
+              <w:bottom w:w="60.0" w:type="dxa"/>
+              <w:right w:w="100.0" w:type="dxa"/>
+            </w:tcMar>
+            <w:vAlign w:val="top"/>
+          </w:tcPr>
+          <w:p>
+            <w:pPr>
+              <w:spacing w:after="20" w:line="240" w:lineRule="auto"/>
+              <w:jc w:val="both"/>
+              <w:rPr/>
+            </w:pPr>
+            <w:r>
+              <w:rPr>
+                <w:rtl w:val="0"/>
+              </w:rPr>
+              <w:t xml:space="preserve">El código es obligatorio. </w:t>
+            </w:r>
+          </w:p>
+        </w:tc>
+      </w:tr>
+      <w:tr>
+        <w:trPr>
+          <w:cantSplit w:val="1"/>
+          <w:tblHeader w:val="0"/>
+        </w:trPr>
+        <w:tc>
+          <w:tcPr>
+            <w:tcBorders>
+              <w:top w:color="000000" w:space="0" w:sz="4" w:val="single"/>
+              <w:left w:color="000000" w:space="0" w:sz="4" w:val="single"/>
+              <w:bottom w:color="000000" w:space="0" w:sz="4" w:val="single"/>
+              <w:right w:color="000000" w:space="0" w:sz="4" w:val="single"/>
+            </w:tcBorders>
+            <w:tcMar>
+              <w:top w:w="60.0" w:type="dxa"/>
+              <w:left w:w="100.0" w:type="dxa"/>
+              <w:bottom w:w="60.0" w:type="dxa"/>
+              <w:right w:w="100.0" w:type="dxa"/>
+            </w:tcMar>
+            <w:vAlign w:val="top"/>
+          </w:tcPr>
+          <w:p>
+            <w:pPr>
+              <w:spacing w:after="20" w:line="240" w:lineRule="auto"/>
+              <w:jc w:val="both"/>
+              <w:rPr/>
+            </w:pPr>
+            <w:r>
+              <w:rPr>
+                <w:rtl w:val="0"/>
+              </w:rPr>
+              <w:t xml:space="preserve">nombre (catálogos) </w:t>
+            </w:r>
+          </w:p>
+        </w:tc>
+        <w:tc>
+          <w:tcPr>
+            <w:tcBorders>
+              <w:top w:color="000000" w:space="0" w:sz="4" w:val="single"/>
+              <w:left w:color="000000" w:space="0" w:sz="4" w:val="single"/>
+              <w:bottom w:color="000000" w:space="0" w:sz="4" w:val="single"/>
+              <w:right w:color="000000" w:space="0" w:sz="4" w:val="single"/>
+            </w:tcBorders>
+            <w:tcMar>
+              <w:top w:w="60.0" w:type="dxa"/>
+              <w:left w:w="100.0" w:type="dxa"/>
+              <w:bottom w:w="60.0" w:type="dxa"/>
+              <w:right w:w="100.0" w:type="dxa"/>
+            </w:tcMar>
+            <w:vAlign w:val="top"/>
+          </w:tcPr>
+          <w:p>
+            <w:pPr>
+              <w:spacing w:after="20" w:line="240" w:lineRule="auto"/>
+              <w:jc w:val="both"/>
+              <w:rPr/>
+            </w:pPr>
+            <w:r>
+              <w:rPr>
+                <w:rtl w:val="0"/>
+              </w:rPr>
+              <w:t xml:space="preserve">texto</w:t>
+            </w:r>
+          </w:p>
+        </w:tc>
+        <w:tc>
+          <w:tcPr>
+            <w:tcBorders>
+              <w:top w:color="000000" w:space="0" w:sz="4" w:val="single"/>
+              <w:left w:color="000000" w:space="0" w:sz="4" w:val="single"/>
+              <w:bottom w:color="000000" w:space="0" w:sz="4" w:val="single"/>
+              <w:right w:color="000000" w:space="0" w:sz="4" w:val="single"/>
+            </w:tcBorders>
+            <w:tcMar>
+              <w:top w:w="60.0" w:type="dxa"/>
+              <w:left w:w="100.0" w:type="dxa"/>
+              <w:bottom w:w="60.0" w:type="dxa"/>
+              <w:right w:w="100.0" w:type="dxa"/>
+            </w:tcMar>
+            <w:vAlign w:val="top"/>
+          </w:tcPr>
+          <w:p>
+            <w:pPr>
+              <w:spacing w:after="20" w:line="240" w:lineRule="auto"/>
+              <w:jc w:val="both"/>
+              <w:rPr/>
+            </w:pPr>
+            <w:r>
+              <w:rPr>
+                <w:rtl w:val="0"/>
+              </w:rPr>
+              <w:t xml:space="preserve">No vacío </w:t>
+            </w:r>
+          </w:p>
+        </w:tc>
+        <w:tc>
+          <w:tcPr>
+            <w:tcBorders>
+              <w:top w:color="000000" w:space="0" w:sz="4" w:val="single"/>
+              <w:left w:color="000000" w:space="0" w:sz="4" w:val="single"/>
+              <w:bottom w:color="000000" w:space="0" w:sz="4" w:val="single"/>
+              <w:right w:color="000000" w:space="0" w:sz="4" w:val="single"/>
+            </w:tcBorders>
+            <w:tcMar>
+              <w:top w:w="60.0" w:type="dxa"/>
+              <w:left w:w="100.0" w:type="dxa"/>
+              <w:bottom w:w="60.0" w:type="dxa"/>
+              <w:right w:w="100.0" w:type="dxa"/>
+            </w:tcMar>
+            <w:vAlign w:val="top"/>
+          </w:tcPr>
+          <w:p>
+            <w:pPr>
+              <w:spacing w:after="20" w:line="240" w:lineRule="auto"/>
+              <w:jc w:val="both"/>
+              <w:rPr/>
+            </w:pPr>
+            <w:r>
+              <w:rPr>
+                <w:rtl w:val="0"/>
+              </w:rPr>
+              <w:t xml:space="preserve">El nombre es obligatorio. </w:t>
+            </w:r>
+          </w:p>
+        </w:tc>
+      </w:tr>
+      <w:tr>
+        <w:trPr>
+          <w:cantSplit w:val="1"/>
+          <w:tblHeader w:val="0"/>
+        </w:trPr>
+        <w:tc>
+          <w:tcPr>
+            <w:tcBorders>
+              <w:top w:color="000000" w:space="0" w:sz="4" w:val="single"/>
+              <w:left w:color="000000" w:space="0" w:sz="4" w:val="single"/>
+              <w:bottom w:color="000000" w:space="0" w:sz="4" w:val="single"/>
+              <w:right w:color="000000" w:space="0" w:sz="4" w:val="single"/>
+            </w:tcBorders>
+            <w:tcMar>
+              <w:top w:w="60.0" w:type="dxa"/>
+              <w:left w:w="100.0" w:type="dxa"/>
+              <w:bottom w:w="60.0" w:type="dxa"/>
+              <w:right w:w="100.0" w:type="dxa"/>
+            </w:tcMar>
+            <w:vAlign w:val="top"/>
+          </w:tcPr>
+          <w:p>
+            <w:pPr>
+              <w:spacing w:after="20" w:line="240" w:lineRule="auto"/>
+              <w:jc w:val="both"/>
+              <w:rPr/>
+            </w:pPr>
+            <w:r>
+              <w:rPr>
+                <w:rtl w:val="0"/>
+              </w:rPr>
+              <w:t xml:space="preserve">archivoCsv </w:t>
+            </w:r>
+          </w:p>
+        </w:tc>
+        <w:tc>
+          <w:tcPr>
+            <w:tcBorders>
+              <w:top w:color="000000" w:space="0" w:sz="4" w:val="single"/>
+              <w:left w:color="000000" w:space="0" w:sz="4" w:val="single"/>
+              <w:bottom w:color="000000" w:space="0" w:sz="4" w:val="single"/>
+              <w:right w:color="000000" w:space="0" w:sz="4" w:val="single"/>
+            </w:tcBorders>
+            <w:tcMar>
+              <w:top w:w="60.0" w:type="dxa"/>
+              <w:left w:w="100.0" w:type="dxa"/>
+              <w:bottom w:w="60.0" w:type="dxa"/>
+              <w:right w:w="100.0" w:type="dxa"/>
+            </w:tcMar>
+            <w:vAlign w:val="top"/>
+          </w:tcPr>
+          <w:p>
+            <w:pPr>
+              <w:spacing w:after="20" w:line="240" w:lineRule="auto"/>
+              <w:jc w:val="both"/>
+              <w:rPr/>
+            </w:pPr>
+            <w:r>
+              <w:rPr>
+                <w:rtl w:val="0"/>
+              </w:rPr>
+              <w:t xml:space="preserve">archivo</w:t>
+            </w:r>
+          </w:p>
+        </w:tc>
+        <w:tc>
+          <w:tcPr>
+            <w:tcBorders>
+              <w:top w:color="000000" w:space="0" w:sz="4" w:val="single"/>
+              <w:left w:color="000000" w:space="0" w:sz="4" w:val="single"/>
+              <w:bottom w:color="000000" w:space="0" w:sz="4" w:val="single"/>
+              <w:right w:color="000000" w:space="0" w:sz="4" w:val="single"/>
+            </w:tcBorders>
+            <w:tcMar>
+              <w:top w:w="60.0" w:type="dxa"/>
+              <w:left w:w="100.0" w:type="dxa"/>
+              <w:bottom w:w="60.0" w:type="dxa"/>
+              <w:right w:w="100.0" w:type="dxa"/>
+            </w:tcMar>
+            <w:vAlign w:val="top"/>
+          </w:tcPr>
+          <w:p>
+            <w:pPr>
+              <w:spacing w:after="20" w:line="240" w:lineRule="auto"/>
+              <w:jc w:val="both"/>
+              <w:rPr/>
+            </w:pPr>
+            <w:r>
+              <w:rPr>
+                <w:rtl w:val="0"/>
+              </w:rPr>
+              <w:t xml:space="preserve">Extensión .csv </w:t>
+            </w:r>
+          </w:p>
+        </w:tc>
+        <w:tc>
+          <w:tcPr>
+            <w:tcBorders>
+              <w:top w:color="000000" w:space="0" w:sz="4" w:val="single"/>
+              <w:left w:color="000000" w:space="0" w:sz="4" w:val="single"/>
+              <w:bottom w:color="000000" w:space="0" w:sz="4" w:val="single"/>
+              <w:right w:color="000000" w:space="0" w:sz="4" w:val="single"/>
+            </w:tcBorders>
+            <w:tcMar>
+              <w:top w:w="60.0" w:type="dxa"/>
+              <w:left w:w="100.0" w:type="dxa"/>
+              <w:bottom w:w="60.0" w:type="dxa"/>
+              <w:right w:w="100.0" w:type="dxa"/>
+            </w:tcMar>
+            <w:vAlign w:val="top"/>
+          </w:tcPr>
+          <w:p>
+            <w:pPr>
+              <w:spacing w:after="20" w:line="240" w:lineRule="auto"/>
+              <w:jc w:val="both"/>
+              <w:rPr/>
+            </w:pPr>
+            <w:r>
+              <w:rPr>
+                <w:rtl w:val="0"/>
+              </w:rPr>
+              <w:t xml:space="preserve">El archivo debe tener formato .csv. </w:t>
+            </w:r>
+          </w:p>
+        </w:tc>
+      </w:tr>
+      <w:tr>
+        <w:trPr>
+          <w:cantSplit w:val="1"/>
+          <w:tblHeader w:val="0"/>
+        </w:trPr>
+        <w:tc>
+          <w:tcPr>
+            <w:tcBorders>
+              <w:top w:color="000000" w:space="0" w:sz="4" w:val="single"/>
+              <w:left w:color="000000" w:space="0" w:sz="4" w:val="single"/>
+              <w:bottom w:color="000000" w:space="0" w:sz="4" w:val="single"/>
+              <w:right w:color="000000" w:space="0" w:sz="4" w:val="single"/>
+            </w:tcBorders>
+            <w:tcMar>
+              <w:top w:w="60.0" w:type="dxa"/>
+              <w:left w:w="100.0" w:type="dxa"/>
+              <w:bottom w:w="60.0" w:type="dxa"/>
+              <w:right w:w="100.0" w:type="dxa"/>
+            </w:tcMar>
+            <w:vAlign w:val="top"/>
+          </w:tcPr>
+          <w:p>
+            <w:pPr>
+              <w:spacing w:after="20" w:line="240" w:lineRule="auto"/>
+              <w:jc w:val="both"/>
+              <w:rPr/>
+            </w:pPr>
+            <w:r>
+              <w:rPr>
+                <w:rtl w:val="0"/>
+              </w:rPr>
+              <w:t xml:space="preserve">nombreOficial </w:t>
+            </w:r>
+          </w:p>
+        </w:tc>
+        <w:tc>
+          <w:tcPr>
+            <w:tcBorders>
+              <w:top w:color="000000" w:space="0" w:sz="4" w:val="single"/>
+              <w:left w:color="000000" w:space="0" w:sz="4" w:val="single"/>
+              <w:bottom w:color="000000" w:space="0" w:sz="4" w:val="single"/>
+              <w:right w:color="000000" w:space="0" w:sz="4" w:val="single"/>
+            </w:tcBorders>
+            <w:tcMar>
+              <w:top w:w="60.0" w:type="dxa"/>
+              <w:left w:w="100.0" w:type="dxa"/>
+              <w:bottom w:w="60.0" w:type="dxa"/>
+              <w:right w:w="100.0" w:type="dxa"/>
+            </w:tcMar>
+            <w:vAlign w:val="top"/>
+          </w:tcPr>
+          <w:p>
+            <w:pPr>
+              <w:spacing w:after="20" w:line="240" w:lineRule="auto"/>
+              <w:jc w:val="both"/>
+              <w:rPr/>
+            </w:pPr>
+            <w:r>
+              <w:rPr>
+                <w:rtl w:val="0"/>
+              </w:rPr>
+              <w:t xml:space="preserve">texto</w:t>
+            </w:r>
+          </w:p>
+        </w:tc>
+        <w:tc>
+          <w:tcPr>
+            <w:tcBorders>
+              <w:top w:color="000000" w:space="0" w:sz="4" w:val="single"/>
+              <w:left w:color="000000" w:space="0" w:sz="4" w:val="single"/>
+              <w:bottom w:color="000000" w:space="0" w:sz="4" w:val="single"/>
+              <w:right w:color="000000" w:space="0" w:sz="4" w:val="single"/>
+            </w:tcBorders>
+            <w:tcMar>
+              <w:top w:w="60.0" w:type="dxa"/>
+              <w:left w:w="100.0" w:type="dxa"/>
+              <w:bottom w:w="60.0" w:type="dxa"/>
+              <w:right w:w="100.0" w:type="dxa"/>
+            </w:tcMar>
+            <w:vAlign w:val="top"/>
+          </w:tcPr>
+          <w:p>
+            <w:pPr>
+              <w:spacing w:after="20" w:line="240" w:lineRule="auto"/>
+              <w:jc w:val="both"/>
+              <w:rPr/>
+            </w:pPr>
+            <w:r>
+              <w:rPr>
+                <w:rtl w:val="0"/>
+              </w:rPr>
+              <w:t xml:space="preserve">No vacío </w:t>
+            </w:r>
+          </w:p>
+        </w:tc>
+        <w:tc>
+          <w:tcPr>
+            <w:tcBorders>
+              <w:top w:color="000000" w:space="0" w:sz="4" w:val="single"/>
+              <w:left w:color="000000" w:space="0" w:sz="4" w:val="single"/>
+              <w:bottom w:color="000000" w:space="0" w:sz="4" w:val="single"/>
+              <w:right w:color="000000" w:space="0" w:sz="4" w:val="single"/>
+            </w:tcBorders>
+            <w:tcMar>
+              <w:top w:w="60.0" w:type="dxa"/>
+              <w:left w:w="100.0" w:type="dxa"/>
+              <w:bottom w:w="60.0" w:type="dxa"/>
+              <w:right w:w="100.0" w:type="dxa"/>
+            </w:tcMar>
+            <w:vAlign w:val="top"/>
+          </w:tcPr>
+          <w:p>
+            <w:pPr>
+              <w:spacing w:after="20" w:line="240" w:lineRule="auto"/>
+              <w:jc w:val="both"/>
+              <w:rPr/>
+            </w:pPr>
+            <w:r>
+              <w:rPr>
+                <w:rtl w:val="0"/>
+              </w:rPr>
+              <w:t xml:space="preserve">El nombre oficial es obligatorio. </w:t>
+            </w:r>
+          </w:p>
+        </w:tc>
+      </w:tr>
+      <w:tr>
+        <w:trPr>
+          <w:cantSplit w:val="1"/>
+          <w:tblHeader w:val="0"/>
+        </w:trPr>
+        <w:tc>
+          <w:tcPr>
+            <w:tcBorders>
+              <w:top w:color="000000" w:space="0" w:sz="4" w:val="single"/>
+              <w:left w:color="000000" w:space="0" w:sz="4" w:val="single"/>
+              <w:bottom w:color="000000" w:space="0" w:sz="4" w:val="single"/>
+              <w:right w:color="000000" w:space="0" w:sz="4" w:val="single"/>
+            </w:tcBorders>
+            <w:tcMar>
+              <w:top w:w="60.0" w:type="dxa"/>
+              <w:left w:w="100.0" w:type="dxa"/>
+              <w:bottom w:w="60.0" w:type="dxa"/>
+              <w:right w:w="100.0" w:type="dxa"/>
+            </w:tcMar>
+            <w:vAlign w:val="top"/>
+          </w:tcPr>
+          <w:p>
+            <w:pPr>
+              <w:spacing w:after="20" w:line="240" w:lineRule="auto"/>
+              <w:jc w:val="both"/>
+              <w:rPr/>
+            </w:pPr>
+            <w:r>
+              <w:rPr>
+                <w:rtl w:val="0"/>
+              </w:rPr>
+              <w:t xml:space="preserve">nombrePowerCampus </w:t>
+            </w:r>
+          </w:p>
+        </w:tc>
+        <w:tc>
+          <w:tcPr>
+            <w:tcBorders>
+              <w:top w:color="000000" w:space="0" w:sz="4" w:val="single"/>
+              <w:left w:color="000000" w:space="0" w:sz="4" w:val="single"/>
+              <w:bottom w:color="000000" w:space="0" w:sz="4" w:val="single"/>
+              <w:right w:color="000000" w:space="0" w:sz="4" w:val="single"/>
+            </w:tcBorders>
+            <w:tcMar>
+              <w:top w:w="60.0" w:type="dxa"/>
+              <w:left w:w="100.0" w:type="dxa"/>
+              <w:bottom w:w="60.0" w:type="dxa"/>
+              <w:right w:w="100.0" w:type="dxa"/>
+            </w:tcMar>
+            <w:vAlign w:val="top"/>
+          </w:tcPr>
+          <w:p>
+            <w:pPr>
+              <w:spacing w:after="20" w:line="240" w:lineRule="auto"/>
+              <w:jc w:val="both"/>
+              <w:rPr/>
+            </w:pPr>
+            <w:r>
+              <w:rPr>
+                <w:rtl w:val="0"/>
+              </w:rPr>
+              <w:t xml:space="preserve">texto</w:t>
+            </w:r>
+          </w:p>
+        </w:tc>
+        <w:tc>
+          <w:tcPr>
+            <w:tcBorders>
+              <w:top w:color="000000" w:space="0" w:sz="4" w:val="single"/>
+              <w:left w:color="000000" w:space="0" w:sz="4" w:val="single"/>
+              <w:bottom w:color="000000" w:space="0" w:sz="4" w:val="single"/>
+              <w:right w:color="000000" w:space="0" w:sz="4" w:val="single"/>
+            </w:tcBorders>
+            <w:tcMar>
+              <w:top w:w="60.0" w:type="dxa"/>
+              <w:left w:w="100.0" w:type="dxa"/>
+              <w:bottom w:w="60.0" w:type="dxa"/>
+              <w:right w:w="100.0" w:type="dxa"/>
+            </w:tcMar>
+            <w:vAlign w:val="top"/>
+          </w:tcPr>
+          <w:p>
+            <w:pPr>
+              <w:spacing w:after="20" w:line="240" w:lineRule="auto"/>
+              <w:jc w:val="both"/>
+              <w:rPr/>
+            </w:pPr>
+            <w:r>
+              <w:rPr>
+                <w:rtl w:val="0"/>
+              </w:rPr>
+              <w:t xml:space="preserve">No vacío, máximo 40 caracteres </w:t>
+            </w:r>
+          </w:p>
+        </w:tc>
+        <w:tc>
+          <w:tcPr>
+            <w:tcBorders>
+              <w:top w:color="000000" w:space="0" w:sz="4" w:val="single"/>
+              <w:left w:color="000000" w:space="0" w:sz="4" w:val="single"/>
+              <w:bottom w:color="000000" w:space="0" w:sz="4" w:val="single"/>
+              <w:right w:color="000000" w:space="0" w:sz="4" w:val="single"/>
+            </w:tcBorders>
+            <w:tcMar>
+              <w:top w:w="60.0" w:type="dxa"/>
+              <w:left w:w="100.0" w:type="dxa"/>
+              <w:bottom w:w="60.0" w:type="dxa"/>
+              <w:right w:w="100.0" w:type="dxa"/>
+            </w:tcMar>
+            <w:vAlign w:val="top"/>
+          </w:tcPr>
+          <w:p>
+            <w:pPr>
+              <w:spacing w:after="20" w:line="240" w:lineRule="auto"/>
+              <w:jc w:val="both"/>
+              <w:rPr/>
+            </w:pPr>
+            <w:r>
+              <w:rPr>
+                <w:rtl w:val="0"/>
+              </w:rPr>
+              <w:t xml:space="preserve">El nombre no puede superar 40 caracteres. </w:t>
+            </w:r>
+          </w:p>
+        </w:tc>
+      </w:tr>
+      <w:tr>
+        <w:trPr>
+          <w:cantSplit w:val="1"/>
+          <w:tblHeader w:val="0"/>
+        </w:trPr>
+        <w:tc>
+          <w:tcPr>
+            <w:tcBorders>
+              <w:top w:color="000000" w:space="0" w:sz="4" w:val="single"/>
+              <w:left w:color="000000" w:space="0" w:sz="4" w:val="single"/>
+              <w:bottom w:color="000000" w:space="0" w:sz="4" w:val="single"/>
+              <w:right w:color="000000" w:space="0" w:sz="4" w:val="single"/>
+            </w:tcBorders>
+            <w:tcMar>
+              <w:top w:w="60.0" w:type="dxa"/>
+              <w:left w:w="100.0" w:type="dxa"/>
+              <w:bottom w:w="60.0" w:type="dxa"/>
+              <w:right w:w="100.0" w:type="dxa"/>
+            </w:tcMar>
+            <w:vAlign w:val="top"/>
+          </w:tcPr>
+          <w:p>
+            <w:pPr>
+              <w:spacing w:after="20" w:line="240" w:lineRule="auto"/>
+              <w:jc w:val="both"/>
+              <w:rPr/>
+            </w:pPr>
+            <w:r>
+              <w:rPr>
+                <w:rtl w:val="0"/>
+              </w:rPr>
+              <w:t xml:space="preserve">creditos / horasClase </w:t>
+            </w:r>
+          </w:p>
+        </w:tc>
+        <w:tc>
+          <w:tcPr>
+            <w:tcBorders>
+              <w:top w:color="000000" w:space="0" w:sz="4" w:val="single"/>
+              <w:left w:color="000000" w:space="0" w:sz="4" w:val="single"/>
+              <w:bottom w:color="000000" w:space="0" w:sz="4" w:val="single"/>
+              <w:right w:color="000000" w:space="0" w:sz="4" w:val="single"/>
+            </w:tcBorders>
+            <w:tcMar>
+              <w:top w:w="60.0" w:type="dxa"/>
+              <w:left w:w="100.0" w:type="dxa"/>
+              <w:bottom w:w="60.0" w:type="dxa"/>
+              <w:right w:w="100.0" w:type="dxa"/>
+            </w:tcMar>
+            <w:vAlign w:val="top"/>
+          </w:tcPr>
+          <w:p>
+            <w:pPr>
+              <w:spacing w:after="20" w:line="240" w:lineRule="auto"/>
+              <w:jc w:val="both"/>
+              <w:rPr/>
+            </w:pPr>
+            <w:r>
+              <w:rPr>
+                <w:rtl w:val="0"/>
+              </w:rPr>
+              <w:t xml:space="preserve">numero</w:t>
+            </w:r>
+          </w:p>
+        </w:tc>
+        <w:tc>
+          <w:tcPr>
+            <w:tcBorders>
+              <w:top w:color="000000" w:space="0" w:sz="4" w:val="single"/>
+              <w:left w:color="000000" w:space="0" w:sz="4" w:val="single"/>
+              <w:bottom w:color="000000" w:space="0" w:sz="4" w:val="single"/>
+              <w:right w:color="000000" w:space="0" w:sz="4" w:val="single"/>
+            </w:tcBorders>
+            <w:tcMar>
+              <w:top w:w="60.0" w:type="dxa"/>
+              <w:left w:w="100.0" w:type="dxa"/>
+              <w:bottom w:w="60.0" w:type="dxa"/>
+              <w:right w:w="100.0" w:type="dxa"/>
+            </w:tcMar>
+            <w:vAlign w:val="top"/>
+          </w:tcPr>
+          <w:p>
+            <w:pPr>
+              <w:spacing w:after="20" w:line="240" w:lineRule="auto"/>
+              <w:jc w:val="both"/>
+              <w:rPr/>
+            </w:pPr>
+            <w:r>
+              <w:rPr>
+                <w:rtl w:val="0"/>
+              </w:rPr>
+              <w:t xml:space="preserve">Obligatorio, mínimo 1, entero </w:t>
+            </w:r>
+          </w:p>
+        </w:tc>
+        <w:tc>
+          <w:tcPr>
+            <w:tcBorders>
+              <w:top w:color="000000" w:space="0" w:sz="4" w:val="single"/>
+              <w:left w:color="000000" w:space="0" w:sz="4" w:val="single"/>
+              <w:bottom w:color="000000" w:space="0" w:sz="4" w:val="single"/>
+              <w:right w:color="000000" w:space="0" w:sz="4" w:val="single"/>
+            </w:tcBorders>
+            <w:tcMar>
+              <w:top w:w="60.0" w:type="dxa"/>
+              <w:left w:w="100.0" w:type="dxa"/>
+              <w:bottom w:w="60.0" w:type="dxa"/>
+              <w:right w:w="100.0" w:type="dxa"/>
+            </w:tcMar>
+            <w:vAlign w:val="top"/>
+          </w:tcPr>
+          <w:p>
+            <w:pPr>
+              <w:spacing w:after="20" w:line="240" w:lineRule="auto"/>
+              <w:jc w:val="both"/>
+              <w:rPr/>
+            </w:pPr>
+            <w:r>
+              <w:rPr>
+                <w:rtl w:val="0"/>
+              </w:rPr>
+              <w:t xml:space="preserve">Debe ser un número entero mayor o igual a 1. </w:t>
+            </w:r>
+          </w:p>
+        </w:tc>
+      </w:tr>
+      <w:tr>
+        <w:trPr>
+          <w:cantSplit w:val="1"/>
+          <w:tblHeader w:val="0"/>
+        </w:trPr>
+        <w:tc>
+          <w:tcPr>
+            <w:tcBorders>
+              <w:top w:color="000000" w:space="0" w:sz="4" w:val="single"/>
+              <w:left w:color="000000" w:space="0" w:sz="4" w:val="single"/>
+              <w:bottom w:color="000000" w:space="0" w:sz="4" w:val="single"/>
+              <w:right w:color="000000" w:space="0" w:sz="4" w:val="single"/>
+            </w:tcBorders>
+            <w:tcMar>
+              <w:top w:w="60.0" w:type="dxa"/>
+              <w:left w:w="100.0" w:type="dxa"/>
+              <w:bottom w:w="60.0" w:type="dxa"/>
+              <w:right w:w="100.0" w:type="dxa"/>
+            </w:tcMar>
+            <w:vAlign w:val="top"/>
+          </w:tcPr>
+          <w:p>
+            <w:pPr>
+              <w:spacing w:after="20" w:line="240" w:lineRule="auto"/>
+              <w:jc w:val="both"/>
+              <w:rPr/>
+            </w:pPr>
+            <w:r>
+              <w:rPr>
+                <w:rtl w:val="0"/>
+              </w:rPr>
+              <w:t xml:space="preserve">horasExtraclase </w:t>
+            </w:r>
+          </w:p>
+        </w:tc>
+        <w:tc>
+          <w:tcPr>
+            <w:tcBorders>
+              <w:top w:color="000000" w:space="0" w:sz="4" w:val="single"/>
+              <w:left w:color="000000" w:space="0" w:sz="4" w:val="single"/>
+              <w:bottom w:color="000000" w:space="0" w:sz="4" w:val="single"/>
+              <w:right w:color="000000" w:space="0" w:sz="4" w:val="single"/>
+            </w:tcBorders>
+            <w:tcMar>
+              <w:top w:w="60.0" w:type="dxa"/>
+              <w:left w:w="100.0" w:type="dxa"/>
+              <w:bottom w:w="60.0" w:type="dxa"/>
+              <w:right w:w="100.0" w:type="dxa"/>
+            </w:tcMar>
+            <w:vAlign w:val="top"/>
+          </w:tcPr>
+          <w:p>
+            <w:pPr>
+              <w:spacing w:after="20" w:line="240" w:lineRule="auto"/>
+              <w:jc w:val="both"/>
+              <w:rPr/>
+            </w:pPr>
+            <w:r>
+              <w:rPr>
+                <w:rtl w:val="0"/>
+              </w:rPr>
+              <w:t xml:space="preserve">numero</w:t>
+            </w:r>
+          </w:p>
+        </w:tc>
+        <w:tc>
+          <w:tcPr>
+            <w:tcBorders>
+              <w:top w:color="000000" w:space="0" w:sz="4" w:val="single"/>
+              <w:left w:color="000000" w:space="0" w:sz="4" w:val="single"/>
+              <w:bottom w:color="000000" w:space="0" w:sz="4" w:val="single"/>
+              <w:right w:color="000000" w:space="0" w:sz="4" w:val="single"/>
+            </w:tcBorders>
+            <w:tcMar>
+              <w:top w:w="60.0" w:type="dxa"/>
+              <w:left w:w="100.0" w:type="dxa"/>
+              <w:bottom w:w="60.0" w:type="dxa"/>
+              <w:right w:w="100.0" w:type="dxa"/>
+            </w:tcMar>
+            <w:vAlign w:val="top"/>
+          </w:tcPr>
+          <w:p>
+            <w:pPr>
+              <w:spacing w:after="20" w:line="240" w:lineRule="auto"/>
+              <w:jc w:val="both"/>
+              <w:rPr/>
+            </w:pPr>
+            <w:r>
+              <w:rPr>
+                <w:rtl w:val="0"/>
+              </w:rPr>
+              <w:t xml:space="preserve">Obligatorio, mínimo 0, entero </w:t>
+            </w:r>
+          </w:p>
+        </w:tc>
+        <w:tc>
+          <w:tcPr>
+            <w:tcBorders>
+              <w:top w:color="000000" w:space="0" w:sz="4" w:val="single"/>
+              <w:left w:color="000000" w:space="0" w:sz="4" w:val="single"/>
+              <w:bottom w:color="000000" w:space="0" w:sz="4" w:val="single"/>
+              <w:right w:color="000000" w:space="0" w:sz="4" w:val="single"/>
+            </w:tcBorders>
+            <w:tcMar>
+              <w:top w:w="60.0" w:type="dxa"/>
+              <w:left w:w="100.0" w:type="dxa"/>
+              <w:bottom w:w="60.0" w:type="dxa"/>
+              <w:right w:w="100.0" w:type="dxa"/>
+            </w:tcMar>
+            <w:vAlign w:val="top"/>
+          </w:tcPr>
+          <w:p>
+            <w:pPr>
+              <w:spacing w:after="20" w:line="240" w:lineRule="auto"/>
+              <w:jc w:val="both"/>
+              <w:rPr/>
+            </w:pPr>
+            <w:r>
+              <w:rPr>
+                <w:rtl w:val="0"/>
+              </w:rPr>
+              <w:t xml:space="preserve">Debe ser un número entero mayor o igual a 0. </w:t>
+            </w:r>
+          </w:p>
+        </w:tc>
+      </w:tr>
+      <w:tr>
+        <w:trPr>
+          <w:cantSplit w:val="1"/>
+          <w:tblHeader w:val="0"/>
+        </w:trPr>
+        <w:tc>
+          <w:tcPr>
+            <w:tcBorders>
+              <w:top w:color="000000" w:space="0" w:sz="4" w:val="single"/>
+              <w:left w:color="000000" w:space="0" w:sz="4" w:val="single"/>
+              <w:bottom w:color="000000" w:space="0" w:sz="4" w:val="single"/>
+              <w:right w:color="000000" w:space="0" w:sz="4" w:val="single"/>
+            </w:tcBorders>
+            <w:tcMar>
+              <w:top w:w="60.0" w:type="dxa"/>
+              <w:left w:w="100.0" w:type="dxa"/>
+              <w:bottom w:w="60.0" w:type="dxa"/>
+              <w:right w:w="100.0" w:type="dxa"/>
+            </w:tcMar>
+            <w:vAlign w:val="top"/>
+          </w:tcPr>
+          <w:p>
+            <w:pPr>
+              <w:spacing w:after="20" w:line="240" w:lineRule="auto"/>
+              <w:jc w:val="both"/>
+              <w:rPr/>
+            </w:pPr>
+            <w:r>
+              <w:rPr>
+                <w:rtl w:val="0"/>
+              </w:rPr>
+              <w:t xml:space="preserve">descripcionCorta </w:t>
+            </w:r>
+          </w:p>
+        </w:tc>
+        <w:tc>
+          <w:tcPr>
+            <w:tcBorders>
+              <w:top w:color="000000" w:space="0" w:sz="4" w:val="single"/>
+              <w:left w:color="000000" w:space="0" w:sz="4" w:val="single"/>
+              <w:bottom w:color="000000" w:space="0" w:sz="4" w:val="single"/>
+              <w:right w:color="000000" w:space="0" w:sz="4" w:val="single"/>
+            </w:tcBorders>
+            <w:tcMar>
+              <w:top w:w="60.0" w:type="dxa"/>
+              <w:left w:w="100.0" w:type="dxa"/>
+              <w:bottom w:w="60.0" w:type="dxa"/>
+              <w:right w:w="100.0" w:type="dxa"/>
+            </w:tcMar>
+            <w:vAlign w:val="top"/>
+          </w:tcPr>
+          <w:p>
+            <w:pPr>
+              <w:spacing w:after="20" w:line="240" w:lineRule="auto"/>
+              <w:jc w:val="both"/>
+              <w:rPr/>
+            </w:pPr>
+            <w:r>
+              <w:rPr>
+                <w:rtl w:val="0"/>
+              </w:rPr>
+              <w:t xml:space="preserve">texto</w:t>
+            </w:r>
+          </w:p>
+        </w:tc>
+        <w:tc>
+          <w:tcPr>
+            <w:tcBorders>
+              <w:top w:color="000000" w:space="0" w:sz="4" w:val="single"/>
+              <w:left w:color="000000" w:space="0" w:sz="4" w:val="single"/>
+              <w:bottom w:color="000000" w:space="0" w:sz="4" w:val="single"/>
+              <w:right w:color="000000" w:space="0" w:sz="4" w:val="single"/>
+            </w:tcBorders>
+            <w:tcMar>
+              <w:top w:w="60.0" w:type="dxa"/>
+              <w:left w:w="100.0" w:type="dxa"/>
+              <w:bottom w:w="60.0" w:type="dxa"/>
+              <w:right w:w="100.0" w:type="dxa"/>
+            </w:tcMar>
+            <w:vAlign w:val="top"/>
+          </w:tcPr>
+          <w:p>
+            <w:pPr>
+              <w:spacing w:after="20" w:line="240" w:lineRule="auto"/>
+              <w:jc w:val="both"/>
+              <w:rPr/>
+            </w:pPr>
+            <w:r>
+              <w:rPr>
+                <w:rtl w:val="0"/>
+              </w:rPr>
+              <w:t xml:space="preserve">No vacío, máximo 250 caracteres </w:t>
+            </w:r>
+          </w:p>
+        </w:tc>
+        <w:tc>
+          <w:tcPr>
+            <w:tcBorders>
+              <w:top w:color="000000" w:space="0" w:sz="4" w:val="single"/>
+              <w:left w:color="000000" w:space="0" w:sz="4" w:val="single"/>
+              <w:bottom w:color="000000" w:space="0" w:sz="4" w:val="single"/>
+              <w:right w:color="000000" w:space="0" w:sz="4" w:val="single"/>
+            </w:tcBorders>
+            <w:tcMar>
+              <w:top w:w="60.0" w:type="dxa"/>
+              <w:left w:w="100.0" w:type="dxa"/>
+              <w:bottom w:w="60.0" w:type="dxa"/>
+              <w:right w:w="100.0" w:type="dxa"/>
+            </w:tcMar>
+            <w:vAlign w:val="top"/>
+          </w:tcPr>
+          <w:p>
+            <w:pPr>
+              <w:spacing w:after="20" w:line="240" w:lineRule="auto"/>
+              <w:jc w:val="both"/>
+              <w:rPr/>
+            </w:pPr>
+            <w:r>
+              <w:rPr>
+                <w:rtl w:val="0"/>
+              </w:rPr>
+              <w:t xml:space="preserve">El texto supera el límite de 250 caracteres. </w:t>
+            </w:r>
+          </w:p>
+        </w:tc>
+      </w:tr>
+      <w:tr>
+        <w:trPr>
+          <w:cantSplit w:val="1"/>
+          <w:tblHeader w:val="0"/>
+        </w:trPr>
+        <w:tc>
+          <w:tcPr>
+            <w:tcBorders>
+              <w:top w:color="000000" w:space="0" w:sz="4" w:val="single"/>
+              <w:left w:color="000000" w:space="0" w:sz="4" w:val="single"/>
+              <w:bottom w:color="000000" w:space="0" w:sz="4" w:val="single"/>
+              <w:right w:color="000000" w:space="0" w:sz="4" w:val="single"/>
+            </w:tcBorders>
+            <w:tcMar>
+              <w:top w:w="60.0" w:type="dxa"/>
+              <w:left w:w="100.0" w:type="dxa"/>
+              <w:bottom w:w="60.0" w:type="dxa"/>
+              <w:right w:w="100.0" w:type="dxa"/>
+            </w:tcMar>
+            <w:vAlign w:val="top"/>
+          </w:tcPr>
+          <w:p>
+            <w:pPr>
+              <w:spacing w:after="20" w:line="240" w:lineRule="auto"/>
+              <w:jc w:val="both"/>
+              <w:rPr/>
+            </w:pPr>
+            <w:r>
+              <w:rPr>
+                <w:rtl w:val="0"/>
+              </w:rPr>
+              <w:t xml:space="preserve">metaDescripcion </w:t>
+            </w:r>
+          </w:p>
+        </w:tc>
+        <w:tc>
+          <w:tcPr>
+            <w:tcBorders>
+              <w:top w:color="000000" w:space="0" w:sz="4" w:val="single"/>
+              <w:left w:color="000000" w:space="0" w:sz="4" w:val="single"/>
+              <w:bottom w:color="000000" w:space="0" w:sz="4" w:val="single"/>
+              <w:right w:color="000000" w:space="0" w:sz="4" w:val="single"/>
+            </w:tcBorders>
+            <w:tcMar>
+              <w:top w:w="60.0" w:type="dxa"/>
+              <w:left w:w="100.0" w:type="dxa"/>
+              <w:bottom w:w="60.0" w:type="dxa"/>
+              <w:right w:w="100.0" w:type="dxa"/>
+            </w:tcMar>
+            <w:vAlign w:val="top"/>
+          </w:tcPr>
+          <w:p>
+            <w:pPr>
+              <w:spacing w:after="20" w:line="240" w:lineRule="auto"/>
+              <w:jc w:val="both"/>
+              <w:rPr/>
+            </w:pPr>
+            <w:r>
+              <w:rPr>
+                <w:rtl w:val="0"/>
+              </w:rPr>
+              <w:t xml:space="preserve">texto</w:t>
+            </w:r>
+          </w:p>
+        </w:tc>
+        <w:tc>
+          <w:tcPr>
+            <w:tcBorders>
+              <w:top w:color="000000" w:space="0" w:sz="4" w:val="single"/>
+              <w:left w:color="000000" w:space="0" w:sz="4" w:val="single"/>
+              <w:bottom w:color="000000" w:space="0" w:sz="4" w:val="single"/>
+              <w:right w:color="000000" w:space="0" w:sz="4" w:val="single"/>
+            </w:tcBorders>
+            <w:tcMar>
+              <w:top w:w="60.0" w:type="dxa"/>
+              <w:left w:w="100.0" w:type="dxa"/>
+              <w:bottom w:w="60.0" w:type="dxa"/>
+              <w:right w:w="100.0" w:type="dxa"/>
+            </w:tcMar>
+            <w:vAlign w:val="top"/>
+          </w:tcPr>
+          <w:p>
+            <w:pPr>
+              <w:spacing w:after="20" w:line="240" w:lineRule="auto"/>
+              <w:jc w:val="both"/>
+              <w:rPr/>
+            </w:pPr>
+            <w:r>
+              <w:rPr>
+                <w:rtl w:val="0"/>
+              </w:rPr>
+              <w:t xml:space="preserve">No vacío, máximo 155 caracteres </w:t>
+            </w:r>
+          </w:p>
+        </w:tc>
+        <w:tc>
+          <w:tcPr>
+            <w:tcBorders>
+              <w:top w:color="000000" w:space="0" w:sz="4" w:val="single"/>
+              <w:left w:color="000000" w:space="0" w:sz="4" w:val="single"/>
+              <w:bottom w:color="000000" w:space="0" w:sz="4" w:val="single"/>
+              <w:right w:color="000000" w:space="0" w:sz="4" w:val="single"/>
+            </w:tcBorders>
+            <w:tcMar>
+              <w:top w:w="60.0" w:type="dxa"/>
+              <w:left w:w="100.0" w:type="dxa"/>
+              <w:bottom w:w="60.0" w:type="dxa"/>
+              <w:right w:w="100.0" w:type="dxa"/>
+            </w:tcMar>
+            <w:vAlign w:val="top"/>
+          </w:tcPr>
+          <w:p>
+            <w:pPr>
+              <w:spacing w:after="20" w:line="240" w:lineRule="auto"/>
+              <w:jc w:val="both"/>
+              <w:rPr/>
+            </w:pPr>
+            <w:r>
+              <w:rPr>
+                <w:rtl w:val="0"/>
+              </w:rPr>
+              <w:t xml:space="preserve">El texto supera el límite de 155 caracteres. </w:t>
+            </w:r>
+          </w:p>
+        </w:tc>
+      </w:tr>
+      <w:tr>
+        <w:trPr>
+          <w:cantSplit w:val="1"/>
+          <w:tblHeader w:val="0"/>
+        </w:trPr>
+        <w:tc>
+          <w:tcPr>
+            <w:tcBorders>
+              <w:top w:color="000000" w:space="0" w:sz="4" w:val="single"/>
+              <w:left w:color="000000" w:space="0" w:sz="4" w:val="single"/>
+              <w:bottom w:color="000000" w:space="0" w:sz="4" w:val="single"/>
+              <w:right w:color="000000" w:space="0" w:sz="4" w:val="single"/>
+            </w:tcBorders>
+            <w:tcMar>
+              <w:top w:w="60.0" w:type="dxa"/>
+              <w:left w:w="100.0" w:type="dxa"/>
+              <w:bottom w:w="60.0" w:type="dxa"/>
+              <w:right w:w="100.0" w:type="dxa"/>
+            </w:tcMar>
+            <w:vAlign w:val="top"/>
+          </w:tcPr>
+          <w:p>
+            <w:pPr>
+              <w:spacing w:after="20" w:line="240" w:lineRule="auto"/>
+              <w:jc w:val="both"/>
+              <w:rPr/>
+            </w:pPr>
+            <w:r>
+              <w:rPr>
+                <w:rtl w:val="0"/>
+              </w:rPr>
+              <w:t xml:space="preserve">documentoWord </w:t>
+            </w:r>
+          </w:p>
+        </w:tc>
+        <w:tc>
+          <w:tcPr>
+            <w:tcBorders>
+              <w:top w:color="000000" w:space="0" w:sz="4" w:val="single"/>
+              <w:left w:color="000000" w:space="0" w:sz="4" w:val="single"/>
+              <w:bottom w:color="000000" w:space="0" w:sz="4" w:val="single"/>
+              <w:right w:color="000000" w:space="0" w:sz="4" w:val="single"/>
+            </w:tcBorders>
+            <w:tcMar>
+              <w:top w:w="60.0" w:type="dxa"/>
+              <w:left w:w="100.0" w:type="dxa"/>
+              <w:bottom w:w="60.0" w:type="dxa"/>
+              <w:right w:w="100.0" w:type="dxa"/>
+            </w:tcMar>
+            <w:vAlign w:val="top"/>
+          </w:tcPr>
+          <w:p>
+            <w:pPr>
+              <w:spacing w:after="20" w:line="240" w:lineRule="auto"/>
+              <w:jc w:val="both"/>
+              <w:rPr/>
+            </w:pPr>
+            <w:r>
+              <w:rPr>
+                <w:rtl w:val="0"/>
+              </w:rPr>
+              <w:t xml:space="preserve">documento</w:t>
+            </w:r>
+          </w:p>
+        </w:tc>
+        <w:tc>
+          <w:tcPr>
+            <w:tcBorders>
+              <w:top w:color="000000" w:space="0" w:sz="4" w:val="single"/>
+              <w:left w:color="000000" w:space="0" w:sz="4" w:val="single"/>
+              <w:bottom w:color="000000" w:space="0" w:sz="4" w:val="single"/>
+              <w:right w:color="000000" w:space="0" w:sz="4" w:val="single"/>
+            </w:tcBorders>
+            <w:tcMar>
+              <w:top w:w="60.0" w:type="dxa"/>
+              <w:left w:w="100.0" w:type="dxa"/>
+              <w:bottom w:w="60.0" w:type="dxa"/>
+              <w:right w:w="100.0" w:type="dxa"/>
+            </w:tcMar>
+            <w:vAlign w:val="top"/>
+          </w:tcPr>
+          <w:p>
+            <w:pPr>
+              <w:spacing w:after="20" w:line="240" w:lineRule="auto"/>
+              <w:jc w:val="both"/>
+              <w:rPr/>
+            </w:pPr>
+            <w:r>
+              <w:rPr>
+                <w:rtl w:val="0"/>
+              </w:rPr>
+              <w:t xml:space="preserve">Extensión .doc o .docx </w:t>
+            </w:r>
+          </w:p>
+        </w:tc>
+        <w:tc>
+          <w:tcPr>
+            <w:tcBorders>
+              <w:top w:color="000000" w:space="0" w:sz="4" w:val="single"/>
+              <w:left w:color="000000" w:space="0" w:sz="4" w:val="single"/>
+              <w:bottom w:color="000000" w:space="0" w:sz="4" w:val="single"/>
+              <w:right w:color="000000" w:space="0" w:sz="4" w:val="single"/>
+            </w:tcBorders>
+            <w:tcMar>
+              <w:top w:w="60.0" w:type="dxa"/>
+              <w:left w:w="100.0" w:type="dxa"/>
+              <w:bottom w:w="60.0" w:type="dxa"/>
+              <w:right w:w="100.0" w:type="dxa"/>
+            </w:tcMar>
+            <w:vAlign w:val="top"/>
+          </w:tcPr>
+          <w:p>
+            <w:pPr>
+              <w:spacing w:after="20" w:line="240" w:lineRule="auto"/>
+              <w:jc w:val="both"/>
+              <w:rPr/>
+            </w:pPr>
+            <w:r>
+              <w:rPr>
+                <w:rtl w:val="0"/>
+              </w:rPr>
+              <w:t xml:space="preserve">El archivo debe ser .doc o .docx. </w:t>
+            </w:r>
+          </w:p>
+        </w:tc>
+      </w:tr>
+      <w:tr>
+        <w:trPr>
+          <w:cantSplit w:val="1"/>
+          <w:tblHeader w:val="0"/>
+        </w:trPr>
+        <w:tc>
+          <w:tcPr>
+            <w:tcBorders>
+              <w:top w:color="000000" w:space="0" w:sz="4" w:val="single"/>
+              <w:left w:color="000000" w:space="0" w:sz="4" w:val="single"/>
+              <w:bottom w:color="000000" w:space="0" w:sz="4" w:val="single"/>
+              <w:right w:color="000000" w:space="0" w:sz="4" w:val="single"/>
+            </w:tcBorders>
+            <w:tcMar>
+              <w:top w:w="60.0" w:type="dxa"/>
+              <w:left w:w="100.0" w:type="dxa"/>
+              <w:bottom w:w="60.0" w:type="dxa"/>
+              <w:right w:w="100.0" w:type="dxa"/>
+            </w:tcMar>
+            <w:vAlign w:val="top"/>
+          </w:tcPr>
+          <w:p>
+            <w:pPr>
+              <w:spacing w:after="20" w:line="240" w:lineRule="auto"/>
+              <w:jc w:val="both"/>
+              <w:rPr/>
+            </w:pPr>
+            <w:r>
+              <w:rPr>
+                <w:rtl w:val="0"/>
+              </w:rPr>
+              <w:t xml:space="preserve">documentoPdf </w:t>
+            </w:r>
+          </w:p>
+        </w:tc>
+        <w:tc>
+          <w:tcPr>
+            <w:tcBorders>
+              <w:top w:color="000000" w:space="0" w:sz="4" w:val="single"/>
+              <w:left w:color="000000" w:space="0" w:sz="4" w:val="single"/>
+              <w:bottom w:color="000000" w:space="0" w:sz="4" w:val="single"/>
+              <w:right w:color="000000" w:space="0" w:sz="4" w:val="single"/>
+            </w:tcBorders>
+            <w:tcMar>
+              <w:top w:w="60.0" w:type="dxa"/>
+              <w:left w:w="100.0" w:type="dxa"/>
+              <w:bottom w:w="60.0" w:type="dxa"/>
+              <w:right w:w="100.0" w:type="dxa"/>
+            </w:tcMar>
+            <w:vAlign w:val="top"/>
+          </w:tcPr>
+          <w:p>
+            <w:pPr>
+              <w:spacing w:after="20" w:line="240" w:lineRule="auto"/>
+              <w:jc w:val="both"/>
+              <w:rPr/>
+            </w:pPr>
+            <w:r>
+              <w:rPr>
+                <w:rtl w:val="0"/>
+              </w:rPr>
+              <w:t xml:space="preserve">documento</w:t>
+            </w:r>
+          </w:p>
+        </w:tc>
+        <w:tc>
+          <w:tcPr>
+            <w:tcBorders>
+              <w:top w:color="000000" w:space="0" w:sz="4" w:val="single"/>
+              <w:left w:color="000000" w:space="0" w:sz="4" w:val="single"/>
+              <w:bottom w:color="000000" w:space="0" w:sz="4" w:val="single"/>
+              <w:right w:color="000000" w:space="0" w:sz="4" w:val="single"/>
+            </w:tcBorders>
+            <w:tcMar>
+              <w:top w:w="60.0" w:type="dxa"/>
+              <w:left w:w="100.0" w:type="dxa"/>
+              <w:bottom w:w="60.0" w:type="dxa"/>
+              <w:right w:w="100.0" w:type="dxa"/>
+            </w:tcMar>
+            <w:vAlign w:val="top"/>
+          </w:tcPr>
+          <w:p>
+            <w:pPr>
+              <w:spacing w:after="20" w:line="240" w:lineRule="auto"/>
+              <w:jc w:val="both"/>
+              <w:rPr/>
+            </w:pPr>
+            <w:r>
+              <w:rPr>
+                <w:rtl w:val="0"/>
+              </w:rPr>
+              <w:t xml:space="preserve">Extensión .pdf </w:t>
+            </w:r>
+          </w:p>
+        </w:tc>
+        <w:tc>
+          <w:tcPr>
+            <w:tcBorders>
+              <w:top w:color="000000" w:space="0" w:sz="4" w:val="single"/>
+              <w:left w:color="000000" w:space="0" w:sz="4" w:val="single"/>
+              <w:bottom w:color="000000" w:space="0" w:sz="4" w:val="single"/>
+              <w:right w:color="000000" w:space="0" w:sz="4" w:val="single"/>
+            </w:tcBorders>
+            <w:tcMar>
+              <w:top w:w="60.0" w:type="dxa"/>
+              <w:left w:w="100.0" w:type="dxa"/>
+              <w:bottom w:w="60.0" w:type="dxa"/>
+              <w:right w:w="100.0" w:type="dxa"/>
+            </w:tcMar>
+            <w:vAlign w:val="top"/>
+          </w:tcPr>
+          <w:p>
+            <w:pPr>
+              <w:spacing w:after="20" w:line="240" w:lineRule="auto"/>
+              <w:jc w:val="both"/>
+              <w:rPr/>
+            </w:pPr>
+            <w:r>
+              <w:rPr>
+                <w:rtl w:val="0"/>
+              </w:rPr>
+              <w:t xml:space="preserve">El archivo debe ser .pdf. </w:t>
+            </w:r>
+          </w:p>
+        </w:tc>
+      </w:tr>
+      <w:tr>
+        <w:trPr>
+          <w:cantSplit w:val="1"/>
+          <w:tblHeader w:val="0"/>
+        </w:trPr>
+        <w:tc>
+          <w:tcPr>
+            <w:tcBorders>
+              <w:top w:color="000000" w:space="0" w:sz="4" w:val="single"/>
+              <w:left w:color="000000" w:space="0" w:sz="4" w:val="single"/>
+              <w:bottom w:color="000000" w:space="0" w:sz="4" w:val="single"/>
+              <w:right w:color="000000" w:space="0" w:sz="4" w:val="single"/>
+            </w:tcBorders>
+            <w:tcMar>
+              <w:top w:w="60.0" w:type="dxa"/>
+              <w:left w:w="100.0" w:type="dxa"/>
+              <w:bottom w:w="60.0" w:type="dxa"/>
+              <w:right w:w="100.0" w:type="dxa"/>
+            </w:tcMar>
+            <w:vAlign w:val="top"/>
+          </w:tcPr>
+          <w:p>
+            <w:pPr>
+              <w:spacing w:after="20" w:line="240" w:lineRule="auto"/>
+              <w:jc w:val="both"/>
+              <w:rPr/>
+            </w:pPr>
+            <w:r>
+              <w:rPr>
+                <w:rtl w:val="0"/>
+              </w:rPr>
+              <w:t xml:space="preserve">codigoRevision </w:t>
+            </w:r>
+          </w:p>
+        </w:tc>
+        <w:tc>
+          <w:tcPr>
+            <w:tcBorders>
+              <w:top w:color="000000" w:space="0" w:sz="4" w:val="single"/>
+              <w:left w:color="000000" w:space="0" w:sz="4" w:val="single"/>
+              <w:bottom w:color="000000" w:space="0" w:sz="4" w:val="single"/>
+              <w:right w:color="000000" w:space="0" w:sz="4" w:val="single"/>
+            </w:tcBorders>
+            <w:tcMar>
+              <w:top w:w="60.0" w:type="dxa"/>
+              <w:left w:w="100.0" w:type="dxa"/>
+              <w:bottom w:w="60.0" w:type="dxa"/>
+              <w:right w:w="100.0" w:type="dxa"/>
+            </w:tcMar>
+            <w:vAlign w:val="top"/>
+          </w:tcPr>
+          <w:p>
+            <w:pPr>
+              <w:spacing w:after="20" w:line="240" w:lineRule="auto"/>
+              <w:jc w:val="both"/>
+              <w:rPr/>
+            </w:pPr>
+            <w:r>
+              <w:rPr>
+                <w:rtl w:val="0"/>
+              </w:rPr>
+              <w:t xml:space="preserve">texto</w:t>
+            </w:r>
+          </w:p>
+        </w:tc>
+        <w:tc>
+          <w:tcPr>
+            <w:tcBorders>
+              <w:top w:color="000000" w:space="0" w:sz="4" w:val="single"/>
+              <w:left w:color="000000" w:space="0" w:sz="4" w:val="single"/>
+              <w:bottom w:color="000000" w:space="0" w:sz="4" w:val="single"/>
+              <w:right w:color="000000" w:space="0" w:sz="4" w:val="single"/>
+            </w:tcBorders>
+            <w:tcMar>
+              <w:top w:w="60.0" w:type="dxa"/>
+              <w:left w:w="100.0" w:type="dxa"/>
+              <w:bottom w:w="60.0" w:type="dxa"/>
+              <w:right w:w="100.0" w:type="dxa"/>
+            </w:tcMar>
+            <w:vAlign w:val="top"/>
+          </w:tcPr>
+          <w:p>
+            <w:pPr>
+              <w:spacing w:after="20" w:line="240" w:lineRule="auto"/>
+              <w:jc w:val="both"/>
+              <w:rPr/>
+            </w:pPr>
+            <w:r>
+              <w:rPr>
+                <w:rtl w:val="0"/>
+              </w:rPr>
+              <w:t xml:space="preserve">No Vacio</w:t>
+            </w:r>
+          </w:p>
+        </w:tc>
+        <w:tc>
+          <w:tcPr>
+            <w:tcBorders>
+              <w:top w:color="000000" w:space="0" w:sz="4" w:val="single"/>
+              <w:left w:color="000000" w:space="0" w:sz="4" w:val="single"/>
+              <w:bottom w:color="000000" w:space="0" w:sz="4" w:val="single"/>
+              <w:right w:color="000000" w:space="0" w:sz="4" w:val="single"/>
+            </w:tcBorders>
+            <w:tcMar>
+              <w:top w:w="60.0" w:type="dxa"/>
+              <w:left w:w="100.0" w:type="dxa"/>
+              <w:bottom w:w="60.0" w:type="dxa"/>
+              <w:right w:w="100.0" w:type="dxa"/>
+            </w:tcMar>
+            <w:vAlign w:val="top"/>
+          </w:tcPr>
+          <w:p>
+            <w:pPr>
+              <w:spacing w:after="20" w:line="240" w:lineRule="auto"/>
+              <w:jc w:val="both"/>
+              <w:rPr/>
+            </w:pPr>
+            <w:r>
+              <w:rPr>
+                <w:rtl w:val="0"/>
+              </w:rPr>
+              <w:t xml:space="preserve">El código es obligatorio. </w:t>
             </w:r>
           </w:p>
         </w:tc>
@@ -26845,6 +29797,70 @@
           <w:rtl w:val="0"/>
         </w:rPr>
         <w:t xml:space="preserve">7.3 Lógica / pseudocódigo</w:t>
+      </w:r>
+    </w:p>
+    <w:p>
+      <w:pPr>
+        <w:numPr>
+          <w:ilvl w:val="0"/>
+          <w:numId w:val="1"/>
+        </w:numPr>
+        <w:spacing w:after="0" w:afterAutospacing="0" w:before="240" w:line="360" w:lineRule="auto"/>
+        <w:ind w:left="720" w:hanging="360"/>
+      </w:pPr>
+      <w:r>
+        <w:rPr>
+          <w:rtl w:val="0"/>
+        </w:rPr>
+        <w:t xml:space="preserve">Capturar el evento de envío del formulario.</w:t>
+      </w:r>
+    </w:p>
+    <w:p>
+      <w:pPr>
+        <w:numPr>
+          <w:ilvl w:val="0"/>
+          <w:numId w:val="1"/>
+        </w:numPr>
+        <w:spacing w:after="0" w:afterAutospacing="0" w:before="0" w:beforeAutospacing="0" w:line="360" w:lineRule="auto"/>
+        <w:ind w:left="720" w:hanging="360"/>
+      </w:pPr>
+      <w:r>
+        <w:rPr>
+          <w:rtl w:val="0"/>
+        </w:rPr>
+        <w:t xml:space="preserve">Leer cada campo obligatorio y aplicar su regla (vacío, formato, longitud, número mínimo, fecha, extensión de archivo), acumulando los errores encontrados.</w:t>
+      </w:r>
+    </w:p>
+    <w:p>
+      <w:pPr>
+        <w:numPr>
+          <w:ilvl w:val="0"/>
+          <w:numId w:val="1"/>
+        </w:numPr>
+        <w:spacing w:after="0" w:afterAutospacing="0" w:before="0" w:beforeAutospacing="0" w:line="360" w:lineRule="auto"/>
+        <w:ind w:left="720" w:hanging="360"/>
+      </w:pPr>
+      <w:r>
+        <w:rPr>
+          <w:rtl w:val="0"/>
+        </w:rPr>
+        <w:t xml:space="preserve">Mostrar el mensaje correspondiente junto a cada campo inválido y marcarlo con la clase de error; marcar como válido el que no tenga errores.</w:t>
+      </w:r>
+    </w:p>
+    <w:p>
+      <w:pPr>
+        <w:numPr>
+          <w:ilvl w:val="0"/>
+          <w:numId w:val="1"/>
+        </w:numPr>
+        <w:spacing w:after="240" w:before="0" w:beforeAutospacing="0" w:line="360" w:lineRule="auto"/>
+        <w:ind w:left="720" w:hanging="360"/>
+      </w:pPr>
+      <w:r>
+        <w:rPr>
+          <w:rtl w:val="0"/>
+        </w:rPr>
+        <w:t xml:space="preserve">Si hay al menos un error, bloquear el envío y mover el foco al primer campo inválido; si no hay errores, permitir el envío.</w:t>
       </w:r>
     </w:p>
     <w:p>
@@ -27470,6 +30486,756 @@
           </w:p>
         </w:tc>
       </w:tr>
+      <w:tr>
+        <w:trPr>
+          <w:cantSplit w:val="1"/>
+          <w:tblHeader w:val="0"/>
+        </w:trPr>
+        <w:tc>
+          <w:tcPr>
+            <w:tcBorders>
+              <w:top w:color="000000" w:space="0" w:sz="4" w:val="single"/>
+              <w:left w:color="000000" w:space="0" w:sz="4" w:val="single"/>
+              <w:bottom w:color="000000" w:space="0" w:sz="4" w:val="single"/>
+              <w:right w:color="000000" w:space="0" w:sz="4" w:val="single"/>
+            </w:tcBorders>
+            <w:tcMar>
+              <w:top w:w="60.0" w:type="dxa"/>
+              <w:left w:w="100.0" w:type="dxa"/>
+              <w:bottom w:w="60.0" w:type="dxa"/>
+              <w:right w:w="100.0" w:type="dxa"/>
+            </w:tcMar>
+            <w:vAlign w:val="top"/>
+          </w:tcPr>
+          <w:p>
+            <w:pPr>
+              <w:spacing w:after="20" w:line="240" w:lineRule="auto"/>
+              <w:jc w:val="both"/>
+              <w:rPr>
+                <w:sz w:val="20"/>
+                <w:szCs w:val="20"/>
+              </w:rPr>
+            </w:pPr>
+            <w:r>
+              <w:rPr>
+                <w:rtl w:val="0"/>
+              </w:rPr>
+            </w:r>
+          </w:p>
+        </w:tc>
+        <w:tc>
+          <w:tcPr>
+            <w:tcBorders>
+              <w:top w:color="000000" w:space="0" w:sz="4" w:val="single"/>
+              <w:left w:color="000000" w:space="0" w:sz="4" w:val="single"/>
+              <w:bottom w:color="000000" w:space="0" w:sz="4" w:val="single"/>
+              <w:right w:color="000000" w:space="0" w:sz="4" w:val="single"/>
+            </w:tcBorders>
+            <w:tcMar>
+              <w:top w:w="60.0" w:type="dxa"/>
+              <w:left w:w="100.0" w:type="dxa"/>
+              <w:bottom w:w="60.0" w:type="dxa"/>
+              <w:right w:w="100.0" w:type="dxa"/>
+            </w:tcMar>
+            <w:vAlign w:val="top"/>
+          </w:tcPr>
+          <w:p>
+            <w:pPr>
+              <w:spacing w:after="20" w:line="240" w:lineRule="auto"/>
+              <w:jc w:val="both"/>
+              <w:rPr/>
+            </w:pPr>
+            <w:r>
+              <w:rPr>
+                <w:rtl w:val="0"/>
+              </w:rPr>
+            </w:r>
+          </w:p>
+        </w:tc>
+        <w:tc>
+          <w:tcPr>
+            <w:tcBorders>
+              <w:top w:color="000000" w:space="0" w:sz="4" w:val="single"/>
+              <w:left w:color="000000" w:space="0" w:sz="4" w:val="single"/>
+              <w:bottom w:color="000000" w:space="0" w:sz="4" w:val="single"/>
+              <w:right w:color="000000" w:space="0" w:sz="4" w:val="single"/>
+            </w:tcBorders>
+            <w:tcMar>
+              <w:top w:w="60.0" w:type="dxa"/>
+              <w:left w:w="100.0" w:type="dxa"/>
+              <w:bottom w:w="60.0" w:type="dxa"/>
+              <w:right w:w="100.0" w:type="dxa"/>
+            </w:tcMar>
+            <w:vAlign w:val="top"/>
+          </w:tcPr>
+          <w:p>
+            <w:pPr>
+              <w:spacing w:after="20" w:line="240" w:lineRule="auto"/>
+              <w:jc w:val="both"/>
+              <w:rPr/>
+            </w:pPr>
+            <w:r>
+              <w:rPr>
+                <w:rtl w:val="0"/>
+              </w:rPr>
+            </w:r>
+          </w:p>
+        </w:tc>
+        <w:tc>
+          <w:tcPr>
+            <w:tcBorders>
+              <w:top w:color="000000" w:space="0" w:sz="4" w:val="single"/>
+              <w:left w:color="000000" w:space="0" w:sz="4" w:val="single"/>
+              <w:bottom w:color="000000" w:space="0" w:sz="4" w:val="single"/>
+              <w:right w:color="000000" w:space="0" w:sz="4" w:val="single"/>
+            </w:tcBorders>
+            <w:tcMar>
+              <w:top w:w="60.0" w:type="dxa"/>
+              <w:left w:w="100.0" w:type="dxa"/>
+              <w:bottom w:w="60.0" w:type="dxa"/>
+              <w:right w:w="100.0" w:type="dxa"/>
+            </w:tcMar>
+            <w:vAlign w:val="top"/>
+          </w:tcPr>
+          <w:p>
+            <w:pPr>
+              <w:spacing w:after="20" w:line="240" w:lineRule="auto"/>
+              <w:jc w:val="both"/>
+              <w:rPr/>
+            </w:pPr>
+            <w:r>
+              <w:rPr>
+                <w:rtl w:val="0"/>
+              </w:rPr>
+            </w:r>
+          </w:p>
+        </w:tc>
+      </w:tr>
+      <w:tr>
+        <w:trPr>
+          <w:cantSplit w:val="1"/>
+          <w:tblHeader w:val="0"/>
+        </w:trPr>
+        <w:tc>
+          <w:tcPr>
+            <w:tcBorders>
+              <w:top w:color="000000" w:space="0" w:sz="4" w:val="single"/>
+              <w:left w:color="000000" w:space="0" w:sz="4" w:val="single"/>
+              <w:bottom w:color="000000" w:space="0" w:sz="4" w:val="single"/>
+              <w:right w:color="000000" w:space="0" w:sz="4" w:val="single"/>
+            </w:tcBorders>
+            <w:tcMar>
+              <w:top w:w="60.0" w:type="dxa"/>
+              <w:left w:w="100.0" w:type="dxa"/>
+              <w:bottom w:w="60.0" w:type="dxa"/>
+              <w:right w:w="100.0" w:type="dxa"/>
+            </w:tcMar>
+            <w:vAlign w:val="top"/>
+          </w:tcPr>
+          <w:p>
+            <w:pPr>
+              <w:spacing w:after="20" w:line="240" w:lineRule="auto"/>
+              <w:jc w:val="both"/>
+              <w:rPr>
+                <w:sz w:val="20"/>
+                <w:szCs w:val="20"/>
+              </w:rPr>
+            </w:pPr>
+            <w:r>
+              <w:rPr>
+                <w:rtl w:val="0"/>
+              </w:rPr>
+            </w:r>
+          </w:p>
+        </w:tc>
+        <w:tc>
+          <w:tcPr>
+            <w:tcBorders>
+              <w:top w:color="000000" w:space="0" w:sz="4" w:val="single"/>
+              <w:left w:color="000000" w:space="0" w:sz="4" w:val="single"/>
+              <w:bottom w:color="000000" w:space="0" w:sz="4" w:val="single"/>
+              <w:right w:color="000000" w:space="0" w:sz="4" w:val="single"/>
+            </w:tcBorders>
+            <w:tcMar>
+              <w:top w:w="60.0" w:type="dxa"/>
+              <w:left w:w="100.0" w:type="dxa"/>
+              <w:bottom w:w="60.0" w:type="dxa"/>
+              <w:right w:w="100.0" w:type="dxa"/>
+            </w:tcMar>
+            <w:vAlign w:val="top"/>
+          </w:tcPr>
+          <w:p>
+            <w:pPr>
+              <w:spacing w:after="20" w:line="240" w:lineRule="auto"/>
+              <w:jc w:val="both"/>
+              <w:rPr/>
+            </w:pPr>
+            <w:r>
+              <w:rPr>
+                <w:rtl w:val="0"/>
+              </w:rPr>
+            </w:r>
+          </w:p>
+        </w:tc>
+        <w:tc>
+          <w:tcPr>
+            <w:tcBorders>
+              <w:top w:color="000000" w:space="0" w:sz="4" w:val="single"/>
+              <w:left w:color="000000" w:space="0" w:sz="4" w:val="single"/>
+              <w:bottom w:color="000000" w:space="0" w:sz="4" w:val="single"/>
+              <w:right w:color="000000" w:space="0" w:sz="4" w:val="single"/>
+            </w:tcBorders>
+            <w:tcMar>
+              <w:top w:w="60.0" w:type="dxa"/>
+              <w:left w:w="100.0" w:type="dxa"/>
+              <w:bottom w:w="60.0" w:type="dxa"/>
+              <w:right w:w="100.0" w:type="dxa"/>
+            </w:tcMar>
+            <w:vAlign w:val="top"/>
+          </w:tcPr>
+          <w:p>
+            <w:pPr>
+              <w:spacing w:after="20" w:line="240" w:lineRule="auto"/>
+              <w:jc w:val="both"/>
+              <w:rPr/>
+            </w:pPr>
+            <w:r>
+              <w:rPr>
+                <w:rtl w:val="0"/>
+              </w:rPr>
+            </w:r>
+          </w:p>
+        </w:tc>
+        <w:tc>
+          <w:tcPr>
+            <w:tcBorders>
+              <w:top w:color="000000" w:space="0" w:sz="4" w:val="single"/>
+              <w:left w:color="000000" w:space="0" w:sz="4" w:val="single"/>
+              <w:bottom w:color="000000" w:space="0" w:sz="4" w:val="single"/>
+              <w:right w:color="000000" w:space="0" w:sz="4" w:val="single"/>
+            </w:tcBorders>
+            <w:tcMar>
+              <w:top w:w="60.0" w:type="dxa"/>
+              <w:left w:w="100.0" w:type="dxa"/>
+              <w:bottom w:w="60.0" w:type="dxa"/>
+              <w:right w:w="100.0" w:type="dxa"/>
+            </w:tcMar>
+            <w:vAlign w:val="top"/>
+          </w:tcPr>
+          <w:p>
+            <w:pPr>
+              <w:spacing w:after="20" w:line="240" w:lineRule="auto"/>
+              <w:jc w:val="both"/>
+              <w:rPr/>
+            </w:pPr>
+            <w:r>
+              <w:rPr>
+                <w:rtl w:val="0"/>
+              </w:rPr>
+            </w:r>
+          </w:p>
+        </w:tc>
+      </w:tr>
+      <w:tr>
+        <w:trPr>
+          <w:cantSplit w:val="1"/>
+          <w:tblHeader w:val="0"/>
+        </w:trPr>
+        <w:tc>
+          <w:tcPr>
+            <w:tcBorders>
+              <w:top w:color="000000" w:space="0" w:sz="4" w:val="single"/>
+              <w:left w:color="000000" w:space="0" w:sz="4" w:val="single"/>
+              <w:bottom w:color="000000" w:space="0" w:sz="4" w:val="single"/>
+              <w:right w:color="000000" w:space="0" w:sz="4" w:val="single"/>
+            </w:tcBorders>
+            <w:tcMar>
+              <w:top w:w="60.0" w:type="dxa"/>
+              <w:left w:w="100.0" w:type="dxa"/>
+              <w:bottom w:w="60.0" w:type="dxa"/>
+              <w:right w:w="100.0" w:type="dxa"/>
+            </w:tcMar>
+            <w:vAlign w:val="top"/>
+          </w:tcPr>
+          <w:p>
+            <w:pPr>
+              <w:spacing w:after="20" w:line="240" w:lineRule="auto"/>
+              <w:jc w:val="both"/>
+              <w:rPr>
+                <w:sz w:val="20"/>
+                <w:szCs w:val="20"/>
+              </w:rPr>
+            </w:pPr>
+            <w:r>
+              <w:rPr>
+                <w:rtl w:val="0"/>
+              </w:rPr>
+            </w:r>
+          </w:p>
+        </w:tc>
+        <w:tc>
+          <w:tcPr>
+            <w:tcBorders>
+              <w:top w:color="000000" w:space="0" w:sz="4" w:val="single"/>
+              <w:left w:color="000000" w:space="0" w:sz="4" w:val="single"/>
+              <w:bottom w:color="000000" w:space="0" w:sz="4" w:val="single"/>
+              <w:right w:color="000000" w:space="0" w:sz="4" w:val="single"/>
+            </w:tcBorders>
+            <w:tcMar>
+              <w:top w:w="60.0" w:type="dxa"/>
+              <w:left w:w="100.0" w:type="dxa"/>
+              <w:bottom w:w="60.0" w:type="dxa"/>
+              <w:right w:w="100.0" w:type="dxa"/>
+            </w:tcMar>
+            <w:vAlign w:val="top"/>
+          </w:tcPr>
+          <w:p>
+            <w:pPr>
+              <w:spacing w:after="20" w:line="240" w:lineRule="auto"/>
+              <w:jc w:val="both"/>
+              <w:rPr/>
+            </w:pPr>
+            <w:r>
+              <w:rPr>
+                <w:rtl w:val="0"/>
+              </w:rPr>
+            </w:r>
+          </w:p>
+        </w:tc>
+        <w:tc>
+          <w:tcPr>
+            <w:tcBorders>
+              <w:top w:color="000000" w:space="0" w:sz="4" w:val="single"/>
+              <w:left w:color="000000" w:space="0" w:sz="4" w:val="single"/>
+              <w:bottom w:color="000000" w:space="0" w:sz="4" w:val="single"/>
+              <w:right w:color="000000" w:space="0" w:sz="4" w:val="single"/>
+            </w:tcBorders>
+            <w:tcMar>
+              <w:top w:w="60.0" w:type="dxa"/>
+              <w:left w:w="100.0" w:type="dxa"/>
+              <w:bottom w:w="60.0" w:type="dxa"/>
+              <w:right w:w="100.0" w:type="dxa"/>
+            </w:tcMar>
+            <w:vAlign w:val="top"/>
+          </w:tcPr>
+          <w:p>
+            <w:pPr>
+              <w:spacing w:after="20" w:line="240" w:lineRule="auto"/>
+              <w:jc w:val="both"/>
+              <w:rPr/>
+            </w:pPr>
+            <w:r>
+              <w:rPr>
+                <w:rtl w:val="0"/>
+              </w:rPr>
+            </w:r>
+          </w:p>
+        </w:tc>
+        <w:tc>
+          <w:tcPr>
+            <w:tcBorders>
+              <w:top w:color="000000" w:space="0" w:sz="4" w:val="single"/>
+              <w:left w:color="000000" w:space="0" w:sz="4" w:val="single"/>
+              <w:bottom w:color="000000" w:space="0" w:sz="4" w:val="single"/>
+              <w:right w:color="000000" w:space="0" w:sz="4" w:val="single"/>
+            </w:tcBorders>
+            <w:tcMar>
+              <w:top w:w="60.0" w:type="dxa"/>
+              <w:left w:w="100.0" w:type="dxa"/>
+              <w:bottom w:w="60.0" w:type="dxa"/>
+              <w:right w:w="100.0" w:type="dxa"/>
+            </w:tcMar>
+            <w:vAlign w:val="top"/>
+          </w:tcPr>
+          <w:p>
+            <w:pPr>
+              <w:spacing w:after="20" w:line="240" w:lineRule="auto"/>
+              <w:jc w:val="both"/>
+              <w:rPr/>
+            </w:pPr>
+            <w:r>
+              <w:rPr>
+                <w:rtl w:val="0"/>
+              </w:rPr>
+            </w:r>
+          </w:p>
+        </w:tc>
+      </w:tr>
+      <w:tr>
+        <w:trPr>
+          <w:cantSplit w:val="1"/>
+          <w:tblHeader w:val="0"/>
+        </w:trPr>
+        <w:tc>
+          <w:tcPr>
+            <w:tcBorders>
+              <w:top w:color="000000" w:space="0" w:sz="4" w:val="single"/>
+              <w:left w:color="000000" w:space="0" w:sz="4" w:val="single"/>
+              <w:bottom w:color="000000" w:space="0" w:sz="4" w:val="single"/>
+              <w:right w:color="000000" w:space="0" w:sz="4" w:val="single"/>
+            </w:tcBorders>
+            <w:tcMar>
+              <w:top w:w="60.0" w:type="dxa"/>
+              <w:left w:w="100.0" w:type="dxa"/>
+              <w:bottom w:w="60.0" w:type="dxa"/>
+              <w:right w:w="100.0" w:type="dxa"/>
+            </w:tcMar>
+            <w:vAlign w:val="top"/>
+          </w:tcPr>
+          <w:p>
+            <w:pPr>
+              <w:spacing w:after="20" w:line="240" w:lineRule="auto"/>
+              <w:jc w:val="both"/>
+              <w:rPr>
+                <w:sz w:val="20"/>
+                <w:szCs w:val="20"/>
+              </w:rPr>
+            </w:pPr>
+            <w:r>
+              <w:rPr>
+                <w:rtl w:val="0"/>
+              </w:rPr>
+            </w:r>
+          </w:p>
+        </w:tc>
+        <w:tc>
+          <w:tcPr>
+            <w:tcBorders>
+              <w:top w:color="000000" w:space="0" w:sz="4" w:val="single"/>
+              <w:left w:color="000000" w:space="0" w:sz="4" w:val="single"/>
+              <w:bottom w:color="000000" w:space="0" w:sz="4" w:val="single"/>
+              <w:right w:color="000000" w:space="0" w:sz="4" w:val="single"/>
+            </w:tcBorders>
+            <w:tcMar>
+              <w:top w:w="60.0" w:type="dxa"/>
+              <w:left w:w="100.0" w:type="dxa"/>
+              <w:bottom w:w="60.0" w:type="dxa"/>
+              <w:right w:w="100.0" w:type="dxa"/>
+            </w:tcMar>
+            <w:vAlign w:val="top"/>
+          </w:tcPr>
+          <w:p>
+            <w:pPr>
+              <w:spacing w:after="20" w:line="240" w:lineRule="auto"/>
+              <w:jc w:val="both"/>
+              <w:rPr/>
+            </w:pPr>
+            <w:r>
+              <w:rPr>
+                <w:rtl w:val="0"/>
+              </w:rPr>
+            </w:r>
+          </w:p>
+        </w:tc>
+        <w:tc>
+          <w:tcPr>
+            <w:tcBorders>
+              <w:top w:color="000000" w:space="0" w:sz="4" w:val="single"/>
+              <w:left w:color="000000" w:space="0" w:sz="4" w:val="single"/>
+              <w:bottom w:color="000000" w:space="0" w:sz="4" w:val="single"/>
+              <w:right w:color="000000" w:space="0" w:sz="4" w:val="single"/>
+            </w:tcBorders>
+            <w:tcMar>
+              <w:top w:w="60.0" w:type="dxa"/>
+              <w:left w:w="100.0" w:type="dxa"/>
+              <w:bottom w:w="60.0" w:type="dxa"/>
+              <w:right w:w="100.0" w:type="dxa"/>
+            </w:tcMar>
+            <w:vAlign w:val="top"/>
+          </w:tcPr>
+          <w:p>
+            <w:pPr>
+              <w:spacing w:after="20" w:line="240" w:lineRule="auto"/>
+              <w:jc w:val="both"/>
+              <w:rPr/>
+            </w:pPr>
+            <w:r>
+              <w:rPr>
+                <w:rtl w:val="0"/>
+              </w:rPr>
+            </w:r>
+          </w:p>
+        </w:tc>
+        <w:tc>
+          <w:tcPr>
+            <w:tcBorders>
+              <w:top w:color="000000" w:space="0" w:sz="4" w:val="single"/>
+              <w:left w:color="000000" w:space="0" w:sz="4" w:val="single"/>
+              <w:bottom w:color="000000" w:space="0" w:sz="4" w:val="single"/>
+              <w:right w:color="000000" w:space="0" w:sz="4" w:val="single"/>
+            </w:tcBorders>
+            <w:tcMar>
+              <w:top w:w="60.0" w:type="dxa"/>
+              <w:left w:w="100.0" w:type="dxa"/>
+              <w:bottom w:w="60.0" w:type="dxa"/>
+              <w:right w:w="100.0" w:type="dxa"/>
+            </w:tcMar>
+            <w:vAlign w:val="top"/>
+          </w:tcPr>
+          <w:p>
+            <w:pPr>
+              <w:spacing w:after="20" w:line="240" w:lineRule="auto"/>
+              <w:jc w:val="both"/>
+              <w:rPr/>
+            </w:pPr>
+            <w:r>
+              <w:rPr>
+                <w:rtl w:val="0"/>
+              </w:rPr>
+            </w:r>
+          </w:p>
+        </w:tc>
+      </w:tr>
+      <w:tr>
+        <w:trPr>
+          <w:cantSplit w:val="1"/>
+          <w:tblHeader w:val="0"/>
+        </w:trPr>
+        <w:tc>
+          <w:tcPr>
+            <w:tcBorders>
+              <w:top w:color="000000" w:space="0" w:sz="4" w:val="single"/>
+              <w:left w:color="000000" w:space="0" w:sz="4" w:val="single"/>
+              <w:bottom w:color="000000" w:space="0" w:sz="4" w:val="single"/>
+              <w:right w:color="000000" w:space="0" w:sz="4" w:val="single"/>
+            </w:tcBorders>
+            <w:tcMar>
+              <w:top w:w="60.0" w:type="dxa"/>
+              <w:left w:w="100.0" w:type="dxa"/>
+              <w:bottom w:w="60.0" w:type="dxa"/>
+              <w:right w:w="100.0" w:type="dxa"/>
+            </w:tcMar>
+            <w:vAlign w:val="top"/>
+          </w:tcPr>
+          <w:p>
+            <w:pPr>
+              <w:spacing w:after="20" w:line="240" w:lineRule="auto"/>
+              <w:jc w:val="both"/>
+              <w:rPr>
+                <w:sz w:val="20"/>
+                <w:szCs w:val="20"/>
+              </w:rPr>
+            </w:pPr>
+            <w:r>
+              <w:rPr>
+                <w:rtl w:val="0"/>
+              </w:rPr>
+            </w:r>
+          </w:p>
+        </w:tc>
+        <w:tc>
+          <w:tcPr>
+            <w:tcBorders>
+              <w:top w:color="000000" w:space="0" w:sz="4" w:val="single"/>
+              <w:left w:color="000000" w:space="0" w:sz="4" w:val="single"/>
+              <w:bottom w:color="000000" w:space="0" w:sz="4" w:val="single"/>
+              <w:right w:color="000000" w:space="0" w:sz="4" w:val="single"/>
+            </w:tcBorders>
+            <w:tcMar>
+              <w:top w:w="60.0" w:type="dxa"/>
+              <w:left w:w="100.0" w:type="dxa"/>
+              <w:bottom w:w="60.0" w:type="dxa"/>
+              <w:right w:w="100.0" w:type="dxa"/>
+            </w:tcMar>
+            <w:vAlign w:val="top"/>
+          </w:tcPr>
+          <w:p>
+            <w:pPr>
+              <w:spacing w:after="20" w:line="240" w:lineRule="auto"/>
+              <w:jc w:val="both"/>
+              <w:rPr/>
+            </w:pPr>
+            <w:r>
+              <w:rPr>
+                <w:rtl w:val="0"/>
+              </w:rPr>
+            </w:r>
+          </w:p>
+        </w:tc>
+        <w:tc>
+          <w:tcPr>
+            <w:tcBorders>
+              <w:top w:color="000000" w:space="0" w:sz="4" w:val="single"/>
+              <w:left w:color="000000" w:space="0" w:sz="4" w:val="single"/>
+              <w:bottom w:color="000000" w:space="0" w:sz="4" w:val="single"/>
+              <w:right w:color="000000" w:space="0" w:sz="4" w:val="single"/>
+            </w:tcBorders>
+            <w:tcMar>
+              <w:top w:w="60.0" w:type="dxa"/>
+              <w:left w:w="100.0" w:type="dxa"/>
+              <w:bottom w:w="60.0" w:type="dxa"/>
+              <w:right w:w="100.0" w:type="dxa"/>
+            </w:tcMar>
+            <w:vAlign w:val="top"/>
+          </w:tcPr>
+          <w:p>
+            <w:pPr>
+              <w:spacing w:after="20" w:line="240" w:lineRule="auto"/>
+              <w:jc w:val="both"/>
+              <w:rPr/>
+            </w:pPr>
+            <w:r>
+              <w:rPr>
+                <w:rtl w:val="0"/>
+              </w:rPr>
+            </w:r>
+          </w:p>
+        </w:tc>
+        <w:tc>
+          <w:tcPr>
+            <w:tcBorders>
+              <w:top w:color="000000" w:space="0" w:sz="4" w:val="single"/>
+              <w:left w:color="000000" w:space="0" w:sz="4" w:val="single"/>
+              <w:bottom w:color="000000" w:space="0" w:sz="4" w:val="single"/>
+              <w:right w:color="000000" w:space="0" w:sz="4" w:val="single"/>
+            </w:tcBorders>
+            <w:tcMar>
+              <w:top w:w="60.0" w:type="dxa"/>
+              <w:left w:w="100.0" w:type="dxa"/>
+              <w:bottom w:w="60.0" w:type="dxa"/>
+              <w:right w:w="100.0" w:type="dxa"/>
+            </w:tcMar>
+            <w:vAlign w:val="top"/>
+          </w:tcPr>
+          <w:p>
+            <w:pPr>
+              <w:spacing w:after="20" w:line="240" w:lineRule="auto"/>
+              <w:jc w:val="both"/>
+              <w:rPr/>
+            </w:pPr>
+            <w:r>
+              <w:rPr>
+                <w:rtl w:val="0"/>
+              </w:rPr>
+            </w:r>
+          </w:p>
+        </w:tc>
+      </w:tr>
+      <w:tr>
+        <w:trPr>
+          <w:cantSplit w:val="1"/>
+          <w:tblHeader w:val="0"/>
+        </w:trPr>
+        <w:tc>
+          <w:tcPr>
+            <w:tcBorders>
+              <w:top w:color="000000" w:space="0" w:sz="4" w:val="single"/>
+              <w:left w:color="000000" w:space="0" w:sz="4" w:val="single"/>
+              <w:bottom w:color="000000" w:space="0" w:sz="4" w:val="single"/>
+              <w:right w:color="000000" w:space="0" w:sz="4" w:val="single"/>
+            </w:tcBorders>
+            <w:tcMar>
+              <w:top w:w="60.0" w:type="dxa"/>
+              <w:left w:w="100.0" w:type="dxa"/>
+              <w:bottom w:w="60.0" w:type="dxa"/>
+              <w:right w:w="100.0" w:type="dxa"/>
+            </w:tcMar>
+            <w:vAlign w:val="top"/>
+          </w:tcPr>
+          <w:p>
+            <w:pPr>
+              <w:spacing w:after="20" w:line="240" w:lineRule="auto"/>
+              <w:jc w:val="both"/>
+              <w:rPr>
+                <w:sz w:val="20"/>
+                <w:szCs w:val="20"/>
+              </w:rPr>
+            </w:pPr>
+            <w:r>
+              <w:rPr>
+                <w:rtl w:val="0"/>
+              </w:rPr>
+            </w:r>
+          </w:p>
+        </w:tc>
+        <w:tc>
+          <w:tcPr>
+            <w:tcBorders>
+              <w:top w:color="000000" w:space="0" w:sz="4" w:val="single"/>
+              <w:left w:color="000000" w:space="0" w:sz="4" w:val="single"/>
+              <w:bottom w:color="000000" w:space="0" w:sz="4" w:val="single"/>
+              <w:right w:color="000000" w:space="0" w:sz="4" w:val="single"/>
+            </w:tcBorders>
+            <w:tcMar>
+              <w:top w:w="60.0" w:type="dxa"/>
+              <w:left w:w="100.0" w:type="dxa"/>
+              <w:bottom w:w="60.0" w:type="dxa"/>
+              <w:right w:w="100.0" w:type="dxa"/>
+            </w:tcMar>
+            <w:vAlign w:val="top"/>
+          </w:tcPr>
+          <w:p>
+            <w:pPr>
+              <w:spacing w:after="20" w:line="240" w:lineRule="auto"/>
+              <w:jc w:val="both"/>
+              <w:rPr/>
+            </w:pPr>
+            <w:r>
+              <w:rPr>
+                <w:rtl w:val="0"/>
+              </w:rPr>
+            </w:r>
+          </w:p>
+        </w:tc>
+        <w:tc>
+          <w:tcPr>
+            <w:tcBorders>
+              <w:top w:color="000000" w:space="0" w:sz="4" w:val="single"/>
+              <w:left w:color="000000" w:space="0" w:sz="4" w:val="single"/>
+              <w:bottom w:color="000000" w:space="0" w:sz="4" w:val="single"/>
+              <w:right w:color="000000" w:space="0" w:sz="4" w:val="single"/>
+            </w:tcBorders>
+            <w:tcMar>
+              <w:top w:w="60.0" w:type="dxa"/>
+              <w:left w:w="100.0" w:type="dxa"/>
+              <w:bottom w:w="60.0" w:type="dxa"/>
+              <w:right w:w="100.0" w:type="dxa"/>
+            </w:tcMar>
+            <w:vAlign w:val="top"/>
+          </w:tcPr>
+          <w:p>
+            <w:pPr>
+              <w:spacing w:after="20" w:line="240" w:lineRule="auto"/>
+              <w:jc w:val="both"/>
+              <w:rPr/>
+            </w:pPr>
+            <w:r>
+              <w:rPr>
+                <w:rtl w:val="0"/>
+              </w:rPr>
+            </w:r>
+          </w:p>
+        </w:tc>
+        <w:tc>
+          <w:tcPr>
+            <w:tcBorders>
+              <w:top w:color="000000" w:space="0" w:sz="4" w:val="single"/>
+              <w:left w:color="000000" w:space="0" w:sz="4" w:val="single"/>
+              <w:bottom w:color="000000" w:space="0" w:sz="4" w:val="single"/>
+              <w:right w:color="000000" w:space="0" w:sz="4" w:val="single"/>
+            </w:tcBorders>
+            <w:tcMar>
+              <w:top w:w="60.0" w:type="dxa"/>
+              <w:left w:w="100.0" w:type="dxa"/>
+              <w:bottom w:w="60.0" w:type="dxa"/>
+              <w:right w:w="100.0" w:type="dxa"/>
+            </w:tcMar>
+            <w:vAlign w:val="top"/>
+          </w:tcPr>
+          <w:p>
+            <w:pPr>
+              <w:spacing w:after="20" w:line="240" w:lineRule="auto"/>
+              <w:jc w:val="both"/>
+              <w:rPr/>
+            </w:pPr>
+            <w:r>
+              <w:rPr>
+                <w:rtl w:val="0"/>
+              </w:rPr>
+            </w:r>
+          </w:p>
+        </w:tc>
+      </w:tr>
     </w:tbl>
     <w:p>
       <w:pPr>
@@ -27718,35 +31484,37 @@
               <w:rPr>
                 <w:rtl w:val="0"/>
               </w:rPr>
-            </w:r>
-          </w:p>
-        </w:tc>
-        <w:tc>
-          <w:tcPr>
-            <w:tcBorders>
-              <w:top w:color="000000" w:space="0" w:sz="4" w:val="single"/>
-              <w:left w:color="000000" w:space="0" w:sz="4" w:val="single"/>
-              <w:bottom w:color="000000" w:space="0" w:sz="4" w:val="single"/>
-              <w:right w:color="000000" w:space="0" w:sz="4" w:val="single"/>
-            </w:tcBorders>
-            <w:tcMar>
-              <w:top w:w="60.0" w:type="dxa"/>
-              <w:left w:w="100.0" w:type="dxa"/>
-              <w:bottom w:w="60.0" w:type="dxa"/>
-              <w:right w:w="100.0" w:type="dxa"/>
-            </w:tcMar>
-            <w:vAlign w:val="top"/>
-          </w:tcPr>
-          <w:p>
-            <w:pPr>
-              <w:spacing w:after="20" w:line="240" w:lineRule="auto"/>
-              <w:jc w:val="both"/>
-              <w:rPr/>
-            </w:pPr>
-            <w:r>
-              <w:rPr>
-                <w:rtl w:val="0"/>
-              </w:rPr>
+              <w:t xml:space="preserve">Ian Mora</w:t>
+            </w:r>
+          </w:p>
+        </w:tc>
+        <w:tc>
+          <w:tcPr>
+            <w:tcBorders>
+              <w:top w:color="000000" w:space="0" w:sz="4" w:val="single"/>
+              <w:left w:color="000000" w:space="0" w:sz="4" w:val="single"/>
+              <w:bottom w:color="000000" w:space="0" w:sz="4" w:val="single"/>
+              <w:right w:color="000000" w:space="0" w:sz="4" w:val="single"/>
+            </w:tcBorders>
+            <w:tcMar>
+              <w:top w:w="60.0" w:type="dxa"/>
+              <w:left w:w="100.0" w:type="dxa"/>
+              <w:bottom w:w="60.0" w:type="dxa"/>
+              <w:right w:w="100.0" w:type="dxa"/>
+            </w:tcMar>
+            <w:vAlign w:val="top"/>
+          </w:tcPr>
+          <w:p>
+            <w:pPr>
+              <w:spacing w:after="20" w:line="240" w:lineRule="auto"/>
+              <w:jc w:val="both"/>
+              <w:rPr/>
+            </w:pPr>
+            <w:r>
+              <w:rPr>
+                <w:rtl w:val="0"/>
+              </w:rPr>
+              <w:t xml:space="preserve">10/10/2026</w:t>
             </w:r>
           </w:p>
         </w:tc>
@@ -27819,35 +31587,37 @@
               <w:rPr>
                 <w:rtl w:val="0"/>
               </w:rPr>
-            </w:r>
-          </w:p>
-        </w:tc>
-        <w:tc>
-          <w:tcPr>
-            <w:tcBorders>
-              <w:top w:color="000000" w:space="0" w:sz="4" w:val="single"/>
-              <w:left w:color="000000" w:space="0" w:sz="4" w:val="single"/>
-              <w:bottom w:color="000000" w:space="0" w:sz="4" w:val="single"/>
-              <w:right w:color="000000" w:space="0" w:sz="4" w:val="single"/>
-            </w:tcBorders>
-            <w:tcMar>
-              <w:top w:w="60.0" w:type="dxa"/>
-              <w:left w:w="100.0" w:type="dxa"/>
-              <w:bottom w:w="60.0" w:type="dxa"/>
-              <w:right w:w="100.0" w:type="dxa"/>
-            </w:tcMar>
-            <w:vAlign w:val="top"/>
-          </w:tcPr>
-          <w:p>
-            <w:pPr>
-              <w:spacing w:after="20" w:line="240" w:lineRule="auto"/>
-              <w:jc w:val="both"/>
-              <w:rPr/>
-            </w:pPr>
-            <w:r>
-              <w:rPr>
-                <w:rtl w:val="0"/>
-              </w:rPr>
+              <w:t xml:space="preserve">Ian Mora</w:t>
+            </w:r>
+          </w:p>
+        </w:tc>
+        <w:tc>
+          <w:tcPr>
+            <w:tcBorders>
+              <w:top w:color="000000" w:space="0" w:sz="4" w:val="single"/>
+              <w:left w:color="000000" w:space="0" w:sz="4" w:val="single"/>
+              <w:bottom w:color="000000" w:space="0" w:sz="4" w:val="single"/>
+              <w:right w:color="000000" w:space="0" w:sz="4" w:val="single"/>
+            </w:tcBorders>
+            <w:tcMar>
+              <w:top w:w="60.0" w:type="dxa"/>
+              <w:left w:w="100.0" w:type="dxa"/>
+              <w:bottom w:w="60.0" w:type="dxa"/>
+              <w:right w:w="100.0" w:type="dxa"/>
+            </w:tcMar>
+            <w:vAlign w:val="top"/>
+          </w:tcPr>
+          <w:p>
+            <w:pPr>
+              <w:spacing w:after="20" w:line="240" w:lineRule="auto"/>
+              <w:jc w:val="both"/>
+              <w:rPr/>
+            </w:pPr>
+            <w:r>
+              <w:rPr>
+                <w:rtl w:val="0"/>
+              </w:rPr>
+              <w:t xml:space="preserve">10/10/2026</w:t>
             </w:r>
           </w:p>
         </w:tc>
@@ -27920,35 +31690,50 @@
               <w:rPr>
                 <w:rtl w:val="0"/>
               </w:rPr>
-            </w:r>
-          </w:p>
-        </w:tc>
-        <w:tc>
-          <w:tcPr>
-            <w:tcBorders>
-              <w:top w:color="000000" w:space="0" w:sz="4" w:val="single"/>
-              <w:left w:color="000000" w:space="0" w:sz="4" w:val="single"/>
-              <w:bottom w:color="000000" w:space="0" w:sz="4" w:val="single"/>
-              <w:right w:color="000000" w:space="0" w:sz="4" w:val="single"/>
-            </w:tcBorders>
-            <w:tcMar>
-              <w:top w:w="60.0" w:type="dxa"/>
-              <w:left w:w="100.0" w:type="dxa"/>
-              <w:bottom w:w="60.0" w:type="dxa"/>
-              <w:right w:w="100.0" w:type="dxa"/>
-            </w:tcMar>
-            <w:vAlign w:val="top"/>
-          </w:tcPr>
-          <w:p>
-            <w:pPr>
-              <w:spacing w:after="20" w:line="240" w:lineRule="auto"/>
-              <w:jc w:val="both"/>
-              <w:rPr/>
-            </w:pPr>
-            <w:r>
-              <w:rPr>
-                <w:rtl w:val="0"/>
-              </w:rPr>
+              <w:t xml:space="preserve">Paulo </w:t>
+            </w:r>
+            <w:r>
+              <w:rPr>
+                <w:sz w:val="24"/>
+                <w:szCs w:val="24"/>
+                <w:rtl w:val="0"/>
+              </w:rPr>
+              <w:t xml:space="preserve">Solano</w:t>
+            </w:r>
+            <w:r>
+              <w:rPr>
+                <w:rtl w:val="0"/>
+              </w:rPr>
+            </w:r>
+          </w:p>
+        </w:tc>
+        <w:tc>
+          <w:tcPr>
+            <w:tcBorders>
+              <w:top w:color="000000" w:space="0" w:sz="4" w:val="single"/>
+              <w:left w:color="000000" w:space="0" w:sz="4" w:val="single"/>
+              <w:bottom w:color="000000" w:space="0" w:sz="4" w:val="single"/>
+              <w:right w:color="000000" w:space="0" w:sz="4" w:val="single"/>
+            </w:tcBorders>
+            <w:tcMar>
+              <w:top w:w="60.0" w:type="dxa"/>
+              <w:left w:w="100.0" w:type="dxa"/>
+              <w:bottom w:w="60.0" w:type="dxa"/>
+              <w:right w:w="100.0" w:type="dxa"/>
+            </w:tcMar>
+            <w:vAlign w:val="top"/>
+          </w:tcPr>
+          <w:p>
+            <w:pPr>
+              <w:spacing w:after="20" w:line="240" w:lineRule="auto"/>
+              <w:jc w:val="both"/>
+              <w:rPr/>
+            </w:pPr>
+            <w:r>
+              <w:rPr>
+                <w:rtl w:val="0"/>
+              </w:rPr>
+              <w:t xml:space="preserve">10/10/2026</w:t>
             </w:r>
           </w:p>
         </w:tc>
@@ -28021,35 +31806,50 @@
               <w:rPr>
                 <w:rtl w:val="0"/>
               </w:rPr>
-            </w:r>
-          </w:p>
-        </w:tc>
-        <w:tc>
-          <w:tcPr>
-            <w:tcBorders>
-              <w:top w:color="000000" w:space="0" w:sz="4" w:val="single"/>
-              <w:left w:color="000000" w:space="0" w:sz="4" w:val="single"/>
-              <w:bottom w:color="000000" w:space="0" w:sz="4" w:val="single"/>
-              <w:right w:color="000000" w:space="0" w:sz="4" w:val="single"/>
-            </w:tcBorders>
-            <w:tcMar>
-              <w:top w:w="60.0" w:type="dxa"/>
-              <w:left w:w="100.0" w:type="dxa"/>
-              <w:bottom w:w="60.0" w:type="dxa"/>
-              <w:right w:w="100.0" w:type="dxa"/>
-            </w:tcMar>
-            <w:vAlign w:val="top"/>
-          </w:tcPr>
-          <w:p>
-            <w:pPr>
-              <w:spacing w:after="20" w:line="240" w:lineRule="auto"/>
-              <w:jc w:val="both"/>
-              <w:rPr/>
-            </w:pPr>
-            <w:r>
-              <w:rPr>
-                <w:rtl w:val="0"/>
-              </w:rPr>
+              <w:t xml:space="preserve">Paulo </w:t>
+            </w:r>
+            <w:r>
+              <w:rPr>
+                <w:sz w:val="24"/>
+                <w:szCs w:val="24"/>
+                <w:rtl w:val="0"/>
+              </w:rPr>
+              <w:t xml:space="preserve">Solano</w:t>
+            </w:r>
+            <w:r>
+              <w:rPr>
+                <w:rtl w:val="0"/>
+              </w:rPr>
+            </w:r>
+          </w:p>
+        </w:tc>
+        <w:tc>
+          <w:tcPr>
+            <w:tcBorders>
+              <w:top w:color="000000" w:space="0" w:sz="4" w:val="single"/>
+              <w:left w:color="000000" w:space="0" w:sz="4" w:val="single"/>
+              <w:bottom w:color="000000" w:space="0" w:sz="4" w:val="single"/>
+              <w:right w:color="000000" w:space="0" w:sz="4" w:val="single"/>
+            </w:tcBorders>
+            <w:tcMar>
+              <w:top w:w="60.0" w:type="dxa"/>
+              <w:left w:w="100.0" w:type="dxa"/>
+              <w:bottom w:w="60.0" w:type="dxa"/>
+              <w:right w:w="100.0" w:type="dxa"/>
+            </w:tcMar>
+            <w:vAlign w:val="top"/>
+          </w:tcPr>
+          <w:p>
+            <w:pPr>
+              <w:spacing w:after="20" w:line="240" w:lineRule="auto"/>
+              <w:jc w:val="both"/>
+              <w:rPr/>
+            </w:pPr>
+            <w:r>
+              <w:rPr>
+                <w:rtl w:val="0"/>
+              </w:rPr>
+              <w:t xml:space="preserve">10/10/2026</w:t>
             </w:r>
           </w:p>
         </w:tc>
@@ -28107,7 +31907,7 @@
         </w:rPr>
         <w:t xml:space="preserve">. MDN Web Docs. </w:t>
       </w:r>
-      <w:hyperlink r:id="rId18">
+      <w:hyperlink r:id="rId20">
         <w:r>
           <w:rPr>
             <w:color w:val="1155cc"/>
@@ -28150,7 +31950,7 @@
         </w:rPr>
         <w:t xml:space="preserve">. </w:t>
       </w:r>
-      <w:hyperlink r:id="rId19">
+      <w:hyperlink r:id="rId21">
         <w:r>
           <w:rPr>
             <w:color w:val="1155cc"/>
@@ -28177,6 +31977,31 @@
         <w:rPr>
           <w:rtl w:val="0"/>
         </w:rPr>
+        <w:t xml:space="preserve">IntegraCode. (2026). Especificación de requerimientos de software (ERS): Sistema de Gestión de Cursos y Desarrollo Curricular [Documento de curso no publicado]. Universidad CENFOTEC.</w:t>
+      </w:r>
+      <w:r>
+        <w:rPr>
+          <w:rtl w:val="0"/>
+        </w:rPr>
+        <w:t xml:space="preserve"> </w:t>
+      </w:r>
+      <w:r>
+        <w:rPr>
+          <w:rtl w:val="0"/>
+        </w:rPr>
+      </w:r>
+    </w:p>
+    <w:p>
+      <w:pPr>
+        <w:spacing w:after="200" w:line="360" w:lineRule="auto"/>
+        <w:ind w:left="720"/>
+        <w:jc w:val="both"/>
+        <w:rPr/>
+      </w:pPr>
+      <w:r>
+        <w:rPr>
+          <w:rtl w:val="0"/>
+        </w:rPr>
       </w:r>
     </w:p>
     <w:p>
@@ -28206,6 +32031,114 @@
     </w:p>
     <w:p>
       <w:pPr>
+        <w:pBdr>
+          <w:top w:color="auto" w:space="0" w:sz="0" w:val="none"/>
+          <w:left w:color="auto" w:space="0" w:sz="0" w:val="none"/>
+          <w:bottom w:color="auto" w:space="0" w:sz="0" w:val="none"/>
+          <w:right w:color="auto" w:space="0" w:sz="0" w:val="none"/>
+          <w:between w:color="auto" w:space="0" w:sz="0" w:val="none"/>
+        </w:pBdr>
+        <w:shd w:fill="ffffff" w:val="clear"/>
+        <w:spacing w:after="120" w:before="360" w:lineRule="auto"/>
+        <w:rPr>
+          <w:b w:val="1"/>
+          <w:bCs w:val="1"/>
+        </w:rPr>
+      </w:pPr>
+      <w:r>
+        <w:rPr>
+          <w:b w:val="1"/>
+          <w:bCs w:val="1"/>
+          <w:rtl w:val="0"/>
+        </w:rPr>
+        <w:t xml:space="preserve">Apéndice A. Relación entre los requerimientos y el diseño de la primera iteración</w:t>
+      </w:r>
+    </w:p>
+    <w:p>
+      <w:pPr>
+        <w:pBdr>
+          <w:top w:color="auto" w:space="0" w:sz="0" w:val="none"/>
+          <w:left w:color="auto" w:space="0" w:sz="0" w:val="none"/>
+          <w:bottom w:color="auto" w:space="0" w:sz="0" w:val="none"/>
+          <w:right w:color="auto" w:space="0" w:sz="0" w:val="none"/>
+          <w:between w:color="auto" w:space="0" w:sz="0" w:val="none"/>
+        </w:pBdr>
+        <w:shd w:fill="ffffff" w:val="clear"/>
+        <w:rPr/>
+      </w:pPr>
+      <w:r>
+        <w:rPr>
+          <w:rtl w:val="0"/>
+        </w:rPr>
+        <w:t xml:space="preserve">La primera iteración traduce los requerimientos de la ERS a elementos concretos de la interfaz. Los requerimientos relacionados con autenticación y acceso se representan en index.html; la administración de usuarios y perfiles se representa en usuarios.html y perfil.html; los catálogos se organizan en catalogos.html; el registro de cursos se concentra en curso-formulario.html; la consulta se realiza en cursos.html y curso-detalle.html; y la revisión y aprobación se representa en revision.html. Las reglas de validación se reflejan en los atributos HTML5, los mensajes de error y la lógica prevista para JavaScript. </w:t>
+      </w:r>
+    </w:p>
+    <w:p>
+      <w:pPr>
+        <w:pBdr>
+          <w:top w:color="auto" w:space="0" w:sz="0" w:val="none"/>
+          <w:left w:color="auto" w:space="0" w:sz="0" w:val="none"/>
+          <w:bottom w:color="auto" w:space="0" w:sz="0" w:val="none"/>
+          <w:right w:color="auto" w:space="0" w:sz="0" w:val="none"/>
+          <w:between w:color="auto" w:space="0" w:sz="0" w:val="none"/>
+        </w:pBdr>
+        <w:shd w:fill="ffffff" w:val="clear"/>
+        <w:spacing w:after="120" w:before="360" w:lineRule="auto"/>
+        <w:rPr>
+          <w:b w:val="1"/>
+          <w:bCs w:val="1"/>
+        </w:rPr>
+      </w:pPr>
+      <w:r>
+        <w:rPr>
+          <w:b w:val="1"/>
+          <w:bCs w:val="1"/>
+          <w:rtl w:val="0"/>
+        </w:rPr>
+        <w:t xml:space="preserve">Apéndice B. Consideraciones pendientes para iteraciones posteriores</w:t>
+      </w:r>
+    </w:p>
+    <w:p>
+      <w:pPr>
+        <w:pBdr>
+          <w:top w:color="auto" w:space="0" w:sz="0" w:val="none"/>
+          <w:left w:color="auto" w:space="0" w:sz="0" w:val="none"/>
+          <w:bottom w:color="auto" w:space="0" w:sz="0" w:val="none"/>
+          <w:right w:color="auto" w:space="0" w:sz="0" w:val="none"/>
+          <w:between w:color="auto" w:space="0" w:sz="0" w:val="none"/>
+        </w:pBdr>
+        <w:shd w:fill="ffffff" w:val="clear"/>
+        <w:rPr/>
+      </w:pPr>
+      <w:r>
+        <w:rPr>
+          <w:rtl w:val="0"/>
+        </w:rPr>
+        <w:t xml:space="preserve">Quedan pendientes la definición institucional de la estructura del código de curso, la confirmación de los aspectos de la asistencia con IA, la recepción del libro de marca, las integraciones automáticas con servicios externos y el desarrollo completo de los reportes. Estas decisiones deberán incorporarse al diseño cuando el cliente las confirme, sin modificar la estructura general establecida en esta iteración.</w:t>
+      </w:r>
+    </w:p>
+    <w:p>
+      <w:pPr>
+        <w:rPr/>
+      </w:pPr>
+      <w:r>
+        <w:rPr>
+          <w:rtl w:val="0"/>
+        </w:rPr>
+      </w:r>
+    </w:p>
+    <w:p>
+      <w:pPr>
+        <w:rPr/>
+      </w:pPr>
+      <w:r>
+        <w:rPr>
+          <w:rtl w:val="0"/>
+        </w:rPr>
+      </w:r>
+    </w:p>
+    <w:p>
+      <w:pPr>
         <w:spacing w:after="160" w:line="360" w:lineRule="auto"/>
         <w:jc w:val="both"/>
         <w:rPr/>
@@ -28232,10 +32165,10 @@
       </w:r>
     </w:p>
     <w:sectPr>
-      <w:headerReference r:id="rId20" w:type="default"/>
-      <w:headerReference r:id="rId21" w:type="first"/>
-      <w:footerReference r:id="rId22" w:type="default"/>
-      <w:footerReference r:id="rId23" w:type="first"/>
+      <w:headerReference r:id="rId22" w:type="default"/>
+      <w:headerReference r:id="rId23" w:type="first"/>
+      <w:footerReference r:id="rId24" w:type="default"/>
+      <w:footerReference r:id="rId25" w:type="first"/>
       <w:pgSz w:h="16834" w:w="11909" w:orient="portrait"/>
       <w:pgMar w:bottom="1440" w:top="1440" w:left="1440" w:right="1440" w:header="720" w:footer="720"/>
       <w:pgNumType w:start="1"/>
@@ -28418,6 +32351,116 @@
   <w:abstractNum w:abstractNumId="1">
     <w:lvl w:ilvl="0">
       <w:start w:val="1"/>
+      <w:numFmt w:val="decimal"/>
+      <w:lvlText w:val="%1."/>
+      <w:lvlJc w:val="left"/>
+      <w:pPr>
+        <w:ind w:left="720" w:hanging="360"/>
+      </w:pPr>
+      <w:rPr>
+        <w:u w:val="none"/>
+      </w:rPr>
+    </w:lvl>
+    <w:lvl w:ilvl="1">
+      <w:start w:val="1"/>
+      <w:numFmt w:val="lowerLetter"/>
+      <w:lvlText w:val="%2."/>
+      <w:lvlJc w:val="left"/>
+      <w:pPr>
+        <w:ind w:left="1440" w:hanging="360"/>
+      </w:pPr>
+      <w:rPr>
+        <w:u w:val="none"/>
+      </w:rPr>
+    </w:lvl>
+    <w:lvl w:ilvl="2">
+      <w:start w:val="1"/>
+      <w:numFmt w:val="lowerRoman"/>
+      <w:lvlText w:val="%3."/>
+      <w:lvlJc w:val="left"/>
+      <w:pPr>
+        <w:ind w:left="2160" w:hanging="360"/>
+      </w:pPr>
+      <w:rPr>
+        <w:u w:val="none"/>
+      </w:rPr>
+    </w:lvl>
+    <w:lvl w:ilvl="3">
+      <w:start w:val="1"/>
+      <w:numFmt w:val="decimal"/>
+      <w:lvlText w:val="%4."/>
+      <w:lvlJc w:val="left"/>
+      <w:pPr>
+        <w:ind w:left="2880" w:hanging="360"/>
+      </w:pPr>
+      <w:rPr>
+        <w:u w:val="none"/>
+      </w:rPr>
+    </w:lvl>
+    <w:lvl w:ilvl="4">
+      <w:start w:val="1"/>
+      <w:numFmt w:val="lowerLetter"/>
+      <w:lvlText w:val="%5."/>
+      <w:lvlJc w:val="left"/>
+      <w:pPr>
+        <w:ind w:left="3600" w:hanging="360"/>
+      </w:pPr>
+      <w:rPr>
+        <w:u w:val="none"/>
+      </w:rPr>
+    </w:lvl>
+    <w:lvl w:ilvl="5">
+      <w:start w:val="1"/>
+      <w:numFmt w:val="lowerRoman"/>
+      <w:lvlText w:val="%6."/>
+      <w:lvlJc w:val="left"/>
+      <w:pPr>
+        <w:ind w:left="4320" w:hanging="360"/>
+      </w:pPr>
+      <w:rPr>
+        <w:u w:val="none"/>
+      </w:rPr>
+    </w:lvl>
+    <w:lvl w:ilvl="6">
+      <w:start w:val="1"/>
+      <w:numFmt w:val="decimal"/>
+      <w:lvlText w:val="%7."/>
+      <w:lvlJc w:val="left"/>
+      <w:pPr>
+        <w:ind w:left="5040" w:hanging="360"/>
+      </w:pPr>
+      <w:rPr>
+        <w:u w:val="none"/>
+      </w:rPr>
+    </w:lvl>
+    <w:lvl w:ilvl="7">
+      <w:start w:val="1"/>
+      <w:numFmt w:val="lowerLetter"/>
+      <w:lvlText w:val="%8."/>
+      <w:lvlJc w:val="left"/>
+      <w:pPr>
+        <w:ind w:left="5760" w:hanging="360"/>
+      </w:pPr>
+      <w:rPr>
+        <w:u w:val="none"/>
+      </w:rPr>
+    </w:lvl>
+    <w:lvl w:ilvl="8">
+      <w:start w:val="1"/>
+      <w:numFmt w:val="lowerRoman"/>
+      <w:lvlText w:val="%9."/>
+      <w:lvlJc w:val="left"/>
+      <w:pPr>
+        <w:ind w:left="6480" w:hanging="360"/>
+      </w:pPr>
+      <w:rPr>
+        <w:u w:val="none"/>
+      </w:rPr>
+    </w:lvl>
+  </w:abstractNum>
+  <w:abstractNum w:abstractNumId="2">
+    <w:lvl w:ilvl="0">
+      <w:start w:val="1"/>
       <w:numFmt w:val="bullet"/>
       <w:lvlText w:val="•"/>
       <w:lvlJc w:val="left"/>
@@ -28527,6 +32570,9 @@
   </w:abstractNum>
   <w:num w:numId="1">
     <w:abstractNumId w:val="1"/>
+  </w:num>
+  <w:num w:numId="2">
+    <w:abstractNumId w:val="2"/>
   </w:num>
 </w:numbering>
 </file>

--- a/documentos/Documento_Diseno_Iteracion_1_Grupo_4.docx
+++ b/documentos/Documento_Diseno_Iteracion_1_Grupo_4.docx
@@ -14,12 +14,12 @@
           <wp:inline distB="0" distT="0" distL="0" distR="0">
             <wp:extent cx="1809750" cy="876300"/>
             <wp:effectExtent b="0" l="0" r="0" t="0"/>
-            <wp:docPr descr="Logo Universidad CENFOTEC" id="11" name="image4.png"/>
+            <wp:docPr descr="Logo Universidad CENFOTEC" id="11" name="image5.png"/>
             <a:graphic>
               <a:graphicData uri="http://schemas.openxmlformats.org/drawingml/2006/picture">
                 <pic:pic>
                   <pic:nvPicPr>
-                    <pic:cNvPr descr="Logo Universidad CENFOTEC" id="0" name="image4.png"/>
+                    <pic:cNvPr descr="Logo Universidad CENFOTEC" id="0" name="image5.png"/>
                     <pic:cNvPicPr preferRelativeResize="0"/>
                   </pic:nvPicPr>
                   <pic:blipFill>
@@ -266,27 +266,27 @@
         <w:pageBreakBefore w:val="1"/>
         <w:spacing w:after="360" w:line="240" w:lineRule="auto"/>
         <w:jc w:val="both"/>
-        <w:rPr/>
-      </w:pPr>
-      <w:r>
         <w:rPr>
           <w:b w:val="1"/>
           <w:bCs w:val="1"/>
           <w:sz w:val="28"/>
           <w:szCs w:val="28"/>
+        </w:rPr>
+      </w:pPr>
+      <w:r>
+        <w:rPr>
+          <w:b w:val="1"/>
+          <w:bCs w:val="1"/>
+          <w:sz w:val="28"/>
+          <w:szCs w:val="28"/>
           <w:rtl w:val="0"/>
         </w:rPr>
         <w:t xml:space="preserve">Tabla de contenidos</w:t>
-      </w:r>
-      <w:r>
-        <w:rPr>
-          <w:rtl w:val="0"/>
-        </w:rPr>
       </w:r>
     </w:p>
     <w:sdt>
       <w:sdtPr>
-        <w:id w:val="-1591681282"/>
+        <w:id w:val="-771773304"/>
         <w:docPartObj>
           <w:docPartGallery w:val="Table of Contents"/>
           <w:docPartUnique w:val="1"/>
@@ -297,28 +297,19 @@
           <w:pPr>
             <w:widowControl w:val="0"/>
             <w:tabs>
-              <w:tab w:val="right" w:leader="none" w:pos="12000"/>
+              <w:tab w:val="right" w:leader="dot" w:pos="12000"/>
             </w:tabs>
             <w:spacing w:before="60" w:line="240" w:lineRule="auto"/>
             <w:rPr>
-              <w:rFonts w:ascii="Arial" w:cs="Arial" w:eastAsia="Arial" w:hAnsi="Arial"/>
               <w:b w:val="1"/>
               <w:bCs w:val="1"/>
-              <w:i w:val="0"/>
-              <w:iCs w:val="0"/>
-              <w:smallCaps w:val="0"/>
-              <w:strike w:val="0"/>
               <w:color w:val="000000"/>
-              <w:sz w:val="22"/>
-              <w:szCs w:val="22"/>
               <w:u w:val="none"/>
-              <w:shd w:fill="auto" w:val="clear"/>
-              <w:vertAlign w:val="baseline"/>
             </w:rPr>
           </w:pPr>
           <w:r>
             <w:fldChar w:fldCharType="begin"/>
-            <w:instrText xml:space="preserve"> TOC \h \u \z \t "Heading 1,1,Heading 2,2,"</w:instrText>
+            <w:instrText xml:space="preserve"> TOC \h \u \z \t "Heading 1,1,Heading 2,2,Heading 3,3,Heading 4,4,Heading 5,5,Heading 6,6,"</w:instrText>
             <w:fldChar w:fldCharType="separate"/>
           </w:r>
           <w:hyperlink w:anchor="">
@@ -354,24 +345,13 @@
           <w:pPr>
             <w:widowControl w:val="0"/>
             <w:tabs>
-              <w:tab w:val="right" w:leader="none" w:pos="12000"/>
+              <w:tab w:val="right" w:leader="dot" w:pos="12000"/>
             </w:tabs>
             <w:spacing w:before="60" w:line="240" w:lineRule="auto"/>
             <w:ind w:left="360" w:firstLine="0"/>
             <w:rPr>
-              <w:rFonts w:ascii="Arial" w:cs="Arial" w:eastAsia="Arial" w:hAnsi="Arial"/>
-              <w:b w:val="0"/>
-              <w:bCs w:val="0"/>
-              <w:i w:val="0"/>
-              <w:iCs w:val="0"/>
-              <w:smallCaps w:val="0"/>
-              <w:strike w:val="0"/>
               <w:color w:val="000000"/>
-              <w:sz w:val="22"/>
-              <w:szCs w:val="22"/>
               <w:u w:val="none"/>
-              <w:shd w:fill="auto" w:val="clear"/>
-              <w:vertAlign w:val="baseline"/>
             </w:rPr>
           </w:pPr>
           <w:hyperlink w:anchor="">
@@ -407,24 +387,13 @@
           <w:pPr>
             <w:widowControl w:val="0"/>
             <w:tabs>
-              <w:tab w:val="right" w:leader="none" w:pos="12000"/>
+              <w:tab w:val="right" w:leader="dot" w:pos="12000"/>
             </w:tabs>
             <w:spacing w:before="60" w:line="240" w:lineRule="auto"/>
             <w:ind w:left="360" w:firstLine="0"/>
             <w:rPr>
-              <w:rFonts w:ascii="Arial" w:cs="Arial" w:eastAsia="Arial" w:hAnsi="Arial"/>
-              <w:b w:val="0"/>
-              <w:bCs w:val="0"/>
-              <w:i w:val="0"/>
-              <w:iCs w:val="0"/>
-              <w:smallCaps w:val="0"/>
-              <w:strike w:val="0"/>
               <w:color w:val="000000"/>
-              <w:sz w:val="22"/>
-              <w:szCs w:val="22"/>
               <w:u w:val="none"/>
-              <w:shd w:fill="auto" w:val="clear"/>
-              <w:vertAlign w:val="baseline"/>
             </w:rPr>
           </w:pPr>
           <w:hyperlink w:anchor="">
@@ -460,24 +429,13 @@
           <w:pPr>
             <w:widowControl w:val="0"/>
             <w:tabs>
-              <w:tab w:val="right" w:leader="none" w:pos="12000"/>
+              <w:tab w:val="right" w:leader="dot" w:pos="12000"/>
             </w:tabs>
             <w:spacing w:before="60" w:line="240" w:lineRule="auto"/>
             <w:ind w:left="360" w:firstLine="0"/>
             <w:rPr>
-              <w:rFonts w:ascii="Arial" w:cs="Arial" w:eastAsia="Arial" w:hAnsi="Arial"/>
-              <w:b w:val="0"/>
-              <w:bCs w:val="0"/>
-              <w:i w:val="0"/>
-              <w:iCs w:val="0"/>
-              <w:smallCaps w:val="0"/>
-              <w:strike w:val="0"/>
               <w:color w:val="000000"/>
-              <w:sz w:val="22"/>
-              <w:szCs w:val="22"/>
               <w:u w:val="none"/>
-              <w:shd w:fill="auto" w:val="clear"/>
-              <w:vertAlign w:val="baseline"/>
             </w:rPr>
           </w:pPr>
           <w:hyperlink w:anchor="">
@@ -513,23 +471,14 @@
           <w:pPr>
             <w:widowControl w:val="0"/>
             <w:tabs>
-              <w:tab w:val="right" w:leader="none" w:pos="12000"/>
+              <w:tab w:val="right" w:leader="dot" w:pos="12000"/>
             </w:tabs>
             <w:spacing w:before="60" w:line="240" w:lineRule="auto"/>
             <w:rPr>
-              <w:rFonts w:ascii="Arial" w:cs="Arial" w:eastAsia="Arial" w:hAnsi="Arial"/>
               <w:b w:val="1"/>
               <w:bCs w:val="1"/>
-              <w:i w:val="0"/>
-              <w:iCs w:val="0"/>
-              <w:smallCaps w:val="0"/>
-              <w:strike w:val="0"/>
               <w:color w:val="000000"/>
-              <w:sz w:val="22"/>
-              <w:szCs w:val="22"/>
               <w:u w:val="none"/>
-              <w:shd w:fill="auto" w:val="clear"/>
-              <w:vertAlign w:val="baseline"/>
             </w:rPr>
           </w:pPr>
           <w:hyperlink w:anchor="">
@@ -565,24 +514,13 @@
           <w:pPr>
             <w:widowControl w:val="0"/>
             <w:tabs>
-              <w:tab w:val="right" w:leader="none" w:pos="12000"/>
+              <w:tab w:val="right" w:leader="dot" w:pos="12000"/>
             </w:tabs>
             <w:spacing w:before="60" w:line="240" w:lineRule="auto"/>
             <w:ind w:left="360" w:firstLine="0"/>
             <w:rPr>
-              <w:rFonts w:ascii="Arial" w:cs="Arial" w:eastAsia="Arial" w:hAnsi="Arial"/>
-              <w:b w:val="0"/>
-              <w:bCs w:val="0"/>
-              <w:i w:val="0"/>
-              <w:iCs w:val="0"/>
-              <w:smallCaps w:val="0"/>
-              <w:strike w:val="0"/>
               <w:color w:val="000000"/>
-              <w:sz w:val="22"/>
-              <w:szCs w:val="22"/>
               <w:u w:val="none"/>
-              <w:shd w:fill="auto" w:val="clear"/>
-              <w:vertAlign w:val="baseline"/>
             </w:rPr>
           </w:pPr>
           <w:hyperlink w:anchor="">
@@ -618,24 +556,13 @@
           <w:pPr>
             <w:widowControl w:val="0"/>
             <w:tabs>
-              <w:tab w:val="right" w:leader="none" w:pos="12000"/>
+              <w:tab w:val="right" w:leader="dot" w:pos="12000"/>
             </w:tabs>
             <w:spacing w:before="60" w:line="240" w:lineRule="auto"/>
             <w:ind w:left="360" w:firstLine="0"/>
             <w:rPr>
-              <w:rFonts w:ascii="Arial" w:cs="Arial" w:eastAsia="Arial" w:hAnsi="Arial"/>
-              <w:b w:val="0"/>
-              <w:bCs w:val="0"/>
-              <w:i w:val="0"/>
-              <w:iCs w:val="0"/>
-              <w:smallCaps w:val="0"/>
-              <w:strike w:val="0"/>
               <w:color w:val="000000"/>
-              <w:sz w:val="22"/>
-              <w:szCs w:val="22"/>
               <w:u w:val="none"/>
-              <w:shd w:fill="auto" w:val="clear"/>
-              <w:vertAlign w:val="baseline"/>
             </w:rPr>
           </w:pPr>
           <w:hyperlink w:anchor="">
@@ -671,24 +598,13 @@
           <w:pPr>
             <w:widowControl w:val="0"/>
             <w:tabs>
-              <w:tab w:val="right" w:leader="none" w:pos="12000"/>
+              <w:tab w:val="right" w:leader="dot" w:pos="12000"/>
             </w:tabs>
             <w:spacing w:before="60" w:line="240" w:lineRule="auto"/>
             <w:ind w:left="360" w:firstLine="0"/>
             <w:rPr>
-              <w:rFonts w:ascii="Arial" w:cs="Arial" w:eastAsia="Arial" w:hAnsi="Arial"/>
-              <w:b w:val="0"/>
-              <w:bCs w:val="0"/>
-              <w:i w:val="0"/>
-              <w:iCs w:val="0"/>
-              <w:smallCaps w:val="0"/>
-              <w:strike w:val="0"/>
               <w:color w:val="000000"/>
-              <w:sz w:val="22"/>
-              <w:szCs w:val="22"/>
               <w:u w:val="none"/>
-              <w:shd w:fill="auto" w:val="clear"/>
-              <w:vertAlign w:val="baseline"/>
             </w:rPr>
           </w:pPr>
           <w:hyperlink w:anchor="">
@@ -724,23 +640,14 @@
           <w:pPr>
             <w:widowControl w:val="0"/>
             <w:tabs>
-              <w:tab w:val="right" w:leader="none" w:pos="12000"/>
+              <w:tab w:val="right" w:leader="dot" w:pos="12000"/>
             </w:tabs>
             <w:spacing w:before="60" w:line="240" w:lineRule="auto"/>
             <w:rPr>
-              <w:rFonts w:ascii="Arial" w:cs="Arial" w:eastAsia="Arial" w:hAnsi="Arial"/>
               <w:b w:val="1"/>
               <w:bCs w:val="1"/>
-              <w:i w:val="0"/>
-              <w:iCs w:val="0"/>
-              <w:smallCaps w:val="0"/>
-              <w:strike w:val="0"/>
               <w:color w:val="000000"/>
-              <w:sz w:val="22"/>
-              <w:szCs w:val="22"/>
               <w:u w:val="none"/>
-              <w:shd w:fill="auto" w:val="clear"/>
-              <w:vertAlign w:val="baseline"/>
             </w:rPr>
           </w:pPr>
           <w:hyperlink w:anchor="">
@@ -776,24 +683,13 @@
           <w:pPr>
             <w:widowControl w:val="0"/>
             <w:tabs>
-              <w:tab w:val="right" w:leader="none" w:pos="12000"/>
+              <w:tab w:val="right" w:leader="dot" w:pos="12000"/>
             </w:tabs>
             <w:spacing w:before="60" w:line="240" w:lineRule="auto"/>
             <w:ind w:left="360" w:firstLine="0"/>
             <w:rPr>
-              <w:rFonts w:ascii="Arial" w:cs="Arial" w:eastAsia="Arial" w:hAnsi="Arial"/>
-              <w:b w:val="0"/>
-              <w:bCs w:val="0"/>
-              <w:i w:val="0"/>
-              <w:iCs w:val="0"/>
-              <w:smallCaps w:val="0"/>
-              <w:strike w:val="0"/>
               <w:color w:val="000000"/>
-              <w:sz w:val="22"/>
-              <w:szCs w:val="22"/>
               <w:u w:val="none"/>
-              <w:shd w:fill="auto" w:val="clear"/>
-              <w:vertAlign w:val="baseline"/>
             </w:rPr>
           </w:pPr>
           <w:hyperlink w:anchor="">
@@ -829,24 +725,13 @@
           <w:pPr>
             <w:widowControl w:val="0"/>
             <w:tabs>
-              <w:tab w:val="right" w:leader="none" w:pos="12000"/>
+              <w:tab w:val="right" w:leader="dot" w:pos="12000"/>
             </w:tabs>
             <w:spacing w:before="60" w:line="240" w:lineRule="auto"/>
             <w:ind w:left="360" w:firstLine="0"/>
             <w:rPr>
-              <w:rFonts w:ascii="Arial" w:cs="Arial" w:eastAsia="Arial" w:hAnsi="Arial"/>
-              <w:b w:val="0"/>
-              <w:bCs w:val="0"/>
-              <w:i w:val="0"/>
-              <w:iCs w:val="0"/>
-              <w:smallCaps w:val="0"/>
-              <w:strike w:val="0"/>
               <w:color w:val="000000"/>
-              <w:sz w:val="22"/>
-              <w:szCs w:val="22"/>
               <w:u w:val="none"/>
-              <w:shd w:fill="auto" w:val="clear"/>
-              <w:vertAlign w:val="baseline"/>
             </w:rPr>
           </w:pPr>
           <w:hyperlink w:anchor="">
@@ -882,23 +767,14 @@
           <w:pPr>
             <w:widowControl w:val="0"/>
             <w:tabs>
-              <w:tab w:val="right" w:leader="none" w:pos="12000"/>
+              <w:tab w:val="right" w:leader="dot" w:pos="12000"/>
             </w:tabs>
             <w:spacing w:before="60" w:line="240" w:lineRule="auto"/>
             <w:rPr>
-              <w:rFonts w:ascii="Arial" w:cs="Arial" w:eastAsia="Arial" w:hAnsi="Arial"/>
               <w:b w:val="1"/>
               <w:bCs w:val="1"/>
-              <w:i w:val="0"/>
-              <w:iCs w:val="0"/>
-              <w:smallCaps w:val="0"/>
-              <w:strike w:val="0"/>
               <w:color w:val="000000"/>
-              <w:sz w:val="22"/>
-              <w:szCs w:val="22"/>
               <w:u w:val="none"/>
-              <w:shd w:fill="auto" w:val="clear"/>
-              <w:vertAlign w:val="baseline"/>
             </w:rPr>
           </w:pPr>
           <w:hyperlink w:anchor="">
@@ -934,24 +810,13 @@
           <w:pPr>
             <w:widowControl w:val="0"/>
             <w:tabs>
-              <w:tab w:val="right" w:leader="none" w:pos="12000"/>
+              <w:tab w:val="right" w:leader="dot" w:pos="12000"/>
             </w:tabs>
             <w:spacing w:before="60" w:line="240" w:lineRule="auto"/>
             <w:ind w:left="360" w:firstLine="0"/>
             <w:rPr>
-              <w:rFonts w:ascii="Arial" w:cs="Arial" w:eastAsia="Arial" w:hAnsi="Arial"/>
-              <w:b w:val="0"/>
-              <w:bCs w:val="0"/>
-              <w:i w:val="0"/>
-              <w:iCs w:val="0"/>
-              <w:smallCaps w:val="0"/>
-              <w:strike w:val="0"/>
               <w:color w:val="000000"/>
-              <w:sz w:val="22"/>
-              <w:szCs w:val="22"/>
               <w:u w:val="none"/>
-              <w:shd w:fill="auto" w:val="clear"/>
-              <w:vertAlign w:val="baseline"/>
             </w:rPr>
           </w:pPr>
           <w:hyperlink w:anchor="">
@@ -987,24 +852,13 @@
           <w:pPr>
             <w:widowControl w:val="0"/>
             <w:tabs>
-              <w:tab w:val="right" w:leader="none" w:pos="12000"/>
+              <w:tab w:val="right" w:leader="dot" w:pos="12000"/>
             </w:tabs>
             <w:spacing w:before="60" w:line="240" w:lineRule="auto"/>
             <w:ind w:left="360" w:firstLine="0"/>
             <w:rPr>
-              <w:rFonts w:ascii="Arial" w:cs="Arial" w:eastAsia="Arial" w:hAnsi="Arial"/>
-              <w:b w:val="0"/>
-              <w:bCs w:val="0"/>
-              <w:i w:val="0"/>
-              <w:iCs w:val="0"/>
-              <w:smallCaps w:val="0"/>
-              <w:strike w:val="0"/>
               <w:color w:val="000000"/>
-              <w:sz w:val="22"/>
-              <w:szCs w:val="22"/>
               <w:u w:val="none"/>
-              <w:shd w:fill="auto" w:val="clear"/>
-              <w:vertAlign w:val="baseline"/>
             </w:rPr>
           </w:pPr>
           <w:hyperlink w:anchor="">
@@ -1040,23 +894,14 @@
           <w:pPr>
             <w:widowControl w:val="0"/>
             <w:tabs>
-              <w:tab w:val="right" w:leader="none" w:pos="12000"/>
+              <w:tab w:val="right" w:leader="dot" w:pos="12000"/>
             </w:tabs>
             <w:spacing w:before="60" w:line="240" w:lineRule="auto"/>
             <w:rPr>
-              <w:rFonts w:ascii="Arial" w:cs="Arial" w:eastAsia="Arial" w:hAnsi="Arial"/>
               <w:b w:val="1"/>
               <w:bCs w:val="1"/>
-              <w:i w:val="0"/>
-              <w:iCs w:val="0"/>
-              <w:smallCaps w:val="0"/>
-              <w:strike w:val="0"/>
               <w:color w:val="000000"/>
-              <w:sz w:val="22"/>
-              <w:szCs w:val="22"/>
               <w:u w:val="none"/>
-              <w:shd w:fill="auto" w:val="clear"/>
-              <w:vertAlign w:val="baseline"/>
             </w:rPr>
           </w:pPr>
           <w:hyperlink w:anchor="">
@@ -1092,23 +937,14 @@
           <w:pPr>
             <w:widowControl w:val="0"/>
             <w:tabs>
-              <w:tab w:val="right" w:leader="none" w:pos="12000"/>
+              <w:tab w:val="right" w:leader="dot" w:pos="12000"/>
             </w:tabs>
             <w:spacing w:before="60" w:line="240" w:lineRule="auto"/>
             <w:rPr>
-              <w:rFonts w:ascii="Arial" w:cs="Arial" w:eastAsia="Arial" w:hAnsi="Arial"/>
               <w:b w:val="1"/>
               <w:bCs w:val="1"/>
-              <w:i w:val="0"/>
-              <w:iCs w:val="0"/>
-              <w:smallCaps w:val="0"/>
-              <w:strike w:val="0"/>
               <w:color w:val="000000"/>
-              <w:sz w:val="22"/>
-              <w:szCs w:val="22"/>
               <w:u w:val="none"/>
-              <w:shd w:fill="auto" w:val="clear"/>
-              <w:vertAlign w:val="baseline"/>
             </w:rPr>
           </w:pPr>
           <w:hyperlink w:anchor="">
@@ -1144,23 +980,14 @@
           <w:pPr>
             <w:widowControl w:val="0"/>
             <w:tabs>
-              <w:tab w:val="right" w:leader="none" w:pos="12000"/>
+              <w:tab w:val="right" w:leader="dot" w:pos="12000"/>
             </w:tabs>
             <w:spacing w:before="60" w:line="240" w:lineRule="auto"/>
             <w:rPr>
-              <w:rFonts w:ascii="Arial" w:cs="Arial" w:eastAsia="Arial" w:hAnsi="Arial"/>
               <w:b w:val="1"/>
               <w:bCs w:val="1"/>
-              <w:i w:val="0"/>
-              <w:iCs w:val="0"/>
-              <w:smallCaps w:val="0"/>
-              <w:strike w:val="0"/>
               <w:color w:val="000000"/>
-              <w:sz w:val="22"/>
-              <w:szCs w:val="22"/>
               <w:u w:val="none"/>
-              <w:shd w:fill="auto" w:val="clear"/>
-              <w:vertAlign w:val="baseline"/>
             </w:rPr>
           </w:pPr>
           <w:hyperlink w:anchor="">
@@ -1196,24 +1023,13 @@
           <w:pPr>
             <w:widowControl w:val="0"/>
             <w:tabs>
-              <w:tab w:val="right" w:leader="none" w:pos="12000"/>
+              <w:tab w:val="right" w:leader="dot" w:pos="12000"/>
             </w:tabs>
             <w:spacing w:before="60" w:line="240" w:lineRule="auto"/>
             <w:ind w:left="360" w:firstLine="0"/>
             <w:rPr>
-              <w:rFonts w:ascii="Arial" w:cs="Arial" w:eastAsia="Arial" w:hAnsi="Arial"/>
-              <w:b w:val="0"/>
-              <w:bCs w:val="0"/>
-              <w:i w:val="0"/>
-              <w:iCs w:val="0"/>
-              <w:smallCaps w:val="0"/>
-              <w:strike w:val="0"/>
               <w:color w:val="000000"/>
-              <w:sz w:val="22"/>
-              <w:szCs w:val="22"/>
               <w:u w:val="none"/>
-              <w:shd w:fill="auto" w:val="clear"/>
-              <w:vertAlign w:val="baseline"/>
             </w:rPr>
           </w:pPr>
           <w:hyperlink w:anchor="">
@@ -1249,24 +1065,13 @@
           <w:pPr>
             <w:widowControl w:val="0"/>
             <w:tabs>
-              <w:tab w:val="right" w:leader="none" w:pos="12000"/>
+              <w:tab w:val="right" w:leader="dot" w:pos="12000"/>
             </w:tabs>
             <w:spacing w:before="60" w:line="240" w:lineRule="auto"/>
             <w:ind w:left="360" w:firstLine="0"/>
             <w:rPr>
-              <w:rFonts w:ascii="Arial" w:cs="Arial" w:eastAsia="Arial" w:hAnsi="Arial"/>
-              <w:b w:val="0"/>
-              <w:bCs w:val="0"/>
-              <w:i w:val="0"/>
-              <w:iCs w:val="0"/>
-              <w:smallCaps w:val="0"/>
-              <w:strike w:val="0"/>
               <w:color w:val="000000"/>
-              <w:sz w:val="22"/>
-              <w:szCs w:val="22"/>
               <w:u w:val="none"/>
-              <w:shd w:fill="auto" w:val="clear"/>
-              <w:vertAlign w:val="baseline"/>
             </w:rPr>
           </w:pPr>
           <w:hyperlink w:anchor="">
@@ -1302,24 +1107,13 @@
           <w:pPr>
             <w:widowControl w:val="0"/>
             <w:tabs>
-              <w:tab w:val="right" w:leader="none" w:pos="12000"/>
+              <w:tab w:val="right" w:leader="dot" w:pos="12000"/>
             </w:tabs>
             <w:spacing w:before="60" w:line="240" w:lineRule="auto"/>
             <w:ind w:left="360" w:firstLine="0"/>
             <w:rPr>
-              <w:rFonts w:ascii="Arial" w:cs="Arial" w:eastAsia="Arial" w:hAnsi="Arial"/>
-              <w:b w:val="0"/>
-              <w:bCs w:val="0"/>
-              <w:i w:val="0"/>
-              <w:iCs w:val="0"/>
-              <w:smallCaps w:val="0"/>
-              <w:strike w:val="0"/>
               <w:color w:val="000000"/>
-              <w:sz w:val="22"/>
-              <w:szCs w:val="22"/>
               <w:u w:val="none"/>
-              <w:shd w:fill="auto" w:val="clear"/>
-              <w:vertAlign w:val="baseline"/>
             </w:rPr>
           </w:pPr>
           <w:hyperlink w:anchor="">
@@ -1342,7 +1136,7 @@
               </w:rPr>
               <w:t xml:space="preserve">7.3 Lógica / pseudocódigo</w:t>
               <w:tab/>
-              <w:t xml:space="preserve">28</w:t>
+              <w:t xml:space="preserve">29</w:t>
             </w:r>
           </w:hyperlink>
           <w:r>
@@ -1355,23 +1149,14 @@
           <w:pPr>
             <w:widowControl w:val="0"/>
             <w:tabs>
-              <w:tab w:val="right" w:leader="none" w:pos="12000"/>
+              <w:tab w:val="right" w:leader="dot" w:pos="12000"/>
             </w:tabs>
             <w:spacing w:before="60" w:line="240" w:lineRule="auto"/>
             <w:rPr>
-              <w:rFonts w:ascii="Arial" w:cs="Arial" w:eastAsia="Arial" w:hAnsi="Arial"/>
               <w:b w:val="1"/>
               <w:bCs w:val="1"/>
-              <w:i w:val="0"/>
-              <w:iCs w:val="0"/>
-              <w:smallCaps w:val="0"/>
-              <w:strike w:val="0"/>
               <w:color w:val="000000"/>
-              <w:sz w:val="22"/>
-              <w:szCs w:val="22"/>
               <w:u w:val="none"/>
-              <w:shd w:fill="auto" w:val="clear"/>
-              <w:vertAlign w:val="baseline"/>
             </w:rPr>
           </w:pPr>
           <w:hyperlink w:anchor="">
@@ -1394,7 +1179,7 @@
               </w:rPr>
               <w:t xml:space="preserve">8. Casos de Prueba</w:t>
               <w:tab/>
-              <w:t xml:space="preserve">29</w:t>
+              <w:t xml:space="preserve">30</w:t>
             </w:r>
           </w:hyperlink>
           <w:r>
@@ -1407,23 +1192,14 @@
           <w:pPr>
             <w:widowControl w:val="0"/>
             <w:tabs>
-              <w:tab w:val="right" w:leader="none" w:pos="12000"/>
+              <w:tab w:val="right" w:leader="dot" w:pos="12000"/>
             </w:tabs>
             <w:spacing w:before="60" w:line="240" w:lineRule="auto"/>
             <w:rPr>
-              <w:rFonts w:ascii="Arial" w:cs="Arial" w:eastAsia="Arial" w:hAnsi="Arial"/>
               <w:b w:val="1"/>
               <w:bCs w:val="1"/>
-              <w:i w:val="0"/>
-              <w:iCs w:val="0"/>
-              <w:smallCaps w:val="0"/>
-              <w:strike w:val="0"/>
               <w:color w:val="000000"/>
-              <w:sz w:val="22"/>
-              <w:szCs w:val="22"/>
               <w:u w:val="none"/>
-              <w:shd w:fill="auto" w:val="clear"/>
-              <w:vertAlign w:val="baseline"/>
             </w:rPr>
           </w:pPr>
           <w:hyperlink w:anchor="">
@@ -1446,7 +1222,7 @@
               </w:rPr>
               <w:t xml:space="preserve">9. Plan de Trabajo y Responsabilidades</w:t>
               <w:tab/>
-              <w:t xml:space="preserve">30</w:t>
+              <w:t xml:space="preserve">31</w:t>
             </w:r>
           </w:hyperlink>
           <w:r>
@@ -1459,23 +1235,14 @@
           <w:pPr>
             <w:widowControl w:val="0"/>
             <w:tabs>
-              <w:tab w:val="right" w:leader="none" w:pos="12000"/>
+              <w:tab w:val="right" w:leader="dot" w:pos="12000"/>
             </w:tabs>
             <w:spacing w:before="60" w:line="240" w:lineRule="auto"/>
             <w:rPr>
-              <w:rFonts w:ascii="Arial" w:cs="Arial" w:eastAsia="Arial" w:hAnsi="Arial"/>
               <w:b w:val="1"/>
               <w:bCs w:val="1"/>
-              <w:i w:val="0"/>
-              <w:iCs w:val="0"/>
-              <w:smallCaps w:val="0"/>
-              <w:strike w:val="0"/>
               <w:color w:val="000000"/>
-              <w:sz w:val="22"/>
-              <w:szCs w:val="22"/>
               <w:u w:val="none"/>
-              <w:shd w:fill="auto" w:val="clear"/>
-              <w:vertAlign w:val="baseline"/>
             </w:rPr>
           </w:pPr>
           <w:hyperlink w:anchor="">
@@ -1498,7 +1265,7 @@
               </w:rPr>
               <w:t xml:space="preserve">10. Referencias</w:t>
               <w:tab/>
-              <w:t xml:space="preserve">31</w:t>
+              <w:t xml:space="preserve">32</w:t>
             </w:r>
           </w:hyperlink>
           <w:r>
@@ -1511,23 +1278,14 @@
           <w:pPr>
             <w:widowControl w:val="0"/>
             <w:tabs>
-              <w:tab w:val="right" w:leader="none" w:pos="12000"/>
+              <w:tab w:val="right" w:leader="dot" w:pos="12000"/>
             </w:tabs>
             <w:spacing w:before="60" w:line="240" w:lineRule="auto"/>
             <w:rPr>
-              <w:rFonts w:ascii="Arial" w:cs="Arial" w:eastAsia="Arial" w:hAnsi="Arial"/>
               <w:b w:val="1"/>
               <w:bCs w:val="1"/>
-              <w:i w:val="0"/>
-              <w:iCs w:val="0"/>
-              <w:smallCaps w:val="0"/>
-              <w:strike w:val="0"/>
               <w:color w:val="000000"/>
-              <w:sz w:val="22"/>
-              <w:szCs w:val="22"/>
               <w:u w:val="none"/>
-              <w:shd w:fill="auto" w:val="clear"/>
-              <w:vertAlign w:val="baseline"/>
             </w:rPr>
           </w:pPr>
           <w:hyperlink w:anchor="">
@@ -1550,7 +1308,7 @@
               </w:rPr>
               <w:t xml:space="preserve">11. Apéndices</w:t>
               <w:tab/>
-              <w:t xml:space="preserve">32</w:t>
+              <w:t xml:space="preserve">33</w:t>
             </w:r>
           </w:hyperlink>
           <w:r>
@@ -1566,11 +1324,38 @@
     </w:sdt>
     <w:p>
       <w:pPr>
+        <w:spacing w:after="360" w:line="240" w:lineRule="auto"/>
+        <w:jc w:val="both"/>
+        <w:rPr>
+          <w:b w:val="1"/>
+          <w:bCs w:val="1"/>
+          <w:sz w:val="28"/>
+          <w:szCs w:val="28"/>
+        </w:rPr>
+      </w:pPr>
+      <w:r>
+        <w:rPr>
+          <w:rtl w:val="0"/>
+        </w:rPr>
+      </w:r>
+    </w:p>
+    <w:p>
+      <w:pPr>
         <w:pStyle w:val="Heading1"/>
-        <w:keepLines w:val="0"/>
-        <w:pageBreakBefore w:val="1"/>
-        <w:spacing w:after="240" w:before="0" w:line="240" w:lineRule="auto"/>
-        <w:jc w:val="both"/>
+        <w:rPr/>
+      </w:pPr>
+      <w:r>
+        <w:br w:type="page"/>
+      </w:r>
+      <w:r>
+        <w:rPr>
+          <w:rtl w:val="0"/>
+        </w:rPr>
+      </w:r>
+    </w:p>
+    <w:p>
+      <w:pPr>
+        <w:pStyle w:val="Heading1"/>
         <w:rPr>
           <w:b w:val="1"/>
           <w:bCs w:val="1"/>
@@ -5827,12 +5612,12 @@
           <wp:inline distB="0" distT="0" distL="0" distR="0">
             <wp:extent cx="5619750" cy="3467100"/>
             <wp:effectExtent b="0" l="0" r="0" t="0"/>
-            <wp:docPr descr="Página de inicio de sesión (index.html)" id="7" name="image1.png"/>
+            <wp:docPr descr="Página de inicio de sesión (index.html)" id="7" name="image2.png"/>
             <a:graphic>
               <a:graphicData uri="http://schemas.openxmlformats.org/drawingml/2006/picture">
                 <pic:pic>
                   <pic:nvPicPr>
-                    <pic:cNvPr descr="Página de inicio de sesión (index.html)" id="0" name="image1.png"/>
+                    <pic:cNvPr descr="Página de inicio de sesión (index.html)" id="0" name="image2.png"/>
                     <pic:cNvPicPr preferRelativeResize="0"/>
                   </pic:nvPicPr>
                   <pic:blipFill>
@@ -5947,12 +5732,12 @@
           <wp:inline distB="0" distT="0" distL="0" distR="0">
             <wp:extent cx="5619750" cy="3286125"/>
             <wp:effectExtent b="0" l="0" r="0" t="0"/>
-            <wp:docPr descr="Panel de inicio (inicio.html)" id="1" name="image9.png"/>
+            <wp:docPr descr="Panel de inicio (inicio.html)" id="1" name="image12.png"/>
             <a:graphic>
               <a:graphicData uri="http://schemas.openxmlformats.org/drawingml/2006/picture">
                 <pic:pic>
                   <pic:nvPicPr>
-                    <pic:cNvPr descr="Panel de inicio (inicio.html)" id="0" name="image9.png"/>
+                    <pic:cNvPr descr="Panel de inicio (inicio.html)" id="0" name="image12.png"/>
                     <pic:cNvPicPr preferRelativeResize="0"/>
                   </pic:nvPicPr>
                   <pic:blipFill>
@@ -6067,12 +5852,12 @@
           <wp:inline distB="0" distT="0" distL="0" distR="0">
             <wp:extent cx="5619750" cy="4781550"/>
             <wp:effectExtent b="0" l="0" r="0" t="0"/>
-            <wp:docPr descr="Gestión de usuarios (usuarios.html)" id="4" name="image8.png"/>
+            <wp:docPr descr="Gestión de usuarios (usuarios.html)" id="4" name="image9.png"/>
             <a:graphic>
               <a:graphicData uri="http://schemas.openxmlformats.org/drawingml/2006/picture">
                 <pic:pic>
                   <pic:nvPicPr>
-                    <pic:cNvPr descr="Gestión de usuarios (usuarios.html)" id="0" name="image8.png"/>
+                    <pic:cNvPr descr="Gestión de usuarios (usuarios.html)" id="0" name="image9.png"/>
                     <pic:cNvPicPr preferRelativeResize="0"/>
                   </pic:nvPicPr>
                   <pic:blipFill>
@@ -6187,12 +5972,12 @@
           <wp:inline distB="0" distT="0" distL="0" distR="0">
             <wp:extent cx="5619750" cy="3552825"/>
             <wp:effectExtent b="0" l="0" r="0" t="0"/>
-            <wp:docPr descr="Perfil del usuario (perfil.html)" id="2" name="image12.png"/>
+            <wp:docPr descr="Perfil del usuario (perfil.html)" id="2" name="image4.png"/>
             <a:graphic>
               <a:graphicData uri="http://schemas.openxmlformats.org/drawingml/2006/picture">
                 <pic:pic>
                   <pic:nvPicPr>
-                    <pic:cNvPr descr="Perfil del usuario (perfil.html)" id="0" name="image12.png"/>
+                    <pic:cNvPr descr="Perfil del usuario (perfil.html)" id="0" name="image4.png"/>
                     <pic:cNvPicPr preferRelativeResize="0"/>
                   </pic:nvPicPr>
                   <pic:blipFill>
@@ -6307,12 +6092,12 @@
           <wp:inline distB="0" distT="0" distL="0" distR="0">
             <wp:extent cx="5619750" cy="3638550"/>
             <wp:effectExtent b="0" l="0" r="0" t="0"/>
-            <wp:docPr descr="Gestión de catálogos (catalogos.html)" id="10" name="image2.png"/>
+            <wp:docPr descr="Gestión de catálogos (catalogos.html)" id="10" name="image10.png"/>
             <a:graphic>
               <a:graphicData uri="http://schemas.openxmlformats.org/drawingml/2006/picture">
                 <pic:pic>
                   <pic:nvPicPr>
-                    <pic:cNvPr descr="Gestión de catálogos (catalogos.html)" id="0" name="image2.png"/>
+                    <pic:cNvPr descr="Gestión de catálogos (catalogos.html)" id="0" name="image10.png"/>
                     <pic:cNvPicPr preferRelativeResize="0"/>
                   </pic:nvPicPr>
                   <pic:blipFill>
@@ -6427,12 +6212,12 @@
           <wp:inline distB="0" distT="0" distL="0" distR="0">
             <wp:extent cx="5619750" cy="5562600"/>
             <wp:effectExtent b="0" l="0" r="0" t="0"/>
-            <wp:docPr descr="Formulario del curso, parte 1 de 2 (curso-formulario.html)" id="9" name="image6.png"/>
+            <wp:docPr descr="Formulario del curso, parte 1 de 2 (curso-formulario.html)" id="9" name="image3.png"/>
             <a:graphic>
               <a:graphicData uri="http://schemas.openxmlformats.org/drawingml/2006/picture">
                 <pic:pic>
                   <pic:nvPicPr>
-                    <pic:cNvPr descr="Formulario del curso, parte 1 de 2 (curso-formulario.html)" id="0" name="image6.png"/>
+                    <pic:cNvPr descr="Formulario del curso, parte 1 de 2 (curso-formulario.html)" id="0" name="image3.png"/>
                     <pic:cNvPicPr preferRelativeResize="0"/>
                   </pic:nvPicPr>
                   <pic:blipFill>
@@ -6547,12 +6332,12 @@
           <wp:inline distB="0" distT="0" distL="0" distR="0">
             <wp:extent cx="5619750" cy="6200775"/>
             <wp:effectExtent b="0" l="0" r="0" t="0"/>
-            <wp:docPr descr="Formulario del curso, parte 2 de 2 (curso-formulario.html)" id="3" name="image5.png"/>
+            <wp:docPr descr="Formulario del curso, parte 2 de 2 (curso-formulario.html)" id="3" name="image1.png"/>
             <a:graphic>
               <a:graphicData uri="http://schemas.openxmlformats.org/drawingml/2006/picture">
                 <pic:pic>
                   <pic:nvPicPr>
-                    <pic:cNvPr descr="Formulario del curso, parte 2 de 2 (curso-formulario.html)" id="0" name="image5.png"/>
+                    <pic:cNvPr descr="Formulario del curso, parte 2 de 2 (curso-formulario.html)" id="0" name="image1.png"/>
                     <pic:cNvPicPr preferRelativeResize="0"/>
                   </pic:nvPicPr>
                   <pic:blipFill>
@@ -6667,12 +6452,12 @@
           <wp:inline distB="0" distT="0" distL="0" distR="0">
             <wp:extent cx="5619750" cy="2933700"/>
             <wp:effectExtent b="0" l="0" r="0" t="0"/>
-            <wp:docPr descr="Lista de cursos con filtros (cursos.html)" id="8" name="image10.png"/>
+            <wp:docPr descr="Lista de cursos con filtros (cursos.html)" id="8" name="image7.png"/>
             <a:graphic>
               <a:graphicData uri="http://schemas.openxmlformats.org/drawingml/2006/picture">
                 <pic:pic>
                   <pic:nvPicPr>
-                    <pic:cNvPr descr="Lista de cursos con filtros (cursos.html)" id="0" name="image10.png"/>
+                    <pic:cNvPr descr="Lista de cursos con filtros (cursos.html)" id="0" name="image7.png"/>
                     <pic:cNvPicPr preferRelativeResize="0"/>
                   </pic:nvPicPr>
                   <pic:blipFill>
@@ -6787,12 +6572,12 @@
           <wp:inline distB="0" distT="0" distL="0" distR="0">
             <wp:extent cx="5619750" cy="3771900"/>
             <wp:effectExtent b="0" l="0" r="0" t="0"/>
-            <wp:docPr descr="Detalle del curso (curso-detalle.html)" id="12" name="image11.png"/>
+            <wp:docPr descr="Detalle del curso (curso-detalle.html)" id="12" name="image6.png"/>
             <a:graphic>
               <a:graphicData uri="http://schemas.openxmlformats.org/drawingml/2006/picture">
                 <pic:pic>
                   <pic:nvPicPr>
-                    <pic:cNvPr descr="Detalle del curso (curso-detalle.html)" id="0" name="image11.png"/>
+                    <pic:cNvPr descr="Detalle del curso (curso-detalle.html)" id="0" name="image6.png"/>
                     <pic:cNvPicPr preferRelativeResize="0"/>
                   </pic:nvPicPr>
                   <pic:blipFill>
@@ -6907,12 +6692,12 @@
           <wp:inline distB="0" distT="0" distL="0" distR="0">
             <wp:extent cx="5619750" cy="4248150"/>
             <wp:effectExtent b="0" l="0" r="0" t="0"/>
-            <wp:docPr descr="Bandeja de revisión (revision.html)" id="6" name="image7.png"/>
+            <wp:docPr descr="Bandeja de revisión (revision.html)" id="6" name="image11.png"/>
             <a:graphic>
               <a:graphicData uri="http://schemas.openxmlformats.org/drawingml/2006/picture">
                 <pic:pic>
                   <pic:nvPicPr>
-                    <pic:cNvPr descr="Bandeja de revisión (revision.html)" id="0" name="image7.png"/>
+                    <pic:cNvPr descr="Bandeja de revisión (revision.html)" id="0" name="image11.png"/>
                     <pic:cNvPicPr preferRelativeResize="0"/>
                   </pic:nvPicPr>
                   <pic:blipFill>
@@ -7027,12 +6812,12 @@
           <wp:inline distB="0" distT="0" distL="0" distR="0">
             <wp:extent cx="4476750" cy="4295775"/>
             <wp:effectExtent b="0" l="0" r="0" t="0"/>
-            <wp:docPr descr="Vista en dispositivo móvil (inicio.html y curso-formulario.html)" id="5" name="image3.png"/>
+            <wp:docPr descr="Vista en dispositivo móvil (inicio.html y curso-formulario.html)" id="5" name="image8.png"/>
             <a:graphic>
               <a:graphicData uri="http://schemas.openxmlformats.org/drawingml/2006/picture">
                 <pic:pic>
                   <pic:nvPicPr>
-                    <pic:cNvPr descr="Vista en dispositivo móvil (inicio.html y curso-formulario.html)" id="0" name="image3.png"/>
+                    <pic:cNvPr descr="Vista en dispositivo móvil (inicio.html y curso-formulario.html)" id="0" name="image8.png"/>
                     <pic:cNvPicPr preferRelativeResize="0"/>
                   </pic:nvPicPr>
                   <pic:blipFill>
@@ -26582,16 +26367,16 @@
         <w:tblLook w:val="0000"/>
       </w:tblPr>
       <w:tblGrid>
-        <w:gridCol w:w="1920"/>
-        <w:gridCol w:w="1365"/>
-        <w:gridCol w:w="2895"/>
-        <w:gridCol w:w="3195"/>
+        <w:gridCol w:w="2040"/>
+        <w:gridCol w:w="1485"/>
+        <w:gridCol w:w="2700"/>
+        <w:gridCol w:w="3150"/>
         <w:tblGridChange w:id="0">
           <w:tblGrid>
-            <w:gridCol w:w="1920"/>
-            <w:gridCol w:w="1365"/>
-            <w:gridCol w:w="2895"/>
-            <w:gridCol w:w="3195"/>
+            <w:gridCol w:w="2040"/>
+            <w:gridCol w:w="1485"/>
+            <w:gridCol w:w="2700"/>
+            <w:gridCol w:w="3150"/>
           </w:tblGrid>
         </w:tblGridChange>
       </w:tblGrid>
@@ -26785,7 +26570,6 @@
           <w:p>
             <w:pPr>
               <w:spacing w:after="20" w:line="240" w:lineRule="auto"/>
-              <w:jc w:val="both"/>
               <w:rPr/>
             </w:pPr>
             <w:r>
@@ -26815,7 +26599,6 @@
           <w:p>
             <w:pPr>
               <w:spacing w:after="20" w:line="240" w:lineRule="auto"/>
-              <w:jc w:val="both"/>
               <w:rPr/>
             </w:pPr>
             <w:r>
@@ -26845,7 +26628,6 @@
           <w:p>
             <w:pPr>
               <w:spacing w:after="20" w:line="240" w:lineRule="auto"/>
-              <w:jc w:val="both"/>
               <w:rPr/>
             </w:pPr>
             <w:r>
@@ -26875,7 +26657,6 @@
           <w:p>
             <w:pPr>
               <w:spacing w:after="20" w:line="240" w:lineRule="auto"/>
-              <w:jc w:val="both"/>
               <w:rPr/>
             </w:pPr>
             <w:r>
@@ -26911,14 +26692,13 @@
           <w:p>
             <w:pPr>
               <w:spacing w:after="20" w:line="240" w:lineRule="auto"/>
-              <w:jc w:val="both"/>
-              <w:rPr/>
-            </w:pPr>
-            <w:r>
-              <w:rPr>
-                <w:rtl w:val="0"/>
-              </w:rPr>
-              <w:t xml:space="preserve">contraseñaLogin </w:t>
+              <w:rPr/>
+            </w:pPr>
+            <w:r>
+              <w:rPr>
+                <w:rtl w:val="0"/>
+              </w:rPr>
+              <w:t xml:space="preserve">contrasenaLogin </w:t>
             </w:r>
           </w:p>
         </w:tc>
@@ -26939,7 +26719,6 @@
           <w:p>
             <w:pPr>
               <w:spacing w:after="20" w:line="240" w:lineRule="auto"/>
-              <w:jc w:val="both"/>
               <w:rPr/>
             </w:pPr>
             <w:r>
@@ -26967,7 +26746,6 @@
           <w:p>
             <w:pPr>
               <w:spacing w:after="20" w:line="240" w:lineRule="auto"/>
-              <w:jc w:val="both"/>
               <w:rPr/>
             </w:pPr>
             <w:r>
@@ -26997,7 +26775,6 @@
           <w:p>
             <w:pPr>
               <w:spacing w:after="20" w:line="240" w:lineRule="auto"/>
-              <w:jc w:val="both"/>
               <w:rPr/>
             </w:pPr>
             <w:r>
@@ -27033,7 +26810,6 @@
           <w:p>
             <w:pPr>
               <w:spacing w:after="20" w:line="240" w:lineRule="auto"/>
-              <w:jc w:val="both"/>
               <w:rPr/>
             </w:pPr>
             <w:r>
@@ -27061,7 +26837,6 @@
           <w:p>
             <w:pPr>
               <w:spacing w:after="20" w:line="240" w:lineRule="auto"/>
-              <w:jc w:val="both"/>
               <w:rPr/>
             </w:pPr>
             <w:r>
@@ -27089,7 +26864,6 @@
           <w:p>
             <w:pPr>
               <w:spacing w:after="20" w:line="240" w:lineRule="auto"/>
-              <w:jc w:val="both"/>
               <w:rPr/>
             </w:pPr>
             <w:r>
@@ -27119,7 +26893,6 @@
           <w:p>
             <w:pPr>
               <w:spacing w:after="20" w:line="240" w:lineRule="auto"/>
-              <w:jc w:val="both"/>
               <w:rPr/>
             </w:pPr>
             <w:r>
@@ -27155,7 +26928,6 @@
           <w:p>
             <w:pPr>
               <w:spacing w:after="20" w:line="240" w:lineRule="auto"/>
-              <w:jc w:val="both"/>
               <w:rPr/>
             </w:pPr>
             <w:r>
@@ -27185,7 +26957,6 @@
           <w:p>
             <w:pPr>
               <w:spacing w:after="20" w:line="240" w:lineRule="auto"/>
-              <w:jc w:val="both"/>
               <w:rPr/>
             </w:pPr>
             <w:r>
@@ -27215,7 +26986,6 @@
           <w:p>
             <w:pPr>
               <w:spacing w:after="20" w:line="240" w:lineRule="auto"/>
-              <w:jc w:val="both"/>
               <w:rPr/>
             </w:pPr>
             <w:r>
@@ -27245,7 +27015,6 @@
           <w:p>
             <w:pPr>
               <w:spacing w:after="20" w:line="240" w:lineRule="auto"/>
-              <w:jc w:val="both"/>
               <w:rPr/>
             </w:pPr>
             <w:r>
@@ -27281,7 +27050,6 @@
           <w:p>
             <w:pPr>
               <w:spacing w:after="20" w:line="240" w:lineRule="auto"/>
-              <w:jc w:val="both"/>
               <w:rPr/>
             </w:pPr>
             <w:r>
@@ -27311,7 +27079,6 @@
           <w:p>
             <w:pPr>
               <w:spacing w:after="20" w:line="240" w:lineRule="auto"/>
-              <w:jc w:val="both"/>
               <w:rPr/>
             </w:pPr>
             <w:r>
@@ -27341,7 +27108,6 @@
           <w:p>
             <w:pPr>
               <w:spacing w:after="20" w:line="240" w:lineRule="auto"/>
-              <w:jc w:val="both"/>
               <w:rPr/>
             </w:pPr>
             <w:r>
@@ -27371,7 +27137,6 @@
           <w:p>
             <w:pPr>
               <w:spacing w:after="20" w:line="240" w:lineRule="auto"/>
-              <w:jc w:val="both"/>
               <w:rPr/>
             </w:pPr>
             <w:r>
@@ -27407,7 +27172,6 @@
           <w:p>
             <w:pPr>
               <w:spacing w:after="20" w:line="240" w:lineRule="auto"/>
-              <w:jc w:val="both"/>
               <w:rPr/>
             </w:pPr>
             <w:r>
@@ -27437,7 +27201,6 @@
           <w:p>
             <w:pPr>
               <w:spacing w:after="20" w:line="240" w:lineRule="auto"/>
-              <w:jc w:val="both"/>
               <w:rPr/>
             </w:pPr>
             <w:r>
@@ -27467,7 +27230,6 @@
           <w:p>
             <w:pPr>
               <w:spacing w:after="20" w:line="240" w:lineRule="auto"/>
-              <w:jc w:val="both"/>
               <w:rPr/>
             </w:pPr>
             <w:r>
@@ -27497,7 +27259,6 @@
           <w:p>
             <w:pPr>
               <w:spacing w:after="20" w:line="240" w:lineRule="auto"/>
-              <w:jc w:val="both"/>
               <w:rPr/>
             </w:pPr>
             <w:r>
@@ -27533,7 +27294,6 @@
           <w:p>
             <w:pPr>
               <w:spacing w:after="20" w:line="240" w:lineRule="auto"/>
-              <w:jc w:val="both"/>
               <w:rPr/>
             </w:pPr>
             <w:r>
@@ -27563,7 +27323,6 @@
           <w:p>
             <w:pPr>
               <w:spacing w:after="20" w:line="240" w:lineRule="auto"/>
-              <w:jc w:val="both"/>
               <w:rPr/>
             </w:pPr>
             <w:r>
@@ -27593,7 +27352,6 @@
           <w:p>
             <w:pPr>
               <w:spacing w:after="20" w:line="240" w:lineRule="auto"/>
-              <w:jc w:val="both"/>
               <w:rPr/>
             </w:pPr>
             <w:r>
@@ -27623,7 +27381,6 @@
           <w:p>
             <w:pPr>
               <w:spacing w:after="20" w:line="240" w:lineRule="auto"/>
-              <w:jc w:val="both"/>
               <w:rPr/>
             </w:pPr>
             <w:r>
@@ -27659,7 +27416,6 @@
           <w:p>
             <w:pPr>
               <w:spacing w:after="20" w:line="240" w:lineRule="auto"/>
-              <w:jc w:val="both"/>
               <w:rPr/>
             </w:pPr>
             <w:r>
@@ -27689,7 +27445,6 @@
           <w:p>
             <w:pPr>
               <w:spacing w:after="20" w:line="240" w:lineRule="auto"/>
-              <w:jc w:val="both"/>
               <w:rPr/>
             </w:pPr>
             <w:r>
@@ -27719,7 +27474,6 @@
           <w:p>
             <w:pPr>
               <w:spacing w:after="20" w:line="240" w:lineRule="auto"/>
-              <w:jc w:val="both"/>
               <w:rPr/>
             </w:pPr>
             <w:r>
@@ -27749,7 +27503,6 @@
           <w:p>
             <w:pPr>
               <w:spacing w:after="20" w:line="240" w:lineRule="auto"/>
-              <w:jc w:val="both"/>
               <w:rPr/>
             </w:pPr>
             <w:r>
@@ -27785,7 +27538,6 @@
           <w:p>
             <w:pPr>
               <w:spacing w:after="20" w:line="240" w:lineRule="auto"/>
-              <w:jc w:val="both"/>
               <w:rPr/>
             </w:pPr>
             <w:r>
@@ -27815,7 +27567,6 @@
           <w:p>
             <w:pPr>
               <w:spacing w:after="20" w:line="240" w:lineRule="auto"/>
-              <w:jc w:val="both"/>
               <w:rPr/>
             </w:pPr>
             <w:r>
@@ -27845,7 +27596,6 @@
           <w:p>
             <w:pPr>
               <w:spacing w:after="20" w:line="240" w:lineRule="auto"/>
-              <w:jc w:val="both"/>
               <w:rPr/>
             </w:pPr>
             <w:r>
@@ -27875,7 +27625,6 @@
           <w:p>
             <w:pPr>
               <w:spacing w:after="20" w:line="240" w:lineRule="auto"/>
-              <w:jc w:val="both"/>
               <w:rPr/>
             </w:pPr>
             <w:r>
@@ -27911,7 +27660,6 @@
           <w:p>
             <w:pPr>
               <w:spacing w:after="20" w:line="240" w:lineRule="auto"/>
-              <w:jc w:val="both"/>
               <w:rPr/>
             </w:pPr>
             <w:r>
@@ -27941,7 +27689,6 @@
           <w:p>
             <w:pPr>
               <w:spacing w:after="20" w:line="240" w:lineRule="auto"/>
-              <w:jc w:val="both"/>
               <w:rPr/>
             </w:pPr>
             <w:r>
@@ -27971,7 +27718,6 @@
           <w:p>
             <w:pPr>
               <w:spacing w:after="20" w:line="240" w:lineRule="auto"/>
-              <w:jc w:val="both"/>
               <w:rPr/>
             </w:pPr>
             <w:r>
@@ -28001,7 +27747,6 @@
           <w:p>
             <w:pPr>
               <w:spacing w:after="20" w:line="240" w:lineRule="auto"/>
-              <w:jc w:val="both"/>
               <w:rPr/>
             </w:pPr>
             <w:r>
@@ -28037,7 +27782,6 @@
           <w:p>
             <w:pPr>
               <w:spacing w:after="20" w:line="240" w:lineRule="auto"/>
-              <w:jc w:val="both"/>
               <w:rPr/>
             </w:pPr>
             <w:r>
@@ -28067,7 +27811,6 @@
           <w:p>
             <w:pPr>
               <w:spacing w:after="20" w:line="240" w:lineRule="auto"/>
-              <w:jc w:val="both"/>
               <w:rPr/>
             </w:pPr>
             <w:r>
@@ -28097,7 +27840,6 @@
           <w:p>
             <w:pPr>
               <w:spacing w:after="20" w:line="240" w:lineRule="auto"/>
-              <w:jc w:val="both"/>
               <w:rPr/>
             </w:pPr>
             <w:r>
@@ -28127,7 +27869,6 @@
           <w:p>
             <w:pPr>
               <w:spacing w:after="20" w:line="240" w:lineRule="auto"/>
-              <w:jc w:val="both"/>
               <w:rPr/>
             </w:pPr>
             <w:r>
@@ -28163,37 +27904,35 @@
           <w:p>
             <w:pPr>
               <w:spacing w:after="20" w:line="240" w:lineRule="auto"/>
-              <w:jc w:val="both"/>
-              <w:rPr/>
-            </w:pPr>
-            <w:r>
-              <w:rPr>
-                <w:rtl w:val="0"/>
-              </w:rPr>
-              <w:t xml:space="preserve">contraseña </w:t>
-            </w:r>
-          </w:p>
-        </w:tc>
-        <w:tc>
-          <w:tcPr>
-            <w:tcBorders>
-              <w:top w:color="000000" w:space="0" w:sz="4" w:val="single"/>
-              <w:left w:color="000000" w:space="0" w:sz="4" w:val="single"/>
-              <w:bottom w:color="000000" w:space="0" w:sz="4" w:val="single"/>
-              <w:right w:color="000000" w:space="0" w:sz="4" w:val="single"/>
-            </w:tcBorders>
-            <w:tcMar>
-              <w:top w:w="60.0" w:type="dxa"/>
-              <w:left w:w="100.0" w:type="dxa"/>
-              <w:bottom w:w="60.0" w:type="dxa"/>
-              <w:right w:w="100.0" w:type="dxa"/>
-            </w:tcMar>
-            <w:vAlign w:val="top"/>
-          </w:tcPr>
-          <w:p>
-            <w:pPr>
-              <w:spacing w:after="20" w:line="240" w:lineRule="auto"/>
-              <w:jc w:val="both"/>
+              <w:rPr/>
+            </w:pPr>
+            <w:r>
+              <w:rPr>
+                <w:rtl w:val="0"/>
+              </w:rPr>
+              <w:t xml:space="preserve">contrasena </w:t>
+            </w:r>
+          </w:p>
+        </w:tc>
+        <w:tc>
+          <w:tcPr>
+            <w:tcBorders>
+              <w:top w:color="000000" w:space="0" w:sz="4" w:val="single"/>
+              <w:left w:color="000000" w:space="0" w:sz="4" w:val="single"/>
+              <w:bottom w:color="000000" w:space="0" w:sz="4" w:val="single"/>
+              <w:right w:color="000000" w:space="0" w:sz="4" w:val="single"/>
+            </w:tcBorders>
+            <w:tcMar>
+              <w:top w:w="60.0" w:type="dxa"/>
+              <w:left w:w="100.0" w:type="dxa"/>
+              <w:bottom w:w="60.0" w:type="dxa"/>
+              <w:right w:w="100.0" w:type="dxa"/>
+            </w:tcMar>
+            <w:vAlign w:val="top"/>
+          </w:tcPr>
+          <w:p>
+            <w:pPr>
+              <w:spacing w:after="20" w:line="240" w:lineRule="auto"/>
               <w:rPr/>
             </w:pPr>
             <w:r>
@@ -28222,7 +27961,6 @@
           <w:p>
             <w:pPr>
               <w:spacing w:after="20" w:line="240" w:lineRule="auto"/>
-              <w:jc w:val="both"/>
               <w:rPr/>
             </w:pPr>
             <w:r>
@@ -28250,7 +27988,6 @@
           <w:p>
             <w:pPr>
               <w:spacing w:after="20" w:line="240" w:lineRule="auto"/>
-              <w:jc w:val="both"/>
               <w:rPr/>
             </w:pPr>
             <w:r>
@@ -28286,7 +28023,6 @@
           <w:p>
             <w:pPr>
               <w:spacing w:after="20" w:line="240" w:lineRule="auto"/>
-              <w:jc w:val="both"/>
               <w:rPr/>
             </w:pPr>
             <w:r>
@@ -28316,7 +28052,6 @@
           <w:p>
             <w:pPr>
               <w:spacing w:after="20" w:line="240" w:lineRule="auto"/>
-              <w:jc w:val="both"/>
               <w:rPr/>
             </w:pPr>
             <w:r>
@@ -28346,7 +28081,6 @@
           <w:p>
             <w:pPr>
               <w:spacing w:after="20" w:line="240" w:lineRule="auto"/>
-              <w:jc w:val="both"/>
               <w:rPr/>
             </w:pPr>
             <w:r>
@@ -28376,7 +28110,6 @@
           <w:p>
             <w:pPr>
               <w:spacing w:after="20" w:line="240" w:lineRule="auto"/>
-              <w:jc w:val="both"/>
               <w:rPr/>
             </w:pPr>
             <w:r>
@@ -28412,7 +28145,6 @@
           <w:p>
             <w:pPr>
               <w:spacing w:after="20" w:line="240" w:lineRule="auto"/>
-              <w:jc w:val="both"/>
               <w:rPr/>
             </w:pPr>
             <w:r>
@@ -28442,7 +28174,6 @@
           <w:p>
             <w:pPr>
               <w:spacing w:after="20" w:line="240" w:lineRule="auto"/>
-              <w:jc w:val="both"/>
               <w:rPr/>
             </w:pPr>
             <w:r>
@@ -28472,7 +28203,6 @@
           <w:p>
             <w:pPr>
               <w:spacing w:after="20" w:line="240" w:lineRule="auto"/>
-              <w:jc w:val="both"/>
               <w:rPr/>
             </w:pPr>
             <w:r>
@@ -28502,7 +28232,6 @@
           <w:p>
             <w:pPr>
               <w:spacing w:after="20" w:line="240" w:lineRule="auto"/>
-              <w:jc w:val="both"/>
               <w:rPr/>
             </w:pPr>
             <w:r>
@@ -28538,7 +28267,6 @@
           <w:p>
             <w:pPr>
               <w:spacing w:after="20" w:line="240" w:lineRule="auto"/>
-              <w:jc w:val="both"/>
               <w:rPr/>
             </w:pPr>
             <w:r>
@@ -28568,7 +28296,6 @@
           <w:p>
             <w:pPr>
               <w:spacing w:after="20" w:line="240" w:lineRule="auto"/>
-              <w:jc w:val="both"/>
               <w:rPr/>
             </w:pPr>
             <w:r>
@@ -28598,7 +28325,6 @@
           <w:p>
             <w:pPr>
               <w:spacing w:after="20" w:line="240" w:lineRule="auto"/>
-              <w:jc w:val="both"/>
               <w:rPr/>
             </w:pPr>
             <w:r>
@@ -28628,7 +28354,6 @@
           <w:p>
             <w:pPr>
               <w:spacing w:after="20" w:line="240" w:lineRule="auto"/>
-              <w:jc w:val="both"/>
               <w:rPr/>
             </w:pPr>
             <w:r>
@@ -28664,7 +28389,6 @@
           <w:p>
             <w:pPr>
               <w:spacing w:after="20" w:line="240" w:lineRule="auto"/>
-              <w:jc w:val="both"/>
               <w:rPr/>
             </w:pPr>
             <w:r>
@@ -28694,7 +28418,6 @@
           <w:p>
             <w:pPr>
               <w:spacing w:after="20" w:line="240" w:lineRule="auto"/>
-              <w:jc w:val="both"/>
               <w:rPr/>
             </w:pPr>
             <w:r>
@@ -28724,7 +28447,6 @@
           <w:p>
             <w:pPr>
               <w:spacing w:after="20" w:line="240" w:lineRule="auto"/>
-              <w:jc w:val="both"/>
               <w:rPr/>
             </w:pPr>
             <w:r>
@@ -28754,7 +28476,6 @@
           <w:p>
             <w:pPr>
               <w:spacing w:after="20" w:line="240" w:lineRule="auto"/>
-              <w:jc w:val="both"/>
               <w:rPr/>
             </w:pPr>
             <w:r>
@@ -28790,7 +28511,6 @@
           <w:p>
             <w:pPr>
               <w:spacing w:after="20" w:line="240" w:lineRule="auto"/>
-              <w:jc w:val="both"/>
               <w:rPr/>
             </w:pPr>
             <w:r>
@@ -28820,7 +28540,6 @@
           <w:p>
             <w:pPr>
               <w:spacing w:after="20" w:line="240" w:lineRule="auto"/>
-              <w:jc w:val="both"/>
               <w:rPr/>
             </w:pPr>
             <w:r>
@@ -28850,7 +28569,6 @@
           <w:p>
             <w:pPr>
               <w:spacing w:after="20" w:line="240" w:lineRule="auto"/>
-              <w:jc w:val="both"/>
               <w:rPr/>
             </w:pPr>
             <w:r>
@@ -28880,7 +28598,6 @@
           <w:p>
             <w:pPr>
               <w:spacing w:after="20" w:line="240" w:lineRule="auto"/>
-              <w:jc w:val="both"/>
               <w:rPr/>
             </w:pPr>
             <w:r>
@@ -28916,7 +28633,6 @@
           <w:p>
             <w:pPr>
               <w:spacing w:after="20" w:line="240" w:lineRule="auto"/>
-              <w:jc w:val="both"/>
               <w:rPr/>
             </w:pPr>
             <w:r>
@@ -28946,7 +28662,6 @@
           <w:p>
             <w:pPr>
               <w:spacing w:after="20" w:line="240" w:lineRule="auto"/>
-              <w:jc w:val="both"/>
               <w:rPr/>
             </w:pPr>
             <w:r>
@@ -28976,7 +28691,6 @@
           <w:p>
             <w:pPr>
               <w:spacing w:after="20" w:line="240" w:lineRule="auto"/>
-              <w:jc w:val="both"/>
               <w:rPr/>
             </w:pPr>
             <w:r>
@@ -29006,7 +28720,6 @@
           <w:p>
             <w:pPr>
               <w:spacing w:after="20" w:line="240" w:lineRule="auto"/>
-              <w:jc w:val="both"/>
               <w:rPr/>
             </w:pPr>
             <w:r>
@@ -29042,7 +28755,6 @@
           <w:p>
             <w:pPr>
               <w:spacing w:after="20" w:line="240" w:lineRule="auto"/>
-              <w:jc w:val="both"/>
               <w:rPr/>
             </w:pPr>
             <w:r>
@@ -29072,7 +28784,6 @@
           <w:p>
             <w:pPr>
               <w:spacing w:after="20" w:line="240" w:lineRule="auto"/>
-              <w:jc w:val="both"/>
               <w:rPr/>
             </w:pPr>
             <w:r>
@@ -29102,7 +28813,6 @@
           <w:p>
             <w:pPr>
               <w:spacing w:after="20" w:line="240" w:lineRule="auto"/>
-              <w:jc w:val="both"/>
               <w:rPr/>
             </w:pPr>
             <w:r>
@@ -29132,7 +28842,6 @@
           <w:p>
             <w:pPr>
               <w:spacing w:after="20" w:line="240" w:lineRule="auto"/>
-              <w:jc w:val="both"/>
               <w:rPr/>
             </w:pPr>
             <w:r>
@@ -29168,7 +28877,6 @@
           <w:p>
             <w:pPr>
               <w:spacing w:after="20" w:line="240" w:lineRule="auto"/>
-              <w:jc w:val="both"/>
               <w:rPr/>
             </w:pPr>
             <w:r>
@@ -29198,7 +28906,6 @@
           <w:p>
             <w:pPr>
               <w:spacing w:after="20" w:line="240" w:lineRule="auto"/>
-              <w:jc w:val="both"/>
               <w:rPr/>
             </w:pPr>
             <w:r>
@@ -29228,7 +28935,6 @@
           <w:p>
             <w:pPr>
               <w:spacing w:after="20" w:line="240" w:lineRule="auto"/>
-              <w:jc w:val="both"/>
               <w:rPr/>
             </w:pPr>
             <w:r>
@@ -29258,7 +28964,6 @@
           <w:p>
             <w:pPr>
               <w:spacing w:after="20" w:line="240" w:lineRule="auto"/>
-              <w:jc w:val="both"/>
               <w:rPr/>
             </w:pPr>
             <w:r>
@@ -29294,7 +28999,6 @@
           <w:p>
             <w:pPr>
               <w:spacing w:after="20" w:line="240" w:lineRule="auto"/>
-              <w:jc w:val="both"/>
               <w:rPr/>
             </w:pPr>
             <w:r>
@@ -29324,7 +29028,6 @@
           <w:p>
             <w:pPr>
               <w:spacing w:after="20" w:line="240" w:lineRule="auto"/>
-              <w:jc w:val="both"/>
               <w:rPr/>
             </w:pPr>
             <w:r>
@@ -29354,7 +29057,6 @@
           <w:p>
             <w:pPr>
               <w:spacing w:after="20" w:line="240" w:lineRule="auto"/>
-              <w:jc w:val="both"/>
               <w:rPr/>
             </w:pPr>
             <w:r>
@@ -29384,7 +29086,6 @@
           <w:p>
             <w:pPr>
               <w:spacing w:after="20" w:line="240" w:lineRule="auto"/>
-              <w:jc w:val="both"/>
               <w:rPr/>
             </w:pPr>
             <w:r>
@@ -29420,7 +29121,6 @@
           <w:p>
             <w:pPr>
               <w:spacing w:after="20" w:line="240" w:lineRule="auto"/>
-              <w:jc w:val="both"/>
               <w:rPr/>
             </w:pPr>
             <w:r>
@@ -29450,7 +29150,6 @@
           <w:p>
             <w:pPr>
               <w:spacing w:after="20" w:line="240" w:lineRule="auto"/>
-              <w:jc w:val="both"/>
               <w:rPr/>
             </w:pPr>
             <w:r>
@@ -29480,7 +29179,6 @@
           <w:p>
             <w:pPr>
               <w:spacing w:after="20" w:line="240" w:lineRule="auto"/>
-              <w:jc w:val="both"/>
               <w:rPr/>
             </w:pPr>
             <w:r>
@@ -29510,7 +29208,6 @@
           <w:p>
             <w:pPr>
               <w:spacing w:after="20" w:line="240" w:lineRule="auto"/>
-              <w:jc w:val="both"/>
               <w:rPr/>
             </w:pPr>
             <w:r>
@@ -29546,7 +29243,6 @@
           <w:p>
             <w:pPr>
               <w:spacing w:after="20" w:line="240" w:lineRule="auto"/>
-              <w:jc w:val="both"/>
               <w:rPr/>
             </w:pPr>
             <w:r>
@@ -29576,7 +29272,6 @@
           <w:p>
             <w:pPr>
               <w:spacing w:after="20" w:line="240" w:lineRule="auto"/>
-              <w:jc w:val="both"/>
               <w:rPr/>
             </w:pPr>
             <w:r>
@@ -29606,7 +29301,6 @@
           <w:p>
             <w:pPr>
               <w:spacing w:after="20" w:line="240" w:lineRule="auto"/>
-              <w:jc w:val="both"/>
               <w:rPr/>
             </w:pPr>
             <w:r>
@@ -29636,7 +29330,6 @@
           <w:p>
             <w:pPr>
               <w:spacing w:after="20" w:line="240" w:lineRule="auto"/>
-              <w:jc w:val="both"/>
               <w:rPr/>
             </w:pPr>
             <w:r>
@@ -29672,7 +29365,6 @@
           <w:p>
             <w:pPr>
               <w:spacing w:after="20" w:line="240" w:lineRule="auto"/>
-              <w:jc w:val="both"/>
               <w:rPr/>
             </w:pPr>
             <w:r>
@@ -29702,7 +29394,6 @@
           <w:p>
             <w:pPr>
               <w:spacing w:after="20" w:line="240" w:lineRule="auto"/>
-              <w:jc w:val="both"/>
               <w:rPr/>
             </w:pPr>
             <w:r>
@@ -29732,37 +29423,35 @@
           <w:p>
             <w:pPr>
               <w:spacing w:after="20" w:line="240" w:lineRule="auto"/>
-              <w:jc w:val="both"/>
-              <w:rPr/>
-            </w:pPr>
-            <w:r>
-              <w:rPr>
-                <w:rtl w:val="0"/>
-              </w:rPr>
-              <w:t xml:space="preserve">No Vacio</w:t>
-            </w:r>
-          </w:p>
-        </w:tc>
-        <w:tc>
-          <w:tcPr>
-            <w:tcBorders>
-              <w:top w:color="000000" w:space="0" w:sz="4" w:val="single"/>
-              <w:left w:color="000000" w:space="0" w:sz="4" w:val="single"/>
-              <w:bottom w:color="000000" w:space="0" w:sz="4" w:val="single"/>
-              <w:right w:color="000000" w:space="0" w:sz="4" w:val="single"/>
-            </w:tcBorders>
-            <w:tcMar>
-              <w:top w:w="60.0" w:type="dxa"/>
-              <w:left w:w="100.0" w:type="dxa"/>
-              <w:bottom w:w="60.0" w:type="dxa"/>
-              <w:right w:w="100.0" w:type="dxa"/>
-            </w:tcMar>
-            <w:vAlign w:val="top"/>
-          </w:tcPr>
-          <w:p>
-            <w:pPr>
-              <w:spacing w:after="20" w:line="240" w:lineRule="auto"/>
-              <w:jc w:val="both"/>
+              <w:rPr/>
+            </w:pPr>
+            <w:r>
+              <w:rPr>
+                <w:rtl w:val="0"/>
+              </w:rPr>
+              <w:t xml:space="preserve">No vacío</w:t>
+            </w:r>
+          </w:p>
+        </w:tc>
+        <w:tc>
+          <w:tcPr>
+            <w:tcBorders>
+              <w:top w:color="000000" w:space="0" w:sz="4" w:val="single"/>
+              <w:left w:color="000000" w:space="0" w:sz="4" w:val="single"/>
+              <w:bottom w:color="000000" w:space="0" w:sz="4" w:val="single"/>
+              <w:right w:color="000000" w:space="0" w:sz="4" w:val="single"/>
+            </w:tcBorders>
+            <w:tcMar>
+              <w:top w:w="60.0" w:type="dxa"/>
+              <w:left w:w="100.0" w:type="dxa"/>
+              <w:bottom w:w="60.0" w:type="dxa"/>
+              <w:right w:w="100.0" w:type="dxa"/>
+            </w:tcMar>
+            <w:vAlign w:val="top"/>
+          </w:tcPr>
+          <w:p>
+            <w:pPr>
+              <w:spacing w:after="20" w:line="240" w:lineRule="auto"/>
               <w:rPr/>
             </w:pPr>
             <w:r>
@@ -29770,6 +29459,250 @@
                 <w:rtl w:val="0"/>
               </w:rPr>
               <w:t xml:space="preserve">El código es obligatorio. </w:t>
+            </w:r>
+          </w:p>
+        </w:tc>
+      </w:tr>
+      <w:tr>
+        <w:trPr>
+          <w:cantSplit w:val="1"/>
+          <w:tblHeader w:val="0"/>
+        </w:trPr>
+        <w:tc>
+          <w:tcPr>
+            <w:tcBorders>
+              <w:top w:color="000000" w:space="0" w:sz="4" w:val="single"/>
+              <w:left w:color="000000" w:space="0" w:sz="4" w:val="single"/>
+              <w:bottom w:color="000000" w:space="0" w:sz="4" w:val="single"/>
+              <w:right w:color="000000" w:space="0" w:sz="4" w:val="single"/>
+            </w:tcBorders>
+            <w:tcMar>
+              <w:top w:w="60.0" w:type="dxa"/>
+              <w:left w:w="100.0" w:type="dxa"/>
+              <w:bottom w:w="60.0" w:type="dxa"/>
+              <w:right w:w="100.0" w:type="dxa"/>
+            </w:tcMar>
+            <w:vAlign w:val="top"/>
+          </w:tcPr>
+          <w:p>
+            <w:pPr>
+              <w:spacing w:after="20" w:line="240" w:lineRule="auto"/>
+              <w:rPr/>
+            </w:pPr>
+            <w:r>
+              <w:rPr>
+                <w:rtl w:val="0"/>
+              </w:rPr>
+              <w:t xml:space="preserve">escuela</w:t>
+            </w:r>
+          </w:p>
+        </w:tc>
+        <w:tc>
+          <w:tcPr>
+            <w:tcBorders>
+              <w:top w:color="000000" w:space="0" w:sz="4" w:val="single"/>
+              <w:left w:color="000000" w:space="0" w:sz="4" w:val="single"/>
+              <w:bottom w:color="000000" w:space="0" w:sz="4" w:val="single"/>
+              <w:right w:color="000000" w:space="0" w:sz="4" w:val="single"/>
+            </w:tcBorders>
+            <w:tcMar>
+              <w:top w:w="60.0" w:type="dxa"/>
+              <w:left w:w="100.0" w:type="dxa"/>
+              <w:bottom w:w="60.0" w:type="dxa"/>
+              <w:right w:w="100.0" w:type="dxa"/>
+            </w:tcMar>
+            <w:vAlign w:val="top"/>
+          </w:tcPr>
+          <w:p>
+            <w:pPr>
+              <w:spacing w:after="20" w:line="240" w:lineRule="auto"/>
+              <w:rPr/>
+            </w:pPr>
+            <w:r>
+              <w:rPr>
+                <w:rtl w:val="0"/>
+              </w:rPr>
+              <w:t xml:space="preserve">lista</w:t>
+            </w:r>
+          </w:p>
+        </w:tc>
+        <w:tc>
+          <w:tcPr>
+            <w:tcBorders>
+              <w:top w:color="000000" w:space="0" w:sz="4" w:val="single"/>
+              <w:left w:color="000000" w:space="0" w:sz="4" w:val="single"/>
+              <w:bottom w:color="000000" w:space="0" w:sz="4" w:val="single"/>
+              <w:right w:color="000000" w:space="0" w:sz="4" w:val="single"/>
+            </w:tcBorders>
+            <w:tcMar>
+              <w:top w:w="60.0" w:type="dxa"/>
+              <w:left w:w="100.0" w:type="dxa"/>
+              <w:bottom w:w="60.0" w:type="dxa"/>
+              <w:right w:w="100.0" w:type="dxa"/>
+            </w:tcMar>
+            <w:vAlign w:val="top"/>
+          </w:tcPr>
+          <w:p>
+            <w:pPr>
+              <w:spacing w:after="20" w:line="240" w:lineRule="auto"/>
+              <w:rPr/>
+            </w:pPr>
+            <w:r>
+              <w:rPr>
+                <w:rtl w:val="0"/>
+              </w:rPr>
+              <w:t xml:space="preserve">Debe elegir la opción</w:t>
+            </w:r>
+          </w:p>
+        </w:tc>
+        <w:tc>
+          <w:tcPr>
+            <w:tcBorders>
+              <w:top w:color="000000" w:space="0" w:sz="4" w:val="single"/>
+              <w:left w:color="000000" w:space="0" w:sz="4" w:val="single"/>
+              <w:bottom w:color="000000" w:space="0" w:sz="4" w:val="single"/>
+              <w:right w:color="000000" w:space="0" w:sz="4" w:val="single"/>
+            </w:tcBorders>
+            <w:tcMar>
+              <w:top w:w="60.0" w:type="dxa"/>
+              <w:left w:w="100.0" w:type="dxa"/>
+              <w:bottom w:w="60.0" w:type="dxa"/>
+              <w:right w:w="100.0" w:type="dxa"/>
+            </w:tcMar>
+            <w:vAlign w:val="top"/>
+          </w:tcPr>
+          <w:p>
+            <w:pPr>
+              <w:spacing w:after="20" w:line="240" w:lineRule="auto"/>
+              <w:rPr/>
+            </w:pPr>
+            <w:r>
+              <w:rPr>
+                <w:rtl w:val="0"/>
+              </w:rPr>
+              <w:t xml:space="preserve">Seleccioná una escuela.</w:t>
+            </w:r>
+          </w:p>
+        </w:tc>
+      </w:tr>
+      <w:tr>
+        <w:trPr>
+          <w:cantSplit w:val="1"/>
+          <w:tblHeader w:val="0"/>
+        </w:trPr>
+        <w:tc>
+          <w:tcPr>
+            <w:tcBorders>
+              <w:top w:color="000000" w:space="0" w:sz="4" w:val="single"/>
+              <w:left w:color="000000" w:space="0" w:sz="4" w:val="single"/>
+              <w:bottom w:color="000000" w:space="0" w:sz="4" w:val="single"/>
+              <w:right w:color="000000" w:space="0" w:sz="4" w:val="single"/>
+            </w:tcBorders>
+            <w:tcMar>
+              <w:top w:w="60.0" w:type="dxa"/>
+              <w:left w:w="100.0" w:type="dxa"/>
+              <w:bottom w:w="60.0" w:type="dxa"/>
+              <w:right w:w="100.0" w:type="dxa"/>
+            </w:tcMar>
+            <w:vAlign w:val="top"/>
+          </w:tcPr>
+          <w:p>
+            <w:pPr>
+              <w:spacing w:after="20" w:line="240" w:lineRule="auto"/>
+              <w:rPr/>
+            </w:pPr>
+            <w:r>
+              <w:rPr>
+                <w:rtl w:val="0"/>
+              </w:rPr>
+              <w:t xml:space="preserve">codigo</w:t>
+            </w:r>
+          </w:p>
+        </w:tc>
+        <w:tc>
+          <w:tcPr>
+            <w:tcBorders>
+              <w:top w:color="000000" w:space="0" w:sz="4" w:val="single"/>
+              <w:left w:color="000000" w:space="0" w:sz="4" w:val="single"/>
+              <w:bottom w:color="000000" w:space="0" w:sz="4" w:val="single"/>
+              <w:right w:color="000000" w:space="0" w:sz="4" w:val="single"/>
+            </w:tcBorders>
+            <w:tcMar>
+              <w:top w:w="60.0" w:type="dxa"/>
+              <w:left w:w="100.0" w:type="dxa"/>
+              <w:bottom w:w="60.0" w:type="dxa"/>
+              <w:right w:w="100.0" w:type="dxa"/>
+            </w:tcMar>
+            <w:vAlign w:val="top"/>
+          </w:tcPr>
+          <w:p>
+            <w:pPr>
+              <w:spacing w:after="20" w:line="240" w:lineRule="auto"/>
+              <w:rPr/>
+            </w:pPr>
+            <w:r>
+              <w:rPr>
+                <w:rtl w:val="0"/>
+              </w:rPr>
+              <w:t xml:space="preserve">texto</w:t>
+            </w:r>
+          </w:p>
+        </w:tc>
+        <w:tc>
+          <w:tcPr>
+            <w:tcBorders>
+              <w:top w:color="000000" w:space="0" w:sz="4" w:val="single"/>
+              <w:left w:color="000000" w:space="0" w:sz="4" w:val="single"/>
+              <w:bottom w:color="000000" w:space="0" w:sz="4" w:val="single"/>
+              <w:right w:color="000000" w:space="0" w:sz="4" w:val="single"/>
+            </w:tcBorders>
+            <w:tcMar>
+              <w:top w:w="60.0" w:type="dxa"/>
+              <w:left w:w="100.0" w:type="dxa"/>
+              <w:bottom w:w="60.0" w:type="dxa"/>
+              <w:right w:w="100.0" w:type="dxa"/>
+            </w:tcMar>
+            <w:vAlign w:val="top"/>
+          </w:tcPr>
+          <w:p>
+            <w:pPr>
+              <w:spacing w:after="20" w:line="240" w:lineRule="auto"/>
+              <w:rPr/>
+            </w:pPr>
+            <w:r>
+              <w:rPr>
+                <w:rtl w:val="0"/>
+              </w:rPr>
+              <w:t xml:space="preserve">Obligatorio, salvo que codigoDc esté marcada</w:t>
+            </w:r>
+          </w:p>
+        </w:tc>
+        <w:tc>
+          <w:tcPr>
+            <w:tcBorders>
+              <w:top w:color="000000" w:space="0" w:sz="4" w:val="single"/>
+              <w:left w:color="000000" w:space="0" w:sz="4" w:val="single"/>
+              <w:bottom w:color="000000" w:space="0" w:sz="4" w:val="single"/>
+              <w:right w:color="000000" w:space="0" w:sz="4" w:val="single"/>
+            </w:tcBorders>
+            <w:tcMar>
+              <w:top w:w="60.0" w:type="dxa"/>
+              <w:left w:w="100.0" w:type="dxa"/>
+              <w:bottom w:w="60.0" w:type="dxa"/>
+              <w:right w:w="100.0" w:type="dxa"/>
+            </w:tcMar>
+            <w:vAlign w:val="top"/>
+          </w:tcPr>
+          <w:p>
+            <w:pPr>
+              <w:spacing w:after="20" w:line="240" w:lineRule="auto"/>
+              <w:rPr/>
+            </w:pPr>
+            <w:r>
+              <w:rPr>
+                <w:rtl w:val="0"/>
+              </w:rPr>
+              <w:t xml:space="preserve">El código es obligatorio.</w:t>
             </w:r>
           </w:p>
         </w:tc>
@@ -30164,64 +30097,67 @@
               <w:rPr>
                 <w:rtl w:val="0"/>
               </w:rPr>
-            </w:r>
-          </w:p>
-        </w:tc>
-        <w:tc>
-          <w:tcPr>
-            <w:tcBorders>
-              <w:top w:color="000000" w:space="0" w:sz="4" w:val="single"/>
-              <w:left w:color="000000" w:space="0" w:sz="4" w:val="single"/>
-              <w:bottom w:color="000000" w:space="0" w:sz="4" w:val="single"/>
-              <w:right w:color="000000" w:space="0" w:sz="4" w:val="single"/>
-            </w:tcBorders>
-            <w:tcMar>
-              <w:top w:w="60.0" w:type="dxa"/>
-              <w:left w:w="100.0" w:type="dxa"/>
-              <w:bottom w:w="60.0" w:type="dxa"/>
-              <w:right w:w="100.0" w:type="dxa"/>
-            </w:tcMar>
-            <w:vAlign w:val="top"/>
-          </w:tcPr>
-          <w:p>
-            <w:pPr>
-              <w:spacing w:after="20" w:line="240" w:lineRule="auto"/>
-              <w:jc w:val="both"/>
-              <w:rPr/>
-            </w:pPr>
-            <w:r>
-              <w:rPr>
-                <w:rtl w:val="0"/>
-              </w:rPr>
-            </w:r>
-          </w:p>
-        </w:tc>
-        <w:tc>
-          <w:tcPr>
-            <w:tcBorders>
-              <w:top w:color="000000" w:space="0" w:sz="4" w:val="single"/>
-              <w:left w:color="000000" w:space="0" w:sz="4" w:val="single"/>
-              <w:bottom w:color="000000" w:space="0" w:sz="4" w:val="single"/>
-              <w:right w:color="000000" w:space="0" w:sz="4" w:val="single"/>
-            </w:tcBorders>
-            <w:tcMar>
-              <w:top w:w="60.0" w:type="dxa"/>
-              <w:left w:w="100.0" w:type="dxa"/>
-              <w:bottom w:w="60.0" w:type="dxa"/>
-              <w:right w:w="100.0" w:type="dxa"/>
-            </w:tcMar>
-            <w:vAlign w:val="top"/>
-          </w:tcPr>
-          <w:p>
-            <w:pPr>
-              <w:spacing w:after="20" w:line="240" w:lineRule="auto"/>
-              <w:jc w:val="both"/>
-              <w:rPr/>
-            </w:pPr>
-            <w:r>
-              <w:rPr>
-                <w:rtl w:val="0"/>
-              </w:rPr>
+              <w:t xml:space="preserve">Enviar formLogin con correoLogin vacío </w:t>
+            </w:r>
+          </w:p>
+        </w:tc>
+        <w:tc>
+          <w:tcPr>
+            <w:tcBorders>
+              <w:top w:color="000000" w:space="0" w:sz="4" w:val="single"/>
+              <w:left w:color="000000" w:space="0" w:sz="4" w:val="single"/>
+              <w:bottom w:color="000000" w:space="0" w:sz="4" w:val="single"/>
+              <w:right w:color="000000" w:space="0" w:sz="4" w:val="single"/>
+            </w:tcBorders>
+            <w:tcMar>
+              <w:top w:w="60.0" w:type="dxa"/>
+              <w:left w:w="100.0" w:type="dxa"/>
+              <w:bottom w:w="60.0" w:type="dxa"/>
+              <w:right w:w="100.0" w:type="dxa"/>
+            </w:tcMar>
+            <w:vAlign w:val="top"/>
+          </w:tcPr>
+          <w:p>
+            <w:pPr>
+              <w:spacing w:after="20" w:line="240" w:lineRule="auto"/>
+              <w:jc w:val="both"/>
+              <w:rPr/>
+            </w:pPr>
+            <w:r>
+              <w:rPr>
+                <w:rtl w:val="0"/>
+              </w:rPr>
+              <w:t xml:space="preserve">Muestra "Ingresá un correo válido." y bloquea el envío </w:t>
+            </w:r>
+          </w:p>
+        </w:tc>
+        <w:tc>
+          <w:tcPr>
+            <w:tcBorders>
+              <w:top w:color="000000" w:space="0" w:sz="4" w:val="single"/>
+              <w:left w:color="000000" w:space="0" w:sz="4" w:val="single"/>
+              <w:bottom w:color="000000" w:space="0" w:sz="4" w:val="single"/>
+              <w:right w:color="000000" w:space="0" w:sz="4" w:val="single"/>
+            </w:tcBorders>
+            <w:tcMar>
+              <w:top w:w="60.0" w:type="dxa"/>
+              <w:left w:w="100.0" w:type="dxa"/>
+              <w:bottom w:w="60.0" w:type="dxa"/>
+              <w:right w:w="100.0" w:type="dxa"/>
+            </w:tcMar>
+            <w:vAlign w:val="top"/>
+          </w:tcPr>
+          <w:p>
+            <w:pPr>
+              <w:spacing w:after="20" w:line="240" w:lineRule="auto"/>
+              <w:jc w:val="both"/>
+              <w:rPr/>
+            </w:pPr>
+            <w:r>
+              <w:rPr>
+                <w:rtl w:val="0"/>
+              </w:rPr>
+              <w:t xml:space="preserve">Pendiente </w:t>
             </w:r>
           </w:p>
         </w:tc>
@@ -30294,64 +30230,67 @@
               <w:rPr>
                 <w:rtl w:val="0"/>
               </w:rPr>
-            </w:r>
-          </w:p>
-        </w:tc>
-        <w:tc>
-          <w:tcPr>
-            <w:tcBorders>
-              <w:top w:color="000000" w:space="0" w:sz="4" w:val="single"/>
-              <w:left w:color="000000" w:space="0" w:sz="4" w:val="single"/>
-              <w:bottom w:color="000000" w:space="0" w:sz="4" w:val="single"/>
-              <w:right w:color="000000" w:space="0" w:sz="4" w:val="single"/>
-            </w:tcBorders>
-            <w:tcMar>
-              <w:top w:w="60.0" w:type="dxa"/>
-              <w:left w:w="100.0" w:type="dxa"/>
-              <w:bottom w:w="60.0" w:type="dxa"/>
-              <w:right w:w="100.0" w:type="dxa"/>
-            </w:tcMar>
-            <w:vAlign w:val="top"/>
-          </w:tcPr>
-          <w:p>
-            <w:pPr>
-              <w:spacing w:after="20" w:line="240" w:lineRule="auto"/>
-              <w:jc w:val="both"/>
-              <w:rPr/>
-            </w:pPr>
-            <w:r>
-              <w:rPr>
-                <w:rtl w:val="0"/>
-              </w:rPr>
-            </w:r>
-          </w:p>
-        </w:tc>
-        <w:tc>
-          <w:tcPr>
-            <w:tcBorders>
-              <w:top w:color="000000" w:space="0" w:sz="4" w:val="single"/>
-              <w:left w:color="000000" w:space="0" w:sz="4" w:val="single"/>
-              <w:bottom w:color="000000" w:space="0" w:sz="4" w:val="single"/>
-              <w:right w:color="000000" w:space="0" w:sz="4" w:val="single"/>
-            </w:tcBorders>
-            <w:tcMar>
-              <w:top w:w="60.0" w:type="dxa"/>
-              <w:left w:w="100.0" w:type="dxa"/>
-              <w:bottom w:w="60.0" w:type="dxa"/>
-              <w:right w:w="100.0" w:type="dxa"/>
-            </w:tcMar>
-            <w:vAlign w:val="top"/>
-          </w:tcPr>
-          <w:p>
-            <w:pPr>
-              <w:spacing w:after="20" w:line="240" w:lineRule="auto"/>
-              <w:jc w:val="both"/>
-              <w:rPr/>
-            </w:pPr>
-            <w:r>
-              <w:rPr>
-                <w:rtl w:val="0"/>
-              </w:rPr>
+              <w:t xml:space="preserve">Ingresar celular con 7 dígitos en formUsuario </w:t>
+            </w:r>
+          </w:p>
+        </w:tc>
+        <w:tc>
+          <w:tcPr>
+            <w:tcBorders>
+              <w:top w:color="000000" w:space="0" w:sz="4" w:val="single"/>
+              <w:left w:color="000000" w:space="0" w:sz="4" w:val="single"/>
+              <w:bottom w:color="000000" w:space="0" w:sz="4" w:val="single"/>
+              <w:right w:color="000000" w:space="0" w:sz="4" w:val="single"/>
+            </w:tcBorders>
+            <w:tcMar>
+              <w:top w:w="60.0" w:type="dxa"/>
+              <w:left w:w="100.0" w:type="dxa"/>
+              <w:bottom w:w="60.0" w:type="dxa"/>
+              <w:right w:w="100.0" w:type="dxa"/>
+            </w:tcMar>
+            <w:vAlign w:val="top"/>
+          </w:tcPr>
+          <w:p>
+            <w:pPr>
+              <w:spacing w:after="20" w:line="240" w:lineRule="auto"/>
+              <w:jc w:val="both"/>
+              <w:rPr/>
+            </w:pPr>
+            <w:r>
+              <w:rPr>
+                <w:rtl w:val="0"/>
+              </w:rPr>
+              <w:t xml:space="preserve">Muestra "El celular debe tener 8 dígitos." y marca el campo en rojo </w:t>
+            </w:r>
+          </w:p>
+        </w:tc>
+        <w:tc>
+          <w:tcPr>
+            <w:tcBorders>
+              <w:top w:color="000000" w:space="0" w:sz="4" w:val="single"/>
+              <w:left w:color="000000" w:space="0" w:sz="4" w:val="single"/>
+              <w:bottom w:color="000000" w:space="0" w:sz="4" w:val="single"/>
+              <w:right w:color="000000" w:space="0" w:sz="4" w:val="single"/>
+            </w:tcBorders>
+            <w:tcMar>
+              <w:top w:w="60.0" w:type="dxa"/>
+              <w:left w:w="100.0" w:type="dxa"/>
+              <w:bottom w:w="60.0" w:type="dxa"/>
+              <w:right w:w="100.0" w:type="dxa"/>
+            </w:tcMar>
+            <w:vAlign w:val="top"/>
+          </w:tcPr>
+          <w:p>
+            <w:pPr>
+              <w:spacing w:after="20" w:line="240" w:lineRule="auto"/>
+              <w:jc w:val="both"/>
+              <w:rPr/>
+            </w:pPr>
+            <w:r>
+              <w:rPr>
+                <w:rtl w:val="0"/>
+              </w:rPr>
+              <w:t xml:space="preserve">Pendiente </w:t>
             </w:r>
           </w:p>
         </w:tc>
@@ -30424,64 +30363,67 @@
               <w:rPr>
                 <w:rtl w:val="0"/>
               </w:rPr>
-            </w:r>
-          </w:p>
-        </w:tc>
-        <w:tc>
-          <w:tcPr>
-            <w:tcBorders>
-              <w:top w:color="000000" w:space="0" w:sz="4" w:val="single"/>
-              <w:left w:color="000000" w:space="0" w:sz="4" w:val="single"/>
-              <w:bottom w:color="000000" w:space="0" w:sz="4" w:val="single"/>
-              <w:right w:color="000000" w:space="0" w:sz="4" w:val="single"/>
-            </w:tcBorders>
-            <w:tcMar>
-              <w:top w:w="60.0" w:type="dxa"/>
-              <w:left w:w="100.0" w:type="dxa"/>
-              <w:bottom w:w="60.0" w:type="dxa"/>
-              <w:right w:w="100.0" w:type="dxa"/>
-            </w:tcMar>
-            <w:vAlign w:val="top"/>
-          </w:tcPr>
-          <w:p>
-            <w:pPr>
-              <w:spacing w:after="20" w:line="240" w:lineRule="auto"/>
-              <w:jc w:val="both"/>
-              <w:rPr/>
-            </w:pPr>
-            <w:r>
-              <w:rPr>
-                <w:rtl w:val="0"/>
-              </w:rPr>
-            </w:r>
-          </w:p>
-        </w:tc>
-        <w:tc>
-          <w:tcPr>
-            <w:tcBorders>
-              <w:top w:color="000000" w:space="0" w:sz="4" w:val="single"/>
-              <w:left w:color="000000" w:space="0" w:sz="4" w:val="single"/>
-              <w:bottom w:color="000000" w:space="0" w:sz="4" w:val="single"/>
-              <w:right w:color="000000" w:space="0" w:sz="4" w:val="single"/>
-            </w:tcBorders>
-            <w:tcMar>
-              <w:top w:w="60.0" w:type="dxa"/>
-              <w:left w:w="100.0" w:type="dxa"/>
-              <w:bottom w:w="60.0" w:type="dxa"/>
-              <w:right w:w="100.0" w:type="dxa"/>
-            </w:tcMar>
-            <w:vAlign w:val="top"/>
-          </w:tcPr>
-          <w:p>
-            <w:pPr>
-              <w:spacing w:after="20" w:line="240" w:lineRule="auto"/>
-              <w:jc w:val="both"/>
-              <w:rPr/>
-            </w:pPr>
-            <w:r>
-              <w:rPr>
-                <w:rtl w:val="0"/>
-              </w:rPr>
+              <w:t xml:space="preserve">Ingresar contraseña "abc123" (sin mayúscula y con menos de 8 caracteres) </w:t>
+            </w:r>
+          </w:p>
+        </w:tc>
+        <w:tc>
+          <w:tcPr>
+            <w:tcBorders>
+              <w:top w:color="000000" w:space="0" w:sz="4" w:val="single"/>
+              <w:left w:color="000000" w:space="0" w:sz="4" w:val="single"/>
+              <w:bottom w:color="000000" w:space="0" w:sz="4" w:val="single"/>
+              <w:right w:color="000000" w:space="0" w:sz="4" w:val="single"/>
+            </w:tcBorders>
+            <w:tcMar>
+              <w:top w:w="60.0" w:type="dxa"/>
+              <w:left w:w="100.0" w:type="dxa"/>
+              <w:bottom w:w="60.0" w:type="dxa"/>
+              <w:right w:w="100.0" w:type="dxa"/>
+            </w:tcMar>
+            <w:vAlign w:val="top"/>
+          </w:tcPr>
+          <w:p>
+            <w:pPr>
+              <w:spacing w:after="20" w:line="240" w:lineRule="auto"/>
+              <w:jc w:val="both"/>
+              <w:rPr/>
+            </w:pPr>
+            <w:r>
+              <w:rPr>
+                <w:rtl w:val="0"/>
+              </w:rPr>
+              <w:t xml:space="preserve">Muestra el mensaje de formato de contraseña y bloquea el envío </w:t>
+            </w:r>
+          </w:p>
+        </w:tc>
+        <w:tc>
+          <w:tcPr>
+            <w:tcBorders>
+              <w:top w:color="000000" w:space="0" w:sz="4" w:val="single"/>
+              <w:left w:color="000000" w:space="0" w:sz="4" w:val="single"/>
+              <w:bottom w:color="000000" w:space="0" w:sz="4" w:val="single"/>
+              <w:right w:color="000000" w:space="0" w:sz="4" w:val="single"/>
+            </w:tcBorders>
+            <w:tcMar>
+              <w:top w:w="60.0" w:type="dxa"/>
+              <w:left w:w="100.0" w:type="dxa"/>
+              <w:bottom w:w="60.0" w:type="dxa"/>
+              <w:right w:w="100.0" w:type="dxa"/>
+            </w:tcMar>
+            <w:vAlign w:val="top"/>
+          </w:tcPr>
+          <w:p>
+            <w:pPr>
+              <w:spacing w:after="20" w:line="240" w:lineRule="auto"/>
+              <w:jc w:val="both"/>
+              <w:rPr/>
+            </w:pPr>
+            <w:r>
+              <w:rPr>
+                <w:rtl w:val="0"/>
+              </w:rPr>
+              <w:t xml:space="preserve">Pendiente </w:t>
             </w:r>
           </w:p>
         </w:tc>
@@ -30518,95 +30460,101 @@
             </w:pPr>
             <w:r>
               <w:rPr>
-                <w:rtl w:val="0"/>
-              </w:rPr>
-            </w:r>
-          </w:p>
-        </w:tc>
-        <w:tc>
-          <w:tcPr>
-            <w:tcBorders>
-              <w:top w:color="000000" w:space="0" w:sz="4" w:val="single"/>
-              <w:left w:color="000000" w:space="0" w:sz="4" w:val="single"/>
-              <w:bottom w:color="000000" w:space="0" w:sz="4" w:val="single"/>
-              <w:right w:color="000000" w:space="0" w:sz="4" w:val="single"/>
-            </w:tcBorders>
-            <w:tcMar>
-              <w:top w:w="60.0" w:type="dxa"/>
-              <w:left w:w="100.0" w:type="dxa"/>
-              <w:bottom w:w="60.0" w:type="dxa"/>
-              <w:right w:w="100.0" w:type="dxa"/>
-            </w:tcMar>
-            <w:vAlign w:val="top"/>
-          </w:tcPr>
-          <w:p>
-            <w:pPr>
-              <w:spacing w:after="20" w:line="240" w:lineRule="auto"/>
-              <w:jc w:val="both"/>
-              <w:rPr/>
-            </w:pPr>
-            <w:r>
-              <w:rPr>
-                <w:rtl w:val="0"/>
-              </w:rPr>
-            </w:r>
-          </w:p>
-        </w:tc>
-        <w:tc>
-          <w:tcPr>
-            <w:tcBorders>
-              <w:top w:color="000000" w:space="0" w:sz="4" w:val="single"/>
-              <w:left w:color="000000" w:space="0" w:sz="4" w:val="single"/>
-              <w:bottom w:color="000000" w:space="0" w:sz="4" w:val="single"/>
-              <w:right w:color="000000" w:space="0" w:sz="4" w:val="single"/>
-            </w:tcBorders>
-            <w:tcMar>
-              <w:top w:w="60.0" w:type="dxa"/>
-              <w:left w:w="100.0" w:type="dxa"/>
-              <w:bottom w:w="60.0" w:type="dxa"/>
-              <w:right w:w="100.0" w:type="dxa"/>
-            </w:tcMar>
-            <w:vAlign w:val="top"/>
-          </w:tcPr>
-          <w:p>
-            <w:pPr>
-              <w:spacing w:after="20" w:line="240" w:lineRule="auto"/>
-              <w:jc w:val="both"/>
-              <w:rPr/>
-            </w:pPr>
-            <w:r>
-              <w:rPr>
-                <w:rtl w:val="0"/>
-              </w:rPr>
-            </w:r>
-          </w:p>
-        </w:tc>
-        <w:tc>
-          <w:tcPr>
-            <w:tcBorders>
-              <w:top w:color="000000" w:space="0" w:sz="4" w:val="single"/>
-              <w:left w:color="000000" w:space="0" w:sz="4" w:val="single"/>
-              <w:bottom w:color="000000" w:space="0" w:sz="4" w:val="single"/>
-              <w:right w:color="000000" w:space="0" w:sz="4" w:val="single"/>
-            </w:tcBorders>
-            <w:tcMar>
-              <w:top w:w="60.0" w:type="dxa"/>
-              <w:left w:w="100.0" w:type="dxa"/>
-              <w:bottom w:w="60.0" w:type="dxa"/>
-              <w:right w:w="100.0" w:type="dxa"/>
-            </w:tcMar>
-            <w:vAlign w:val="top"/>
-          </w:tcPr>
-          <w:p>
-            <w:pPr>
-              <w:spacing w:after="20" w:line="240" w:lineRule="auto"/>
-              <w:jc w:val="both"/>
-              <w:rPr/>
-            </w:pPr>
-            <w:r>
-              <w:rPr>
-                <w:rtl w:val="0"/>
-              </w:rPr>
+                <w:sz w:val="20"/>
+                <w:szCs w:val="20"/>
+                <w:rtl w:val="0"/>
+              </w:rPr>
+              <w:t xml:space="preserve">CP-04 </w:t>
+            </w:r>
+          </w:p>
+        </w:tc>
+        <w:tc>
+          <w:tcPr>
+            <w:tcBorders>
+              <w:top w:color="000000" w:space="0" w:sz="4" w:val="single"/>
+              <w:left w:color="000000" w:space="0" w:sz="4" w:val="single"/>
+              <w:bottom w:color="000000" w:space="0" w:sz="4" w:val="single"/>
+              <w:right w:color="000000" w:space="0" w:sz="4" w:val="single"/>
+            </w:tcBorders>
+            <w:tcMar>
+              <w:top w:w="60.0" w:type="dxa"/>
+              <w:left w:w="100.0" w:type="dxa"/>
+              <w:bottom w:w="60.0" w:type="dxa"/>
+              <w:right w:w="100.0" w:type="dxa"/>
+            </w:tcMar>
+            <w:vAlign w:val="top"/>
+          </w:tcPr>
+          <w:p>
+            <w:pPr>
+              <w:spacing w:after="20" w:line="240" w:lineRule="auto"/>
+              <w:jc w:val="both"/>
+              <w:rPr/>
+            </w:pPr>
+            <w:r>
+              <w:rPr>
+                <w:rtl w:val="0"/>
+              </w:rPr>
+              <w:t xml:space="preserve">Seleccionar una fechaNacimiento posterior a hoy </w:t>
+            </w:r>
+          </w:p>
+        </w:tc>
+        <w:tc>
+          <w:tcPr>
+            <w:tcBorders>
+              <w:top w:color="000000" w:space="0" w:sz="4" w:val="single"/>
+              <w:left w:color="000000" w:space="0" w:sz="4" w:val="single"/>
+              <w:bottom w:color="000000" w:space="0" w:sz="4" w:val="single"/>
+              <w:right w:color="000000" w:space="0" w:sz="4" w:val="single"/>
+            </w:tcBorders>
+            <w:tcMar>
+              <w:top w:w="60.0" w:type="dxa"/>
+              <w:left w:w="100.0" w:type="dxa"/>
+              <w:bottom w:w="60.0" w:type="dxa"/>
+              <w:right w:w="100.0" w:type="dxa"/>
+            </w:tcMar>
+            <w:vAlign w:val="top"/>
+          </w:tcPr>
+          <w:p>
+            <w:pPr>
+              <w:spacing w:after="20" w:line="240" w:lineRule="auto"/>
+              <w:jc w:val="both"/>
+              <w:rPr/>
+            </w:pPr>
+            <w:r>
+              <w:rPr>
+                <w:rtl w:val="0"/>
+              </w:rPr>
+              <w:t xml:space="preserve">Muestra "La fecha de nacimiento no es válida." </w:t>
+            </w:r>
+          </w:p>
+        </w:tc>
+        <w:tc>
+          <w:tcPr>
+            <w:tcBorders>
+              <w:top w:color="000000" w:space="0" w:sz="4" w:val="single"/>
+              <w:left w:color="000000" w:space="0" w:sz="4" w:val="single"/>
+              <w:bottom w:color="000000" w:space="0" w:sz="4" w:val="single"/>
+              <w:right w:color="000000" w:space="0" w:sz="4" w:val="single"/>
+            </w:tcBorders>
+            <w:tcMar>
+              <w:top w:w="60.0" w:type="dxa"/>
+              <w:left w:w="100.0" w:type="dxa"/>
+              <w:bottom w:w="60.0" w:type="dxa"/>
+              <w:right w:w="100.0" w:type="dxa"/>
+            </w:tcMar>
+            <w:vAlign w:val="top"/>
+          </w:tcPr>
+          <w:p>
+            <w:pPr>
+              <w:spacing w:after="20" w:line="240" w:lineRule="auto"/>
+              <w:jc w:val="both"/>
+              <w:rPr/>
+            </w:pPr>
+            <w:r>
+              <w:rPr>
+                <w:rtl w:val="0"/>
+              </w:rPr>
+              <w:t xml:space="preserve">Pendiente </w:t>
             </w:r>
           </w:p>
         </w:tc>
@@ -30643,95 +30591,101 @@
             </w:pPr>
             <w:r>
               <w:rPr>
-                <w:rtl w:val="0"/>
-              </w:rPr>
-            </w:r>
-          </w:p>
-        </w:tc>
-        <w:tc>
-          <w:tcPr>
-            <w:tcBorders>
-              <w:top w:color="000000" w:space="0" w:sz="4" w:val="single"/>
-              <w:left w:color="000000" w:space="0" w:sz="4" w:val="single"/>
-              <w:bottom w:color="000000" w:space="0" w:sz="4" w:val="single"/>
-              <w:right w:color="000000" w:space="0" w:sz="4" w:val="single"/>
-            </w:tcBorders>
-            <w:tcMar>
-              <w:top w:w="60.0" w:type="dxa"/>
-              <w:left w:w="100.0" w:type="dxa"/>
-              <w:bottom w:w="60.0" w:type="dxa"/>
-              <w:right w:w="100.0" w:type="dxa"/>
-            </w:tcMar>
-            <w:vAlign w:val="top"/>
-          </w:tcPr>
-          <w:p>
-            <w:pPr>
-              <w:spacing w:after="20" w:line="240" w:lineRule="auto"/>
-              <w:jc w:val="both"/>
-              <w:rPr/>
-            </w:pPr>
-            <w:r>
-              <w:rPr>
-                <w:rtl w:val="0"/>
-              </w:rPr>
-            </w:r>
-          </w:p>
-        </w:tc>
-        <w:tc>
-          <w:tcPr>
-            <w:tcBorders>
-              <w:top w:color="000000" w:space="0" w:sz="4" w:val="single"/>
-              <w:left w:color="000000" w:space="0" w:sz="4" w:val="single"/>
-              <w:bottom w:color="000000" w:space="0" w:sz="4" w:val="single"/>
-              <w:right w:color="000000" w:space="0" w:sz="4" w:val="single"/>
-            </w:tcBorders>
-            <w:tcMar>
-              <w:top w:w="60.0" w:type="dxa"/>
-              <w:left w:w="100.0" w:type="dxa"/>
-              <w:bottom w:w="60.0" w:type="dxa"/>
-              <w:right w:w="100.0" w:type="dxa"/>
-            </w:tcMar>
-            <w:vAlign w:val="top"/>
-          </w:tcPr>
-          <w:p>
-            <w:pPr>
-              <w:spacing w:after="20" w:line="240" w:lineRule="auto"/>
-              <w:jc w:val="both"/>
-              <w:rPr/>
-            </w:pPr>
-            <w:r>
-              <w:rPr>
-                <w:rtl w:val="0"/>
-              </w:rPr>
-            </w:r>
-          </w:p>
-        </w:tc>
-        <w:tc>
-          <w:tcPr>
-            <w:tcBorders>
-              <w:top w:color="000000" w:space="0" w:sz="4" w:val="single"/>
-              <w:left w:color="000000" w:space="0" w:sz="4" w:val="single"/>
-              <w:bottom w:color="000000" w:space="0" w:sz="4" w:val="single"/>
-              <w:right w:color="000000" w:space="0" w:sz="4" w:val="single"/>
-            </w:tcBorders>
-            <w:tcMar>
-              <w:top w:w="60.0" w:type="dxa"/>
-              <w:left w:w="100.0" w:type="dxa"/>
-              <w:bottom w:w="60.0" w:type="dxa"/>
-              <w:right w:w="100.0" w:type="dxa"/>
-            </w:tcMar>
-            <w:vAlign w:val="top"/>
-          </w:tcPr>
-          <w:p>
-            <w:pPr>
-              <w:spacing w:after="20" w:line="240" w:lineRule="auto"/>
-              <w:jc w:val="both"/>
-              <w:rPr/>
-            </w:pPr>
-            <w:r>
-              <w:rPr>
-                <w:rtl w:val="0"/>
-              </w:rPr>
+                <w:sz w:val="20"/>
+                <w:szCs w:val="20"/>
+                <w:rtl w:val="0"/>
+              </w:rPr>
+              <w:t xml:space="preserve">CP-05</w:t>
+            </w:r>
+          </w:p>
+        </w:tc>
+        <w:tc>
+          <w:tcPr>
+            <w:tcBorders>
+              <w:top w:color="000000" w:space="0" w:sz="4" w:val="single"/>
+              <w:left w:color="000000" w:space="0" w:sz="4" w:val="single"/>
+              <w:bottom w:color="000000" w:space="0" w:sz="4" w:val="single"/>
+              <w:right w:color="000000" w:space="0" w:sz="4" w:val="single"/>
+            </w:tcBorders>
+            <w:tcMar>
+              <w:top w:w="60.0" w:type="dxa"/>
+              <w:left w:w="100.0" w:type="dxa"/>
+              <w:bottom w:w="60.0" w:type="dxa"/>
+              <w:right w:w="100.0" w:type="dxa"/>
+            </w:tcMar>
+            <w:vAlign w:val="top"/>
+          </w:tcPr>
+          <w:p>
+            <w:pPr>
+              <w:spacing w:after="20" w:line="240" w:lineRule="auto"/>
+              <w:jc w:val="both"/>
+              <w:rPr/>
+            </w:pPr>
+            <w:r>
+              <w:rPr>
+                <w:rtl w:val="0"/>
+              </w:rPr>
+              <w:t xml:space="preserve">Subir un archivo .txt en archivoCsv </w:t>
+            </w:r>
+          </w:p>
+        </w:tc>
+        <w:tc>
+          <w:tcPr>
+            <w:tcBorders>
+              <w:top w:color="000000" w:space="0" w:sz="4" w:val="single"/>
+              <w:left w:color="000000" w:space="0" w:sz="4" w:val="single"/>
+              <w:bottom w:color="000000" w:space="0" w:sz="4" w:val="single"/>
+              <w:right w:color="000000" w:space="0" w:sz="4" w:val="single"/>
+            </w:tcBorders>
+            <w:tcMar>
+              <w:top w:w="60.0" w:type="dxa"/>
+              <w:left w:w="100.0" w:type="dxa"/>
+              <w:bottom w:w="60.0" w:type="dxa"/>
+              <w:right w:w="100.0" w:type="dxa"/>
+            </w:tcMar>
+            <w:vAlign w:val="top"/>
+          </w:tcPr>
+          <w:p>
+            <w:pPr>
+              <w:spacing w:after="20" w:line="240" w:lineRule="auto"/>
+              <w:jc w:val="both"/>
+              <w:rPr/>
+            </w:pPr>
+            <w:r>
+              <w:rPr>
+                <w:rtl w:val="0"/>
+              </w:rPr>
+              <w:t xml:space="preserve">Muestra "El archivo debe tener formato .csv." </w:t>
+            </w:r>
+          </w:p>
+        </w:tc>
+        <w:tc>
+          <w:tcPr>
+            <w:tcBorders>
+              <w:top w:color="000000" w:space="0" w:sz="4" w:val="single"/>
+              <w:left w:color="000000" w:space="0" w:sz="4" w:val="single"/>
+              <w:bottom w:color="000000" w:space="0" w:sz="4" w:val="single"/>
+              <w:right w:color="000000" w:space="0" w:sz="4" w:val="single"/>
+            </w:tcBorders>
+            <w:tcMar>
+              <w:top w:w="60.0" w:type="dxa"/>
+              <w:left w:w="100.0" w:type="dxa"/>
+              <w:bottom w:w="60.0" w:type="dxa"/>
+              <w:right w:w="100.0" w:type="dxa"/>
+            </w:tcMar>
+            <w:vAlign w:val="top"/>
+          </w:tcPr>
+          <w:p>
+            <w:pPr>
+              <w:spacing w:after="20" w:line="240" w:lineRule="auto"/>
+              <w:jc w:val="both"/>
+              <w:rPr/>
+            </w:pPr>
+            <w:r>
+              <w:rPr>
+                <w:rtl w:val="0"/>
+              </w:rPr>
+              <w:t xml:space="preserve">Pendiente </w:t>
             </w:r>
           </w:p>
         </w:tc>
@@ -30768,95 +30722,101 @@
             </w:pPr>
             <w:r>
               <w:rPr>
-                <w:rtl w:val="0"/>
-              </w:rPr>
-            </w:r>
-          </w:p>
-        </w:tc>
-        <w:tc>
-          <w:tcPr>
-            <w:tcBorders>
-              <w:top w:color="000000" w:space="0" w:sz="4" w:val="single"/>
-              <w:left w:color="000000" w:space="0" w:sz="4" w:val="single"/>
-              <w:bottom w:color="000000" w:space="0" w:sz="4" w:val="single"/>
-              <w:right w:color="000000" w:space="0" w:sz="4" w:val="single"/>
-            </w:tcBorders>
-            <w:tcMar>
-              <w:top w:w="60.0" w:type="dxa"/>
-              <w:left w:w="100.0" w:type="dxa"/>
-              <w:bottom w:w="60.0" w:type="dxa"/>
-              <w:right w:w="100.0" w:type="dxa"/>
-            </w:tcMar>
-            <w:vAlign w:val="top"/>
-          </w:tcPr>
-          <w:p>
-            <w:pPr>
-              <w:spacing w:after="20" w:line="240" w:lineRule="auto"/>
-              <w:jc w:val="both"/>
-              <w:rPr/>
-            </w:pPr>
-            <w:r>
-              <w:rPr>
-                <w:rtl w:val="0"/>
-              </w:rPr>
-            </w:r>
-          </w:p>
-        </w:tc>
-        <w:tc>
-          <w:tcPr>
-            <w:tcBorders>
-              <w:top w:color="000000" w:space="0" w:sz="4" w:val="single"/>
-              <w:left w:color="000000" w:space="0" w:sz="4" w:val="single"/>
-              <w:bottom w:color="000000" w:space="0" w:sz="4" w:val="single"/>
-              <w:right w:color="000000" w:space="0" w:sz="4" w:val="single"/>
-            </w:tcBorders>
-            <w:tcMar>
-              <w:top w:w="60.0" w:type="dxa"/>
-              <w:left w:w="100.0" w:type="dxa"/>
-              <w:bottom w:w="60.0" w:type="dxa"/>
-              <w:right w:w="100.0" w:type="dxa"/>
-            </w:tcMar>
-            <w:vAlign w:val="top"/>
-          </w:tcPr>
-          <w:p>
-            <w:pPr>
-              <w:spacing w:after="20" w:line="240" w:lineRule="auto"/>
-              <w:jc w:val="both"/>
-              <w:rPr/>
-            </w:pPr>
-            <w:r>
-              <w:rPr>
-                <w:rtl w:val="0"/>
-              </w:rPr>
-            </w:r>
-          </w:p>
-        </w:tc>
-        <w:tc>
-          <w:tcPr>
-            <w:tcBorders>
-              <w:top w:color="000000" w:space="0" w:sz="4" w:val="single"/>
-              <w:left w:color="000000" w:space="0" w:sz="4" w:val="single"/>
-              <w:bottom w:color="000000" w:space="0" w:sz="4" w:val="single"/>
-              <w:right w:color="000000" w:space="0" w:sz="4" w:val="single"/>
-            </w:tcBorders>
-            <w:tcMar>
-              <w:top w:w="60.0" w:type="dxa"/>
-              <w:left w:w="100.0" w:type="dxa"/>
-              <w:bottom w:w="60.0" w:type="dxa"/>
-              <w:right w:w="100.0" w:type="dxa"/>
-            </w:tcMar>
-            <w:vAlign w:val="top"/>
-          </w:tcPr>
-          <w:p>
-            <w:pPr>
-              <w:spacing w:after="20" w:line="240" w:lineRule="auto"/>
-              <w:jc w:val="both"/>
-              <w:rPr/>
-            </w:pPr>
-            <w:r>
-              <w:rPr>
-                <w:rtl w:val="0"/>
-              </w:rPr>
+                <w:sz w:val="20"/>
+                <w:szCs w:val="20"/>
+                <w:rtl w:val="0"/>
+              </w:rPr>
+              <w:t xml:space="preserve">CP-06 </w:t>
+            </w:r>
+          </w:p>
+        </w:tc>
+        <w:tc>
+          <w:tcPr>
+            <w:tcBorders>
+              <w:top w:color="000000" w:space="0" w:sz="4" w:val="single"/>
+              <w:left w:color="000000" w:space="0" w:sz="4" w:val="single"/>
+              <w:bottom w:color="000000" w:space="0" w:sz="4" w:val="single"/>
+              <w:right w:color="000000" w:space="0" w:sz="4" w:val="single"/>
+            </w:tcBorders>
+            <w:tcMar>
+              <w:top w:w="60.0" w:type="dxa"/>
+              <w:left w:w="100.0" w:type="dxa"/>
+              <w:bottom w:w="60.0" w:type="dxa"/>
+              <w:right w:w="100.0" w:type="dxa"/>
+            </w:tcMar>
+            <w:vAlign w:val="top"/>
+          </w:tcPr>
+          <w:p>
+            <w:pPr>
+              <w:spacing w:after="20" w:line="240" w:lineRule="auto"/>
+              <w:jc w:val="both"/>
+              <w:rPr/>
+            </w:pPr>
+            <w:r>
+              <w:rPr>
+                <w:rtl w:val="0"/>
+              </w:rPr>
+              <w:t xml:space="preserve">Escribir más de 250 caracteres en descripcionCorta </w:t>
+            </w:r>
+          </w:p>
+        </w:tc>
+        <w:tc>
+          <w:tcPr>
+            <w:tcBorders>
+              <w:top w:color="000000" w:space="0" w:sz="4" w:val="single"/>
+              <w:left w:color="000000" w:space="0" w:sz="4" w:val="single"/>
+              <w:bottom w:color="000000" w:space="0" w:sz="4" w:val="single"/>
+              <w:right w:color="000000" w:space="0" w:sz="4" w:val="single"/>
+            </w:tcBorders>
+            <w:tcMar>
+              <w:top w:w="60.0" w:type="dxa"/>
+              <w:left w:w="100.0" w:type="dxa"/>
+              <w:bottom w:w="60.0" w:type="dxa"/>
+              <w:right w:w="100.0" w:type="dxa"/>
+            </w:tcMar>
+            <w:vAlign w:val="top"/>
+          </w:tcPr>
+          <w:p>
+            <w:pPr>
+              <w:spacing w:after="20" w:line="240" w:lineRule="auto"/>
+              <w:jc w:val="both"/>
+              <w:rPr/>
+            </w:pPr>
+            <w:r>
+              <w:rPr>
+                <w:rtl w:val="0"/>
+              </w:rPr>
+              <w:t xml:space="preserve">El contador cambia a rojo y muestra el mensaje de límite excedido </w:t>
+            </w:r>
+          </w:p>
+        </w:tc>
+        <w:tc>
+          <w:tcPr>
+            <w:tcBorders>
+              <w:top w:color="000000" w:space="0" w:sz="4" w:val="single"/>
+              <w:left w:color="000000" w:space="0" w:sz="4" w:val="single"/>
+              <w:bottom w:color="000000" w:space="0" w:sz="4" w:val="single"/>
+              <w:right w:color="000000" w:space="0" w:sz="4" w:val="single"/>
+            </w:tcBorders>
+            <w:tcMar>
+              <w:top w:w="60.0" w:type="dxa"/>
+              <w:left w:w="100.0" w:type="dxa"/>
+              <w:bottom w:w="60.0" w:type="dxa"/>
+              <w:right w:w="100.0" w:type="dxa"/>
+            </w:tcMar>
+            <w:vAlign w:val="top"/>
+          </w:tcPr>
+          <w:p>
+            <w:pPr>
+              <w:spacing w:after="20" w:line="240" w:lineRule="auto"/>
+              <w:jc w:val="both"/>
+              <w:rPr/>
+            </w:pPr>
+            <w:r>
+              <w:rPr>
+                <w:rtl w:val="0"/>
+              </w:rPr>
+              <w:t xml:space="preserve">Pendiente </w:t>
             </w:r>
           </w:p>
         </w:tc>
@@ -30893,95 +30853,101 @@
             </w:pPr>
             <w:r>
               <w:rPr>
-                <w:rtl w:val="0"/>
-              </w:rPr>
-            </w:r>
-          </w:p>
-        </w:tc>
-        <w:tc>
-          <w:tcPr>
-            <w:tcBorders>
-              <w:top w:color="000000" w:space="0" w:sz="4" w:val="single"/>
-              <w:left w:color="000000" w:space="0" w:sz="4" w:val="single"/>
-              <w:bottom w:color="000000" w:space="0" w:sz="4" w:val="single"/>
-              <w:right w:color="000000" w:space="0" w:sz="4" w:val="single"/>
-            </w:tcBorders>
-            <w:tcMar>
-              <w:top w:w="60.0" w:type="dxa"/>
-              <w:left w:w="100.0" w:type="dxa"/>
-              <w:bottom w:w="60.0" w:type="dxa"/>
-              <w:right w:w="100.0" w:type="dxa"/>
-            </w:tcMar>
-            <w:vAlign w:val="top"/>
-          </w:tcPr>
-          <w:p>
-            <w:pPr>
-              <w:spacing w:after="20" w:line="240" w:lineRule="auto"/>
-              <w:jc w:val="both"/>
-              <w:rPr/>
-            </w:pPr>
-            <w:r>
-              <w:rPr>
-                <w:rtl w:val="0"/>
-              </w:rPr>
-            </w:r>
-          </w:p>
-        </w:tc>
-        <w:tc>
-          <w:tcPr>
-            <w:tcBorders>
-              <w:top w:color="000000" w:space="0" w:sz="4" w:val="single"/>
-              <w:left w:color="000000" w:space="0" w:sz="4" w:val="single"/>
-              <w:bottom w:color="000000" w:space="0" w:sz="4" w:val="single"/>
-              <w:right w:color="000000" w:space="0" w:sz="4" w:val="single"/>
-            </w:tcBorders>
-            <w:tcMar>
-              <w:top w:w="60.0" w:type="dxa"/>
-              <w:left w:w="100.0" w:type="dxa"/>
-              <w:bottom w:w="60.0" w:type="dxa"/>
-              <w:right w:w="100.0" w:type="dxa"/>
-            </w:tcMar>
-            <w:vAlign w:val="top"/>
-          </w:tcPr>
-          <w:p>
-            <w:pPr>
-              <w:spacing w:after="20" w:line="240" w:lineRule="auto"/>
-              <w:jc w:val="both"/>
-              <w:rPr/>
-            </w:pPr>
-            <w:r>
-              <w:rPr>
-                <w:rtl w:val="0"/>
-              </w:rPr>
-            </w:r>
-          </w:p>
-        </w:tc>
-        <w:tc>
-          <w:tcPr>
-            <w:tcBorders>
-              <w:top w:color="000000" w:space="0" w:sz="4" w:val="single"/>
-              <w:left w:color="000000" w:space="0" w:sz="4" w:val="single"/>
-              <w:bottom w:color="000000" w:space="0" w:sz="4" w:val="single"/>
-              <w:right w:color="000000" w:space="0" w:sz="4" w:val="single"/>
-            </w:tcBorders>
-            <w:tcMar>
-              <w:top w:w="60.0" w:type="dxa"/>
-              <w:left w:w="100.0" w:type="dxa"/>
-              <w:bottom w:w="60.0" w:type="dxa"/>
-              <w:right w:w="100.0" w:type="dxa"/>
-            </w:tcMar>
-            <w:vAlign w:val="top"/>
-          </w:tcPr>
-          <w:p>
-            <w:pPr>
-              <w:spacing w:after="20" w:line="240" w:lineRule="auto"/>
-              <w:jc w:val="both"/>
-              <w:rPr/>
-            </w:pPr>
-            <w:r>
-              <w:rPr>
-                <w:rtl w:val="0"/>
-              </w:rPr>
+                <w:sz w:val="20"/>
+                <w:szCs w:val="20"/>
+                <w:rtl w:val="0"/>
+              </w:rPr>
+              <w:t xml:space="preserve">CP-07 </w:t>
+            </w:r>
+          </w:p>
+        </w:tc>
+        <w:tc>
+          <w:tcPr>
+            <w:tcBorders>
+              <w:top w:color="000000" w:space="0" w:sz="4" w:val="single"/>
+              <w:left w:color="000000" w:space="0" w:sz="4" w:val="single"/>
+              <w:bottom w:color="000000" w:space="0" w:sz="4" w:val="single"/>
+              <w:right w:color="000000" w:space="0" w:sz="4" w:val="single"/>
+            </w:tcBorders>
+            <w:tcMar>
+              <w:top w:w="60.0" w:type="dxa"/>
+              <w:left w:w="100.0" w:type="dxa"/>
+              <w:bottom w:w="60.0" w:type="dxa"/>
+              <w:right w:w="100.0" w:type="dxa"/>
+            </w:tcMar>
+            <w:vAlign w:val="top"/>
+          </w:tcPr>
+          <w:p>
+            <w:pPr>
+              <w:spacing w:after="20" w:line="240" w:lineRule="auto"/>
+              <w:jc w:val="both"/>
+              <w:rPr/>
+            </w:pPr>
+            <w:r>
+              <w:rPr>
+                <w:rtl w:val="0"/>
+              </w:rPr>
+              <w:t xml:space="preserve">Ingresar 0 en horasClase </w:t>
+            </w:r>
+          </w:p>
+        </w:tc>
+        <w:tc>
+          <w:tcPr>
+            <w:tcBorders>
+              <w:top w:color="000000" w:space="0" w:sz="4" w:val="single"/>
+              <w:left w:color="000000" w:space="0" w:sz="4" w:val="single"/>
+              <w:bottom w:color="000000" w:space="0" w:sz="4" w:val="single"/>
+              <w:right w:color="000000" w:space="0" w:sz="4" w:val="single"/>
+            </w:tcBorders>
+            <w:tcMar>
+              <w:top w:w="60.0" w:type="dxa"/>
+              <w:left w:w="100.0" w:type="dxa"/>
+              <w:bottom w:w="60.0" w:type="dxa"/>
+              <w:right w:w="100.0" w:type="dxa"/>
+            </w:tcMar>
+            <w:vAlign w:val="top"/>
+          </w:tcPr>
+          <w:p>
+            <w:pPr>
+              <w:spacing w:after="20" w:line="240" w:lineRule="auto"/>
+              <w:jc w:val="both"/>
+              <w:rPr/>
+            </w:pPr>
+            <w:r>
+              <w:rPr>
+                <w:rtl w:val="0"/>
+              </w:rPr>
+              <w:t xml:space="preserve">Muestra el mensaje de número mínimo (debe ser mayor o igual a 1) </w:t>
+            </w:r>
+          </w:p>
+        </w:tc>
+        <w:tc>
+          <w:tcPr>
+            <w:tcBorders>
+              <w:top w:color="000000" w:space="0" w:sz="4" w:val="single"/>
+              <w:left w:color="000000" w:space="0" w:sz="4" w:val="single"/>
+              <w:bottom w:color="000000" w:space="0" w:sz="4" w:val="single"/>
+              <w:right w:color="000000" w:space="0" w:sz="4" w:val="single"/>
+            </w:tcBorders>
+            <w:tcMar>
+              <w:top w:w="60.0" w:type="dxa"/>
+              <w:left w:w="100.0" w:type="dxa"/>
+              <w:bottom w:w="60.0" w:type="dxa"/>
+              <w:right w:w="100.0" w:type="dxa"/>
+            </w:tcMar>
+            <w:vAlign w:val="top"/>
+          </w:tcPr>
+          <w:p>
+            <w:pPr>
+              <w:spacing w:after="20" w:line="240" w:lineRule="auto"/>
+              <w:jc w:val="both"/>
+              <w:rPr/>
+            </w:pPr>
+            <w:r>
+              <w:rPr>
+                <w:rtl w:val="0"/>
+              </w:rPr>
+              <w:t xml:space="preserve">Pendiente </w:t>
             </w:r>
           </w:p>
         </w:tc>
@@ -31018,95 +30984,101 @@
             </w:pPr>
             <w:r>
               <w:rPr>
-                <w:rtl w:val="0"/>
-              </w:rPr>
-            </w:r>
-          </w:p>
-        </w:tc>
-        <w:tc>
-          <w:tcPr>
-            <w:tcBorders>
-              <w:top w:color="000000" w:space="0" w:sz="4" w:val="single"/>
-              <w:left w:color="000000" w:space="0" w:sz="4" w:val="single"/>
-              <w:bottom w:color="000000" w:space="0" w:sz="4" w:val="single"/>
-              <w:right w:color="000000" w:space="0" w:sz="4" w:val="single"/>
-            </w:tcBorders>
-            <w:tcMar>
-              <w:top w:w="60.0" w:type="dxa"/>
-              <w:left w:w="100.0" w:type="dxa"/>
-              <w:bottom w:w="60.0" w:type="dxa"/>
-              <w:right w:w="100.0" w:type="dxa"/>
-            </w:tcMar>
-            <w:vAlign w:val="top"/>
-          </w:tcPr>
-          <w:p>
-            <w:pPr>
-              <w:spacing w:after="20" w:line="240" w:lineRule="auto"/>
-              <w:jc w:val="both"/>
-              <w:rPr/>
-            </w:pPr>
-            <w:r>
-              <w:rPr>
-                <w:rtl w:val="0"/>
-              </w:rPr>
-            </w:r>
-          </w:p>
-        </w:tc>
-        <w:tc>
-          <w:tcPr>
-            <w:tcBorders>
-              <w:top w:color="000000" w:space="0" w:sz="4" w:val="single"/>
-              <w:left w:color="000000" w:space="0" w:sz="4" w:val="single"/>
-              <w:bottom w:color="000000" w:space="0" w:sz="4" w:val="single"/>
-              <w:right w:color="000000" w:space="0" w:sz="4" w:val="single"/>
-            </w:tcBorders>
-            <w:tcMar>
-              <w:top w:w="60.0" w:type="dxa"/>
-              <w:left w:w="100.0" w:type="dxa"/>
-              <w:bottom w:w="60.0" w:type="dxa"/>
-              <w:right w:w="100.0" w:type="dxa"/>
-            </w:tcMar>
-            <w:vAlign w:val="top"/>
-          </w:tcPr>
-          <w:p>
-            <w:pPr>
-              <w:spacing w:after="20" w:line="240" w:lineRule="auto"/>
-              <w:jc w:val="both"/>
-              <w:rPr/>
-            </w:pPr>
-            <w:r>
-              <w:rPr>
-                <w:rtl w:val="0"/>
-              </w:rPr>
-            </w:r>
-          </w:p>
-        </w:tc>
-        <w:tc>
-          <w:tcPr>
-            <w:tcBorders>
-              <w:top w:color="000000" w:space="0" w:sz="4" w:val="single"/>
-              <w:left w:color="000000" w:space="0" w:sz="4" w:val="single"/>
-              <w:bottom w:color="000000" w:space="0" w:sz="4" w:val="single"/>
-              <w:right w:color="000000" w:space="0" w:sz="4" w:val="single"/>
-            </w:tcBorders>
-            <w:tcMar>
-              <w:top w:w="60.0" w:type="dxa"/>
-              <w:left w:w="100.0" w:type="dxa"/>
-              <w:bottom w:w="60.0" w:type="dxa"/>
-              <w:right w:w="100.0" w:type="dxa"/>
-            </w:tcMar>
-            <w:vAlign w:val="top"/>
-          </w:tcPr>
-          <w:p>
-            <w:pPr>
-              <w:spacing w:after="20" w:line="240" w:lineRule="auto"/>
-              <w:jc w:val="both"/>
-              <w:rPr/>
-            </w:pPr>
-            <w:r>
-              <w:rPr>
-                <w:rtl w:val="0"/>
-              </w:rPr>
+                <w:sz w:val="20"/>
+                <w:szCs w:val="20"/>
+                <w:rtl w:val="0"/>
+              </w:rPr>
+              <w:t xml:space="preserve">CP-08 </w:t>
+            </w:r>
+          </w:p>
+        </w:tc>
+        <w:tc>
+          <w:tcPr>
+            <w:tcBorders>
+              <w:top w:color="000000" w:space="0" w:sz="4" w:val="single"/>
+              <w:left w:color="000000" w:space="0" w:sz="4" w:val="single"/>
+              <w:bottom w:color="000000" w:space="0" w:sz="4" w:val="single"/>
+              <w:right w:color="000000" w:space="0" w:sz="4" w:val="single"/>
+            </w:tcBorders>
+            <w:tcMar>
+              <w:top w:w="60.0" w:type="dxa"/>
+              <w:left w:w="100.0" w:type="dxa"/>
+              <w:bottom w:w="60.0" w:type="dxa"/>
+              <w:right w:w="100.0" w:type="dxa"/>
+            </w:tcMar>
+            <w:vAlign w:val="top"/>
+          </w:tcPr>
+          <w:p>
+            <w:pPr>
+              <w:spacing w:after="20" w:line="240" w:lineRule="auto"/>
+              <w:jc w:val="both"/>
+              <w:rPr/>
+            </w:pPr>
+            <w:r>
+              <w:rPr>
+                <w:rtl w:val="0"/>
+              </w:rPr>
+              <w:t xml:space="preserve">Completar correctamente todos los campos obligatorios de formUsuario y enviar </w:t>
+            </w:r>
+          </w:p>
+        </w:tc>
+        <w:tc>
+          <w:tcPr>
+            <w:tcBorders>
+              <w:top w:color="000000" w:space="0" w:sz="4" w:val="single"/>
+              <w:left w:color="000000" w:space="0" w:sz="4" w:val="single"/>
+              <w:bottom w:color="000000" w:space="0" w:sz="4" w:val="single"/>
+              <w:right w:color="000000" w:space="0" w:sz="4" w:val="single"/>
+            </w:tcBorders>
+            <w:tcMar>
+              <w:top w:w="60.0" w:type="dxa"/>
+              <w:left w:w="100.0" w:type="dxa"/>
+              <w:bottom w:w="60.0" w:type="dxa"/>
+              <w:right w:w="100.0" w:type="dxa"/>
+            </w:tcMar>
+            <w:vAlign w:val="top"/>
+          </w:tcPr>
+          <w:p>
+            <w:pPr>
+              <w:spacing w:after="20" w:line="240" w:lineRule="auto"/>
+              <w:jc w:val="both"/>
+              <w:rPr/>
+            </w:pPr>
+            <w:r>
+              <w:rPr>
+                <w:rtl w:val="0"/>
+              </w:rPr>
+              <w:t xml:space="preserve">No aparece ningún error, todos los campos quedan en verde y el formulario se envía </w:t>
+            </w:r>
+          </w:p>
+        </w:tc>
+        <w:tc>
+          <w:tcPr>
+            <w:tcBorders>
+              <w:top w:color="000000" w:space="0" w:sz="4" w:val="single"/>
+              <w:left w:color="000000" w:space="0" w:sz="4" w:val="single"/>
+              <w:bottom w:color="000000" w:space="0" w:sz="4" w:val="single"/>
+              <w:right w:color="000000" w:space="0" w:sz="4" w:val="single"/>
+            </w:tcBorders>
+            <w:tcMar>
+              <w:top w:w="60.0" w:type="dxa"/>
+              <w:left w:w="100.0" w:type="dxa"/>
+              <w:bottom w:w="60.0" w:type="dxa"/>
+              <w:right w:w="100.0" w:type="dxa"/>
+            </w:tcMar>
+            <w:vAlign w:val="top"/>
+          </w:tcPr>
+          <w:p>
+            <w:pPr>
+              <w:spacing w:after="20" w:line="240" w:lineRule="auto"/>
+              <w:jc w:val="both"/>
+              <w:rPr/>
+            </w:pPr>
+            <w:r>
+              <w:rPr>
+                <w:rtl w:val="0"/>
+              </w:rPr>
+              <w:t xml:space="preserve">Pendiente </w:t>
             </w:r>
           </w:p>
         </w:tc>
@@ -31143,95 +31115,101 @@
             </w:pPr>
             <w:r>
               <w:rPr>
-                <w:rtl w:val="0"/>
-              </w:rPr>
-            </w:r>
-          </w:p>
-        </w:tc>
-        <w:tc>
-          <w:tcPr>
-            <w:tcBorders>
-              <w:top w:color="000000" w:space="0" w:sz="4" w:val="single"/>
-              <w:left w:color="000000" w:space="0" w:sz="4" w:val="single"/>
-              <w:bottom w:color="000000" w:space="0" w:sz="4" w:val="single"/>
-              <w:right w:color="000000" w:space="0" w:sz="4" w:val="single"/>
-            </w:tcBorders>
-            <w:tcMar>
-              <w:top w:w="60.0" w:type="dxa"/>
-              <w:left w:w="100.0" w:type="dxa"/>
-              <w:bottom w:w="60.0" w:type="dxa"/>
-              <w:right w:w="100.0" w:type="dxa"/>
-            </w:tcMar>
-            <w:vAlign w:val="top"/>
-          </w:tcPr>
-          <w:p>
-            <w:pPr>
-              <w:spacing w:after="20" w:line="240" w:lineRule="auto"/>
-              <w:jc w:val="both"/>
-              <w:rPr/>
-            </w:pPr>
-            <w:r>
-              <w:rPr>
-                <w:rtl w:val="0"/>
-              </w:rPr>
-            </w:r>
-          </w:p>
-        </w:tc>
-        <w:tc>
-          <w:tcPr>
-            <w:tcBorders>
-              <w:top w:color="000000" w:space="0" w:sz="4" w:val="single"/>
-              <w:left w:color="000000" w:space="0" w:sz="4" w:val="single"/>
-              <w:bottom w:color="000000" w:space="0" w:sz="4" w:val="single"/>
-              <w:right w:color="000000" w:space="0" w:sz="4" w:val="single"/>
-            </w:tcBorders>
-            <w:tcMar>
-              <w:top w:w="60.0" w:type="dxa"/>
-              <w:left w:w="100.0" w:type="dxa"/>
-              <w:bottom w:w="60.0" w:type="dxa"/>
-              <w:right w:w="100.0" w:type="dxa"/>
-            </w:tcMar>
-            <w:vAlign w:val="top"/>
-          </w:tcPr>
-          <w:p>
-            <w:pPr>
-              <w:spacing w:after="20" w:line="240" w:lineRule="auto"/>
-              <w:jc w:val="both"/>
-              <w:rPr/>
-            </w:pPr>
-            <w:r>
-              <w:rPr>
-                <w:rtl w:val="0"/>
-              </w:rPr>
-            </w:r>
-          </w:p>
-        </w:tc>
-        <w:tc>
-          <w:tcPr>
-            <w:tcBorders>
-              <w:top w:color="000000" w:space="0" w:sz="4" w:val="single"/>
-              <w:left w:color="000000" w:space="0" w:sz="4" w:val="single"/>
-              <w:bottom w:color="000000" w:space="0" w:sz="4" w:val="single"/>
-              <w:right w:color="000000" w:space="0" w:sz="4" w:val="single"/>
-            </w:tcBorders>
-            <w:tcMar>
-              <w:top w:w="60.0" w:type="dxa"/>
-              <w:left w:w="100.0" w:type="dxa"/>
-              <w:bottom w:w="60.0" w:type="dxa"/>
-              <w:right w:w="100.0" w:type="dxa"/>
-            </w:tcMar>
-            <w:vAlign w:val="top"/>
-          </w:tcPr>
-          <w:p>
-            <w:pPr>
-              <w:spacing w:after="20" w:line="240" w:lineRule="auto"/>
-              <w:jc w:val="both"/>
-              <w:rPr/>
-            </w:pPr>
-            <w:r>
-              <w:rPr>
-                <w:rtl w:val="0"/>
-              </w:rPr>
+                <w:sz w:val="20"/>
+                <w:szCs w:val="20"/>
+                <w:rtl w:val="0"/>
+              </w:rPr>
+              <w:t xml:space="preserve">CP-09 </w:t>
+            </w:r>
+          </w:p>
+        </w:tc>
+        <w:tc>
+          <w:tcPr>
+            <w:tcBorders>
+              <w:top w:color="000000" w:space="0" w:sz="4" w:val="single"/>
+              <w:left w:color="000000" w:space="0" w:sz="4" w:val="single"/>
+              <w:bottom w:color="000000" w:space="0" w:sz="4" w:val="single"/>
+              <w:right w:color="000000" w:space="0" w:sz="4" w:val="single"/>
+            </w:tcBorders>
+            <w:tcMar>
+              <w:top w:w="60.0" w:type="dxa"/>
+              <w:left w:w="100.0" w:type="dxa"/>
+              <w:bottom w:w="60.0" w:type="dxa"/>
+              <w:right w:w="100.0" w:type="dxa"/>
+            </w:tcMar>
+            <w:vAlign w:val="top"/>
+          </w:tcPr>
+          <w:p>
+            <w:pPr>
+              <w:spacing w:after="20" w:line="240" w:lineRule="auto"/>
+              <w:jc w:val="both"/>
+              <w:rPr/>
+            </w:pPr>
+            <w:r>
+              <w:rPr>
+                <w:rtl w:val="0"/>
+              </w:rPr>
+              <w:t xml:space="preserve">Dejar un campo obligatorio vacío y hacer clic en "Enviar" </w:t>
+            </w:r>
+          </w:p>
+        </w:tc>
+        <w:tc>
+          <w:tcPr>
+            <w:tcBorders>
+              <w:top w:color="000000" w:space="0" w:sz="4" w:val="single"/>
+              <w:left w:color="000000" w:space="0" w:sz="4" w:val="single"/>
+              <w:bottom w:color="000000" w:space="0" w:sz="4" w:val="single"/>
+              <w:right w:color="000000" w:space="0" w:sz="4" w:val="single"/>
+            </w:tcBorders>
+            <w:tcMar>
+              <w:top w:w="60.0" w:type="dxa"/>
+              <w:left w:w="100.0" w:type="dxa"/>
+              <w:bottom w:w="60.0" w:type="dxa"/>
+              <w:right w:w="100.0" w:type="dxa"/>
+            </w:tcMar>
+            <w:vAlign w:val="top"/>
+          </w:tcPr>
+          <w:p>
+            <w:pPr>
+              <w:spacing w:after="20" w:line="240" w:lineRule="auto"/>
+              <w:jc w:val="both"/>
+              <w:rPr/>
+            </w:pPr>
+            <w:r>
+              <w:rPr>
+                <w:rtl w:val="0"/>
+              </w:rPr>
+              <w:t xml:space="preserve">El envío se cancela y el foco se mueve al primer campo con error </w:t>
+            </w:r>
+          </w:p>
+        </w:tc>
+        <w:tc>
+          <w:tcPr>
+            <w:tcBorders>
+              <w:top w:color="000000" w:space="0" w:sz="4" w:val="single"/>
+              <w:left w:color="000000" w:space="0" w:sz="4" w:val="single"/>
+              <w:bottom w:color="000000" w:space="0" w:sz="4" w:val="single"/>
+              <w:right w:color="000000" w:space="0" w:sz="4" w:val="single"/>
+            </w:tcBorders>
+            <w:tcMar>
+              <w:top w:w="60.0" w:type="dxa"/>
+              <w:left w:w="100.0" w:type="dxa"/>
+              <w:bottom w:w="60.0" w:type="dxa"/>
+              <w:right w:w="100.0" w:type="dxa"/>
+            </w:tcMar>
+            <w:vAlign w:val="top"/>
+          </w:tcPr>
+          <w:p>
+            <w:pPr>
+              <w:spacing w:after="20" w:line="240" w:lineRule="auto"/>
+              <w:jc w:val="both"/>
+              <w:rPr/>
+            </w:pPr>
+            <w:r>
+              <w:rPr>
+                <w:rtl w:val="0"/>
+              </w:rPr>
+              <w:t xml:space="preserve">Pendiente </w:t>
             </w:r>
           </w:p>
         </w:tc>
@@ -32039,7 +32017,8 @@
           <w:between w:color="auto" w:space="0" w:sz="0" w:val="none"/>
         </w:pBdr>
         <w:shd w:fill="ffffff" w:val="clear"/>
-        <w:spacing w:after="120" w:before="360" w:lineRule="auto"/>
+        <w:spacing w:after="120" w:before="360" w:line="360" w:lineRule="auto"/>
+        <w:jc w:val="both"/>
         <w:rPr>
           <w:b w:val="1"/>
           <w:bCs w:val="1"/>
@@ -32064,6 +32043,8 @@
           <w:between w:color="auto" w:space="0" w:sz="0" w:val="none"/>
         </w:pBdr>
         <w:shd w:fill="ffffff" w:val="clear"/>
+        <w:spacing w:line="360" w:lineRule="auto"/>
+        <w:jc w:val="both"/>
         <w:rPr/>
       </w:pPr>
       <w:r>
@@ -32083,7 +32064,8 @@
           <w:between w:color="auto" w:space="0" w:sz="0" w:val="none"/>
         </w:pBdr>
         <w:shd w:fill="ffffff" w:val="clear"/>
-        <w:spacing w:after="120" w:before="360" w:lineRule="auto"/>
+        <w:spacing w:after="120" w:before="360" w:line="360" w:lineRule="auto"/>
+        <w:jc w:val="both"/>
         <w:rPr>
           <w:b w:val="1"/>
           <w:bCs w:val="1"/>
@@ -32108,6 +32090,8 @@
           <w:between w:color="auto" w:space="0" w:sz="0" w:val="none"/>
         </w:pBdr>
         <w:shd w:fill="ffffff" w:val="clear"/>
+        <w:spacing w:line="360" w:lineRule="auto"/>
+        <w:jc w:val="both"/>
         <w:rPr/>
       </w:pPr>
       <w:r>

--- a/documentos/Documento_Diseno_Iteracion_1_Grupo_4.docx
+++ b/documentos/Documento_Diseno_Iteracion_1_Grupo_4.docx
@@ -14,12 +14,12 @@
           <wp:inline distB="0" distT="0" distL="0" distR="0">
             <wp:extent cx="1809750" cy="876300"/>
             <wp:effectExtent b="0" l="0" r="0" t="0"/>
-            <wp:docPr descr="Logo Universidad CENFOTEC" id="11" name="image5.png"/>
+            <wp:docPr descr="Logo Universidad CENFOTEC" id="11" name="image3.png"/>
             <a:graphic>
               <a:graphicData uri="http://schemas.openxmlformats.org/drawingml/2006/picture">
                 <pic:pic>
                   <pic:nvPicPr>
-                    <pic:cNvPr descr="Logo Universidad CENFOTEC" id="0" name="image5.png"/>
+                    <pic:cNvPr descr="Logo Universidad CENFOTEC" id="0" name="image3.png"/>
                     <pic:cNvPicPr preferRelativeResize="0"/>
                   </pic:nvPicPr>
                   <pic:blipFill>
@@ -286,7 +286,7 @@
     </w:p>
     <w:sdt>
       <w:sdtPr>
-        <w:id w:val="-771773304"/>
+        <w:id w:val="613378341"/>
         <w:docPartObj>
           <w:docPartGallery w:val="Table of Contents"/>
           <w:docPartUnique w:val="1"/>
@@ -5612,12 +5612,12 @@
           <wp:inline distB="0" distT="0" distL="0" distR="0">
             <wp:extent cx="5619750" cy="3467100"/>
             <wp:effectExtent b="0" l="0" r="0" t="0"/>
-            <wp:docPr descr="Página de inicio de sesión (index.html)" id="7" name="image2.png"/>
+            <wp:docPr descr="Página de inicio de sesión (index.html)" id="7" name="image1.png"/>
             <a:graphic>
               <a:graphicData uri="http://schemas.openxmlformats.org/drawingml/2006/picture">
                 <pic:pic>
                   <pic:nvPicPr>
-                    <pic:cNvPr descr="Página de inicio de sesión (index.html)" id="0" name="image2.png"/>
+                    <pic:cNvPr descr="Página de inicio de sesión (index.html)" id="0" name="image1.png"/>
                     <pic:cNvPicPr preferRelativeResize="0"/>
                   </pic:nvPicPr>
                   <pic:blipFill>
@@ -5732,12 +5732,12 @@
           <wp:inline distB="0" distT="0" distL="0" distR="0">
             <wp:extent cx="5619750" cy="3286125"/>
             <wp:effectExtent b="0" l="0" r="0" t="0"/>
-            <wp:docPr descr="Panel de inicio (inicio.html)" id="1" name="image12.png"/>
+            <wp:docPr descr="Panel de inicio (inicio.html)" id="1" name="image7.png"/>
             <a:graphic>
               <a:graphicData uri="http://schemas.openxmlformats.org/drawingml/2006/picture">
                 <pic:pic>
                   <pic:nvPicPr>
-                    <pic:cNvPr descr="Panel de inicio (inicio.html)" id="0" name="image12.png"/>
+                    <pic:cNvPr descr="Panel de inicio (inicio.html)" id="0" name="image7.png"/>
                     <pic:cNvPicPr preferRelativeResize="0"/>
                   </pic:nvPicPr>
                   <pic:blipFill>
@@ -5852,12 +5852,12 @@
           <wp:inline distB="0" distT="0" distL="0" distR="0">
             <wp:extent cx="5619750" cy="4781550"/>
             <wp:effectExtent b="0" l="0" r="0" t="0"/>
-            <wp:docPr descr="Gestión de usuarios (usuarios.html)" id="4" name="image9.png"/>
+            <wp:docPr descr="Gestión de usuarios (usuarios.html)" id="4" name="image4.png"/>
             <a:graphic>
               <a:graphicData uri="http://schemas.openxmlformats.org/drawingml/2006/picture">
                 <pic:pic>
                   <pic:nvPicPr>
-                    <pic:cNvPr descr="Gestión de usuarios (usuarios.html)" id="0" name="image9.png"/>
+                    <pic:cNvPr descr="Gestión de usuarios (usuarios.html)" id="0" name="image4.png"/>
                     <pic:cNvPicPr preferRelativeResize="0"/>
                   </pic:nvPicPr>
                   <pic:blipFill>
@@ -5972,12 +5972,12 @@
           <wp:inline distB="0" distT="0" distL="0" distR="0">
             <wp:extent cx="5619750" cy="3552825"/>
             <wp:effectExtent b="0" l="0" r="0" t="0"/>
-            <wp:docPr descr="Perfil del usuario (perfil.html)" id="2" name="image4.png"/>
+            <wp:docPr descr="Perfil del usuario (perfil.html)" id="2" name="image11.png"/>
             <a:graphic>
               <a:graphicData uri="http://schemas.openxmlformats.org/drawingml/2006/picture">
                 <pic:pic>
                   <pic:nvPicPr>
-                    <pic:cNvPr descr="Perfil del usuario (perfil.html)" id="0" name="image4.png"/>
+                    <pic:cNvPr descr="Perfil del usuario (perfil.html)" id="0" name="image11.png"/>
                     <pic:cNvPicPr preferRelativeResize="0"/>
                   </pic:nvPicPr>
                   <pic:blipFill>
@@ -6092,12 +6092,12 @@
           <wp:inline distB="0" distT="0" distL="0" distR="0">
             <wp:extent cx="5619750" cy="3638550"/>
             <wp:effectExtent b="0" l="0" r="0" t="0"/>
-            <wp:docPr descr="Gestión de catálogos (catalogos.html)" id="10" name="image10.png"/>
+            <wp:docPr descr="Gestión de catálogos (catalogos.html)" id="10" name="image6.png"/>
             <a:graphic>
               <a:graphicData uri="http://schemas.openxmlformats.org/drawingml/2006/picture">
                 <pic:pic>
                   <pic:nvPicPr>
-                    <pic:cNvPr descr="Gestión de catálogos (catalogos.html)" id="0" name="image10.png"/>
+                    <pic:cNvPr descr="Gestión de catálogos (catalogos.html)" id="0" name="image6.png"/>
                     <pic:cNvPicPr preferRelativeResize="0"/>
                   </pic:nvPicPr>
                   <pic:blipFill>
@@ -6212,12 +6212,12 @@
           <wp:inline distB="0" distT="0" distL="0" distR="0">
             <wp:extent cx="5619750" cy="5562600"/>
             <wp:effectExtent b="0" l="0" r="0" t="0"/>
-            <wp:docPr descr="Formulario del curso, parte 1 de 2 (curso-formulario.html)" id="9" name="image3.png"/>
+            <wp:docPr descr="Formulario del curso, parte 1 de 2 (curso-formulario.html)" id="9" name="image8.png"/>
             <a:graphic>
               <a:graphicData uri="http://schemas.openxmlformats.org/drawingml/2006/picture">
                 <pic:pic>
                   <pic:nvPicPr>
-                    <pic:cNvPr descr="Formulario del curso, parte 1 de 2 (curso-formulario.html)" id="0" name="image3.png"/>
+                    <pic:cNvPr descr="Formulario del curso, parte 1 de 2 (curso-formulario.html)" id="0" name="image8.png"/>
                     <pic:cNvPicPr preferRelativeResize="0"/>
                   </pic:nvPicPr>
                   <pic:blipFill>
@@ -6332,12 +6332,12 @@
           <wp:inline distB="0" distT="0" distL="0" distR="0">
             <wp:extent cx="5619750" cy="6200775"/>
             <wp:effectExtent b="0" l="0" r="0" t="0"/>
-            <wp:docPr descr="Formulario del curso, parte 2 de 2 (curso-formulario.html)" id="3" name="image1.png"/>
+            <wp:docPr descr="Formulario del curso, parte 2 de 2 (curso-formulario.html)" id="3" name="image10.png"/>
             <a:graphic>
               <a:graphicData uri="http://schemas.openxmlformats.org/drawingml/2006/picture">
                 <pic:pic>
                   <pic:nvPicPr>
-                    <pic:cNvPr descr="Formulario del curso, parte 2 de 2 (curso-formulario.html)" id="0" name="image1.png"/>
+                    <pic:cNvPr descr="Formulario del curso, parte 2 de 2 (curso-formulario.html)" id="0" name="image10.png"/>
                     <pic:cNvPicPr preferRelativeResize="0"/>
                   </pic:nvPicPr>
                   <pic:blipFill>
@@ -6452,12 +6452,12 @@
           <wp:inline distB="0" distT="0" distL="0" distR="0">
             <wp:extent cx="5619750" cy="2933700"/>
             <wp:effectExtent b="0" l="0" r="0" t="0"/>
-            <wp:docPr descr="Lista de cursos con filtros (cursos.html)" id="8" name="image7.png"/>
+            <wp:docPr descr="Lista de cursos con filtros (cursos.html)" id="8" name="image2.png"/>
             <a:graphic>
               <a:graphicData uri="http://schemas.openxmlformats.org/drawingml/2006/picture">
                 <pic:pic>
                   <pic:nvPicPr>
-                    <pic:cNvPr descr="Lista de cursos con filtros (cursos.html)" id="0" name="image7.png"/>
+                    <pic:cNvPr descr="Lista de cursos con filtros (cursos.html)" id="0" name="image2.png"/>
                     <pic:cNvPicPr preferRelativeResize="0"/>
                   </pic:nvPicPr>
                   <pic:blipFill>
@@ -6572,12 +6572,12 @@
           <wp:inline distB="0" distT="0" distL="0" distR="0">
             <wp:extent cx="5619750" cy="3771900"/>
             <wp:effectExtent b="0" l="0" r="0" t="0"/>
-            <wp:docPr descr="Detalle del curso (curso-detalle.html)" id="12" name="image6.png"/>
+            <wp:docPr descr="Detalle del curso (curso-detalle.html)" id="12" name="image12.png"/>
             <a:graphic>
               <a:graphicData uri="http://schemas.openxmlformats.org/drawingml/2006/picture">
                 <pic:pic>
                   <pic:nvPicPr>
-                    <pic:cNvPr descr="Detalle del curso (curso-detalle.html)" id="0" name="image6.png"/>
+                    <pic:cNvPr descr="Detalle del curso (curso-detalle.html)" id="0" name="image12.png"/>
                     <pic:cNvPicPr preferRelativeResize="0"/>
                   </pic:nvPicPr>
                   <pic:blipFill>
@@ -6692,12 +6692,12 @@
           <wp:inline distB="0" distT="0" distL="0" distR="0">
             <wp:extent cx="5619750" cy="4248150"/>
             <wp:effectExtent b="0" l="0" r="0" t="0"/>
-            <wp:docPr descr="Bandeja de revisión (revision.html)" id="6" name="image11.png"/>
+            <wp:docPr descr="Bandeja de revisión (revision.html)" id="6" name="image9.png"/>
             <a:graphic>
               <a:graphicData uri="http://schemas.openxmlformats.org/drawingml/2006/picture">
                 <pic:pic>
                   <pic:nvPicPr>
-                    <pic:cNvPr descr="Bandeja de revisión (revision.html)" id="0" name="image11.png"/>
+                    <pic:cNvPr descr="Bandeja de revisión (revision.html)" id="0" name="image9.png"/>
                     <pic:cNvPicPr preferRelativeResize="0"/>
                   </pic:nvPicPr>
                   <pic:blipFill>
@@ -6812,12 +6812,12 @@
           <wp:inline distB="0" distT="0" distL="0" distR="0">
             <wp:extent cx="4476750" cy="4295775"/>
             <wp:effectExtent b="0" l="0" r="0" t="0"/>
-            <wp:docPr descr="Vista en dispositivo móvil (inicio.html y curso-formulario.html)" id="5" name="image8.png"/>
+            <wp:docPr descr="Vista en dispositivo móvil (inicio.html y curso-formulario.html)" id="5" name="image5.png"/>
             <a:graphic>
               <a:graphicData uri="http://schemas.openxmlformats.org/drawingml/2006/picture">
                 <pic:pic>
                   <pic:nvPicPr>
-                    <pic:cNvPr descr="Vista en dispositivo móvil (inicio.html y curso-formulario.html)" id="0" name="image8.png"/>
+                    <pic:cNvPr descr="Vista en dispositivo móvil (inicio.html y curso-formulario.html)" id="0" name="image5.png"/>
                     <pic:cNvPicPr preferRelativeResize="0"/>
                   </pic:nvPicPr>
                   <pic:blipFill>
